--- a/Output/Prakash Abitkar/extracted_links_Prakash Abitkar_News_Content.docx
+++ b/Output/Prakash Abitkar/extracted_links_Prakash Abitkar_News_Content.docx
@@ -123,7 +123,7 @@
     </w:p>
     <w:p>
       <w:r>
-        <w:t>Content: दिल्ली delhi ETV Bharat / bharat By ETV Bharat Hindi Team Published : September 6, 2025 at 2:24 PM IST कोल्हापुर : महाराष्ट्र के कोल्हापुर में कुछ मंडलों ने हमेशा से ही गणेशोत्सव को अलग तरीके से मनाने की परंपरा को संरक्षित किया है. इसी कड़ी में बप्पा को एक किलो सोने के हार चढ़ाया गया. इसकी कीमत लगभग एक करोड़ रुपये बताई गई है. शहर के शाहूपुरी थर्ड स्ट्रीट स्थित शिवतेज मित्र मंडल ने भी इस वर्ष गणेशोत्सव में ऐसा ही अनूठा संकल्प पूरा किया. मंडल ने अपने गणपति बप्पा के लिए एक किलो सोने का हार तैयार कराया. इस सोने के हार चढ़ाने की रस्म ने इस साल के गणेशोत्सव को शहर में ऐतिहासिक बना दिया. लगभग एक करोड़ रुपये मूल्य का यह सोने का हार भक्तों से प्राप्त दान और मन्नतों से बनाया गया है. यह सोने का हार भेंट समारोह राज्य के उद्योग और मराठी भाषा मंत्री उदय सामंत के तत्वावधान में आयोजित किया गया था. इस अवसर पर जनस्वास्थ्य मंत्री एवं कोल्हापुर पालकमंत्री प्रकाश आबिटकर, शिवसेना शिंदे पार्टी के संगठक सत्यजीत कदम, विधायक अमल महाडिक, पूर्व सांसद संजय मंडलिक सहित हजारों श्रद्धालु उपस्थित थे. इस दौरान पूरा मंडल परिसर भक्तिमय वातावरण से ओतप्रोत था. श्रद्धालुओं के सामूहिक संकल्प बोर्ड के अध्यक्ष मोहित खोत ने कहा, "यह संकल्प श्रद्धालुओं की सामूहिक आस्था के माध्यम से उनकी मनोकामना पूरी होने के बाद साकार हुआ है. ऐसी मान्यता है कि नवसा में पधारे शिवतेज गणेश भक्तों के जीवन में सफलता और खुशियां लेकर आते हैं. स्वर्ण हार अर्पण समारोह ने इस आस्था को एक भव्य रूप दिया है.” 35 वर्षों की परंपरा और सामाजिक कार्य से शिवतेज मंडल ने गणेशोत्सव के दौरान विभिन्न जीवंत और आकर्षक दृश्य निर्मित कर शहर में ख्याति अर्जित की है. बोर्ड ने ‘एकात्मतेची पालकी’ के दृश्य के माध्यम से हिंदू-मुस्लिम-सिख-ईसाई एकता का संदेश दिया था, जबकि श्रद्धालुओं ने भी ‘गरुड़ लेणी’ पहल पर सहज प्रतिक्रिया व्यक्त की थी. इसके अलावा, उन्होंने लगातार सात वर्षों तक एंबुलेंस सेवाएं प्रदान की हैं और बोर्ड ने सामाजिक सेवा गतिविधियों के लिए अपनी अलग पहचान बनाई है. बोर्ड के सदस्य महेश पोवार ने कहा, “सुवर्णहारा अर्पण समारोह भक्तों की भक्ति और एकता का साक्षी है. हम प्रार्थना करते हैं कि प्रभु की कृपा से सभी की मनोकामनाएं पूर्ण हों.'' इस बीच, कोल्हापुर में इस सुवर्णहार अर्पण समारोह ने न केवल धार्मिक आस्था को, बल्कि सामूहिक एकता और भक्ति को भी एक अलग गौरव प्रदान किया है. ये भी पढ़ें- गणेश लड्डू की नीलामी, 51 लाख रुपये लगी कीमत For All Latest Updates TAGGED: 'कर्ज और दिहाड़ी से चला रहे परिवार...'; DTC बस मार्शलों का छलका दर्द! 10,792 कर्मचारियों की नौकरी बहाल नहीं! नव निर्वाचित उपराष्ट्रपति सी.पी. राधाकृष्णन से दिल्ली विधानसभा अध्यक्ष ने की मुलाकात, नए कार्यों से कराया अवगत प्रेम उत्सव 2025: दिल्ली के मंडी हाउस में सजी रंगमंच की दुनिया, कलाकारों ने मुंशी प्रेमचंद की कहानियों में भरी जान त्योहारों पर ट्रेनों का सफर बने और सुरक्षित, रेलवे ने की सुरक्षा मानकों की समीक्षा कहां फंसा पेंच... सीट शेयरिंग को लेकर राजद और कांग्रेस में नहीं बन रही बात! राहुल गांधी ने दी ये सलाह भारत-अमेरिका घनिष्ठ मित्र और स्वाभाविक साझेदार, ट्रंप के 'सबसे अच्छे दोस्त' पर पीएम मोदी की प्रतिक्रिया iPhone 17 सीरीज हुई लॉन्च, जानें चारों नए आईफोन्स में क्या है खास और कीमत एशिया कप 2025: आज भारत और यूएई के बीच होगा मुकाबला, पिच रिपोर्ट के साथ जानें हेड टू हेड रिकॉर्ड और संभावित प्लेइंग-11 अक्षय कुमार फैन फेस्ट, एक्टर ने बर्थडे विश करने पर फैंस को दिल से कहा थैंक्यू, बोले- पत्नी से पहले हैं आप Copyright © 2025 Ushodaya Enterprises Pvt. Ltd., All Rights Reserved.</w:t>
+        <w:t>Content: दिल्ली delhi ETV Bharat / bharat By ETV Bharat Hindi Team Published : September 6, 2025 at 2:24 PM IST कोल्हापुर : महाराष्ट्र के कोल्हापुर में कुछ मंडलों ने हमेशा से ही गणेशोत्सव को अलग तरीके से मनाने की परंपरा को संरक्षित किया है. इसी कड़ी में बप्पा को एक किलो सोने के हार चढ़ाया गया. इसकी कीमत लगभग एक करोड़ रुपये बताई गई है. शहर के शाहूपुरी थर्ड स्ट्रीट स्थित शिवतेज मित्र मंडल ने भी इस वर्ष गणेशोत्सव में ऐसा ही अनूठा संकल्प पूरा किया. मंडल ने अपने गणपति बप्पा के लिए एक किलो सोने का हार तैयार कराया. इस सोने के हार चढ़ाने की रस्म ने इस साल के गणेशोत्सव को शहर में ऐतिहासिक बना दिया. लगभग एक करोड़ रुपये मूल्य का यह सोने का हार भक्तों से प्राप्त दान और मन्नतों से बनाया गया है. यह सोने का हार भेंट समारोह राज्य के उद्योग और मराठी भाषा मंत्री उदय सामंत के तत्वावधान में आयोजित किया गया था. इस अवसर पर जनस्वास्थ्य मंत्री एवं कोल्हापुर पालकमंत्री प्रकाश आबिटकर, शिवसेना शिंदे पार्टी के संगठक सत्यजीत कदम, विधायक अमल महाडिक, पूर्व सांसद संजय मंडलिक सहित हजारों श्रद्धालु उपस्थित थे. इस दौरान पूरा मंडल परिसर भक्तिमय वातावरण से ओतप्रोत था. श्रद्धालुओं के सामूहिक संकल्प बोर्ड के अध्यक्ष मोहित खोत ने कहा, "यह संकल्प श्रद्धालुओं की सामूहिक आस्था के माध्यम से उनकी मनोकामना पूरी होने के बाद साकार हुआ है. ऐसी मान्यता है कि नवसा में पधारे शिवतेज गणेश भक्तों के जीवन में सफलता और खुशियां लेकर आते हैं. स्वर्ण हार अर्पण समारोह ने इस आस्था को एक भव्य रूप दिया है.” 35 वर्षों की परंपरा और सामाजिक कार्य से शिवतेज मंडल ने गणेशोत्सव के दौरान विभिन्न जीवंत और आकर्षक दृश्य निर्मित कर शहर में ख्याति अर्जित की है. बोर्ड ने ‘एकात्मतेची पालकी’ के दृश्य के माध्यम से हिंदू-मुस्लिम-सिख-ईसाई एकता का संदेश दिया था, जबकि श्रद्धालुओं ने भी ‘गरुड़ लेणी’ पहल पर सहज प्रतिक्रिया व्यक्त की थी. इसके अलावा, उन्होंने लगातार सात वर्षों तक एंबुलेंस सेवाएं प्रदान की हैं और बोर्ड ने सामाजिक सेवा गतिविधियों के लिए अपनी अलग पहचान बनाई है. बोर्ड के सदस्य महेश पोवार ने कहा, “सुवर्णहारा अर्पण समारोह भक्तों की भक्ति और एकता का साक्षी है. हम प्रार्थना करते हैं कि प्रभु की कृपा से सभी की मनोकामनाएं पूर्ण हों.'' इस बीच, कोल्हापुर में इस सुवर्णहार अर्पण समारोह ने न केवल धार्मिक आस्था को, बल्कि सामूहिक एकता और भक्ति को भी एक अलग गौरव प्रदान किया है. ये भी पढ़ें- गणेश लड्डू की नीलामी, 51 लाख रुपये लगी कीमत For All Latest Updates TAGGED: नेपाल संकट का भारत में असर, दार्जिलिंग में व्यापार प्रभावित, कारोबारियों को भारी नुकसान गौतम अडानी के अमेरिकी धोखाधड़ी मामले को सुलझाने की कोशिशें ठप, भारत-अमेरिका तनाव के बीच अटकी राह राहुल गांधी को जूनागढ़ के सोरठिया परिवार ने चाय पीने का न्योता दिया महासंकट में हैं फिलीपींस के पुगाड द्वीप के लोग, डूब रहा है ये आइलैंड PM मोदी के जन्मदिन पर दिल्ली सरकार करेगी सेवा पखवाड़े की शुरुआत, गृह मंत्री अमित शाह करेंगे उदघाटन दिल्ली में अपने घर का सपना होगा पूरा ! DDA लाया जन साधारण आवास योजना-2025, नवरात्रों से शुरू होगी बुकिंग एशिया कप 2025: बांग्लादेश और हांगकांग में आज होगी जंग, जानिए मैच से जुड़ी हर छोटी बड़ी डिटेल्स सेंसेक्स मामूली बढ़त के साथ खुला, निफ्टी 25,000 के पास मिक्स्ड ग्लोबल संकेतों के बीच फिच ने बढ़ाई इंडिया की रेटिंग, भारत के जीडीपी ग्रोथ को सराहा, 2026 के लिए 6.9% की वृद्धि अनुमान Copyright © 2025 Ushodaya Enterprises Pvt. Ltd., All Rights Reserved.</w:t>
       </w:r>
     </w:p>
     <w:p>
@@ -198,7 +198,7 @@
     </w:p>
     <w:p>
       <w:r>
-        <w:t>Title: Gokul | ‘गोकुळ’मधील जाजम, घड्याळ भेटवस्तू प्रकरणी आबिटकर, मुश्रीफ, पाटील, नरके, कोरे गप्प का?</w:t>
+        <w:t>Title: Tanaji Sawant News : तानाजी सावंतांनी काढलेल्या 'त्या' जीआरमध्ये बदल होणार; काय आहे प्रकरण?</w:t>
       </w:r>
     </w:p>
     <w:p>
@@ -206,37 +206,6 @@
         <w:t xml:space="preserve">URL: </w:t>
       </w:r>
       <w:hyperlink r:id="rId15">
-        <w:r>
-          <w:rPr>
-            <w:color w:val="0000FF"/>
-          </w:rPr>
-          <w:t>https://pudhari.news/maharashtra/kolhapur/gokul-gift-scam-why-are-abhitkar-mushrif-patil-narke-kore-silent-ap84</w:t>
-        </w:r>
-      </w:hyperlink>
-    </w:p>
-    <w:p>
-      <w:r>
-        <w:t>Content: कोल्हापूर : निविदा न काढता ‘गोकुळ’च्या संचालक मंडळाने कोटेशनने 3 कोटी 74 लाखांची खरेदी करून दूध संस्थांना जाजम व घड्याळ या भेटवस्तू दिल्या आहेत. खरेदी व्यवहारात सुमारे दोन कोटींचा ढपला पाडण्यात आला आहे, असा आरोप करून याप्रकरणी गोकुळचे नेते पालकमंत्री प्रकाश आबिटकर, मंत्री हसन मुश्रीफ, आ. सतेज पाटील, आ. चंद्रदीप नरके व आ. विनय कोरे गप्प का? असा सवाल शिवसेना ठाकरे गटाचे उपनेते संजय पवार, सहसंपर्कप्रमुख विजय देवणे व उपजिल्हाप्रमुख अवधूत साळोखे यांनी पत्रकार परिषदेत केला. दूध संस्थांसाठी जाजम व घड्याळाची केलेली खरेदी बेकायदेशीर आहे. त्यात आर्थिक घोटाळा झाला आहे. नेत्यांच्या आशीर्वादानेच ही खरेदी झाली आहे. दूध उत्पादक शेतकर्‍यांच्या घामाच्या पैशांचा दुरुपयोग करून डल्ला मारला आहे. गोकुळ आता राजकीय अड्डा बनला आहे. त्यामुळेच मेडिटेशनसाठी सहकुटुंब फाईव्ह स्टार हॉटेलमध्ये गोवा सहल, पशुखाद्य घोटाळा, जाजम व घड्याळ खरेदी, वासाचे दूध इत्यादी मार्गाने या गोकुळच्या हंडीतील लोणी खाण्याचे काम सुरू असल्याने शेतकर्‍यांचे नुकसान होत आहे. पत्रकार परिषदेस मंजित माने व स्मिता मांडरे उपस्थित होते. ‘गोकुळ’च्या संचालिका शौमिका महाडिक यांनी गेली चार वर्षे सत्ताधार्‍यांविरू द्ध रान उठवले, अनेक प्रश्न उपस्थित केले. परंतु, आता गोकुळची निवडणूक होऊ घातली आहे. आता महाडिक या सत्ताधारी बाकावर बसणार आहेत. मग महाडिक आता सभासदांच्या बाजूने की, सत्ताधार्‍यांच्या बाजूने? असा प्रश्नही पवार, देवणे यांनी उपस्थित केला. दरम्यान, गेली निवडणूक वासाचे दूध, टँकरची टक्केवारी आदींसह विविध प्रश्नांवर गाजविणारे मंत्री मुश्रीफ, आ. पाटील आदींसह इतर नेतेमंडळी आता त्याबाबत का बोलत नाहीत? अशी विचारणाही त्यांनी केली. 'Pudhari' is excited to announce the relaunch of its Android and iOS apps. Stay updated with the latest news at your fingertips. Android and iOS Download now and stay updated, anytime, anywhere. Pudhari Publications Private Limited</w:t>
-      </w:r>
-    </w:p>
-    <w:p>
-      <w:pPr>
-        <w:pStyle w:val="Heading3"/>
-      </w:pPr>
-      <w:r>
-        <w:t>Article 8</w:t>
-      </w:r>
-    </w:p>
-    <w:p>
-      <w:r>
-        <w:t>Title: Tanaji Sawant News : तानाजी सावंतांनी काढलेल्या 'त्या' जीआरमध्ये बदल होणार; काय आहे प्रकरण?</w:t>
-      </w:r>
-    </w:p>
-    <w:p>
-      <w:r>
-        <w:t xml:space="preserve">URL: </w:t>
-      </w:r>
-      <w:hyperlink r:id="rId16">
         <w:r>
           <w:rPr>
             <w:color w:val="0000FF"/>
@@ -255,7 +224,255 @@
         <w:pStyle w:val="Heading3"/>
       </w:pPr>
       <w:r>
+        <w:t>Article 8</w:t>
+      </w:r>
+    </w:p>
+    <w:p>
+      <w:r>
+        <w:t>Title: Guardian Minister Prakash Abitkar: नुकसानग्रस्त शेतकऱ्यांना तातडीने मदत देणार: पालकमंत्री प्रकाश आबिटकर; शेती व अन्य नुकसानीचे पंचनामे गतीने सुरू</w:t>
+      </w:r>
+    </w:p>
+    <w:p>
+      <w:r>
+        <w:t xml:space="preserve">URL: </w:t>
+      </w:r>
+      <w:hyperlink r:id="rId16">
+        <w:r>
+          <w:rPr>
+            <w:color w:val="0000FF"/>
+          </w:rPr>
+          <w:t>https://www.esakal.com/paschim-maharashtra/kolhapur/guardian-minister-prakash-abitkar-promises-immediate-relief-to-affected-farmers-sdj87</w:t>
+        </w:r>
+      </w:hyperlink>
+    </w:p>
+    <w:p>
+      <w:r>
+        <w:t>Content: कोल्हापूर : ‘जिल्ह्यात मे महिन्यापासूनच पावसाला सुरुवात झाली. त्यामुळे जिल्ह्याच्या सर्वच भागांत शेतीचे नुकसान झाले. पंचनामे करण्याचे काम गतीने सुरू असून, नुकसानग्रस्त शेतकऱ्यांना तातडीने मदत मिळवून देण्यात येईल,’ असे प्रतिपादन पालकमंत्री प्रकाश आबिटकर यांनी केले. तुकाराम माळी तालीम मंडळाच्या गणपतीची आरती केल्यानंतर त्यांनी प्रासारमाध्यमांशी संवाद साधला. यावेळी ते बोलत होते. Follow Us Copyright © 2025 - Sakal Media Pvt Ltd - All rights reserved. Powered by Quintype</w:t>
+      </w:r>
+    </w:p>
+    <w:p>
+      <w:pPr>
+        <w:pStyle w:val="Heading3"/>
+      </w:pPr>
+      <w:r>
         <w:t>Article 9</w:t>
+      </w:r>
+    </w:p>
+    <w:p>
+      <w:r>
+        <w:t>Title: Prakashrao Abitkar : ‘केडीसीसी’च्या अहवालात अखेर पालकमंत्री प्रकाश आबिटकर झळकले, नव्याने सगळ्या संस्थांना अहवाल वाटप</w:t>
+      </w:r>
+    </w:p>
+    <w:p>
+      <w:r>
+        <w:t xml:space="preserve">URL: </w:t>
+      </w:r>
+      <w:hyperlink r:id="rId17">
+        <w:r>
+          <w:rPr>
+            <w:color w:val="0000FF"/>
+          </w:rPr>
+          <w:t>https://www.esakal.com/paschim-maharashtra/kolhapur/kolhapur-guardian-minister-prakashrao-abitkar-has-finally-been-mentioned-in-the-kdcc-bank-report-find-out-what-the-report-reveals-and-its-possible-political-impact-srs92</w:t>
+        </w:r>
+      </w:hyperlink>
+    </w:p>
+    <w:p>
+      <w:r>
+        <w:t>Content: Hasan Mushrif : कोल्हापूर जिल्हा मध्यवर्ती बँकेने यापूर्वी संस्थांना पाठवलेल्या वार्षिक अहवालात पालकमंत्री प्रकाश आबिटकर यांचे छायाचित्र नसल्याने आलेल्या उलटसुलट प्रतिक्रियांमुळे अखेर बँकेने नव्याने छापलेल्या अहवालात आबिटकर यांचे छायाचित्र झळकले. Follow Us Copyright © 2025 - Sakal Media Pvt Ltd - All rights reserved. Powered by Quintype</w:t>
+      </w:r>
+    </w:p>
+    <w:p>
+      <w:pPr>
+        <w:pStyle w:val="Heading3"/>
+      </w:pPr>
+      <w:r>
+        <w:t>Article 10</w:t>
+      </w:r>
+    </w:p>
+    <w:p>
+      <w:r>
+        <w:t>Title: कोल्हापुरात लवकरच आयटी क्षेत्रातील उद्योजकांची परिषद- उद्योगमंत्री उदय सामंत</w:t>
+      </w:r>
+    </w:p>
+    <w:p>
+      <w:r>
+        <w:t xml:space="preserve">URL: </w:t>
+      </w:r>
+      <w:hyperlink r:id="rId18">
+        <w:r>
+          <w:rPr>
+            <w:color w:val="0000FF"/>
+          </w:rPr>
+          <w:t>https://maharashtranews1.com/Soon-there-will-be-a-conference-for-entrepreneurs-in-the-IT-sector-in-Kolhapur---Industry-Minister-Uday-Samant</w:t>
+        </w:r>
+      </w:hyperlink>
+    </w:p>
+    <w:p>
+      <w:r>
+        <w:t>Content: schedule06 Sep 25 person by visibility 80 categoryउद्योग महाराष्ट्र न्यूज वन प्रतिनिधी, कोल्हापूर : कोल्हापुरातील आयटी पार्कला राज्य सरकारच्या उद्योग विभागाने तत्वत : मंजुरी दिली आहे. पावसाळयानंतर कोल्हापुरात आयटी क्षेत्रातील उद्योजकांची परिषद घेणार आहे.’असे उद्योगमंत्री उदय सामंत यांनी सांगितले. येथील शाहूपुरी तिसऱ्या गल्लीतील शिवतेज तरुण मंडळातर्फे लोकवर्गणीतून शिवतेज गणेशासाठी एक किलो सोन्याचा हार तयार केला आहे. उद्योगमंत्री सामंत यांच्या हस्ते शु्क्रवारी (सहा सप्टेंबर २०२५) हा सोन्याचा हार शिवतेज गणेशला अर्पण करण्यात आला. पालकमंत्री प्रकाश आबिटकर, आमदार अमल महाडिक, माजी खासदार संजय मंडलिक, शिवसेनेचे जिल्हा समन्वयक सत्यजित कदम, ऋतुराज क्षीरसागर यांची प्रमुख उपस्थिती होती. याप्रसंगी मान्यवरांच्या हस्ते गणेशाची आरती करण्यात आली. उद्योगमंत्री सामंत यांनी ‘आयटी पार्कसाठी जागेचा सर्व्हे व ताब्यात घेण्याची प्रक्रिया सुरू आहे. पावसाळा संपला की कोल्हापुरात आयटी परिषद होईल. पालकमंत्र्यांच्या अध्यक्षतेखाली ही परिषद होणार आहे. तसेच नवीन एमआयडीसीसाठी जागेचा शोध सुरू असल्याचे सांगितले. याप्रसंगी माजी नगरसेवक प्रकाश नाईकनवरे, रमेश पुरेकर, मंडळाचे अध्यक्ष महेश खोत, मंत्र चिपळूणकर, शुभम नलवडे, नितीन चिपळूणकर, उमेश पवार आदी उपस्थित होते. schedule11 Sep 25 person by visibility 42 schedule11 Sep 25 person by visibility 45 schedule11 Sep 25 person by visibility 15 schedule10 Sep 25 person by visibility 48 schedule10 Sep 25 person by visibility 83 schedule06 Jul 20 person by visibility 528728 schedule05 Jul 23 person by visibility 33170 schedule07 Jul 24 person by visibility 25859 schedule22 Jul 24 person by visibility 24515 schedule29 Dec 21 person by visibility 24317</w:t>
+      </w:r>
+    </w:p>
+    <w:p>
+      <w:pPr>
+        <w:pStyle w:val="Heading3"/>
+      </w:pPr>
+      <w:r>
+        <w:t>Article 11</w:t>
+      </w:r>
+    </w:p>
+    <w:p>
+      <w:r>
+        <w:t>Title: पृथ्वी मोरे-ऋतुजा मोहिते विवाह सोहळा दिमाखात, मान्यवरांची उपस्थिती</w:t>
+      </w:r>
+    </w:p>
+    <w:p>
+      <w:r>
+        <w:t xml:space="preserve">URL: </w:t>
+      </w:r>
+      <w:hyperlink r:id="rId19">
+        <w:r>
+          <w:rPr>
+            <w:color w:val="0000FF"/>
+          </w:rPr>
+          <w:t>https://maharashtranews1.com/The-wedding-ceremony-of-Prithvi-More-and-Rituja-Mohite-was-grand--with-the-presence-of-dignitaries-</w:t>
+        </w:r>
+      </w:hyperlink>
+    </w:p>
+    <w:p>
+      <w:r>
+        <w:t>Content: schedule05 Sep 25 person by visibility 123 categoryसामाजिक महाराष्ट्र न्यूज वन प्रतिनिधी कोल्हापूर : शिक्षण प्रसारक मंडळाचे सचिव प्रा. जयकुमार देसाई यांचे नातू व संस्थेच्या चेअरमन प्रा. डॉ. मंजिरी मोरे व परिवहन समितीचे माजी सभापती अजित मोरे यांचे चिरंजीव पृथ्वी आणि शेतकरी सहकारी संघाचे संचालक अजितसिंह जयवंतराव मोहिते यांची सुकन्या चि. सौ. का. ऋतुजा यांचा शुभविवाह सोहळा महासैनिक दरबार हॉल प्रांगणातील शाही मंडपामध्ये दिमाखात झाला. वधूवरांना शुभ आशीर्वाद देण्यासाठी खासदार शाहू महाराज छत्रपती, युवराज मालोजीराजे, मधुरिमाराजे छत्रपती, पालकमंत्री. प्रकाश आबिटकर, आमदार सतेज पाटील, खासदार धैर्यशील माने, माजी खासदार निवेदिता माने, संजय मंडलिक , माजी मंत्री आमदार प्रकाश आवाडे, आमदार जयंत आसगावकर, आमदार अमल महाडिक, माजी आमदार राजेश पाटील, राजू आवळे, सुजित मिणचेकर यांनी शुभाशिर्वाद दिले. कुलगुरू डॉ. डी .टी. शिर्के, प्रकुलगुरू डॉ. पी. एस. पाटील , कुलसचिव डॉ. व्ही.एन. शिंदे यांनी ही उपस्थित राहून आशिर्वाद दिले. विवाह सोहळयाला उद्योगपती रामदास काकडे, उद्योगपती व्ही बी.पाटील, जिल्हा परिषदेचे माजी अध्यक्ष राहुल पाटील, सेवानिवृत्त पोलिस अधिकारी, गुलाबराव पोळ , ॲड.अनिकेत निकम, जिल्हा मध्यवर्ती बँकेचे संचालक भैया माने, गोकुळचे संचालक विश्वास पाटील, चेतन नरके, युवराज पाटील, शिवसेनेचे उपनेते संजय पवार, सहसंपर्कप्रमुख विजय देवणे, राष्ट्रवादीचे जिल्हाध्यक्ष बाबासाहेब पाटील आसुर्लेकर, माजी महापौर आर. के. पोवार, स्थायी समितीचे माजी सभापती राजेश लाटकर, राष्ट्रवादी काँग्रेसचे शहराध्यक्ष आदिल फरास, जुना राजवाडा पोलिस निरीक्षक संजीव झाडे, शाहूपुरी पोलिस निरीक्षक डोके, कोजिमाशिचे तज्ज्ञ संचालक दादा लाड आदी उपस्थित होते. विवाह सोहळयाला सामाजिक, शैक्षणिक, राजकीय क्षेत्रातील मान्यवर मोठ्या संख्येने उपस्थित होते. युवा नेते दौलत देसाई, अजितराव मोरे, वर्धन देसाई, प्रणव देसाई, वीरेंद्र देसाई , वीरसेन मोहिते , अजितसिंह मोहिते, सुजितसिंह मोहिते ,सुरज मोरे, कमलाकर मोरे यांनी पाहुण्याचे स्वागत केले. schedule11 Sep 25 person by visibility 42 schedule11 Sep 25 person by visibility 45 schedule11 Sep 25 person by visibility 15 schedule10 Sep 25 person by visibility 48 schedule10 Sep 25 person by visibility 83 schedule06 Jul 20 person by visibility 528728 schedule05 Jul 23 person by visibility 33170 schedule07 Jul 24 person by visibility 25859 schedule22 Jul 24 person by visibility 24515 schedule29 Dec 21 person by visibility 24317</w:t>
+      </w:r>
+    </w:p>
+    <w:p>
+      <w:pPr>
+        <w:pStyle w:val="Heading3"/>
+      </w:pPr>
+      <w:r>
+        <w:t>Article 12</w:t>
+      </w:r>
+    </w:p>
+    <w:p>
+      <w:r>
+        <w:t>Title: कोल्हापुरात गणेश विसर्जनाची १८ तास जल्लोषी मिरवणूक</w:t>
+      </w:r>
+    </w:p>
+    <w:p>
+      <w:r>
+        <w:t xml:space="preserve">URL: </w:t>
+      </w:r>
+      <w:hyperlink r:id="rId20">
+        <w:r>
+          <w:rPr>
+            <w:color w:val="0000FF"/>
+          </w:rPr>
+          <w:t>https://maharashtranews1.com/18-hour-festive-procession-of-Ganesh-immersion-in-Kolhapur-</w:t>
+        </w:r>
+      </w:hyperlink>
+    </w:p>
+    <w:p>
+      <w:r>
+        <w:t>Content: schedule07 Sep 25 person by visibility 154 categoryसामाजिक महाराष्ट्र न्यूज वन प्रतिनिधी, कोल्हापूर : लाइट इफेक्टसचा झगमगाट, डोळे दिपवणारी विद्युत रोषणाई, डीजेच्या तालावर ठेका धरणारी पावलं, संगीताच्या तालावर हात उंचावत नृत्य करणारी हजारो तरुण आणि गणपती बाप्पा मोरयाचा अखंड गजर अशा जल्लोषी वातावरणात कोल्हापुरात १८ तास गणेश विसर्जन मिरवणूक निघाली. शनिवारी सकाळी ९.३० वाजता सुरू झालेला हा जल्लोष रविवारी पहाटे चार वाजेपर्यंत अखंडपणे सुरू होता. कोल्हापुरातील अनेक सार्वजनिक तरुण मंडळांनी, मिरवणुकीत समाज प्रबोधनपर देखावे आणत जनजागृतीची परंपरा कायम राखली. लेझीम, झांजपथक, ढोलपथक, धनगरी ढोल अशा पारंपरिक वाद्यांच्या गजर मिरवणूक मार्गावर दुमदुमत होता. शुक्रवारी सकाळी ९ वाजता मिरवणुकीला शाहू खासबाग येथून सुरुवात झाली. मानाच्या तुकाराम माळी तालीम मंडळाच्या गणेशमूर्तीचे पूजन करण्यात आले. पालकमंत्री प्रकाश आबिटकर, खासदार शाहू महाराज, आमदार सतेज पाटील, जिल्हाधिकारी अमोल येडगे, कोल्हापूर परिक्षेत्राचे विशेष पोलिस महानिरीक्षक सुनील फुलारी, पोलिस अधीक्षक योगेशकुमार गुप्ता, महापालिका प्रशासक के. मंजुलक्ष्मी, मंडळाचे अध्यक्ष शिवाजीराव पोवार यांच्या प्रमुख उपस्थितीमध्ये पालखी पूजन झाले. ढोलताशांचा निनाद, पारंपरिक खेळाचे सादरीकरण आणि महिलांचा सहभाग हे मंडळाचे वेगळेपण ठळकपणे जाणवत होते. गणपती बाप्पा मोरयाचा गजर करत मिरवणूक निघाली. सकाळी व दुपारच्या सत्रात मिरवणुकीत सहभागी सार्वजनिक तरुण मंडळांनी लाठीकाठी, मर्दानी खेळाची प्रात्यक्षिके सादर केली. छत्रपती संभाजीनगर तरुण मंडळ, लेटेस्ट तरुण मंडळ, खंडोबा तालीम मंडळाच्या मिरवणुका आकर्षण ठरल्या. अनेक मंडळांनी गणेशोत्सवातील देखावे मिरवणुकीत आणले होते. सुबक मूर्ती आणि विविध विषयावरील देखावे नागरिकांचे आकर्षण ठरले. सायंकाळी पाच नंतर मिरवणूक मार्गावर गर्दी होऊ लागली. सायंकाळी सात नंतर मुख्य मिरवणूक मार्गावर गर्दीचा महापूर उसळला. रंगीबेरंगी विद्युत रोषणाई, लाइट इफेक्टसनी मिरवणूक मार्गावर झगमगाट निर्माण झाला. मिरजकर तिकटी, बिनखांबी गणेश मंदिर, महाद्वार रोड , पापाची तिकटी, गंगावेश या मार्गावर तरुणाईच्या जल्लोषाला उधाण आले होते. नंगीवली तालीम मंडळ, पाटाकडील तालीम मंडळ, बीजीएम, बालगोपाल, तटाकडील, मित्रप्रेम, हिंदवी, वाघाची तालीम, दिलबहार तालीम मंडळ मुख्य मिरवणूक मार्गात सामील होती डीजेच्या तालावर ठेका, हात उंचावत नाचणारे तरुण आणि विसर्जन मिरवणुकीचा आनंद लुटणारे नागरिक असे चित्र पाहावयास मिळत होते. रात्री साडे दहा वाजण्याच्या सुमारास कसबा गेट येथे चेंगराचेंगरीसारखी स्थिती निर्माण झाली. यावेळी पोलिसांनी सौम्य लाठीमार करत गर्दी पांगविण्याचा प्रयत्न केला. रात्री बारा वाजेपर्यंत हा जल्लोष् टिपेला पोहोचला. कोर्टाच्या आदेशानुसार रात्री बारा वाजता साऊंड सिस्टीम बंद करण्यात आले. साऱ्याच मंडळांनी कोर्टाच्या आदेशाचा सन्मान राखत साऊंड सिस्टीम बंद ठेवले. यावेळी कार्यकर्त्यांनी टाळयांचा गजर करत मिरवणुका पुढे नेल्या. पहाटे चार नंतर क्रांतिवीर भगतसिंह तरुण मंडळाच्या गणेशमूर्तीची आरती करुन मिरवणुकीची सांगता झाली. इराणी खणीमध्ये २७६४ गणेशमूर्तीचे विसर्जन करण्यात आले. महापालिका प्रशासनाने चोख व्यवस्था केली होती. किरकोळ अपवाद वगळता मिरवणूक व्यवस्थित पार पडली. पर्यायी मार्गाचा ३०० मंडळांनी वापर केला. schedule11 Sep 25 person by visibility 42 schedule11 Sep 25 person by visibility 45 schedule11 Sep 25 person by visibility 15 schedule10 Sep 25 person by visibility 48 schedule10 Sep 25 person by visibility 83 schedule06 Jul 20 person by visibility 528728 schedule05 Jul 23 person by visibility 33170 schedule07 Jul 24 person by visibility 25859 schedule22 Jul 24 person by visibility 24515 schedule29 Dec 21 person by visibility 24317</w:t>
+      </w:r>
+    </w:p>
+    <w:p>
+      <w:pPr>
+        <w:pStyle w:val="Heading3"/>
+      </w:pPr>
+      <w:r>
+        <w:t>Article 13</w:t>
+      </w:r>
+    </w:p>
+    <w:p>
+      <w:r>
+        <w:t>Title: कोल्हापुरात मंडळाचा ऐतिहासिक सुवर्ण सोहळा; तब्बल 1 किलो सोन्याचा हार बाप्पाला केला अर्पण</w:t>
+      </w:r>
+    </w:p>
+    <w:p>
+      <w:r>
+        <w:t xml:space="preserve">URL: </w:t>
+      </w:r>
+      <w:hyperlink r:id="rId21">
+        <w:r>
+          <w:rPr>
+            <w:color w:val="0000FF"/>
+          </w:rPr>
+          <w:t>https://www.etvbharat.com/mr/!state/historic-golden-ceremony-of-the-mandal-in-kolhapur-whopping-1-kg-gold-necklace-was-offered-to-bappa-maharashtra-news-mhs25090600860</w:t>
+        </w:r>
+      </w:hyperlink>
+    </w:p>
+    <w:p>
+      <w:r>
+        <w:t>Content: महाराष्ट्र maharashtra ETV Bharat / state By ETV Bharat Marathi Team Published : September 6, 2025 at 12:13 PM IST कोल्हापूर - कोल्हापुरात वेगळ्या पद्धतीने गणेशोत्सव साजरा करण्याची परंपरा काही मंडळांनी अद्यापही जपली आहे. शहरातील शाहुपुरी तिसरी गल्ली येथील शिवतेज मित्र मंडळाने देखील यंदा गणेशोत्सवात असाच एक अनोखा संकल्प पूर्ण केलाय. मंडळाकडून आपल्या गणपती बाप्पासाठी तब्बल 1 किलोचा सुवर्णहार तयार करण्यात आलाय. या सुवर्णहार अर्पण सोहळ्याने यंदाचा गणेशोत्सव शहरात ऐतिहासिक ठरला आहे. भाविकांकडून आलेल्या देणग्या आणि नवसाच्या रूपातून हा सुमारे एक कोटी रुपयांचा सुवर्णहार साकारला आहे. भाविकांचा सामूहिक संकल्प - खरं तर हा सुवर्णहार अर्पण सोहळा राज्याचे उद्योग आणि मराठी भाषामंत्री उदय सामंत यांच्या शुभहस्ते पार पडला. यावेळी सार्वजनिक आरोग्य मंत्री आणि कोल्हापूरचे पालकमंत्री प्रकाश आबिटकर, शिवसेना शिंदे पक्षाचे संघटक सत्यजित कदम, आमदार अमल महाडिक, माजी खासदार संजय मंडलिक यांच्यासह हजारो भाविक सहभागी झाले होते. संपूर्ण परिसर भक्तिमय वातावरणाने भरून गेला होता. मंडळाचे अध्यक्ष मोहित खोत यांनी सांगितले की, “भाविकांच्या मनोकामना पूर्ण झाल्यानंतर त्यांच्या सामूहिक श्रद्धेतून हा संकल्प साकार झाला. नवसाला पावणारा शिवतेज गणेश भाविकांच्या जीवनात यश आणि आनंद घेऊन येतो, असा विश्वास आहे. सुवर्णहार अर्पण सोहळ्याने या श्रद्धेला वैभवशाली रूप मिळाले आहे.”35 वर्षांची परंपरा आणि समाजकार्य - गेल्या 35 वर्षांपासून शिवतेज मंडळाने गणेशोत्सवात विविध सजिव व आकर्षक देखावे साकारून शहरात लौकिक मिळवला आहे. मंडळाने ‘एकात्मतेची पालखी’ या देखाव्यातून हिंदू-मुस्लिम-सिख-ख्रिश्चन ऐक्याचा संदेश दिला होता, तर ‘गरुड लेणी’ या उपक्रमालाही भाविकांनी उत्स्फूर्त प्रतिसाद दिला होता. याशिवाय त्यांनी सलग सात वर्षे रुग्णवाहिका सेवा पुरवली असून समाजोपयोगी कामगिरीसाठी मंडळाने आपली स्वतंत्र छाप निर्माण केली आहे. सामूहिक ऐक्याला आणि भक्तिभावाला एक वेगळे वैभव - मंडळाचे सदस्य महेश पोवार यांनी सांगितले की, “सुवर्णहार अर्पण सोहळा हा भाविकांच्या भक्तिभावाचा आणि एकतेचा साक्षीदार आहे. श्रींच्या कृपेने प्रत्येकाची मनोकामना पूर्ण व्हावी हीच आमची प्रार्थना.” दरम्यान कोल्हापुरातील या सुवर्णहार अर्पण सोहळ्याने केवळ धार्मिक श्रद्धेला नव्हे, तर सामूहिक ऐक्याला आणि भक्तिभावाला एक वेगळे वैभव प्राप्त झाल्याचं बोललं जातंय. हेही वाचाः गणपती विसर्जन: नंदुरबार पोलीस प्रशासन सज्ज; दरवर्षाप्रमाणे यंदाही मिरवणुकीत हजारो क्विंटल गुलालाची उधळण होणार! गणेश विसर्जन मिरवणुकीसाठी पुणे सज्ज; वाहतूक व्यवस्थेत मोठा बदल, आज शहरातील 'हे' महत्वाचे रस्ते बंद For All Latest Updates TAGGED: पहिल्याच बॉलवर सिक्सर... 'शर्मा'जीच्या पोरानं असं केलं जे आतापर्यंत कोणत्याच भारतीयाला जमलं नाही लाडक्या बहिणींना ऑगस्ट महिन्याचा हप्ता आजपासून मिळणार; मंत्री अदिती तटकरेंनी दिली माहिती 11 वर्षांनी दोन्ही संघ येणार आमनेसामने; कोण जिंकणार निर्णायक मॅच? iPhone 17 vs iPhone 17 Air vs iPhone 17 Pro : कोणाता आयफोन खरेदी करणे आहे फायदेशीर? वरुण तेज-लावण्या त्रिपाठी यांच्या घरी गोंडस बाळाचं आगमन, आजोबा चिरंजीवीनं शेअर केली भावनिक पोस्ट... Kawasaki KLX230R S 2026 भारतात 1.94 लाखात लॉंच फॅटी लिव्हरच्या समस्येनं त्रस्त आहात? आहारात समावेश करा 'ही' फळ होंडाची नवीन इलेक्ट्रिक मोटरसायकल 2 सप्टेंबरला होणार सादर पावसाळ्यातील आजारांपासून मुलांचा बचाव कसा करायचा? फॉलो करा या टिप्स Copyright © 2025 Ushodaya Enterprises Pvt. Ltd., All Rights Reserved.</w:t>
+      </w:r>
+    </w:p>
+    <w:p>
+      <w:pPr>
+        <w:pStyle w:val="Heading3"/>
+      </w:pPr>
+      <w:r>
+        <w:t>Article 14</w:t>
+      </w:r>
+    </w:p>
+    <w:p>
+      <w:r>
+        <w:t>Title: कोल्हापूर :-इंग्लिश मीडियम स्कूल्स असोसिएशनतर्फे ८ सप्टेंबर रोजी शिक्षकांच्या कार्याचा गौरव होणार</w:t>
+      </w:r>
+    </w:p>
+    <w:p>
+      <w:r>
+        <w:t xml:space="preserve">URL: </w:t>
+      </w:r>
+      <w:hyperlink r:id="rId22">
+        <w:r>
+          <w:rPr>
+            <w:color w:val="0000FF"/>
+          </w:rPr>
+          <w:t>https://newsmarathi24.com/68178/</w:t>
+        </w:r>
+      </w:hyperlink>
+    </w:p>
+    <w:p>
+      <w:r>
+        <w:t>Content: आरसा समाजाचा कोल्हापूर /प्रतिनिधी : शिक्षक दिनाचे औचित्य साधून इंग्लिश मीडियम स्कूल असोसिएशन कोल्हापूर तर्फे दरवर्षी मुख्याध्यापक शिक्षक यांचा सत्कार आयोजित केला जातो.याही वर्षी येत्या ८ सप्टेंबर रोजी हॉटेल सयाजी येथे हा सत्कार सोहळा आयोजित करण्यात आला आहे. यामध्ये शिक्षण क्षेत्रातील उल्लेखनीय कार्य करणाऱ्या मुख्याध्यापक व शिक्षकांचा गौरव करण्यात येणार आहे अशी माहिती इंग्लिश मीडियम स्कूल्स असोसिएशनचे प्रदेशाध्यक्ष गणेश नायकुडे कोल्हापूर जिल्हाध्यक्ष के. डी.पाटील यांनी पत्रकार परिषदेत दिली. या कार्यक्रमासाठी प्रमुख पाहुणे म्हणून महाराष्ट्राच्या फर्स्ट लेडी सौ. अमृता देवेंद्र फडणवीस तर म्हणून महाराष्ट्र राज्याचे आरोग्य व कुटुंब कल्याण मंत्री मा. प्रकाश आबिटकर उपस्थित राहणार आहेत. तसेच लोढा फाउंडेशनच्या अध्यक्ष डॉ. मंजू लोढा जिल्हाधिकारी अमोल येडगे प्राथमिक शिक्षणाधिकारी मीना शेंडकर आणि माध्यमिक शिक्षणाधिकारी सौ. सुवर्णा सावंत प्रमुख पाहुणे म्हणून या सोहळ्यास उपस्थित राहणार आहेत. यावेळी ७ मुख्याध्यापक १८ माध्यमिक व प्राथमिक शिक्षक प्राचार्य ५ कला व क्रीडा शिक्षक ११ पूर्व प्राथमिक शिक्षक यांचा सत्कार सोहळा होणार आहे.मुख्याध्यापक मध्ये शकुंतला कृष्णा पाटील, लक्ष्मी गणेश, स्वप्नील संदीप पाटील, भाग्यश्री सुरज मगदूम, रूपा राजेश पाष्टे, निले रीमा महेश, राजश्री युवराज पाटील आदींचा समावेश आहे. तर शिक्षकांमध्ये कृपाल रामचंद्र यादव, सविता भीमराव काटकर, सुगंधा कपिल माळकरी, आरती राकेश दुर्गुळे, मीना प्रताप डाके, मधुरा मकरंद देशपांडे, अश्विनी प्रशांत सादळे, स्नेहलता जनगोंडा घाट, सुप्रिया प्रकाश किरवेकर, अनुराधा सुधीर कुकडे, सुमय्या इरफान बागवान, अश्विनी रामचंद्र पाटील, वर्षा. पी. कोतेकर, अपर्णा दिलीप मुंगार्डेकर, माहेश्वरी बाबासो पाटील, नेहा उल्हास खानाज, आशाराणी बबनराव भंडारी, सुभाष जयराम कांबळे, रूपाली संजय पाटील, मेघा विष्णू पाटील अरिफा सुलेमान फरास गौसिया साजिद नवाब,धनश्री अरविंद जाधव, प्रियांका सागर गुरव, तृप्ती विजय गोंधळी, मंजू संजय जालिंदरे, विशाखा अनिल खाडे, अबोली सागर देशपांडे, मनाली अनुप गणपते, राजाराम भाऊ पाटील, पद्मजा विकास भोसले,किशोर बाळासाहेब मानकापुरे, रियाज अब्दुल शेख, ज्ञानेश्वरी अमितकुमार स्वामी आदी शिक्षकांचा सन्मान केला जाणार आहे. सोहळ्याचे यावर्षीचे हे चौथे वर्ष असून इंग्लिश मीडियम स्कूल असोसिएशन तर्फे घेण्यात येणाऱ्या या उपक्रमाचा उद्देश शिक्षकांचे शैक्षणिक कार्य समाजातील योगदान व विद्यार्थ्यांच्या जडणघडणीत असलेले महत्त्व अधोरेखित करणे हा आहे.यावेळी इंग्लिश मीडियम स्कूल्स असोसिएशन कोल्हापूरचे शहराध्यक्ष अमर सरनाईक सचिव सेक्रेटरी नितीन पाटील मुख्य समन्वयक सुहेल बाणदार उपस्थित होते.</w:t>
+      </w:r>
+    </w:p>
+    <w:p>
+      <w:pPr>
+        <w:pStyle w:val="Heading3"/>
+      </w:pPr>
+      <w:r>
+        <w:t>Article 15</w:t>
+      </w:r>
+    </w:p>
+    <w:p>
+      <w:r>
+        <w:t>Title: तपासणीसाठी आलेल्या सर्व डॉक्टरांना निलंबित करा, मनोज जरांगेंची आरोग्यमंत्र्यांकडे मागणी, तपासणी करण्यास नकार</w:t>
+      </w:r>
+    </w:p>
+    <w:p>
+      <w:r>
+        <w:t xml:space="preserve">URL: </w:t>
+      </w:r>
+      <w:hyperlink r:id="rId23">
+        <w:r>
+          <w:rPr>
+            <w:color w:val="0000FF"/>
+          </w:rPr>
+          <w:t>https://marathi.abplive.com/news/maharashtra/maratha-reservation-news-suspend-all-the-doctors-who-came-to-conduct-the-examination-manoj-jarange-demands-health-minister-prakash-abitkar-1381217</w:t>
+        </w:r>
+      </w:hyperlink>
+    </w:p>
+    <w:p>
+      <w:r>
+        <w:t>Content: Manoj Jarange Patil : मराठा आरक्षणासाठी (Maratha Reservation) मुंबईच्या आझाद मैदानावर गेल्या चार दिवसापासून मराठा आंदोलक मनोज जरांगे पाटील यांचे आमरण उपोषण सुरु आहे. मोठ्या संख्येनं मराठा समाजाचे कार्यकर्ते या आंदोलनात सहाभागी झाले आहेत. मनोज जरांगे पाटील यांची तब्बेत खालावली आहे. दरम्यान, मनोज जरांगे पाटील यांनी वैद्यकीय तपासणी नाकारली आहे. तपासणी करण्यासाठी आलेल्या सर्व डॉक्टरांना निलंबित करा, अशी मागणी मनोज जरांगे पाटील यांनी आरोग्यमंत्री प्रकाश आबीटकर यांच्याकडे केली आहे. तपासणी करणाऱ्या डॉक्टरांकडे तपासणी यंत्र हे तूट फूट झालेले असल्याने जरांगे पाटील यांनी तपासणी नाकारली आहे. रक्तदाब तपासणी करण्याचे यंत्र हे चिंध्या बांधलेलं व तुटलेलं आहे. तसेच काल रक्तातील साखर तपासली असताना फक्त 30 दाखवली तर आमच्या मशीनने तपासली असता 86 दाखवल्याचे जरांगे पाटील म्हणाले. हे म्हणतात मुंबईचे डॉक्टर अशा डॉक्टरांनी तर माणसं मरायची असे जरांगे पाटील म्हणाले. म्हणून जरांगे यांनी डॉक्टरच्या पथकाला जाण्यास सांगितले. सरकार मुद्दाम अशा डॉक्टरांना पाठवतो असा आरोप देखील मनो जरांगेंनी केला आहे. मराठा आरक्षणासाठी (Maratha Reservation) मनोज जरांगे पाटील (Manoj Jarange Patil) यांचं मुंबईतील आझाद मैदानात उपोषण सुरु आहे. मनोज जरांगे यांच्या उपोषणाचा आज (1 सप्टेंबर) चौथा दिवस आहे. दरम्यान, मनोज जरांगे पाटील यांच्या आंदोलनाविरोधात दाखल करण्यात आलेल्या याचिकेवर मुंबई उच्च न्यायालयाकडून आज (1 सप्टेंबर) तातडीची सुनावणी घेण्यात आली. या सुनावणीत उच्च न्यायालयात जोरदार खडाजंगी झाल्याचं पाहायला मिळालं. आंदोलन हाताबाहेर गेल्याचं निरिक्षण उच्च न्यायालयाने सांगितले. तसेच सदर याचिकेवर उद्या (2 सप्टेंबर) दुपारी 3 वाजता उच्च न्यायालयात पुन्हा सुनावणी होणार आहे. उद्या आदेशाच पालन झालं की नाही ते राज्य सरकारला न्यायालयात सांगाव लागणार आहे. तसेच सीएसएमटी, मरीन ड्राईव्ह, फ्लोरा फाउंटेन आणि दक्षिण मुंबईतील इतर परिसरातून आंदोलकांना हटवण्याचे उच्च न्यायालयाचे राज्य सरकारला निर्देश दिले आहेत. मनोज जरांगे पाटील आणि वीरेंद्र पवार यांना आंदोलन पुढे चालू ठेवण्याची परवानगी नाही. त्यामुळं ज्या काही कायद्यात तरतुदी आहेत, त्यानुसार राज्य सरकारने पावलं उचलावीत असे उच्च न्यायालयानं म्हटलं आहे. उद्या सायंकाळी चार वाजेपर्यंत रस्ते खाली करावेत असा महत्त्वाचा आदेश देखील उच्च न्यायालयानं दिला आहे. महत्वाच्या बातम्या: We use cookies to improve your experience, analyze traffic, and personalize content. By clicking "Allow All Cookies", you agree to our use of cookies.</w:t>
+      </w:r>
+    </w:p>
+    <w:p>
+      <w:pPr>
+        <w:pStyle w:val="Heading3"/>
+      </w:pPr>
+      <w:r>
+        <w:t>Article 16</w:t>
       </w:r>
     </w:p>
     <w:p>
@@ -267,7 +484,7 @@
       <w:r>
         <w:t xml:space="preserve">URL: </w:t>
       </w:r>
-      <w:hyperlink r:id="rId17">
+      <w:hyperlink r:id="rId24">
         <w:r>
           <w:rPr>
             <w:color w:val="0000FF"/>
@@ -286,193 +503,7 @@
         <w:pStyle w:val="Heading3"/>
       </w:pPr>
       <w:r>
-        <w:t>Article 10</w:t>
-      </w:r>
-    </w:p>
-    <w:p>
-      <w:r>
-        <w:t>Title: Guardian Minister Prakash Abitkar: नुकसानग्रस्त शेतकऱ्यांना तातडीने मदत देणार: पालकमंत्री प्रकाश आबिटकर; शेती व अन्य नुकसानीचे पंचनामे गतीने सुरू</w:t>
-      </w:r>
-    </w:p>
-    <w:p>
-      <w:r>
-        <w:t xml:space="preserve">URL: </w:t>
-      </w:r>
-      <w:hyperlink r:id="rId18">
-        <w:r>
-          <w:rPr>
-            <w:color w:val="0000FF"/>
-          </w:rPr>
-          <w:t>https://www.esakal.com/paschim-maharashtra/kolhapur/guardian-minister-prakash-abitkar-promises-immediate-relief-to-affected-farmers-sdj87</w:t>
-        </w:r>
-      </w:hyperlink>
-    </w:p>
-    <w:p>
-      <w:r>
-        <w:t>Content: कोल्हापूर : ‘जिल्ह्यात मे महिन्यापासूनच पावसाला सुरुवात झाली. त्यामुळे जिल्ह्याच्या सर्वच भागांत शेतीचे नुकसान झाले. पंचनामे करण्याचे काम गतीने सुरू असून, नुकसानग्रस्त शेतकऱ्यांना तातडीने मदत मिळवून देण्यात येईल,’ असे प्रतिपादन पालकमंत्री प्रकाश आबिटकर यांनी केले. तुकाराम माळी तालीम मंडळाच्या गणपतीची आरती केल्यानंतर त्यांनी प्रासारमाध्यमांशी संवाद साधला. यावेळी ते बोलत होते. Follow Us Copyright © 2025 - Sakal Media Pvt Ltd - All rights reserved. Powered by Quintype</w:t>
-      </w:r>
-    </w:p>
-    <w:p>
-      <w:pPr>
-        <w:pStyle w:val="Heading3"/>
-      </w:pPr>
-      <w:r>
-        <w:t>Article 11</w:t>
-      </w:r>
-    </w:p>
-    <w:p>
-      <w:r>
-        <w:t>Title: Prakashrao Abitkar : ‘केडीसीसी’च्या अहवालात अखेर पालकमंत्री प्रकाश आबिटकर झळकले, नव्याने सगळ्या संस्थांना अहवाल वाटप</w:t>
-      </w:r>
-    </w:p>
-    <w:p>
-      <w:r>
-        <w:t xml:space="preserve">URL: </w:t>
-      </w:r>
-      <w:hyperlink r:id="rId19">
-        <w:r>
-          <w:rPr>
-            <w:color w:val="0000FF"/>
-          </w:rPr>
-          <w:t>https://www.esakal.com/paschim-maharashtra/kolhapur/kolhapur-guardian-minister-prakashrao-abitkar-has-finally-been-mentioned-in-the-kdcc-bank-report-find-out-what-the-report-reveals-and-its-possible-political-impact-srs92</w:t>
-        </w:r>
-      </w:hyperlink>
-    </w:p>
-    <w:p>
-      <w:r>
-        <w:t>Content: Hasan Mushrif : कोल्हापूर जिल्हा मध्यवर्ती बँकेने यापूर्वी संस्थांना पाठवलेल्या वार्षिक अहवालात पालकमंत्री प्रकाश आबिटकर यांचे छायाचित्र नसल्याने आलेल्या उलटसुलट प्रतिक्रियांमुळे अखेर बँकेने नव्याने छापलेल्या अहवालात आबिटकर यांचे छायाचित्र झळकले. Follow Us Copyright © 2025 - Sakal Media Pvt Ltd - All rights reserved. Powered by Quintype</w:t>
-      </w:r>
-    </w:p>
-    <w:p>
-      <w:pPr>
-        <w:pStyle w:val="Heading3"/>
-      </w:pPr>
-      <w:r>
-        <w:t>Article 12</w:t>
-      </w:r>
-    </w:p>
-    <w:p>
-      <w:r>
-        <w:t>Title: कोल्हापुरात लवकरच आयटी क्षेत्रातील उद्योजकांची परिषद- उद्योगमंत्री उदय सामंत</w:t>
-      </w:r>
-    </w:p>
-    <w:p>
-      <w:r>
-        <w:t xml:space="preserve">URL: </w:t>
-      </w:r>
-      <w:hyperlink r:id="rId20">
-        <w:r>
-          <w:rPr>
-            <w:color w:val="0000FF"/>
-          </w:rPr>
-          <w:t>https://maharashtranews1.com/Soon-there-will-be-a-conference-for-entrepreneurs-in-the-IT-sector-in-Kolhapur---Industry-Minister-Uday-Samant</w:t>
-        </w:r>
-      </w:hyperlink>
-    </w:p>
-    <w:p>
-      <w:r>
-        <w:t>Content: schedule06 Sep 25 person by visibility 77 categoryउद्योग महाराष्ट्र न्यूज वन प्रतिनिधी, कोल्हापूर : कोल्हापुरातील आयटी पार्कला राज्य सरकारच्या उद्योग विभागाने तत्वत : मंजुरी दिली आहे. पावसाळयानंतर कोल्हापुरात आयटी क्षेत्रातील उद्योजकांची परिषद घेणार आहे.’असे उद्योगमंत्री उदय सामंत यांनी सांगितले. येथील शाहूपुरी तिसऱ्या गल्लीतील शिवतेज तरुण मंडळातर्फे लोकवर्गणीतून शिवतेज गणेशासाठी एक किलो सोन्याचा हार तयार केला आहे. उद्योगमंत्री सामंत यांच्या हस्ते शु्क्रवारी (सहा सप्टेंबर २०२५) हा सोन्याचा हार शिवतेज गणेशला अर्पण करण्यात आला. पालकमंत्री प्रकाश आबिटकर, आमदार अमल महाडिक, माजी खासदार संजय मंडलिक, शिवसेनेचे जिल्हा समन्वयक सत्यजित कदम, ऋतुराज क्षीरसागर यांची प्रमुख उपस्थिती होती. याप्रसंगी मान्यवरांच्या हस्ते गणेशाची आरती करण्यात आली. उद्योगमंत्री सामंत यांनी ‘आयटी पार्कसाठी जागेचा सर्व्हे व ताब्यात घेण्याची प्रक्रिया सुरू आहे. पावसाळा संपला की कोल्हापुरात आयटी परिषद होईल. पालकमंत्र्यांच्या अध्यक्षतेखाली ही परिषद होणार आहे. तसेच नवीन एमआयडीसीसाठी जागेचा शोध सुरू असल्याचे सांगितले. याप्रसंगी माजी नगरसेवक प्रकाश नाईकनवरे, रमेश पुरेकर, मंडळाचे अध्यक्ष महेश खोत, मंत्र चिपळूणकर, शुभम नलवडे, नितीन चिपळूणकर, उमेश पवार आदी उपस्थित होते. schedule10 Sep 25 person by visibility 16 schedule10 Sep 25 person by visibility 115 schedule10 Sep 25 person by visibility 475 schedule09 Sep 25 person by visibility 166 schedule09 Sep 25 person by visibility 158 schedule06 Jul 20 person by visibility 528724 schedule05 Jul 23 person by visibility 33152 schedule07 Jul 24 person by visibility 25850 schedule22 Jul 24 person by visibility 24491 schedule29 Dec 21 person by visibility 24309</w:t>
-      </w:r>
-    </w:p>
-    <w:p>
-      <w:pPr>
-        <w:pStyle w:val="Heading3"/>
-      </w:pPr>
-      <w:r>
-        <w:t>Article 13</w:t>
-      </w:r>
-    </w:p>
-    <w:p>
-      <w:r>
-        <w:t>Title: पृथ्वी मोरे-ऋतुजा मोहिते विवाह सोहळा दिमाखात, मान्यवरांची उपस्थिती</w:t>
-      </w:r>
-    </w:p>
-    <w:p>
-      <w:r>
-        <w:t xml:space="preserve">URL: </w:t>
-      </w:r>
-      <w:hyperlink r:id="rId21">
-        <w:r>
-          <w:rPr>
-            <w:color w:val="0000FF"/>
-          </w:rPr>
-          <w:t>https://maharashtranews1.com/The-wedding-ceremony-of-Prithvi-More-and-Rituja-Mohite-was-grand--with-the-presence-of-dignitaries-</w:t>
-        </w:r>
-      </w:hyperlink>
-    </w:p>
-    <w:p>
-      <w:r>
-        <w:t>Content: schedule05 Sep 25 person by visibility 117 categoryसामाजिक महाराष्ट्र न्यूज वन प्रतिनिधी कोल्हापूर : शिक्षण प्रसारक मंडळाचे सचिव प्रा. जयकुमार देसाई यांचे नातू व संस्थेच्या चेअरमन प्रा. डॉ. मंजिरी मोरे व परिवहन समितीचे माजी सभापती अजित मोरे यांचे चिरंजीव पृथ्वी आणि शेतकरी सहकारी संघाचे संचालक अजितसिंह जयवंतराव मोहिते यांची सुकन्या चि. सौ. का. ऋतुजा यांचा शुभविवाह सोहळा महासैनिक दरबार हॉल प्रांगणातील शाही मंडपामध्ये दिमाखात झाला. वधूवरांना शुभ आशीर्वाद देण्यासाठी खासदार शाहू महाराज छत्रपती, युवराज मालोजीराजे, मधुरिमाराजे छत्रपती, पालकमंत्री. प्रकाश आबिटकर, आमदार सतेज पाटील, खासदार धैर्यशील माने, माजी खासदार निवेदिता माने, संजय मंडलिक , माजी मंत्री आमदार प्रकाश आवाडे, आमदार जयंत आसगावकर, आमदार अमल महाडिक, माजी आमदार राजेश पाटील, राजू आवळे, सुजित मिणचेकर यांनी शुभाशिर्वाद दिले. कुलगुरू डॉ. डी .टी. शिर्के, प्रकुलगुरू डॉ. पी. एस. पाटील , कुलसचिव डॉ. व्ही.एन. शिंदे यांनी ही उपस्थित राहून आशिर्वाद दिले. विवाह सोहळयाला उद्योगपती रामदास काकडे, उद्योगपती व्ही बी.पाटील, जिल्हा परिषदेचे माजी अध्यक्ष राहुल पाटील, सेवानिवृत्त पोलिस अधिकारी, गुलाबराव पोळ , ॲड.अनिकेत निकम, जिल्हा मध्यवर्ती बँकेचे संचालक भैया माने, गोकुळचे संचालक विश्वास पाटील, चेतन नरके, युवराज पाटील, शिवसेनेचे उपनेते संजय पवार, सहसंपर्कप्रमुख विजय देवणे, राष्ट्रवादीचे जिल्हाध्यक्ष बाबासाहेब पाटील आसुर्लेकर, माजी महापौर आर. के. पोवार, स्थायी समितीचे माजी सभापती राजेश लाटकर, राष्ट्रवादी काँग्रेसचे शहराध्यक्ष आदिल फरास, जुना राजवाडा पोलिस निरीक्षक संजीव झाडे, शाहूपुरी पोलिस निरीक्षक डोके, कोजिमाशिचे तज्ज्ञ संचालक दादा लाड आदी उपस्थित होते. विवाह सोहळयाला सामाजिक, शैक्षणिक, राजकीय क्षेत्रातील मान्यवर मोठ्या संख्येने उपस्थित होते. युवा नेते दौलत देसाई, अजितराव मोरे, वर्धन देसाई, प्रणव देसाई, वीरेंद्र देसाई , वीरसेन मोहिते , अजितसिंह मोहिते, सुजितसिंह मोहिते ,सुरज मोरे, कमलाकर मोरे यांनी पाहुण्याचे स्वागत केले. schedule10 Sep 25 person by visibility 16 schedule10 Sep 25 person by visibility 115 schedule10 Sep 25 person by visibility 475 schedule09 Sep 25 person by visibility 166 schedule09 Sep 25 person by visibility 158 schedule06 Jul 20 person by visibility 528724 schedule05 Jul 23 person by visibility 33152 schedule07 Jul 24 person by visibility 25850 schedule22 Jul 24 person by visibility 24491 schedule29 Dec 21 person by visibility 24309</w:t>
-      </w:r>
-    </w:p>
-    <w:p>
-      <w:pPr>
-        <w:pStyle w:val="Heading3"/>
-      </w:pPr>
-      <w:r>
-        <w:t>Article 14</w:t>
-      </w:r>
-    </w:p>
-    <w:p>
-      <w:r>
-        <w:t>Title: कोल्हापुरात गणेश विसर्जनाची १८ तास जल्लोषी मिरवणूक</w:t>
-      </w:r>
-    </w:p>
-    <w:p>
-      <w:r>
-        <w:t xml:space="preserve">URL: </w:t>
-      </w:r>
-      <w:hyperlink r:id="rId22">
-        <w:r>
-          <w:rPr>
-            <w:color w:val="0000FF"/>
-          </w:rPr>
-          <w:t>https://maharashtranews1.com/18-hour-festive-procession-of-Ganesh-immersion-in-Kolhapur-</w:t>
-        </w:r>
-      </w:hyperlink>
-    </w:p>
-    <w:p>
-      <w:r>
-        <w:t>Content: schedule07 Sep 25 person by visibility 141 categoryसामाजिक महाराष्ट्र न्यूज वन प्रतिनिधी, कोल्हापूर : लाइट इफेक्टसचा झगमगाट, डोळे दिपवणारी विद्युत रोषणाई, डीजेच्या तालावर ठेका धरणारी पावलं, संगीताच्या तालावर हात उंचावत नृत्य करणारी हजारो तरुण आणि गणपती बाप्पा मोरयाचा अखंड गजर अशा जल्लोषी वातावरणात कोल्हापुरात १८ तास गणेश विसर्जन मिरवणूक निघाली. शनिवारी सकाळी ९.३० वाजता सुरू झालेला हा जल्लोष रविवारी पहाटे चार वाजेपर्यंत अखंडपणे सुरू होता. कोल्हापुरातील अनेक सार्वजनिक तरुण मंडळांनी, मिरवणुकीत समाज प्रबोधनपर देखावे आणत जनजागृतीची परंपरा कायम राखली. लेझीम, झांजपथक, ढोलपथक, धनगरी ढोल अशा पारंपरिक वाद्यांच्या गजर मिरवणूक मार्गावर दुमदुमत होता. शुक्रवारी सकाळी ९ वाजता मिरवणुकीला शाहू खासबाग येथून सुरुवात झाली. मानाच्या तुकाराम माळी तालीम मंडळाच्या गणेशमूर्तीचे पूजन करण्यात आले. पालकमंत्री प्रकाश आबिटकर, खासदार शाहू महाराज, आमदार सतेज पाटील, जिल्हाधिकारी अमोल येडगे, कोल्हापूर परिक्षेत्राचे विशेष पोलिस महानिरीक्षक सुनील फुलारी, पोलिस अधीक्षक योगेशकुमार गुप्ता, महापालिका प्रशासक के. मंजुलक्ष्मी, मंडळाचे अध्यक्ष शिवाजीराव पोवार यांच्या प्रमुख उपस्थितीमध्ये पालखी पूजन झाले. ढोलताशांचा निनाद, पारंपरिक खेळाचे सादरीकरण आणि महिलांचा सहभाग हे मंडळाचे वेगळेपण ठळकपणे जाणवत होते. गणपती बाप्पा मोरयाचा गजर करत मिरवणूक निघाली. सकाळी व दुपारच्या सत्रात मिरवणुकीत सहभागी सार्वजनिक तरुण मंडळांनी लाठीकाठी, मर्दानी खेळाची प्रात्यक्षिके सादर केली. छत्रपती संभाजीनगर तरुण मंडळ, लेटेस्ट तरुण मंडळ, खंडोबा तालीम मंडळाच्या मिरवणुका आकर्षण ठरल्या. अनेक मंडळांनी गणेशोत्सवातील देखावे मिरवणुकीत आणले होते. सुबक मूर्ती आणि विविध विषयावरील देखावे नागरिकांचे आकर्षण ठरले. सायंकाळी पाच नंतर मिरवणूक मार्गावर गर्दी होऊ लागली. सायंकाळी सात नंतर मुख्य मिरवणूक मार्गावर गर्दीचा महापूर उसळला. रंगीबेरंगी विद्युत रोषणाई, लाइट इफेक्टसनी मिरवणूक मार्गावर झगमगाट निर्माण झाला. मिरजकर तिकटी, बिनखांबी गणेश मंदिर, महाद्वार रोड , पापाची तिकटी, गंगावेश या मार्गावर तरुणाईच्या जल्लोषाला उधाण आले होते. नंगीवली तालीम मंडळ, पाटाकडील तालीम मंडळ, बीजीएम, बालगोपाल, तटाकडील, मित्रप्रेम, हिंदवी, वाघाची तालीम, दिलबहार तालीम मंडळ मुख्य मिरवणूक मार्गात सामील होती डीजेच्या तालावर ठेका, हात उंचावत नाचणारे तरुण आणि विसर्जन मिरवणुकीचा आनंद लुटणारे नागरिक असे चित्र पाहावयास मिळत होते. रात्री साडे दहा वाजण्याच्या सुमारास कसबा गेट येथे चेंगराचेंगरीसारखी स्थिती निर्माण झाली. यावेळी पोलिसांनी सौम्य लाठीमार करत गर्दी पांगविण्याचा प्रयत्न केला. रात्री बारा वाजेपर्यंत हा जल्लोष् टिपेला पोहोचला. कोर्टाच्या आदेशानुसार रात्री बारा वाजता साऊंड सिस्टीम बंद करण्यात आले. साऱ्याच मंडळांनी कोर्टाच्या आदेशाचा सन्मान राखत साऊंड सिस्टीम बंद ठेवले. यावेळी कार्यकर्त्यांनी टाळयांचा गजर करत मिरवणुका पुढे नेल्या. पहाटे चार नंतर क्रांतिवीर भगतसिंह तरुण मंडळाच्या गणेशमूर्तीची आरती करुन मिरवणुकीची सांगता झाली. इराणी खणीमध्ये २७६४ गणेशमूर्तीचे विसर्जन करण्यात आले. महापालिका प्रशासनाने चोख व्यवस्था केली होती. किरकोळ अपवाद वगळता मिरवणूक व्यवस्थित पार पडली. पर्यायी मार्गाचा ३०० मंडळांनी वापर केला. schedule10 Sep 25 person by visibility 16 schedule10 Sep 25 person by visibility 115 schedule10 Sep 25 person by visibility 475 schedule09 Sep 25 person by visibility 166 schedule09 Sep 25 person by visibility 158 schedule06 Jul 20 person by visibility 528724 schedule05 Jul 23 person by visibility 33152 schedule07 Jul 24 person by visibility 25850 schedule22 Jul 24 person by visibility 24491 schedule29 Dec 21 person by visibility 24309</w:t>
-      </w:r>
-    </w:p>
-    <w:p>
-      <w:pPr>
-        <w:pStyle w:val="Heading3"/>
-      </w:pPr>
-      <w:r>
-        <w:t>Article 15</w:t>
-      </w:r>
-    </w:p>
-    <w:p>
-      <w:r>
-        <w:t>Title: कोल्हापूर :-इंग्लिश मीडियम स्कूल्स असोसिएशनतर्फे ८ सप्टेंबर रोजी शिक्षकांच्या कार्याचा गौरव होणार</w:t>
-      </w:r>
-    </w:p>
-    <w:p>
-      <w:r>
-        <w:t xml:space="preserve">URL: </w:t>
-      </w:r>
-      <w:hyperlink r:id="rId23">
-        <w:r>
-          <w:rPr>
-            <w:color w:val="0000FF"/>
-          </w:rPr>
-          <w:t>https://newsmarathi24.com/68178/</w:t>
-        </w:r>
-      </w:hyperlink>
-    </w:p>
-    <w:p>
-      <w:r>
-        <w:t>Content: आरसा समाजाचा कोल्हापूर /प्रतिनिधी : शिक्षक दिनाचे औचित्य साधून इंग्लिश मीडियम स्कूल असोसिएशन कोल्हापूर तर्फे दरवर्षी मुख्याध्यापक शिक्षक यांचा सत्कार आयोजित केला जातो.याही वर्षी येत्या ८ सप्टेंबर रोजी हॉटेल सयाजी येथे हा सत्कार सोहळा आयोजित करण्यात आला आहे. यामध्ये शिक्षण क्षेत्रातील उल्लेखनीय कार्य करणाऱ्या मुख्याध्यापक व शिक्षकांचा गौरव करण्यात येणार आहे अशी माहिती इंग्लिश मीडियम स्कूल्स असोसिएशनचे प्रदेशाध्यक्ष गणेश नायकुडे कोल्हापूर जिल्हाध्यक्ष के. डी.पाटील यांनी पत्रकार परिषदेत दिली. या कार्यक्रमासाठी प्रमुख पाहुणे म्हणून महाराष्ट्राच्या फर्स्ट लेडी सौ. अमृता देवेंद्र फडणवीस तर म्हणून महाराष्ट्र राज्याचे आरोग्य व कुटुंब कल्याण मंत्री मा. प्रकाश आबिटकर उपस्थित राहणार आहेत. तसेच लोढा फाउंडेशनच्या अध्यक्ष डॉ. मंजू लोढा जिल्हाधिकारी अमोल येडगे प्राथमिक शिक्षणाधिकारी मीना शेंडकर आणि माध्यमिक शिक्षणाधिकारी सौ. सुवर्णा सावंत प्रमुख पाहुणे म्हणून या सोहळ्यास उपस्थित राहणार आहेत. यावेळी ७ मुख्याध्यापक १८ माध्यमिक व प्राथमिक शिक्षक प्राचार्य ५ कला व क्रीडा शिक्षक ११ पूर्व प्राथमिक शिक्षक यांचा सत्कार सोहळा होणार आहे.मुख्याध्यापक मध्ये शकुंतला कृष्णा पाटील, लक्ष्मी गणेश, स्वप्नील संदीप पाटील, भाग्यश्री सुरज मगदूम, रूपा राजेश पाष्टे, निले रीमा महेश, राजश्री युवराज पाटील आदींचा समावेश आहे. तर शिक्षकांमध्ये कृपाल रामचंद्र यादव, सविता भीमराव काटकर, सुगंधा कपिल माळकरी, आरती राकेश दुर्गुळे, मीना प्रताप डाके, मधुरा मकरंद देशपांडे, अश्विनी प्रशांत सादळे, स्नेहलता जनगोंडा घाट, सुप्रिया प्रकाश किरवेकर, अनुराधा सुधीर कुकडे, सुमय्या इरफान बागवान, अश्विनी रामचंद्र पाटील, वर्षा. पी. कोतेकर, अपर्णा दिलीप मुंगार्डेकर, माहेश्वरी बाबासो पाटील, नेहा उल्हास खानाज, आशाराणी बबनराव भंडारी, सुभाष जयराम कांबळे, रूपाली संजय पाटील, मेघा विष्णू पाटील अरिफा सुलेमान फरास गौसिया साजिद नवाब,धनश्री अरविंद जाधव, प्रियांका सागर गुरव, तृप्ती विजय गोंधळी, मंजू संजय जालिंदरे, विशाखा अनिल खाडे, अबोली सागर देशपांडे, मनाली अनुप गणपते, राजाराम भाऊ पाटील, पद्मजा विकास भोसले,किशोर बाळासाहेब मानकापुरे, रियाज अब्दुल शेख, ज्ञानेश्वरी अमितकुमार स्वामी आदी शिक्षकांचा सन्मान केला जाणार आहे. सोहळ्याचे यावर्षीचे हे चौथे वर्ष असून इंग्लिश मीडियम स्कूल असोसिएशन तर्फे घेण्यात येणाऱ्या या उपक्रमाचा उद्देश शिक्षकांचे शैक्षणिक कार्य समाजातील योगदान व विद्यार्थ्यांच्या जडणघडणीत असलेले महत्त्व अधोरेखित करणे हा आहे.यावेळी इंग्लिश मीडियम स्कूल्स असोसिएशन कोल्हापूरचे शहराध्यक्ष अमर सरनाईक सचिव सेक्रेटरी नितीन पाटील मुख्य समन्वयक सुहेल बाणदार उपस्थित होते.</w:t>
-      </w:r>
-    </w:p>
-    <w:p>
-      <w:pPr>
-        <w:pStyle w:val="Heading3"/>
-      </w:pPr>
-      <w:r>
-        <w:t>Article 16</w:t>
+        <w:t>Article 17</w:t>
       </w:r>
     </w:p>
     <w:p>
@@ -484,7 +515,7 @@
       <w:r>
         <w:t xml:space="preserve">URL: </w:t>
       </w:r>
-      <w:hyperlink r:id="rId24">
+      <w:hyperlink r:id="rId25">
         <w:r>
           <w:rPr>
             <w:color w:val="0000FF"/>
@@ -503,30 +534,30 @@
         <w:pStyle w:val="Heading3"/>
       </w:pPr>
       <w:r>
-        <w:t>Article 17</w:t>
+        <w:t>Article 18</w:t>
       </w:r>
     </w:p>
     <w:p>
       <w:r>
-        <w:t>Title: कोल्हापुरात मंडळाचा ऐतिहासिक सुवर्ण सोहळा; तब्बल 1 किलो सोन्याचा हार बाप्पाला केला अर्पण</w:t>
+        <w:t>Title: Gokul | ‘गोकुळ’मधील जाजम, घड्याळ भेटवस्तू प्रकरणी आबिटकर, मुश्रीफ, पाटील, नरके, कोरे गप्प का?</w:t>
       </w:r>
     </w:p>
     <w:p>
       <w:r>
         <w:t xml:space="preserve">URL: </w:t>
       </w:r>
-      <w:hyperlink r:id="rId25">
+      <w:hyperlink r:id="rId26">
         <w:r>
           <w:rPr>
             <w:color w:val="0000FF"/>
           </w:rPr>
-          <w:t>https://www.etvbharat.com/mr/!state/historic-golden-ceremony-of-the-mandal-in-kolhapur-whopping-1-kg-gold-necklace-was-offered-to-bappa-maharashtra-news-mhs25090600860</w:t>
+          <w:t>https://pudhari.news/maharashtra/kolhapur/gokul-gift-scam-why-are-abhitkar-mushrif-patil-narke-kore-silent-ap84</w:t>
         </w:r>
       </w:hyperlink>
     </w:p>
     <w:p>
       <w:r>
-        <w:t>Content: महाराष्ट्र maharashtra ETV Bharat / state By ETV Bharat Marathi Team Published : September 6, 2025 at 12:13 PM IST कोल्हापूर - कोल्हापुरात वेगळ्या पद्धतीने गणेशोत्सव साजरा करण्याची परंपरा काही मंडळांनी अद्यापही जपली आहे. शहरातील शाहुपुरी तिसरी गल्ली येथील शिवतेज मित्र मंडळाने देखील यंदा गणेशोत्सवात असाच एक अनोखा संकल्प पूर्ण केलाय. मंडळाकडून आपल्या गणपती बाप्पासाठी तब्बल 1 किलोचा सुवर्णहार तयार करण्यात आलाय. या सुवर्णहार अर्पण सोहळ्याने यंदाचा गणेशोत्सव शहरात ऐतिहासिक ठरला आहे. भाविकांकडून आलेल्या देणग्या आणि नवसाच्या रूपातून हा सुमारे एक कोटी रुपयांचा सुवर्णहार साकारला आहे. भाविकांचा सामूहिक संकल्प - खरं तर हा सुवर्णहार अर्पण सोहळा राज्याचे उद्योग आणि मराठी भाषामंत्री उदय सामंत यांच्या शुभहस्ते पार पडला. यावेळी सार्वजनिक आरोग्य मंत्री आणि कोल्हापूरचे पालकमंत्री प्रकाश आबिटकर, शिवसेना शिंदे पक्षाचे संघटक सत्यजित कदम, आमदार अमल महाडिक, माजी खासदार संजय मंडलिक यांच्यासह हजारो भाविक सहभागी झाले होते. संपूर्ण परिसर भक्तिमय वातावरणाने भरून गेला होता. मंडळाचे अध्यक्ष मोहित खोत यांनी सांगितले की, “भाविकांच्या मनोकामना पूर्ण झाल्यानंतर त्यांच्या सामूहिक श्रद्धेतून हा संकल्प साकार झाला. नवसाला पावणारा शिवतेज गणेश भाविकांच्या जीवनात यश आणि आनंद घेऊन येतो, असा विश्वास आहे. सुवर्णहार अर्पण सोहळ्याने या श्रद्धेला वैभवशाली रूप मिळाले आहे.”35 वर्षांची परंपरा आणि समाजकार्य - गेल्या 35 वर्षांपासून शिवतेज मंडळाने गणेशोत्सवात विविध सजिव व आकर्षक देखावे साकारून शहरात लौकिक मिळवला आहे. मंडळाने ‘एकात्मतेची पालखी’ या देखाव्यातून हिंदू-मुस्लिम-सिख-ख्रिश्चन ऐक्याचा संदेश दिला होता, तर ‘गरुड लेणी’ या उपक्रमालाही भाविकांनी उत्स्फूर्त प्रतिसाद दिला होता. याशिवाय त्यांनी सलग सात वर्षे रुग्णवाहिका सेवा पुरवली असून समाजोपयोगी कामगिरीसाठी मंडळाने आपली स्वतंत्र छाप निर्माण केली आहे. सामूहिक ऐक्याला आणि भक्तिभावाला एक वेगळे वैभव - मंडळाचे सदस्य महेश पोवार यांनी सांगितले की, “सुवर्णहार अर्पण सोहळा हा भाविकांच्या भक्तिभावाचा आणि एकतेचा साक्षीदार आहे. श्रींच्या कृपेने प्रत्येकाची मनोकामना पूर्ण व्हावी हीच आमची प्रार्थना.” दरम्यान कोल्हापुरातील या सुवर्णहार अर्पण सोहळ्याने केवळ धार्मिक श्रद्धेला नव्हे, तर सामूहिक ऐक्याला आणि भक्तिभावाला एक वेगळे वैभव प्राप्त झाल्याचं बोललं जातंय. हेही वाचाः गणपती विसर्जन: नंदुरबार पोलीस प्रशासन सज्ज; दरवर्षाप्रमाणे यंदाही मिरवणुकीत हजारो क्विंटल गुलालाची उधळण होणार! गणेश विसर्जन मिरवणुकीसाठी पुणे सज्ज; वाहतूक व्यवस्थेत मोठा बदल, आज शहरातील 'हे' महत्वाचे रस्ते बंद For All Latest Updates TAGGED: "पुरावा नसताना ओबीसी जात प्रमाणपत्र देऊ नये", ओबीसी उपसमितीच्या बैठकीनंतर चंद्रशेखर बावनकुळे काय म्हणाले? मुंबई पोलीस उपायुक्तांना कुणालाही बडतर्फ करण्याचे अधिकार नाहीत, मॅटचा महत्त्वपूर्ण निर्वाळा या 8 मार्गाने कमी करा कर्करोगाचा धोका, जाणून घ्या काय खावे आणि काय खाऊ नये? 8 वर्षांनंतर घरातच सीरीज जिंकण्यासाठी इंग्रज मैदानात; ENG vs SA पहिली मॅच कुठं दिसेल? Apple iPhone 17 Series : कोणत्या देशात आहे सर्वात स्वस्त? चला जाणून घेऊया.. Kawasaki KLX230R S 2026 भारतात 1.94 लाखात लॉंच फॅटी लिव्हरच्या समस्येनं त्रस्त आहात? आहारात समावेश करा 'ही' फळ होंडाची नवीन इलेक्ट्रिक मोटरसायकल 2 सप्टेंबरला होणार सादर पावसाळ्यातील आजारांपासून मुलांचा बचाव कसा करायचा? फॉलो करा या टिप्स Copyright © 2025 Ushodaya Enterprises Pvt. Ltd., All Rights Reserved.</w:t>
+        <w:t>Content: कोल्हापूर : निविदा न काढता ‘गोकुळ’च्या संचालक मंडळाने कोटेशनने 3 कोटी 74 लाखांची खरेदी करून दूध संस्थांना जाजम व घड्याळ या भेटवस्तू दिल्या आहेत. खरेदी व्यवहारात सुमारे दोन कोटींचा ढपला पाडण्यात आला आहे, असा आरोप करून याप्रकरणी गोकुळचे नेते पालकमंत्री प्रकाश आबिटकर, मंत्री हसन मुश्रीफ, आ. सतेज पाटील, आ. चंद्रदीप नरके व आ. विनय कोरे गप्प का? असा सवाल शिवसेना ठाकरे गटाचे उपनेते संजय पवार, सहसंपर्कप्रमुख विजय देवणे व उपजिल्हाप्रमुख अवधूत साळोखे यांनी पत्रकार परिषदेत केला. दूध संस्थांसाठी जाजम व घड्याळाची केलेली खरेदी बेकायदेशीर आहे. त्यात आर्थिक घोटाळा झाला आहे. नेत्यांच्या आशीर्वादानेच ही खरेदी झाली आहे. दूध उत्पादक शेतकर्‍यांच्या घामाच्या पैशांचा दुरुपयोग करून डल्ला मारला आहे. गोकुळ आता राजकीय अड्डा बनला आहे. त्यामुळेच मेडिटेशनसाठी सहकुटुंब फाईव्ह स्टार हॉटेलमध्ये गोवा सहल, पशुखाद्य घोटाळा, जाजम व घड्याळ खरेदी, वासाचे दूध इत्यादी मार्गाने या गोकुळच्या हंडीतील लोणी खाण्याचे काम सुरू असल्याने शेतकर्‍यांचे नुकसान होत आहे. पत्रकार परिषदेस मंजित माने व स्मिता मांडरे उपस्थित होते. ‘गोकुळ’च्या संचालिका शौमिका महाडिक यांनी गेली चार वर्षे सत्ताधार्‍यांविरू द्ध रान उठवले, अनेक प्रश्न उपस्थित केले. परंतु, आता गोकुळची निवडणूक होऊ घातली आहे. आता महाडिक या सत्ताधारी बाकावर बसणार आहेत. मग महाडिक आता सभासदांच्या बाजूने की, सत्ताधार्‍यांच्या बाजूने? असा प्रश्नही पवार, देवणे यांनी उपस्थित केला. दरम्यान, गेली निवडणूक वासाचे दूध, टँकरची टक्केवारी आदींसह विविध प्रश्नांवर गाजविणारे मंत्री मुश्रीफ, आ. पाटील आदींसह इतर नेतेमंडळी आता त्याबाबत का बोलत नाहीत? अशी विचारणाही त्यांनी केली. 'Pudhari' is excited to announce the relaunch of its Android and iOS apps. Stay updated with the latest news at your fingertips. Android and iOS Download now and stay updated, anytime, anywhere. Pudhari Publications Private Limited</w:t>
       </w:r>
     </w:p>
     <w:sectPr>

--- a/Output/Prakash Abitkar/extracted_links_Prakash Abitkar_News_Content.docx
+++ b/Output/Prakash Abitkar/extracted_links_Prakash Abitkar_News_Content.docx
@@ -12,7 +12,7 @@
     </w:p>
     <w:p>
       <w:r>
-        <w:t>Title: Look at organ donation as an act of humanity, and not just as medical intervention, urged speakers at THE WEEK-Jaslok Hospital event</w:t>
+        <w:t>Title: Clear health proposals in Nagpur, Amravati &amp; Melghat: Bawankule</w:t>
       </w:r>
     </w:p>
     <w:p>
@@ -24,13 +24,13 @@
           <w:rPr>
             <w:color w:val="0000FF"/>
           </w:rPr>
-          <w:t>https://www.theweek.in/theweek/specials/2025/09/06/organ-donation-awareness-mumbai.html</w:t>
+          <w:t>https://timesofindia.indiatimes.com/city/nagpur/clear-health-proposals-in-nagpur-amravati-melghat-bawankule/articleshow/123816301.cms</w:t>
         </w:r>
       </w:hyperlink>
     </w:p>
     <w:p>
       <w:r>
-        <w:t>Content: The event brought together policymakers, doctors, donor families and recipients. Jaslok Hospital’s ‘Zindagi Na Rukne Do’ initiative highlights the fact that humans have the power to give life, if they have the courage to act ORGAN DONATION IS not just about saving lives, it is about giving life a second chance.' With this important message, Jaslok Hospital and Research Centre, in association with THE WEEK, hosted an evening dedicated to raising awareness on the need for organ donation. The event in Mumbai on August 26, titled ‘Zindagi Na Rukne Do’, brought together policymakers, doctors, donor families and recipients in an effort to break the silence surrounding this urgent health issue. The event began with a ceremonial lamp lighting led by Jaslok Hospital CEO Jitendra Haryan and senior dignitaries including Jaslok Hospital Chief Medical Officer Dr Milind Khadke, Jaslok Hospital Chief Marketing Officer Bhavesh Phopharia, THE WEEK Chief of Bureau, Mumbai, Dnyanesh Jathar, and THE WEEK Resident Chief General Manager Shree Kumar Menon. Maharashtra Health Minister Prakash Abitkar and Brand Ambassador for the initiative Amruta Fadnavis joined in via video message. In his welcome address, Haryan spoke about the hospital’s long-standing legacy of pioneering health care and its commitment to leading the organ donation movement. “Few decisions in life carry the power to turn grief into hope and a new beginning, and organ donation is one of them. Whether from a living donor or a cadaver donor, it is the ultimate expression of humanity, where compassion becomes a bridge to life. Through ‘Zindagi Na Rukne Do’, we highlight this truth, reminding everyone that the power to give life rests in their hands, waiting for the couarge to act.” Abitkar, in his keynote address, underscored the government’s role in building stronger systems for transplants. “Our state has the expertise and the institutions. What we need is public awareness and trust to bridge the gap,” he said. Jathar highlighted the magazine’s editorial mission. “From breast cancer awareness to Parkinson’s and now organ donation, THE WEEK has consistently championed journalism with a human touch,” he said. Fadnavis delivered an emotional note, urging citizens to view organ donation as a noble social responsibility. The first panel titled ‘Organ Donation: Breaking the Silence, Saving Lives’ featured a distinguished line-up of doctors: Dr Sanjay Nagral, Director, Surgical Gastroenterology (Academics &amp; Research); Dr M. M. Bahadur, Director, Nephrology (Administration); Dr Indraneel Raut, Additional Director, Critical Care; Dr Pettarusp Wadia, Consultant, Neurology &amp; Lead Movement Disorders; and Dr Shruti Tandan, Consultant, Critical Care. The discussion highlighted persistent myths that discourage families from consenting to donations. Panellists called for streamlining hospital protocols, increasing public trust in the system, and sensitising families during critical moments. This was followed by a moving testimony from a deceased donor’s family member, who shared how one person’s decision gave hope to others. The second panel, ‘One Gift, Many Lives: The Impact of Organ Transplants’, was moderated by Dr S.K. Mathur, President, Zonal Transplant Coordination Centre, and brought together some of the country’s top transplant specialists: Padmabhushan Dr A.B. Mehta, Director, Cardiology; Dr Shailesh Raina, Director, Urology; Dr Aabha Nagral, Director, Gastroenterology &amp; Chief Hepatologist; Dr Rushi Deshpande, Director, Nephrology (Academics), and Dr Upendra Bhalerao, Consultant, Heart Transplant Surgery. This session focused on the transformative impact of transplants—not just on patients, but also on entire families. Panellists emphasised India’s shortage of organ donors despite having advanced medical capabilities. The audience heard heartfelt testimonies from Ronak Bhatia, a liver recipient, who shared the joy of regaining normal life, and Dinesh Nagda, a kidney donor, who spoke about the fulfilment of saving another’s life. The evening concluded with a vote of thanks by Khadke, who reaffirmed the hospital’s commitment to strengthening organ donation systems. As the event drew to a close, the message was clear: organ donation is not merely a medical intervention, but an act of humanity. In the words of one panellist, “One decision can ripple across generations—a single donor can save multiple lives.” Copyright © 2024 All rights reserved</w:t>
+        <w:t>Content: Anju Kurianâs graceful snaps 8 times Malayalam actress Kalyani Priyadarshan looked every bit of a desi diva Unique baby boy names beginning with the letter R 10 Best fashionable outfits of Tejasswi Prakash Love is in the 'air': 9 most romantic birds in the world From literature to silver screen: 8 Bollywood movies made on Shakespeare's plays Bigg Boss Telugu 9 contestant Rithu Chowdaryâs gorgeous pics How to grow beetroot at home in a balcony garden Bigg Boss Telugu 9 contestant Priya Shetty's stunning looks Through thick and thin: 10 animals known for their loyalty and bonding</w:t>
       </w:r>
     </w:p>
     <w:p>
@@ -43,7 +43,7 @@
     </w:p>
     <w:p>
       <w:r>
-        <w:t>Title: Maharashtra: 25-Year-Old Woman Delivers Baby Girl In Ambulance En Route To Hospital In Palghar</w:t>
+        <w:t>Title: NHM employees call off strike after health ministerâs assurances</w:t>
       </w:r>
     </w:p>
     <w:p>
@@ -55,13 +55,13 @@
           <w:rPr>
             <w:color w:val="0000FF"/>
           </w:rPr>
-          <w:t>https://www.freepressjournal.in/mumbai/maharashtra-25-year-old-woman-delivers-baby-girl-in-ambulance-en-route-to-hospital-in-palghar</w:t>
+          <w:t>https://timesofindia.indiatimes.com/city/pune/nhm-employees-call-off-strike-after-health-ministers-assurances/articleshow/123816244.cms</w:t>
         </w:r>
       </w:hyperlink>
     </w:p>
     <w:p>
       <w:r>
-        <w:t>Content: Palghar: A 25-year-old pregnant woman gave birth to a baby girl in an 108 ambulance in the early hours of September 1, Monday, while being transferred from Saphale Primary Health Centre to Palghar Rural Hospital due to the possibility of complications during delivery. The woman, Vidhi Sambre, a resident of the Safale area, was pregnant with her second child and was admitted to Saphale Primary Health Centre late on the night of September 1. Based on the assessment of possible delivery complications, the attending medical officer decided to refer her to the Palghar Rural Hospital for further care. At approximately 2:50 a.m., an 108 ambulance was called to facilitate the transfer, as reported by Loksatta. However, while en route to Palghar, Vidhi began experiencing labour contractions. Dr. Ruksana Shaukh, the medical officer present in the ambulance, successfully conducted the delivery inside the moving vehicle. The woman delivered a healthy baby girl weighing 2.800 kilograms. Both the mother and newborn were subsequently admitted to the Palghar Rural Hospital. This incident adds to a growing number of similar cases in the district where pregnant women have had to give birth in ambulances during transfers. Health Minister Prakash Abitkar, during a recent visit to Palghar, had issued clear instructions to the district administration to take strict action against medical officers who refer pregnant women for further treatment at late stages, especially when labour is imminent, as reported. Despite these instructions, such incidents continue to occur, raising concerns that the Palghar district administration is not adequately implementing the Health Minister’s directives, according to the report. The case highlights ongoing challenges in maternal healthcare coordination and emergency preparedness in rural areas.</w:t>
+        <w:t>Content: Steffy Thevar is a Pune-based senior correspondent working for the Times of India. She writes on health, urban infrastructure and gender parity issues. She has worked in Mumbai for three years and shifted to Pune and covered the Covid19 pandemic. She had completed her masters in Journalism and Mass Communication from Savitribai Phule Pune University's department of Mass Communication and Journalism. She also writes on a range of issues including housing, human rights and environment.Read More Pati Patni aur Panga host Sonali Bendreâs stunning saree styles Seerat Bajwa brings a fresh take on beauty with her graceful fashion sense Elegant ethnic looks of Sai Pallavi Anju Kurianâs graceful snaps 8 times Malayalam actress Kalyani Priyadarshan looked every bit of a desi diva Unique baby boy names beginning with the letter R 10 Best fashionable outfits of Tejasswi Prakash Love is in the 'air': 9 most romantic birds in the world From literature to silver screen: 8 Bollywood movies made on Shakespeare's plays Bigg Boss Telugu 9 contestant Rithu Chowdaryâs gorgeous pics</w:t>
       </w:r>
     </w:p>
     <w:p>
@@ -74,7 +74,7 @@
     </w:p>
     <w:p>
       <w:r>
-        <w:t>Title: Palghar Woman Delivers Baby Girl Inside 108 Ambulance Amid Emergency Transfer</w:t>
+        <w:t>Title: Pune: NCP-SP MP Supriya Sule Flags Medicine Shortage At Bhor Sub-District Hospital, Seeks Urgent Intervention From Health Minister</w:t>
       </w:r>
     </w:p>
     <w:p>
@@ -86,13 +86,13 @@
           <w:rPr>
             <w:color w:val="0000FF"/>
           </w:rPr>
-          <w:t>https://www.lokmattimes.com/maharashtra/palghar-woman-delivers-baby-girl-inside-108-ambulance-amid-emergency-transfer-a525/</w:t>
+          <w:t>https://www.freepressjournal.in/pune/pune-ncp-sp-mp-supriya-sule-flags-medicine-shortage-at-bhor-sub-district-hospital-seeks-urgent-intervention-from-health-minister</w:t>
         </w:r>
       </w:hyperlink>
     </w:p>
     <w:p>
       <w:r>
-        <w:t>Content: Marathi | Hindi FOLLOW US : City By Lokmat Times Desk | Updated: September 4, 2025 14:20 IST2025-09-04T14:19:50+5:302025-09-04T14:20:52+5:30 A 25-year-old expectant mother delivered a baby girl inside a 108 ambulance in the early hours of September 1 while being transported from Saphale Primary Health Centre to Palghar Rural Hospital. The woman, identified as Vidhi Sambre from Saphale, was pregnant with her second child and had been admitted late that night due to concerns about delivery-related complications. Around 2:50 a.m., doctors decided to shift her to Palghar Rural Hospital for advanced care. However, before reaching the destination, she went into labour. The on-duty medical officer, Dr. Ruksana Shaukh, successfully assisted her in giving birth inside the moving vehicle. Also Read: Mumbai Bank Offers ₹1 Lakh Zero-Interest Loans to Ladki Bahin Yojana Beneficiaries The newborn weighed 2.800 kilograms and was reported healthy after delivery. Both mother and child were immediately taken to Palghar Rural Hospital, where they were admitted for postnatal care. The swift intervention of the ambulance team ensured a safe outcome despite the emergency arising mid-transfer. According to reports, this case reflects how frontline health workers, particularly emergency medical officers, often face challenging conditions in rural districts. Instances of deliveries in ambulances have been recorded multiple times in Palghar, underscoring the urgent need for improved preparedness in handling maternal emergencies across the region. Despite directives issued earlier by Health Minister Prakash Abitkar during his visit to Palghar, such cases remain frequent. The minister had instructed the district administration to act firmly against medical officers who refer pregnant women at critical stages, especially when labour is imminent. Yet, these incidents highlight lapses in timely decision-making and coordination between healthcare facilities. Concerns persist that the administration has not fully implemented the minister’s guidelines. This recent episode once again points to structural gaps in rural healthcare services, emphasizing the importance of better maternal care planning and stricter monitoring. FOLLOW US : Copyright ©2025 Lokmat Media Pvt Ltd</w:t>
+        <w:t>Content: Pune: Nationalist Congress Party - Sharadchandra Pawar (NCP-SP) Member of Parliament from the Baramati Lok Sabha Constituency, Supriya Sule, has alleged that there is a medicine shortage in Bhor Sub-District Hospital in Pune District. It falls under Sule's constituency. Let us know! 👂What type of content would you like to see from us this year? Sule took it to X (formerly Twitter) and raised this issue. She has even tagged the Minister for Public Health and Family Welfare of Maharashtra, Prakash Abitkar, who is a Shiv Sena MLA from the Radhanagari Vidhan Sabha Constituency. Supriya Sule said, "Shortage of medicines at Bhor Sub-District Hospital is causing inconvenience to patients who are seeking treatment. Around 500–600 patients visit the hospital daily. Even common medicines like cough syrup and blood pressure tablets are unavailable." She further said, "What's even more concerning is that an employee sent to Pune to get medicines was not given an adequate supply. The lack of medicine to treat patients indicates a serious condition of the healthcare system. It is expected that the government will provide citizens with at least basic healthcare facilities. People who come to this hospital for treatment are from remote areas. Due to the lack of medicines, they are not receiving proper treatment." "I request the Honourable Health Minister of the state to take serious note of this matter. Please immediately instruct the concerned department to make adequate medicines available at the hospital. Additionally, please ensure that the stock of medicines is maintained at an appropriate level. Providing services to patients should be your top priority," she added.</w:t>
       </w:r>
     </w:p>
     <w:p>
@@ -105,7 +105,7 @@
     </w:p>
     <w:p>
       <w:r>
-        <w:t>Title: कोल्हापुर में ऐतिहासिक स्वर्णिम समारोह, बप्पा को चढ़ाया गया एक किलो सोने का हार</w:t>
+        <w:t>Title: Pune: NHM Strike Ends After Govt Accepts Salary, Insurance, Regularisation Demands</w:t>
       </w:r>
     </w:p>
     <w:p>
@@ -117,13 +117,13 @@
           <w:rPr>
             <w:color w:val="0000FF"/>
           </w:rPr>
-          <w:t>https://www.etvbharat.com/hi/!bharat/historic-golden-ceremony-of-the-mandal-in-kolhapur-whopping-one-kg-gold-necklace-was-offered-to-bappa-hindi-news-hin25090602323</w:t>
+          <w:t>https://www.freepressjournal.in/pune/pune-nhm-strike-ends-after-govt-accepts-salary-insurance-regularisation-demands</w:t>
         </w:r>
       </w:hyperlink>
     </w:p>
     <w:p>
       <w:r>
-        <w:t>Content: दिल्ली delhi ETV Bharat / bharat By ETV Bharat Hindi Team Published : September 6, 2025 at 2:24 PM IST कोल्हापुर : महाराष्ट्र के कोल्हापुर में कुछ मंडलों ने हमेशा से ही गणेशोत्सव को अलग तरीके से मनाने की परंपरा को संरक्षित किया है. इसी कड़ी में बप्पा को एक किलो सोने के हार चढ़ाया गया. इसकी कीमत लगभग एक करोड़ रुपये बताई गई है. शहर के शाहूपुरी थर्ड स्ट्रीट स्थित शिवतेज मित्र मंडल ने भी इस वर्ष गणेशोत्सव में ऐसा ही अनूठा संकल्प पूरा किया. मंडल ने अपने गणपति बप्पा के लिए एक किलो सोने का हार तैयार कराया. इस सोने के हार चढ़ाने की रस्म ने इस साल के गणेशोत्सव को शहर में ऐतिहासिक बना दिया. लगभग एक करोड़ रुपये मूल्य का यह सोने का हार भक्तों से प्राप्त दान और मन्नतों से बनाया गया है. यह सोने का हार भेंट समारोह राज्य के उद्योग और मराठी भाषा मंत्री उदय सामंत के तत्वावधान में आयोजित किया गया था. इस अवसर पर जनस्वास्थ्य मंत्री एवं कोल्हापुर पालकमंत्री प्रकाश आबिटकर, शिवसेना शिंदे पार्टी के संगठक सत्यजीत कदम, विधायक अमल महाडिक, पूर्व सांसद संजय मंडलिक सहित हजारों श्रद्धालु उपस्थित थे. इस दौरान पूरा मंडल परिसर भक्तिमय वातावरण से ओतप्रोत था. श्रद्धालुओं के सामूहिक संकल्प बोर्ड के अध्यक्ष मोहित खोत ने कहा, "यह संकल्प श्रद्धालुओं की सामूहिक आस्था के माध्यम से उनकी मनोकामना पूरी होने के बाद साकार हुआ है. ऐसी मान्यता है कि नवसा में पधारे शिवतेज गणेश भक्तों के जीवन में सफलता और खुशियां लेकर आते हैं. स्वर्ण हार अर्पण समारोह ने इस आस्था को एक भव्य रूप दिया है.” 35 वर्षों की परंपरा और सामाजिक कार्य से शिवतेज मंडल ने गणेशोत्सव के दौरान विभिन्न जीवंत और आकर्षक दृश्य निर्मित कर शहर में ख्याति अर्जित की है. बोर्ड ने ‘एकात्मतेची पालकी’ के दृश्य के माध्यम से हिंदू-मुस्लिम-सिख-ईसाई एकता का संदेश दिया था, जबकि श्रद्धालुओं ने भी ‘गरुड़ लेणी’ पहल पर सहज प्रतिक्रिया व्यक्त की थी. इसके अलावा, उन्होंने लगातार सात वर्षों तक एंबुलेंस सेवाएं प्रदान की हैं और बोर्ड ने सामाजिक सेवा गतिविधियों के लिए अपनी अलग पहचान बनाई है. बोर्ड के सदस्य महेश पोवार ने कहा, “सुवर्णहारा अर्पण समारोह भक्तों की भक्ति और एकता का साक्षी है. हम प्रार्थना करते हैं कि प्रभु की कृपा से सभी की मनोकामनाएं पूर्ण हों.'' इस बीच, कोल्हापुर में इस सुवर्णहार अर्पण समारोह ने न केवल धार्मिक आस्था को, बल्कि सामूहिक एकता और भक्ति को भी एक अलग गौरव प्रदान किया है. ये भी पढ़ें- गणेश लड्डू की नीलामी, 51 लाख रुपये लगी कीमत For All Latest Updates TAGGED: नेपाल संकट का भारत में असर, दार्जिलिंग में व्यापार प्रभावित, कारोबारियों को भारी नुकसान गौतम अडानी के अमेरिकी धोखाधड़ी मामले को सुलझाने की कोशिशें ठप, भारत-अमेरिका तनाव के बीच अटकी राह राहुल गांधी को जूनागढ़ के सोरठिया परिवार ने चाय पीने का न्योता दिया महासंकट में हैं फिलीपींस के पुगाड द्वीप के लोग, डूब रहा है ये आइलैंड PM मोदी के जन्मदिन पर दिल्ली सरकार करेगी सेवा पखवाड़े की शुरुआत, गृह मंत्री अमित शाह करेंगे उदघाटन दिल्ली में अपने घर का सपना होगा पूरा ! DDA लाया जन साधारण आवास योजना-2025, नवरात्रों से शुरू होगी बुकिंग एशिया कप 2025: बांग्लादेश और हांगकांग में आज होगी जंग, जानिए मैच से जुड़ी हर छोटी बड़ी डिटेल्स सेंसेक्स मामूली बढ़त के साथ खुला, निफ्टी 25,000 के पास मिक्स्ड ग्लोबल संकेतों के बीच फिच ने बढ़ाई इंडिया की रेटिंग, भारत के जीडीपी ग्रोथ को सराहा, 2026 के लिए 6.9% की वृद्धि अनुमान Copyright © 2025 Ushodaya Enterprises Pvt. Ltd., All Rights Reserved.</w:t>
+        <w:t>Content: The indefinite strike by National Health Mission (NHM) employees, which had brought health services in the state to a standstill for the last 23 days, has been called off. The decision came after a meeting between NHM union leaders and State Health Minister Prakash Abitkar in Mumbai, where the government agreed in principle to 10 of the 13 demands raised by the employees. With this, nearly 1,400 NHM staff in Pune district will resume work from Wednesday, Sept 11, bringing relief to patients who were struggling to access medical care at primary health centres, rural health posts and urban health facilities. The employees had launched the strike on August 19, demanding the implementation of the government resolution dated March 14, 2024. For the first time, 16 health service organisations had jointly participated in the agitation. After today’s meeting, Health Minister Abitkar assured that salary-related issues, service regularisation, pay parity and insurance cover for employees will be resolved step by step. He added that the three remaining demands linked to the absorption of staff will also be addressed soon. A committee will be formed to coordinate and monitor the process. Union coordinator Vijay Gaikwad stated that the strike was withdrawn in the greater public interest. He added that 13,000 employees with over 10 years of service will benefit in the first phase, while others will be covered in the coming stages. Harshal Ranavre, state coordinator for the NHM contractual staff, Pune, said, “With the strike officially withdrawn, health services in Pune are set to return to normal from tomorrow. The government has agreed in principle to demands including annual increments, pay protection, insurance cover, EPF and gratuity, wage parity, loyalty bonus restoration, and 100% absorption of long-serving staff.”</w:t>
       </w:r>
     </w:p>
     <w:p>
@@ -136,7 +136,7 @@
     </w:p>
     <w:p>
       <w:r>
-        <w:t>Title: Kolhapur Politics : पालकमंत्र्यांनी झुकवलं, मुश्रीफही एक पाय मागे आले : केडीसीचा अहवाल नव्याने छापत आबिटकरांना झळकवलं</w:t>
+        <w:t>Title: Rane Showcases Goa Model at CII Hospital Tech 2025</w:t>
       </w:r>
     </w:p>
     <w:p>
@@ -148,13 +148,13 @@
           <w:rPr>
             <w:color w:val="0000FF"/>
           </w:rPr>
-          <w:t>https://sarkarnama.esakal.com/maharashtra/paschim-maharashtra/kolhapur-district-bank-report-prakash-abitkar-hasan-mushrif-mahayuti-jap93-rg93</w:t>
+          <w:t>https://goemkarponn.com/rane-showcases-goa-model-at-cii-hospital-tech-2025/</w:t>
         </w:r>
       </w:hyperlink>
     </w:p>
     <w:p>
       <w:r>
-        <w:t>Content: Kolhapur News, 04 Sep : कोल्हापूर जिल्ह्यातील महायुतीतील नेत्यांमध्ये समन्वय नाही, अशा पद्धतीचे चित्र गेल्या अनेक दिवसांपासून विविध कार्यक्रमातून आणि उपक्रमातून स्पष्ट होत आहे. अशातच कोल्हापूर जिल्हा बँकेच्या अहवालात पालकमंत्री प्रकाश आबिटकर यांचे छायाचित्र नसल्याने महायुतीमधील अंतर्गत कटकारस्थान समोर आले होते. आगामी महापालिका आणि जिल्हा परिषदेच्या निवडणुकीत महायुतीला तडा जाऊ नये यासाठी मंत्री आणि जिल्हा बँकेचे अध्यक्ष हसन मुश्रीफ यांनीच एक पाय मागे घेत केडीसी बँकेच्या अहवालात पालकमंत्री आबिटकर यांचा फोटो छापला आहे. कोल्हापूर जिल्हा मध्यवर्ती बँकेने यापूर्वी संस्थांना पाठवलेल्या वार्षिक अहवालात पालकमंत्री प्रकाश आबिटकर यांचे छायाचित्र नसल्याने आलेल्या उलटसुलट प्रतिक्रिया समोर आल्या होत्या. अखेर बँकेने नव्याने छापलेल्या अहवालात आबिटकर यांचे छायाचित्र झळकले आहे. दरवर्षी जिल्हा बँकेकडून वार्षिक सर्वसाधारण सभेपूर्वी बँकेच्या प्रगतीचा अहवाल प्रसिद्ध केला जातो. यात छत्रपती शिवाजी महाराज, शाहू महाराज, डॉ. बाबासाहेब आंबेडकर यांच्यासह मुख्यमंत्री, उपमुख्यमंत्री, जिल्ह्यातील मंत्री, पालकमंत्री यांचे छायाचित्र प्रसिद्ध केले जाते. सर्वसाधारण सभेपूर्वी किमान तीन आठवडे हे अहवाल छापून सभासद संस्थांना पाठवण्याची प्रथा आहे. यावर्षी प्रथेप्रमाणे बँकेने अहवाल छापले व संस्थांना पोस्टाने पाठवले. यात पालकमंत्री आबिटकर यांचे छायाचित्र नव्हते. यापूर्वी बँकेत ज्यावेळी संचालक मंडळ आले, तेव्हापासून जिल्ह्याच्या पालकमंत्र्यांचे छायाचित्र छापले जाते. पण, यावेळी आबिटकर यांचे छायाचित्र नसल्याने त्याच्या प्रतिक्रिया उमटू लागल्या. आबिटकर यांचे बंधू अर्जुन आबिटकर हे बँकेचे संचालक असूनही पालकमंत्र्यांचे छायाचित्र नव्हते. तशा बातम्याही वृत्तपत्रातून प्रसिद्ध झाल्यानंतर बँकेने दुरूस्ती करून नव्याने काही अहवाल छापून त्यात पालकमंत्री आबिटकर यांचे छायाचित्र प्रसिद्ध केले असून नवे अहवालही संस्थांना पाठवले आहेत. सरकारनामाचे सदस्य व्हा शॉपिंगसाठी 'सकाळ प्राईम डील्स'च्या भन्नाट ऑफर्स पाहण्यासाठी क्लिक करा. Read Latest Marathi Political News, Breaking Political News from Maharashtra, India, Pune &amp; Mumbai at Sarkarnama. To Get Live Political Marathi News on Mobile, Download the Sarkarnama Mobile App for Android and IOS. सरकारनामा आता सर्व सोशल मीडिया प्लॅटफॉर्मवर. ताज्या राजकीय घडामोडींसाठी फेसबुक, ट्विटर, इन्स्टाग्राम, शेअर चॅट, टेलिग्रामवर आणि व्हॉट्सॲप आम्हाला फॉलो करा. तसेच, सरकारनामा यूट्यूब चॅनेलला आजच सबस्क्राइब करा. Follow Us Copyright © 2025 Sakal Media Group – All Rights Reserved Powered by Quintype वेबसाईटवर ब्राउझिंगचा अनुभव सर्वोत्तम असावा, यासाठी आम्ही कुकीजचा वापर करतो. कुकीजमुळे तुम्हाला तुमच्या आवडत्या मजकुराची शिफारस करता येते. आमचे गोपनीयता आणि कुकीजसंदर्भातील धोरण तुम्हाला मान्य आहे.</w:t>
+        <w:t>Content: Support Goemkarponn’s mission for fearless journalism. Team Goemkarponn MUMBAI: Goa Health Minister Vishwajit Rane addressed the 8th edition of CII Hospital Tech 2025 on the theme “Healthcare Roadmap for Viksit Bharat.” Rane said, “We carry the responsibility of shaping a system that ensures universal access, embraces innovation, and places the well-being of citizens at the very core of national progress.” Presenting the Goa Model of Healthcare, Rane highlighted reforms and innovations that have positioned the state as a benchmark in health delivery. These include advanced medical infrastructure, adoption of universal digital health records, strengthening preventive and community care through health camps, impactful public–private collaborations, a strong focus on women and child health, and investment in workforce development. “Our integrated approach demonstrates how state-level initiatives can align seamlessly with the national mission of a Viksit Bharat by 2047. A developed India must rest on the foundation of healthy citizens, and together, we can make this vision a reality,” the Health Minister said. The event was attended by senior leaders from healthcare and policy, including Maharashtra Health Minister Prakash Abitkar, Joy Chakraborty, Padma Dr Ramakant Deshpande, Dr Hardik Ajmera, Rizwan Koita, Thierry van Helden, Eva Verstraelen and Harjinder Kang. Type above and press Enter to search. Press Esc to cancel. Login to your account below.</w:t>
       </w:r>
     </w:p>
     <w:p>
@@ -167,7 +167,7 @@
     </w:p>
     <w:p>
       <w:r>
-        <w:t>Title: Thane News : न्याय, हक्कासाठी लढणे हा गुन्हा आहे का? संतप्त आरोग्य कर्मचाऱ्यांचा प्रशासनाला सवाल</w:t>
+        <w:t>Title: Dhule News : आरोग्यमंत्री प्रकाश आबिटकर यांचे बोगस डॉक्टरांवर कारवाईचे आदेश</w:t>
       </w:r>
     </w:p>
     <w:p>
@@ -179,13 +179,13 @@
           <w:rPr>
             <w:color w:val="0000FF"/>
           </w:rPr>
-          <w:t>https://www.navarashtra.com/maharashtra/is-fighting-for-justice-and-rights-a-crime-angry-health-workers-question-the-administration-977234.html</w:t>
+          <w:t>https://www.esakal.com/uttar-maharashtra/dhule-cardiac-cath-lab-inauguration-public-health-services-minister-prakash-abitkar-nmk01</w:t>
         </w:r>
       </w:hyperlink>
     </w:p>
     <w:p>
       <w:r>
-        <w:t>Content: ठाणे/स्नेहा जाधव,काकडे : न भूतो, न भविष्यती असे राज्यव्यापी बेमुदत आंदोलन राष्ट्रीय आरोग्य अभियानातील (एनएचएम) कंत्राटी अधिकारी व कर्मचारी यांनी 19 ऑगस्टपासून सुरू केले आहे. यास पाठिंबा देत राज्यभरातून सुमारे 30 हजारांहून अधिक कंत्राटी अधिकारी व कर्मचारी बेमुदत कामबंद आंदोलनात सहभागी झाले आहेत. परिणामी, याचा मोठा फटका आरोग्य सेवेला बसण्याची शक्यता निर्माण झाली, असं असतानाही चर्चेतून तोडगा काढण्याऐवजी प्रशासनाकडून कारवाईचे फर्मान सोडले जात आहे. या पार्श्वभूमीवर, संविधानिक मर्यादा पाळून न्याय व हक्कासाठी लढणे हा गुन्हा आहे का? असा संतप्त सवाल महाराष्ट्र राज्य एकत्रिकरण समितीचे अध्यक्ष विजय गायकवाड यांनी आज येथे झालेल्या पत्रकार परिषदेतून केला. यावेळी संघटनेचे राज्य समन्वयक दिलीप उटाणे, बबलू पठाण, ॲड. भाग्यश्री रंगारी, श्याम गायकवाड, मनीष खैरनार जीवन कुलकर्णी, डॉ.प्रकाश मोरे, दत्ता मुळे, गौरव जोशी डॉ गायकवाड डॉ राम नागे हर्षल रनवरे परिमल फुके उपस्थित होते. पत्रकार परिषदेपूर्वी संघटनेचे राज्यस्तरीय आज ठाणे येथे पार पडली. या बैठकीस प्रत्येक जिल्ह्यातून 3 प्रतिनिधी सहभागी झाले होते. सर्व मागण्या मान्य होत नाहीत, तोपर्यंत संप मागे घेतला जाणार नाही. शासनाने बैठकीची वेळ द्यावी व सदर बैठकीमध्ये कालबद्ध कार्यक्रम मंजूर करावा, असे झाल्यास त्याक्षणी संप मागे घेतला जाईल. असा निर्धार यावेळी करण्यात आला. माननीय मंत्री महोदय प्रकाश आबिटकर यांच्या अध्यक्षतेखाली सार्वजनिक आरोग्य विभागाचे सचिव व आयुक्त अशी एकत्रित बैठक घेण्याची आग्रही भूमिकाही यावेळी त्यांनी मांडली. बैठकीनंतर पत्रकारांना संबोधित करताना गायकवाड म्हणाले की, दहा वर्षाहून अधिक काळ सेवा देणाऱ्या अधिकारी व कर्मचाऱ्यांचे समायोजन करावे, असा शासन निर्णय 14 मार्च 2024 मध्ये घेण्यात आला. परंतु, अद्यापही त्याची अंमलबजावणी झाली नाही. आम्ही वेळोवेळी सामंजस्याची भूमिका घेत पाठपुरावा केला. चर्चा, बैठका यांस प्राधान्य दिले. मंत्री महोदय प्रकाश आबिटकर यांनी याबाबत सकारात्मकता दर्शविली. मात्र मुख्यमंत्री महोदय, आरोग्य सचिव यांच्याशी एकत्रित बैठकीचे दिलेले आश्वासन त्यांनी अद्याप पूर्ण केले नाही. तसेच सार्वजनिक आरोग्य विभागातील अखत्यारीत असणाऱ्या वेतनवाढ, विमा संरक्षण, समान काम, समान वेतन यांसारख्या प्राथमिक मागण्यांवर देखील वारंवार पाठपुरावा करूनही साधी चर्चाही झाली नसल्याचे त्यांनी खेदाने सांगितले. तसेध कोणत्याही अतिरिक्त आर्थिक मोबदल्याची अपेक्षा न करणारा, कोरोनासारख्या संवेदनशील कालावधीतही दिवस रात्र झटणारा, 15 ते 20 वर्षाहून अधिक काळ निष्ठेने सेवा करूनही वेतन नव्हे तर मानधन तत्वावर काम करणारा आमचा सेवक आज रस्त्यावर उतरल्यावर तुम्ही त्याचे म्हणणे ऐकून घेण्याऐवजी थेट कारवाईचा आदेश काढता? लोकशाही आहे की मोगलाई ? असाही थेट प्रश्नही गायकवाड यांनी प्रशासनाला केला. उटाणे म्हणाले की, माननीय मुख्यमंत्री महोदय यांनी सर्व विभागांना 150 दिवसाचे नियोजन करण्याचे सांगितले होते. त्यामध्ये आरोग्य विभागाने देखील समायोजनाचा विषय घेतला होता, असे समजते. सदर कालावधी संपण्याकरिता आता केवळ 29 दिवस शिल्लक असूनही प्रशासनाने आमच्या संघटनेची साधी बैठकही घेतली नाही. समायोजनाव्यतिरिक्त सचिव स्तरावरील निर्णयातून मार्गी लागू शकणारे इतरही अनेक प्रश्न प्रलंबित आहेत, परंतु याचे गांभीर्य नाही, हेच त्यांच्या कृतीतून दिसते. म्हणूनच कोणत्याही कारवाईला बळी न पडता झोपेचं सोंग घेऊन निद्रिस्त झालेल्या शासन व प्रशासनाला जाग करण्यासाठी पुकारलेल्या या संपातून आता आम्ही कोणीच माघार घेणार नाही. लेखी आश्वासन आणि प्रत्यक्ष अंमलबजावणीचा कालावधी नमूद केल्याशिवाय कंत्राटी आरोग्य कर्मचाऱ्यांचा संप सुरूच राहील, असे सर्व राज्य समन्वयकांनी एकमताने सांगितले. Follow Us On © Copyright Navarashtra 2025 All rights reserved.</w:t>
+        <w:t>Content: District Hospital sakal धुळे: जिल्हावासीयांना सार्वजनिक आरोग्य विभागाच्या माध्यमातून दर्जेदार आरोग्य सेवा देण्यासाठी प्रयत्न करण्यात येतील, असे प्रतिपादन सार्वजनिक आरोग्य व कुटुंबकल्याणमंत्री प्रकाश आबिटकर यांनी येथे केले. त्यांच्या हस्ते साक्री रोडवरील जिल्हा शासकीय रुग्णालयात शनिवारी (ता. १३) दुपारनंतर कार्डियाक कॅथ लॅबचे लोकार्पण झाले. Follow Us Copyright © 2025 - Sakal Media Pvt Ltd - All rights reserved. Powered by Quintype</w:t>
       </w:r>
     </w:p>
     <w:p>
@@ -198,7 +198,7 @@
     </w:p>
     <w:p>
       <w:r>
-        <w:t>Title: Tanaji Sawant News : तानाजी सावंतांनी काढलेल्या 'त्या' जीआरमध्ये बदल होणार; काय आहे प्रकरण?</w:t>
+        <w:t>Title: सिकलसेल आजाराबाबत गांभीर्यानं लक्ष देणं गरजेचं, अति दुर्गम भागात एअर ॲम्बुलन्सबाबत विचार करणार : आरोग्य मंत्री प्रकाश आबिटकर</w:t>
       </w:r>
     </w:p>
     <w:p>
@@ -210,13 +210,13 @@
           <w:rPr>
             <w:color w:val="0000FF"/>
           </w:rPr>
-          <w:t>https://sarkarnama.esakal.com/mumbai/changes-will-be-in-the-gr-regarding-healthcare-workers-drawn-by-tanaji-sawant-vd83</w:t>
+          <w:t>https://www.etvbharat.com/mr/!state/sickle-cell-disease-needs-serious-attention-air-ambulances-will-be-considered-in-very-remote-areas-health-minister-prakash-abitkar-maharashtra-news-mhs25091204509</w:t>
         </w:r>
       </w:hyperlink>
     </w:p>
     <w:p>
       <w:r>
-        <w:t>Content: Mumbai, 06 September : मागील महायुती सरकारमध्ये वादग्रस्त ठरलेले आरोग्य मंत्री तानाजी सावंत यांनी काढलेल्या आणखी एका परिपत्रकामध्ये (जीआर) दुरुस्ती करण्यात येणार आहे. त्याबाबत खुद्द विद्यमान आरोग्य मंत्री प्रकाश आबिटकर यांनीच सूतोवाच केले आहे, त्यामुळे तानाजी सावंतांनी काढलेल्या जीआरमध्ये काय त्रुटी राहिल्या आहेत, याची चर्चा सुरू आहे. शिवसेना नेते तानाजी सावंत (Tanaji Sawant) यांनी आरोग्य मंत्री असताना आरोग्य विभागातील कंत्राटी कर्मचाऱ्यांच्या संदर्भात एक निर्णय घेतला होता. त्या संदर्भातील शासकीय परिपत्रकामध्ये दुरुस्ती करण्यात येणार आहे. आरोग्य विभागात (Health Department) दहा वर्षे सेवा पूर्ण केलेल्या कंत्राटी कर्मचाऱ्यांच्या समायोजनाचा निर्णय तत्कालीन आरोग्य मंत्री तानाजी सावंत यांनी घेतला होता, त्या निर्णयाचा फायदा महायुतीला निवडणुकांमध्ये झाला होता. मात्र, लोकसभा आणि विधानसभा निवडणुका होऊन वर्षे होत आले तरी अद्याप त्या निर्णयाची अंमलबजावणी झालेली नाही, त्यामुळे आरोग्य विभागातील कंत्राटी कर्मचाऱ्यांमध्ये नाराजी आहे, त्यातूनच राज्यातील कंत्राटी आरोग्य कर्मचारी 19 ऑगस्टपासून बेमुदत संपावर गेले आहेत, त्या संपामुळे राज्यातील रुग्णांचे मात्र हाल होत आहेत. आरोग्य विभागात दहा वर्षे सेवा पूर्ण केलेल्या कंत्राटी कर्मचाऱ्यांचे समायोजन करण्यासंदर्भात तत्कालीन आरोग्य मंत्री तानाजी सावंत यांनी 14 मार्च 2024 रोजी परिपत्रक काढले होते. त्या परिपत्रकानुसार आरोग्य विभागातील मंजूर पदांपैकी 70 टक्के पदे ही सरळसेवेने, तर 30 टक्के पदे ही कंत्राटी कर्मचाऱ्यांच्या समायोजनाने भरण्याचा निर्णय झाला होता. मात्र त्याची अंमलबजावणी अद्यापही झालेली नाही, त्यामुळे हे कंत्राटी आरोग्य कर्मचारी संपावर गेले आहेत. जालना येथे आंदोलन करणाऱ्या कंत्राटी कर्मचाऱ्यांची माजी आरोग्य मंत्री राजेश टोपे यांनी भेट घेतली. त्या भेटीदरम्यान टोपे यांनी आरोग्य मंत्री प्रकाश आबिटकर यांना फोन लावला आणि तत्कालीन आरोग्य मंत्री तानाजी सावंत यांनी काढलेल्या जीआरची अंमलबजावणी करण्याची मागणी केली. त्या जीआरमध्ये काही त्रुटी आहेत, त्यात सुधारणा करण्यात येणार आहेत, असे उत्तर आबिटकर यांनी दिल्याचा व्हिडिओ वायरल झाला आहे. त्यामुळे माजी आरोग्य मंत्री तानाजी सावंत यांच्या आणखी एका परिपत्रकामध्ये बदल होणार असल्याचे निश्चित मानले जात आहे सरकारनामाचे सदस्य व्हा शॉपिंगसाठी 'सकाळ प्राईम डील्स'च्या भन्नाट ऑफर्स पाहण्यासाठी क्लिक करा. Read Latest Marathi Political News, Breaking Political News from Maharashtra, India, Pune &amp; Mumbai at Sarkarnama. To Get Live Political Marathi News on Mobile, Download the Sarkarnama Mobile App for Android and IOS. सरकारनामा आता सर्व सोशल मीडिया प्लॅटफॉर्मवर. ताज्या राजकीय घडामोडींसाठी फेसबुक, ट्विटर, इन्स्टाग्राम, शेअर चॅट, टेलिग्रामवर आणि व्हॉट्सॲप आम्हाला फॉलो करा. तसेच, सरकारनामा यूट्यूब चॅनेलला आजच सबस्क्राइब करा. Follow Us Copyright © 2025 Sakal Media Group – All Rights Reserved Powered by Quintype वेबसाईटवर ब्राउझिंगचा अनुभव सर्वोत्तम असावा, यासाठी आम्ही कुकीजचा वापर करतो. कुकीजमुळे तुम्हाला तुमच्या आवडत्या मजकुराची शिफारस करता येते. आमचे गोपनीयता आणि कुकीजसंदर्भातील धोरण तुम्हाला मान्य आहे.</w:t>
+        <w:t>Content: महाराष्ट्र maharashtra ETV Bharat / state By ETV Bharat Marathi Team Published : September 12, 2025 at 6:51 PM IST Updated : September 12, 2025 at 7:38 PM IST नंदुरबार : राज्याचे आरोग्य मंत्री प्रकाश आबिटकर नंदुरबार जिल्ह्याच्या दौऱ्यावर आहेत. दौऱ्यादरम्यान मंत्री प्रकाश आबिटकर दोन दिवस सातपुड्यातील अति दुर्गम भागातील धडगाव, मोलगी, रोषमाळ तसंच भूषा इथं जाऊन आरोग्य समस्या जाणून घेणार आहेत. तत्पूर्वी त्यांनी नंदुरबार शहरातील खासगी व्यावसायिक डॉक्टरांशी आरोग्याबाबत येणाऱ्या समस्यांबाबत संवाद साधला. यावेळी ते म्हणाले, "आदिवासी भागातील अति दुर्गम भागात ज्याप्रमाणं बोट ॲम्बुलन्स आणि बाईक ॲम्बुलन्स आहेत. त्याप्रमाणं एअर ॲम्बुलन्सबाबत विचार केला जाईल, जेणेकरून अति दुर्गम भागातील रुग्णांवर तत्काळ उपचार होईल." सिकलसेल आजारावर गांभीर्यानं लक्ष देणार : "नंदुरबार जिल्ह्यातील डॉक्टरांसोबत बैठक घेतली असून सिकलसेल संदर्भात प्रश्न उपस्थित झालेत. त्यामुळं सिकलसेल आजाराचं गांभीर्य लक्षात घेऊन त्यावर मार्ग काढण्यासाठी प्रयत्न सुरू करू. सिकलसेल संदर्भात सर्वेक्षण केलं होतं. या सर्वेक्षणात ज्यांनी दुर्लक्ष केलं असेल त्या सर्वांवर कारवाई होणार आहे. शासनाचा पैसा हा फक्त सर्वेक्षण करण्यासाठी नव्हे तर रुग्णांवर उपचार करण्यासाठी खर्च व्हावा," असं म्हणत आरोग्य मंत्री प्रकाश आबिटकर यांनी अधिकाऱ्यांना सूचना दिल्या. उपमुख्यमंत्री एकनाथ शिंदेंवरील टीकेला उत्तर : "ज्यावेळी माणसाचा नागरिकांमध्ये दर्जा वाढतो. त्यावेळी टीका-टिप्पणी होणारच. यात कुठलाही संशय नाही. उपमुख्यमंत्री एकनाथ शिंदे यांनी महाराष्ट्रात ज्या पद्धतीनं राजकारण आणि स्वतःचं नेतृत्व सिद्ध केलं, त्यामुळं राज्यात त्यांचा मोठा चाहता वर्ग निर्माण झालाय. काही लोक आरोप करतील, मात्र हे चुकीचं आहे. त्यामुळं कार्यकर्ते त्यांना त्यांच्या पद्धतीनं उत्तर देतील," असं म्हणत मंत्री प्रकाश आबिटकर यांनी विरोधकांच्या टीकेला उत्तर दिलं. शासनाच्या जीआरमुळं मराठ्यांना फायदाच : "मागील चार-पाच वर्षांपासून मराठा आरक्षणासंदर्भात आंदोलनाची लढाई सुरू आहे. त्यामुळं शासनानं मराठा समाजाला आरक्षण मिळण्यासाठी धोरणात्मक निर्णय घेतले असून काढलेल्या जीआरमुळं मराठ्यांचा फायदा होणार आहे," असं म्हणत आरोग्यमंत्री प्रकाश आबिटकर यांनी मराठा आरक्षणावर आपली प्रतिक्रिया दिली. सरकार सर्व समाजाच्या प्रगतीसाठी काम करतय : "ओबीसी समाजासोबत एससी, एसटी समाजासाठी सरकारची जी जबाबदारी आहे ती पार पाडत आहे. महाराष्ट्रातील समाजात भेदभाव न करता सर्व समाजाच्या प्रगतीसाठी सरकार काम करत आहे. समाजात भेदभाव करण्याचा सरकारचा उद्देश नाही. मराठा समाजासाठी जीआर काढला त्यामुळं इतर समाजाला देखील न्याय देण्याचं काम सरकारकडून होणार आहे. हैदराबाद गॅझेट संदर्भात न्यायालयात काही जणांनी अर्ज दाखल केला आहे. मात्र सरकारनं काढलेल्या जीआर संदर्भात सरकार सर्व समाजांना न्याय देण्यासाठी न्यायालयात आपली बाजू सविस्तरपणे मांडणार आहे." असं मंत्री प्रकाश आबिटकर म्हणाले. लाडकी बहीण सरकारची महत्वकांक्षी योजना : राज्य सरकारनं सुरू केलेल्या लाडकी बहीण योजनेबाबत बोलताना मंत्री प्रकाश आबिटकर म्हणाले, "लाडकी बहीण ही सरकारची महत्वकांक्षी योजना आहे. महाराष्ट्रातील सर्व लाडक्या बहिणींना उपयुक्त अशी ही योजना आहे. मात्र या योजनेसाठी आदिवासी विकास विभागाचा निधी वळवलेला नाही. शासनानं त्या-त्या विभागाला निधी दिला आहे. त्यामुळं त्यांचं काम सुरू आहे." नुकसानग्रस्तांच्या पाठीशी सरकार ठाम : हवामान खात्यानुसार 15 ऑक्टोबरपर्यंत राज्यात परतीचा पाऊस राहणार आहे. त्यामुळं शेतकऱ्यांना निश्चितच याचा फटका बसण्याची शक्यता आहे. अतिवृष्टीमुळं जर शेतकऱ्यांचं नुकसान होत असेल तर सरकार शेतकऱ्यांच्या पाठीशी ठामपणे उभं राहील. अतिवृष्टीमुळं नुकसानग्रस्त शेतकऱ्यांच्या नुकसानीचे पंचनामे करण्यासाठी जिल्हाधिकारी आणि कृषी अधिकाऱ्यांना आदेश दिले आहेत. तसंच अतिवृष्टीमुळं झालेल्या नुकसानीची भरपाई देण्यासाठी सरकार कटीबद्ध आहे," असं आरोग्यमंत्री प्रकाश आबिटकर यांनी सांगितलं. हेही वाचा : For All Latest Updates TAGGED: काय आहे आजचा शुभ मुहूर्त, योग आणि राहूकाळ, वाचा पंचांग "हा विजय भारतीय सैन्य दलाला समप्रित, आम्ही पहलगाम हल्ल्यातील पीडितांबरोबर"; पाकिस्तानला धूळ चारल्यानंतर सूर्यकुमार यादव भावूक Engineer's Day 2025: काय आहे इतिहास, का साजरा केला जातो अभियंता दिन? मैदान गाजवणारे 'हे' खेळाडू आहेत अभियंता फौजदाराचा 'जावई' झाला ९९ व्या साहित्य संमेलनाचा अध्यक्ष! कराड तालुक्यातील सासरवाडीशी आहेत खास ऋणानुबंध टीम इंडियाचं दुबईत 'ऑपरेशन सिंदूर'; पाकिस्तानचा 7 विकेटनं उडवला धुव्वा Kawasaki KLX230R S 2026 भारतात 1.94 लाखात लॉंच फॅटी लिव्हरच्या समस्येनं त्रस्त आहात? आहारात समावेश करा 'ही' फळ होंडाची नवीन इलेक्ट्रिक मोटरसायकल 2 सप्टेंबरला होणार सादर पावसाळ्यातील आजारांपासून मुलांचा बचाव कसा करायचा? फॉलो करा या टिप्स Copyright © 2025 Ushodaya Enterprises Pvt. Ltd., All Rights Reserved.</w:t>
       </w:r>
     </w:p>
     <w:p>
@@ -229,6 +229,161 @@
     </w:p>
     <w:p>
       <w:r>
+        <w:t>Title: आरोग्य विभागातील हजारो अधिकारी, कर्मचाऱ्यांचा संप अखेर २३ दिवसांनंतर मिटला!</w:t>
+      </w:r>
+    </w:p>
+    <w:p>
+      <w:r>
+        <w:t xml:space="preserve">URL: </w:t>
+      </w:r>
+      <w:hyperlink r:id="rId16">
+        <w:r>
+          <w:rPr>
+            <w:color w:val="0000FF"/>
+          </w:rPr>
+          <w:t>https://www.loksatta.com/pune/strike-by-nhm-employees-ended-on-wednesday-after-meeting-with-health-minister-prakash-abitkar-sud-02-5363343/</w:t>
+        </w:r>
+      </w:hyperlink>
+    </w:p>
+    <w:p>
+      <w:r>
+        <w:t>Content: पुणे : राष्ट्रीय आरोग्य अभियानातील (एनएचएम) कर्मचाऱ्यांनी पुकारलेला संप आरोग्यमंत्री प्रकाश आबिटकर यांच्या समवेत झालेल्या बैठकीनंतर बुधवारी अखेर मागे घेण्यात आला. मुख्यमंत्री देवेंद्र फडणवीस, उपमुख्यमंत्री एकनाथ शिंदे आणि अजित पवार याविषयी सकारात्मक असल्याचे सांगत आबिटकर यांनी संघटनेतील पदाधिकाऱ्यांची बैठक घेऊन १३ पैकी १० मागण्यांना तत्वतः मान्यता दिली. याबाबतचे लेखी पत्र राष्ट्रीय आरोग्य अभियान एकत्रीकरण समितीच्या पदाधिकाऱ्यांना सुपूर्त केले. यामुळे गेल्या २३ दिवसांपासून सुरू असलेला बेमुदत संप संघटनेने मागे घेतला. १४ मार्च २०२४ रोजी झालेल्या शासन निर्णयाची अंमलबजावणी व्हावी, यासाठी १९ ऑगस्टपासून एनएचएमच्या राज्यभरातील सुमारे ३५ हजार अधिकारी व कर्मचाऱ्यांचे बेमुदत कामबंद आंदोलन सुरू होते. विविध मागण्यांसाठी आरोग्य सेवेतील १६ संघटनांनी प एकत्रित येऊन यात सहभाग घेतला होता. आरोग्यमंत्री आबिटकर यांनी आज एकत्रीकरण संघटनेशी सविस्तर चर्चा करून यावर तोडगा काढला. यावेळी संघटनेचे राज्य समन्वयक विजय गायकवाड, ॲड. भाग्यश्री रंगारे, श्रीधर पंडित, गौरव जोशी यांच्यासह इतर पदाधिकारी उपस्थित होते. तत्पूर्वी आयुक्त कादंबरी बलकवडे आणि सार्वजनिक आरोग्य सेवेचे संचालक नितीन अंबाडेकर यांच्यातही याविषयी सकारात्मक बैठक झाली. आबिटकर म्हणाले की, समायोजन प्रक्रियेसह कंत्राटी अधिकारी व कर्मचाऱ्यांचे प्रलंबित प्रश्न प्राधान्याने मार्गी लागावे, अशी माझी कायमच आग्रही भूमिका होती. परंतु, हे प्रश्न सोडवताना भविष्यात त्यामध्ये कोणत्याही त्रुटी राहू नये, यासाठी मी प्रयत्नशील होतो. सामान्य प्रशासक, ग्रामविकास, नगर विकास, वैद्यकीय शिक्षण यांच्या देखील मी सातत्याने संपर्कात होतो. या खात्यांचा कार्यभार सांभाळणाऱ्या मंत्र्यांनी तसेच वरिष्ठांनी याविषयी अनुकूलता दर्शविली. मागण्यांची अंमलबजावणी करताना शासकीय पातळीवर सकारात्मकता असली तरी प्रशासकीय आणि तांत्रिक बाबींची पडताळणी आणि पूर्तता करण्यासाठी आवश्यक तो वेळ द्यावा लागेल. उर्वरित ३ मागण्या समायोजनासंदर्भात असल्याने त्यातील तांत्रिक बाबींना लागणारा विलंब लक्षात घेता, त्यावरही लवकरच कार्यवाही केली जाईल. तसेच पुढील समन्वय व पाठपुराव्यासाठी संघटनेने समिती स्थापन करावी. संघटनेचे समन्वयक विजय गायकवाड म्हणाले की, आरोग्यमंत्र्यांशी झालेल्या आश्वासक चर्चेनंतर आम्ही त्याक्षणी संप मागे घेण्याचा निर्णय घेतला. समायोजनाबाबत पहिल्या टप्प्यात १० वर्षांहून अधिक सेवा पूर्ण झालेल्या १३ हजार कर्मचाऱ्यांना फायदा होणार असून भविष्यात सर्व राष्ट्रीय आरोग्य अभियानातील कर्मचाऱ्यांना त्याचा लाभ होईल. काही मागण्या टप्प्याटप्प्याने मार्गी लागतील, याची आम्हाला कल्पना असून यासाठी शासन व प्रशासनाला सर्वतोपरी सहकार्य करण्याची आमची भूमिका आहे. आम्ही लवकरच आरोग्यमंत्र्यांच्या सूचनेचे पालन करून समिती स्थापन करणार आहोत. १) कर्मचारी मूल्यांकन अहवालानुसार, मानधनवाढ न करता सरसकट दरवर्षी ८ टक्के व एकवेळची बाब म्हणून सन २०२५ व २६ मध्ये १० टक्के वार्षिक वाढ करावी. २) ३ व ५ वर्षे सेवा पूर्ण झालेले अधिकारी व कर्मचारी यांना लॉयल्टी बोनस पूर्ववत लागू करावा. ३) पे प्रोटेक्शन नियमानुसार मानधन संरक्षित करावे जुन्या कर्मचाऱ्यांची नवीन ठिकाणी नियुक्ती झाल्यास लागू करावे. ४) २०१६ आणि २०१७ पूर्वी कार्यरत असलेल्या व २०१७ च्या नंतर नियुक्त झालेल्या कर्मचारी यांच्यातील मानधनातील तफावत दूर करून नवीन वेतन सुसूत्रीकरण धोरण राबवावे. ५) कर्मचाऱ्यांना विमा संरक्षण अपघाती मृत्यू पाच लक्ष अपंगत्व २५ लाख औषध उपचार २ ते ५ लाख प्रमाणे लागू करावे. ६) ईपीएफ, ग्रॅज्युटी योजना १५ हजार त्यापेक्षा जास्त मानधन असणाऱ्या सर्व कंत्राटी कर्मचाऱ्यांना लागू करावी. ७) १० वर्ष सेवा पूर्ण झालेल्या कर्मचाऱ्यांचे १०० टक्के समायोजन व प्रत्येक वर्षी ३० टक्के प्रमाणे सार्वजनिक आरोग्य विभाग ग्रामविकास व नगर विकास विभाग वैद्यकीय शिक्षण व संशोधन विभाग यामध्ये समायोजन करावे. ८) १४ मार्च २०२४ रोजी झालेल्या शासन निर्णयानुसार जोपर्यंत शासन स्तरावर पात्र कर्मचारी यांचे समायोजन होत नाही तोपर्यंत सर्व नियमित शासकीय कर्मचारी यांचे नियम व वेतन आयोगाच्या वेळोवेळी होणाऱ्या शिफारशीनुसार लागू करावे किंवा समान काम समान वेतन लागू करावे ज्या कंत्राटी कर्मचाऱ्यांचे रिक्त जागी समायोजन होणार नाही अशा सर्व कंत्राटी व अधिकारी कर्मचाऱ्यांचे अधिसंख्य पदे निर्माण करून समावेशन करावे. ९) केंद्र शासनाच्या मार्गदर्शक सूचनेनुसार समुदाय आरोग्य अधिकाऱ्यांच्या सेवा कालावधी सहा वर्षे पूर्ण झाल्यानंतर कंत्राटी सेवा नियमित करण्याचा निर्णय सर्वांना लागू करणे. १०) कर्मचारी मूल्यांकन अहवाल असमाधानकारक असल्यास नैसर्गिक न्यायाच्या नियमानुसार सदर करणाऱ्या कर्मचाऱ्यास स्वतःची बाजू मांडण्याची संधी उपलब्ध करून देणेबाबत परिपत्रक जारी करणे. ११) समुदाय आरोग्य अधिकारी बदली धोरणाप्रमाणे जिल्हा व अंतर जिल्हा बदली एक वेळची बाब म्हणून सर्व एनएचएम कर्मचारी यांना विनंतीप्रमाणे बदली धोरण लागू करावे १२) कम्युनिटी हेल्थ ऑफीसरचे एकत्रित मानधन ३५ हजार व पीबीआय रुपये ५००० करावे. १३) अतिदुर्गम भागात काम करणाऱ्या कंत्राटी अधिकारी व कर्मचारी यांना हँडशिप अलाउन्स वनक्षलग्रस्त भागाप्रमाणे सर्व भत्ते देणे. एखादा व्हिडिओ माहिती म्हणून त्याचे वहन होताना तो एक आणि शून्य या कोडमध्ये रूपांतरीत होतो आणि गंतव्य स्थानी पोहोचल्यावर पुन्हा त्याचे मूळ रूप प्राप्त होते. माहितीच्या वहनात समुद्राखाली असलेल्या केबल्स महत्त्वाची भूमिका बजावतात, त्याविषयी...</w:t>
+      </w:r>
+    </w:p>
+    <w:p>
+      <w:pPr>
+        <w:pStyle w:val="Heading3"/>
+      </w:pPr>
+      <w:r>
+        <w:t>Article 9</w:t>
+      </w:r>
+    </w:p>
+    <w:p>
+      <w:r>
+        <w:t>Title: NHM staff strike: एनएचएम कर्मचार्‍यांचा 23 व्या दिवशी संप मागे</w:t>
+      </w:r>
+    </w:p>
+    <w:p>
+      <w:r>
+        <w:t xml:space="preserve">URL: </w:t>
+      </w:r>
+      <w:hyperlink r:id="rId17">
+        <w:r>
+          <w:rPr>
+            <w:color w:val="0000FF"/>
+          </w:rPr>
+          <w:t>https://pudhari.news/maharashtra/satara/nhm-staff-strike-ends-on-23rd-day-sk95</w:t>
+        </w:r>
+      </w:hyperlink>
+    </w:p>
+    <w:p>
+      <w:r>
+        <w:t>Content: सातारा : राष्ट्रीय आरोग्य अभियानातील (एनएचएम) कर्मचार्‍यांनी पुकारलेला संप राज्याचे आरोग्य मंत्री प्रकाश आबिटकर यांच्या समवेत झालेल्या बैठकीनंतर बुधवारी 23 व्या दिवशी मागे घेण्यात आला. ना. आबिटकर यांनी संघटनेतील पदाधिकार्‍यांची बैठक घेऊन 13 पैकी 10 मागण्यांना तत्वतः मान्यता दिली. तसे लेखी पत्र राष्ट्रीय आरोग्य अभियान एकत्रीकरण समितीच्या पदाधिकार्‍यांना सुपूर्त केले. दि. 14 मार्च 2024 रोजी झालेल्या शासन निर्णयाची अंमलबजावणी व्हावी, यासाठी 19 ऑगस्टपासून एनएचएमच्या राज्यभरातील अधिकारी व कर्मचार्‍यांचे बेमुदत कामबंद आंदोलन सुरू होते. विविध मागण्यांसाठी आरोग्य सेवेतील 16 संघटनांनी प्रथमच एकत्रित येऊन यात सहभाग घेतला होता. आरोग्यमंत्री आबिटकर यांनी एकत्रीकरण संघटनेशी सविस्तर चर्चा करून यावर तोडगा काढला. यावेळी संघटनेचे राज्य समन्वयक विजय गायकवाड, अ‍ॅड. भाग्यश्री रंगारे, श्रीधर पंडित, गौरव जोशी यांच्यासह इतर राज्य समन्वयक उपस्थित होते. तत्पूर्वी आयुक्त कादंबरी बलकवडे आणि सार्वजनिक आरोग्य सेवेचे संचालक नितीन अंबाडेकर यांच्याबरोबर विविध मागण्यासंदर्भात सकारात्मक बैठक झाली. यावेळी बोलताना आरोग्यमंत्री प्रकाश आबिटकर म्हणाले, समायोजन प्रक्रियेसह कंत्राटी अधिकारी व कर्मचार्‍यांचे प्रलंबित प्रश्न प्राधान्याने मार्गी लागावे, अशी माझी कायमच आग्रही भूमिका होती. परंतु, हे प्रश्न सोडवताना भविष्यात त्यामध्ये कोणत्याही त्रुटी राहू नये, यासाठी मी प्रयत्नशील होतो. सामान्य प्रशासक, ग्रामविकास, नगरविकास, वैद्यकीय शिक्षण यांच्या देखील मी सातत्याने संपर्कात होतो. मुख्यमंत्री देवेंद्र फडणवीस, उपमुख्यमंत्री एकनाथ शिंदे, ना. अजित पवार हेही मागण्यांबाबत सकारात्मक आहेत. मागण्यांची अंमलबजावणी करताना शासकीय पातळीवर सकारात्मकता असली तरी प्रशासकीय आणि तांत्रिक बाबींची पडताळणी आणि पूर्तत: करण्यासाठी आवश्यक तो वेळ द्यावा लागेल. उर्वरित मागण्या समायोजनासंदर्भात असल्याने त्यातील तांत्रिक बाबींना लागणारा विलंब लक्षात घेता, त्यावरही लवकरच कार्यवाही केली जाईल, असे आश्वासन ना. आबिटकर यांनी दिले. तसेच पुढील समन्वय व पाठपुराव्यासाठी संघटनेस समिती स्थापन करावी, अशा सूचनाही त्यांनी दिल्या. समन्वयक विजय गायकवाड म्हणाले, आरोग्यमंत्र्यांशी झालेल्या आश्वासक चर्चेनंतर त्याक्षणी संप मागे घेण्याचा निर्णय घेतला. समायोजनाबाबत पहिल्या टप्प्यात 10 वर्षाहून अधिक सेवा पूर्ण झालेल्या 13 हजार कर्मचार्‍यांना फायदा होणार असून भविष्यात सर्व राष्ट्रीय आरोग्य अभियानातील कर्मचार्‍यांना त्याचा लाभ होईल. काही मागण्या टप्प्याटप्प्याने मार्गी लागतील, याची आम्हाला कल्पना असून यासाठी शासन व प्रशासनाला सर्वतोपरी सहकार्य करण्याची आमची भूमिका आहे. 'Pudhari' is excited to announce the relaunch of its Android and iOS apps. Stay updated with the latest news at your fingertips. Android and iOS Download now and stay updated, anytime, anywhere. Pudhari Publications Private Limited</w:t>
+      </w:r>
+    </w:p>
+    <w:p>
+      <w:pPr>
+        <w:pStyle w:val="Heading3"/>
+      </w:pPr>
+      <w:r>
+        <w:t>Article 10</w:t>
+      </w:r>
+    </w:p>
+    <w:p>
+      <w:r>
+        <w:t>Title: मोठी बातमी! शिवसेना शिंदे गट भाजपला देणार मोठा धक्का? पडद्यामागे घडामोडींना वेग, महापालिका निवडणुकीपूर्वीच…</w:t>
+      </w:r>
+    </w:p>
+    <w:p>
+      <w:r>
+        <w:t xml:space="preserve">URL: </w:t>
+      </w:r>
+      <w:hyperlink r:id="rId18">
+        <w:r>
+          <w:rPr>
+            <w:color w:val="0000FF"/>
+          </w:rPr>
+          <w:t>https://www.tv9marathi.com/maharashtra/shiv-sena-shinde-faction-is-upset-on-bjp-office-bearers-in-dhule-expressed-their-displeasure-in-minister-abitkar-meeting-1491451.html</w:t>
+        </w:r>
+      </w:hyperlink>
+    </w:p>
+    <w:p>
+      <w:r>
+        <w:t>Content: By signing in or creating an account, you agree with Associated Broadcasting Company's Terms &amp; Conditions and Privacy Policy. राज्यात लवकरच स्थानिक स्वराज्य संस्थांच्या निवडणुका होणार आहेत, शुक्रवारी जिल्हा परिषद अध्यक्ष, उपाध्यक्ष तसेच पंचायत समितीच्या सभापतीपदासाठी आरक्षण सोडत जाहीर झाली. पुढील काही महिन्यांमध्ये होणाऱ्या स्थानिक स्वराज्य संस्थांच्या निवडणुकीच्या पार्श्वभूमीवर आता घडामोडींना वेग आला आहे, महायुती आणि महाविकास आघाडीमधील सर्वच घटक पक्ष आपआपल्या पातळीवर कामाला लागले आहेत. दरम्यान राज्यातील स्थानिक स्वराज्य संस्थांच्या निवडणुका आम्ही महायुती म्हणूनच लढवणार आहोत, असं यापूर्वीच मुख्यमंत्री देवेंद्र फडणवीस यांनी स्पष्ट केलं आहे. एखाद्या ठिकाणी अपवाद असू शकतो, त्या ठिकाणी मैत्रिपूर्ण लढत होईल, मात्र आमचा स्थानिक स्वराज्य संस्थांच्या निवडणुकीसाठी पहिला पर्याय हा महायुतीचं असेल असं देवेंद्र फडणवीस यांनी काही दिवसांपूर्वीच म्हटलं आहे, त्यानंतर महायुतीच्या वरिष्ठ नेत्यांची भूमिका देखील तीच आहे. मात्र आता एक मोठी बातमी समोर येत आहे, ती म्हणजे शिवसेना शिंदे गटाच्या नाराजीचा फटका हा भाजपला बसण्याची शक्यता आहे. आरोग्य मंत्री प्रकाश आबिटकर यांच्या उपस्थितीमध्ये शिवसेना शिंदे गटाची धुळ्यात संवाद बैठक पार पडली, या बैठकीमध्ये शिवसेना शिंदे गटाची भाजपवर असलेली नाराजी दिसून आली आहे, धुळ्यातील पदाधिकाऱ्यांनी आणि स्थानिक नेत्यांनी नाराजी व्यक्त केली आहे. स्थानिक राजकारणात भाजप युतीचा धर्म पाळत नाही, येणाऱ्या स्थानिक स्वराज्य संस्थांच्या निवडणुकीत जर युती झाली तर ठीक, नाहीतर धुळे महानगरपालिकेवर शिवसेनेचा भगवा आम्ही फडकवू, शिवसेनेचं शहरात मोठं काम आहे, शिवसेनेचा महापौर धुळे महानगरपालिकेवर आम्ही बसवणार, त्यांची इच्छा असेल तर आम्ही युती करू, नाहीतर स्वतंत्र निवडणूक लढवू, 19 प्रभागात उमेदवार उभे करण्याची ताकद शिवसेनेत आहे, अशी भूमिका या बैठकीमध्ये शिवसेनेच्या स्थानिक पदाधिकाऱ्यांनी मांडली आहे. शिवसेना शिंदे गटाच्या जिल्हाध्यक्षांनी मंत्री आबिटकर यांच्यासमोर नाराजी व्यक्त केली आहे, त्यामुळे आता या नाराजीचा फटका भविष्यात भाजपला बसणार का हे पहाणं महत्त्वाचं असणार आहे, शिवसेनेच्या नाराजीमुळे महापालिका निवडणुकीपूर्वीच भाजपला मोठा धक्का बसू शकतो.</w:t>
+      </w:r>
+    </w:p>
+    <w:p>
+      <w:pPr>
+        <w:pStyle w:val="Heading3"/>
+      </w:pPr>
+      <w:r>
+        <w:t>Article 11</w:t>
+      </w:r>
+    </w:p>
+    <w:p>
+      <w:r>
+        <w:t>Title: आरोग्य कर्मचाऱ्यांचा संप मागे:10 मागण्यांना तत्त्वतः मान्यता मिळाली</w:t>
+      </w:r>
+    </w:p>
+    <w:p>
+      <w:r>
+        <w:t xml:space="preserve">URL: </w:t>
+      </w:r>
+      <w:hyperlink r:id="rId19">
+        <w:r>
+          <w:rPr>
+            <w:color w:val="0000FF"/>
+          </w:rPr>
+          <w:t>https://divyamarathi.bhaskar.com/local/maharashtra/aurangabad/jalna/news/health-workers-strike-called-off-10-demands-approved-in-principle-135907407.html</w:t>
+        </w:r>
+      </w:hyperlink>
+    </w:p>
+    <w:p>
+      <w:r>
+        <w:t>Content: राष्ट्रीय आरोग्य अभियानातील (एनएचएम) कर्मचाऱ्यांनी पुकारलेला संप आरोग्य मंत्री प्रकाश आबिटकर यांच्या समवेत झालेल्या बैठकीनंतर बुधवारी अखेर मागे घेण्यात आला. मुख्यमंत्री देवेंद्र फडणवीस, उपमुख्यमंत्री एकनाथ शिंदे आणि अजित पवार याविषयी सकारात्मक असल्या १४ मार्च २०२४ रोजी झालेल्या शासन निर्णयाची अंमलबजावणी व्हावी, यासाठी १९ ऑगस्टपासून एनएचएमच्या राज्यभरातील सुमारे ३५ हजार अधिकारी व कर्मचाऱ्यांचे बेमुदत कामबंद आंदोलन सुरू होते. विविध मागण्यांसाठी आरोग्य सेवेतील १६ संघटनांनी प्रथमच एकत्रित येऊन यात सहभाग घेतला होता. आरोग्यमंत्री आबिटकर यांनी आज एकत्रीकरण संघटनेशी सविस्तर चर्चा करून यावर तोडगा काढला. यावेळी संघटनेचे राज्य समन्वयक विजय गायकवाड, दिलीप उटाणे, ॲड. भाग्यश्री रंगारी, डॉ. दत्ता गायकवाड, डॉ. राम नागे, हर्षल रणवरे, डॉ. प्रकाश मोरे, स्वप्नील गोसावी, श्रीधर पंडित, गौरव जोशी, बबलु पठाण यांच्यासह इतर राज्य समन्वयक उपस्थित होते. तत्पूर्वी आयुक्त कादंबरी बलकवडे आणि सार्वजनिक आरोग्य सेवेचे संचालक नितीन अंबाडेकर यांच्यातही याविषयी सकारात्मक बैठक झाली. आबिटकर म्हणाले की, समायोजन प्रक्रियेसह कंत्राटी अधिकारी व कर्मचाऱ्यांचे प्रलंबित प्रश्न प्राधान्याने मार्गी लागावे, अशी माझी कायमच आग्रही भूमिका होती. परंतु, हे प्रश्न सोडवताना भविष्यात त्यामध्ये कोणत्याही त्रुटी राहू नये, यासाठी मी प्रयत्नशील होतो. सामान्य प्रशासक, ग्रामविकास, नगर विकास, वैद्यकीय शिक्षण यांच्या देखील मी सातत्याने संपर्कात होतो. सदर कार्यभार सांभाळणाऱ्या मंत्री महोदयांनी तसेच वरिष्ठांनी याविषयी अनुकूलता दर्शविली. मागण्यांची अंमलबजावणी करताना शासकीय पातळीवर सकारात्मकता असली तरी प्रशासकीय आणि तांत्रिक बाबींची पडताळणी आणि पूर्तता करण्यासाठी आवश्यक तो वेळ द्यावा लागेल, असेही त्यांनी आवर्जुन सांगितले. उर्वरित ३ मागण्या समायोजनासंदर्भात असल्याने त्यातील तांत्रिक बाबींना लागणारा विलंब लक्षात घेता, त्यावरही लवकरच कार्यवाही केली जाईल, असे सांगून मंत्री आबिटकर यांनी संघटनेला आश्वासित केले. तसेच पुढील समन्वय व पाठपुराव्यासाठी संघटनेस समिती स्थापन करावी, अशी सूचनाही आरोग्य मंत्र्यांनी यावेळी केली. Copyright © 2024-25 DB Corp ltd., All Rights Reserved This website follows the DNPA Code of Ethics.</w:t>
+      </w:r>
+    </w:p>
+    <w:p>
+      <w:pPr>
+        <w:pStyle w:val="Heading3"/>
+      </w:pPr>
+      <w:r>
+        <w:t>Article 12</w:t>
+      </w:r>
+    </w:p>
+    <w:p>
+      <w:r>
+        <w:t>Title: अखेर एनआरएचएम कर्मचाऱ्यांचा संप मागे; कर्मचाऱ्यांत जल्लोष</w:t>
+      </w:r>
+    </w:p>
+    <w:p>
+      <w:r>
+        <w:t xml:space="preserve">URL: </w:t>
+      </w:r>
+      <w:hyperlink r:id="rId20">
+        <w:r>
+          <w:rPr>
+            <w:color w:val="0000FF"/>
+          </w:rPr>
+          <w:t>https://pudhari.news/maharashtra/solapur/nrhm-employees-strike-finally-called-off-employees-celebrate-np88</w:t>
+        </w:r>
+      </w:hyperlink>
+    </w:p>
+    <w:p>
+      <w:r>
+        <w:t>Content: NRHM employees' strike finally called off; employees celebrate टेंभुर्णी, पुढारी वृत्तसेवा : अखेर राष्ट्रीय आरोग्य अभियानातील (एनएचएम) कर्मचाऱ्यांनी पुकारलेला संप आरोग्य मंत्री प्रकाश आबिटकर यांच्या समवेत झालेल्या बैठकीनंतर बुधवारी अखेर मागे घेण्यात आला. मुख्यमंत्री देवेंद्र फडणवीस, उपमुख्यमंत्री एकनाथ शिंदे आणि अजित पवार याविषयी सकारात्मक असल्याचे सांगत आबिटकर यांनी संघटनेतील पदाधिकाऱ्यांची बैठक घेऊन १३ पैकी १० मागण्यांना तत्त्वतः मान्यता दिली. तसे लेखी पत्र राष्ट्रीय आरोग्य अभियान एकत्रीकरण समितीच्या पदाधिकाऱ्यांना सुपूर्द केले. यामुळे गेल्या २३ दिवसांपासून सुरू असलेला बेमुदत संप अखेर मागे घेण्याचा निर्णय संघटनेने घेतला. १४ मार्च २०२४ रोजी झालेल्या शासन निर्णयाची अंमलबजावणी व्हावी, यासाठी १९ ऑगस्टपासून एनएचएमच्या राज्यभरातील सुमारे ३५ हजार अधिकारी व कर्मचाऱ्यांचे बेमुदत कामबंद आंदोलन सुरू होते. विविध मागण्यांसाठी आरोग्य सेवेतील १६ संघटनांनी प्रथमच एकत्रित येऊन यात सहभाग घेतला होता. आरोग्यमंत्री आबिटकर यांनी आज एकत्रीकरण संघटनेशी सविस्तर चर्चा करून यावर तोडगा काढला. यावेळी संघटनेचे राज्य समन्वयक विजय गायकवाड, दिलीप उटाणेड. भाग्यश्री रंगारी, डॉ दत्ता गायकवाड डॉ राम नागे हर्षल रणवरे डॉ प्रकाश मोरे स्वप्नील गोसावी, श्रीधर पंडित, गौरव जोशी बबलु पठाण यांच्यासह इतर राज्य समन्वयक उपस्थित होते. 'Pudhari' is excited to announce the relaunch of its Android and iOS apps. Stay updated with the latest news at your fingertips. Android and iOS Download now and stay updated, anytime, anywhere. Pudhari Publications Private Limited</w:t>
+      </w:r>
+    </w:p>
+    <w:p>
+      <w:pPr>
+        <w:pStyle w:val="Heading3"/>
+      </w:pPr>
+      <w:r>
+        <w:t>Article 13</w:t>
+      </w:r>
+    </w:p>
+    <w:p>
+      <w:r>
         <w:t>Title: Guardian Minister Prakash Abitkar: नुकसानग्रस्त शेतकऱ्यांना तातडीने मदत देणार: पालकमंत्री प्रकाश आबिटकर; शेती व अन्य नुकसानीचे पंचनामे गतीने सुरू</w:t>
       </w:r>
     </w:p>
@@ -236,7 +391,7 @@
       <w:r>
         <w:t xml:space="preserve">URL: </w:t>
       </w:r>
-      <w:hyperlink r:id="rId16">
+      <w:hyperlink r:id="rId21">
         <w:r>
           <w:rPr>
             <w:color w:val="0000FF"/>
@@ -255,167 +410,12 @@
         <w:pStyle w:val="Heading3"/>
       </w:pPr>
       <w:r>
-        <w:t>Article 9</w:t>
-      </w:r>
-    </w:p>
-    <w:p>
-      <w:r>
-        <w:t>Title: Prakashrao Abitkar : ‘केडीसीसी’च्या अहवालात अखेर पालकमंत्री प्रकाश आबिटकर झळकले, नव्याने सगळ्या संस्थांना अहवाल वाटप</w:t>
-      </w:r>
-    </w:p>
-    <w:p>
-      <w:r>
-        <w:t xml:space="preserve">URL: </w:t>
-      </w:r>
-      <w:hyperlink r:id="rId17">
-        <w:r>
-          <w:rPr>
-            <w:color w:val="0000FF"/>
-          </w:rPr>
-          <w:t>https://www.esakal.com/paschim-maharashtra/kolhapur/kolhapur-guardian-minister-prakashrao-abitkar-has-finally-been-mentioned-in-the-kdcc-bank-report-find-out-what-the-report-reveals-and-its-possible-political-impact-srs92</w:t>
-        </w:r>
-      </w:hyperlink>
-    </w:p>
-    <w:p>
-      <w:r>
-        <w:t>Content: Hasan Mushrif : कोल्हापूर जिल्हा मध्यवर्ती बँकेने यापूर्वी संस्थांना पाठवलेल्या वार्षिक अहवालात पालकमंत्री प्रकाश आबिटकर यांचे छायाचित्र नसल्याने आलेल्या उलटसुलट प्रतिक्रियांमुळे अखेर बँकेने नव्याने छापलेल्या अहवालात आबिटकर यांचे छायाचित्र झळकले. Follow Us Copyright © 2025 - Sakal Media Pvt Ltd - All rights reserved. Powered by Quintype</w:t>
-      </w:r>
-    </w:p>
-    <w:p>
-      <w:pPr>
-        <w:pStyle w:val="Heading3"/>
-      </w:pPr>
-      <w:r>
-        <w:t>Article 10</w:t>
-      </w:r>
-    </w:p>
-    <w:p>
-      <w:r>
-        <w:t>Title: कोल्हापुरात लवकरच आयटी क्षेत्रातील उद्योजकांची परिषद- उद्योगमंत्री उदय सामंत</w:t>
-      </w:r>
-    </w:p>
-    <w:p>
-      <w:r>
-        <w:t xml:space="preserve">URL: </w:t>
-      </w:r>
-      <w:hyperlink r:id="rId18">
-        <w:r>
-          <w:rPr>
-            <w:color w:val="0000FF"/>
-          </w:rPr>
-          <w:t>https://maharashtranews1.com/Soon-there-will-be-a-conference-for-entrepreneurs-in-the-IT-sector-in-Kolhapur---Industry-Minister-Uday-Samant</w:t>
-        </w:r>
-      </w:hyperlink>
-    </w:p>
-    <w:p>
-      <w:r>
-        <w:t>Content: schedule06 Sep 25 person by visibility 80 categoryउद्योग महाराष्ट्र न्यूज वन प्रतिनिधी, कोल्हापूर : कोल्हापुरातील आयटी पार्कला राज्य सरकारच्या उद्योग विभागाने तत्वत : मंजुरी दिली आहे. पावसाळयानंतर कोल्हापुरात आयटी क्षेत्रातील उद्योजकांची परिषद घेणार आहे.’असे उद्योगमंत्री उदय सामंत यांनी सांगितले. येथील शाहूपुरी तिसऱ्या गल्लीतील शिवतेज तरुण मंडळातर्फे लोकवर्गणीतून शिवतेज गणेशासाठी एक किलो सोन्याचा हार तयार केला आहे. उद्योगमंत्री सामंत यांच्या हस्ते शु्क्रवारी (सहा सप्टेंबर २०२५) हा सोन्याचा हार शिवतेज गणेशला अर्पण करण्यात आला. पालकमंत्री प्रकाश आबिटकर, आमदार अमल महाडिक, माजी खासदार संजय मंडलिक, शिवसेनेचे जिल्हा समन्वयक सत्यजित कदम, ऋतुराज क्षीरसागर यांची प्रमुख उपस्थिती होती. याप्रसंगी मान्यवरांच्या हस्ते गणेशाची आरती करण्यात आली. उद्योगमंत्री सामंत यांनी ‘आयटी पार्कसाठी जागेचा सर्व्हे व ताब्यात घेण्याची प्रक्रिया सुरू आहे. पावसाळा संपला की कोल्हापुरात आयटी परिषद होईल. पालकमंत्र्यांच्या अध्यक्षतेखाली ही परिषद होणार आहे. तसेच नवीन एमआयडीसीसाठी जागेचा शोध सुरू असल्याचे सांगितले. याप्रसंगी माजी नगरसेवक प्रकाश नाईकनवरे, रमेश पुरेकर, मंडळाचे अध्यक्ष महेश खोत, मंत्र चिपळूणकर, शुभम नलवडे, नितीन चिपळूणकर, उमेश पवार आदी उपस्थित होते. schedule11 Sep 25 person by visibility 42 schedule11 Sep 25 person by visibility 45 schedule11 Sep 25 person by visibility 15 schedule10 Sep 25 person by visibility 48 schedule10 Sep 25 person by visibility 83 schedule06 Jul 20 person by visibility 528728 schedule05 Jul 23 person by visibility 33170 schedule07 Jul 24 person by visibility 25859 schedule22 Jul 24 person by visibility 24515 schedule29 Dec 21 person by visibility 24317</w:t>
-      </w:r>
-    </w:p>
-    <w:p>
-      <w:pPr>
-        <w:pStyle w:val="Heading3"/>
-      </w:pPr>
-      <w:r>
-        <w:t>Article 11</w:t>
-      </w:r>
-    </w:p>
-    <w:p>
-      <w:r>
-        <w:t>Title: पृथ्वी मोरे-ऋतुजा मोहिते विवाह सोहळा दिमाखात, मान्यवरांची उपस्थिती</w:t>
-      </w:r>
-    </w:p>
-    <w:p>
-      <w:r>
-        <w:t xml:space="preserve">URL: </w:t>
-      </w:r>
-      <w:hyperlink r:id="rId19">
-        <w:r>
-          <w:rPr>
-            <w:color w:val="0000FF"/>
-          </w:rPr>
-          <w:t>https://maharashtranews1.com/The-wedding-ceremony-of-Prithvi-More-and-Rituja-Mohite-was-grand--with-the-presence-of-dignitaries-</w:t>
-        </w:r>
-      </w:hyperlink>
-    </w:p>
-    <w:p>
-      <w:r>
-        <w:t>Content: schedule05 Sep 25 person by visibility 123 categoryसामाजिक महाराष्ट्र न्यूज वन प्रतिनिधी कोल्हापूर : शिक्षण प्रसारक मंडळाचे सचिव प्रा. जयकुमार देसाई यांचे नातू व संस्थेच्या चेअरमन प्रा. डॉ. मंजिरी मोरे व परिवहन समितीचे माजी सभापती अजित मोरे यांचे चिरंजीव पृथ्वी आणि शेतकरी सहकारी संघाचे संचालक अजितसिंह जयवंतराव मोहिते यांची सुकन्या चि. सौ. का. ऋतुजा यांचा शुभविवाह सोहळा महासैनिक दरबार हॉल प्रांगणातील शाही मंडपामध्ये दिमाखात झाला. वधूवरांना शुभ आशीर्वाद देण्यासाठी खासदार शाहू महाराज छत्रपती, युवराज मालोजीराजे, मधुरिमाराजे छत्रपती, पालकमंत्री. प्रकाश आबिटकर, आमदार सतेज पाटील, खासदार धैर्यशील माने, माजी खासदार निवेदिता माने, संजय मंडलिक , माजी मंत्री आमदार प्रकाश आवाडे, आमदार जयंत आसगावकर, आमदार अमल महाडिक, माजी आमदार राजेश पाटील, राजू आवळे, सुजित मिणचेकर यांनी शुभाशिर्वाद दिले. कुलगुरू डॉ. डी .टी. शिर्के, प्रकुलगुरू डॉ. पी. एस. पाटील , कुलसचिव डॉ. व्ही.एन. शिंदे यांनी ही उपस्थित राहून आशिर्वाद दिले. विवाह सोहळयाला उद्योगपती रामदास काकडे, उद्योगपती व्ही बी.पाटील, जिल्हा परिषदेचे माजी अध्यक्ष राहुल पाटील, सेवानिवृत्त पोलिस अधिकारी, गुलाबराव पोळ , ॲड.अनिकेत निकम, जिल्हा मध्यवर्ती बँकेचे संचालक भैया माने, गोकुळचे संचालक विश्वास पाटील, चेतन नरके, युवराज पाटील, शिवसेनेचे उपनेते संजय पवार, सहसंपर्कप्रमुख विजय देवणे, राष्ट्रवादीचे जिल्हाध्यक्ष बाबासाहेब पाटील आसुर्लेकर, माजी महापौर आर. के. पोवार, स्थायी समितीचे माजी सभापती राजेश लाटकर, राष्ट्रवादी काँग्रेसचे शहराध्यक्ष आदिल फरास, जुना राजवाडा पोलिस निरीक्षक संजीव झाडे, शाहूपुरी पोलिस निरीक्षक डोके, कोजिमाशिचे तज्ज्ञ संचालक दादा लाड आदी उपस्थित होते. विवाह सोहळयाला सामाजिक, शैक्षणिक, राजकीय क्षेत्रातील मान्यवर मोठ्या संख्येने उपस्थित होते. युवा नेते दौलत देसाई, अजितराव मोरे, वर्धन देसाई, प्रणव देसाई, वीरेंद्र देसाई , वीरसेन मोहिते , अजितसिंह मोहिते, सुजितसिंह मोहिते ,सुरज मोरे, कमलाकर मोरे यांनी पाहुण्याचे स्वागत केले. schedule11 Sep 25 person by visibility 42 schedule11 Sep 25 person by visibility 45 schedule11 Sep 25 person by visibility 15 schedule10 Sep 25 person by visibility 48 schedule10 Sep 25 person by visibility 83 schedule06 Jul 20 person by visibility 528728 schedule05 Jul 23 person by visibility 33170 schedule07 Jul 24 person by visibility 25859 schedule22 Jul 24 person by visibility 24515 schedule29 Dec 21 person by visibility 24317</w:t>
-      </w:r>
-    </w:p>
-    <w:p>
-      <w:pPr>
-        <w:pStyle w:val="Heading3"/>
-      </w:pPr>
-      <w:r>
-        <w:t>Article 12</w:t>
-      </w:r>
-    </w:p>
-    <w:p>
-      <w:r>
-        <w:t>Title: कोल्हापुरात गणेश विसर्जनाची १८ तास जल्लोषी मिरवणूक</w:t>
-      </w:r>
-    </w:p>
-    <w:p>
-      <w:r>
-        <w:t xml:space="preserve">URL: </w:t>
-      </w:r>
-      <w:hyperlink r:id="rId20">
-        <w:r>
-          <w:rPr>
-            <w:color w:val="0000FF"/>
-          </w:rPr>
-          <w:t>https://maharashtranews1.com/18-hour-festive-procession-of-Ganesh-immersion-in-Kolhapur-</w:t>
-        </w:r>
-      </w:hyperlink>
-    </w:p>
-    <w:p>
-      <w:r>
-        <w:t>Content: schedule07 Sep 25 person by visibility 154 categoryसामाजिक महाराष्ट्र न्यूज वन प्रतिनिधी, कोल्हापूर : लाइट इफेक्टसचा झगमगाट, डोळे दिपवणारी विद्युत रोषणाई, डीजेच्या तालावर ठेका धरणारी पावलं, संगीताच्या तालावर हात उंचावत नृत्य करणारी हजारो तरुण आणि गणपती बाप्पा मोरयाचा अखंड गजर अशा जल्लोषी वातावरणात कोल्हापुरात १८ तास गणेश विसर्जन मिरवणूक निघाली. शनिवारी सकाळी ९.३० वाजता सुरू झालेला हा जल्लोष रविवारी पहाटे चार वाजेपर्यंत अखंडपणे सुरू होता. कोल्हापुरातील अनेक सार्वजनिक तरुण मंडळांनी, मिरवणुकीत समाज प्रबोधनपर देखावे आणत जनजागृतीची परंपरा कायम राखली. लेझीम, झांजपथक, ढोलपथक, धनगरी ढोल अशा पारंपरिक वाद्यांच्या गजर मिरवणूक मार्गावर दुमदुमत होता. शुक्रवारी सकाळी ९ वाजता मिरवणुकीला शाहू खासबाग येथून सुरुवात झाली. मानाच्या तुकाराम माळी तालीम मंडळाच्या गणेशमूर्तीचे पूजन करण्यात आले. पालकमंत्री प्रकाश आबिटकर, खासदार शाहू महाराज, आमदार सतेज पाटील, जिल्हाधिकारी अमोल येडगे, कोल्हापूर परिक्षेत्राचे विशेष पोलिस महानिरीक्षक सुनील फुलारी, पोलिस अधीक्षक योगेशकुमार गुप्ता, महापालिका प्रशासक के. मंजुलक्ष्मी, मंडळाचे अध्यक्ष शिवाजीराव पोवार यांच्या प्रमुख उपस्थितीमध्ये पालखी पूजन झाले. ढोलताशांचा निनाद, पारंपरिक खेळाचे सादरीकरण आणि महिलांचा सहभाग हे मंडळाचे वेगळेपण ठळकपणे जाणवत होते. गणपती बाप्पा मोरयाचा गजर करत मिरवणूक निघाली. सकाळी व दुपारच्या सत्रात मिरवणुकीत सहभागी सार्वजनिक तरुण मंडळांनी लाठीकाठी, मर्दानी खेळाची प्रात्यक्षिके सादर केली. छत्रपती संभाजीनगर तरुण मंडळ, लेटेस्ट तरुण मंडळ, खंडोबा तालीम मंडळाच्या मिरवणुका आकर्षण ठरल्या. अनेक मंडळांनी गणेशोत्सवातील देखावे मिरवणुकीत आणले होते. सुबक मूर्ती आणि विविध विषयावरील देखावे नागरिकांचे आकर्षण ठरले. सायंकाळी पाच नंतर मिरवणूक मार्गावर गर्दी होऊ लागली. सायंकाळी सात नंतर मुख्य मिरवणूक मार्गावर गर्दीचा महापूर उसळला. रंगीबेरंगी विद्युत रोषणाई, लाइट इफेक्टसनी मिरवणूक मार्गावर झगमगाट निर्माण झाला. मिरजकर तिकटी, बिनखांबी गणेश मंदिर, महाद्वार रोड , पापाची तिकटी, गंगावेश या मार्गावर तरुणाईच्या जल्लोषाला उधाण आले होते. नंगीवली तालीम मंडळ, पाटाकडील तालीम मंडळ, बीजीएम, बालगोपाल, तटाकडील, मित्रप्रेम, हिंदवी, वाघाची तालीम, दिलबहार तालीम मंडळ मुख्य मिरवणूक मार्गात सामील होती डीजेच्या तालावर ठेका, हात उंचावत नाचणारे तरुण आणि विसर्जन मिरवणुकीचा आनंद लुटणारे नागरिक असे चित्र पाहावयास मिळत होते. रात्री साडे दहा वाजण्याच्या सुमारास कसबा गेट येथे चेंगराचेंगरीसारखी स्थिती निर्माण झाली. यावेळी पोलिसांनी सौम्य लाठीमार करत गर्दी पांगविण्याचा प्रयत्न केला. रात्री बारा वाजेपर्यंत हा जल्लोष् टिपेला पोहोचला. कोर्टाच्या आदेशानुसार रात्री बारा वाजता साऊंड सिस्टीम बंद करण्यात आले. साऱ्याच मंडळांनी कोर्टाच्या आदेशाचा सन्मान राखत साऊंड सिस्टीम बंद ठेवले. यावेळी कार्यकर्त्यांनी टाळयांचा गजर करत मिरवणुका पुढे नेल्या. पहाटे चार नंतर क्रांतिवीर भगतसिंह तरुण मंडळाच्या गणेशमूर्तीची आरती करुन मिरवणुकीची सांगता झाली. इराणी खणीमध्ये २७६४ गणेशमूर्तीचे विसर्जन करण्यात आले. महापालिका प्रशासनाने चोख व्यवस्था केली होती. किरकोळ अपवाद वगळता मिरवणूक व्यवस्थित पार पडली. पर्यायी मार्गाचा ३०० मंडळांनी वापर केला. schedule11 Sep 25 person by visibility 42 schedule11 Sep 25 person by visibility 45 schedule11 Sep 25 person by visibility 15 schedule10 Sep 25 person by visibility 48 schedule10 Sep 25 person by visibility 83 schedule06 Jul 20 person by visibility 528728 schedule05 Jul 23 person by visibility 33170 schedule07 Jul 24 person by visibility 25859 schedule22 Jul 24 person by visibility 24515 schedule29 Dec 21 person by visibility 24317</w:t>
-      </w:r>
-    </w:p>
-    <w:p>
-      <w:pPr>
-        <w:pStyle w:val="Heading3"/>
-      </w:pPr>
-      <w:r>
-        <w:t>Article 13</w:t>
-      </w:r>
-    </w:p>
-    <w:p>
-      <w:r>
-        <w:t>Title: कोल्हापुरात मंडळाचा ऐतिहासिक सुवर्ण सोहळा; तब्बल 1 किलो सोन्याचा हार बाप्पाला केला अर्पण</w:t>
-      </w:r>
-    </w:p>
-    <w:p>
-      <w:r>
-        <w:t xml:space="preserve">URL: </w:t>
-      </w:r>
-      <w:hyperlink r:id="rId21">
-        <w:r>
-          <w:rPr>
-            <w:color w:val="0000FF"/>
-          </w:rPr>
-          <w:t>https://www.etvbharat.com/mr/!state/historic-golden-ceremony-of-the-mandal-in-kolhapur-whopping-1-kg-gold-necklace-was-offered-to-bappa-maharashtra-news-mhs25090600860</w:t>
-        </w:r>
-      </w:hyperlink>
-    </w:p>
-    <w:p>
-      <w:r>
-        <w:t>Content: महाराष्ट्र maharashtra ETV Bharat / state By ETV Bharat Marathi Team Published : September 6, 2025 at 12:13 PM IST कोल्हापूर - कोल्हापुरात वेगळ्या पद्धतीने गणेशोत्सव साजरा करण्याची परंपरा काही मंडळांनी अद्यापही जपली आहे. शहरातील शाहुपुरी तिसरी गल्ली येथील शिवतेज मित्र मंडळाने देखील यंदा गणेशोत्सवात असाच एक अनोखा संकल्प पूर्ण केलाय. मंडळाकडून आपल्या गणपती बाप्पासाठी तब्बल 1 किलोचा सुवर्णहार तयार करण्यात आलाय. या सुवर्णहार अर्पण सोहळ्याने यंदाचा गणेशोत्सव शहरात ऐतिहासिक ठरला आहे. भाविकांकडून आलेल्या देणग्या आणि नवसाच्या रूपातून हा सुमारे एक कोटी रुपयांचा सुवर्णहार साकारला आहे. भाविकांचा सामूहिक संकल्प - खरं तर हा सुवर्णहार अर्पण सोहळा राज्याचे उद्योग आणि मराठी भाषामंत्री उदय सामंत यांच्या शुभहस्ते पार पडला. यावेळी सार्वजनिक आरोग्य मंत्री आणि कोल्हापूरचे पालकमंत्री प्रकाश आबिटकर, शिवसेना शिंदे पक्षाचे संघटक सत्यजित कदम, आमदार अमल महाडिक, माजी खासदार संजय मंडलिक यांच्यासह हजारो भाविक सहभागी झाले होते. संपूर्ण परिसर भक्तिमय वातावरणाने भरून गेला होता. मंडळाचे अध्यक्ष मोहित खोत यांनी सांगितले की, “भाविकांच्या मनोकामना पूर्ण झाल्यानंतर त्यांच्या सामूहिक श्रद्धेतून हा संकल्प साकार झाला. नवसाला पावणारा शिवतेज गणेश भाविकांच्या जीवनात यश आणि आनंद घेऊन येतो, असा विश्वास आहे. सुवर्णहार अर्पण सोहळ्याने या श्रद्धेला वैभवशाली रूप मिळाले आहे.”35 वर्षांची परंपरा आणि समाजकार्य - गेल्या 35 वर्षांपासून शिवतेज मंडळाने गणेशोत्सवात विविध सजिव व आकर्षक देखावे साकारून शहरात लौकिक मिळवला आहे. मंडळाने ‘एकात्मतेची पालखी’ या देखाव्यातून हिंदू-मुस्लिम-सिख-ख्रिश्चन ऐक्याचा संदेश दिला होता, तर ‘गरुड लेणी’ या उपक्रमालाही भाविकांनी उत्स्फूर्त प्रतिसाद दिला होता. याशिवाय त्यांनी सलग सात वर्षे रुग्णवाहिका सेवा पुरवली असून समाजोपयोगी कामगिरीसाठी मंडळाने आपली स्वतंत्र छाप निर्माण केली आहे. सामूहिक ऐक्याला आणि भक्तिभावाला एक वेगळे वैभव - मंडळाचे सदस्य महेश पोवार यांनी सांगितले की, “सुवर्णहार अर्पण सोहळा हा भाविकांच्या भक्तिभावाचा आणि एकतेचा साक्षीदार आहे. श्रींच्या कृपेने प्रत्येकाची मनोकामना पूर्ण व्हावी हीच आमची प्रार्थना.” दरम्यान कोल्हापुरातील या सुवर्णहार अर्पण सोहळ्याने केवळ धार्मिक श्रद्धेला नव्हे, तर सामूहिक ऐक्याला आणि भक्तिभावाला एक वेगळे वैभव प्राप्त झाल्याचं बोललं जातंय. हेही वाचाः गणपती विसर्जन: नंदुरबार पोलीस प्रशासन सज्ज; दरवर्षाप्रमाणे यंदाही मिरवणुकीत हजारो क्विंटल गुलालाची उधळण होणार! गणेश विसर्जन मिरवणुकीसाठी पुणे सज्ज; वाहतूक व्यवस्थेत मोठा बदल, आज शहरातील 'हे' महत्वाचे रस्ते बंद For All Latest Updates TAGGED: पहिल्याच बॉलवर सिक्सर... 'शर्मा'जीच्या पोरानं असं केलं जे आतापर्यंत कोणत्याच भारतीयाला जमलं नाही लाडक्या बहिणींना ऑगस्ट महिन्याचा हप्ता आजपासून मिळणार; मंत्री अदिती तटकरेंनी दिली माहिती 11 वर्षांनी दोन्ही संघ येणार आमनेसामने; कोण जिंकणार निर्णायक मॅच? iPhone 17 vs iPhone 17 Air vs iPhone 17 Pro : कोणाता आयफोन खरेदी करणे आहे फायदेशीर? वरुण तेज-लावण्या त्रिपाठी यांच्या घरी गोंडस बाळाचं आगमन, आजोबा चिरंजीवीनं शेअर केली भावनिक पोस्ट... Kawasaki KLX230R S 2026 भारतात 1.94 लाखात लॉंच फॅटी लिव्हरच्या समस्येनं त्रस्त आहात? आहारात समावेश करा 'ही' फळ होंडाची नवीन इलेक्ट्रिक मोटरसायकल 2 सप्टेंबरला होणार सादर पावसाळ्यातील आजारांपासून मुलांचा बचाव कसा करायचा? फॉलो करा या टिप्स Copyright © 2025 Ushodaya Enterprises Pvt. Ltd., All Rights Reserved.</w:t>
-      </w:r>
-    </w:p>
-    <w:p>
-      <w:pPr>
-        <w:pStyle w:val="Heading3"/>
-      </w:pPr>
-      <w:r>
         <w:t>Article 14</w:t>
       </w:r>
     </w:p>
     <w:p>
       <w:r>
-        <w:t>Title: कोल्हापूर :-इंग्लिश मीडियम स्कूल्स असोसिएशनतर्फे ८ सप्टेंबर रोजी शिक्षकांच्या कार्याचा गौरव होणार</w:t>
+        <w:t>Title: Gokul | ‘गोकुळ’मधील जाजम, घड्याळ भेटवस्तू प्रकरणी आबिटकर, मुश्रीफ, पाटील, नरके, कोरे गप्प का?</w:t>
       </w:r>
     </w:p>
     <w:p>
@@ -427,13 +427,13 @@
           <w:rPr>
             <w:color w:val="0000FF"/>
           </w:rPr>
-          <w:t>https://newsmarathi24.com/68178/</w:t>
+          <w:t>https://pudhari.news/maharashtra/kolhapur/gokul-gift-scam-why-are-abhitkar-mushrif-patil-narke-kore-silent-ap84</w:t>
         </w:r>
       </w:hyperlink>
     </w:p>
     <w:p>
       <w:r>
-        <w:t>Content: आरसा समाजाचा कोल्हापूर /प्रतिनिधी : शिक्षक दिनाचे औचित्य साधून इंग्लिश मीडियम स्कूल असोसिएशन कोल्हापूर तर्फे दरवर्षी मुख्याध्यापक शिक्षक यांचा सत्कार आयोजित केला जातो.याही वर्षी येत्या ८ सप्टेंबर रोजी हॉटेल सयाजी येथे हा सत्कार सोहळा आयोजित करण्यात आला आहे. यामध्ये शिक्षण क्षेत्रातील उल्लेखनीय कार्य करणाऱ्या मुख्याध्यापक व शिक्षकांचा गौरव करण्यात येणार आहे अशी माहिती इंग्लिश मीडियम स्कूल्स असोसिएशनचे प्रदेशाध्यक्ष गणेश नायकुडे कोल्हापूर जिल्हाध्यक्ष के. डी.पाटील यांनी पत्रकार परिषदेत दिली. या कार्यक्रमासाठी प्रमुख पाहुणे म्हणून महाराष्ट्राच्या फर्स्ट लेडी सौ. अमृता देवेंद्र फडणवीस तर म्हणून महाराष्ट्र राज्याचे आरोग्य व कुटुंब कल्याण मंत्री मा. प्रकाश आबिटकर उपस्थित राहणार आहेत. तसेच लोढा फाउंडेशनच्या अध्यक्ष डॉ. मंजू लोढा जिल्हाधिकारी अमोल येडगे प्राथमिक शिक्षणाधिकारी मीना शेंडकर आणि माध्यमिक शिक्षणाधिकारी सौ. सुवर्णा सावंत प्रमुख पाहुणे म्हणून या सोहळ्यास उपस्थित राहणार आहेत. यावेळी ७ मुख्याध्यापक १८ माध्यमिक व प्राथमिक शिक्षक प्राचार्य ५ कला व क्रीडा शिक्षक ११ पूर्व प्राथमिक शिक्षक यांचा सत्कार सोहळा होणार आहे.मुख्याध्यापक मध्ये शकुंतला कृष्णा पाटील, लक्ष्मी गणेश, स्वप्नील संदीप पाटील, भाग्यश्री सुरज मगदूम, रूपा राजेश पाष्टे, निले रीमा महेश, राजश्री युवराज पाटील आदींचा समावेश आहे. तर शिक्षकांमध्ये कृपाल रामचंद्र यादव, सविता भीमराव काटकर, सुगंधा कपिल माळकरी, आरती राकेश दुर्गुळे, मीना प्रताप डाके, मधुरा मकरंद देशपांडे, अश्विनी प्रशांत सादळे, स्नेहलता जनगोंडा घाट, सुप्रिया प्रकाश किरवेकर, अनुराधा सुधीर कुकडे, सुमय्या इरफान बागवान, अश्विनी रामचंद्र पाटील, वर्षा. पी. कोतेकर, अपर्णा दिलीप मुंगार्डेकर, माहेश्वरी बाबासो पाटील, नेहा उल्हास खानाज, आशाराणी बबनराव भंडारी, सुभाष जयराम कांबळे, रूपाली संजय पाटील, मेघा विष्णू पाटील अरिफा सुलेमान फरास गौसिया साजिद नवाब,धनश्री अरविंद जाधव, प्रियांका सागर गुरव, तृप्ती विजय गोंधळी, मंजू संजय जालिंदरे, विशाखा अनिल खाडे, अबोली सागर देशपांडे, मनाली अनुप गणपते, राजाराम भाऊ पाटील, पद्मजा विकास भोसले,किशोर बाळासाहेब मानकापुरे, रियाज अब्दुल शेख, ज्ञानेश्वरी अमितकुमार स्वामी आदी शिक्षकांचा सन्मान केला जाणार आहे. सोहळ्याचे यावर्षीचे हे चौथे वर्ष असून इंग्लिश मीडियम स्कूल असोसिएशन तर्फे घेण्यात येणाऱ्या या उपक्रमाचा उद्देश शिक्षकांचे शैक्षणिक कार्य समाजातील योगदान व विद्यार्थ्यांच्या जडणघडणीत असलेले महत्त्व अधोरेखित करणे हा आहे.यावेळी इंग्लिश मीडियम स्कूल्स असोसिएशन कोल्हापूरचे शहराध्यक्ष अमर सरनाईक सचिव सेक्रेटरी नितीन पाटील मुख्य समन्वयक सुहेल बाणदार उपस्थित होते.</w:t>
+        <w:t>Content: कोल्हापूर : निविदा न काढता ‘गोकुळ’च्या संचालक मंडळाने कोटेशनने 3 कोटी 74 लाखांची खरेदी करून दूध संस्थांना जाजम व घड्याळ या भेटवस्तू दिल्या आहेत. खरेदी व्यवहारात सुमारे दोन कोटींचा ढपला पाडण्यात आला आहे, असा आरोप करून याप्रकरणी गोकुळचे नेते पालकमंत्री प्रकाश आबिटकर, मंत्री हसन मुश्रीफ, आ. सतेज पाटील, आ. चंद्रदीप नरके व आ. विनय कोरे गप्प का? असा सवाल शिवसेना ठाकरे गटाचे उपनेते संजय पवार, सहसंपर्कप्रमुख विजय देवणे व उपजिल्हाप्रमुख अवधूत साळोखे यांनी पत्रकार परिषदेत केला. दूध संस्थांसाठी जाजम व घड्याळाची केलेली खरेदी बेकायदेशीर आहे. त्यात आर्थिक घोटाळा झाला आहे. नेत्यांच्या आशीर्वादानेच ही खरेदी झाली आहे. दूध उत्पादक शेतकर्‍यांच्या घामाच्या पैशांचा दुरुपयोग करून डल्ला मारला आहे. गोकुळ आता राजकीय अड्डा बनला आहे. त्यामुळेच मेडिटेशनसाठी सहकुटुंब फाईव्ह स्टार हॉटेलमध्ये गोवा सहल, पशुखाद्य घोटाळा, जाजम व घड्याळ खरेदी, वासाचे दूध इत्यादी मार्गाने या गोकुळच्या हंडीतील लोणी खाण्याचे काम सुरू असल्याने शेतकर्‍यांचे नुकसान होत आहे. पत्रकार परिषदेस मंजित माने व स्मिता मांडरे उपस्थित होते. ‘गोकुळ’च्या संचालिका शौमिका महाडिक यांनी गेली चार वर्षे सत्ताधार्‍यांविरू द्ध रान उठवले, अनेक प्रश्न उपस्थित केले. परंतु, आता गोकुळची निवडणूक होऊ घातली आहे. आता महाडिक या सत्ताधारी बाकावर बसणार आहेत. मग महाडिक आता सभासदांच्या बाजूने की, सत्ताधार्‍यांच्या बाजूने? असा प्रश्नही पवार, देवणे यांनी उपस्थित केला. दरम्यान, गेली निवडणूक वासाचे दूध, टँकरची टक्केवारी आदींसह विविध प्रश्नांवर गाजविणारे मंत्री मुश्रीफ, आ. पाटील आदींसह इतर नेतेमंडळी आता त्याबाबत का बोलत नाहीत? अशी विचारणाही त्यांनी केली. 'Pudhari' is excited to announce the relaunch of its Android and iOS apps. Stay updated with the latest news at your fingertips. Android and iOS Download now and stay updated, anytime, anywhere. Pudhari Publications Private Limited</w:t>
       </w:r>
     </w:p>
     <w:p>
@@ -446,7 +446,7 @@
     </w:p>
     <w:p>
       <w:r>
-        <w:t>Title: तपासणीसाठी आलेल्या सर्व डॉक्टरांना निलंबित करा, मनोज जरांगेंची आरोग्यमंत्र्यांकडे मागणी, तपासणी करण्यास नकार</w:t>
+        <w:t>Title: Akola : अस्वच्छतेमुळे आरोग्यमंत्र्याचा दौरा रद्द! आमदारांची आरोग्य विभागावर टीका, सरकारला दिला घरचा आहेर</w:t>
       </w:r>
     </w:p>
     <w:p>
@@ -458,13 +458,13 @@
           <w:rPr>
             <w:color w:val="0000FF"/>
           </w:rPr>
-          <w:t>https://marathi.abplive.com/news/maharashtra/maratha-reservation-news-suspend-all-the-doctors-who-came-to-conduct-the-examination-manoj-jarange-demands-health-minister-prakash-abitkar-1381217</w:t>
+          <w:t>https://saamtv.esakal.com/maharashtra/akola-district-hospital-dirt-health-minister-prakash-abitkar-visit-cancelled-mla-criticism-government-slammed-latest-marathi-news-yps99</w:t>
         </w:r>
       </w:hyperlink>
     </w:p>
     <w:p>
       <w:r>
-        <w:t>Content: Manoj Jarange Patil : मराठा आरक्षणासाठी (Maratha Reservation) मुंबईच्या आझाद मैदानावर गेल्या चार दिवसापासून मराठा आंदोलक मनोज जरांगे पाटील यांचे आमरण उपोषण सुरु आहे. मोठ्या संख्येनं मराठा समाजाचे कार्यकर्ते या आंदोलनात सहाभागी झाले आहेत. मनोज जरांगे पाटील यांची तब्बेत खालावली आहे. दरम्यान, मनोज जरांगे पाटील यांनी वैद्यकीय तपासणी नाकारली आहे. तपासणी करण्यासाठी आलेल्या सर्व डॉक्टरांना निलंबित करा, अशी मागणी मनोज जरांगे पाटील यांनी आरोग्यमंत्री प्रकाश आबीटकर यांच्याकडे केली आहे. तपासणी करणाऱ्या डॉक्टरांकडे तपासणी यंत्र हे तूट फूट झालेले असल्याने जरांगे पाटील यांनी तपासणी नाकारली आहे. रक्तदाब तपासणी करण्याचे यंत्र हे चिंध्या बांधलेलं व तुटलेलं आहे. तसेच काल रक्तातील साखर तपासली असताना फक्त 30 दाखवली तर आमच्या मशीनने तपासली असता 86 दाखवल्याचे जरांगे पाटील म्हणाले. हे म्हणतात मुंबईचे डॉक्टर अशा डॉक्टरांनी तर माणसं मरायची असे जरांगे पाटील म्हणाले. म्हणून जरांगे यांनी डॉक्टरच्या पथकाला जाण्यास सांगितले. सरकार मुद्दाम अशा डॉक्टरांना पाठवतो असा आरोप देखील मनो जरांगेंनी केला आहे. मराठा आरक्षणासाठी (Maratha Reservation) मनोज जरांगे पाटील (Manoj Jarange Patil) यांचं मुंबईतील आझाद मैदानात उपोषण सुरु आहे. मनोज जरांगे यांच्या उपोषणाचा आज (1 सप्टेंबर) चौथा दिवस आहे. दरम्यान, मनोज जरांगे पाटील यांच्या आंदोलनाविरोधात दाखल करण्यात आलेल्या याचिकेवर मुंबई उच्च न्यायालयाकडून आज (1 सप्टेंबर) तातडीची सुनावणी घेण्यात आली. या सुनावणीत उच्च न्यायालयात जोरदार खडाजंगी झाल्याचं पाहायला मिळालं. आंदोलन हाताबाहेर गेल्याचं निरिक्षण उच्च न्यायालयाने सांगितले. तसेच सदर याचिकेवर उद्या (2 सप्टेंबर) दुपारी 3 वाजता उच्च न्यायालयात पुन्हा सुनावणी होणार आहे. उद्या आदेशाच पालन झालं की नाही ते राज्य सरकारला न्यायालयात सांगाव लागणार आहे. तसेच सीएसएमटी, मरीन ड्राईव्ह, फ्लोरा फाउंटेन आणि दक्षिण मुंबईतील इतर परिसरातून आंदोलकांना हटवण्याचे उच्च न्यायालयाचे राज्य सरकारला निर्देश दिले आहेत. मनोज जरांगे पाटील आणि वीरेंद्र पवार यांना आंदोलन पुढे चालू ठेवण्याची परवानगी नाही. त्यामुळं ज्या काही कायद्यात तरतुदी आहेत, त्यानुसार राज्य सरकारने पावलं उचलावीत असे उच्च न्यायालयानं म्हटलं आहे. उद्या सायंकाळी चार वाजेपर्यंत रस्ते खाली करावेत असा महत्त्वाचा आदेश देखील उच्च न्यायालयानं दिला आहे. महत्वाच्या बातम्या: We use cookies to improve your experience, analyze traffic, and personalize content. By clicking "Allow All Cookies", you agree to our use of cookies.</w:t>
+        <w:t>Content: अकोला जिल्हा रुग्णालयातील अस्वच्छतेमुळे आरोग्यमंत्र्यांचा दौरा रद्द. महायुती आमदारांनी आरोग्य विभागावर जोरदार टीका केली. प्रकाश भारसाकळे यांनी सरकारला घरचा आहेर दिला. अक्षय गवळी, साम टीव्ही, प्रतिनधी अकोला : आज राज्याचे आरोग्यमंत्री प्रकाश आबिटकर अकोल्याच्या एक दिवसीय दौर्यावर होतेय. या दौर्यात ते अकोल्याच्या जिल्हा सामान्य रुग्णालयाला भेट देणार होतेय. मात्र, रुग्णालयात स्वच्छता नसल्याने त्यांना आपली नियोजीत भेटच रद्द करावी लागली आहे. अकोला जिल्हा रुग्णालयातील अस्वच्छतेच्या मुद्द्यावरून रूग्णालय प्रशासनाला स्वत: आरोग्यमंत्र्यांसह जिल्ह्यातील आमदार आणि जिल्हाधिकारी वर्षा मिना यांनी धारेवर धरलेय. आरोग्यमंत्र्यांचा दौरा दोन दिवसांपूर्वी येऊनही जिल्हा रुग्णालयात कोणतीही स्वच्छता नसल्याने अखेर आरोग्यमंत्र्यांवर पाहणी दौराच रद्द करण्याची नामुश्की ओढवलीय. या बैठकीत भाजप आमदार आणि मुख्य प्रतोद रणधीर सावरकर, राष्ट्रवादीचे आमदार अमोल मिटकरी यांनी जिल्हा रूग्णालयाच्या कारभारावर जोरदार टीका केलीय. दरम्यान, याच आढावा बैठकीत उपस्थित अकोटचे भाजप आमदार प्रकाश भारसाकळे यांनी आरोग्यमंत्र्यांसमोरच सरकारला घरचा आहेर दिलाय. अकोट आणि तेल्हारा तालुक्यात आरोग्य खात्याची कामगिरी अतिशय सुमार असल्याची टीका त्यांनी केलीय. - सार्वजनिक आरोग्य मंत्र्यांची अकोला शासकीय रुग्णालयाकडं फिरवली पाठ.. - शासकीय रुग्णालयातील अस्वच्छतेमूळ सार्वजनिक मंत्री प्रकाश आबिटकर यांची भेट रद्द करण्यात आली.. - आबिटकरांनी अकोला जिल्हाधिकारी कार्यालयात आज आरोग्य विभागाची बैठक घेतली.. सत्ताधारी आमदारांसह स्वतः जिल्हाधिकाऱ्यांनी शासकीय रुग्णालयातील अस्वच्छतेचे संदर्भात तक्रारीचा पाढा वाचला.. - रुग्णालयाचे अधिष्ठाता संजय सोनवने यांना रुग्णालयातील स्वच्छतेच्या मुद्द्यावर आमदारांचं अधिकाऱ्यांनी चांगलंच घेरलं.. प्रकाश भारसाकळे : - भाजपचे आमदार प्रकाश भाळसाकळे यांनी दिला सरकारला घरचा आहेर... - सार्वजनिक आरोग्यमंत्र्यांसमोर आरोग्याच्या समस्यांचा भाजप आमदाराने वाचला आरोग्य विभागाच्या अकार्यक्षमतेचा पाढा.. - अकोट आणि तेल्हारा तालुक्यात आरोग्य खात्याची परिस्थिती अतिशय वाईट.. - विशेषतः आदिवासी आणि सातपुडा पर्वतरांगाला लागून अलसेला भाग अनेक समस्यांनी ग्रस्त आहे, ज्यात अपुऱ्या पायाभूत सुविधा, वैद्यकीय सुविधांची कमतरता, प्रशिक्षित कर्मचाऱ्यांचा अभाव, सार्वजनिक आरोग्याच्या समस्या मांडल्या.. - मात्र, अधिकारी पाहिजे तसा प्रतिसाद आपल्याला देत नसल्याचा आमदार भारसाकळे यांचा आरोप. सकाळ+चे सदस्य व्हा शॉपिंगसाठी 'सकाळ प्राईम डील्स'च्या भन्नाट ऑफर्स पाहण्यासाठी क्लिक करा. Read Marathi news and watch Live TV. Breaking news from Maharashtra, India, Pune, Mumbai, Politics, Entertainment, Sports, Lifestyle at SaamTV. Get Live Marathi news on Mobile. Download the Saam Tv app for Android and IOS. Follow Us Copyright © 2025 Sakal Media Group – All Rights Reserved Powered by Quintype</w:t>
       </w:r>
     </w:p>
     <w:p>
@@ -477,7 +477,7 @@
     </w:p>
     <w:p>
       <w:r>
-        <w:t>Title: Kolhapur Ganesh Visarjan 2025: महाद्वार रोड येथे सौम्य लाठीमार, मंडळांच्या संथगतीनंतर पोलीस Action Mode वर</w:t>
+        <w:t>Title: Somnath Suryawanshi: सोमनाथ सूर्यवंशी कोठडी मृत्यू प्रकरणात; ‘कोठडीतील मृत्यूच्या संदर्भात मार्गदर्शक सूचनांसाठी शपथपत्र दाखल करा’</w:t>
       </w:r>
     </w:p>
     <w:p>
@@ -489,13 +489,13 @@
           <w:rPr>
             <w:color w:val="0000FF"/>
           </w:rPr>
-          <w:t>https://pudhari.news/maharashtra/kolhapur/kolhapur-ganesh-visarjan-2025-mahadwar-road-ganpati-mandal-update</w:t>
+          <w:t>https://www.esakal.com/amp/marathwada/aurangabad/custodial-death-case-high-court-orders-clear-affidavit-submission-by-october-3-vsb99</w:t>
         </w:r>
       </w:hyperlink>
     </w:p>
     <w:p>
       <w:r>
-        <w:t>Content: Kolhapur Ganesh Visarjan Latest News शेखर पाटील, कोल्हापूर कोल्हापूरमधील गणेश विसर्जन मिरवणूक यंदा संथगतीने सुरू होती. शेवटी रात्री पावणे बाराच्या सुमारास महाद्वार रोडवर संथगतीने पुढे जाणाऱ्या मंडळांना पोलिसांनी सौम्य लाठीमारचा ‘प्रसाद’ दिला. पोलिसांच्या हस्तक्षेपानंतर मंडळांचा वेग वाढला आणि मिरवणूक पुढे गेली. तर रात्री बारा वाजता सर्व मंडळांचा डीजेचा दणदणाट बंद झाला. कोल्हापूरमधील महाद्वार रोडवर येथे रात्री अकराच्या सुमारास अनेक मंडळं पोहोचली. मात्र, मंडळं संथगतीने पुढी जात होती. वेग मंदावल्याने मंडळांच्या रांगा लागल्या. शेवटी पोलिसांनी सौम्य लाठीचार्ज करत कार्यकर्त्यांना पुढे जायला सांगितले. रात्री पावणे बाराच्या सुमारास ही घटना घडली. पोलिसांनी दणका देताच मंडळांच्या कार्यकर्त्यांचा वेग वाढल्याचे चित्र दिसून आले. कोल्हापूर गणेश विसर्जन मिरवणुकीच्या अपडेट्स &gt; कोल्हापूरात रात्री 12 वाजता डीजे बंद. मंडळाचे कार्यकर्ते आहे तिथेच थांबून. &gt; सकाळपासून मिरवणुकीत पारंपारिक वाद्य होते. मात्र, संध्याकाळ होताच डीजेचा दणदणाट सुरू झाला. &gt; गणेश विसर्जन मिरवणुकीत माजी आमदार मालोजीराजे छत्रपती डीजेच्या तालावर ठेका धरला. A post shared by Chh Madhureemaraje Fans (@chhmadhureemaraje) &gt; सकाळपासून कोल्हापूरात मोठ्या उत्साहात गणेश विसर्जन मिरवणूक सुरू होती. या वर्षी मोठ्या प्रमाणात पारंपरिक वाद्यांचा गजर मिरवणूक मार्गावर पाहायला मिळाला. &gt; प्रत्येक गणेशोत्सव मंडळाचे पुढारी समूहाकडून मानाचा श्रीफळ देऊन स्वागत सुद्धा करण्यात आले. &gt; कोल्हापूरमधील श्री अमर तरुण मंडळ यांच्या मिरवणुकीमध्ये सौ. माधुरीमाराजे छत्रपती यांनी महिलांसोबत हलगीच्या तालावर लेझीम खेळली. &gt; कोल्हापुरातल्या विसर्जन मिरवणुकीला सकाळी साडे नऊ- दहाच्या सुमारास सुरूवात झाली. कोल्हापुरातील तुकाराम माळी प्रथम मानाच्या गणपतीची पूजा पार पडल्यानंतर मिरवणुकीला सुरुवात झाली. पालकमंत्री प्रकाश आबिटकर, खासदार शाहू महाराज, प्रशासकीय सर्व अधिकारी यांच्यासह महत्वाचे नेते आणि जिल्ह्यातील अनेक मान्यवरांच्या उपस्थितीत गणेश विसर्जन मिरवणुकीला सुरुवात झाली. &gt; कोल्हापूरमधील विसर्जन मिरवणुकीचे मार्ग कोणते? पारंपारिक मार्ग : मिरजकर तिकटी-बिनखांबी गणेश मंदिर-महाद्वार रोड-पापाची तिकटी-गंगावेसमार्गे इराणी खण समांतर मार्ग : बिंदू चौक-शिवाजी चौक ते पापाची तिकटी, बिंदू चौक ते देवल क्लब पर्यायी मार्ग : हॉकी स्टेडियम-संभाजीनगर-देवकर पाणंदमार्गे इराणी खण 'Pudhari' is excited to announce the relaunch of its Android and iOS apps. Stay updated with the latest news at your fingertips. Android and iOS Download now and stay updated, anytime, anywhere. Pudhari Publications Private Limited</w:t>
+        <w:t>Content: Somnath Suryawanshi sakal छत्रपती संभाजीनगर : परभणी येथील सोमनाथ सूर्यवंशी यांच्या कोठडीतील मृत्यू प्रकरणात दाखल याचिकेत शुक्रवारी (ता. १२) सुनावणी झाली. कोठडीतील मृत्युच्या संदर्भात गाईडलाईन फ्रेम करण्याच्या संदर्भात मुख्य सचिवांनी ३ ऑक्टोबरपर्यंत शपथपत्र दाखल करण्याचे आदेश मुंबई उच्च न्यायालयाच्या औरंगाबाद खंडपीठाचे न्यायमूर्ती विभा कंकणवाडी, न्यायमूर्ती हितेन एस. वेनेगावकर यांनी दिले. सोमनाथ सूर्यवंशी यांच्या कोठडीतील मृत्युनंतर आई विजयाताई यांनी १८ डिसेंबरला पोलिस ठाण्यात तक्रार दिली होती. मात्र पोलिसांनी त्याची दखल घेतली नाही. म्हणून याचिका दाखल करून यातील दोषी पोलिस अधिकाऱ्यांवर गुन्हा नोंदवावा ही प्रमुख मागणी केली होती. बीएनएसएस (भारतीय न्याय संहिता) कायद्याच्या कलम १९६ नुसार न्यायालयीन कोठडीत एखाद्याचा मृत्यू झाल्यास प्रथम वर्ग न्यायदंडाधिकाऱ्यांनी (जेएमएफसी) त्याच्या मृत्युची चौकशी करण्याची तरतूद या कलमात आहे. मात्र, त्यानंतरची पुढची पावले काय उचलावीत याबाबत कायद्यात कुठलेही निर्देश नाहीत. त्यामुळे पुढील कार्यवाही कशी व्हावी, यासंदर्भात कोर्टाने नियमावली करावी, अशी विनंती करण्यात आली होती. उच्च न्यायालयात वेळोवेळी सुनावणी झाली, मागच्या सुनावणीत एसआयटी स्थापन करण्याचे आदेश दिले होते. शुक्रवारी (ता. १२) झालेल्या सुनावणीत विजया सूर्यवंशी यांच्यातर्फे ॲड. प्रकाश आंबेडकर यांनी ऑनलाइन बाजू मांडली. कोठडीतील मृत्युच्या प्रकरणात कायद्यात सुस्पष्टता असली पाहिजे, असा युक्तीवाद केला. या पूर्वीच्या सुनावणीच्या अनुषंगाने शासनातर्फे शपथपत्र दाखल केले होते, मात्र हे शपथपत्र स्पष्ट नसल्याने खंडपीठाने मुख्य सचिवांनी ३ ऑक्टोबरपर्यंत सुस्पष्ट शपथपत्र दाखल करण्याचे आदेश दिले. ॲड. प्रकाश आंबेडकर यांना ॲड. मिलिंद संदानशिव यांनी सहकार्य केले. राज्य शासनाकडून मुख्य सरकारी वकील अमरजितसिंह गिरासे यांनी बाजू मांडली. पुढील सुनावणी १० ऑक्टोबरला होणार आहे. सकाळ+ चे सदस्य व्हा ब्रेक घ्या, डोकं चालवा, कोडे सोडवा! शॉपिंगसाठी 'सकाळ प्राईम डील्स'च्या भन्नाट ऑफर्स पाहण्यासाठी क्लिक करा. Read latest Marathi news, Watch Live Streaming on Esakal and Maharashtra News. Breaking news from India, Pune, Mumbai. Get the Politics, Entertainment, Sports, Lifestyle, Jobs, and Education updates. And Live taja batmya on Esakal Mobile App. Download the Esakal Marathi news Channel app for Android and IOS. Copyright © 2025 - Sakal Media Pvt Ltd - All rights reserved.</w:t>
       </w:r>
     </w:p>
     <w:p>
@@ -508,7 +508,7 @@
     </w:p>
     <w:p>
       <w:r>
-        <w:t>Title: Look at organ donation as an act of humanity, and not just as medical intervention, urged speakers at THE WEEK-Jaslok Hospital event</w:t>
+        <w:t>Title: इंग्रजी माध्यमातील शाळांनी गुणवत्तापूर्ण शिक्षणासाठी प्रयत्न करावेत-पालकमंत्री प्रकाश आबिटकर</w:t>
       </w:r>
     </w:p>
     <w:p>
@@ -520,13 +520,13 @@
           <w:rPr>
             <w:color w:val="0000FF"/>
           </w:rPr>
-          <w:t>https://www.theweek.in/theweek/specials/2025/09/06/organ-donation-awareness-mumbai.amp.html</w:t>
+          <w:t>https://maharashtranews1.com/English-medium-schools-should-strive-for-quality-education---Guardian-Minister-Prakash-Abitkar</w:t>
         </w:r>
       </w:hyperlink>
     </w:p>
     <w:p>
       <w:r>
-        <w:t>Content: The event brought together policymakers, doctors, donor families and recipients. Jaslok Hospital’s ‘Zindagi Na Rukne Do’ initiative highlights the fact that humans have the power to give life, if they have the courage to act ORGAN DONATION IS not just about saving lives, it is about giving life a second chance.' With this important message, Jaslok Hospital and Research Centre, in association with THE WEEK, hosted an evening dedicated to raising awareness on the need for organ donation. The event in Mumbai on August 26, titled ‘Zindagi Na Rukne Do’, brought together policymakers, doctors, donor families and recipients in an effort to break the silence surrounding this urgent health issue. The event began with a ceremonial lamp lighting led by Jaslok Hospital CEO Jitendra Haryan and senior dignitaries including Jaslok Hospital Chief Medical Officer Dr Milind Khadke, Jaslok Hospital Chief Marketing Officer Bhavesh Phopharia, THE WEEK Chief of Bureau, Mumbai, Dnyanesh Jathar, and THE WEEK Resident Chief General Manager Shree Kumar Menon. Maharashtra Health Minister Prakash Abitkar and Brand Ambassador for the initiative Amruta Fadnavis joined in via video message. In his welcome address, Haryan spoke about the hospital’s long-standing legacy of pioneering health care and its commitment to leading the organ donation movement. “Few decisions in life carry the power to turn grief into hope and a new beginning, and organ donation is one of them. Whether from a living donor or a cadaver donor, it is the ultimate expression of humanity, where compassion becomes a bridge to life. Through ‘Zindagi Na Rukne Do’, we highlight this truth, reminding everyone that the power to give life rests in their hands, waiting for the couarge to act.” Abitkar, in his keynote address, underscored the government’s role in building stronger systems for transplants. “Our state has the expertise and the institutions. What we need is public awareness and trust to bridge the gap,” he said. Jathar highlighted the magazine’s editorial mission. “From breast cancer awareness to Parkinson’s and now organ donation, THE WEEK has consistently championed journalism with a human touch,” he said. Fadnavis delivered an emotional note, urging citizens to view organ donation as a noble social responsibility. The first panel titled ‘Organ Donation: Breaking the Silence, Saving Lives’ featured a distinguished line-up of doctors: Dr Sanjay Nagral, Director, Surgical Gastroenterology (Academics &amp; Research); Dr M. M. Bahadur, Director, Nephrology (Administration); Dr Indraneel Raut, Additional Director, Critical Care; Dr Pettarusp Wadia, Consultant, Neurology &amp; Lead Movement Disorders; and Dr Shruti Tandan, Consultant, Critical Care. The discussion highlighted persistent myths that discourage families from consenting to donations. Panellists called for streamlining hospital protocols, increasing public trust in the system, and sensitising families during critical moments. This was followed by a moving testimony from a deceased donor’s family member, who shared how one person’s decision gave hope to others. The second panel, ‘One Gift, Many Lives: The Impact of Organ Transplants’, was moderated by Dr S.K. Mathur, President, Zonal Transplant Coordination Centre, and brought together some of the country’s top transplant specialists: Padmabhushan Dr A.B. Mehta, Director, Cardiology; Dr Shailesh Raina, Director, Urology; Dr Aabha Nagral, Director, Gastroenterology &amp; Chief Hepatologist; Dr Rushi Deshpande, Director, Nephrology (Academics), and Dr Upendra Bhalerao, Consultant, Heart Transplant Surgery. This session focused on the transformative impact of transplants—not just on patients, but also on entire families. Panellists emphasised India’s shortage of organ donors despite having advanced medical capabilities. The audience heard heartfelt testimonies from Ronak Bhatia, a liver recipient, who shared the joy of regaining normal life, and Dinesh Nagda, a kidney donor, who spoke about the fulfilment of saving another’s life. The evening concluded with a vote of thanks by Khadke, who reaffirmed the hospital’s commitment to strengthening organ donation systems. As the event drew to a close, the message was clear: organ donation is not merely a medical intervention, but an act of humanity. In the words of one panellist, “One decision can ripple across generations—a single donor can save multiple lives.” Copyright © 2024 All rights reserved</w:t>
+        <w:t>Content: schedule09 Sep 25 person by visibility 68 categoryशैक्षणिक महाराष्ट्र न्यूज वन प्रतिनिधी, कोल्हापूर : ‘विद्यार्थ्यांच्या आवडीनिवडी, कल विचारात घेऊन शिक्षण दिले पाहिजे. इंग्रजी माध्यमातील शिक्षणाकडे कल वाढताना दिसत आहे. यामुळे इंग्रजी माध्यमातील शाळा व शिक्षकांनी गुणवत्तापूर्ण शिक्षणासाठी प्रयत्न करावेत. इंग्रजी माध्यमांच्या शाळांच्या समस्या सोडविण्यासाठी लवकरच बैठक घेऊ’असे पालकमंत्री प्रकाश आबिटकर यांनी सांगितले. इंग्लिश मीडियम स्कूल असोसिएशन (इम्सा) कोल्हापूरतर्फे शिक्षक पुरस्कार वितरण कार्यक्रम आयोजित केला होता. या कार्यक्रमात प्रमुख पाहुणे म्हणून मंत्री आबिटकर बोलत होते. प्राथमिक विभागाच्या शिक्षणाधिकारी मीना शेंडकर, माध्यमिक विभागाच्या शिक्षणाधिकारी सुवर्णा सावंत उपस्थित होते. हॉटेल सयाजी येथे कार्यक्रम झाला. याप्रसंगी मुख्याध्यापक, शिक्षक मिळून ४१ जणांना इम्सा पुरस्कारांनी गौरविले.याप्रसंगी असोसिएशनचे राज्य सचिव प्राचार्य प्रभाकर हेरवाडे यांनी मार्गदर्शन केले. schedule14 Sep 25 person by visibility 164 schedule14 Sep 25 person by visibility 928 schedule14 Sep 25 person by visibility 509 schedule14 Sep 25 person by visibility 155 schedule14 Sep 25 person by visibility 123 schedule06 Jul 20 person by visibility 528736 schedule05 Jul 23 person by visibility 33316 schedule07 Jul 24 person by visibility 25931 schedule22 Jul 24 person by visibility 24567 schedule29 Dec 21 person by visibility 24379</w:t>
       </w:r>
     </w:p>
     <w:p>
@@ -539,7 +539,7 @@
     </w:p>
     <w:p>
       <w:r>
-        <w:t>Title: Gokul | ‘गोकुळ’मधील जाजम, घड्याळ भेटवस्तू प्रकरणी आबिटकर, मुश्रीफ, पाटील, नरके, कोरे गप्प का?</w:t>
+        <w:t>Title: मोठी बातमी! शिवसेना शिंदे गट भाजपला देणार मोठा धक्का? पडद्यामागे घडामोडींना वेग, महापालिका निवडणुकीपूर्वीच…</w:t>
       </w:r>
     </w:p>
     <w:p>
@@ -551,13 +551,416 @@
           <w:rPr>
             <w:color w:val="0000FF"/>
           </w:rPr>
-          <w:t>https://pudhari.news/maharashtra/kolhapur/gokul-gift-scam-why-are-abhitkar-mushrif-patil-narke-kore-silent-ap84</w:t>
+          <w:t>https://www.tv9marathi.com/maharashtra/shiv-sena-shinde-faction-is-upset-on-bjp-office-bearers-in-dhule-expressed-their-displeasure-in-minister-abitkar-meeting-1491451.html/amp</w:t>
         </w:r>
       </w:hyperlink>
     </w:p>
     <w:p>
       <w:r>
-        <w:t>Content: कोल्हापूर : निविदा न काढता ‘गोकुळ’च्या संचालक मंडळाने कोटेशनने 3 कोटी 74 लाखांची खरेदी करून दूध संस्थांना जाजम व घड्याळ या भेटवस्तू दिल्या आहेत. खरेदी व्यवहारात सुमारे दोन कोटींचा ढपला पाडण्यात आला आहे, असा आरोप करून याप्रकरणी गोकुळचे नेते पालकमंत्री प्रकाश आबिटकर, मंत्री हसन मुश्रीफ, आ. सतेज पाटील, आ. चंद्रदीप नरके व आ. विनय कोरे गप्प का? असा सवाल शिवसेना ठाकरे गटाचे उपनेते संजय पवार, सहसंपर्कप्रमुख विजय देवणे व उपजिल्हाप्रमुख अवधूत साळोखे यांनी पत्रकार परिषदेत केला. दूध संस्थांसाठी जाजम व घड्याळाची केलेली खरेदी बेकायदेशीर आहे. त्यात आर्थिक घोटाळा झाला आहे. नेत्यांच्या आशीर्वादानेच ही खरेदी झाली आहे. दूध उत्पादक शेतकर्‍यांच्या घामाच्या पैशांचा दुरुपयोग करून डल्ला मारला आहे. गोकुळ आता राजकीय अड्डा बनला आहे. त्यामुळेच मेडिटेशनसाठी सहकुटुंब फाईव्ह स्टार हॉटेलमध्ये गोवा सहल, पशुखाद्य घोटाळा, जाजम व घड्याळ खरेदी, वासाचे दूध इत्यादी मार्गाने या गोकुळच्या हंडीतील लोणी खाण्याचे काम सुरू असल्याने शेतकर्‍यांचे नुकसान होत आहे. पत्रकार परिषदेस मंजित माने व स्मिता मांडरे उपस्थित होते. ‘गोकुळ’च्या संचालिका शौमिका महाडिक यांनी गेली चार वर्षे सत्ताधार्‍यांविरू द्ध रान उठवले, अनेक प्रश्न उपस्थित केले. परंतु, आता गोकुळची निवडणूक होऊ घातली आहे. आता महाडिक या सत्ताधारी बाकावर बसणार आहेत. मग महाडिक आता सभासदांच्या बाजूने की, सत्ताधार्‍यांच्या बाजूने? असा प्रश्नही पवार, देवणे यांनी उपस्थित केला. दरम्यान, गेली निवडणूक वासाचे दूध, टँकरची टक्केवारी आदींसह विविध प्रश्नांवर गाजविणारे मंत्री मुश्रीफ, आ. पाटील आदींसह इतर नेतेमंडळी आता त्याबाबत का बोलत नाहीत? अशी विचारणाही त्यांनी केली. 'Pudhari' is excited to announce the relaunch of its Android and iOS apps. Stay updated with the latest news at your fingertips. Android and iOS Download now and stay updated, anytime, anywhere. Pudhari Publications Private Limited</w:t>
+        <w:t>Content: राज्यात लवकरच स्थानिक स्वराज्य संस्थांच्या निवडणुका होणार आहेत, शुक्रवारी जिल्हा परिषद अध्यक्ष, उपाध्यक्ष तसेच पंचायत समितीच्या सभापतीपदासाठी आरक्षण सोडत जाहीर झाली. पुढील काही महिन्यांमध्ये होणाऱ्या स्थानिक स्वराज्य संस्थांच्या निवडणुकीच्या पार्श्वभूमीवर आता घडामोडींना वेग आला आहे, महायुती आणि महाविकास आघाडीमधील सर्वच घटक पक्ष आपआपल्या पातळीवर कामाला लागले आहेत. दरम्यान राज्यातील स्थानिक स्वराज्य संस्थांच्या निवडणुका आम्ही महायुती म्हणूनच लढवणार आहोत, असं यापूर्वीच मुख्यमंत्री देवेंद्र फडणवीस यांनी स्पष्ट केलं आहे. एखाद्या ठिकाणी अपवाद असू शकतो, त्या ठिकाणी मैत्रिपूर्ण लढत होईल, मात्र आमचा स्थानिक स्वराज्य संस्थांच्या निवडणुकीसाठी पहिला पर्याय हा महायुतीचं असेल असं देवेंद्र फडणवीस यांनी काही दिवसांपूर्वीच म्हटलं आहे, त्यानंतर महायुतीच्या वरिष्ठ नेत्यांची भूमिका देखील तीच आहे. मात्र आता एक मोठी बातमी समोर येत आहे, ती म्हणजे शिवसेना शिंदे गटाच्या नाराजीचा फटका हा भाजपला बसण्याची शक्यता आहे. आरोग्य मंत्री प्रकाश आबिटकर यांच्या उपस्थितीमध्ये शिवसेना शिंदे गटाची धुळ्यात संवाद बैठक पार पडली, या बैठकीमध्ये शिवसेना शिंदे गटाची भाजपवर असलेली नाराजी दिसून आली आहे, धुळ्यातील पदाधिकाऱ्यांनी आणि स्थानिक नेत्यांनी नाराजी व्यक्त केली आहे. स्थानिक राजकारणात भाजप युतीचा धर्म पाळत नाही, येणाऱ्या स्थानिक स्वराज्य संस्थांच्या निवडणुकीत जर युती झाली तर ठीक, नाहीतर धुळे महानगरपालिकेवर शिवसेनेचा भगवा आम्ही फडकवू, शिवसेनेचं शहरात मोठं काम आहे, शिवसेनेचा महापौर धुळे महानगरपालिकेवर आम्ही बसवणार, त्यांची इच्छा असेल तर आम्ही युती करू, नाहीतर स्वतंत्र निवडणूक लढवू, 19 प्रभागात उमेदवार उभे करण्याची ताकद शिवसेनेत आहे, अशी भूमिका या बैठकीमध्ये शिवसेनेच्या स्थानिक पदाधिकाऱ्यांनी मांडली आहे. शिवसेना शिंदे गटाच्या जिल्हाध्यक्षांनी मंत्री आबिटकर यांच्यासमोर नाराजी व्यक्त केली आहे, त्यामुळे आता या नाराजीचा फटका भविष्यात भाजपला बसणार का हे पहाणं महत्त्वाचं असणार आहे, शिवसेनेच्या नाराजीमुळे महापालिका निवडणुकीपूर्वीच भाजपला मोठा धक्का बसू शकतो. Copyright © 2025 TV9Marathi. All rights reserved.</w:t>
+      </w:r>
+    </w:p>
+    <w:p>
+      <w:pPr>
+        <w:pStyle w:val="Heading3"/>
+      </w:pPr>
+      <w:r>
+        <w:t>Article 19</w:t>
+      </w:r>
+    </w:p>
+    <w:p>
+      <w:r>
+        <w:t>Title: Akola : अस्वच्छतेमुळे आरोग्यमंत्र्याचा दौरा रद्द! आमदारांची आरोग्य विभागावर टीका, सरकारला दिला घरचा आहेर</w:t>
+      </w:r>
+    </w:p>
+    <w:p>
+      <w:r>
+        <w:t xml:space="preserve">URL: </w:t>
+      </w:r>
+      <w:hyperlink r:id="rId27">
+        <w:r>
+          <w:rPr>
+            <w:color w:val="0000FF"/>
+          </w:rPr>
+          <w:t>https://saamtv.esakal.com/amp/story/maharashtra/akola-district-hospital-dirt-health-minister-prakash-abitkar-visit-cancelled-mla-criticism-government-slammed-latest-marathi-news-yps99</w:t>
+        </w:r>
+      </w:hyperlink>
+    </w:p>
+    <w:p>
+      <w:r>
+        <w:t>Content: अकोला जिल्हा रुग्णालयातील अस्वच्छतेमुळे आरोग्यमंत्र्यांचा दौरा रद्द.महायुती आमदारांनी आरोग्य विभागावर जोरदार टीका केली.प्रकाश भारसाकळे यांनी सरकारला घरचा आहेर दिला. अकोला जिल्हा रुग्णालयातील अस्वच्छतेमुळे आरोग्यमंत्र्यांचा दौरा रद्द. महायुती आमदारांनी आरोग्य विभागावर जोरदार टीका केली. प्रकाश भारसाकळे यांनी सरकारला घरचा आहेर दिला. अक्षय गवळी, साम टीव्ही, प्रतिनधी अकोला : आज राज्याचे आरोग्यमंत्री प्रकाश आबिटकर अकोल्याच्या एक दिवसीय दौर्यावर होतेय. या दौर्यात ते अकोल्याच्या जिल्हा सामान्य रुग्णालयाला भेट देणार होतेय. मात्र, रुग्णालयात स्वच्छता नसल्याने त्यांना आपली नियोजीत भेटच रद्द करावी लागली आहे. अकोला जिल्हा रुग्णालयातील अस्वच्छतेच्या मुद्द्यावरून रूग्णालय प्रशासनाला स्वत: आरोग्यमंत्र्यांसह जिल्ह्यातील आमदार आणि जिल्हाधिकारी वर्षा मिना यांनी धारेवर धरलेय. आरोग्यमंत्र्यांचा दौरा दोन दिवसांपूर्वी येऊनही जिल्हा रुग्णालयात कोणतीही स्वच्छता नसल्याने अखेर आरोग्यमंत्र्यांवर पाहणी दौराच रद्द करण्याची नामुश्की ओढवलीय. या बैठकीत भाजप आमदार आणि मुख्य प्रतोद रणधीर सावरकर, राष्ट्रवादीचे आमदार अमोल मिटकरी यांनी जिल्हा रूग्णालयाच्या कारभारावर जोरदार टीका केलीय. दरम्यान, याच आढावा बैठकीत उपस्थित अकोटचे भाजप आमदार प्रकाश भारसाकळे यांनी आरोग्यमंत्र्यांसमोरच सरकारला घरचा आहेर दिलाय. अकोट आणि तेल्हारा तालुक्यात आरोग्य खात्याची कामगिरी अतिशय सुमार असल्याची टीका त्यांनी केलीय. - सार्वजनिक आरोग्य मंत्र्यांची अकोला शासकीय रुग्णालयाकडं फिरवली पाठ.. - शासकीय रुग्णालयातील अस्वच्छतेमूळ सार्वजनिक मंत्री प्रकाश आबिटकर यांची भेट रद्द करण्यात आली.. - आबिटकरांनी अकोला जिल्हाधिकारी कार्यालयात आज आरोग्य विभागाची बैठक घेतली.. सत्ताधारी आमदारांसह स्वतः जिल्हाधिकाऱ्यांनी शासकीय रुग्णालयातील अस्वच्छतेचे संदर्भात तक्रारीचा पाढा वाचला.. - रुग्णालयाचे अधिष्ठाता संजय सोनवने यांना रुग्णालयातील स्वच्छतेच्या मुद्द्यावर आमदारांचं अधिकाऱ्यांनी चांगलंच घेरलं.. प्रकाश भारसाकळे : - भाजपचे आमदार प्रकाश भाळसाकळे यांनी दिला सरकारला घरचा आहेर... - सार्वजनिक आरोग्यमंत्र्यांसमोर आरोग्याच्या समस्यांचा भाजप आमदाराने वाचला आरोग्य विभागाच्या अकार्यक्षमतेचा पाढा.. - अकोट आणि तेल्हारा तालुक्यात आरोग्य खात्याची परिस्थिती अतिशय वाईट.. - विशेषतः आदिवासी आणि सातपुडा पर्वतरांगाला लागून अलसेला भाग अनेक समस्यांनी ग्रस्त आहे, ज्यात अपुऱ्या पायाभूत सुविधा, वैद्यकीय सुविधांची कमतरता, प्रशिक्षित कर्मचाऱ्यांचा अभाव, सार्वजनिक आरोग्याच्या समस्या मांडल्या.. - मात्र, अधिकारी पाहिजे तसा प्रतिसाद आपल्याला देत नसल्याचा आमदार भारसाकळे यांचा आरोप. सकाळ+चे सदस्य व्हा शॉपिंगसाठी 'सकाळ प्राईम डील्स'च्या भन्नाट ऑफर्स पाहण्यासाठी क्लिक करा. Read Marathi news and watch Live TV. Breaking news from Maharashtra, India, Pune, Mumbai, Politics, Entertainment, Sports, Lifestyle at SaamTV. Get Live Marathi news on Mobile. Download the Saam Tv app for Android and IOS. Copyright © 2025 Sakal Media Group – All Rights Reserved</w:t>
+      </w:r>
+    </w:p>
+    <w:p>
+      <w:pPr>
+        <w:pStyle w:val="Heading3"/>
+      </w:pPr>
+      <w:r>
+        <w:t>Article 20</w:t>
+      </w:r>
+    </w:p>
+    <w:p>
+      <w:r>
+        <w:t>Title: अखेर एनआरएचएम कर्मचाऱ्यांचा संप २३ दिवसांनी मागे, १० मागण्यांना तत्त्वतः मान्यता</w:t>
+      </w:r>
+    </w:p>
+    <w:p>
+      <w:r>
+        <w:t xml:space="preserve">URL: </w:t>
+      </w:r>
+      <w:hyperlink r:id="rId28">
+        <w:r>
+          <w:rPr>
+            <w:color w:val="0000FF"/>
+          </w:rPr>
+          <w:t>https://www.lokmat.com/ratnagiri/the-strike-called-by-the-employees-of-the-national-health-mission-was-finally-called-off-after-a-meeting-with-health-minister-prakash-abitkar-a-a746/</w:t>
+        </w:r>
+      </w:hyperlink>
+    </w:p>
+    <w:p>
+      <w:r>
+        <w:t>Content: हिंदी | English सोमवार १५ सप्टेंबर २०२५ FOLLOW US : शहरं व्हिडीओ सखी आणखी By ऑनलाइन लोकमत | Updated: September 11, 2025 17:27 IST2025-09-11T17:26:35+5:302025-09-11T17:27:06+5:30 रत्नागिरी : राष्ट्रीय आरोग्य अभियानातील (एनएचएम) कर्मचाऱ्यांनी पुकारलेला संप आरोग्यमंत्री प्रकाश आबिटकर यांच्यासमवेत झालेल्या बैठकीनंतर बुधवारी (दि. १०) अखेर मागे घेण्यात आला. शासनाने या कर्मचाऱ्यांच्या १३ पैकी १० मागण्यांना तत्त्वतः मान्यता दिली. तसे पत्र राष्ट्रीय आरोग्य अभियान एकत्रीकरण समितीच्या पदाधिकाऱ्यांना देण्यात आले. यामुळे गेल्या २३ दिवसांपासून सुरू असलेला बेमुदत संप अखेर मागे घेण्याचा निर्णय संघटनेने घेतला.१४ मार्च २०२४ रोजी झालेल्या शासन निर्णयाची अंमलबजावणी व्हावी, यासाठी १९ ऑगस्टपासून ‘एनआरएचएम’च्या जिल्ह्यातील सुमारे ८०० अधिकारी व कर्मचाऱ्यांचे बेमुदत काम बंद आंदोलन सुरू होते. या आंदोलनाचा मोठा परिणाम जिल्ह्यातील आरोग्यसेवेवर झाला होता. आपल्या मागण्यांसाठी शासनाला जाग यावी, यासाठी ‘एनआरएचएम’च्या कर्मचारी, अधिकाऱ्यांनी रत्नागिरी शहरातून रॅली काढली होती. त्यानंतरही बुधवारपर्यंत हे आंदोलन सुरू होते.कर्मचारी मूल्यांकन अहवालानुसार, मानधनवाढ न करता सरसकट दरवर्षी ८ टक्के व एकवेळची बाब म्हणून सन २०२५ व २६ मध्ये १० टक्के वार्षिक वाढ करावी, ३ व ५ वर्षे सेवा पूर्ण झालेले अधिकारी व कर्मचारी यांना लॉयटी बोनस पूर्ववत लागू करणे, वेतन सुरक्षा नियमानुसार मानधन संरक्षित करावे, जुन्या कर्मचाऱ्यांची नवीन ठिकाणी नियुक्ती झाल्यास लागू करणे,कर्मचाऱ्यांना विमा संरक्षण अपघाती मृत्यू पाच लक्ष अपंगत्व २५ लाख औषधोपचार २ ते ५ लाखप्रमाणे लागू करणे, यासह समायोजनाबाबत पहिल्या टप्प्यात १० वर्षांहून अधिक सेवा पूर्ण झालेल्या जिल्ह्यातील शेकडो कर्मचाऱ्यांना फायदा होणार असून, भविष्यात सर्व राष्ट्रीय आरोग्य अभियानातील कर्मचाऱ्यांना त्याचा लाभ होणार आहे. काही मागण्या टप्प्याटप्प्याने मार्गी लागणार आहेत. मागण्या मंजूर झाल्याने हे आंदोलन मागे घेण्यात आले असून, ‘एनआरएचएम’च्या कर्मचाऱ्यांनी समाधान व्यक्त केले. FOLLOW US : Copyright © 2025 Lokmat Media Pvt Ltd</w:t>
+      </w:r>
+    </w:p>
+    <w:p>
+      <w:pPr>
+        <w:pStyle w:val="Heading3"/>
+      </w:pPr>
+      <w:r>
+        <w:t>Article 21</w:t>
+      </w:r>
+    </w:p>
+    <w:p>
+      <w:r>
+        <w:t>Title: “मराठा समाजाला न्याय देताना ओबीसींवर अन्याय नाहीच”- मंत्र्यांचा दावा; पाच हजार पदनिर्मितीसाठी…</w:t>
+      </w:r>
+    </w:p>
+    <w:p>
+      <w:r>
+        <w:t xml:space="preserve">URL: </w:t>
+      </w:r>
+      <w:hyperlink r:id="rId29">
+        <w:r>
+          <w:rPr>
+            <w:color w:val="0000FF"/>
+          </w:rPr>
+          <w:t>https://www.loksatta.com/nagpur/prakash-abitkar-assures-maratha-reservation-justice-without-harming-obc-rights-5000-new-health-sector-jobs-vsd-99-5366250/</w:t>
+        </w:r>
+      </w:hyperlink>
+    </w:p>
+    <w:p>
+      <w:r>
+        <w:t>Content: अकोला : राज्यात आरक्षणाच्या बाबतीत मराठा समाजाला न्याय देतांना ओबीसीतील इतर समाजांवर कुठलाही अन्याय होणार नाही, असा दावा आरोग्य मंत्री प्रकाश आबिटकर यांनी केला. आगामी काळात आरोग्य क्षेत्रातील पाच हजार पदनिर्मिती केली जाणार असल्याचेही त्यांनी सांगितले. अकोला जिल्ह्यात शिवसेनेचा संघटनात्मक आढावा घेण्यासाठी आले असता त्यांनी माध्यमांशी संवाद साधला. ते म्हणाले, ‘‘मराठा समाजाला कुणबी समाजाचे दाखले देण्याबाबत विरोध नाही. महाराष्ट्रातील सर्व जाती-धर्माला सोबत घेऊन कार्य करणे हेच महायुती सरकारचे ध्येय आहे. त्या दृष्टीने मुख्यमंत्री व दोन्ही मुख्यमंत्री कार्यरत आहे. सरकारने ठोस भूमिका घेतली. मराठा समाजाला न्याय देत असलो तरी ओबीसींवर कुठलाही अन्याय होणार नाही, असे वारंवार मुख्यमंत्री, उपमुख्यमंत्र्यांनी स्पष्ट केले आहे.’’ राज्यात शिवसेनेच्या संघटनात्मक बांधणीचे काम जोमात सुरू आहे. संघटन मजबुत करण्याचे लक्ष्य ठेवण्यात आले. स्थानिक स्वराज्य संस्थांच्या निवडणुका पूर्ण ताकदीने लढण्यात येतील. भारत-पाकिस्तान सामन्यासंदर्भात शिवसेनेची भूमिका देखील त्यांनी स्पष्ट केली. अतिरेक्यांविरोधात पंतप्रधान नरेंद्र मोदी यांनी आक्रमक कारवाई केली. हे सगळ्या जगाने पाहिले. तीच भूमिका शिवसेनेची देखील आहे. अतिरेकी आणि पाकिस्तान विरोधात शिवसेनेची सुरुवातीपासूनची भूमिका स्पष्ट आहे, असे ते म्हणाले. महाराष्ट्रात आरोग्य क्षेत्रातील पाच हजार पदनिर्मिती करण्याचे प्रयत्न सुरू आहेत. येत्या महिन्यात त्याची कार्यवाही पूर्ण होईल, असे देखील त्यांनी सांगितले. जिल्ह्यातील रुग्णालयांसाठी आवश्यक पद मान्यता व प्रक्रिया निश्चितपणे पूर्ण केली जाईल. आवश्यक सुविधांसाठी निधी कमी पडू देणार नाही. गरीब व गरजू व्यक्तींना स्थानिक पातळीवर उपचार उपलब्ध करून देण्यासाठी ग्रामीण आरोग्य यंत्रणा तत्पर ठेवण्याचे निर्देश आरोग्य मंत्री प्रकाश आबिटकर यांनी आज येथे दिले. आरोग्य मंत्र्यांनी जिल्ह्यातील आरोग्य यंत्रणेची बैठक जिल्हाधिकारी कार्यालयात घेतली. यावेळी आ.रणधीर सावरकर, आ.प्रकाश भारसाकळे, आ.अमोल मिटकरी, जिल्हाधिकारी वर्षा मीना, जि. प. मुख्य कार्यकारी अधिकारी अनिता मेश्राम, माजी आमदार गोपीकिशन बाजोरिया आदी उपस्थित होते. जिल्ह्यात ‘ट्रॉमा केअर सेंटर’ नाही. त्यासाठी आवश्यक प्रस्ताव द्यावा. ते पूर्ण होण्यासाठी निश्चितपणे सहकार्य करू. आयुष्मान भारत योजनेसारख्या विनामूल्य उपचार उपलब्ध करून देणाऱ्या योजना लाभार्थ्यांपर्यंत पोहोचवा. प्राथमिक आरोग्य केंद्र बळकट करण्याचे निर्देश आरोग्य मंत्र्यांनी दिले आहेत. मनोरंजन विश्वात कलाकारांच्या डेटिंगबद्दल अनेक अफवा पसरतात. अभिनेत्री श्वेता तिवारीची मुलगी पलक तिवारी आणि सैफ अली खानचा मुलगा इब्राहिम अली खान यांच्या नात्याबद्दलही अशाच चर्चा आहेत. श्वेता तिवारीने या अफवांवर प्रतिक्रिया देत सांगितलं की, पलकचं नाव अनेक मुलांशी जोडलं जातं, ज्यामुळे तिला चिंता वाटते. पलक निरागस असून ट्रोल्सकडे दुर्लक्ष करते. श्वेताने मजेशीरपणे सांगितलं की, पलक कधी कधी तिला डेटिंगबद्दल मजेत सांगते, पण हे त्रासदायकही असतं.</w:t>
+      </w:r>
+    </w:p>
+    <w:p>
+      <w:pPr>
+        <w:pStyle w:val="Heading3"/>
+      </w:pPr>
+      <w:r>
+        <w:t>Article 22</w:t>
+      </w:r>
+    </w:p>
+    <w:p>
+      <w:r>
+        <w:t>Title: Dhule News : आरोग्यमंत्री प्रकाश आबिटकर यांचे बोगस डॉक्टरांवर कारवाईचे आदेश</w:t>
+      </w:r>
+    </w:p>
+    <w:p>
+      <w:r>
+        <w:t xml:space="preserve">URL: </w:t>
+      </w:r>
+      <w:hyperlink r:id="rId30">
+        <w:r>
+          <w:rPr>
+            <w:color w:val="0000FF"/>
+          </w:rPr>
+          <w:t>https://www.esakal.com/amp/uttar-maharashtra/dhule-cardiac-cath-lab-inauguration-public-health-services-minister-prakash-abitkar-nmk01</w:t>
+        </w:r>
+      </w:hyperlink>
+    </w:p>
+    <w:p>
+      <w:r>
+        <w:t>Content: District Hospital sakal धुळे: जिल्हावासीयांना सार्वजनिक आरोग्य विभागाच्या माध्यमातून दर्जेदार आरोग्य सेवा देण्यासाठी प्रयत्न करण्यात येतील, असे प्रतिपादन सार्वजनिक आरोग्य व कुटुंबकल्याणमंत्री प्रकाश आबिटकर यांनी येथे केले. त्यांच्या हस्ते साक्री रोडवरील जिल्हा शासकीय रुग्णालयात शनिवारी (ता. १३) दुपारनंतर कार्डियाक कॅथ लॅबचे लोकार्पण झाले. आमदार काशीराम पावरा, आमदार मंजूळा गावित, आमदार राम भदाणे, हिरे शासकीय वैद्यकीय महाविद्यालयाचे अधिष्ठाता डॉ. सयाजी भामरे, अपर जिल्हाधिकारी सुभाष बोरकर, आरोग्य विभागाच्या सहसंचालक डॉ. सुनीता गोलाईत, उपसंचालक डॉ. कपिल आहेर, जिल्हा शल्यचिकित्सक डॉ. दत्ता देगावकर, माजी आमदार प्रा. शरद पाटील, शिवसेनेचे जिल्हाप्रमुख डॉ. तुळशीराम गावित, मनोज मोरे, हिलाल माळी, सतीश महाले, महानगरप्रमुख संजय वाल्हे, विशाल देसले आदी उपस्थित होते. मान्यवरांच्या हस्ते आरोग्य विषयक पुस्तिकेचे प्रकाशन झाले. तसेच आरोग्यमंत्री आबिटकर यांच्या हस्ते डॉ. नीलेश चांडक, डॉ. अश्विनी भामरे, डॉ. रवींद्र सोनवणे, डॉ. सुवर्णा सूर्यवंशी आदींचा उत्कृष्ट कार्याबद्दल सन्मान झाला. रुग्णांना लाभ द्यावा मंत्री आबिटकर म्हणाले, की जिल्हा रुग्णालयात कार्यान्वित कॅथ लॅबच्या माध्यमातून नागरिकांना दर्जेदार आरोग्य सेवा मिळेल. दर्जेदार आरोग्य सुविधा पुरवित जास्तीत जास्त रुग्ण शासकीय आरोग्य केंद्रात येतील यासाठी आरोग्य अधिकारी व कर्मचाऱ्यांनी प्रयत्न करावे. आरोग्य विभागाविषयी सूचना, मागण्यांबाबत सकारात्मक दृष्टिकोन ठेवला जाईल. तसेच राज्यात २६ डे केअर सेंटर सुरू करणार असल्याचेही मंत्री आबिटकर यांनी सांगितले. डॉ. देगावकर यांनी प्रास्ताविक केले. वाहिद अली सय्यद यांनी सूत्रसंचालन केलेले. जिल्हा आरोग्य अधिकारी डॉ. सचिन बोडके, अतिरिक्त जिल्हा शल्य चिकित्सक डॉ. महेश भडांगे, डॉ. स्वप्नील पाटील, डॉ. नितीन पाटील यांच्यासह आरोग्य विभागाचे अधिकारी व कर्मचारी, नागरिक उपस्थित होते. बनावट डॉक्टरांचा प्रश्‍न जिल्हाधिकारी कार्यालयात मंत्री आबिटकर यांच्या अध्यक्षतेत आरोग्य विभागाची आढावा बैठक झाली. आमदार गावित, सहसंचालक गोलाईत, अपर जिल्हाधिकारी बोरकर, अपर पोलिस अधीक्षक डॉ. अजय देवरे, उपसंचालक डॉ. आहेर, जिल्हा परिषदेचे अतिरिक्त मुख्य कार्यकारी अधिकारी इंगळे, जिल्हा आरोग्य अधिकारी डॉ. बोडके आदी उपस्थित होते. मंत्री आबिटकर यांनी सांगितले, की जिल्ह्यात बोगस वैद्यकीय व्यवसाय करणाऱ्यांविरोधात मोहीम राबवावी. त्यासाठी पोलिस दलाची मदत घ्यावी. पीसीपीएनडीटी कायद्याची प्रभावीपणे अंमलबजावणी करावी. त्यासाठी कृती दल स्थापन करावे. उपस्थितीकडे लक्ष द्यावे प्रत्येक आरोग्य केंद्रात आरोग्य कर्मचारी, वैद्यकीय अधिकारी उपस्थित राहतील याची दक्षता घ्यावी. राज्य कामगार विमा मंडळाच्या माध्यमातून विविध योजना राबविण्यात येतात. त्यांचीही कामगारांमध्ये जनजागृती करावी. त्यासाठी उद्योजकांबरोबर बैठक घ्यावी. आरोग्य केंद्रात स्वच्छता राहील, अशी काळजी घ्यावी. तसेच कर्करोग, क्षयरोगविषयी जनजागृती करावी, असेही मंत्री आबिटकर यांनी बैठकीत सांगितले. डॉ. योगेश ठाकरे, हिलाल माळी, सतीश महाले, मनोज मोरे, संजय वाल्हे यांनी विविध सूचना केल्या. सकाळ+ चे सदस्य व्हा ब्रेक घ्या, डोकं चालवा, कोडे सोडवा! शॉपिंगसाठी 'सकाळ प्राईम डील्स'च्या भन्नाट ऑफर्स पाहण्यासाठी क्लिक करा. Read latest Marathi news, Watch Live Streaming on Esakal and Maharashtra News. Breaking news from India, Pune, Mumbai. Get the Politics, Entertainment, Sports, Lifestyle, Jobs, and Education updates. And Live taja batmya on Esakal Mobile App. Download the Esakal Marathi news Channel app for Android and IOS. Copyright © 2025 - Sakal Media Pvt Ltd - All rights reserved.</w:t>
+      </w:r>
+    </w:p>
+    <w:p>
+      <w:pPr>
+        <w:pStyle w:val="Heading3"/>
+      </w:pPr>
+      <w:r>
+        <w:t>Article 23</w:t>
+      </w:r>
+    </w:p>
+    <w:p>
+      <w:r>
+        <w:t>Title: रोहा सभागृह वादावरून मंत्री भरत गोगावले अन् माजी आमदार अनिकेत तटकरे आमनेसामने</w:t>
+      </w:r>
+    </w:p>
+    <w:p>
+      <w:r>
+        <w:t xml:space="preserve">URL: </w:t>
+      </w:r>
+      <w:hyperlink r:id="rId31">
+        <w:r>
+          <w:rPr>
+            <w:color w:val="0000FF"/>
+          </w:rPr>
+          <w:t>https://www.etvbharat.com/mr/!state/minister-bharat-gogavale-and-former-mla-aniket-tatkare-criticized-each-other-over-controversy-over-chintaman-deshmukh-hall-maharashtra-news-mhs25091402646</w:t>
+        </w:r>
+      </w:hyperlink>
+    </w:p>
+    <w:p>
+      <w:r>
+        <w:t>Content: महाराष्ट्र maharashtra ETV Bharat / state By ETV Bharat Marathi Team Published : September 14, 2025 at 7:00 PM IST रायगड : रोहा शहरात उभारलेल्या चिंतामण देशमुख सभागृहाचे लोकार्पण सोहळा आता राजकीय वादाच्या भोवऱ्यात सापडला आहे. या कार्यक्रमाच्या निमंत्रण पत्रिकेतून मंत्री भरत गोगावले यांचा नामोल्लेख टाळल्यानं मंत्री गोगावले यांनी रोहा नगर पालिका मुख्याधिकाऱ्यांवर नाराजी व्यक्त करत हक्कभंग आणण्याचा इशारा दिला आहे. यावर माजी आमदार अनिकेत तटकरे यांनी "पहले आप अपने गिरेबान मे झांक कर देखे" असा थेट टोला लगावत प्रत्युत्तर दिलं. यामुळं रोहातील सभागृहाच्या लोकार्पण सोहळ्याचा कळीचा मुद्दा आता जिल्ह्यातील राष्ट्रवादी काँग्रेस आणि शिवसेनेच्या संघर्षाला आणखी धार लावणारा ठरत आहे. ते जसं करतील तसं आम्ही बघू : शासनाचा कार्यक्रम असेल तर शासनाच्या नियमाच्या नियमानुसार नाव येणं गरजेचं आहे. तसं नसेल तर नगर पालिका मुख्याधिकारी यांच्यावर हक्कभंग दाखल करू. कारण त्यांनी काल नाव का टाकलं नाही? ही त्यांची स्वत:ची किंवा इतर कोणाची मालमत्ता नाही. ज्यावेळी आम्ही कार्यक्रम करतो. त्यावेळी त्यांची सगळ्यांची नावं टाकतो. त्यांनी आमच्या पाट्या तपासाव्यात. त्यांनी आमचं नाव टाकलं, पत्रिकेत आमचं नाव छापूनही आम्ही आलो नाही तर तो आमचा विषय आहे. परंतु, शासनाच्या नियमानुसार स्थानिक खासदार, आमदार आणि नागरिक अशा सगळ्यांना सांगणं गरजेचं आहे. त्यांना आम्ही कळवतो. ते जसं करतील तसं आम्ही बघू," अशी प्रतिक्रिया मंत्री भरत गोगावले यांनी दिली. पहिला हक्कभंग अलिबाग नगरपरिषदेनं घेतलेल्या कार्यक्रमावर आणवा : "हक्कभंग आणायचा असेल तर त्यांनी अलिबागच्या नगरपालिकेवर आणावा, असं मला वाटतं. कारण मध्यंतरी अलिबागच्या नगरपालिकेच्या अॅक्वेरियमचं भूमिपूजन झालं. तिथं शिवसेनेचे स्थानिक आमदार महेंद्र दळवी आहेत. त्यांनी घेतलेल्या कार्यक्रमाच्या पाटीवर स्थानिक खासदार, आमदारांच नाव नाही. आमचं सोडा त्यांचा मान-सन्मान आम्ही करतोच. पण शिवसेनेच आमदार त्यांना सन्मान देत नाहीत. याबाबत त्यांनी आधी विचार करावा. याबाबतचा पुरावा माझ्याकडं आहे. आमदार महेंद्र दळवी यांनी केलेल्या भुमिपूजनाच्या पाटीवर फक्त त्यांचं नाव आहे. त्यावर खासदार सुनील तटकरे, मंत्री भरत गोगावले आणि खासदार धैर्यशिल पाटील यांचं नाव नाही. त्यामुळं भरत गोगावले यांनी पहिला हक्कभंग अलिबाग नगरपरिषदेनं घेतलेल्या कार्यक्रमावर आणवा," अशी प्रतिक्रिया माजी आमदार अनिकेत तटकरे यांनी दिली. त्यांनी पहिला आपल्याकडं पहावं : पोलादपुरातील ग्रामीण रूग्णलय इथं आरोग्य मंत्री प्रकाश आबिटकर यांच्या उपस्थितीत कार्यक्रम झाला. त्या कार्यक्रमाच्या पाटीवर मंत्री भरत गोगावले, प्रवीण दरेकर यांचं नाव आहे. यामध्ये मंत्री आदिती तटकरे यांचं नाव नाही. खासदार सुनील तटकरे यांच्या मतदारसंघात पोलादपुरचा भाग येत नाही का? त्यामुळं आधी स्वत:च्या चुकांकडं बघाव आणि नंतर आमच्याकडं बोट दाखवावं. असे अनेक पुरावे आमच्याकडं आहेत. ज्यात प्रोटोकॉल किती पाळलाय हे दिसून येईल. खर तर बजेटमधून साळव ते रेवदंडा पुलाचं काम झालं. त्याला मुख्यमंत्री देवेंद्र फडणवीस येणं अपेक्षित होतं. उपमुख्यमंत्री एकनाथ शिंदें आणि खासदार सुनिल तटकरे यांनी ते काम मंजूर केलं. परंतु त्या कार्यक्रमाच्या पाटीवर कुठंही त्यांच्या नावाचा उल्लेख नाही. तिथं फक्त स्वत:चीच टिमकी वाजवली जाते. अशा वेळी त्यांना आपल्या सोयीनुसार प्रोटोकॉल आठवतो. त्यामुळं 'पहले आप अपने गिरेबान मे झांक कर देखे' त्यानंतर आमच्यावर टीका करावी," असं म्हणत माजी आमदार अनिकेत तटकरे यांनी आपली भूमिका मांडली. हेही वाचा : For All Latest Updates TAGGED: काय आहे आजचा शुभ मुहूर्त, योग आणि राहूकाळ, वाचा पंचांग "हा विजय भारतीय सैन्य दलाला समप्रित, आम्ही पहलगाम हल्ल्यातील पीडितांबरोबर"; पाकिस्तानला धूळ चारल्यानंतर सूर्यकुमार यादव भावूक Engineer's Day 2025: काय आहे इतिहास, का साजरा केला जातो अभियंता दिन? मैदान गाजवणारे 'हे' खेळाडू आहेत अभियंता फौजदाराचा 'जावई' झाला ९९ व्या साहित्य संमेलनाचा अध्यक्ष! कराड तालुक्यातील सासरवाडीशी आहेत खास ऋणानुबंध टीम इंडियाचं दुबईत 'ऑपरेशन सिंदूर'; पाकिस्तानचा 7 विकेटनं उडवला धुव्वा Kawasaki KLX230R S 2026 भारतात 1.94 लाखात लॉंच फॅटी लिव्हरच्या समस्येनं त्रस्त आहात? आहारात समावेश करा 'ही' फळ होंडाची नवीन इलेक्ट्रिक मोटरसायकल 2 सप्टेंबरला होणार सादर पावसाळ्यातील आजारांपासून मुलांचा बचाव कसा करायचा? फॉलो करा या टिप्स Copyright © 2025 Ushodaya Enterprises Pvt. Ltd., All Rights Reserved.</w:t>
+      </w:r>
+    </w:p>
+    <w:p>
+      <w:pPr>
+        <w:pStyle w:val="Heading3"/>
+      </w:pPr>
+      <w:r>
+        <w:t>Article 24</w:t>
+      </w:r>
+    </w:p>
+    <w:p>
+      <w:r>
+        <w:t>Title: kolhapur : शहराची हद्दवाढ 31 डिसेंबरपूर्वी करा</w:t>
+      </w:r>
+    </w:p>
+    <w:p>
+      <w:r>
+        <w:t xml:space="preserve">URL: </w:t>
+      </w:r>
+      <w:hyperlink r:id="rId32">
+        <w:r>
+          <w:rPr>
+            <w:color w:val="0000FF"/>
+          </w:rPr>
+          <w:t>https://pudhari.news/maharashtra/kolhapur/city-boundary-expansion-before-december-31-ap84</w:t>
+        </w:r>
+      </w:hyperlink>
+    </w:p>
+    <w:p>
+      <w:r>
+        <w:t>Content: कोल्हापूर : कोल्हापूर शहराची हद्दवाढ गेल्या सहा दशकांपासून रखडलेली असून हा प्रश्न आता निर्णायक टप्प्यावर पोहोचला आहे. 1 जानेवारी 2026 ते 31 मार्च 2027 या काळात जनगणना विभागाने जिल्हा, पालिका किंवा पंचायत क्षेत्रात कोणताही बदल न करण्याचे आदेश दिले आहेत. त्यामुळे 31 डिसेंबर 2025 पूर्वीच हद्दवाढ करा, अशी मागणी हद्दवाढ समर्थक कृती समितीने केली आहे. गुरुवारी समितीने महापालिका अतिरिक्त आयुक्त शिल्पा दरेकर यांना याबाबतचे निवेदन दिले. यावेळी कृती समितीचे बाबा इंदूलकर म्हणाले, हद्दवाढ ही केवळ राजकीय मागणी नसून नागरिकांचा वैज्ञानिक द़ृष्टिकोनातून जगण्याचा मूलभूत हक्क आहे. जागतिक आरोग्य संघटनेच्या शिफारशींनुसार प्रत्येक नागरिकाला निवासाची आवश्यक जागा आणि सुविधा मिळायला हव्यात. मात्र सध्याच्या लोकसंख्येच्या तुलनेत कोल्हापूर शहरात उपलब्ध जागा अपुरी असल्याचे स्पष्ट झाले आहे. त्यामुळे हा निर्णय पुढे ढकलणे म्हणजे नागरिकांच्या अधिकारावर गदा आणण्यासारखे आहे. यावेळी काँग्रेस शहराध्यक्ष सचिन चव्हाण, बाबा पार्टे, अशोक भंडारे, दिलीप देसाई, किशोर घाटगे आदींनी आगामी महापालिका निवडणुकीपूर्वी हद्दवाढ झाली पाहिजे, अन्यथा पुढील पाच वर्षे हा प्रश्न रखडणार असल्याचे सांगितले. दरम्यान, निवडणुकीची तारीख अद्याप जाहीर झालेली नसल्याचे महापालिकेने समितीला लेखी कळवले आहे. महापालिकेकडून हे लेखा पत्र घेण्यासाठी कृती समितीने दिवसभर रेटा लावला. त्यावेळी महापालिका प्रशासनाने तसे पत्र दिले. निवडणुकांच्या तारखा जाहीर नाहीत, जनगणनेची सुरुवात करायला अद्याप काही काळ आहे. असे पोषक वातावरण असतानाही हद्दवाढ होत नाही, याचे उत्तर पालकमंत्री प्रकाश आबिटकर, आमदार, खासदार व लोकप्रतिनिधींनी द्यावे, अशी मागणी समितीने केली. यावेळी रघुनाथ कांबळे, अ‍ॅड. प्रमोद दाभाडे यांच्यासह पदाधिकारी उपस्थित होते. 'Pudhari' is excited to announce the relaunch of its Android and iOS apps. Stay updated with the latest news at your fingertips. Android and iOS Download now and stay updated, anytime, anywhere. Pudhari Publications Private Limited</w:t>
+      </w:r>
+    </w:p>
+    <w:p>
+      <w:pPr>
+        <w:pStyle w:val="Heading3"/>
+      </w:pPr>
+      <w:r>
+        <w:t>Article 25</w:t>
+      </w:r>
+    </w:p>
+    <w:p>
+      <w:r>
+        <w:t>Title: Clear health proposals in Nagpur, Amravati &amp; Melghat: Bawankule</w:t>
+      </w:r>
+    </w:p>
+    <w:p>
+      <w:r>
+        <w:t xml:space="preserve">URL: </w:t>
+      </w:r>
+      <w:hyperlink r:id="rId33">
+        <w:r>
+          <w:rPr>
+            <w:color w:val="0000FF"/>
+          </w:rPr>
+          <w:t>https://timesofindia.indiatimes.com/city/nagpur/clear-health-proposals-in-nagpur-amravati-melghat-bawankule/articleshow/123816321.cms</w:t>
+        </w:r>
+      </w:hyperlink>
+    </w:p>
+    <w:p>
+      <w:r>
+        <w:t>Content: Anju Kurianâs graceful snaps 8 times Malayalam actress Kalyani Priyadarshan looked every bit of a desi diva Unique baby boy names beginning with the letter R 10 Best fashionable outfits of Tejasswi Prakash Love is in the 'air': 9 most romantic birds in the world From literature to silver screen: 8 Bollywood movies made on Shakespeare's plays Bigg Boss Telugu 9 contestant Rithu Chowdaryâs gorgeous pics How to grow beetroot at home in a balcony garden Bigg Boss Telugu 9 contestant Priya Shetty's stunning looks Through thick and thin: 10 animals known for their loyalty and bonding</w:t>
+      </w:r>
+    </w:p>
+    <w:p>
+      <w:pPr>
+        <w:pStyle w:val="Heading3"/>
+      </w:pPr>
+      <w:r>
+        <w:t>Article 26</w:t>
+      </w:r>
+    </w:p>
+    <w:p>
+      <w:r>
+        <w:t>Title: Solapur News: 'दहा मागण्यांना तत्वतः मान्यता; लढ्याला यश', राष्ट्रीय आरोग्य अभियानातील एनएचएमच्या कर्मचाऱ्यांचा संप मागे</w:t>
+      </w:r>
+    </w:p>
+    <w:p>
+      <w:r>
+        <w:t xml:space="preserve">URL: </w:t>
+      </w:r>
+      <w:hyperlink r:id="rId34">
+        <w:r>
+          <w:rPr>
+            <w:color w:val="0000FF"/>
+          </w:rPr>
+          <w:t>https://www.esakal.com/paschim-maharashtra/solapur/victory-for-health-workers-nhm-employees-end-strike-following-agreement-sdj87</w:t>
+        </w:r>
+      </w:hyperlink>
+    </w:p>
+    <w:p>
+      <w:r>
+        <w:t>Content: NHM employees end strike after success – 10 demands accepted by government. Sakal सोलापूर :राष्ट्रीय आरोग्य अभियानातील (एनएचएम) कर्मचाऱ्यांनी पुकारलेला संप आरोग्य मंत्री प्रकाश आबिटकर यांच्या समवेत झालेल्या बैठकीनंतर बुधवारी मागे घेण्यात आला. मुख्यमंत्री देवेंद्र फडणवीस, उपमुख्यमंत्री एकनाथ शिंदे आणि अजित पवार या विषयावर सकारात्मक असल्याचे सांगत आबिटकर यांनी संघटनेतील पदाधिकाऱ्यांची बैठक घेऊन १३ पैकी १० मागण्यांना तत्वतः मान्यता दिली. तसे लेखी पत्र राष्ट्रीय आरोग्य अभियान एकत्रीकरण समितीच्या पदाधिकाऱ्यांना सुपूर्त केले. यामुळे गेल्या २३ दिवसांपासून सुरू असलेला बेमुदत संप अखेर मागे घेण्याचा निर्णय संघटनेने घेतला. Follow Us Copyright © 2025 - Sakal Media Pvt Ltd - All rights reserved. Powered by Quintype</w:t>
+      </w:r>
+    </w:p>
+    <w:p>
+      <w:pPr>
+        <w:pStyle w:val="Heading3"/>
+      </w:pPr>
+      <w:r>
+        <w:t>Article 27</w:t>
+      </w:r>
+    </w:p>
+    <w:p>
+      <w:r>
+        <w:t>Title: Bharat Gogawale : निमंत्रण पत्रिकेतून नाव गायब? गोगावलेंचा हक्कभंगाचा इशारा; तटकरेंचाही पलटवार; म्हणाले, 'आधी स्वतःकडे पाहा'</w:t>
+      </w:r>
+    </w:p>
+    <w:p>
+      <w:r>
+        <w:t xml:space="preserve">URL: </w:t>
+      </w:r>
+      <w:hyperlink r:id="rId35">
+        <w:r>
+          <w:rPr>
+            <w:color w:val="0000FF"/>
+          </w:rPr>
+          <w:t>https://sarkarnama.esakal.com/maharashtra/konkan/ncp-former-mla-aniket-tatkare-slams-shivsena-mla-bharat-gogawale-over-rights-breach-warning-to-on-roha-nagar-palika-invitation-controversy-as11</w:t>
+        </w:r>
+      </w:hyperlink>
+    </w:p>
+    <w:p>
+      <w:r>
+        <w:t>Content: रायगडमध्ये पुन्हा एकदा राष्ट्रवादी आणि शिवसेनेते वादाची ठिणगी पडली आहे. नव्या चिंतमण देशमुख सभागृहाचे लोकार्पण सोहळ्याच्या निमंत्रण पत्रिकेतून मंत्री भरत गोगावले यांचा नामोल्लेख टाळल्याने वाद वाढला यामुळेगोगावले यांनी मुख्याधिकारी यांच्याविरोधात हक्कभंग आणू असाही इशारा दिला आहे Raigad News : रायगडमध्ये पुन्हा एकदा राष्ट्रवादी आणि शिवसेनेते वादाची ठिणगी पडली आहे. तटकरे आणि गोगावले आमने-सामने आल्याने राजकीय वर्तुळात चर्चा सुरू झाली आहे. नगर पालिकेतील नव्या चिंतमण देशमुख सभागृहाचे लोकार्पण सोहळ्याच्या निमंत्रण पत्रिकेतून मंत्री भरत गोगावले यांचा नामोल्लेख टाळल्याने त्यांनी नाराजी व्यक्त केली आहे. तसेच मुख्याधिकारी यांच्याविरोधात हक्कभंग आणू असाही इशारा गोगावले यांनी दिला आहे. यावरून आता माजी आमदार अनिकेत तटकरे यांनी जोरदार निशाना साधला असून टीका देखील केली आहे. त्यांनी गोगावलेंना सल्ला देताना, आधी त्यांनी आपल्या गिरेबानमध्ये झाकून पहावं, आणि नंतर हक्कभंगचा विचार करावा असे म्हटलं. पालकमंत्री पदावरून निर्माण झालेला वाद काही दिवसांपूर्वी शांत होण्याची चिन्हे दिसत असतानाच रोहा येथील कार्यक्रमामुळे पुन्हा वाद सुरू झाला आहे. नव्याने उभारलेल्या डॉ. चिंतामणराव देशमुख सभागृहाचे लोकार्पण उपमुख्यमंत्री अजितदादा पवार यांच्या हस्ते झाले. यावेळी निमंत्रण पत्रिकेतून मंत्री गोगावले यांचा नामोल्लेख टाळण्यात आला. यावरूनच आता वादाची ठिणगी पडली आहे. गोगावले यांनी यावर नाराजी व्यक्त करताना आपण रोहा नगरपालिकेच्या मुख्याधिकारी यांच्या विरोधात हक्कभंग आणणार असल्याचा इशारा दिला होता. तसेच आम्ही कार्यक्रम करताना सर्वांची नावे टाकतो. या पुढे आम्ही बघू, असे संकेत त्यांनी खासदार तटकरे यांचे नाव न घेता दिले आहेत. यावर पलटवार करताना अनिकेत तटकरे यांनी, गोगवाले यांना हक्कभंग आणायचा असेल तर आधी अलिबाग नगरपालिकेच्या मुख्याधिकारी यांच्या विरोधात आणावा. ज्यावेळी अलिबागमध्ये मत्स्य एक्वेरियमचे भूमिपूजन झाले त्यावेळी झालेल्या कार्यक्रमात गोगावलेंचा अपमान त्यांच्याच आमदाराने केला. स्थानिक आमदार महेंद्र दळवी यांचेच नाव त्या इमारतीच्या कोन शिलेवर कोरलं आहे. आमचे सोडा त्यांचाच आमदार त्यांचा मानसन्मान करत नाही. त्यामुळे आधी त्यांनी थोडासा विचार करावा. असेच काहीसे पोलादपूरमध्ये देखील आरोग्य मंत्री प्रकाश आबिटकर यांच्या उपस्थितीत झालेल्या कार्यक्रमावेळी झाले आहे. ग्रामीण रूग्णालयाच्या उद्घाटन सोहळ्यावेळी भरत गोगावले, आबिटकर साहेब यांच्यासह मंत्री बोर्डेकर यांचेही नाव आहे. पण मंत्री आदिती तटकरे आणि खासदार सुनील तटकरे यांची नावे यात टाळण्यात आली आहेत. ज्या पद्धतीने गोगावले मंत्री आहेत. त्याचपद्धतीने आदिती तटकरे देखील रायगडच्या मंत्री आहेत. तटकरे साहेब तर याच मतदारसंघाचे खासदार आहेत. त्यामुळे एकीकडे दुसऱ्याकडे बोट दाखवण्याआधी तुम्ही काय केलंत हे पाहावं आणि मगच बोलावं असेही तटकरे यांनी सुनावलं आहे. FAQs : प्र.1: नेमका वाद काय? उ.1 : रोहा नगर पालिकेतील नव्या चिंतमण देशमुख सभागृहाचे लोकार्पण सोहळ्यात निमंत्रण पत्रिकेतून मंत्री भरत गोगावले यांचा नामोल्लेख टाळल्याने वादाला सुरूवात प्र.2 : मंत्री गोगावले यांचा कोणता इशारा?उ.2 : मोल्लेख टाळल्याने गोगावले यांनी नाराजी व्यक्त करत नगर पालिकेच्या मुख्याधिकाऱ्यांविरोधात हक्कभंग आणण्याचा इशारा दिला आहे. प्र.3 : माजी आमदार तटकरे काय म्हणाले? उ.3 : मंत्री गोगावले यांनी दिलेल्या इशाऱ्यानंतर माजी आमदार तटकरे यांनी त्यांनी आधी अलिबागच्या मुख्याधिकाऱ्यांवर हक्कभंग आणावा, त्यानंतर विचार कारावा असे म्हटलं आहे. सरकारनामाचे सदस्य व्हा शॉपिंगसाठी 'सकाळ प्राईम डील्स'च्या भन्नाट ऑफर्स पाहण्यासाठी क्लिक करा. Read Latest Marathi Political News, Breaking Political News from Maharashtra, India, Pune &amp; Mumbai at Sarkarnama. To Get Live Political Marathi News on Mobile, Download the Sarkarnama Mobile App for Android and IOS. सरकारनामा आता सर्व सोशल मीडिया प्लॅटफॉर्मवर. ताज्या राजकीय घडामोडींसाठी फेसबुक, ट्विटर, इन्स्टाग्राम, शेअर चॅट, टेलिग्रामवर आणि व्हॉट्सॲप आम्हाला फॉलो करा. तसेच, सरकारनामा यूट्यूब चॅनेलला आजच सबस्क्राइब करा. Follow Us Copyright © 2025 Sakal Media Group – All Rights Reserved Powered by Quintype वेबसाईटवर ब्राउझिंगचा अनुभव सर्वोत्तम असावा, यासाठी आम्ही कुकीजचा वापर करतो. कुकीजमुळे तुम्हाला तुमच्या आवडत्या मजकुराची शिफारस करता येते. आमचे गोपनीयता आणि कुकीजसंदर्भातील धोरण तुम्हाला मान्य आहे.</w:t>
+      </w:r>
+    </w:p>
+    <w:p>
+      <w:pPr>
+        <w:pStyle w:val="Heading3"/>
+      </w:pPr>
+      <w:r>
+        <w:t>Article 28</w:t>
+      </w:r>
+    </w:p>
+    <w:p>
+      <w:r>
+        <w:t>Title: दुर्गम भागातील आरोग्य सुविधांचा आढावा:मंत्री आबिटकरांनी समस्या जाणल्या; अक्कलकुवा, माेलगी, डाब, बिलगाव, भूषा येथे भेटी‎</w:t>
+      </w:r>
+    </w:p>
+    <w:p>
+      <w:r>
+        <w:t xml:space="preserve">URL: </w:t>
+      </w:r>
+      <w:hyperlink r:id="rId36">
+        <w:r>
+          <w:rPr>
+            <w:color w:val="0000FF"/>
+          </w:rPr>
+          <w:t>https://divyamarathi.bhaskar.com/local/maharashtra/jalgaon/dhule/news/review-of-health-facilities-in-remote-areas-minister-abitkar-understood-the-problems-visits-to-akkalkuwa-molagi-daab-bilgaon-bhusha-135907565.html</w:t>
+        </w:r>
+      </w:hyperlink>
+    </w:p>
+    <w:p>
+      <w:r>
+        <w:t>Content: राज्याचे आरोग्य व कुटुंब कल्याण मंत्री प्रकाश आबिटकर यांनी शुक्रवारी जिल्ह्यातील विविध ग्रामीण रुग्णालये, प्राथमिक आरोग्य केंद्रे तसेच तरंगत्या दवाखान्याला भेट देवून सविस्तर पाहणी केली. यावेळी त्यांनी रुग्णालयांची स्थिती, औषध पुरवठा, तेथील स्वच्छता त मंत्री आबिटकरांसोबत यावेळी आमदार आमश्या पाडवी, नाशिक विभागाचे आरोग्य उपसंचालक डॉ.कपिल आहेर, जिल्हा शल्यचिकित्सक डॉ.विनय सोनवणे, जिल्हा आरोग्य अधिकारी डॉ.रवींद्र सोनवणे उपस्थित होते. अक्कलकुवा ग्रामीण रुग्णालयास भेट देऊन मंत्री आबिटकर यांनी चौकशी केली. रुग्णालयात आवश्यक सर्व सोयीसुविधा उपलब्ध करून दिल्या जातील, असे त्यांनी आश्वासन दिले. यासह त्यांनी भूषा (ता. धडगाव) येथील तरंगत्या दवाखान्याची पाहणी करून डोंगराळ व दुर्गम भागात बोट ॲम्ब्युलन्सने पुरवल्या जाणाऱ्या आरोग्‍य सुविधा तत्पर कशा पुरवता येतील याबाबत निर्देश दिले. दरम्यान दिवसभर आरोग्य मंत्री पाहणी करत असल्याने आरोग्याधिकारी व कर्मचारी ‘अलर्ट’ असल्याचे दिसून आले. डाब येथे भेट दिली असता मंत्री आबिटकरांनी सिकलसेल आजारावरील औषधांचा सर्वाधिक पुरवठा या रुग्णालयास करावा, असे निर्देश दिले. कारण या भागात आदिवासी मुलांची वसतिगृहे असल्याने रुग्णसंख्या मोठ्या प्रमाणावर आहे, असे त्यांनी स्पष्ट केले. तर बिलगाव प्राथमिक आरोग्य केंद्राच्या भेटीत मंत्री आबिटकर यांनी सर्पदंशावरील औषधांचा पुरवठा तातडीने करण्यात यावा तसेच कायमस्वरूपी अतिरिक्त साठा ठेवावा, असे स्पष्ट निर्देश दिले. Copyright © 2024-25 DB Corp ltd., All Rights Reserved This website follows the DNPA Code of Ethics.</w:t>
+      </w:r>
+    </w:p>
+    <w:p>
+      <w:pPr>
+        <w:pStyle w:val="Heading3"/>
+      </w:pPr>
+      <w:r>
+        <w:t>Article 29</w:t>
+      </w:r>
+    </w:p>
+    <w:p>
+      <w:r>
+        <w:t>Title: मोठी बातमी! शिवसेना शिंदे गट भाजपला देणार मोठा धक्का? पडद्यामागे घडामोडींना वेग, महापालिका निवडणुकीपूर्वीच…</w:t>
+      </w:r>
+    </w:p>
+    <w:p>
+      <w:r>
+        <w:t xml:space="preserve">URL: </w:t>
+      </w:r>
+      <w:hyperlink r:id="rId37">
+        <w:r>
+          <w:rPr>
+            <w:color w:val="0000FF"/>
+          </w:rPr>
+          <w:t>https://www.tv9marathi.com/politics/shiv-sena-shinde-faction-is-upset-on-bjp-office-bearers-in-dhule-expressed-their-displeasure-in-minister-abitkar-meeting-1491451.html</w:t>
+        </w:r>
+      </w:hyperlink>
+    </w:p>
+    <w:p>
+      <w:r>
+        <w:t>Content: By signing in or creating an account, you agree with Associated Broadcasting Company's Terms &amp; Conditions and Privacy Policy. राज्यात लवकरच स्थानिक स्वराज्य संस्थांच्या निवडणुका होणार आहेत, शुक्रवारी जिल्हा परिषद अध्यक्ष, उपाध्यक्ष तसेच पंचायत समितीच्या सभापतीपदासाठी आरक्षण सोडत जाहीर झाली. पुढील काही महिन्यांमध्ये होणाऱ्या स्थानिक स्वराज्य संस्थांच्या निवडणुकीच्या पार्श्वभूमीवर आता घडामोडींना वेग आला आहे, महायुती आणि महाविकास आघाडीमधील सर्वच घटक पक्ष आपआपल्या पातळीवर कामाला लागले आहेत. दरम्यान राज्यातील स्थानिक स्वराज्य संस्थांच्या निवडणुका आम्ही महायुती म्हणूनच लढवणार आहोत, असं यापूर्वीच मुख्यमंत्री देवेंद्र फडणवीस यांनी स्पष्ट केलं आहे. एखाद्या ठिकाणी अपवाद असू शकतो, त्या ठिकाणी मैत्रिपूर्ण लढत होईल, मात्र आमचा स्थानिक स्वराज्य संस्थांच्या निवडणुकीसाठी पहिला पर्याय हा महायुतीचं असेल असं देवेंद्र फडणवीस यांनी काही दिवसांपूर्वीच म्हटलं आहे, त्यानंतर महायुतीच्या वरिष्ठ नेत्यांची भूमिका देखील तीच आहे. मात्र आता एक मोठी बातमी समोर येत आहे, ती म्हणजे शिवसेना शिंदे गटाच्या नाराजीचा फटका हा भाजपला बसण्याची शक्यता आहे. आरोग्य मंत्री प्रकाश आबिटकर यांच्या उपस्थितीमध्ये शिवसेना शिंदे गटाची धुळ्यात संवाद बैठक पार पडली, या बैठकीमध्ये शिवसेना शिंदे गटाची भाजपवर असलेली नाराजी दिसून आली आहे, धुळ्यातील पदाधिकाऱ्यांनी आणि स्थानिक नेत्यांनी नाराजी व्यक्त केली आहे. स्थानिक राजकारणात भाजप युतीचा धर्म पाळत नाही, येणाऱ्या स्थानिक स्वराज्य संस्थांच्या निवडणुकीत जर युती झाली तर ठीक, नाहीतर धुळे महानगरपालिकेवर शिवसेनेचा भगवा आम्ही फडकवू, शिवसेनेचं शहरात मोठं काम आहे, शिवसेनेचा महापौर धुळे महानगरपालिकेवर आम्ही बसवणार, त्यांची इच्छा असेल तर आम्ही युती करू, नाहीतर स्वतंत्र निवडणूक लढवू, 19 प्रभागात उमेदवार उभे करण्याची ताकद शिवसेनेत आहे, अशी भूमिका या बैठकीमध्ये शिवसेनेच्या स्थानिक पदाधिकाऱ्यांनी मांडली आहे. शिवसेना शिंदे गटाच्या जिल्हाध्यक्षांनी मंत्री आबिटकर यांच्यासमोर नाराजी व्यक्त केली आहे, त्यामुळे आता या नाराजीचा फटका भविष्यात भाजपला बसणार का हे पहाणं महत्त्वाचं असणार आहे, शिवसेनेच्या नाराजीमुळे महापालिका निवडणुकीपूर्वीच भाजपला मोठा धक्का बसू शकतो.</w:t>
+      </w:r>
+    </w:p>
+    <w:p>
+      <w:pPr>
+        <w:pStyle w:val="Heading3"/>
+      </w:pPr>
+      <w:r>
+        <w:t>Article 30</w:t>
+      </w:r>
+    </w:p>
+    <w:p>
+      <w:r>
+        <w:t>Title: आरोग्य सेवेसाठी प्रत्येक मतदारसंघात आता व्हाॅटसॲप गट, आमदार, वैद्यकीय अधिकारी, जिल्हाधिकारीही…</w:t>
+      </w:r>
+    </w:p>
+    <w:p>
+      <w:r>
+        <w:t xml:space="preserve">URL: </w:t>
+      </w:r>
+      <w:hyperlink r:id="rId38">
+        <w:r>
+          <w:rPr>
+            <w:color w:val="0000FF"/>
+          </w:rPr>
+          <w:t>https://www.loksatta.com/nashik/nandurbar-health-action-team-formed-fight-malnutrition-sickle-cell-new-ambulances-better-tribal-healthcare-vsd-99-5372053/lite/</w:t>
+        </w:r>
+      </w:hyperlink>
+    </w:p>
+    <w:p>
+      <w:r>
+        <w:t>Content: नंदुरबार : जिल्ह्यात कुपोषण आणि आरोग्य सेवांची स्थिती सुधारण्यासाठी राज्य सरकार विशेष प्रयत्न करत असून स्थानिक आमदार आणि आरोग्य विभागाच्या अधिकाऱ्यांबरोबर जिल्ह्यातील दुर्गम भागात दौरा करण्यात आला. जिल्ह्यातील कुपोषण समस्या आणि आदिवासी क्षेत्रातील आरोग्य सेवेत कृती दलाच्या माध्यमातून सुधार करण्यात येणार असल्याचे प्रतिपादन राज्याचे आरोग्य मंत्री प्रकाश आबीटकर यांनी नंदुरबार जिल्हाधिकारी कार्यालयात आयोजित बैठकीत केले. बैठकीस आमदार आमश्या पाडवी, आमदार राजेश पाडवी, जिल्हाधिकारी डॉ. मित्ताली सेठी, मुख्य कार्यकारी अधिकारी नमन गोयल, जिल्हा पोलीस अधीक्षक श्रवण दत्त एस, प्रकल्प अधिकारी अनय नावंदर (तळोदा), आरोग्य उपसंचालक (नाशिक विभाग) डॉ. कपिल आहेर, प्रकल्प अधिकारी (नंदुरबार) चंद्रकांत पवार, आरोग्य निवासी उपजिल्हाधिकरी कल्पना ठुबे, जिल्हा शल्यचिकित्सक डॉ. विनय सोनवणे, जिल्हा आरोग्य अधिकारी डॉ. रवींद्र सोनवणे आदी उपस्थित होते. नंदुरबार जिल्ह्यातील सिकलसेल, कुपोषण आणि आदिवासी भागातील आरोग्याच्या समस्या कमी करण्यासाठी कृती दलाची स्थापना करण्यात आली असून या दलाचे अध्यक्ष स्वतः जिल्हाधिकारी डॉ. मित्ताली सेठी आहेत. त्यांच्या नेतृत्वाखाली जिल्ह्यातील आरोग्यसेवा सुधारण्यासाठी काम केले जाईल. आरोग्य मंत्र्यांनी केलेल्या दौऱ्यात रुग्णवाहिका १०८ सेवेबाबतच्या तक्रारींची दखल घेऊन जिल्हाधिकारी यांच्याकडून अहवाल मागविण्यात आला आहे. तक्रारींवर तत्काळ कारवाई केली जाईल. जुन्या रुग्णवाहिका बदलून नवीन रुग्णवाहिका घेण्यासाठी निविदा काढण्यात आल्या असून, ऑक्टोबर किंवा नोव्हेंबरपर्यंत नवीन रूग्णवाहिका उपलब्ध होतील. दुर्गम भागांमध्ये रुग्णवाहिका उपलब्ध करण्यावर विशेष लक्ष दिले जाईल, असे त्यांनी बैठकीत सांगितले. आरोग्य सेवेवर लक्ष ठेवण्यासाठी प्रत्येक मतदारसंघात एक व्हॉट्सॲप गट तयार केला जाणार आहे. या गटात आमदार, वैद्यकीय अधिकारी, जिल्हा शल्य चिकित्सक आणि जिल्हाधिकारी यांचा समावेश असेल. या माध्यमातून रुग्णालयांमधील स्वच्छता आणि औषधांच्या गुणवत्तेवर लक्ष ठेवले जाईल. तसेच रुग्णालयांमध्ये अस्वच्छता आढळल्यास संबंधित कर्मचाऱ्यांवर कारवाई करण्याचे निर्देश देण्यात आले आहेत. औषध खरेदीमध्ये गुणवत्ता राखण्यावरही भर दिला जाईल. आरोग्य सेवेच्या हलर्गीमुळे रुग्ण दगावल्यास जे दोषी असतील त्यांच्यावर कारवाई करावी. जिल्ह्यात सिकलसेलची समस्या खूप गंभीर असल्याने त्यासाठी गांभीर्यपूर्वक व संवेदनशीलतेने काम करावे, असे आवाहन मंत्री आबीटकर यांनी केले. यावेळी आमदार राजेश पाडवी यांनी, आरोग्य अधिकारी-कर्मचारी यांची रिक्त पदे त्वरीत भरावीत, कर्मचारीवर्ग वाढवावा, अशी मागणी केली. आमदार आमश्या पाडवी यांनी, शासकीय आश्रम शाळेतील विद्यार्थी आजारी पडल्यास त्याला त्याच्या घरी न सोडता सर्वप्रथम दवाखान्यात दाखल करावे, अशी सूचना केली.</w:t>
+      </w:r>
+    </w:p>
+    <w:p>
+      <w:pPr>
+        <w:pStyle w:val="Heading3"/>
+      </w:pPr>
+      <w:r>
+        <w:t>Article 31</w:t>
+      </w:r>
+    </w:p>
+    <w:p>
+      <w:r>
+        <w:t>Title: kolhapur | जिल्हा परिषद निकालावर ठरणार ‘गोकुळ’चा डाव</w:t>
+      </w:r>
+    </w:p>
+    <w:p>
+      <w:r>
+        <w:t xml:space="preserve">URL: </w:t>
+      </w:r>
+      <w:hyperlink r:id="rId39">
+        <w:r>
+          <w:rPr>
+            <w:color w:val="0000FF"/>
+          </w:rPr>
+          <w:t>https://pudhari.news/maharashtra/kolhapur/winners-and-losers-in-zilla-parishad-and-panchayat-samiti-to-contest-gokul-elections-ap84</w:t>
+        </w:r>
+      </w:hyperlink>
+    </w:p>
+    <w:p>
+      <w:r>
+        <w:t>Content: चंद्रशेखर माताडे, कोल्हापूर गोकुळ संचालक मंडळाच्या निवडणुकीपूर्वी जिल्हा परिषद व पंचायत समितीच्या निवडणुका होणार आहेत. या निवडणुुकीत महायुतीतील घटक पक्ष हे स्वतंत्र निवडणूक लढविण्याच्या विचारात आहेत. तसे झाल्यास युती अंतर्गत पाडापाडी होणार हे उघड आहे. त्यामुळे या पाडापाडीचा जो काही हिशेब व्हायचा तो गोकुळ संचालक मंडळाच्या निवडणुकीतच होणार आहे. जिल्हा परिषद व पंचायत समितीतील जय पराजयाचे उट्टे हे ‘गोकुळ’च्या निवडणुकीत निघणार आहेत. महायुतीतून घटक पक्षात प्रवेश केलेल्यांची व करणार्‍यांची संख्या मोठी आहे. मोठ्या अपेक्षेने कार्यकर्त्यांनी महायुतीतील घटक पक्षात प्रवेश केला आहे. गेल्या तीन वर्षांत या निवडणुका न झाल्यामुळे इच्छुकांची संख्या वाढली आहे. त्यामुळे महायुतीतील घटक पक्ष हे मैत्रीपूर्ण लढती करण्याच्या विचारात आहेत. पहिले लढायचे व जिंकल्यानंतर एकत्र यायचे असा हा पॅटर्न आहे. यामागे आणखी एक कारण असल्याचे सांगितले जाते. ते म्हणजे महायुतीतून उमेदवारी नाकारलेला ताकदवान उमेदवार आयता महाविकास आघाडीकडे जाऊन महायुतीला त्याचा फटका बसू नये म्हणून आपसातच लढायचे असा फंडा काही नेत्यांनी काढला आहे. शेवटी राज्यातील नेत्यांच्या निर्णयावर हे सगळे अवलंबून आहे. संचालक मंडळाच्या निवडणुकीपूर्वीची ‘गोकुळ’ची वार्षिक सर्वसाधारण सभा नुकतीच पार पडली. सभेपूर्वीचे वातावरण व सभेनंतरचे वातावरण यात खूप अंतर पडले आहे. महायुतीचा अध्यक्ष झाला असला तरी सभेत व सभेनंतरही हसन मुश्रीफ व सतेज पाटील एकत्र असल्याचे चित्र दिसल्यानंतर महाडिक गटाने ज्या भाषेत याचा समाचार घेतला, तो पाहता मुश्रीफ व महाडिक यांच्यात महायुती म्हणून जे ऐक्य होणार असल्याचा दावा केला जात होता, त्यातील फोलपणा उघड झाला आहे. जिल्ह्यात महायुतीची ताकद आहे. विधानसभा निवडणुकीत निवडून आलेले सर्वच्या सर्व आमदार महायुतीचे आहेत. असे असले तरी त्या त्या मतदारसंघात महायुतीत प्रमुख तीन घटक पक्षांचे नेते आपापली राजकीय ताकद वाढविण्याचा प्रयत्न करत आहेत. त्यामुळे ज्या पक्षाचा ज्या विधानसभा मतदारसंघात आमदार आहे त्या विधानसभा मतदारसंघात त्या आमदारांच्या विरोधात महायुतीच्या घटक पक्षातील अन्य दोन पक्षांचे नेते दंड थोपटून उभे आहेत. त्यांच्यात आपसांत ताकद वाढविण्याची ईर्ष्या प्रचंड आहे. त्यामुळे आमदार विरुद्ध घटक पक्षांचे नेते यांच्यातील संघर्ष चुरशीचा आहे.याच संघर्षामुळे जिल्हा परिषद व पंचायत समिती निवडणुका महायुती म्हणून लढविण्यास नेते कचवचत आहेत. सहकारात पक्ष नसतो असे जनतेच्या मनावर वारंवार बिंबवून केडीसीसी बँकेची निवडणूक सर्वपक्षीय म्हणून लढविण्याचा निर्णय झाला. मात्र, ऐनवेळी संजय मंडलिक आणि प्रकाश अबिटकर यांनी पॅनेल केले. त्यांचे तीन उमेदवार निवडून आले. ते आता सत्ताधारी आघाडीचे घटक झाले आहेत, तर ज्यांच्या विरोधात महाविकास आघाडीने दंड थोपटले ते महाडिक गटाचे अमल महाडिक जिल्हा बँकेत सत्तारूढ आघाडीतून निवडून आले. आता जिल्हा बँकेत हसन मुश्रीफ यांचा एकहाती कारभार आहे. आता निवडणुकीतील चुरसही वाढणार आहे. 'Pudhari' is excited to announce the relaunch of its Android and iOS apps. Stay updated with the latest news at your fingertips. Android and iOS Download now and stay updated, anytime, anywhere. Pudhari Publications Private Limited</w:t>
       </w:r>
     </w:p>
     <w:sectPr>

--- a/Output/Prakash Abitkar/extracted_links_Prakash Abitkar_News_Content.docx
+++ b/Output/Prakash Abitkar/extracted_links_Prakash Abitkar_News_Content.docx
@@ -12,7 +12,7 @@
     </w:p>
     <w:p>
       <w:r>
-        <w:t>Title: Clear health proposals in Nagpur, Amravati &amp; Melghat: Bawankule</w:t>
+        <w:t>Title: Maha CM to develop a comprehensive policy for cancer treatment</w:t>
       </w:r>
     </w:p>
     <w:p>
@@ -24,13 +24,13 @@
           <w:rPr>
             <w:color w:val="0000FF"/>
           </w:rPr>
-          <w:t>https://timesofindia.indiatimes.com/city/nagpur/clear-health-proposals-in-nagpur-amravati-melghat-bawankule/articleshow/123816301.cms</w:t>
+          <w:t>https://www.socialnews.xyz/2025/09/15/maha-cm-to-develop-a-comprehensive-policy-for-cancer-treatment/</w:t>
         </w:r>
       </w:hyperlink>
     </w:p>
     <w:p>
       <w:r>
-        <w:t>Content: Anju Kurianâs graceful snaps 8 times Malayalam actress Kalyani Priyadarshan looked every bit of a desi diva Unique baby boy names beginning with the letter R 10 Best fashionable outfits of Tejasswi Prakash Love is in the 'air': 9 most romantic birds in the world From literature to silver screen: 8 Bollywood movies made on Shakespeare's plays Bigg Boss Telugu 9 contestant Rithu Chowdaryâs gorgeous pics How to grow beetroot at home in a balcony garden Bigg Boss Telugu 9 contestant Priya Shetty's stunning looks Through thick and thin: 10 animals known for their loyalty and bonding</w:t>
+        <w:t>Content: Home » HEALTH/MEDICINE » Maha CM to develop a comprehensive policy for cancer treatment Posted By: Gopi September 15, 2025 Mumbai, Sep 16 (SocialNews.XYZ) Maharashtra Chief Minister Devendra Fadnavis has directed the Medical Education and Drugs Department to prepare a policy to provide comprehensive cancer services to the people of the state. At the meeting, he said on Monday that it is necessary to set up cancer treatment centres at various levels for effective treatment of cancer. The Chief Minister also gave instructions to set up comprehensive cancer treatment services, diagnosis, day care radiotherapy and chemotherapy units in every district. He said that the incomplete construction of the Sant Tukadoji Maharaj Cancer Hospital building in Nagpur should be completed immediately. Necessary funds will be sought for this, he added. CM Fadnavis said that on behalf of Shri Sai Sansthan, an appeal will be made to Sai Sansthan for the construction of a state-of-the-art cancer hospital in Sainagar at Shirdi. He added that the needy people in the state should get immediate services for which a single cloud command centre should be established out of the three types of treatment centres. At the same time, patients fighting cancer should be provided with early diagnosis and effective treatment methods. The Chief Minister's instruction comes when the state Public Health Minister Prakash Abitkar in July said that the state government has proposed to construct two cancer hospitals in Aundh (Pune) and Nashik (Maharashtra) and eight district hospitals across the state to provide treatment to the rising number of patients and cut their expenses on expensive private healthcare services. Chief Minister Fadnavis said that the health department has submitted the proposal to Asian Development Bank for financial assistance of Rs 8,000 crore. Source: IANS Gopi Adusumilli is a Programmer. He is the editor of SocialNews.XYZ and President of AGK Fire Inc. He enjoys designing websites, developing mobile applications and publishing news articles on current events from various authenticated news sources. When it comes to writing he likes to write about current world politics and Indian Movies. His future plans include developing SocialNews.XYZ into a News website that has no bias or judgment towards any. He can be reached at gopi@socialnews.xyzMail | Web | Twitter Gopi Adusumilli is a Programmer. He is the editor of SocialNews.XYZ and President of AGK Fire Inc. He enjoys designing websites, developing mobile applications and publishing news articles on current events from various authenticated news sources. When it comes to writing he likes to write about current world politics and Indian Movies. His future plans include developing SocialNews.XYZ into a News website that has no bias or judgment towards any. He can be reached at gopi@socialnews.xyz Copyright 2025 | AGK FIRE INC| Terms of Service / Privacy Policy | Contact Us</w:t>
       </w:r>
     </w:p>
     <w:p>
@@ -43,7 +43,7 @@
     </w:p>
     <w:p>
       <w:r>
-        <w:t>Title: NHM employees call off strike after health ministerâs assurances</w:t>
+        <w:t>Title: शिवसेना ने पूरे पृष्ठ के विज्ञापनों और पहलों के साथ प्रधानमंत्री नरेंद्र मोदी का 75वां जन्मदिन मनाया</w:t>
       </w:r>
     </w:p>
     <w:p>
@@ -55,13 +55,13 @@
           <w:rPr>
             <w:color w:val="0000FF"/>
           </w:rPr>
-          <w:t>https://timesofindia.indiatimes.com/city/pune/nhm-employees-call-off-strike-after-health-ministers-assurances/articleshow/123816244.cms</w:t>
+          <w:t>https://hindi.oneindia.com/news/india/shiv-sena-celebrates-pm-narendra-modi-birthday-initiatives-011-1388481.html</w:t>
         </w:r>
       </w:hyperlink>
     </w:p>
     <w:p>
       <w:r>
-        <w:t>Content: Steffy Thevar is a Pune-based senior correspondent working for the Times of India. She writes on health, urban infrastructure and gender parity issues. She has worked in Mumbai for three years and shifted to Pune and covered the Covid19 pandemic. She had completed her masters in Journalism and Mass Communication from Savitribai Phule Pune University's department of Mass Communication and Journalism. She also writes on a range of issues including housing, human rights and environment.Read More Pati Patni aur Panga host Sonali Bendreâs stunning saree styles Seerat Bajwa brings a fresh take on beauty with her graceful fashion sense Elegant ethnic looks of Sai Pallavi Anju Kurianâs graceful snaps 8 times Malayalam actress Kalyani Priyadarshan looked every bit of a desi diva Unique baby boy names beginning with the letter R 10 Best fashionable outfits of Tejasswi Prakash Love is in the 'air': 9 most romantic birds in the world From literature to silver screen: 8 Bollywood movies made on Shakespeare's plays Bigg Boss Telugu 9 contestant Rithu Chowdaryâs gorgeous pics</w:t>
+        <w:t>Content: बुधवार को प्रधानमंत्री नरेंद्र मोदी के 75वें जन्मदिन पर, महाराष्ट्र के उपमुख्यमंत्री एकनाथ शिंदे ने {new india} बनाने के लिए उनके नेतृत्व और प्रतिबद्धता की सराहना की। शिंदे की पार्टी, शिवसेना, जो बीजेपी की एक प्रमुख सहयोगी है, ने इस अवसर को मनाने के लिए कई पहल कीं। शिवसेना ने प्रमुख समाचार पत्रों में पूरे पृष्ठ के विज्ञापन प्रकाशित किए, जिसमें प्रधानमंत्री को शुभकामनाएं दी गईं। शिवसेना मंत्रियों के नेतृत्व में विभिन्न सरकारी विभागों ने मोदी के जन्मदिन का सम्मान करने के लिए परियोजनाएं शुरू कीं। शिंदे के नेतृत्व वाले शहरी विकास विभाग ने नमो पार्कों के निर्माण के लिए नगरपालिका और शहर परिषदों को 1 करोड़ रुपये आवंटित करने की एक योजना की घोषणा की। इस पहल से 394 परिषदों को लाभ होगा। रोजगार गारंटी विभाग, जिसका नेतृत्व सेना मंत्री भरत गोगावले कर रहे हैं, ने 1,100 करोड़ रुपये की लागत से 5,106 किलोमीटर में फैले फार्म पहुंच मार्गों का उद्घाटन किया। इसके अतिरिक्त, स्कूल शिक्षा विभाग, मंत्री दादा भुसे के अधीन, 750 जिला परिषद स्कूलों को स्मार्ट कक्षाओं, विज्ञान प्रयोगशालाओं, कंप्यूटर लैब, पुस्तकालयों, खेल सुविधाओं और उन्नत डिजिटल उपकरणों से सुसज्जित मॉडल संस्थानों के रूप में विकसित करने की योजना बना रहा है। शिवसेना कैबिनेट सदस्य प्रकाश आबिटकर के नेतृत्व में सार्वजनिक स्वास्थ्य विभाग ने 75 स्वास्थ्य शिविरों और दंत शिविरों के आयोजन सहित 20 पहल शुरू कीं। उद्योग विभाग ने मंत्री उदय सामंत के नेतृत्व में नमो तकनीकी कौशल केंद्र, नमो ऑटोमोबाइल कौशल केंद्र, नमो टेक्सटाइल कौशल केंद्र और नमो सॉफ्ट स्किल डेवलपमेंट सेंटर की शुरुआत की। जल संरक्षण विभाग ने वाटरशेड डेवलपमेंट 2.0 योजना के हिस्से के रूप में 75 गांवों में नालों की गहराई बढ़ाने का काम किया है। इस विभाग का नेतृत्व मंत्री गुलाबराव पाटिल कर रहे हैं। इस बीच, परिवहन विभाग ने पार्टी मंत्री प्रताप सरनाईक के नेतृत्व में 75 बस डिपो में मुफ्त रीडिंग जॉइंट शुरू किए। ये पहल महाराष्ट्र में विभिन्न विकास परियोजनाओं के माध्यम से एक नए भारत के लिए प्रधानमंत्री मोदी के दृष्टिकोण का समर्थन करने के लिए शिवसेना की प्रतिबद्धता को दर्शाती हैं। With inputs from PTI</w:t>
       </w:r>
     </w:p>
     <w:p>
@@ -74,7 +74,7 @@
     </w:p>
     <w:p>
       <w:r>
-        <w:t>Title: Pune: NCP-SP MP Supriya Sule Flags Medicine Shortage At Bhor Sub-District Hospital, Seeks Urgent Intervention From Health Minister</w:t>
+        <w:t>Title: रंग लाई सुपर हॉस्पिटल के डॉक्टरों की हड़ताल, सरकार ने जारी किए 3.21 करोड़, काम पर लौटे वापस</w:t>
       </w:r>
     </w:p>
     <w:p>
@@ -86,13 +86,13 @@
           <w:rPr>
             <w:color w:val="0000FF"/>
           </w:rPr>
-          <w:t>https://www.freepressjournal.in/pune/pune-ncp-sp-mp-supriya-sule-flags-medicine-shortage-at-bhor-sub-district-hospital-seeks-urgent-intervention-from-health-minister</w:t>
+          <w:t>https://navbharatlive.com/maharashtra/amravati/super-hospital-doctors-strike-over-government-releases-fund-1362443.html</w:t>
         </w:r>
       </w:hyperlink>
     </w:p>
     <w:p>
       <w:r>
-        <w:t>Content: Pune: Nationalist Congress Party - Sharadchandra Pawar (NCP-SP) Member of Parliament from the Baramati Lok Sabha Constituency, Supriya Sule, has alleged that there is a medicine shortage in Bhor Sub-District Hospital in Pune District. It falls under Sule's constituency. Let us know! 👂What type of content would you like to see from us this year? Sule took it to X (formerly Twitter) and raised this issue. She has even tagged the Minister for Public Health and Family Welfare of Maharashtra, Prakash Abitkar, who is a Shiv Sena MLA from the Radhanagari Vidhan Sabha Constituency. Supriya Sule said, "Shortage of medicines at Bhor Sub-District Hospital is causing inconvenience to patients who are seeking treatment. Around 500–600 patients visit the hospital daily. Even common medicines like cough syrup and blood pressure tablets are unavailable." She further said, "What's even more concerning is that an employee sent to Pune to get medicines was not given an adequate supply. The lack of medicine to treat patients indicates a serious condition of the healthcare system. It is expected that the government will provide citizens with at least basic healthcare facilities. People who come to this hospital for treatment are from remote areas. Due to the lack of medicines, they are not receiving proper treatment." "I request the Honourable Health Minister of the state to take serious note of this matter. Please immediately instruct the concerned department to make adequate medicines available at the hospital. Additionally, please ensure that the stock of medicines is maintained at an appropriate level. Providing services to patients should be your top priority," she added.</w:t>
+        <w:t>Content: अमरावती न्यूज Amravati News: अमरावती जिले में स्थानीय सुपर स्पेशलिटी हॉस्पिटल में काम कर रहे विशिष्ट सेवा तत्त्व के डॉक्टरों द्वारा पिछले कई सप्ताह से चल रही हड़ताल समाप्त हो गई। विधायक सुलभा खोडके के प्रयासों से राज्य सरकार ने 3 करोड़ 21 लाख 92 हजार रुपये का विशेष निधि जारी कर दी है। यह राशि हड़ताल पर गए डॉक्टरों के लंबे समय से बकाया मानधन (वेतन) के भुगतान के लिए प्रदान की गई है। इस महत्वपूर्ण निर्णय के लिए खोडके ने उपमुख्यमंत्री व वित्त मंत्री अजित पवार और स्वास्थ्य मंत्री प्रकाश आबिटकर का आभार जताया और कहा कि सरकार की संवेदनशीलता और तत्परता से अब अमरावती के मरीजों को राहत मिलेगी और स्वास्थ्य सेवाएं शीघ्र ही सामान्य होंगी। सुपर स्पेशलिटी हॉस्पिटल में बीते एक-डेढ़ महीने से किडनी ट्रांसप्लांट, हार्ट सर्जरी, कैंसर, प्लास्टिक सर्जरी और न्यूरोलॉजी जैसी जटिल बीमारियों के उपचार बंद थे। विशेषज्ञ डॉक्टरों ने बकाया वेतन न मिलने पर हड़ताल कर दी थी, जिससे सैकड़ों सर्जरी और इलाज लंबित हो गए थे। हॉस्पिटल प्रशासन के अनुसार, डॉक्टरों का करोड़ों रुपये का मानधन पिछले कई महीनों से अटका हुआ था। इस गंभीर स्थिति को देखते हुए विधायक खोडके ने सुपर हॉस्पिटल के वैद्यकीय अधीक्षक डॉ. अमोल नरोटे से संपर्क किया और पूरी जानकारी प्राप्त की। तत्पश्चात उन्होंने उपमुख्यमंत्री अजित पवार और स्वास्थ्य मंत्री प्रकाश आबिटकर के समक्ष प्रमुखता से रखा और तत्काल फंड जारी करने की मांग की। यह भी पढ़ें – एनसीपी का चिंतन, भाजपा को चुनौती, गडकरी-फडणवीस का प्रभाव, फिर भी दबाव, बदलेंगे समीकरण? राज्य सरकार ने विधायक खोडके के अनुरोध को गंभीरता से लेते हुए वित्त विभाग को त्वरित कार्यवाही के निर्देश दिए। इसके बाद, 3.21 करोड़ की राशि सुपर हॉस्पिटल के डॉक्टरों को बकाया वेतन भुगतान के लिए वितरित कर दी गई। इसके साथ ही लगभग 1 करोड़ की अतिरिक्त राशि आगामी दिसंबर के शीतकालीन अधिवेशन में पूरक मांग के तहत स्वीकृत की जाएगी। Follow Us On © Copyright Navbharatlive 2025 All rights reserved.</w:t>
       </w:r>
     </w:p>
     <w:p>
@@ -105,7 +105,7 @@
     </w:p>
     <w:p>
       <w:r>
-        <w:t>Title: Pune: NHM Strike Ends After Govt Accepts Salary, Insurance, Regularisation Demands</w:t>
+        <w:t>Title: PM Modi @75:पीएम मोदी के 75वें जन्मदिन की सौगात, श्रीकांत शिंदे फाउंडेशन की 75 एम्बुलेंस का लोकार्पण</w:t>
       </w:r>
     </w:p>
     <w:p>
@@ -117,13 +117,13 @@
           <w:rPr>
             <w:color w:val="0000FF"/>
           </w:rPr>
-          <w:t>https://www.freepressjournal.in/pune/pune-nhm-strike-ends-after-govt-accepts-salary-insurance-regularisation-demands</w:t>
+          <w:t>https://navbharatlive.com/maharashtra/mumbai/on-pm-modis-75th-birthday-the-shrikant-shinde-foundation-inaugurated-75-new-ambulances-1359823.html</w:t>
         </w:r>
       </w:hyperlink>
     </w:p>
     <w:p>
       <w:r>
-        <w:t>Content: The indefinite strike by National Health Mission (NHM) employees, which had brought health services in the state to a standstill for the last 23 days, has been called off. The decision came after a meeting between NHM union leaders and State Health Minister Prakash Abitkar in Mumbai, where the government agreed in principle to 10 of the 13 demands raised by the employees. With this, nearly 1,400 NHM staff in Pune district will resume work from Wednesday, Sept 11, bringing relief to patients who were struggling to access medical care at primary health centres, rural health posts and urban health facilities. The employees had launched the strike on August 19, demanding the implementation of the government resolution dated March 14, 2024. For the first time, 16 health service organisations had jointly participated in the agitation. After today’s meeting, Health Minister Abitkar assured that salary-related issues, service regularisation, pay parity and insurance cover for employees will be resolved step by step. He added that the three remaining demands linked to the absorption of staff will also be addressed soon. A committee will be formed to coordinate and monitor the process. Union coordinator Vijay Gaikwad stated that the strike was withdrawn in the greater public interest. He added that 13,000 employees with over 10 years of service will benefit in the first phase, while others will be covered in the coming stages. Harshal Ranavre, state coordinator for the NHM contractual staff, Pune, said, “With the strike officially withdrawn, health services in Pune are set to return to normal from tomorrow. The government has agreed in principle to demands including annual increments, pay protection, insurance cover, EPF and gratuity, wage parity, loyalty bonus restoration, and 100% absorption of long-serving staff.”</w:t>
+        <w:t>Content: एम्बुलेंस का लोकार्पण उप मुख्यमंत्री एकनाथ शिंदे ने किया Inauguration of 75 ambulances: शहरों से लेकर दरदराज के गांवों में जरूरतमंद मरीजों को एम्बुलेंस सेवा उपलब्ध कराने में शिवसेना नेताओं का काफी योगदान रहा है। देश के प्रधानमंत्री नरेंद्र मोदी के 75 वें जन्मदिवस निमित्त डॉ. श्रीकांत शिंदे फाउंडेशन की तरफ से एक साथ 75 रुग्णवाहिकाओं का लोकार्पण शिवसेना के मुख्यनेता एवं राज्य के उपमुख्यमंत्री एकनाथ शिंदे के हांथों किया गया। सांसद श्रीकांत शिंदे ने बताया कि ये एम्बुलेंस राज्य के दुर्गम व अतिदुर्गम भागों में मुफ्त सेवाएं देंगी. इससे जरूरतमंद नागरिकों को तत्काल अत्याधुनिक स्वास्थ्य सुविधा आसानी से उपलब्ध होगी। डॉ श्रीकांत शिंदे फाउंडेशन की ओर से राज्य भर में हजारों जरूरतमंद मरीजों को चिकित्सा के लिए मदद की जाती है। कोरोना काल में भी डॉ श्रीकांत फाउंडेशन के तरफ से राज्य भर में सैकड़ों एम्बुलेंस उपलब्ध कराई गई थी। अब पीएम के 75 वें जन्मदिन पर भी 75 एम्बुलेंस की सौगात जरूरतमंद को मिलेगी। ये भी पढ़ें : PM मोदी को रिटायर हो जाना चाहिए? शरद पवार ने दिया जवाब, कही ऐसी बात की कांग्रेस को लग जाएगी मिर्ची लोकार्पण कार्यक्रम में केंद्रीय आयुष मंत्री प्रतापराव जाधव, स्वास्थ्य मंत्री प्रकाश आबिटकर, विधायक डॉ. मनीषा कायंदे, राष्ट्रीय प्रवक्त्या शायना एन. सी., शिवसेना वैद्यकीय मदत कक्ष प्रमुख मंगेश चिवटे, बालाजी पाटील खतगावकर आदि गणमान्य मान्यवर उपस्थित थे। रिपोर्ट- सूर्यप्रकाश मिश्र@नवभारत Follow Us On © Copyright Navbharatlive 2025 All rights reserved.</w:t>
       </w:r>
     </w:p>
     <w:p>
@@ -136,7 +136,7 @@
     </w:p>
     <w:p>
       <w:r>
-        <w:t>Title: Rane Showcases Goa Model at CII Hospital Tech 2025</w:t>
+        <w:t>Title: कोल्हापूरकरांची चंगळ! रानभाज्यांच्या 450 खाद्यकृतींमुळं जिल्हास्तरीय रानभाजी महोत्सवाला रंगत</w:t>
       </w:r>
     </w:p>
     <w:p>
@@ -148,13 +148,13 @@
           <w:rPr>
             <w:color w:val="0000FF"/>
           </w:rPr>
-          <w:t>https://goemkarponn.com/rane-showcases-goa-model-at-cii-hospital-tech-2025/</w:t>
+          <w:t>https://www.etvbharat.com/mr/!state/kolhapurs-wild-vegetable-festival-promotes-local-cuisine-and-women-culinary-talent-maharashtra-news-mhs25092003298</w:t>
         </w:r>
       </w:hyperlink>
     </w:p>
     <w:p>
       <w:r>
-        <w:t>Content: Support Goemkarponn’s mission for fearless journalism. Team Goemkarponn MUMBAI: Goa Health Minister Vishwajit Rane addressed the 8th edition of CII Hospital Tech 2025 on the theme “Healthcare Roadmap for Viksit Bharat.” Rane said, “We carry the responsibility of shaping a system that ensures universal access, embraces innovation, and places the well-being of citizens at the very core of national progress.” Presenting the Goa Model of Healthcare, Rane highlighted reforms and innovations that have positioned the state as a benchmark in health delivery. These include advanced medical infrastructure, adoption of universal digital health records, strengthening preventive and community care through health camps, impactful public–private collaborations, a strong focus on women and child health, and investment in workforce development. “Our integrated approach demonstrates how state-level initiatives can align seamlessly with the national mission of a Viksit Bharat by 2047. A developed India must rest on the foundation of healthy citizens, and together, we can make this vision a reality,” the Health Minister said. The event was attended by senior leaders from healthcare and policy, including Maharashtra Health Minister Prakash Abitkar, Joy Chakraborty, Padma Dr Ramakant Deshpande, Dr Hardik Ajmera, Rizwan Koita, Thierry van Helden, Eva Verstraelen and Harjinder Kang. Type above and press Enter to search. Press Esc to cancel. Login to your account below.</w:t>
+        <w:t>Content: महाराष्ट्र maharashtra ETV Bharat / state By ETV Bharat Marathi Team Published : September 20, 2025 at 6:17 PM IST Updated : September 20, 2025 at 8:28 PM IST कोल्हापूर : लोकसहभागातून उभ्या राहिलेल्या कृषी आणि खाद्यसंस्कृतीला अधोरेखित करणारा जिल्हास्तरीय रानभाजी महोत्सव कोल्हापुरात मोठ्या उत्साहात संपन्न झाला. राजारामपुरीतील व्ही. टी. पाटील सभागृहात आयोजित या कार्यक्रमाचं उद्घाटन सार्वजनिक आरोग्य व कुटुंब कल्याण मंत्री तथा पालकमंत्री प्रकाश आबिटकर यांच्या हस्ते झालं. महिलांच्या उत्सफूर्त सहभागामुळं रंगला महोत्सव : या रानभाज्या महोत्सवाचं खास आकर्षण ठरलं ते म्हणजे महिलांचा उत्स्फूर्त सहभाग. सुमारे 150 महिला बचत गट आणि 100 पेक्षा अधिक महिलांनी पाककला स्पर्धेत भाग घेत आरोग्यदायी आणि चवदार पदार्थ सादर केले. 450 हून अधिक खाद्यकृतींमुळं या महोत्सवाला खरी रंगत आली. स्पर्धांमध्ये रानभाजी मांडणी प्रकारात निता पडवळ यांनी प्रथम, राधानगरीतील कुडूत्री इथल्या महिला बचत गटानं दुसरा, तर कातळी इथल्या कविता जाधव यांनी तिसरा क्रमांक पटकावला. पिरळ राधानगरीच्या शितलाम बचत गटाला उत्तेजनार्थ पारितोषिक जाहीर झालं. शेवग्याच्या भाजीचं डेजर्ट : पाककला स्पर्धेत राधानगरीच्या पूजा पाटील यांनी प्रथम, हातकणंगले तालुक्यातील भादोले गावातील शोभादेवी पाटील यांनी दुसरा तर कदमवाडीतील राणी कदम यांनी तिसरा क्रमांक पटकावला. विशिष्ट कामगिरीबद्दल सर्वांना पालकमंत्री आबिटकर यांच्या हस्ते स्मृतिचिन्ह, प्रमाणपत्र आणि पुष्पगुच्छ देऊन गौरवण्यात आलं. प्रथम क्रमांक पटकावलेल्या राधानगरीच्या पूजा पाटील यांनी आगळंवेगळं शेवग्याचं डेजर्ट बनवलं होतं. तसंच भोपळ्याचे फ्रेंच फ्राईज असे अनोखे पदार्थ प्रदर्शनात आलेल्या नागरिकांना पाहायला मिळाले. प्रदर्शन पाहण्यासाठी विद्यार्थ्यांची गर्दी : रानभाज्या महोत्सवाला शालेय आणि महाविद्यालयीन विद्यार्थ्यांनी लावलेल्या उपस्थितीमुळं रानभाज्यांचे औषधी गुणधर्म आणि पोषण मूल्यांविषयी तरुणाईमध्ये जागरूकता निर्माण झाली. सुमारे 40 प्रजातींच्या रानभाज्यांचं प्रदर्शन विद्यार्थ्यांना आणि नागरिकांना निसर्गसंपत्तीची नवी ओळख करून देणारे ठरले. "रानभाज्या केवळ ग्रामीण भागापुरत्या मर्यादित न राहता राज्यभर पोहोचाव्यात, यासाठी हा महोत्सव राज्यस्तरावर घेण्यात यावा," - प्रकाश आबिटकर, मंत्री रानभाज्यांच्या मार्केटिंगचा नवा विचार : महोत्सवात बोलताना पालकमंत्री प्रकाश आबिटकर यांनी रानभाज्यांच्या प्रसाराला आवश्यक तेवढा बाजारपेठेचा आधार मिळालेला नाही, याबद्दल खंत व्यक्त केली. "या भाज्यांचा समावेश हॉटेल व्यवसायात करण्यासाठी जिल्ह्यातील हॉटेल असोसिएशनशी चर्चा करणार आहोत. रानभाज्यांमुळं आरोग्यदायी जीवनशैलीला चालना मिळेल,” असा विश्वास मंत्री प्रकाश आबिटकर यांनी व्यक्त केला. ‘रानभाजी इ-माहिती पुस्तिके’चे प्रकाशन : या महोत्सवानं केवळ खाद्यपदार्थांवर थांबण्याऐवजी व्यावसायिक बाबींनासुद्धा प्राधान्य दिलं. यावेळी ‘रानभाजी माहिती पुस्तिका’चं प्रकाशन करण्यात आलं. ऑनलाईन स्वरूपात ही माहिती पुस्तिका उपलब्ध असणार असून विविध रानभाज्यांची माहिती, त्यांचे आरोग्यवर्धक गुणधर्म आणि उपयोग अशी सर्व माहिती या पुस्तिकेमुळं सोप्या भाषेत उपलब्ध झाली आहे. पावसामुळं नागरिकांची तारांबळ : कोल्हापुरात पावसामुळं नागरिकांची तारांबळ उडाली. अशीच परिस्थिती रानभाजी महोत्सव आयोजित केलेल्या ठिकाणी पहायला मिळाली. रानभाज्यांचे स्टॉल हे हॉलच्या बाहेरदेखील मांडले होते. अचानक आलेल्या पावसामुळं अनेकांची तारांबळ उडाली. नागरिकांना चाखायला मिळाल्या रानभाज्या : कार्यक्रमास विभागीय कृषी सहसंचालक बसवराज मास्तोळी, जिल्हा कृषी अधिकारी व आत्मा प्रकल्प संचालक जालिंदर पांगरे, अधीक्षक कृषी अधिकारी अजय कुलकर्णी व रानभाजी तज्ज्ञ डॉ. शहाजी कुरणे यांची प्रमुख उपस्थिती होती. रानावनात पिकणाऱ्या अनेक दुर्मीळ भाज्यांची चव रानभाजी महोत्सवामुळं शहरात राहणाऱ्या नागरिकांना चाखायला मिळाली. हेही वाचा : For All Latest Updates TAGGED: शारदीय नवरात्रीत 'या' शुभ मुहूर्तावर करा घटस्थापना; जाणून घ्या शुभ मुहूर्त आणि पंचांग आशिया चषक टीम इंडियाचा विजयी चौकार; पाकिस्तानचा दुसऱ्यांदा उडवला धुव्वा जीएसटी दर कपात आजपासून लागू; तूप, पनीर, सुकामेवा, टीव्ही, एसी... तुमच्या घरातील कोणत्या वस्तू स्वस्त होणार? आजपासून रेल्वेमध्ये पिण्याचे पाणी मिळणार स्वस्त; जास्त शुल्क आकारल्यास कशी करायची तक्रार? सोमवारपासून जीएसटी दर कपात; तूप, पनीर, सुकामेवा, टीव्ही, एसी... ; वाचा काय होणार स्वस्त Oppo F31 Pro plus 5G vs F31 Pro 5G : कोणता फोन आहे किफायतशीर? गुगल क्रोममध्ये जेमिनी अपग्रेड: AI सक्षम ब्राउझिंगचा नवीन अनुभव इंडिया एआय मिशन अंतर्गत देशभरात 500 हून अधिक डेटा लॅब्सची स्थापना - अश्विनी वैष्णव कर्नाटक स्टाईल टोमॅटो चटणी; जेवणाची चव द्विगुणीत करण्यासाठी सर्वोत्तम Copyright © 2025 Ushodaya Enterprises Pvt. Ltd., All Rights Reserved.</w:t>
       </w:r>
     </w:p>
     <w:p>
@@ -167,7 +167,7 @@
     </w:p>
     <w:p>
       <w:r>
-        <w:t>Title: Dhule News : आरोग्यमंत्री प्रकाश आबिटकर यांचे बोगस डॉक्टरांवर कारवाईचे आदेश</w:t>
+        <w:t>Title: स्वस्थ नारी, सशक्त परिवार’ अभियानाद्वारे लोकांची सेवा - मंत्री प्रकाश आबिटकर</w:t>
       </w:r>
     </w:p>
     <w:p>
@@ -179,13 +179,13 @@
           <w:rPr>
             <w:color w:val="0000FF"/>
           </w:rPr>
-          <w:t>https://www.esakal.com/uttar-maharashtra/dhule-cardiac-cath-lab-inauguration-public-health-services-minister-prakash-abitkar-nmk01</w:t>
+          <w:t>https://www.esakal.com/mumbai/todays-latest-marathi-news-mbi25b28078-txt-mumbai-20250918045706</w:t>
         </w:r>
       </w:hyperlink>
     </w:p>
     <w:p>
       <w:r>
-        <w:t>Content: District Hospital sakal धुळे: जिल्हावासीयांना सार्वजनिक आरोग्य विभागाच्या माध्यमातून दर्जेदार आरोग्य सेवा देण्यासाठी प्रयत्न करण्यात येतील, असे प्रतिपादन सार्वजनिक आरोग्य व कुटुंबकल्याणमंत्री प्रकाश आबिटकर यांनी येथे केले. त्यांच्या हस्ते साक्री रोडवरील जिल्हा शासकीय रुग्णालयात शनिवारी (ता. १३) दुपारनंतर कार्डियाक कॅथ लॅबचे लोकार्पण झाले. Follow Us Copyright © 2025 - Sakal Media Pvt Ltd - All rights reserved. Powered by Quintype</w:t>
+        <w:t>Content: ‘स्वस्थ नारी, सशक्त परिवार’ अभियानाद्वारे नागरिकांची सेवासकाळ वृत्तसेवा मुंबई, ता. १८ : पंतप्रधान नरेंद्र मोदी यांच्या वाढदिवसानिमित्त देशभरात विविध उपक्रम राबविण्यात येत असून, आरोग्य विभागामार्फत ‘स्वस्थ नारी, सशक्त परिवार’ अभियान राबविण्यात येत आहे. जनभावनेने केलेल्या समाजकार्याच्या भावनेतून लोकांची सेवा व्हावी, या उद्देशाने हे अभियान राबविण्यात येत असल्याचे सार्वजनिक आरोग्य व कुटुंबकल्याण मंत्री प्रकाश आबिटकर यांनी सांगितले.सार्वजनिक आरोग्यमंत्री आबिटकर म्हणाले, की ‘स्वस्थ नारी, सशक्त परिवार’ अभियानाच्या माध्यमातून महिलांची तपासणी, उच्च रक्तदाब, मधुमेह, गर्भाशयाच्या कर्करोगाची आणि क्षयरोगाची तपासणी केली जाईल. विशेषतः किशोरवयीन मुली आणि महिलांसाठी ॲनिमिया तपासणी आणि समुपदेशनाचे कामसुद्धा केले जाणार आहे. तर आदिवासी भागातील महिलांसाठी सीकलसेल तपासणी, कार्ड वाटप आणि समुपदेशन, गर्भवती महिलांसाठी प्रसूतीपूर्व काळजी आणि तपासणी असे अनेक उपक्रम राबविण्यात येत असल्याचेही त्यांनी या वेळी सांगितले.या अभियानाच्या निमित्ताने ७५ प्राथमिक आरोग्य केंद्रांमध्ये आरोग्य शिबिर घेण्यात येत आहे. यात संसर्गजन्य रोग तपासणी, मधुमेह, रक्तदाब, कर्करोग आणि हृदयाचे रोग तपासण्यात येणार आहेत. त्याचबरोबर ७५ दंत तपासणी शिबिर, मोफत चष्मे वाटपाची ७५ शिबिरे आयोजित करण्यात येत असून, लोकांना त्याचा लाभ मिळत आहे. यामध्ये रक्तदान, अवयवदान, मोफत औषध वितरण, वेगवेगळ्या रोगांचे निदान शिबिर, कर्करोग जागृती, तपासणी शिबिर, मानसिक आरोग्य आणि समुपदेशन शिबिरे अशी ७५ वेगवेगळी शिबिरे घेतली जातील..........माता आणि लहान बाळांसाठी शिबिरे माता आणि बाल आरोग्याची ७५ शिबिरे घेण्यात येत असून, यात प्रसूतीपूर्व तपासणी करण्यात येईल. महिला व बालकल्याण विभागामार्फत महिला तसेच बालकांसाठी पोषण जाणिवाची ७५ सत्रे घेण्यात येत असून, योग शिबिराचीसुद्धा ७५ सत्रे घेण्यात येत आहेत. सकाळ+ चे सदस्य व्हा ब्रेक घ्या, डोकं चालवा, कोडे सोडवा! शॉपिंगसाठी 'सकाळ प्राईम डील्स'च्या भन्नाट ऑफर्स पाहण्यासाठी क्लिक करा. Read latest Marathi news, Watch Live Streaming on Esakal and Maharashtra News. Breaking news from India, Pune, Mumbai. Get the Politics, Entertainment, Sports, Lifestyle, Jobs, and Education updates. And Live taja batmya on Esakal Mobile App. Download the Esakal Marathi news Channel app for Android and IOS. Follow Us Copyright © 2025 - Sakal Media Pvt Ltd - All rights reserved. Powered by Quintype</w:t>
       </w:r>
     </w:p>
     <w:p>
@@ -198,7 +198,7 @@
     </w:p>
     <w:p>
       <w:r>
-        <w:t>Title: सिकलसेल आजाराबाबत गांभीर्यानं लक्ष देणं गरजेचं, अति दुर्गम भागात एअर ॲम्बुलन्सबाबत विचार करणार : आरोग्य मंत्री प्रकाश आबिटकर</w:t>
+        <w:t>Title: भुदरगड पोलिस ठाण्याचे रूप पालटणार</w:t>
       </w:r>
     </w:p>
     <w:p>
@@ -210,13 +210,13 @@
           <w:rPr>
             <w:color w:val="0000FF"/>
           </w:rPr>
-          <w:t>https://www.etvbharat.com/mr/!state/sickle-cell-disease-needs-serious-attention-air-ambulances-will-be-considered-in-very-remote-areas-health-minister-prakash-abitkar-maharashtra-news-mhs25091204509</w:t>
+          <w:t>https://www.lokmat.com/kolhapur/bhudargarh-police-station-will-change-form/</w:t>
         </w:r>
       </w:hyperlink>
     </w:p>
     <w:p>
       <w:r>
-        <w:t>Content: महाराष्ट्र maharashtra ETV Bharat / state By ETV Bharat Marathi Team Published : September 12, 2025 at 6:51 PM IST Updated : September 12, 2025 at 7:38 PM IST नंदुरबार : राज्याचे आरोग्य मंत्री प्रकाश आबिटकर नंदुरबार जिल्ह्याच्या दौऱ्यावर आहेत. दौऱ्यादरम्यान मंत्री प्रकाश आबिटकर दोन दिवस सातपुड्यातील अति दुर्गम भागातील धडगाव, मोलगी, रोषमाळ तसंच भूषा इथं जाऊन आरोग्य समस्या जाणून घेणार आहेत. तत्पूर्वी त्यांनी नंदुरबार शहरातील खासगी व्यावसायिक डॉक्टरांशी आरोग्याबाबत येणाऱ्या समस्यांबाबत संवाद साधला. यावेळी ते म्हणाले, "आदिवासी भागातील अति दुर्गम भागात ज्याप्रमाणं बोट ॲम्बुलन्स आणि बाईक ॲम्बुलन्स आहेत. त्याप्रमाणं एअर ॲम्बुलन्सबाबत विचार केला जाईल, जेणेकरून अति दुर्गम भागातील रुग्णांवर तत्काळ उपचार होईल." सिकलसेल आजारावर गांभीर्यानं लक्ष देणार : "नंदुरबार जिल्ह्यातील डॉक्टरांसोबत बैठक घेतली असून सिकलसेल संदर्भात प्रश्न उपस्थित झालेत. त्यामुळं सिकलसेल आजाराचं गांभीर्य लक्षात घेऊन त्यावर मार्ग काढण्यासाठी प्रयत्न सुरू करू. सिकलसेल संदर्भात सर्वेक्षण केलं होतं. या सर्वेक्षणात ज्यांनी दुर्लक्ष केलं असेल त्या सर्वांवर कारवाई होणार आहे. शासनाचा पैसा हा फक्त सर्वेक्षण करण्यासाठी नव्हे तर रुग्णांवर उपचार करण्यासाठी खर्च व्हावा," असं म्हणत आरोग्य मंत्री प्रकाश आबिटकर यांनी अधिकाऱ्यांना सूचना दिल्या. उपमुख्यमंत्री एकनाथ शिंदेंवरील टीकेला उत्तर : "ज्यावेळी माणसाचा नागरिकांमध्ये दर्जा वाढतो. त्यावेळी टीका-टिप्पणी होणारच. यात कुठलाही संशय नाही. उपमुख्यमंत्री एकनाथ शिंदे यांनी महाराष्ट्रात ज्या पद्धतीनं राजकारण आणि स्वतःचं नेतृत्व सिद्ध केलं, त्यामुळं राज्यात त्यांचा मोठा चाहता वर्ग निर्माण झालाय. काही लोक आरोप करतील, मात्र हे चुकीचं आहे. त्यामुळं कार्यकर्ते त्यांना त्यांच्या पद्धतीनं उत्तर देतील," असं म्हणत मंत्री प्रकाश आबिटकर यांनी विरोधकांच्या टीकेला उत्तर दिलं. शासनाच्या जीआरमुळं मराठ्यांना फायदाच : "मागील चार-पाच वर्षांपासून मराठा आरक्षणासंदर्भात आंदोलनाची लढाई सुरू आहे. त्यामुळं शासनानं मराठा समाजाला आरक्षण मिळण्यासाठी धोरणात्मक निर्णय घेतले असून काढलेल्या जीआरमुळं मराठ्यांचा फायदा होणार आहे," असं म्हणत आरोग्यमंत्री प्रकाश आबिटकर यांनी मराठा आरक्षणावर आपली प्रतिक्रिया दिली. सरकार सर्व समाजाच्या प्रगतीसाठी काम करतय : "ओबीसी समाजासोबत एससी, एसटी समाजासाठी सरकारची जी जबाबदारी आहे ती पार पाडत आहे. महाराष्ट्रातील समाजात भेदभाव न करता सर्व समाजाच्या प्रगतीसाठी सरकार काम करत आहे. समाजात भेदभाव करण्याचा सरकारचा उद्देश नाही. मराठा समाजासाठी जीआर काढला त्यामुळं इतर समाजाला देखील न्याय देण्याचं काम सरकारकडून होणार आहे. हैदराबाद गॅझेट संदर्भात न्यायालयात काही जणांनी अर्ज दाखल केला आहे. मात्र सरकारनं काढलेल्या जीआर संदर्भात सरकार सर्व समाजांना न्याय देण्यासाठी न्यायालयात आपली बाजू सविस्तरपणे मांडणार आहे." असं मंत्री प्रकाश आबिटकर म्हणाले. लाडकी बहीण सरकारची महत्वकांक्षी योजना : राज्य सरकारनं सुरू केलेल्या लाडकी बहीण योजनेबाबत बोलताना मंत्री प्रकाश आबिटकर म्हणाले, "लाडकी बहीण ही सरकारची महत्वकांक्षी योजना आहे. महाराष्ट्रातील सर्व लाडक्या बहिणींना उपयुक्त अशी ही योजना आहे. मात्र या योजनेसाठी आदिवासी विकास विभागाचा निधी वळवलेला नाही. शासनानं त्या-त्या विभागाला निधी दिला आहे. त्यामुळं त्यांचं काम सुरू आहे." नुकसानग्रस्तांच्या पाठीशी सरकार ठाम : हवामान खात्यानुसार 15 ऑक्टोबरपर्यंत राज्यात परतीचा पाऊस राहणार आहे. त्यामुळं शेतकऱ्यांना निश्चितच याचा फटका बसण्याची शक्यता आहे. अतिवृष्टीमुळं जर शेतकऱ्यांचं नुकसान होत असेल तर सरकार शेतकऱ्यांच्या पाठीशी ठामपणे उभं राहील. अतिवृष्टीमुळं नुकसानग्रस्त शेतकऱ्यांच्या नुकसानीचे पंचनामे करण्यासाठी जिल्हाधिकारी आणि कृषी अधिकाऱ्यांना आदेश दिले आहेत. तसंच अतिवृष्टीमुळं झालेल्या नुकसानीची भरपाई देण्यासाठी सरकार कटीबद्ध आहे," असं आरोग्यमंत्री प्रकाश आबिटकर यांनी सांगितलं. हेही वाचा : For All Latest Updates TAGGED: काय आहे आजचा शुभ मुहूर्त, योग आणि राहूकाळ, वाचा पंचांग "हा विजय भारतीय सैन्य दलाला समप्रित, आम्ही पहलगाम हल्ल्यातील पीडितांबरोबर"; पाकिस्तानला धूळ चारल्यानंतर सूर्यकुमार यादव भावूक Engineer's Day 2025: काय आहे इतिहास, का साजरा केला जातो अभियंता दिन? मैदान गाजवणारे 'हे' खेळाडू आहेत अभियंता फौजदाराचा 'जावई' झाला ९९ व्या साहित्य संमेलनाचा अध्यक्ष! कराड तालुक्यातील सासरवाडीशी आहेत खास ऋणानुबंध टीम इंडियाचं दुबईत 'ऑपरेशन सिंदूर'; पाकिस्तानचा 7 विकेटनं उडवला धुव्वा Kawasaki KLX230R S 2026 भारतात 1.94 लाखात लॉंच फॅटी लिव्हरच्या समस्येनं त्रस्त आहात? आहारात समावेश करा 'ही' फळ होंडाची नवीन इलेक्ट्रिक मोटरसायकल 2 सप्टेंबरला होणार सादर पावसाळ्यातील आजारांपासून मुलांचा बचाव कसा करायचा? फॉलो करा या टिप्स Copyright © 2025 Ushodaya Enterprises Pvt. Ltd., All Rights Reserved.</w:t>
+        <w:t>Content: हिंदी | English सोमवार २२ सप्टेंबर २०२५ FOLLOW US : शहरं व्हिडीओ सखी आणखी By Admin | Updated: April 26, 2017 23:59 IST2017-04-26T23:59:51+5:302017-04-26T23:59:51+5:30 गारगोटी : भुदरगड पोलिस ठाण्याच्या जीर्ण होत आलेल्या इमारतीस राज्य शासनाने एक कोटी ६५ लाख रुपये मंजूर झाल्याची माहिती आमदार प्रकाश आबिटकर यांनी दिली. याबाबतच्या मंत्रालयीन पाठपुरावाकामी पालकमंत्री चंद्रकांतदादा पाटील व गृहराज्यमंत्री दीपक केसरकर यांचे सहकार्य लाभल्याचे आमदार आबिटकर यांनी सांगितले. गेल्याच आठवड्यात गारगोटी ग्रामपंचायतीने आयोजित केलेल्या सीसीटीव्ही कॅमेऱ्यांच्या उद्घाटन कार्यक्रमप्रसंगी जिल्हा पोलिसप्रमुख व त्यांच्या पदाधिकाऱ्यांच्या उपस्थितीत भुदरगड पोलिस ठाण्याच्या इमारत बांधकामाचा पाठपुरावा करीत असल्याचे सूतोवाच केले होते. तसेच पोलिसांच्या निवासाची इमारत, आदींबाबत पाठपुरावा करीत असल्याचे त्यांनी सांगितले होते. त्या पार्श्वभूमीवर हा निर्णय झाल्याने नागरिकांमधून समाधान व्यक्त केले जात आहे.सध्याची भुदरगड पोलिस ठाण्याची इमारत ही ब्रिटिशकालीन इमारत तहसील भुदरगड व वन विभाग, आदी शासकीय कार्यालयांना संलग्न आहे. भुदरगड पोलिस ठाण्याचे कर्मचारी अत्यंत कमी जागेत वर्षानुवर्षे आपला कारभार करीत आहेत. वाढत्या लोकसंख्येच्या मानाने ही इमारत अत्यंत अपुरी पडत आहे. या पार्श्वभूमीवर गारगोटीत आता नव्या भुदरगड पोलिस ठाण्याची सुसज्य इमारत वैभवात भर घालणार आहे. भुदरगड तालुक्यातील गारगोटी येथे ब्रिटिश इमारतीतच गेली अनेक वर्षे पोलिस ठाण्याचे कामकाज सुरू आहे. एकीकडे कामाचा वाढता ताण, तर दुसरीकडे सुविधांची वानवा, अशा अवस्थेत पोलिस काम करीत होते. जागेअभावी पोलिस ठाण्यातील उपनिरीक्षक दर्जाच्या अधिकाऱ्यांना व्हरांड्यातच टेबल टाकून बसावे लागत आहे. त्यामुळे पोलिस ठाण्याची सुसज्ज इमारत व्हावी, यासाठी लोकप्रतिनिधींच्या माध्यमातून सातत्याने प्रयत्न सुरू होते. आमदार प्रकाश आबिटकर यांनी गृहराज्यमंत्री दीपक केसरकर यांच्याकडे सातत्याने पाठपुरावा केला. मुंबईत मंत्रालयात मंत्री व अधिकारी यांच्या बैठका झाल्या. याला यश येऊन भुदरगड पोलिस ठाण्याच्या इमारत बांधकामासाठी एक कोटी ६५ लाख २८ हजार निधीस प्रशासकीय मान्यता मिळाली आहे. (प्रतिनिधी)राधानगरी मतदारसंघातील राधानगरी, भुदरगड, आजरा या तिन्ही पोलिस ठाण्यांच्या इमारत बांधकामासाठी निधी मिळावा, यासाठी गेली दोन वर्षे प्रयत्नशील आहे. गारगोटीचा विषय मार्गी लागला. याकामी पालकमंत्री चंद्रकांतदादा पाटील व गृहराज्यमंत्री दीपक केसरकर यांचे सहकार्य मिळाले. याबरोबरच राधानगरी व आजरा पोलिस ठाण्यांचा विषय लवकरच मार्गी लागेल.-आमदार प्रकाश आबिटकर FOLLOW US : Copyright © 2025 Lokmat Media Pvt Ltd</w:t>
       </w:r>
     </w:p>
     <w:p>
@@ -229,7 +229,7 @@
     </w:p>
     <w:p>
       <w:r>
-        <w:t>Title: आरोग्य विभागातील हजारो अधिकारी, कर्मचाऱ्यांचा संप अखेर २३ दिवसांनंतर मिटला!</w:t>
+        <w:t>Title: Kolhpur News: भाजप, शिवसेना अन् ठाकरेंच्या सेनेत गटबाजी संपेना, इच्छुकांची मुस्कटदाबी; कोल्हापुरच्या राजकारणात नेमकं काय सुरु?</w:t>
       </w:r>
     </w:p>
     <w:p>
@@ -241,13 +241,13 @@
           <w:rPr>
             <w:color w:val="0000FF"/>
           </w:rPr>
-          <w:t>https://www.loksatta.com/pune/strike-by-nhm-employees-ended-on-wednesday-after-meeting-with-health-minister-prakash-abitkar-sud-02-5363343/</w:t>
+          <w:t>https://sarkarnama.esakal.com/maharashtra/paschim-maharashtra/kolhpur-news-factionalism-in-bjp-shiv-sena-and-thackeray-sena-is-not-over-what-exactly-is-going-on-in-kolhapur-politics-rg93-aau85</w:t>
         </w:r>
       </w:hyperlink>
     </w:p>
     <w:p>
       <w:r>
-        <w:t>Content: पुणे : राष्ट्रीय आरोग्य अभियानातील (एनएचएम) कर्मचाऱ्यांनी पुकारलेला संप आरोग्यमंत्री प्रकाश आबिटकर यांच्या समवेत झालेल्या बैठकीनंतर बुधवारी अखेर मागे घेण्यात आला. मुख्यमंत्री देवेंद्र फडणवीस, उपमुख्यमंत्री एकनाथ शिंदे आणि अजित पवार याविषयी सकारात्मक असल्याचे सांगत आबिटकर यांनी संघटनेतील पदाधिकाऱ्यांची बैठक घेऊन १३ पैकी १० मागण्यांना तत्वतः मान्यता दिली. याबाबतचे लेखी पत्र राष्ट्रीय आरोग्य अभियान एकत्रीकरण समितीच्या पदाधिकाऱ्यांना सुपूर्त केले. यामुळे गेल्या २३ दिवसांपासून सुरू असलेला बेमुदत संप संघटनेने मागे घेतला. १४ मार्च २०२४ रोजी झालेल्या शासन निर्णयाची अंमलबजावणी व्हावी, यासाठी १९ ऑगस्टपासून एनएचएमच्या राज्यभरातील सुमारे ३५ हजार अधिकारी व कर्मचाऱ्यांचे बेमुदत कामबंद आंदोलन सुरू होते. विविध मागण्यांसाठी आरोग्य सेवेतील १६ संघटनांनी प एकत्रित येऊन यात सहभाग घेतला होता. आरोग्यमंत्री आबिटकर यांनी आज एकत्रीकरण संघटनेशी सविस्तर चर्चा करून यावर तोडगा काढला. यावेळी संघटनेचे राज्य समन्वयक विजय गायकवाड, ॲड. भाग्यश्री रंगारे, श्रीधर पंडित, गौरव जोशी यांच्यासह इतर पदाधिकारी उपस्थित होते. तत्पूर्वी आयुक्त कादंबरी बलकवडे आणि सार्वजनिक आरोग्य सेवेचे संचालक नितीन अंबाडेकर यांच्यातही याविषयी सकारात्मक बैठक झाली. आबिटकर म्हणाले की, समायोजन प्रक्रियेसह कंत्राटी अधिकारी व कर्मचाऱ्यांचे प्रलंबित प्रश्न प्राधान्याने मार्गी लागावे, अशी माझी कायमच आग्रही भूमिका होती. परंतु, हे प्रश्न सोडवताना भविष्यात त्यामध्ये कोणत्याही त्रुटी राहू नये, यासाठी मी प्रयत्नशील होतो. सामान्य प्रशासक, ग्रामविकास, नगर विकास, वैद्यकीय शिक्षण यांच्या देखील मी सातत्याने संपर्कात होतो. या खात्यांचा कार्यभार सांभाळणाऱ्या मंत्र्यांनी तसेच वरिष्ठांनी याविषयी अनुकूलता दर्शविली. मागण्यांची अंमलबजावणी करताना शासकीय पातळीवर सकारात्मकता असली तरी प्रशासकीय आणि तांत्रिक बाबींची पडताळणी आणि पूर्तता करण्यासाठी आवश्यक तो वेळ द्यावा लागेल. उर्वरित ३ मागण्या समायोजनासंदर्भात असल्याने त्यातील तांत्रिक बाबींना लागणारा विलंब लक्षात घेता, त्यावरही लवकरच कार्यवाही केली जाईल. तसेच पुढील समन्वय व पाठपुराव्यासाठी संघटनेने समिती स्थापन करावी. संघटनेचे समन्वयक विजय गायकवाड म्हणाले की, आरोग्यमंत्र्यांशी झालेल्या आश्वासक चर्चेनंतर आम्ही त्याक्षणी संप मागे घेण्याचा निर्णय घेतला. समायोजनाबाबत पहिल्या टप्प्यात १० वर्षांहून अधिक सेवा पूर्ण झालेल्या १३ हजार कर्मचाऱ्यांना फायदा होणार असून भविष्यात सर्व राष्ट्रीय आरोग्य अभियानातील कर्मचाऱ्यांना त्याचा लाभ होईल. काही मागण्या टप्प्याटप्प्याने मार्गी लागतील, याची आम्हाला कल्पना असून यासाठी शासन व प्रशासनाला सर्वतोपरी सहकार्य करण्याची आमची भूमिका आहे. आम्ही लवकरच आरोग्यमंत्र्यांच्या सूचनेचे पालन करून समिती स्थापन करणार आहोत. १) कर्मचारी मूल्यांकन अहवालानुसार, मानधनवाढ न करता सरसकट दरवर्षी ८ टक्के व एकवेळची बाब म्हणून सन २०२५ व २६ मध्ये १० टक्के वार्षिक वाढ करावी. २) ३ व ५ वर्षे सेवा पूर्ण झालेले अधिकारी व कर्मचारी यांना लॉयल्टी बोनस पूर्ववत लागू करावा. ३) पे प्रोटेक्शन नियमानुसार मानधन संरक्षित करावे जुन्या कर्मचाऱ्यांची नवीन ठिकाणी नियुक्ती झाल्यास लागू करावे. ४) २०१६ आणि २०१७ पूर्वी कार्यरत असलेल्या व २०१७ च्या नंतर नियुक्त झालेल्या कर्मचारी यांच्यातील मानधनातील तफावत दूर करून नवीन वेतन सुसूत्रीकरण धोरण राबवावे. ५) कर्मचाऱ्यांना विमा संरक्षण अपघाती मृत्यू पाच लक्ष अपंगत्व २५ लाख औषध उपचार २ ते ५ लाख प्रमाणे लागू करावे. ६) ईपीएफ, ग्रॅज्युटी योजना १५ हजार त्यापेक्षा जास्त मानधन असणाऱ्या सर्व कंत्राटी कर्मचाऱ्यांना लागू करावी. ७) १० वर्ष सेवा पूर्ण झालेल्या कर्मचाऱ्यांचे १०० टक्के समायोजन व प्रत्येक वर्षी ३० टक्के प्रमाणे सार्वजनिक आरोग्य विभाग ग्रामविकास व नगर विकास विभाग वैद्यकीय शिक्षण व संशोधन विभाग यामध्ये समायोजन करावे. ८) १४ मार्च २०२४ रोजी झालेल्या शासन निर्णयानुसार जोपर्यंत शासन स्तरावर पात्र कर्मचारी यांचे समायोजन होत नाही तोपर्यंत सर्व नियमित शासकीय कर्मचारी यांचे नियम व वेतन आयोगाच्या वेळोवेळी होणाऱ्या शिफारशीनुसार लागू करावे किंवा समान काम समान वेतन लागू करावे ज्या कंत्राटी कर्मचाऱ्यांचे रिक्त जागी समायोजन होणार नाही अशा सर्व कंत्राटी व अधिकारी कर्मचाऱ्यांचे अधिसंख्य पदे निर्माण करून समावेशन करावे. ९) केंद्र शासनाच्या मार्गदर्शक सूचनेनुसार समुदाय आरोग्य अधिकाऱ्यांच्या सेवा कालावधी सहा वर्षे पूर्ण झाल्यानंतर कंत्राटी सेवा नियमित करण्याचा निर्णय सर्वांना लागू करणे. १०) कर्मचारी मूल्यांकन अहवाल असमाधानकारक असल्यास नैसर्गिक न्यायाच्या नियमानुसार सदर करणाऱ्या कर्मचाऱ्यास स्वतःची बाजू मांडण्याची संधी उपलब्ध करून देणेबाबत परिपत्रक जारी करणे. ११) समुदाय आरोग्य अधिकारी बदली धोरणाप्रमाणे जिल्हा व अंतर जिल्हा बदली एक वेळची बाब म्हणून सर्व एनएचएम कर्मचारी यांना विनंतीप्रमाणे बदली धोरण लागू करावे १२) कम्युनिटी हेल्थ ऑफीसरचे एकत्रित मानधन ३५ हजार व पीबीआय रुपये ५००० करावे. १३) अतिदुर्गम भागात काम करणाऱ्या कंत्राटी अधिकारी व कर्मचारी यांना हँडशिप अलाउन्स वनक्षलग्रस्त भागाप्रमाणे सर्व भत्ते देणे. एखादा व्हिडिओ माहिती म्हणून त्याचे वहन होताना तो एक आणि शून्य या कोडमध्ये रूपांतरीत होतो आणि गंतव्य स्थानी पोहोचल्यावर पुन्हा त्याचे मूळ रूप प्राप्त होते. माहितीच्या वहनात समुद्राखाली असलेल्या केबल्स महत्त्वाची भूमिका बजावतात, त्याविषयी...</w:t>
+        <w:t>Content: Kolhpur News: कोल्हापूर महानगरपालिका निवडणूक प्रक्रियेला वेग आला आहे. नुकतीच प्रारूप प्रभाग रचना जाहीर झाल्यानंतर अनेक इच्छुकांनी पत्ते खोलायला सुरुवात केली आहे. त्यासाठी अनेकांचे पक्षप्रवेश, प्रबळ असलेला पक्ष, आर्थिक दृष्ट्या सक्षम असणाऱ्या नेत्यांकडे इच्छुकांनी संपर्क ठेवला आहे. निवडणूक ही चार सदस्य पद्धतीनं होणार असल्याने आजूबाजूच्या मतदारसंघातील इच्छुकांना हाताशी धरण्याचं काम सुरू आहे. मात्र या इच्छुकांची पक्षातील अंतर्गत गटबाजीमुळे घालमेल वाढली आहे. भाजप, शिवसेना आणि ठाकरे यांची शिवसेना यांच्यातील अंतर्गत गटबाजीचे ग्रहण दिवसेंदिवस निवडणुकीच्या निमित्ताने वाढत आहे. त्यामुळे दोन्हीही गटांना धरून राहण्यासाठी इच्छुकांना कसरत करावी लागत आहे. शिवाय त्यांची मुस्कटदाबी देखील होताना दिसत आहे. कोल्हापूर भाजपमधील परिस्थिती पाहता यापूर्वी राज्याचे उच्च आणि तंत्र शिक्षण मंत्री चंद्रकांत पाटील यांच्या मार्गदर्शनाखाली कोल्हापूर महानगरपालिका निवडणूक झाली होती. त्यानंतर भाजपमध्ये राज्यसभेचे खासदार धनंजय महाडिक यांनी पक्ष प्रवेश केल्यानंतर आणि मंत्री चंद्रकांत पाटील यांनी पुण्यातून निवडणूक लढवल्यानंतर कोल्हापूर जिल्ह्यातील असलेला त्यांचा संपर्क कमी झाला. तर अप्रत्यक्षपणे राज्यसभेचे खासदार धनंजय महाडिक यांच्याकडे आगामी निवडणुकातील सूत्रे गेली आहेत. महाडिक यांची ताराराणी आघाडी भाजपमध्ये विलीन झाली असली तरी मूळ भाजप पक्ष आणि ताराराणी आघाडी असे दोन्ही गटात विभागल्याचं सध्याचं चित्र आहे. मंत्री पाटील कोल्हापूर दौऱ्यावर आल्यानंतर मूळ भाजपचे कार्यकर्ते आणि महाडिक गट यांच्यातील मतभेद ही वेळोवेळी दिसतात. आगामी कोल्हापूर महानगरपालिकेच्या निवडणुकीत आपल्या कार्यकर्त्यांना उमेदवारी देण्यासाठी या दोन्ही गटाची कसरत पहावी लागणार आहे. मूळ भाजपला आणि महाडिक गटांच्या कार्यकर्त्यांना किती संधी मिळणार हे देखील पहावे लागणार आहे. तर शिवसेनेची परिस्थिती पाहता भाजपच्या ताराराणी आघाडीतून गटनेते सत्यजित उर्फ नाना कदम हे शिवसेनेत आले आहेत. यापूर्वी राज्य नियोजन मंडळाचे अध्यक्ष राजेश क्षीरसागर यांचा निर्णय अंतिम समजला जात होता. मात्र कदम यांचा शिवसेनेत पक्षप्रवेश झाल्यानंतर शारंगधर देशमुख यांनी देखील शिवसेनेत पक्ष प्रवेश केला. कोल्हापूर महानगरपालिकेच्या राजकारणात कदम आणि देशमुख यांची मोठी राजकीय ताकद आहे. शिवाय पालकमंत्री प्रकाश आबिटकर आणि क्षीरसागर यांचे देखील सुत सध्या तरी जुळलेले नाही. तर दुसरीकडे माजी खासदार संजय मंडलिक त्यांनी माजी नगरसेवक रमेश पुरेकर यांना हाताशी धरून महापालिकेच्या राजकारणात रस दाखवला आहे. क्षीरसागर, कदम, देशमुख आणि मंडलिक असे तीन घटक शिवसेनेत निर्माण झाले आहेत. त्यामुळं प्रत्येकजण आपापल्याच पदाधिकाऱ्याला संधी कशी मिळणार? यासाठी प्रयत्न केले जात आहेत. शिवाय पालकमंत्री आबिटकर यांच्याशी जवळीकता केल्यास एका गटाकडून त्या इच्छुकाला रात्रीतून समज दिली जाते. त्यामुळे इच्छुकांची चांगलीच मुस्कटदाबी शिवसेनेत होताना दिसत आहे. ठाकरेंच्या शिवसेनेत देखील अंतर्गत गटबाजीचे ग्रहण संपलेले नाही. जिल्हाप्रमुख रविकिरण इंगवले यांच्यासह उपनेते संजय पवार, विजय देवणे यांच्यातील मतभेद आज देखील कायम आहेत. कोल्हापूर महानगरपालिकेच्या निवडणुकीत रविकरण इंगवले यांना अधिकार दिले असले तरी उपनेते संजय पवार यांनी देखील काही जागांवर आपला दावा सांगितला आहे. त्यामुळे समन्वयाची मूठ या ठिकाणी कशी बांधली जाणार? हे देखील पाहणे महत्त्वाचे आहे. तर दुसरीकडे महाविकास आघाडीतील काँग्रेसची परिस्थिती पाहता सध्यातरी भक्कम आहे. त्यापाठोपाठ राष्ट्रवादी शरदचंद्र पवार पक्ष आणि ठाकरे यांची शिवसेनेत उमेदवारीसाठी कसरत करावी लागणार आहे. महाविकास आघाडी म्हणून काँग्रेस सर्वाधिक जागांवर दावा सांगण्याच्या तयारीत आहे. मात्र हे करत असताना मित्रपक्ष कोठेही दुखावणार नाही. याची काळजी काँग्रेसला घ्यावी लागणार आहे. सरकारनामाचे सदस्य व्हा शॉपिंगसाठी 'सकाळ प्राईम डील्स'च्या भन्नाट ऑफर्स पाहण्यासाठी क्लिक करा. Read Latest Marathi Political News, Breaking Political News from Maharashtra, India, Pune &amp; Mumbai at Sarkarnama. To Get Live Political Marathi News on Mobile, Download the Sarkarnama Mobile App for Android and IOS. सरकारनामा आता सर्व सोशल मीडिया प्लॅटफॉर्मवर. ताज्या राजकीय घडामोडींसाठी फेसबुक, ट्विटर, इन्स्टाग्राम, शेअर चॅट, टेलिग्रामवर आणि व्हॉट्सॲप आम्हाला फॉलो करा. तसेच, सरकारनामा यूट्यूब चॅनेलला आजच सबस्क्राइब करा. Follow Us Copyright © 2025 Sakal Media Group – All Rights Reserved Powered by Quintype वेबसाईटवर ब्राउझिंगचा अनुभव सर्वोत्तम असावा, यासाठी आम्ही कुकीजचा वापर करतो. कुकीजमुळे तुम्हाला तुमच्या आवडत्या मजकुराची शिफारस करता येते. आमचे गोपनीयता आणि कुकीजसंदर्भातील धोरण तुम्हाला मान्य आहे.</w:t>
       </w:r>
     </w:p>
     <w:p>
@@ -260,7 +260,7 @@
     </w:p>
     <w:p>
       <w:r>
-        <w:t>Title: NHM staff strike: एनएचएम कर्मचार्‍यांचा 23 व्या दिवशी संप मागे</w:t>
+        <w:t>Title: रंग लाई सुपर हॉस्पिटल के डॉक्टरों की हड़ताल, सरकार ने जारी किए 3.21 करोड़, काम पर लौटे वापस</w:t>
       </w:r>
     </w:p>
     <w:p>
@@ -272,13 +272,13 @@
           <w:rPr>
             <w:color w:val="0000FF"/>
           </w:rPr>
-          <w:t>https://pudhari.news/maharashtra/satara/nhm-staff-strike-ends-on-23rd-day-sk95</w:t>
+          <w:t>https://navbharatlive.com/maharashtra/amravati/super-hospital-doctors-strike-over-government-releases-fund-1362443.html/amp</w:t>
         </w:r>
       </w:hyperlink>
     </w:p>
     <w:p>
       <w:r>
-        <w:t>Content: सातारा : राष्ट्रीय आरोग्य अभियानातील (एनएचएम) कर्मचार्‍यांनी पुकारलेला संप राज्याचे आरोग्य मंत्री प्रकाश आबिटकर यांच्या समवेत झालेल्या बैठकीनंतर बुधवारी 23 व्या दिवशी मागे घेण्यात आला. ना. आबिटकर यांनी संघटनेतील पदाधिकार्‍यांची बैठक घेऊन 13 पैकी 10 मागण्यांना तत्वतः मान्यता दिली. तसे लेखी पत्र राष्ट्रीय आरोग्य अभियान एकत्रीकरण समितीच्या पदाधिकार्‍यांना सुपूर्त केले. दि. 14 मार्च 2024 रोजी झालेल्या शासन निर्णयाची अंमलबजावणी व्हावी, यासाठी 19 ऑगस्टपासून एनएचएमच्या राज्यभरातील अधिकारी व कर्मचार्‍यांचे बेमुदत कामबंद आंदोलन सुरू होते. विविध मागण्यांसाठी आरोग्य सेवेतील 16 संघटनांनी प्रथमच एकत्रित येऊन यात सहभाग घेतला होता. आरोग्यमंत्री आबिटकर यांनी एकत्रीकरण संघटनेशी सविस्तर चर्चा करून यावर तोडगा काढला. यावेळी संघटनेचे राज्य समन्वयक विजय गायकवाड, अ‍ॅड. भाग्यश्री रंगारे, श्रीधर पंडित, गौरव जोशी यांच्यासह इतर राज्य समन्वयक उपस्थित होते. तत्पूर्वी आयुक्त कादंबरी बलकवडे आणि सार्वजनिक आरोग्य सेवेचे संचालक नितीन अंबाडेकर यांच्याबरोबर विविध मागण्यासंदर्भात सकारात्मक बैठक झाली. यावेळी बोलताना आरोग्यमंत्री प्रकाश आबिटकर म्हणाले, समायोजन प्रक्रियेसह कंत्राटी अधिकारी व कर्मचार्‍यांचे प्रलंबित प्रश्न प्राधान्याने मार्गी लागावे, अशी माझी कायमच आग्रही भूमिका होती. परंतु, हे प्रश्न सोडवताना भविष्यात त्यामध्ये कोणत्याही त्रुटी राहू नये, यासाठी मी प्रयत्नशील होतो. सामान्य प्रशासक, ग्रामविकास, नगरविकास, वैद्यकीय शिक्षण यांच्या देखील मी सातत्याने संपर्कात होतो. मुख्यमंत्री देवेंद्र फडणवीस, उपमुख्यमंत्री एकनाथ शिंदे, ना. अजित पवार हेही मागण्यांबाबत सकारात्मक आहेत. मागण्यांची अंमलबजावणी करताना शासकीय पातळीवर सकारात्मकता असली तरी प्रशासकीय आणि तांत्रिक बाबींची पडताळणी आणि पूर्तत: करण्यासाठी आवश्यक तो वेळ द्यावा लागेल. उर्वरित मागण्या समायोजनासंदर्भात असल्याने त्यातील तांत्रिक बाबींना लागणारा विलंब लक्षात घेता, त्यावरही लवकरच कार्यवाही केली जाईल, असे आश्वासन ना. आबिटकर यांनी दिले. तसेच पुढील समन्वय व पाठपुराव्यासाठी संघटनेस समिती स्थापन करावी, अशा सूचनाही त्यांनी दिल्या. समन्वयक विजय गायकवाड म्हणाले, आरोग्यमंत्र्यांशी झालेल्या आश्वासक चर्चेनंतर त्याक्षणी संप मागे घेण्याचा निर्णय घेतला. समायोजनाबाबत पहिल्या टप्प्यात 10 वर्षाहून अधिक सेवा पूर्ण झालेल्या 13 हजार कर्मचार्‍यांना फायदा होणार असून भविष्यात सर्व राष्ट्रीय आरोग्य अभियानातील कर्मचार्‍यांना त्याचा लाभ होईल. काही मागण्या टप्प्याटप्प्याने मार्गी लागतील, याची आम्हाला कल्पना असून यासाठी शासन व प्रशासनाला सर्वतोपरी सहकार्य करण्याची आमची भूमिका आहे. 'Pudhari' is excited to announce the relaunch of its Android and iOS apps. Stay updated with the latest news at your fingertips. Android and iOS Download now and stay updated, anytime, anywhere. Pudhari Publications Private Limited</w:t>
+        <w:t>Content: अमरावती न्यूज Amravati News: अमरावती जिले में स्थानीय सुपर स्पेशलिटी हॉस्पिटल में काम कर रहे विशिष्ट सेवा तत्त्व के डॉक्टरों द्वारा पिछले कई सप्ताह से चल रही हड़ताल समाप्त हो गई। विधायक सुलभा खोडके के प्रयासों से राज्य सरकार ने 3 करोड़ 21 लाख 92 हजार रुपये का विशेष निधि जारी कर दी है। यह राशि हड़ताल पर गए डॉक्टरों के लंबे समय से बकाया मानधन (वेतन) के भुगतान के लिए प्रदान की गई है। इस महत्वपूर्ण निर्णय के लिए खोडके ने उपमुख्यमंत्री व वित्त मंत्री अजित पवार और स्वास्थ्य मंत्री प्रकाश आबिटकर का आभार जताया और कहा कि सरकार की संवेदनशीलता और तत्परता से अब अमरावती के मरीजों को राहत मिलेगी और स्वास्थ्य सेवाएं शीघ्र ही सामान्य होंगी। सुपर स्पेशलिटी हॉस्पिटल में बीते एक-डेढ़ महीने से किडनी ट्रांसप्लांट, हार्ट सर्जरी, कैंसर, प्लास्टिक सर्जरी और न्यूरोलॉजी जैसी जटिल बीमारियों के उपचार बंद थे। विशेषज्ञ डॉक्टरों ने बकाया वेतन न मिलने पर हड़ताल कर दी थी, जिससे सैकड़ों सर्जरी और इलाज लंबित हो गए थे। हॉस्पिटल प्रशासन के अनुसार, डॉक्टरों का करोड़ों रुपये का मानधन पिछले कई महीनों से अटका हुआ था। इस गंभीर स्थिति को देखते हुए विधायक खोडके ने सुपर हॉस्पिटल के वैद्यकीय अधीक्षक डॉ. अमोल नरोटे से संपर्क किया और पूरी जानकारी प्राप्त की। तत्पश्चात उन्होंने उपमुख्यमंत्री अजित पवार और स्वास्थ्य मंत्री प्रकाश आबिटकर के समक्ष प्रमुखता से रखा और तत्काल फंड जारी करने की मांग की। यह भी पढ़ें – एनसीपी का चिंतन, भाजपा को चुनौती, गडकरी-फडणवीस का प्रभाव, फिर भी दबाव, बदलेंगे समीकरण? राज्य सरकार ने विधायक खोडके के अनुरोध को गंभीरता से लेते हुए वित्त विभाग को त्वरित कार्यवाही के निर्देश दिए। इसके बाद, 3.21 करोड़ की राशि सुपर हॉस्पिटल के डॉक्टरों को बकाया वेतन भुगतान के लिए वितरित कर दी गई। इसके साथ ही लगभग 1 करोड़ की अतिरिक्त राशि आगामी दिसंबर के शीतकालीन अधिवेशन में पूरक मांग के तहत स्वीकृत की जाएगी। Follow Us On © Copyright Navbharatlive 2025 All rights reserved.</w:t>
       </w:r>
     </w:p>
     <w:p>
@@ -291,7 +291,7 @@
     </w:p>
     <w:p>
       <w:r>
-        <w:t>Title: मोठी बातमी! शिवसेना शिंदे गट भाजपला देणार मोठा धक्का? पडद्यामागे घडामोडींना वेग, महापालिका निवडणुकीपूर्वीच…</w:t>
+        <w:t>Title: पाच कोटी रुपयांच्या बक्षीसाचे पंचायतराज अभियान हे देशातील एकमेव-जयकुमार गोरे</w:t>
       </w:r>
     </w:p>
     <w:p>
@@ -303,13 +303,13 @@
           <w:rPr>
             <w:color w:val="0000FF"/>
           </w:rPr>
-          <w:t>https://www.tv9marathi.com/maharashtra/shiv-sena-shinde-faction-is-upset-on-bjp-office-bearers-in-dhule-expressed-their-displeasure-in-minister-abitkar-meeting-1491451.html</w:t>
+          <w:t>https://maharashtranews1.com/The-Panchayati-Raj-campaign-with-a-prize-of-five-crore-rupees-is-the-only-one-in-the-country---Jaykumar-Gore</w:t>
         </w:r>
       </w:hyperlink>
     </w:p>
     <w:p>
       <w:r>
-        <w:t>Content: By signing in or creating an account, you agree with Associated Broadcasting Company's Terms &amp; Conditions and Privacy Policy. राज्यात लवकरच स्थानिक स्वराज्य संस्थांच्या निवडणुका होणार आहेत, शुक्रवारी जिल्हा परिषद अध्यक्ष, उपाध्यक्ष तसेच पंचायत समितीच्या सभापतीपदासाठी आरक्षण सोडत जाहीर झाली. पुढील काही महिन्यांमध्ये होणाऱ्या स्थानिक स्वराज्य संस्थांच्या निवडणुकीच्या पार्श्वभूमीवर आता घडामोडींना वेग आला आहे, महायुती आणि महाविकास आघाडीमधील सर्वच घटक पक्ष आपआपल्या पातळीवर कामाला लागले आहेत. दरम्यान राज्यातील स्थानिक स्वराज्य संस्थांच्या निवडणुका आम्ही महायुती म्हणूनच लढवणार आहोत, असं यापूर्वीच मुख्यमंत्री देवेंद्र फडणवीस यांनी स्पष्ट केलं आहे. एखाद्या ठिकाणी अपवाद असू शकतो, त्या ठिकाणी मैत्रिपूर्ण लढत होईल, मात्र आमचा स्थानिक स्वराज्य संस्थांच्या निवडणुकीसाठी पहिला पर्याय हा महायुतीचं असेल असं देवेंद्र फडणवीस यांनी काही दिवसांपूर्वीच म्हटलं आहे, त्यानंतर महायुतीच्या वरिष्ठ नेत्यांची भूमिका देखील तीच आहे. मात्र आता एक मोठी बातमी समोर येत आहे, ती म्हणजे शिवसेना शिंदे गटाच्या नाराजीचा फटका हा भाजपला बसण्याची शक्यता आहे. आरोग्य मंत्री प्रकाश आबिटकर यांच्या उपस्थितीमध्ये शिवसेना शिंदे गटाची धुळ्यात संवाद बैठक पार पडली, या बैठकीमध्ये शिवसेना शिंदे गटाची भाजपवर असलेली नाराजी दिसून आली आहे, धुळ्यातील पदाधिकाऱ्यांनी आणि स्थानिक नेत्यांनी नाराजी व्यक्त केली आहे. स्थानिक राजकारणात भाजप युतीचा धर्म पाळत नाही, येणाऱ्या स्थानिक स्वराज्य संस्थांच्या निवडणुकीत जर युती झाली तर ठीक, नाहीतर धुळे महानगरपालिकेवर शिवसेनेचा भगवा आम्ही फडकवू, शिवसेनेचं शहरात मोठं काम आहे, शिवसेनेचा महापौर धुळे महानगरपालिकेवर आम्ही बसवणार, त्यांची इच्छा असेल तर आम्ही युती करू, नाहीतर स्वतंत्र निवडणूक लढवू, 19 प्रभागात उमेदवार उभे करण्याची ताकद शिवसेनेत आहे, अशी भूमिका या बैठकीमध्ये शिवसेनेच्या स्थानिक पदाधिकाऱ्यांनी मांडली आहे. शिवसेना शिंदे गटाच्या जिल्हाध्यक्षांनी मंत्री आबिटकर यांच्यासमोर नाराजी व्यक्त केली आहे, त्यामुळे आता या नाराजीचा फटका भविष्यात भाजपला बसणार का हे पहाणं महत्त्वाचं असणार आहे, शिवसेनेच्या नाराजीमुळे महापालिका निवडणुकीपूर्वीच भाजपला मोठा धक्का बसू शकतो.</w:t>
+        <w:t>Content: schedule15 Sep 25 person by visibility 153 categoryजिल्हा परिषद महाराष्ट्र न्यूज वन प्रतिनिधी, कोल्हापूर : गाव समृद्ध आणि विकासाला गती मिळण्यासाठी लोकसहभागातून आणि लोकचळवळीतूनच खरा बदल घडेल. मुख्यमंत्री समृद्ध पंचायतराज अभियानात प्रत्येक गावाने सहभाग नोंदवून बक्षिसासाठी नव्हे, तर गावाच्या विकासासाठी काम करावे, पाच कोटी रुपये बक्षीस देणारे हे देशातील एकमेव अभियान आहे. प्रत्येक गाव समृद्ध झाले, तर राज्यही समृद्ध होईल.’ असे आवाहन ग्रामविकासमंत्री जयकुमार गोरे यांनी केले. कोल्हापूर येथे आयोजित मुख्यमंत्री समृद्ध पंचायतराज अभियानाच्या जिल्हास्तरीय कार्यशाळेत ते बोलत होते. कार्यशाळेचे उद्घाटन पालकमंत्री प्रकाश आबिटकर यांच्या हस्ते झाले. यावेळी खासदार धनंजय महाडिक, आमदार राहूल आवाडे, जिल्हाधिकारी अमोल येडगे, सेवानिवृत्त वरिष्ठ अधिकारी डॉ. मल्लिनाथ कलशेट्टी, मुख्य कार्यकारी अधिकारी कार्तिकेयन एस., अपर आयुक्त नितीन माने, अतिरिक्त मुख्य कार्यकारी अधिकारी संतोष जोशी उपस्थित होते. पालकमंत्री प्रकाश आबिटकर यांनी, गावातील विकास प्रक्रियेला बळ देणाऱ्या विविध योजनांची माहिती दिली. जिल्ह्यातील मंजूर घरकुलांच्या बांधकामातील अडचणी सोडवून येत्या २६ जानेवारी रोजी ५० हजार लाभार्थ्यांना घरांच्या चाव्या प्रदान करण्यात येतील. समृद्ध शाळांसाठी ७८ कोटी रुपये, तर पुढील कालावधीसाठी 600 कोटी रुपये मंजूर झाले असून, समृद्ध प्राथमिक आरोग्य केंद्रांसाठीही मोठी तरतूद करण्यात आली आहे, अशी माहिती दिली. कार्यशाळेत प्रारंभी जिल्हास्तरीय आर. आर. पाटील सुंदर गाव पुरस्कारांचे वितरण झाले. मुख्यमंत्री समृद्ध पंचायतराज अभियान वाचन साहित्याचे प्रकाशन, डॉ. कलशेट्टी यांच्या ‘मी विकास यात्री’ पुस्तकाचे प्रकाशन, ‘सुंदर माझे घरकुल’ स्पर्धेची घोषणा आणि ‘स्वच्छता ही सेवा’ उपक्रमाचा शुभारंभ करण्यात आला. खासदार धनंजय महाडिक यांनी केंद्र आणि राज्य सरकारच्या ११० ग्रामविकास योजनांची यशस्वी अंमलबजावणी करून विकासाला गती देण्याचे आवाहन केले. मुख्य कार्यकारी अधिकारी कार्तिकेयन एस. यांनी प्रास्ताविकात अभियानाची सविस्तर माहिती दिली. मुख्यमंत्री समृद्ध पंचायतराज अभियान सतरा सप्टेंबर ते ३१ डिसेंबर २०२५ या कालावधीत राबवण्यात येणाऱ्या या अभियानाची पूर्वतयारी एक ऑगस्ट २०२५ पासून सुरू आहे. व्यासपीठावर ग्रामीण विकास यंत्रणा प्रकल्प संचालक सुषमा देसाई, सामान्य प्रशासन विभागाचे उपमुख्य कार्यकारी अधिकारी ओमप्रकाश यादव, ग्रामपंचायत विभागाचे उपमुख्य कार्यकारी अधिकारी जयवंत उगले आदी उपस्थित होते. schedule21 Sep 25 person by visibility 47 schedule21 Sep 25 person by visibility 234 schedule21 Sep 25 person by visibility 54 schedule21 Sep 25 person by visibility 392 schedule21 Sep 25 person by visibility 41 schedule06 Jul 20 person by visibility 528775 schedule05 Jul 23 person by visibility 33625 schedule07 Jul 24 person by visibility 26090 schedule22 Jul 24 person by visibility 24700 schedule29 Dec 21 person by visibility 24496</w:t>
       </w:r>
     </w:p>
     <w:p>
@@ -322,7 +322,7 @@
     </w:p>
     <w:p>
       <w:r>
-        <w:t>Title: आरोग्य कर्मचाऱ्यांचा संप मागे:10 मागण्यांना तत्त्वतः मान्यता मिळाली</w:t>
+        <w:t>Title: राज्य एड्स नियंत्रण संस्थेचा आरोग्यमंत्र्यांकडून आढावा</w:t>
       </w:r>
     </w:p>
     <w:p>
@@ -334,13 +334,13 @@
           <w:rPr>
             <w:color w:val="0000FF"/>
           </w:rPr>
-          <w:t>https://divyamarathi.bhaskar.com/local/maharashtra/aurangabad/jalna/news/health-workers-strike-called-off-10-demands-approved-in-principle-135907407.html</w:t>
+          <w:t>https://www.esakal.com/amp/mumbai/todays-latest-marathi-news-mbi25b28093-txt-mumbai-20250919015621</w:t>
         </w:r>
       </w:hyperlink>
     </w:p>
     <w:p>
       <w:r>
-        <w:t>Content: राष्ट्रीय आरोग्य अभियानातील (एनएचएम) कर्मचाऱ्यांनी पुकारलेला संप आरोग्य मंत्री प्रकाश आबिटकर यांच्या समवेत झालेल्या बैठकीनंतर बुधवारी अखेर मागे घेण्यात आला. मुख्यमंत्री देवेंद्र फडणवीस, उपमुख्यमंत्री एकनाथ शिंदे आणि अजित पवार याविषयी सकारात्मक असल्या १४ मार्च २०२४ रोजी झालेल्या शासन निर्णयाची अंमलबजावणी व्हावी, यासाठी १९ ऑगस्टपासून एनएचएमच्या राज्यभरातील सुमारे ३५ हजार अधिकारी व कर्मचाऱ्यांचे बेमुदत कामबंद आंदोलन सुरू होते. विविध मागण्यांसाठी आरोग्य सेवेतील १६ संघटनांनी प्रथमच एकत्रित येऊन यात सहभाग घेतला होता. आरोग्यमंत्री आबिटकर यांनी आज एकत्रीकरण संघटनेशी सविस्तर चर्चा करून यावर तोडगा काढला. यावेळी संघटनेचे राज्य समन्वयक विजय गायकवाड, दिलीप उटाणे, ॲड. भाग्यश्री रंगारी, डॉ. दत्ता गायकवाड, डॉ. राम नागे, हर्षल रणवरे, डॉ. प्रकाश मोरे, स्वप्नील गोसावी, श्रीधर पंडित, गौरव जोशी, बबलु पठाण यांच्यासह इतर राज्य समन्वयक उपस्थित होते. तत्पूर्वी आयुक्त कादंबरी बलकवडे आणि सार्वजनिक आरोग्य सेवेचे संचालक नितीन अंबाडेकर यांच्यातही याविषयी सकारात्मक बैठक झाली. आबिटकर म्हणाले की, समायोजन प्रक्रियेसह कंत्राटी अधिकारी व कर्मचाऱ्यांचे प्रलंबित प्रश्न प्राधान्याने मार्गी लागावे, अशी माझी कायमच आग्रही भूमिका होती. परंतु, हे प्रश्न सोडवताना भविष्यात त्यामध्ये कोणत्याही त्रुटी राहू नये, यासाठी मी प्रयत्नशील होतो. सामान्य प्रशासक, ग्रामविकास, नगर विकास, वैद्यकीय शिक्षण यांच्या देखील मी सातत्याने संपर्कात होतो. सदर कार्यभार सांभाळणाऱ्या मंत्री महोदयांनी तसेच वरिष्ठांनी याविषयी अनुकूलता दर्शविली. मागण्यांची अंमलबजावणी करताना शासकीय पातळीवर सकारात्मकता असली तरी प्रशासकीय आणि तांत्रिक बाबींची पडताळणी आणि पूर्तता करण्यासाठी आवश्यक तो वेळ द्यावा लागेल, असेही त्यांनी आवर्जुन सांगितले. उर्वरित ३ मागण्या समायोजनासंदर्भात असल्याने त्यातील तांत्रिक बाबींना लागणारा विलंब लक्षात घेता, त्यावरही लवकरच कार्यवाही केली जाईल, असे सांगून मंत्री आबिटकर यांनी संघटनेला आश्वासित केले. तसेच पुढील समन्वय व पाठपुराव्यासाठी संघटनेस समिती स्थापन करावी, अशी सूचनाही आरोग्य मंत्र्यांनी यावेळी केली. Copyright © 2024-25 DB Corp ltd., All Rights Reserved This website follows the DNPA Code of Ethics.</w:t>
+        <w:t>Content: राज्य एड्स नियंत्रण संस्थेचा आरोग्यमंत्र्यांकडून आढावा सकाळ वृत्तसेवा मुंबई, ता. १९ : सार्वजनिक आरोग्य व कुटुंब कल्याणमंत्री प्रकाश आबिटकर यांनी महाराष्ट्र राज्य एड्स नियंत्रण संस्थेच्या कार्याचा आढावा घेतला. या बैठकीत राज्यभरातील एचआयव्ही प्रतिबंध, उपचार आणि जनजागृतीसंबंधी उपक्रमांचे सादरीकरण करण्यात आले. या वेळी उपचारपद्धती, जनजागृती मोहिमा आणि संवेदनशील समुदायांपर्यंत प्रभावी सेवा पोहोचवण्याबाबत सविस्तर चर्चा करण्यात आली. एड्स प्रतिबंध आणि नियंत्रणासाठी कार्यरत यंत्रणांची कार्यक्षमता वाढवणे, विविध स्तरांवर समन्वय साधणे आणि जनसामान्यांमध्ये जनजागृती वाढवण्यासाठी कृती आराखडा तयार करण्याच्या सूचना सार्वजनिक आरोग्यमंत्री आबिटकर यांनी दिल्या. या बैठकीला संस्थेचे प्रकल्प संचालक डॉ. सुनील भोकरे, आरोग्यसेवा संचालक डॉ. विजय कंदेवाड तसेच वरिष्ठ अधिकारी आणि कर्मचारी उपस्थित होते. सकाळ+ चे सदस्य व्हा ब्रेक घ्या, डोकं चालवा, कोडे सोडवा! शॉपिंगसाठी 'सकाळ प्राईम डील्स'च्या भन्नाट ऑफर्स पाहण्यासाठी क्लिक करा. Read latest Marathi news, Watch Live Streaming on Esakal and Maharashtra News. Breaking news from India, Pune, Mumbai. Get the Politics, Entertainment, Sports, Lifestyle, Jobs, and Education updates. And Live taja batmya on Esakal Mobile App. Download the Esakal Marathi news Channel app for Android and IOS. Copyright © 2025 - Sakal Media Pvt Ltd - All rights reserved.</w:t>
       </w:r>
     </w:p>
     <w:p>
@@ -353,7 +353,7 @@
     </w:p>
     <w:p>
       <w:r>
-        <w:t>Title: अखेर एनआरएचएम कर्मचाऱ्यांचा संप मागे; कर्मचाऱ्यांत जल्लोष</w:t>
+        <w:t>Title: नंदुरबार जिल्ह्यातील सिकलसेल…प्रशासनच अचूक आकडेवारीच्या शोधात</w:t>
       </w:r>
     </w:p>
     <w:p>
@@ -365,13 +365,13 @@
           <w:rPr>
             <w:color w:val="0000FF"/>
           </w:rPr>
-          <w:t>https://pudhari.news/maharashtra/solapur/nrhm-employees-strike-finally-called-off-employees-celebrate-np88</w:t>
+          <w:t>https://www.loksatta.com/nashik/sickle-cell-crisis-in-nandurbar-exposes-poor-health-governance-health-minister-prakash-abitkar-expresses-anger-rds-00-5373636/</w:t>
         </w:r>
       </w:hyperlink>
     </w:p>
     <w:p>
       <w:r>
-        <w:t>Content: NRHM employees' strike finally called off; employees celebrate टेंभुर्णी, पुढारी वृत्तसेवा : अखेर राष्ट्रीय आरोग्य अभियानातील (एनएचएम) कर्मचाऱ्यांनी पुकारलेला संप आरोग्य मंत्री प्रकाश आबिटकर यांच्या समवेत झालेल्या बैठकीनंतर बुधवारी अखेर मागे घेण्यात आला. मुख्यमंत्री देवेंद्र फडणवीस, उपमुख्यमंत्री एकनाथ शिंदे आणि अजित पवार याविषयी सकारात्मक असल्याचे सांगत आबिटकर यांनी संघटनेतील पदाधिकाऱ्यांची बैठक घेऊन १३ पैकी १० मागण्यांना तत्त्वतः मान्यता दिली. तसे लेखी पत्र राष्ट्रीय आरोग्य अभियान एकत्रीकरण समितीच्या पदाधिकाऱ्यांना सुपूर्द केले. यामुळे गेल्या २३ दिवसांपासून सुरू असलेला बेमुदत संप अखेर मागे घेण्याचा निर्णय संघटनेने घेतला. १४ मार्च २०२४ रोजी झालेल्या शासन निर्णयाची अंमलबजावणी व्हावी, यासाठी १९ ऑगस्टपासून एनएचएमच्या राज्यभरातील सुमारे ३५ हजार अधिकारी व कर्मचाऱ्यांचे बेमुदत कामबंद आंदोलन सुरू होते. विविध मागण्यांसाठी आरोग्य सेवेतील १६ संघटनांनी प्रथमच एकत्रित येऊन यात सहभाग घेतला होता. आरोग्यमंत्री आबिटकर यांनी आज एकत्रीकरण संघटनेशी सविस्तर चर्चा करून यावर तोडगा काढला. यावेळी संघटनेचे राज्य समन्वयक विजय गायकवाड, दिलीप उटाणेड. भाग्यश्री रंगारी, डॉ दत्ता गायकवाड डॉ राम नागे हर्षल रणवरे डॉ प्रकाश मोरे स्वप्नील गोसावी, श्रीधर पंडित, गौरव जोशी बबलु पठाण यांच्यासह इतर राज्य समन्वयक उपस्थित होते. 'Pudhari' is excited to announce the relaunch of its Android and iOS apps. Stay updated with the latest news at your fingertips. Android and iOS Download now and stay updated, anytime, anywhere. Pudhari Publications Private Limited</w:t>
+        <w:t>Content: नंदुरबार – तब्बल तीन वेळा तपासणी आणि चाचण्या करुनही नंदुरबार जिल्ह्यातील सिकलसेल बाधितांचा अचूक आकडा प्रशासनाकडे उपलब्ध नसल्याचे वास्तव आरोग्यमंत्री प्रकाश आबीटकर यांच्या दौऱ्यात उघड झाले. नंदुरबार जिल्हा आरोग्य प्रशासनाने स्वत: तसेच आणि आर्म फोर्स वैद्यकीय महाविद्यालयामार्फत सिकलसेल चाचण्या करुनही त्याची आकडेवारी प्रशासनाकडे नाही. सिकलसेलची खरेदी केलेली औषधेही रुग्णांपर्यत पोहचत नसल्याच्या तक्रारी रुग्णांनी थेट आरोग्यमंत्र्यापुढे केल्याने सिकलसेलच्या नावाखाली होत असलेली करोडो रुपयांची औषध खरेदी कोणासाठी, असा प्रश्न उपस्थित होत आहे. नंदुरबार जिल्ह्यातील सिकलसेल रुग्णांचा प्रश्न गंभीर झाला असतांनाच आरोग्य मंत्री प्रकाश आबीटकर यांनी केलेल्या नंदुरबार जिल्हा दौऱ्यात त्यांच्यादृष्टीने सिकलसेलचा प्रश्न सर्वाधीक महत्वाचा असल्याचे दिसून आले. परंतु, जिल्हा प्रशासन सिकलसेलप्रश्नी किती गंभीर, हेच या दौऱ्यातील गंभीर बाबीतून उघड झाले. गत वर्षात आर्म फोर्स वैद्यकीय महाविद्यालयाच्या मदतीने जिल्ह्यात सिकलसेल चाचणीचे महत्वाकांक्षी अभियान राबविण्यात आले. या अभियानात जिल्ह्यातील तीन लाख ९० हजारापेक्षा अधिक शालेय आणि महाविद्यालयीन विद्यार्थी यांची सिकलसेल चाचणी करण्यात आली. यासंदर्भातील सर्व माहिती जिल्ह्यातील आरोग्य यंत्रणांना उपचारास मदत करण्यासाठी हस्तांतरीत केली जाणार असल्याने त्याचे एका पोर्टलवरील लॉगीन जिल्हाधिकारी यांच्यासह आरोग्य यंत्रणेच्या प्राथमिक आरोग्य केंद्र स्तरावर देखील देण्यात येणार होते. सुत्रांनुसार, या चाचण्यांमध्ये ६० हजारांहुन अधिक सिकलसेल बाधीत आणि वाहक आढळून आल्याने आगामी काळात जिल्ह्यात सिकलसेल आजाराचा विस्फोट होण्याची शक्यता जाणकारांकडून व्यक्त केली जात आहे. अन्य संस्थेमार्फत चाचण्या होवूनही जिल्ह्यातील आरोग्य प्रशासनाकडे सिकलसेल बाधीतांचा निश्चित आकडा नसल्याने आश्चर्य व्यक्त केले जात आहे. याबाबत आरोग्यमंत्री आबीटकर यांनीही नाराजी व्यक्त करत सिकलसेल बाधितांच्या उपचारावर विशेष लक्ष केंद्रीत करण्याच्या सूचना आरोग्य यंत्रणेला दिल्या. विशेष म्हणजे, नंदुरबार जिल्ह्यातील सध्याच्या सिकलसेल बाधितांची आकडेवारी पाहता प्रशासनाकडून सिकलसेलवरील उपचारासाठी कोट्यवधींची औषधे खरेदी करत आहे. धडगाव मध्ये एका सामाजिक कार्यकर्त्यांने तो स्वत: सिकलसेल बाधीत असूनदेखील त्याला उपचारासाठी संबंधीत प्राथमिक आरोग्य केंद्रातून सिकलसेलची औषधेच मिळत नसल्याची तक्रार केली. सिकलसेलचा प्रश्न जिल्ह्यात गंभीर झाला असताना यासाठी खरेदी केलेली औषधे जातात तरी कुठे, असा प्रश्न उपस्थित होत आहे. सिकलसेलसाठी किती रुपयांची आणि किती औषधे येतात, ती आरोग्य केंद्र, उपकेंद्रांपर्यंत जातात की नाही, याची चौकशी करण्याची गरज व्यक्त होत आहे. किकू शारदा, 'द ग्रेट इंडियन कपिल शो'मधील विनोदी अभिनेता, सध्या 'Rise And Fall' रिअ‍ॅलिटी शोमध्ये सहभागी आहे. शोच्या एका भागात कुस्तीपटू संगीता फोगट सासऱ्यांच्या निधनामुळे बाहेर पडली. यामुळे किकूला त्याच्या आई-वडिलांच्या निधनाच्या दु:खद आठवणी आठवल्या. त्याने सांगितलं की, आईचा शेवटचा फोन उचलू न शकल्याने त्याला खूप दु:ख झालं. त्याने प्रेक्षकांना जवळच्या माणसांना वेळ देण्याचा सल्ला दिला.</w:t>
       </w:r>
     </w:p>
     <w:p>
@@ -384,7 +384,7 @@
     </w:p>
     <w:p>
       <w:r>
-        <w:t>Title: Guardian Minister Prakash Abitkar: नुकसानग्रस्त शेतकऱ्यांना तातडीने मदत देणार: पालकमंत्री प्रकाश आबिटकर; शेती व अन्य नुकसानीचे पंचनामे गतीने सुरू</w:t>
+        <w:t>Title: PM Modi @75:पीएम मोदी के 75वें जन्मदिन की सौगात, श्रीकांत शिंदे फाउंडेशन की 75 एम्बुलेंस का लोकार्पण</w:t>
       </w:r>
     </w:p>
     <w:p>
@@ -396,13 +396,13 @@
           <w:rPr>
             <w:color w:val="0000FF"/>
           </w:rPr>
-          <w:t>https://www.esakal.com/paschim-maharashtra/kolhapur/guardian-minister-prakash-abitkar-promises-immediate-relief-to-affected-farmers-sdj87</w:t>
+          <w:t>https://navbharatlive.com/maharashtra/mumbai/on-pm-modis-75th-birthday-the-shrikant-shinde-foundation-inaugurated-75-new-ambulances-1359823.html/amp</w:t>
         </w:r>
       </w:hyperlink>
     </w:p>
     <w:p>
       <w:r>
-        <w:t>Content: कोल्हापूर : ‘जिल्ह्यात मे महिन्यापासूनच पावसाला सुरुवात झाली. त्यामुळे जिल्ह्याच्या सर्वच भागांत शेतीचे नुकसान झाले. पंचनामे करण्याचे काम गतीने सुरू असून, नुकसानग्रस्त शेतकऱ्यांना तातडीने मदत मिळवून देण्यात येईल,’ असे प्रतिपादन पालकमंत्री प्रकाश आबिटकर यांनी केले. तुकाराम माळी तालीम मंडळाच्या गणपतीची आरती केल्यानंतर त्यांनी प्रासारमाध्यमांशी संवाद साधला. यावेळी ते बोलत होते. Follow Us Copyright © 2025 - Sakal Media Pvt Ltd - All rights reserved. Powered by Quintype</w:t>
+        <w:t>Content: एम्बुलेंस का लोकार्पण उप मुख्यमंत्री एकनाथ शिंदे ने किया Inauguration of 75 ambulances: शहरों से लेकर दरदराज के गांवों में जरूरतमंद मरीजों को एम्बुलेंस सेवा उपलब्ध कराने में शिवसेना नेताओं का काफी योगदान रहा है। देश के प्रधानमंत्री नरेंद्र मोदी के 75 वें जन्मदिवस निमित्त डॉ. श्रीकांत शिंदे फाउंडेशन की तरफ से एक साथ 75 रुग्णवाहिकाओं का लोकार्पण शिवसेना के मुख्यनेता एवं राज्य के उपमुख्यमंत्री एकनाथ शिंदे के हांथों किया गया। सांसद श्रीकांत शिंदे ने बताया कि ये एम्बुलेंस राज्य के दुर्गम व अतिदुर्गम भागों में मुफ्त सेवाएं देंगी. इससे जरूरतमंद नागरिकों को तत्काल अत्याधुनिक स्वास्थ्य सुविधा आसानी से उपलब्ध होगी। डॉ श्रीकांत शिंदे फाउंडेशन की ओर से राज्य भर में हजारों जरूरतमंद मरीजों को चिकित्सा के लिए मदद की जाती है। कोरोना काल में भी डॉ श्रीकांत फाउंडेशन के तरफ से राज्य भर में सैकड़ों एम्बुलेंस उपलब्ध कराई गई थी। अब पीएम के 75 वें जन्मदिन पर भी 75 एम्बुलेंस की सौगात जरूरतमंद को मिलेगी। ये भी पढ़ें : PM मोदी को रिटायर हो जाना चाहिए? शरद पवार ने दिया जवाब, कही ऐसी बात की कांग्रेस को लग जाएगी मिर्ची लोकार्पण कार्यक्रम में केंद्रीय आयुष मंत्री प्रतापराव जाधव, स्वास्थ्य मंत्री प्रकाश आबिटकर, विधायक डॉ. मनीषा कायंदे, राष्ट्रीय प्रवक्त्या शायना एन. सी., शिवसेना वैद्यकीय मदत कक्ष प्रमुख मंगेश चिवटे, बालाजी पाटील खतगावकर आदि गणमान्य मान्यवर उपस्थित थे। रिपोर्ट- सूर्यप्रकाश मिश्र@नवभारत Follow Us On © Copyright Navbharatlive 2025 All rights reserved.</w:t>
       </w:r>
     </w:p>
     <w:p>
@@ -415,7 +415,7 @@
     </w:p>
     <w:p>
       <w:r>
-        <w:t>Title: Gokul | ‘गोकुळ’मधील जाजम, घड्याळ भेटवस्तू प्रकरणी आबिटकर, मुश्रीफ, पाटील, नरके, कोरे गप्प का?</w:t>
+        <w:t>Title: Maha CM to develop a comprehensive policy for cancer treatment</w:t>
       </w:r>
     </w:p>
     <w:p>
@@ -427,13 +427,13 @@
           <w:rPr>
             <w:color w:val="0000FF"/>
           </w:rPr>
-          <w:t>https://pudhari.news/maharashtra/kolhapur/gokul-gift-scam-why-are-abhitkar-mushrif-patil-narke-kore-silent-ap84</w:t>
+          <w:t>https://www.mangalorean.com/maha-cm-to-develop-a-comprehensive-policy-for-cancer-treatment/?amp=1</w:t>
         </w:r>
       </w:hyperlink>
     </w:p>
     <w:p>
       <w:r>
-        <w:t>Content: कोल्हापूर : निविदा न काढता ‘गोकुळ’च्या संचालक मंडळाने कोटेशनने 3 कोटी 74 लाखांची खरेदी करून दूध संस्थांना जाजम व घड्याळ या भेटवस्तू दिल्या आहेत. खरेदी व्यवहारात सुमारे दोन कोटींचा ढपला पाडण्यात आला आहे, असा आरोप करून याप्रकरणी गोकुळचे नेते पालकमंत्री प्रकाश आबिटकर, मंत्री हसन मुश्रीफ, आ. सतेज पाटील, आ. चंद्रदीप नरके व आ. विनय कोरे गप्प का? असा सवाल शिवसेना ठाकरे गटाचे उपनेते संजय पवार, सहसंपर्कप्रमुख विजय देवणे व उपजिल्हाप्रमुख अवधूत साळोखे यांनी पत्रकार परिषदेत केला. दूध संस्थांसाठी जाजम व घड्याळाची केलेली खरेदी बेकायदेशीर आहे. त्यात आर्थिक घोटाळा झाला आहे. नेत्यांच्या आशीर्वादानेच ही खरेदी झाली आहे. दूध उत्पादक शेतकर्‍यांच्या घामाच्या पैशांचा दुरुपयोग करून डल्ला मारला आहे. गोकुळ आता राजकीय अड्डा बनला आहे. त्यामुळेच मेडिटेशनसाठी सहकुटुंब फाईव्ह स्टार हॉटेलमध्ये गोवा सहल, पशुखाद्य घोटाळा, जाजम व घड्याळ खरेदी, वासाचे दूध इत्यादी मार्गाने या गोकुळच्या हंडीतील लोणी खाण्याचे काम सुरू असल्याने शेतकर्‍यांचे नुकसान होत आहे. पत्रकार परिषदेस मंजित माने व स्मिता मांडरे उपस्थित होते. ‘गोकुळ’च्या संचालिका शौमिका महाडिक यांनी गेली चार वर्षे सत्ताधार्‍यांविरू द्ध रान उठवले, अनेक प्रश्न उपस्थित केले. परंतु, आता गोकुळची निवडणूक होऊ घातली आहे. आता महाडिक या सत्ताधारी बाकावर बसणार आहेत. मग महाडिक आता सभासदांच्या बाजूने की, सत्ताधार्‍यांच्या बाजूने? असा प्रश्नही पवार, देवणे यांनी उपस्थित केला. दरम्यान, गेली निवडणूक वासाचे दूध, टँकरची टक्केवारी आदींसह विविध प्रश्नांवर गाजविणारे मंत्री मुश्रीफ, आ. पाटील आदींसह इतर नेतेमंडळी आता त्याबाबत का बोलत नाहीत? अशी विचारणाही त्यांनी केली. 'Pudhari' is excited to announce the relaunch of its Android and iOS apps. Stay updated with the latest news at your fingertips. Android and iOS Download now and stay updated, anytime, anywhere. Pudhari Publications Private Limited</w:t>
+        <w:t>Content: Maha CM to develop a comprehensive policy for cancer treatment Mumbai: Maharashtra Chief Minister Devendra Fadnavis has directed the Medical Education and Drugs Department to prepare a policy to provide comprehensive cancer services to the people of the state. At the meeting, he said on Monday that it is necessary to set up cancer treatment centres at various levels for effective treatment of cancer. The Chief Minister also gave instructions to set up comprehensive cancer treatment services, diagnosis, day care radiotherapy and chemotherapy units in every district. He said that the incomplete construction of the Sant Tukadoji Maharaj Cancer Hospital building in Nagpur should be completed immediately. Necessary funds will be sought for this, he added. CM Fadnavis said that on behalf of Shri Sai Sansthan, an appeal will be made to Sai Sansthan for the construction of a state-of-the-art cancer hospital in Sainagar at Shirdi. He added that the needy people in the state should get immediate services for which a single cloud command centre should be established out of the three types of treatment centres. At the same time, patients fighting cancer should be provided with early diagnosis and effective treatment methods. The Chief Minister’s instruction comes when the state Public Health Minister Prakash Abitkar in July said that the state government has proposed to construct two cancer hospitals in Aundh (Pune) and Nashik (Maharashtra) and eight district hospitals across the state to provide treatment to the rising number of patients and cut their expenses on expensive private healthcare services. Chief Minister Fadnavis said that the health department has submitted the proposal to Asian Development Bank for financial assistance of Rs 8,000 crore. The opinions, views, and thoughts expressed by the readers and those providing comments are theirs alone and do not reflect the opinions of www.mangalorean.com or any employee thereof. www.mangalorean.com is not responsible for the accuracy of any of the information supplied by the readers. Responsibility for the content of comments belongs to the commenter alone. We request the readers to refrain from posting defamatory, inflammatory comments and not indulge in personal attacks. However, it is obligatory on the part of www.mangalorean.com to provide the IP address and other details of senders of such comments to the concerned authorities upon their request. Hence we request all our readers to help us to delete comments that do not follow these guidelines by informing us at info@mangalorean.com. Lets work together to keep the comments clean and worthful, thereby make a difference in the community. Δ The opinions, views, and thoughts expressed by the readers and those providing comments are theirs alone and do not reflect the opinions of www.mangalorean.com or any employee thereof. www.mangalorean.com is not responsible for the accuracy of any of the information supplied by the readers. Responsibility for the content of comments belongs to the commenter alone. We request the readers to refrain from posting defamatory, inflammatory comments and not indulge in personal attacks. However, it is obligatory on the part of www.mangalorean.com to provide the IP address and other details of senders of such comments to the concerned authorities upon their request. Hence we request all our readers to help us to delete comments that do not follow these guidelines by informing us at info@mangalorean.com. Lets work together to keep the comments clean and worthful, thereby make a difference in the community. Δ</w:t>
       </w:r>
     </w:p>
     <w:p>
@@ -446,7 +446,7 @@
     </w:p>
     <w:p>
       <w:r>
-        <w:t>Title: Akola : अस्वच्छतेमुळे आरोग्यमंत्र्याचा दौरा रद्द! आमदारांची आरोग्य विभागावर टीका, सरकारला दिला घरचा आहेर</w:t>
+        <w:t>Title: मुख्यमंत्री समृद्ध पंचायतराज अभियान लोकचळवळ बनवावी : ग्रामविकास मंत्री गोरे</w:t>
       </w:r>
     </w:p>
     <w:p>
@@ -458,13 +458,13 @@
           <w:rPr>
             <w:color w:val="0000FF"/>
           </w:rPr>
-          <w:t>https://saamtv.esakal.com/maharashtra/akola-district-hospital-dirt-health-minister-prakash-abitkar-visit-cancelled-mla-criticism-government-slammed-latest-marathi-news-yps99</w:t>
+          <w:t>https://pudhari.news/maharashtra/kolhapur/cm-samruddha-panchayatraj-campaign-should-become-mass-movement-says-rural-development-minister-gore-ap84</w:t>
         </w:r>
       </w:hyperlink>
     </w:p>
     <w:p>
       <w:r>
-        <w:t>Content: अकोला जिल्हा रुग्णालयातील अस्वच्छतेमुळे आरोग्यमंत्र्यांचा दौरा रद्द. महायुती आमदारांनी आरोग्य विभागावर जोरदार टीका केली. प्रकाश भारसाकळे यांनी सरकारला घरचा आहेर दिला. अक्षय गवळी, साम टीव्ही, प्रतिनधी अकोला : आज राज्याचे आरोग्यमंत्री प्रकाश आबिटकर अकोल्याच्या एक दिवसीय दौर्यावर होतेय. या दौर्यात ते अकोल्याच्या जिल्हा सामान्य रुग्णालयाला भेट देणार होतेय. मात्र, रुग्णालयात स्वच्छता नसल्याने त्यांना आपली नियोजीत भेटच रद्द करावी लागली आहे. अकोला जिल्हा रुग्णालयातील अस्वच्छतेच्या मुद्द्यावरून रूग्णालय प्रशासनाला स्वत: आरोग्यमंत्र्यांसह जिल्ह्यातील आमदार आणि जिल्हाधिकारी वर्षा मिना यांनी धारेवर धरलेय. आरोग्यमंत्र्यांचा दौरा दोन दिवसांपूर्वी येऊनही जिल्हा रुग्णालयात कोणतीही स्वच्छता नसल्याने अखेर आरोग्यमंत्र्यांवर पाहणी दौराच रद्द करण्याची नामुश्की ओढवलीय. या बैठकीत भाजप आमदार आणि मुख्य प्रतोद रणधीर सावरकर, राष्ट्रवादीचे आमदार अमोल मिटकरी यांनी जिल्हा रूग्णालयाच्या कारभारावर जोरदार टीका केलीय. दरम्यान, याच आढावा बैठकीत उपस्थित अकोटचे भाजप आमदार प्रकाश भारसाकळे यांनी आरोग्यमंत्र्यांसमोरच सरकारला घरचा आहेर दिलाय. अकोट आणि तेल्हारा तालुक्यात आरोग्य खात्याची कामगिरी अतिशय सुमार असल्याची टीका त्यांनी केलीय. - सार्वजनिक आरोग्य मंत्र्यांची अकोला शासकीय रुग्णालयाकडं फिरवली पाठ.. - शासकीय रुग्णालयातील अस्वच्छतेमूळ सार्वजनिक मंत्री प्रकाश आबिटकर यांची भेट रद्द करण्यात आली.. - आबिटकरांनी अकोला जिल्हाधिकारी कार्यालयात आज आरोग्य विभागाची बैठक घेतली.. सत्ताधारी आमदारांसह स्वतः जिल्हाधिकाऱ्यांनी शासकीय रुग्णालयातील अस्वच्छतेचे संदर्भात तक्रारीचा पाढा वाचला.. - रुग्णालयाचे अधिष्ठाता संजय सोनवने यांना रुग्णालयातील स्वच्छतेच्या मुद्द्यावर आमदारांचं अधिकाऱ्यांनी चांगलंच घेरलं.. प्रकाश भारसाकळे : - भाजपचे आमदार प्रकाश भाळसाकळे यांनी दिला सरकारला घरचा आहेर... - सार्वजनिक आरोग्यमंत्र्यांसमोर आरोग्याच्या समस्यांचा भाजप आमदाराने वाचला आरोग्य विभागाच्या अकार्यक्षमतेचा पाढा.. - अकोट आणि तेल्हारा तालुक्यात आरोग्य खात्याची परिस्थिती अतिशय वाईट.. - विशेषतः आदिवासी आणि सातपुडा पर्वतरांगाला लागून अलसेला भाग अनेक समस्यांनी ग्रस्त आहे, ज्यात अपुऱ्या पायाभूत सुविधा, वैद्यकीय सुविधांची कमतरता, प्रशिक्षित कर्मचाऱ्यांचा अभाव, सार्वजनिक आरोग्याच्या समस्या मांडल्या.. - मात्र, अधिकारी पाहिजे तसा प्रतिसाद आपल्याला देत नसल्याचा आमदार भारसाकळे यांचा आरोप. सकाळ+चे सदस्य व्हा शॉपिंगसाठी 'सकाळ प्राईम डील्स'च्या भन्नाट ऑफर्स पाहण्यासाठी क्लिक करा. Read Marathi news and watch Live TV. Breaking news from Maharashtra, India, Pune, Mumbai, Politics, Entertainment, Sports, Lifestyle at SaamTV. Get Live Marathi news on Mobile. Download the Saam Tv app for Android and IOS. Follow Us Copyright © 2025 Sakal Media Group – All Rights Reserved Powered by Quintype</w:t>
+        <w:t>Content: कोल्हापूर : समृद्धीसाठी आणि विकासाला गती देण्यासाठी प्रत्येक गावाने सहभागी होऊन मुख्यमंत्री समृद्ध पंचायतराज अभियान लोकचळवळ बनविण्याचा प्रयत्न करावा, असे आवाहन ग्रामविकास मंत्री जयकुमार गोरे यांनी केले. 5 कोटी बक्षीस देणारे देशातील हे एकमेव अभियान आहे. प्रत्येक गाव समृद्ध झाले, तर राज्यही समृद्ध होईल, असेही ते म्हणाले. मुख्यमंत्री समृद्ध पंचायतराज अभियाना अंतर्गत सोमवारी जिल्हास्तरीय कार्यशाळेचे आयोजन मंत्री गोरे यांच्या अध्यक्षतेखाली करण्यात आले होते. पालकमंत्री प्रकाश आबिटकर यांच्या हस्ते कार्यशाळेचे उद्घाटन करण्यात आले. यावेळी मंत्री गोरे बोलत होते. कार्यशाळेस सरपंच, ग्रामसेवक, गटविकास अधिकारी उपस्थित होते. केंद्र आणि राज्य सरकारच्या सर्व योजनांची प्रभावी अंमलबजावणी केल्यास गावाचा सर्वांगीण विकास होईल, येत्या 90 दिवसांत सर्व योजनांची यशस्वी अंमलबजावणी करून कोल्हापूर जिल्ह्याने अग्रस्थान मिळवावे, असेही गोरे म्हणाले. समृद्ध पंचायतराज अभियान गावासह लोकप्रतिनिधींसाठी अत्यंत महत्त्वाचे असल्याने अभियानात सर्वांनी सहभागी व्हावे, समृद्ध शाळांसाठी 78 कोटी रुपये, तर पुढील कालावधीसाठी 600 कोटी रुपये मंजूर झाले असून, समृद्ध प्राथमिक आरोग्य केंद्रांसाठीही मोठी तरतूद करण्यात येत असल्याचेही ते म्हणाले. समृद्ध पंचायत राज अभियानाच्या माध्यमातून शहराला लाजवतील अशा प्रकारची गावे करावीत, असे आवाहन खा. धनंजय महाडिक म्हणाले. मुख्य कार्यकारी अधिकारी कार्तिकेयन एस. यांनी स्वागत केले. यावेळी आ. राहुल आवाडे, आ. शिवाजी पाटील, जिल्हाधिकारी अमोल येडगे, अपर आयुक्त नितीन माने, अतिरिक्त मुख्य कार्यकारी अधिकारी संतोष जोशी यांच्यासह जि. प. चे विभागप्रमुख उपस्थित होते. उपमुख्य कार्यकारी अधिकारी जयवंत उगले यांनी आभार मानले. दरम्यान, जिल्हास्तरीय आर. आर. (आबा) पाटील सुंदर गाव पुरस्कारांचे वितरण, डॉ. मल्लिनाथ कलशेट्टी यांच्या ‘मी विकास यात्री’चे प्रकाशन, ‘सुंदर माझे घरकुल’ स्पर्धेची घोषणा आणि ‘स्वच्छता ही सेवा’ या उपक्रमाचा प्रारंभ याप्रसंगी केला. 'Pudhari' is excited to announce the relaunch of its Android and iOS apps. Stay updated with the latest news at your fingertips. Android and iOS Download now and stay updated, anytime, anywhere. Pudhari Publications Private Limited</w:t>
       </w:r>
     </w:p>
     <w:p>
@@ -477,7 +477,7 @@
     </w:p>
     <w:p>
       <w:r>
-        <w:t>Title: Somnath Suryawanshi: सोमनाथ सूर्यवंशी कोठडी मृत्यू प्रकरणात; ‘कोठडीतील मृत्यूच्या संदर्भात मार्गदर्शक सूचनांसाठी शपथपत्र दाखल करा’</w:t>
+        <w:t>Title: Zilla Parishad Elections | जि. प. : महायुतीच्या मंत्र्यांतील ईर्ष्या टोकाला</w:t>
       </w:r>
     </w:p>
     <w:p>
@@ -489,13 +489,13 @@
           <w:rPr>
             <w:color w:val="0000FF"/>
           </w:rPr>
-          <w:t>https://www.esakal.com/amp/marathwada/aurangabad/custodial-death-case-high-court-orders-clear-affidavit-submission-by-october-3-vsb99</w:t>
+          <w:t>https://pudhari.news/maharashtra/kolhapur/jealousy-among-mahayuti-ministers-peaks-over-zilla-parishad-ap84</w:t>
         </w:r>
       </w:hyperlink>
     </w:p>
     <w:p>
       <w:r>
-        <w:t>Content: Somnath Suryawanshi sakal छत्रपती संभाजीनगर : परभणी येथील सोमनाथ सूर्यवंशी यांच्या कोठडीतील मृत्यू प्रकरणात दाखल याचिकेत शुक्रवारी (ता. १२) सुनावणी झाली. कोठडीतील मृत्युच्या संदर्भात गाईडलाईन फ्रेम करण्याच्या संदर्भात मुख्य सचिवांनी ३ ऑक्टोबरपर्यंत शपथपत्र दाखल करण्याचे आदेश मुंबई उच्च न्यायालयाच्या औरंगाबाद खंडपीठाचे न्यायमूर्ती विभा कंकणवाडी, न्यायमूर्ती हितेन एस. वेनेगावकर यांनी दिले. सोमनाथ सूर्यवंशी यांच्या कोठडीतील मृत्युनंतर आई विजयाताई यांनी १८ डिसेंबरला पोलिस ठाण्यात तक्रार दिली होती. मात्र पोलिसांनी त्याची दखल घेतली नाही. म्हणून याचिका दाखल करून यातील दोषी पोलिस अधिकाऱ्यांवर गुन्हा नोंदवावा ही प्रमुख मागणी केली होती. बीएनएसएस (भारतीय न्याय संहिता) कायद्याच्या कलम १९६ नुसार न्यायालयीन कोठडीत एखाद्याचा मृत्यू झाल्यास प्रथम वर्ग न्यायदंडाधिकाऱ्यांनी (जेएमएफसी) त्याच्या मृत्युची चौकशी करण्याची तरतूद या कलमात आहे. मात्र, त्यानंतरची पुढची पावले काय उचलावीत याबाबत कायद्यात कुठलेही निर्देश नाहीत. त्यामुळे पुढील कार्यवाही कशी व्हावी, यासंदर्भात कोर्टाने नियमावली करावी, अशी विनंती करण्यात आली होती. उच्च न्यायालयात वेळोवेळी सुनावणी झाली, मागच्या सुनावणीत एसआयटी स्थापन करण्याचे आदेश दिले होते. शुक्रवारी (ता. १२) झालेल्या सुनावणीत विजया सूर्यवंशी यांच्यातर्फे ॲड. प्रकाश आंबेडकर यांनी ऑनलाइन बाजू मांडली. कोठडीतील मृत्युच्या प्रकरणात कायद्यात सुस्पष्टता असली पाहिजे, असा युक्तीवाद केला. या पूर्वीच्या सुनावणीच्या अनुषंगाने शासनातर्फे शपथपत्र दाखल केले होते, मात्र हे शपथपत्र स्पष्ट नसल्याने खंडपीठाने मुख्य सचिवांनी ३ ऑक्टोबरपर्यंत सुस्पष्ट शपथपत्र दाखल करण्याचे आदेश दिले. ॲड. प्रकाश आंबेडकर यांना ॲड. मिलिंद संदानशिव यांनी सहकार्य केले. राज्य शासनाकडून मुख्य सरकारी वकील अमरजितसिंह गिरासे यांनी बाजू मांडली. पुढील सुनावणी १० ऑक्टोबरला होणार आहे. सकाळ+ चे सदस्य व्हा ब्रेक घ्या, डोकं चालवा, कोडे सोडवा! शॉपिंगसाठी 'सकाळ प्राईम डील्स'च्या भन्नाट ऑफर्स पाहण्यासाठी क्लिक करा. Read latest Marathi news, Watch Live Streaming on Esakal and Maharashtra News. Breaking news from India, Pune, Mumbai. Get the Politics, Entertainment, Sports, Lifestyle, Jobs, and Education updates. And Live taja batmya on Esakal Mobile App. Download the Esakal Marathi news Channel app for Android and IOS. Copyright © 2025 - Sakal Media Pvt Ltd - All rights reserved.</w:t>
+        <w:t>Content: चंद्रशेखर माताडे कोल्हापूर : जिल्हा परिषद व पंचायत समित्यांच्या निवडणुकीसाठी उपलब्ध जागा, तीन वर्षांनी लांबलेल्या निवडणुका त्यामुळे इच्छुकांची वाढलेली संख्या या पार्श्वभूमीवर महायुतीतील घटक पक्ष बहुतेक स्वतंत्र लढतील, अशी अपेक्षा आहे. त्यादृष्टीने घटक पक्षातील नेत्यांनी आपल्या पक्षाच्या जास्तीत जास्त जााग जिंकून जिल्हा परिषदेवरील वर्चस्वासाठी जोरदार प्रयत्न सुरू केले आहेत. भाजपकडून चंद्रकांत पाटील व माधुरी मिसाळ, शिंदे शिवसेनेकडून पालकमंत्री प्रकाश आबिटकर व अजित पवार राष्ट्रवादीकडून वैद्यकीय शिक्षणमंत्री हसन मुश्रीफ यांच्यातील ईर्ष्या टोकाला गेली आहे. भाजपची जिल्ह्यातील सूत्रे कोणाच्या हाती असणार याची चर्चा सुरू असतानाच उच्च व तंत्रशिक्षण मंत्री चंद्रकांत पाटील यांनी पक्ष कार्यकर्त्यांची बैठक घेऊन मुख्यमंत्र्यांच्या आदेशावरून आपण येथे आल्याचे सांगत भाजपची सूत्रे कोणाच्या हाती या प्रश्नाचे परस्पर उत्तर देऊन टाकले. पाटील दौर्‍यावर येत कार्यकर्त्यांना भेटत असतानाच माधुरी मिसाळ यांनीही जिल्ह्यात सहपालकमंत्री म्हणून लक्ष घातले आहे. अंबाबाई व जोतिबा देवस्थान विकास आराखडा, जिल्ह्यातील विकासकामांचा आढावा, प्रशासनाला दिलेले आदेश यातून त्यांनी योग्य तो संदेश प्रशासनाला दिला आहे. त्याचबरोबर जनतेशी थेट संबंधित असलेल्या योजना पक्ष कार्यकर्त्यांमार्फत राबविण्यास सांगून पक्ष कार्यकर्त्यांना पक्ष कार्यात गुंतविले आहे. घरगुती गणेशोत्सव स्पर्धा घेऊन भाजपने घरोघरी संपर्क मोहीम राबविली आहे. शिंदे शिवसेनेची सगळी मदार ही पालकमंत्री प्रकाश आबिटकर यांच्यावर आहे. जिल्ह्यात शिंदे शिवसेनेचे तीन व सहयोगी एक असे चार आमदार आहेत. या चार आमदारांच्या संख्याबळावरच आबिटकर यांच्याकडे जिल्ह्याचे पालकमंत्रिपद चालून आले आहे. पालकमंत्री म्हणून जिल्ह्यच्या विकासकामात त्यांनी लक्ष घातले आहे. प्रशासनाबरोबर बैठका घेऊन ते आदेश देत आहेत. मात्र त्यांनी दिलेल्या आदेशाच्या अंमलबजावणीवर बरेच काही अवलंबून आहे. अजून निवडणुकीला वेळ आहे, तोवर विकासकामांचे आदेश प्रत्यक्षात येताना दिसायला हवेत. अजित पवार राष्ट्रवादीचा किल्ला हसन मुश्रीफ लढवत आहेत. केडीसीसी व गोकुळ या दोन बलाढ्य आर्थिक गडांची सत्ता हसन मुश्रीफ यांच्याकडे आहे. नव्या राजकीय जुळणीत त्यांनी काँग्रेसचे राहुल पाटील यांना पक्षात घेत करवीर या राजकीयदृष्ट्या मातब्बर तालुक्यात पक्षाची ताकद वाढविण्याचा प्रयत्न केला आहे. प्रशासनाला आदेश देत त्याची अंमलबजावणी होते की नाही याकडे ते कटाक्षाने पाहतात. जिल्हाभर विविध कार्यक्रमांचा धडाका लावत मुश्रीफ यांनी संपर्कमोहीम व्यापक केली आहे. 'Pudhari' is excited to announce the relaunch of its Android and iOS apps. Stay updated with the latest news at your fingertips. Android and iOS Download now and stay updated, anytime, anywhere. Pudhari Publications Private Limited</w:t>
       </w:r>
     </w:p>
     <w:p>
@@ -508,7 +508,7 @@
     </w:p>
     <w:p>
       <w:r>
-        <w:t>Title: इंग्रजी माध्यमातील शाळांनी गुणवत्तापूर्ण शिक्षणासाठी प्रयत्न करावेत-पालकमंत्री प्रकाश आबिटकर</w:t>
+        <w:t>Title: Maha CM To Develop A Comprehensive Policy For Cancer Treatment</w:t>
       </w:r>
     </w:p>
     <w:p>
@@ -520,13 +520,13 @@
           <w:rPr>
             <w:color w:val="0000FF"/>
           </w:rPr>
-          <w:t>https://maharashtranews1.com/English-medium-schools-should-strive-for-quality-education---Guardian-Minister-Prakash-Abitkar</w:t>
+          <w:t>https://menafn.com/1110064474/Maha-CM-To-Develop-A-Comprehensive-Policy-For-Cancer-Treatment</w:t>
         </w:r>
       </w:hyperlink>
     </w:p>
     <w:p>
       <w:r>
-        <w:t>Content: schedule09 Sep 25 person by visibility 68 categoryशैक्षणिक महाराष्ट्र न्यूज वन प्रतिनिधी, कोल्हापूर : ‘विद्यार्थ्यांच्या आवडीनिवडी, कल विचारात घेऊन शिक्षण दिले पाहिजे. इंग्रजी माध्यमातील शिक्षणाकडे कल वाढताना दिसत आहे. यामुळे इंग्रजी माध्यमातील शाळा व शिक्षकांनी गुणवत्तापूर्ण शिक्षणासाठी प्रयत्न करावेत. इंग्रजी माध्यमांच्या शाळांच्या समस्या सोडविण्यासाठी लवकरच बैठक घेऊ’असे पालकमंत्री प्रकाश आबिटकर यांनी सांगितले. इंग्लिश मीडियम स्कूल असोसिएशन (इम्सा) कोल्हापूरतर्फे शिक्षक पुरस्कार वितरण कार्यक्रम आयोजित केला होता. या कार्यक्रमात प्रमुख पाहुणे म्हणून मंत्री आबिटकर बोलत होते. प्राथमिक विभागाच्या शिक्षणाधिकारी मीना शेंडकर, माध्यमिक विभागाच्या शिक्षणाधिकारी सुवर्णा सावंत उपस्थित होते. हॉटेल सयाजी येथे कार्यक्रम झाला. याप्रसंगी मुख्याध्यापक, शिक्षक मिळून ४१ जणांना इम्सा पुरस्कारांनी गौरविले.याप्रसंगी असोसिएशनचे राज्य सचिव प्राचार्य प्रभाकर हेरवाडे यांनी मार्गदर्शन केले. schedule14 Sep 25 person by visibility 164 schedule14 Sep 25 person by visibility 928 schedule14 Sep 25 person by visibility 509 schedule14 Sep 25 person by visibility 155 schedule14 Sep 25 person by visibility 123 schedule06 Jul 20 person by visibility 528736 schedule05 Jul 23 person by visibility 33316 schedule07 Jul 24 person by visibility 25931 schedule22 Jul 24 person by visibility 24567 schedule29 Dec 21 person by visibility 24379</w:t>
+        <w:t>Content: Forgot Username or Password Date At the meeting, he said on Monday that it is necessary to set up cancer treatment centres at various levels for effective treatment of cancer. The Chief Minister also gave instructions to set up comprehensive cancer treatment services, diagnosis, day care radiotherapy and chemotherapy units in every district. He said that the incomplete construction of the Sant Tukadoji Maharaj Cancer Hospital building in Nagpur should be completed immediately. Necessary funds will be sought for this, he added. CM Fadnavis said that on behalf of Shri Sai Sansthan, an appeal will be made to Sai Sansthan for the construction of a state-of-the-art cancer hospital in Sainagar at Shirdi. He added that the needy people in the state should get immediate services for which a single cloud command centre should be established out of the three types of treatment centres. At the same time, patients fighting cancer should be provided with early diagnosis and effective treatment methods. The Chief Minister's instruction comes when the state Public Health Minister Prakash Abitkar in July said that the state government has proposed to construct two cancer hospitals in Aundh (Pune) and Nashik (Maharashtra) and eight district hospitals across the state to provide treatment to the rising number of patients and cut their expenses on expensive private healthcare services. Chief Minister Fadnavis said that the health department has submitted the proposal to Asian Development Bank for financial assistance of Rs 8,000 crore. MENAFN15092025000231011071ID1110064474 MENAFN15092025000231011071ID1110064474 Legal Disclaimer: MENAFN provides the information âas isâ without warranty of any kind. We do not accept any responsibility or liability for the accuracy, content, images, videos, licenses, completeness, legality, or reliability of the information contained in this article. If you have any complaints or copyright issues related to this article, kindly contact the provider above. Tags Comments Category Date Schoenherr Welcomes Top-Tier CEE English Law Debt Finance Team World and Middle East business and financial news, Stocks, Currencies, Market Data, Research, Weather and other data. Contact Us Click here Copyright Â© 2000 MENAFN. All rights reserved. Design &amp; Devleopment by MENAFN</w:t>
       </w:r>
     </w:p>
     <w:p>
@@ -539,7 +539,7 @@
     </w:p>
     <w:p>
       <w:r>
-        <w:t>Title: मोठी बातमी! शिवसेना शिंदे गट भाजपला देणार मोठा धक्का? पडद्यामागे घडामोडींना वेग, महापालिका निवडणुकीपूर्वीच…</w:t>
+        <w:t>Title: Shiv Sena Politics : शिंदेंची शिवसेना ठाकरेंचा उरलासुरला पक्षही फोडणार; कोल्हापुरात लवकरच मोठा धमाका...</w:t>
       </w:r>
     </w:p>
     <w:p>
@@ -551,13 +551,13 @@
           <w:rPr>
             <w:color w:val="0000FF"/>
           </w:rPr>
-          <w:t>https://www.tv9marathi.com/maharashtra/shiv-sena-shinde-faction-is-upset-on-bjp-office-bearers-in-dhule-expressed-their-displeasure-in-minister-abitkar-meeting-1491451.html/amp</w:t>
+          <w:t>https://sarkarnama.esakal.com/maharashtra/paschim-maharashtra/shiv-sena-politics-eknath-shinde-uddhav-thackeray-faction-defections-kolhapur-leaders-rm82-rg93</w:t>
         </w:r>
       </w:hyperlink>
     </w:p>
     <w:p>
       <w:r>
-        <w:t>Content: राज्यात लवकरच स्थानिक स्वराज्य संस्थांच्या निवडणुका होणार आहेत, शुक्रवारी जिल्हा परिषद अध्यक्ष, उपाध्यक्ष तसेच पंचायत समितीच्या सभापतीपदासाठी आरक्षण सोडत जाहीर झाली. पुढील काही महिन्यांमध्ये होणाऱ्या स्थानिक स्वराज्य संस्थांच्या निवडणुकीच्या पार्श्वभूमीवर आता घडामोडींना वेग आला आहे, महायुती आणि महाविकास आघाडीमधील सर्वच घटक पक्ष आपआपल्या पातळीवर कामाला लागले आहेत. दरम्यान राज्यातील स्थानिक स्वराज्य संस्थांच्या निवडणुका आम्ही महायुती म्हणूनच लढवणार आहोत, असं यापूर्वीच मुख्यमंत्री देवेंद्र फडणवीस यांनी स्पष्ट केलं आहे. एखाद्या ठिकाणी अपवाद असू शकतो, त्या ठिकाणी मैत्रिपूर्ण लढत होईल, मात्र आमचा स्थानिक स्वराज्य संस्थांच्या निवडणुकीसाठी पहिला पर्याय हा महायुतीचं असेल असं देवेंद्र फडणवीस यांनी काही दिवसांपूर्वीच म्हटलं आहे, त्यानंतर महायुतीच्या वरिष्ठ नेत्यांची भूमिका देखील तीच आहे. मात्र आता एक मोठी बातमी समोर येत आहे, ती म्हणजे शिवसेना शिंदे गटाच्या नाराजीचा फटका हा भाजपला बसण्याची शक्यता आहे. आरोग्य मंत्री प्रकाश आबिटकर यांच्या उपस्थितीमध्ये शिवसेना शिंदे गटाची धुळ्यात संवाद बैठक पार पडली, या बैठकीमध्ये शिवसेना शिंदे गटाची भाजपवर असलेली नाराजी दिसून आली आहे, धुळ्यातील पदाधिकाऱ्यांनी आणि स्थानिक नेत्यांनी नाराजी व्यक्त केली आहे. स्थानिक राजकारणात भाजप युतीचा धर्म पाळत नाही, येणाऱ्या स्थानिक स्वराज्य संस्थांच्या निवडणुकीत जर युती झाली तर ठीक, नाहीतर धुळे महानगरपालिकेवर शिवसेनेचा भगवा आम्ही फडकवू, शिवसेनेचं शहरात मोठं काम आहे, शिवसेनेचा महापौर धुळे महानगरपालिकेवर आम्ही बसवणार, त्यांची इच्छा असेल तर आम्ही युती करू, नाहीतर स्वतंत्र निवडणूक लढवू, 19 प्रभागात उमेदवार उभे करण्याची ताकद शिवसेनेत आहे, अशी भूमिका या बैठकीमध्ये शिवसेनेच्या स्थानिक पदाधिकाऱ्यांनी मांडली आहे. शिवसेना शिंदे गटाच्या जिल्हाध्यक्षांनी मंत्री आबिटकर यांच्यासमोर नाराजी व्यक्त केली आहे, त्यामुळे आता या नाराजीचा फटका भविष्यात भाजपला बसणार का हे पहाणं महत्त्वाचं असणार आहे, शिवसेनेच्या नाराजीमुळे महापालिका निवडणुकीपूर्वीच भाजपला मोठा धक्का बसू शकतो. Copyright © 2025 TV9Marathi. All rights reserved.</w:t>
+        <w:t>Content: Kolhapur News : आगामी स्थानिक स्वराज्य संस्थेच्या निवडणुकीच्या पार्श्वभूमीवर गेल्या अनेक दिवसांपासून कोल्हापूर जिल्ह्यात उपमुख्यमंत्री एकनाथ शिंदेंच्या शिवसेनेने भाजप, राष्ट्रवादी, काँग्रेस, राष्ट्रवादी शरदचंद्र पवार पक्ष, आणि शिवसेना उद्धव बाळासाहेब ठाकरे पक्षातील अनेक मातब्बर पदाधिकाऱ्यांचा पक्षप्रवेश करून घेतला आहे. आता शिंदे पुन्हा एकदा धमाका करण्याच्या तयारीत आहेत. कोल्हापूरचे पालकमंत्री आणि राज्याचे सार्वजनिक आरोग्य मंत्री प्रकाश आबिटकर यांच्या मार्गदर्शनाखाली दोन ते तीन महिन्यांपूर्वी मुंबईत महापौर, माजी महापौर, उपमहापौर, नगरसेवक अशा एकूण 37 जणांचा पक्षप्रवेश झाला होता. त्यानंतर पुन्हा एकदा शिवसेना ठाकरेंना धक्का देणार असल्याची माहिती समोर आली आहे. राज्य नियोजन मंडळाचे अध्यक्ष आमदार राजेश क्षीरसागर यांच्या नेतृत्वाखाली येत्या काही दिवसांमध्ये काँग्रेससह ठाकरेंची शिवसेना यांच्या पक्षातील काही प्रमुख पदाधिकारी आणि नगरसेवकांचा पक्षप्रवेश मुंबई येथे होणार आहे. गेल्या काही दिवसांपासून या चर्चा अधिक रंगल्या होत्या. मात्र पहिल्या टप्प्यातील पक्षप्रवेश झाल्यानंतर या चर्चांना ब्रेक मिळाला होता. ठाकरेंच्या पक्षात उरलेल्या काही माजी नगरसेवकांना शिंदेंच्या शिलेदारांनी फोडल्याचे सांगितले जात आहे. जवळपास 15 ते 20 जणांचा गट पक्षप्रवेश करणार असल्याच्या चर्चांना उधाण आले आहे. पहिल्या टप्प्यातील पक्षप्रवेश झाल्यानंतर अनेकांनी प्रारूप प्रभाग रचनेनंतर निर्णय घेण्याची तयारी दर्शवली होती. मनासारखा प्रभाग रचना झाल्यानंतर अनेकांनी या पक्षप्रवेशाला सहमती देण्याचा निर्णय घेतला होता. पंधरा दिवसांपूर्वी प्रारूप प्रभाग रचना जाहीर झाल्यानंतर पक्षप्रवेशाच्या या घडामोडीला आता वेग आला आहे. अनेकांसाठी सोयीस्कर प्रभाग झाल्यानंतर सत्तेतील पक्षासोबत राहण्यासाठी आणि त्यातून निवडून येण्यासाठी पक्षप्रवेशाचा पर्याय स्वीकारला आहे. त्यामुळे उद्धव ठाकरेंना पुन्हा एकदा कोल्हापुरात मोठा झटका बसणार असल्याचे स्पष्ट झाले आहे. अद्याप कोणते माजी नगरसेवक, पदाधिकारी पक्षप्रवेश करणार याची अधिकृत माहिती समोर आलेली नाही. सरकारनामाचे सदस्य व्हा शॉपिंगसाठी 'सकाळ प्राईम डील्स'च्या भन्नाट ऑफर्स पाहण्यासाठी क्लिक करा. Read Latest Marathi Political News, Breaking Political News from Maharashtra, India, Pune &amp; Mumbai at Sarkarnama. To Get Live Political Marathi News on Mobile, Download the Sarkarnama Mobile App for Android and IOS. सरकारनामा आता सर्व सोशल मीडिया प्लॅटफॉर्मवर. ताज्या राजकीय घडामोडींसाठी फेसबुक, ट्विटर, इन्स्टाग्राम, शेअर चॅट, टेलिग्रामवर आणि व्हॉट्सॲप आम्हाला फॉलो करा. तसेच, सरकारनामा यूट्यूब चॅनेलला आजच सबस्क्राइब करा. Follow Us Copyright © 2025 Sakal Media Group – All Rights Reserved Powered by Quintype वेबसाईटवर ब्राउझिंगचा अनुभव सर्वोत्तम असावा, यासाठी आम्ही कुकीजचा वापर करतो. कुकीजमुळे तुम्हाला तुमच्या आवडत्या मजकुराची शिफारस करता येते. आमचे गोपनीयता आणि कुकीजसंदर्भातील धोरण तुम्हाला मान्य आहे.</w:t>
       </w:r>
     </w:p>
     <w:p>
@@ -570,7 +570,7 @@
     </w:p>
     <w:p>
       <w:r>
-        <w:t>Title: Akola : अस्वच्छतेमुळे आरोग्यमंत्र्याचा दौरा रद्द! आमदारांची आरोग्य विभागावर टीका, सरकारला दिला घरचा आहेर</w:t>
+        <w:t>Title: कोल्हापूरकरांची चंगळ! रानभाज्यांच्या 450 खाद्यकृतींमुळं जिल्हास्तरीय रानभाजी महोत्सवाला रंगत - RANBHAJI MAHOTSAV KOLHAPUR</w:t>
       </w:r>
     </w:p>
     <w:p>
@@ -582,13 +582,13 @@
           <w:rPr>
             <w:color w:val="0000FF"/>
           </w:rPr>
-          <w:t>https://saamtv.esakal.com/amp/story/maharashtra/akola-district-hospital-dirt-health-minister-prakash-abitkar-visit-cancelled-mla-criticism-government-slammed-latest-marathi-news-yps99</w:t>
+          <w:t>https://www.etvbharat.com/amp/mr/!state/kolhapurs-wild-vegetable-festival-promotes-local-cuisine-and-women-culinary-talent-maharashtra-news-mhs25092003298</w:t>
         </w:r>
       </w:hyperlink>
     </w:p>
     <w:p>
       <w:r>
-        <w:t>Content: अकोला जिल्हा रुग्णालयातील अस्वच्छतेमुळे आरोग्यमंत्र्यांचा दौरा रद्द.महायुती आमदारांनी आरोग्य विभागावर जोरदार टीका केली.प्रकाश भारसाकळे यांनी सरकारला घरचा आहेर दिला. अकोला जिल्हा रुग्णालयातील अस्वच्छतेमुळे आरोग्यमंत्र्यांचा दौरा रद्द. महायुती आमदारांनी आरोग्य विभागावर जोरदार टीका केली. प्रकाश भारसाकळे यांनी सरकारला घरचा आहेर दिला. अक्षय गवळी, साम टीव्ही, प्रतिनधी अकोला : आज राज्याचे आरोग्यमंत्री प्रकाश आबिटकर अकोल्याच्या एक दिवसीय दौर्यावर होतेय. या दौर्यात ते अकोल्याच्या जिल्हा सामान्य रुग्णालयाला भेट देणार होतेय. मात्र, रुग्णालयात स्वच्छता नसल्याने त्यांना आपली नियोजीत भेटच रद्द करावी लागली आहे. अकोला जिल्हा रुग्णालयातील अस्वच्छतेच्या मुद्द्यावरून रूग्णालय प्रशासनाला स्वत: आरोग्यमंत्र्यांसह जिल्ह्यातील आमदार आणि जिल्हाधिकारी वर्षा मिना यांनी धारेवर धरलेय. आरोग्यमंत्र्यांचा दौरा दोन दिवसांपूर्वी येऊनही जिल्हा रुग्णालयात कोणतीही स्वच्छता नसल्याने अखेर आरोग्यमंत्र्यांवर पाहणी दौराच रद्द करण्याची नामुश्की ओढवलीय. या बैठकीत भाजप आमदार आणि मुख्य प्रतोद रणधीर सावरकर, राष्ट्रवादीचे आमदार अमोल मिटकरी यांनी जिल्हा रूग्णालयाच्या कारभारावर जोरदार टीका केलीय. दरम्यान, याच आढावा बैठकीत उपस्थित अकोटचे भाजप आमदार प्रकाश भारसाकळे यांनी आरोग्यमंत्र्यांसमोरच सरकारला घरचा आहेर दिलाय. अकोट आणि तेल्हारा तालुक्यात आरोग्य खात्याची कामगिरी अतिशय सुमार असल्याची टीका त्यांनी केलीय. - सार्वजनिक आरोग्य मंत्र्यांची अकोला शासकीय रुग्णालयाकडं फिरवली पाठ.. - शासकीय रुग्णालयातील अस्वच्छतेमूळ सार्वजनिक मंत्री प्रकाश आबिटकर यांची भेट रद्द करण्यात आली.. - आबिटकरांनी अकोला जिल्हाधिकारी कार्यालयात आज आरोग्य विभागाची बैठक घेतली.. सत्ताधारी आमदारांसह स्वतः जिल्हाधिकाऱ्यांनी शासकीय रुग्णालयातील अस्वच्छतेचे संदर्भात तक्रारीचा पाढा वाचला.. - रुग्णालयाचे अधिष्ठाता संजय सोनवने यांना रुग्णालयातील स्वच्छतेच्या मुद्द्यावर आमदारांचं अधिकाऱ्यांनी चांगलंच घेरलं.. प्रकाश भारसाकळे : - भाजपचे आमदार प्रकाश भाळसाकळे यांनी दिला सरकारला घरचा आहेर... - सार्वजनिक आरोग्यमंत्र्यांसमोर आरोग्याच्या समस्यांचा भाजप आमदाराने वाचला आरोग्य विभागाच्या अकार्यक्षमतेचा पाढा.. - अकोट आणि तेल्हारा तालुक्यात आरोग्य खात्याची परिस्थिती अतिशय वाईट.. - विशेषतः आदिवासी आणि सातपुडा पर्वतरांगाला लागून अलसेला भाग अनेक समस्यांनी ग्रस्त आहे, ज्यात अपुऱ्या पायाभूत सुविधा, वैद्यकीय सुविधांची कमतरता, प्रशिक्षित कर्मचाऱ्यांचा अभाव, सार्वजनिक आरोग्याच्या समस्या मांडल्या.. - मात्र, अधिकारी पाहिजे तसा प्रतिसाद आपल्याला देत नसल्याचा आमदार भारसाकळे यांचा आरोप. सकाळ+चे सदस्य व्हा शॉपिंगसाठी 'सकाळ प्राईम डील्स'च्या भन्नाट ऑफर्स पाहण्यासाठी क्लिक करा. Read Marathi news and watch Live TV. Breaking news from Maharashtra, India, Pune, Mumbai, Politics, Entertainment, Sports, Lifestyle at SaamTV. Get Live Marathi news on Mobile. Download the Saam Tv app for Android and IOS. Copyright © 2025 Sakal Media Group – All Rights Reserved</w:t>
+        <w:t>Content: उत्तर प्रदेश उत्तराखंड छत्तीसगढ़ झारखंड दिल्ली बिहार मध्य प्रदेश राजस्थान हरियाणा हिमाचल प्रदेश ఆంధ్రప్రదేశ్ తెలంగాణ महाराष्ट्र maharashtra Follow Us ETV Bharat / state By ETV Bharat Marathi Team Published : September 20, 2025 at 6:17 PM IST Updated : September 20, 2025 at 8:28 PM IST कोल्हापूर : लोकसहभागातून उभ्या राहिलेल्या कृषी आणि खाद्यसंस्कृतीला अधोरेखित करणारा जिल्हास्तरीय रानभाजी महोत्सव कोल्हापुरात मोठ्या उत्साहात संपन्न झाला. राजारामपुरीतील व्ही. टी. पाटील सभागृहात आयोजित या कार्यक्रमाचं उद्घाटन सार्वजनिक आरोग्य व कुटुंब कल्याण मंत्री तथा पालकमंत्री प्रकाश आबिटकर यांच्या हस्ते झालं. महिलांच्या उत्सफूर्त सहभागामुळं रंगला महोत्सव :या रानभाज्या महोत्सवाचं खास आकर्षण ठरलं ते म्हणजे महिलांचा उत्स्फूर्त सहभाग. सुमारे 150 महिला बचत गट आणि 100 पेक्षा अधिक महिलांनी पाककला स्पर्धेत भाग घेत आरोग्यदायी आणि चवदार पदार्थ सादर केले. 450 हून अधिक खाद्यकृतींमुळं या महोत्सवाला खरी रंगत आली. स्पर्धांमध्ये रानभाजी मांडणी प्रकारात निता पडवळ यांनी प्रथम, राधानगरीतील कुडूत्री इथल्या महिला बचत गटानं दुसरा, तर कातळी इथल्या कविता जाधव यांनी तिसरा क्रमांक पटकावला. पिरळ राधानगरीच्या शितलाम बचत गटाला उत्तेजनार्थ पारितोषिक जाहीर झालं. शेवग्याच्या भाजीचं डेजर्ट :पाककला स्पर्धेत राधानगरीच्या पूजा पाटील यांनी प्रथम, हातकणंगले तालुक्यातील भादोले गावातील शोभादेवी पाटील यांनी दुसरा तर कदमवाडीतील राणी कदम यांनी तिसरा क्रमांक पटकावला. विशिष्ट कामगिरीबद्दल सर्वांना पालकमंत्री आबिटकर यांच्या हस्ते स्मृतिचिन्ह, प्रमाणपत्र आणि पुष्पगुच्छ देऊन गौरवण्यात आलं. प्रथम क्रमांक पटकावलेल्या राधानगरीच्या पूजा पाटील यांनी आगळंवेगळं शेवग्याचं डेजर्ट बनवलं होतं. तसंच भोपळ्याचे फ्रेंच फ्राईज असे अनोखे पदार्थ प्रदर्शनात आलेल्या नागरिकांना पाहायला मिळाले. प्रदर्शन पाहण्यासाठी विद्यार्थ्यांची गर्दी : रानभाज्या महोत्सवाला शालेय आणि महाविद्यालयीन विद्यार्थ्यांनी लावलेल्या उपस्थितीमुळं रानभाज्यांचे औषधी गुणधर्म आणि पोषण मूल्यांविषयी तरुणाईमध्ये जागरूकता निर्माण झाली. सुमारे 40 प्रजातींच्या रानभाज्यांचं प्रदर्शन विद्यार्थ्यांना आणि नागरिकांना निसर्गसंपत्तीची नवी ओळख करून देणारे ठरले. "रानभाज्या केवळ ग्रामीण भागापुरत्या मर्यादित न राहता राज्यभर पोहोचाव्यात, यासाठी हा महोत्सव राज्यस्तरावर घेण्यात यावा," - प्रकाश आबिटकर, मंत्री रानभाज्यांच्या मार्केटिंगचा नवा विचार :महोत्सवात बोलताना पालकमंत्री प्रकाश आबिटकर यांनी रानभाज्यांच्या प्रसाराला आवश्यक तेवढा बाजारपेठेचा आधार मिळालेला नाही, याबद्दल खंत व्यक्त केली. "या भाज्यांचा समावेश हॉटेल व्यवसायात करण्यासाठी जिल्ह्यातील हॉटेल असोसिएशनशी चर्चा करणार आहोत. रानभाज्यांमुळं आरोग्यदायी जीवनशैलीला चालना मिळेल,” असा विश्वास मंत्री प्रकाश आबिटकर यांनी व्यक्त केला. ‘रानभाजी इ-माहिती पुस्तिके’चे प्रकाशन : या महोत्सवानं केवळ खाद्यपदार्थांवर थांबण्याऐवजी व्यावसायिक बाबींनासुद्धा प्राधान्य दिलं. यावेळी ‘रानभाजी माहिती पुस्तिका’चं प्रकाशन करण्यात आलं. ऑनलाईन स्वरूपात ही माहिती पुस्तिका उपलब्ध असणार असून विविध रानभाज्यांची माहिती, त्यांचे आरोग्यवर्धक गुणधर्म आणि उपयोग अशी सर्व माहिती या पुस्तिकेमुळं सोप्या भाषेत उपलब्ध झाली आहे. पावसामुळं नागरिकांची तारांबळ : कोल्हापुरात पावसामुळं नागरिकांची तारांबळ उडाली. अशीच परिस्थिती रानभाजी महोत्सव आयोजित केलेल्या ठिकाणी पहायला मिळाली. रानभाज्यांचे स्टॉल हे हॉलच्या बाहेरदेखील मांडले होते. अचानक आलेल्या पावसामुळं अनेकांची तारांबळ उडाली. नागरिकांना चाखायला मिळाल्या रानभाज्या :कार्यक्रमास विभागीय कृषी सहसंचालक बसवराज मास्तोळी, जिल्हा कृषी अधिकारी व आत्मा प्रकल्प संचालक जालिंदर पांगरे, अधीक्षक कृषी अधिकारी अजय कुलकर्णी व रानभाजी तज्ज्ञ डॉ. शहाजी कुरणे यांची प्रमुख उपस्थिती होती. रानावनात पिकणाऱ्या अनेक दुर्मीळ भाज्यांची चव रानभाजी महोत्सवामुळं शहरात राहणाऱ्या नागरिकांना चाखायला मिळाली. हेही वाचा : For All Latest Updates TAGGED: ABOUT THE AUTHOR ETV Bharat Marathi Team ...view details Copyright © 2025 Ushodaya Enterprises Pvt. Ltd., All Rights Reserved.</w:t>
       </w:r>
     </w:p>
     <w:p>
@@ -601,7 +601,7 @@
     </w:p>
     <w:p>
       <w:r>
-        <w:t>Title: अखेर एनआरएचएम कर्मचाऱ्यांचा संप २३ दिवसांनी मागे, १० मागण्यांना तत्त्वतः मान्यता</w:t>
+        <w:t>Title: प्रधानमंत्री जन आरोग्य योजना आणि महात्मा फुले जन आरोग्य योजनेतील उपचारांची संख्या तब्बल 1043 ने वाढविणार!!</w:t>
       </w:r>
     </w:p>
     <w:p>
@@ -613,13 +613,13 @@
           <w:rPr>
             <w:color w:val="0000FF"/>
           </w:rPr>
-          <w:t>https://www.lokmat.com/ratnagiri/the-strike-called-by-the-employees-of-the-national-health-mission-was-finally-called-off-after-a-meeting-with-health-minister-prakash-abitkar-a-a746/</w:t>
+          <w:t>https://thefocusindia.com/maharashtra-news/pradhan-mantri-jan-arogya-284260/amp/</w:t>
         </w:r>
       </w:hyperlink>
     </w:p>
     <w:p>
       <w:r>
-        <w:t>Content: हिंदी | English सोमवार १५ सप्टेंबर २०२५ FOLLOW US : शहरं व्हिडीओ सखी आणखी By ऑनलाइन लोकमत | Updated: September 11, 2025 17:27 IST2025-09-11T17:26:35+5:302025-09-11T17:27:06+5:30 रत्नागिरी : राष्ट्रीय आरोग्य अभियानातील (एनएचएम) कर्मचाऱ्यांनी पुकारलेला संप आरोग्यमंत्री प्रकाश आबिटकर यांच्यासमवेत झालेल्या बैठकीनंतर बुधवारी (दि. १०) अखेर मागे घेण्यात आला. शासनाने या कर्मचाऱ्यांच्या १३ पैकी १० मागण्यांना तत्त्वतः मान्यता दिली. तसे पत्र राष्ट्रीय आरोग्य अभियान एकत्रीकरण समितीच्या पदाधिकाऱ्यांना देण्यात आले. यामुळे गेल्या २३ दिवसांपासून सुरू असलेला बेमुदत संप अखेर मागे घेण्याचा निर्णय संघटनेने घेतला.१४ मार्च २०२४ रोजी झालेल्या शासन निर्णयाची अंमलबजावणी व्हावी, यासाठी १९ ऑगस्टपासून ‘एनआरएचएम’च्या जिल्ह्यातील सुमारे ८०० अधिकारी व कर्मचाऱ्यांचे बेमुदत काम बंद आंदोलन सुरू होते. या आंदोलनाचा मोठा परिणाम जिल्ह्यातील आरोग्यसेवेवर झाला होता. आपल्या मागण्यांसाठी शासनाला जाग यावी, यासाठी ‘एनआरएचएम’च्या कर्मचारी, अधिकाऱ्यांनी रत्नागिरी शहरातून रॅली काढली होती. त्यानंतरही बुधवारपर्यंत हे आंदोलन सुरू होते.कर्मचारी मूल्यांकन अहवालानुसार, मानधनवाढ न करता सरसकट दरवर्षी ८ टक्के व एकवेळची बाब म्हणून सन २०२५ व २६ मध्ये १० टक्के वार्षिक वाढ करावी, ३ व ५ वर्षे सेवा पूर्ण झालेले अधिकारी व कर्मचारी यांना लॉयटी बोनस पूर्ववत लागू करणे, वेतन सुरक्षा नियमानुसार मानधन संरक्षित करावे, जुन्या कर्मचाऱ्यांची नवीन ठिकाणी नियुक्ती झाल्यास लागू करणे,कर्मचाऱ्यांना विमा संरक्षण अपघाती मृत्यू पाच लक्ष अपंगत्व २५ लाख औषधोपचार २ ते ५ लाखप्रमाणे लागू करणे, यासह समायोजनाबाबत पहिल्या टप्प्यात १० वर्षांहून अधिक सेवा पूर्ण झालेल्या जिल्ह्यातील शेकडो कर्मचाऱ्यांना फायदा होणार असून, भविष्यात सर्व राष्ट्रीय आरोग्य अभियानातील कर्मचाऱ्यांना त्याचा लाभ होणार आहे. काही मागण्या टप्प्याटप्प्याने मार्गी लागणार आहेत. मागण्या मंजूर झाल्याने हे आंदोलन मागे घेण्यात आले असून, ‘एनआरएचएम’च्या कर्मचाऱ्यांनी समाधान व्यक्त केले. FOLLOW US : Copyright © 2025 Lokmat Media Pvt Ltd</w:t>
+        <w:t>Content: विशेष प्रतिनिधी मुंबई : प्रधानमंत्री जन आरोग्य योजना आणि महात्मा ज्योतिराव फुले जन आरोग्य योजनेतील उपचारांची संख्या 1356 वरून 2399 पर्यंत वाढविण्यात येणार आहे. मुख्यमंत्री देवेंद्र फडणवीस यांच्या अध्यक्षतेखाली आज मुंबई येथे एकत्रित आयुष्मान भारत – प्रधानमंत्री जन आरोग्य योजना आणि महात्मा ज्योतिराव फुले जन आरोग्य योजनेच्या अंमलबजावणीच्या धोरणात्मक बाबींवर निर्णय घेण्याकरीता गठीत राज्य आरोग्य हमी सोसायटी नियामक परिषदेची बैठक संपन्न झाली. एकत्रित आयुष्मान भारत प्रधानमंत्री जन आरोग्य योजना आणि महात्मा ज्योतिराव फुले जनआरोग्य योजनेमध्ये राज्यात नवीन 2399 उपचारांना तसेच ₹5 लाखांपेक्षा जास्त रक्कमेच्या अवयव प्रत्यारोपणाच्या उपचारांसाठी कॉर्पस फंड निर्माण करण्यास बैठकीत मान्यता देण्यात आली. या कॉर्पस फंड निधीतून हृदयप्रत्यारोपण, फुफ्फुस प्रत्यारोपण, किडनी प्रत्यारोपण, बोन मॅरो प्रत्यारोपण आदी सह 9 विविध उपचारांची शिफारस यावेळी मान्य करण्यात आली. यासंदर्भात मुख्यमंत्री फडणवीस म्हणाले की, महात्मा ज्योतिराव फुले जन आरोग्य योजना आणि प्रधानमंत्री जन आरोग्य योजना या दोन्ही योजनेत सुचीबद्ध असलेल्या रुग्णालयांचे तालुकानिहाय मॅपिंग करावे. संबंधित तालुक्यात 30 खाटांचे एकही रुग्णालय नसल्यास, अशा ठिकाणी उपलब्ध असलेल्या रुग्णालयात योजनेचा लाभ देऊन त्यांच्या देयकाच्या अदागीची वेगळी व्यवस्था निर्माण करावी. तसेच अशा तालुक्यामध्ये 30 खाटांचे रुग्णालय सुरु करण्यासाठी खाजगी रुग्णालयांना आमंत्रित करून सुविधा द्याव्यात. या योजनेच्या प्रभावी अंमलबजावणीसाठी ग्रामीण भागात आरोग्य मित्रांची संख्या वाढवावी. जन आरोग्य योजनेत समाविष्ट असलेल्या रुग्णालयांना त्यांची देयके वेळेत देण्यात यावीत. जेणेकरून ती रुग्णालये रुग्णांना दर्जेदार उपचार देतील. तसेच या योजनेतील उपचार, रुग्णालये, लाभ यांची माहिती मिळण्यासाठी कृत्रिम बुद्धिमत्तेवर आधारित ॲप तयार करावे. त्यामध्ये चॅटबॉटद्वारे सर्व माहिती मिळण्याची व्यवस्था करावी. आरोग्य विभागाने गेल्या 6 महिन्यात अत्यंत गतीने कामात सुधारणा करून उत्तम काम केले आहे. योजनेच्या अंमलाबजावणीसाठी अधिक गतीने व पारदर्शकपणे काम करावे, जेणेकरून पुढील काळात देशातील पहिल्या तीनमध्ये राज्याचा क्रमांक येईल, असे मुख्यमंत्री फडणवीस यावेळी म्हणाले. बैठकीत घेण्यात आलेले अन्य महत्वाचे निर्णय : ✅प्राथमिक आरोग्य केंद्रस्तरावर करता येऊ शकतील अशा 25 उपचारांचा योजनेत समावेश ✅सर्व ग्रामीण आणि शहरी प्राथमिक आरोग्य केंद्रे योजनेत समाविष्ट करण्यात येणार ✅उपचारांच्या दर निश्चितीला मान्यता ✅वैद्यकीय उपचारांची मार्गदर्शक तत्त्वे निर्गमित करण्यास मान्यता ✅रुग्णालयांना श्रेणीनुसार दर देण्याची पद्धत बंद करून राष्ट्रीय आरोग्य प्राधिकरणाच्या धोरणानुसार गुणवत्ता प्रमाणपत्र धारक रुग्णालयांना आणि आकांक्षित जिल्ह्यातील रुग्णालयांना प्रोत्साहनपर अधिकची रक्कम देण्यात येणार ✅योजनेअंतर्गत सार्वजनिक आरोग्य, वैद्यकिय शिक्षण, नगर विकास विभागांच्या रुग्णालयांचा सहभाग वाढविण्यासाठी सूचना निर्गमित करण्यात येणार ✅समग्र यादीतील राज्याचे 438 उपचार टीएमएस 2.0 प्रणालीशी सुसंगत करण्यात येणार यावेळी मंत्री छगन भुजबळ, मंत्री संजय शिरसाट, राज्यमंत्री माधुरी मिसाळ आणि संबंधित अधिकारी उपस्थित होते तर मंत्री प्रकाश आबिटकर, मंत्री अदिती तटकरे हे दूरदृश्य प्रणालीद्वारे उपस्थित होते. महत्वाच्या बातम्या Technical by Swaraj IT Services</w:t>
       </w:r>
     </w:p>
     <w:p>
@@ -632,7 +632,7 @@
     </w:p>
     <w:p>
       <w:r>
-        <w:t>Title: “मराठा समाजाला न्याय देताना ओबीसींवर अन्याय नाहीच”- मंत्र्यांचा दावा; पाच हजार पदनिर्मितीसाठी…</w:t>
+        <w:t>Title: Full page newspaper ads and slew of initiatives Shiv Sena goes all out to celebrate PM's birthday</w:t>
       </w:r>
     </w:p>
     <w:p>
@@ -644,13 +644,13 @@
           <w:rPr>
             <w:color w:val="0000FF"/>
           </w:rPr>
-          <w:t>https://www.loksatta.com/nagpur/prakash-abitkar-assures-maratha-reservation-justice-without-harming-obc-rights-5000-new-health-sector-jobs-vsd-99-5366250/</w:t>
+          <w:t>https://www.theweek.in/wire-updates/national/2025/09/18/bom59-mh-pm-bday-ld-shinde.html</w:t>
         </w:r>
       </w:hyperlink>
     </w:p>
     <w:p>
       <w:r>
-        <w:t>Content: अकोला : राज्यात आरक्षणाच्या बाबतीत मराठा समाजाला न्याय देतांना ओबीसीतील इतर समाजांवर कुठलाही अन्याय होणार नाही, असा दावा आरोग्य मंत्री प्रकाश आबिटकर यांनी केला. आगामी काळात आरोग्य क्षेत्रातील पाच हजार पदनिर्मिती केली जाणार असल्याचेही त्यांनी सांगितले. अकोला जिल्ह्यात शिवसेनेचा संघटनात्मक आढावा घेण्यासाठी आले असता त्यांनी माध्यमांशी संवाद साधला. ते म्हणाले, ‘‘मराठा समाजाला कुणबी समाजाचे दाखले देण्याबाबत विरोध नाही. महाराष्ट्रातील सर्व जाती-धर्माला सोबत घेऊन कार्य करणे हेच महायुती सरकारचे ध्येय आहे. त्या दृष्टीने मुख्यमंत्री व दोन्ही मुख्यमंत्री कार्यरत आहे. सरकारने ठोस भूमिका घेतली. मराठा समाजाला न्याय देत असलो तरी ओबीसींवर कुठलाही अन्याय होणार नाही, असे वारंवार मुख्यमंत्री, उपमुख्यमंत्र्यांनी स्पष्ट केले आहे.’’ राज्यात शिवसेनेच्या संघटनात्मक बांधणीचे काम जोमात सुरू आहे. संघटन मजबुत करण्याचे लक्ष्य ठेवण्यात आले. स्थानिक स्वराज्य संस्थांच्या निवडणुका पूर्ण ताकदीने लढण्यात येतील. भारत-पाकिस्तान सामन्यासंदर्भात शिवसेनेची भूमिका देखील त्यांनी स्पष्ट केली. अतिरेक्यांविरोधात पंतप्रधान नरेंद्र मोदी यांनी आक्रमक कारवाई केली. हे सगळ्या जगाने पाहिले. तीच भूमिका शिवसेनेची देखील आहे. अतिरेकी आणि पाकिस्तान विरोधात शिवसेनेची सुरुवातीपासूनची भूमिका स्पष्ट आहे, असे ते म्हणाले. महाराष्ट्रात आरोग्य क्षेत्रातील पाच हजार पदनिर्मिती करण्याचे प्रयत्न सुरू आहेत. येत्या महिन्यात त्याची कार्यवाही पूर्ण होईल, असे देखील त्यांनी सांगितले. जिल्ह्यातील रुग्णालयांसाठी आवश्यक पद मान्यता व प्रक्रिया निश्चितपणे पूर्ण केली जाईल. आवश्यक सुविधांसाठी निधी कमी पडू देणार नाही. गरीब व गरजू व्यक्तींना स्थानिक पातळीवर उपचार उपलब्ध करून देण्यासाठी ग्रामीण आरोग्य यंत्रणा तत्पर ठेवण्याचे निर्देश आरोग्य मंत्री प्रकाश आबिटकर यांनी आज येथे दिले. आरोग्य मंत्र्यांनी जिल्ह्यातील आरोग्य यंत्रणेची बैठक जिल्हाधिकारी कार्यालयात घेतली. यावेळी आ.रणधीर सावरकर, आ.प्रकाश भारसाकळे, आ.अमोल मिटकरी, जिल्हाधिकारी वर्षा मीना, जि. प. मुख्य कार्यकारी अधिकारी अनिता मेश्राम, माजी आमदार गोपीकिशन बाजोरिया आदी उपस्थित होते. जिल्ह्यात ‘ट्रॉमा केअर सेंटर’ नाही. त्यासाठी आवश्यक प्रस्ताव द्यावा. ते पूर्ण होण्यासाठी निश्चितपणे सहकार्य करू. आयुष्मान भारत योजनेसारख्या विनामूल्य उपचार उपलब्ध करून देणाऱ्या योजना लाभार्थ्यांपर्यंत पोहोचवा. प्राथमिक आरोग्य केंद्र बळकट करण्याचे निर्देश आरोग्य मंत्र्यांनी दिले आहेत. मनोरंजन विश्वात कलाकारांच्या डेटिंगबद्दल अनेक अफवा पसरतात. अभिनेत्री श्वेता तिवारीची मुलगी पलक तिवारी आणि सैफ अली खानचा मुलगा इब्राहिम अली खान यांच्या नात्याबद्दलही अशाच चर्चा आहेत. श्वेता तिवारीने या अफवांवर प्रतिक्रिया देत सांगितलं की, पलकचं नाव अनेक मुलांशी जोडलं जातं, ज्यामुळे तिला चिंता वाटते. पलक निरागस असून ट्रोल्सकडे दुर्लक्ष करते. श्वेताने मजेशीरपणे सांगितलं की, पलक कधी कधी तिला डेटिंगबद्दल मजेत सांगते, पण हे त्रासदायकही असतं.</w:t>
+        <w:t>Content: Mumbai, Sep 17 (PTI) As Prime Minister Narendra Modi celebrated his 75th birthday on Wednesday, Maharashtra Deputy Chief Minister Eknath Shinde hailed his leadership and resolve to create a "New India", while his party launched a host of initiatives to mark the occasion.Shinde's party Shiv Sena, a key BJP ally, published full page advertisements in leading dailies and organised different initiatives to celebrate Modi's birthday.In a post of X, the deputy CM hailed the Prime Minister for his contributions to the nation.Modi has taken long strides with a resolve to create a "New India" and has changed the face of the country in the last 10 years, Shinde noted.The Shiv Sena published advertisements in several dailies with Shinde extending best wishes to the PM. Government departments run by Shiv Sena ministers launched several initiatives to mark the occasion.The Urban Development Department, headed by Shinde, announced a scheme under which Rs 1 crore will be disbursed to municipal councils and town councils for developing 'Namo Parks'.The scheme will benefit 394 municipal councils and town councils.Farm approach roads spanning 5,106 kms, built by the Employment Guarantee Department at a cost of Rs 1,100 crore, were inaugurated on the occasion of the prime minister's birthday. The Employement Guarantee Department is headed by Sena minister Bharat Gogawale.The School Education Department, headed by party minister Dada Bhuse, will develop 750 zilla parishad schools as model schools which will be equipped with smart classrooms, science laboratories, computer labs, libraries, sports facilities and latest digital equipment.The Public Health Department, helmed by Shiv Sena cabinet member Prakash Abitkar, launched 20 initiatives, including organising 75 health camps and as many dental camps.The Industries Department started Namo Technical Skill Centre, Namo Automobile Skill Centre, Namo Textile Skill Centre, Namo Soft Skill Development Centre. The department is headed by another Shiv Sena minister, Uday Samant.The Water Conservation Department, under the Watershed Development 2.0 scheme, has undertaken deepening of 'naalas' (drains) in 75 villages. The Water Conservation Department is headed by minister Gulabrao Patil.The Transport Department, headed by party minister Pratap Sarnaik, started free reading joint at 75 bus depots. (This story has not been edited by THE WEEK and is auto-generated from PTI) Omar Abdullah reviews highway restoration work amid fears of essential supplies shortage in Kashmir PCB claims Andy Pycroft apologised to captain Salman Ali Agha, removed from remaining Asia Cup matches played by Pakistan Will 'Demon Slayer: Kimetsu no Yaiba Infinity Castle' end 'Lokah: Chapter 1 - Chandra' dream run in box office? China orders tech giants to halt use of Nvidia AI chips amid US tensions Explained: How the precision timekeeping project will benefit India? Copyright © 2024 All rights reserved</w:t>
       </w:r>
     </w:p>
     <w:p>
@@ -663,7 +663,7 @@
     </w:p>
     <w:p>
       <w:r>
-        <w:t>Title: Dhule News : आरोग्यमंत्री प्रकाश आबिटकर यांचे बोगस डॉक्टरांवर कारवाईचे आदेश</w:t>
+        <w:t>Title: Maha CM to develop a comprehensive policy for cancer treatment</w:t>
       </w:r>
     </w:p>
     <w:p>
@@ -675,292 +675,13 @@
           <w:rPr>
             <w:color w:val="0000FF"/>
           </w:rPr>
-          <w:t>https://www.esakal.com/amp/uttar-maharashtra/dhule-cardiac-cath-lab-inauguration-public-health-services-minister-prakash-abitkar-nmk01</w:t>
+          <w:t>https://www.mangalorean.com/maha-cm-to-develop-a-comprehensive-policy-for-cancer-treatment/</w:t>
         </w:r>
       </w:hyperlink>
     </w:p>
     <w:p>
       <w:r>
-        <w:t>Content: District Hospital sakal धुळे: जिल्हावासीयांना सार्वजनिक आरोग्य विभागाच्या माध्यमातून दर्जेदार आरोग्य सेवा देण्यासाठी प्रयत्न करण्यात येतील, असे प्रतिपादन सार्वजनिक आरोग्य व कुटुंबकल्याणमंत्री प्रकाश आबिटकर यांनी येथे केले. त्यांच्या हस्ते साक्री रोडवरील जिल्हा शासकीय रुग्णालयात शनिवारी (ता. १३) दुपारनंतर कार्डियाक कॅथ लॅबचे लोकार्पण झाले. आमदार काशीराम पावरा, आमदार मंजूळा गावित, आमदार राम भदाणे, हिरे शासकीय वैद्यकीय महाविद्यालयाचे अधिष्ठाता डॉ. सयाजी भामरे, अपर जिल्हाधिकारी सुभाष बोरकर, आरोग्य विभागाच्या सहसंचालक डॉ. सुनीता गोलाईत, उपसंचालक डॉ. कपिल आहेर, जिल्हा शल्यचिकित्सक डॉ. दत्ता देगावकर, माजी आमदार प्रा. शरद पाटील, शिवसेनेचे जिल्हाप्रमुख डॉ. तुळशीराम गावित, मनोज मोरे, हिलाल माळी, सतीश महाले, महानगरप्रमुख संजय वाल्हे, विशाल देसले आदी उपस्थित होते. मान्यवरांच्या हस्ते आरोग्य विषयक पुस्तिकेचे प्रकाशन झाले. तसेच आरोग्यमंत्री आबिटकर यांच्या हस्ते डॉ. नीलेश चांडक, डॉ. अश्विनी भामरे, डॉ. रवींद्र सोनवणे, डॉ. सुवर्णा सूर्यवंशी आदींचा उत्कृष्ट कार्याबद्दल सन्मान झाला. रुग्णांना लाभ द्यावा मंत्री आबिटकर म्हणाले, की जिल्हा रुग्णालयात कार्यान्वित कॅथ लॅबच्या माध्यमातून नागरिकांना दर्जेदार आरोग्य सेवा मिळेल. दर्जेदार आरोग्य सुविधा पुरवित जास्तीत जास्त रुग्ण शासकीय आरोग्य केंद्रात येतील यासाठी आरोग्य अधिकारी व कर्मचाऱ्यांनी प्रयत्न करावे. आरोग्य विभागाविषयी सूचना, मागण्यांबाबत सकारात्मक दृष्टिकोन ठेवला जाईल. तसेच राज्यात २६ डे केअर सेंटर सुरू करणार असल्याचेही मंत्री आबिटकर यांनी सांगितले. डॉ. देगावकर यांनी प्रास्ताविक केले. वाहिद अली सय्यद यांनी सूत्रसंचालन केलेले. जिल्हा आरोग्य अधिकारी डॉ. सचिन बोडके, अतिरिक्त जिल्हा शल्य चिकित्सक डॉ. महेश भडांगे, डॉ. स्वप्नील पाटील, डॉ. नितीन पाटील यांच्यासह आरोग्य विभागाचे अधिकारी व कर्मचारी, नागरिक उपस्थित होते. बनावट डॉक्टरांचा प्रश्‍न जिल्हाधिकारी कार्यालयात मंत्री आबिटकर यांच्या अध्यक्षतेत आरोग्य विभागाची आढावा बैठक झाली. आमदार गावित, सहसंचालक गोलाईत, अपर जिल्हाधिकारी बोरकर, अपर पोलिस अधीक्षक डॉ. अजय देवरे, उपसंचालक डॉ. आहेर, जिल्हा परिषदेचे अतिरिक्त मुख्य कार्यकारी अधिकारी इंगळे, जिल्हा आरोग्य अधिकारी डॉ. बोडके आदी उपस्थित होते. मंत्री आबिटकर यांनी सांगितले, की जिल्ह्यात बोगस वैद्यकीय व्यवसाय करणाऱ्यांविरोधात मोहीम राबवावी. त्यासाठी पोलिस दलाची मदत घ्यावी. पीसीपीएनडीटी कायद्याची प्रभावीपणे अंमलबजावणी करावी. त्यासाठी कृती दल स्थापन करावे. उपस्थितीकडे लक्ष द्यावे प्रत्येक आरोग्य केंद्रात आरोग्य कर्मचारी, वैद्यकीय अधिकारी उपस्थित राहतील याची दक्षता घ्यावी. राज्य कामगार विमा मंडळाच्या माध्यमातून विविध योजना राबविण्यात येतात. त्यांचीही कामगारांमध्ये जनजागृती करावी. त्यासाठी उद्योजकांबरोबर बैठक घ्यावी. आरोग्य केंद्रात स्वच्छता राहील, अशी काळजी घ्यावी. तसेच कर्करोग, क्षयरोगविषयी जनजागृती करावी, असेही मंत्री आबिटकर यांनी बैठकीत सांगितले. डॉ. योगेश ठाकरे, हिलाल माळी, सतीश महाले, मनोज मोरे, संजय वाल्हे यांनी विविध सूचना केल्या. सकाळ+ चे सदस्य व्हा ब्रेक घ्या, डोकं चालवा, कोडे सोडवा! शॉपिंगसाठी 'सकाळ प्राईम डील्स'च्या भन्नाट ऑफर्स पाहण्यासाठी क्लिक करा. Read latest Marathi news, Watch Live Streaming on Esakal and Maharashtra News. Breaking news from India, Pune, Mumbai. Get the Politics, Entertainment, Sports, Lifestyle, Jobs, and Education updates. And Live taja batmya on Esakal Mobile App. Download the Esakal Marathi news Channel app for Android and IOS. Copyright © 2025 - Sakal Media Pvt Ltd - All rights reserved.</w:t>
-      </w:r>
-    </w:p>
-    <w:p>
-      <w:pPr>
-        <w:pStyle w:val="Heading3"/>
-      </w:pPr>
-      <w:r>
-        <w:t>Article 23</w:t>
-      </w:r>
-    </w:p>
-    <w:p>
-      <w:r>
-        <w:t>Title: रोहा सभागृह वादावरून मंत्री भरत गोगावले अन् माजी आमदार अनिकेत तटकरे आमनेसामने</w:t>
-      </w:r>
-    </w:p>
-    <w:p>
-      <w:r>
-        <w:t xml:space="preserve">URL: </w:t>
-      </w:r>
-      <w:hyperlink r:id="rId31">
-        <w:r>
-          <w:rPr>
-            <w:color w:val="0000FF"/>
-          </w:rPr>
-          <w:t>https://www.etvbharat.com/mr/!state/minister-bharat-gogavale-and-former-mla-aniket-tatkare-criticized-each-other-over-controversy-over-chintaman-deshmukh-hall-maharashtra-news-mhs25091402646</w:t>
-        </w:r>
-      </w:hyperlink>
-    </w:p>
-    <w:p>
-      <w:r>
-        <w:t>Content: महाराष्ट्र maharashtra ETV Bharat / state By ETV Bharat Marathi Team Published : September 14, 2025 at 7:00 PM IST रायगड : रोहा शहरात उभारलेल्या चिंतामण देशमुख सभागृहाचे लोकार्पण सोहळा आता राजकीय वादाच्या भोवऱ्यात सापडला आहे. या कार्यक्रमाच्या निमंत्रण पत्रिकेतून मंत्री भरत गोगावले यांचा नामोल्लेख टाळल्यानं मंत्री गोगावले यांनी रोहा नगर पालिका मुख्याधिकाऱ्यांवर नाराजी व्यक्त करत हक्कभंग आणण्याचा इशारा दिला आहे. यावर माजी आमदार अनिकेत तटकरे यांनी "पहले आप अपने गिरेबान मे झांक कर देखे" असा थेट टोला लगावत प्रत्युत्तर दिलं. यामुळं रोहातील सभागृहाच्या लोकार्पण सोहळ्याचा कळीचा मुद्दा आता जिल्ह्यातील राष्ट्रवादी काँग्रेस आणि शिवसेनेच्या संघर्षाला आणखी धार लावणारा ठरत आहे. ते जसं करतील तसं आम्ही बघू : शासनाचा कार्यक्रम असेल तर शासनाच्या नियमाच्या नियमानुसार नाव येणं गरजेचं आहे. तसं नसेल तर नगर पालिका मुख्याधिकारी यांच्यावर हक्कभंग दाखल करू. कारण त्यांनी काल नाव का टाकलं नाही? ही त्यांची स्वत:ची किंवा इतर कोणाची मालमत्ता नाही. ज्यावेळी आम्ही कार्यक्रम करतो. त्यावेळी त्यांची सगळ्यांची नावं टाकतो. त्यांनी आमच्या पाट्या तपासाव्यात. त्यांनी आमचं नाव टाकलं, पत्रिकेत आमचं नाव छापूनही आम्ही आलो नाही तर तो आमचा विषय आहे. परंतु, शासनाच्या नियमानुसार स्थानिक खासदार, आमदार आणि नागरिक अशा सगळ्यांना सांगणं गरजेचं आहे. त्यांना आम्ही कळवतो. ते जसं करतील तसं आम्ही बघू," अशी प्रतिक्रिया मंत्री भरत गोगावले यांनी दिली. पहिला हक्कभंग अलिबाग नगरपरिषदेनं घेतलेल्या कार्यक्रमावर आणवा : "हक्कभंग आणायचा असेल तर त्यांनी अलिबागच्या नगरपालिकेवर आणावा, असं मला वाटतं. कारण मध्यंतरी अलिबागच्या नगरपालिकेच्या अॅक्वेरियमचं भूमिपूजन झालं. तिथं शिवसेनेचे स्थानिक आमदार महेंद्र दळवी आहेत. त्यांनी घेतलेल्या कार्यक्रमाच्या पाटीवर स्थानिक खासदार, आमदारांच नाव नाही. आमचं सोडा त्यांचा मान-सन्मान आम्ही करतोच. पण शिवसेनेच आमदार त्यांना सन्मान देत नाहीत. याबाबत त्यांनी आधी विचार करावा. याबाबतचा पुरावा माझ्याकडं आहे. आमदार महेंद्र दळवी यांनी केलेल्या भुमिपूजनाच्या पाटीवर फक्त त्यांचं नाव आहे. त्यावर खासदार सुनील तटकरे, मंत्री भरत गोगावले आणि खासदार धैर्यशिल पाटील यांचं नाव नाही. त्यामुळं भरत गोगावले यांनी पहिला हक्कभंग अलिबाग नगरपरिषदेनं घेतलेल्या कार्यक्रमावर आणवा," अशी प्रतिक्रिया माजी आमदार अनिकेत तटकरे यांनी दिली. त्यांनी पहिला आपल्याकडं पहावं : पोलादपुरातील ग्रामीण रूग्णलय इथं आरोग्य मंत्री प्रकाश आबिटकर यांच्या उपस्थितीत कार्यक्रम झाला. त्या कार्यक्रमाच्या पाटीवर मंत्री भरत गोगावले, प्रवीण दरेकर यांचं नाव आहे. यामध्ये मंत्री आदिती तटकरे यांचं नाव नाही. खासदार सुनील तटकरे यांच्या मतदारसंघात पोलादपुरचा भाग येत नाही का? त्यामुळं आधी स्वत:च्या चुकांकडं बघाव आणि नंतर आमच्याकडं बोट दाखवावं. असे अनेक पुरावे आमच्याकडं आहेत. ज्यात प्रोटोकॉल किती पाळलाय हे दिसून येईल. खर तर बजेटमधून साळव ते रेवदंडा पुलाचं काम झालं. त्याला मुख्यमंत्री देवेंद्र फडणवीस येणं अपेक्षित होतं. उपमुख्यमंत्री एकनाथ शिंदें आणि खासदार सुनिल तटकरे यांनी ते काम मंजूर केलं. परंतु त्या कार्यक्रमाच्या पाटीवर कुठंही त्यांच्या नावाचा उल्लेख नाही. तिथं फक्त स्वत:चीच टिमकी वाजवली जाते. अशा वेळी त्यांना आपल्या सोयीनुसार प्रोटोकॉल आठवतो. त्यामुळं 'पहले आप अपने गिरेबान मे झांक कर देखे' त्यानंतर आमच्यावर टीका करावी," असं म्हणत माजी आमदार अनिकेत तटकरे यांनी आपली भूमिका मांडली. हेही वाचा : For All Latest Updates TAGGED: काय आहे आजचा शुभ मुहूर्त, योग आणि राहूकाळ, वाचा पंचांग "हा विजय भारतीय सैन्य दलाला समप्रित, आम्ही पहलगाम हल्ल्यातील पीडितांबरोबर"; पाकिस्तानला धूळ चारल्यानंतर सूर्यकुमार यादव भावूक Engineer's Day 2025: काय आहे इतिहास, का साजरा केला जातो अभियंता दिन? मैदान गाजवणारे 'हे' खेळाडू आहेत अभियंता फौजदाराचा 'जावई' झाला ९९ व्या साहित्य संमेलनाचा अध्यक्ष! कराड तालुक्यातील सासरवाडीशी आहेत खास ऋणानुबंध टीम इंडियाचं दुबईत 'ऑपरेशन सिंदूर'; पाकिस्तानचा 7 विकेटनं उडवला धुव्वा Kawasaki KLX230R S 2026 भारतात 1.94 लाखात लॉंच फॅटी लिव्हरच्या समस्येनं त्रस्त आहात? आहारात समावेश करा 'ही' फळ होंडाची नवीन इलेक्ट्रिक मोटरसायकल 2 सप्टेंबरला होणार सादर पावसाळ्यातील आजारांपासून मुलांचा बचाव कसा करायचा? फॉलो करा या टिप्स Copyright © 2025 Ushodaya Enterprises Pvt. Ltd., All Rights Reserved.</w:t>
-      </w:r>
-    </w:p>
-    <w:p>
-      <w:pPr>
-        <w:pStyle w:val="Heading3"/>
-      </w:pPr>
-      <w:r>
-        <w:t>Article 24</w:t>
-      </w:r>
-    </w:p>
-    <w:p>
-      <w:r>
-        <w:t>Title: kolhapur : शहराची हद्दवाढ 31 डिसेंबरपूर्वी करा</w:t>
-      </w:r>
-    </w:p>
-    <w:p>
-      <w:r>
-        <w:t xml:space="preserve">URL: </w:t>
-      </w:r>
-      <w:hyperlink r:id="rId32">
-        <w:r>
-          <w:rPr>
-            <w:color w:val="0000FF"/>
-          </w:rPr>
-          <w:t>https://pudhari.news/maharashtra/kolhapur/city-boundary-expansion-before-december-31-ap84</w:t>
-        </w:r>
-      </w:hyperlink>
-    </w:p>
-    <w:p>
-      <w:r>
-        <w:t>Content: कोल्हापूर : कोल्हापूर शहराची हद्दवाढ गेल्या सहा दशकांपासून रखडलेली असून हा प्रश्न आता निर्णायक टप्प्यावर पोहोचला आहे. 1 जानेवारी 2026 ते 31 मार्च 2027 या काळात जनगणना विभागाने जिल्हा, पालिका किंवा पंचायत क्षेत्रात कोणताही बदल न करण्याचे आदेश दिले आहेत. त्यामुळे 31 डिसेंबर 2025 पूर्वीच हद्दवाढ करा, अशी मागणी हद्दवाढ समर्थक कृती समितीने केली आहे. गुरुवारी समितीने महापालिका अतिरिक्त आयुक्त शिल्पा दरेकर यांना याबाबतचे निवेदन दिले. यावेळी कृती समितीचे बाबा इंदूलकर म्हणाले, हद्दवाढ ही केवळ राजकीय मागणी नसून नागरिकांचा वैज्ञानिक द़ृष्टिकोनातून जगण्याचा मूलभूत हक्क आहे. जागतिक आरोग्य संघटनेच्या शिफारशींनुसार प्रत्येक नागरिकाला निवासाची आवश्यक जागा आणि सुविधा मिळायला हव्यात. मात्र सध्याच्या लोकसंख्येच्या तुलनेत कोल्हापूर शहरात उपलब्ध जागा अपुरी असल्याचे स्पष्ट झाले आहे. त्यामुळे हा निर्णय पुढे ढकलणे म्हणजे नागरिकांच्या अधिकारावर गदा आणण्यासारखे आहे. यावेळी काँग्रेस शहराध्यक्ष सचिन चव्हाण, बाबा पार्टे, अशोक भंडारे, दिलीप देसाई, किशोर घाटगे आदींनी आगामी महापालिका निवडणुकीपूर्वी हद्दवाढ झाली पाहिजे, अन्यथा पुढील पाच वर्षे हा प्रश्न रखडणार असल्याचे सांगितले. दरम्यान, निवडणुकीची तारीख अद्याप जाहीर झालेली नसल्याचे महापालिकेने समितीला लेखी कळवले आहे. महापालिकेकडून हे लेखा पत्र घेण्यासाठी कृती समितीने दिवसभर रेटा लावला. त्यावेळी महापालिका प्रशासनाने तसे पत्र दिले. निवडणुकांच्या तारखा जाहीर नाहीत, जनगणनेची सुरुवात करायला अद्याप काही काळ आहे. असे पोषक वातावरण असतानाही हद्दवाढ होत नाही, याचे उत्तर पालकमंत्री प्रकाश आबिटकर, आमदार, खासदार व लोकप्रतिनिधींनी द्यावे, अशी मागणी समितीने केली. यावेळी रघुनाथ कांबळे, अ‍ॅड. प्रमोद दाभाडे यांच्यासह पदाधिकारी उपस्थित होते. 'Pudhari' is excited to announce the relaunch of its Android and iOS apps. Stay updated with the latest news at your fingertips. Android and iOS Download now and stay updated, anytime, anywhere. Pudhari Publications Private Limited</w:t>
-      </w:r>
-    </w:p>
-    <w:p>
-      <w:pPr>
-        <w:pStyle w:val="Heading3"/>
-      </w:pPr>
-      <w:r>
-        <w:t>Article 25</w:t>
-      </w:r>
-    </w:p>
-    <w:p>
-      <w:r>
-        <w:t>Title: Clear health proposals in Nagpur, Amravati &amp; Melghat: Bawankule</w:t>
-      </w:r>
-    </w:p>
-    <w:p>
-      <w:r>
-        <w:t xml:space="preserve">URL: </w:t>
-      </w:r>
-      <w:hyperlink r:id="rId33">
-        <w:r>
-          <w:rPr>
-            <w:color w:val="0000FF"/>
-          </w:rPr>
-          <w:t>https://timesofindia.indiatimes.com/city/nagpur/clear-health-proposals-in-nagpur-amravati-melghat-bawankule/articleshow/123816321.cms</w:t>
-        </w:r>
-      </w:hyperlink>
-    </w:p>
-    <w:p>
-      <w:r>
-        <w:t>Content: Anju Kurianâs graceful snaps 8 times Malayalam actress Kalyani Priyadarshan looked every bit of a desi diva Unique baby boy names beginning with the letter R 10 Best fashionable outfits of Tejasswi Prakash Love is in the 'air': 9 most romantic birds in the world From literature to silver screen: 8 Bollywood movies made on Shakespeare's plays Bigg Boss Telugu 9 contestant Rithu Chowdaryâs gorgeous pics How to grow beetroot at home in a balcony garden Bigg Boss Telugu 9 contestant Priya Shetty's stunning looks Through thick and thin: 10 animals known for their loyalty and bonding</w:t>
-      </w:r>
-    </w:p>
-    <w:p>
-      <w:pPr>
-        <w:pStyle w:val="Heading3"/>
-      </w:pPr>
-      <w:r>
-        <w:t>Article 26</w:t>
-      </w:r>
-    </w:p>
-    <w:p>
-      <w:r>
-        <w:t>Title: Solapur News: 'दहा मागण्यांना तत्वतः मान्यता; लढ्याला यश', राष्ट्रीय आरोग्य अभियानातील एनएचएमच्या कर्मचाऱ्यांचा संप मागे</w:t>
-      </w:r>
-    </w:p>
-    <w:p>
-      <w:r>
-        <w:t xml:space="preserve">URL: </w:t>
-      </w:r>
-      <w:hyperlink r:id="rId34">
-        <w:r>
-          <w:rPr>
-            <w:color w:val="0000FF"/>
-          </w:rPr>
-          <w:t>https://www.esakal.com/paschim-maharashtra/solapur/victory-for-health-workers-nhm-employees-end-strike-following-agreement-sdj87</w:t>
-        </w:r>
-      </w:hyperlink>
-    </w:p>
-    <w:p>
-      <w:r>
-        <w:t>Content: NHM employees end strike after success – 10 demands accepted by government. Sakal सोलापूर :राष्ट्रीय आरोग्य अभियानातील (एनएचएम) कर्मचाऱ्यांनी पुकारलेला संप आरोग्य मंत्री प्रकाश आबिटकर यांच्या समवेत झालेल्या बैठकीनंतर बुधवारी मागे घेण्यात आला. मुख्यमंत्री देवेंद्र फडणवीस, उपमुख्यमंत्री एकनाथ शिंदे आणि अजित पवार या विषयावर सकारात्मक असल्याचे सांगत आबिटकर यांनी संघटनेतील पदाधिकाऱ्यांची बैठक घेऊन १३ पैकी १० मागण्यांना तत्वतः मान्यता दिली. तसे लेखी पत्र राष्ट्रीय आरोग्य अभियान एकत्रीकरण समितीच्या पदाधिकाऱ्यांना सुपूर्त केले. यामुळे गेल्या २३ दिवसांपासून सुरू असलेला बेमुदत संप अखेर मागे घेण्याचा निर्णय संघटनेने घेतला. Follow Us Copyright © 2025 - Sakal Media Pvt Ltd - All rights reserved. Powered by Quintype</w:t>
-      </w:r>
-    </w:p>
-    <w:p>
-      <w:pPr>
-        <w:pStyle w:val="Heading3"/>
-      </w:pPr>
-      <w:r>
-        <w:t>Article 27</w:t>
-      </w:r>
-    </w:p>
-    <w:p>
-      <w:r>
-        <w:t>Title: Bharat Gogawale : निमंत्रण पत्रिकेतून नाव गायब? गोगावलेंचा हक्कभंगाचा इशारा; तटकरेंचाही पलटवार; म्हणाले, 'आधी स्वतःकडे पाहा'</w:t>
-      </w:r>
-    </w:p>
-    <w:p>
-      <w:r>
-        <w:t xml:space="preserve">URL: </w:t>
-      </w:r>
-      <w:hyperlink r:id="rId35">
-        <w:r>
-          <w:rPr>
-            <w:color w:val="0000FF"/>
-          </w:rPr>
-          <w:t>https://sarkarnama.esakal.com/maharashtra/konkan/ncp-former-mla-aniket-tatkare-slams-shivsena-mla-bharat-gogawale-over-rights-breach-warning-to-on-roha-nagar-palika-invitation-controversy-as11</w:t>
-        </w:r>
-      </w:hyperlink>
-    </w:p>
-    <w:p>
-      <w:r>
-        <w:t>Content: रायगडमध्ये पुन्हा एकदा राष्ट्रवादी आणि शिवसेनेते वादाची ठिणगी पडली आहे. नव्या चिंतमण देशमुख सभागृहाचे लोकार्पण सोहळ्याच्या निमंत्रण पत्रिकेतून मंत्री भरत गोगावले यांचा नामोल्लेख टाळल्याने वाद वाढला यामुळेगोगावले यांनी मुख्याधिकारी यांच्याविरोधात हक्कभंग आणू असाही इशारा दिला आहे Raigad News : रायगडमध्ये पुन्हा एकदा राष्ट्रवादी आणि शिवसेनेते वादाची ठिणगी पडली आहे. तटकरे आणि गोगावले आमने-सामने आल्याने राजकीय वर्तुळात चर्चा सुरू झाली आहे. नगर पालिकेतील नव्या चिंतमण देशमुख सभागृहाचे लोकार्पण सोहळ्याच्या निमंत्रण पत्रिकेतून मंत्री भरत गोगावले यांचा नामोल्लेख टाळल्याने त्यांनी नाराजी व्यक्त केली आहे. तसेच मुख्याधिकारी यांच्याविरोधात हक्कभंग आणू असाही इशारा गोगावले यांनी दिला आहे. यावरून आता माजी आमदार अनिकेत तटकरे यांनी जोरदार निशाना साधला असून टीका देखील केली आहे. त्यांनी गोगावलेंना सल्ला देताना, आधी त्यांनी आपल्या गिरेबानमध्ये झाकून पहावं, आणि नंतर हक्कभंगचा विचार करावा असे म्हटलं. पालकमंत्री पदावरून निर्माण झालेला वाद काही दिवसांपूर्वी शांत होण्याची चिन्हे दिसत असतानाच रोहा येथील कार्यक्रमामुळे पुन्हा वाद सुरू झाला आहे. नव्याने उभारलेल्या डॉ. चिंतामणराव देशमुख सभागृहाचे लोकार्पण उपमुख्यमंत्री अजितदादा पवार यांच्या हस्ते झाले. यावेळी निमंत्रण पत्रिकेतून मंत्री गोगावले यांचा नामोल्लेख टाळण्यात आला. यावरूनच आता वादाची ठिणगी पडली आहे. गोगावले यांनी यावर नाराजी व्यक्त करताना आपण रोहा नगरपालिकेच्या मुख्याधिकारी यांच्या विरोधात हक्कभंग आणणार असल्याचा इशारा दिला होता. तसेच आम्ही कार्यक्रम करताना सर्वांची नावे टाकतो. या पुढे आम्ही बघू, असे संकेत त्यांनी खासदार तटकरे यांचे नाव न घेता दिले आहेत. यावर पलटवार करताना अनिकेत तटकरे यांनी, गोगवाले यांना हक्कभंग आणायचा असेल तर आधी अलिबाग नगरपालिकेच्या मुख्याधिकारी यांच्या विरोधात आणावा. ज्यावेळी अलिबागमध्ये मत्स्य एक्वेरियमचे भूमिपूजन झाले त्यावेळी झालेल्या कार्यक्रमात गोगावलेंचा अपमान त्यांच्याच आमदाराने केला. स्थानिक आमदार महेंद्र दळवी यांचेच नाव त्या इमारतीच्या कोन शिलेवर कोरलं आहे. आमचे सोडा त्यांचाच आमदार त्यांचा मानसन्मान करत नाही. त्यामुळे आधी त्यांनी थोडासा विचार करावा. असेच काहीसे पोलादपूरमध्ये देखील आरोग्य मंत्री प्रकाश आबिटकर यांच्या उपस्थितीत झालेल्या कार्यक्रमावेळी झाले आहे. ग्रामीण रूग्णालयाच्या उद्घाटन सोहळ्यावेळी भरत गोगावले, आबिटकर साहेब यांच्यासह मंत्री बोर्डेकर यांचेही नाव आहे. पण मंत्री आदिती तटकरे आणि खासदार सुनील तटकरे यांची नावे यात टाळण्यात आली आहेत. ज्या पद्धतीने गोगावले मंत्री आहेत. त्याचपद्धतीने आदिती तटकरे देखील रायगडच्या मंत्री आहेत. तटकरे साहेब तर याच मतदारसंघाचे खासदार आहेत. त्यामुळे एकीकडे दुसऱ्याकडे बोट दाखवण्याआधी तुम्ही काय केलंत हे पाहावं आणि मगच बोलावं असेही तटकरे यांनी सुनावलं आहे. FAQs : प्र.1: नेमका वाद काय? उ.1 : रोहा नगर पालिकेतील नव्या चिंतमण देशमुख सभागृहाचे लोकार्पण सोहळ्यात निमंत्रण पत्रिकेतून मंत्री भरत गोगावले यांचा नामोल्लेख टाळल्याने वादाला सुरूवात प्र.2 : मंत्री गोगावले यांचा कोणता इशारा?उ.2 : मोल्लेख टाळल्याने गोगावले यांनी नाराजी व्यक्त करत नगर पालिकेच्या मुख्याधिकाऱ्यांविरोधात हक्कभंग आणण्याचा इशारा दिला आहे. प्र.3 : माजी आमदार तटकरे काय म्हणाले? उ.3 : मंत्री गोगावले यांनी दिलेल्या इशाऱ्यानंतर माजी आमदार तटकरे यांनी त्यांनी आधी अलिबागच्या मुख्याधिकाऱ्यांवर हक्कभंग आणावा, त्यानंतर विचार कारावा असे म्हटलं आहे. सरकारनामाचे सदस्य व्हा शॉपिंगसाठी 'सकाळ प्राईम डील्स'च्या भन्नाट ऑफर्स पाहण्यासाठी क्लिक करा. Read Latest Marathi Political News, Breaking Political News from Maharashtra, India, Pune &amp; Mumbai at Sarkarnama. To Get Live Political Marathi News on Mobile, Download the Sarkarnama Mobile App for Android and IOS. सरकारनामा आता सर्व सोशल मीडिया प्लॅटफॉर्मवर. ताज्या राजकीय घडामोडींसाठी फेसबुक, ट्विटर, इन्स्टाग्राम, शेअर चॅट, टेलिग्रामवर आणि व्हॉट्सॲप आम्हाला फॉलो करा. तसेच, सरकारनामा यूट्यूब चॅनेलला आजच सबस्क्राइब करा. Follow Us Copyright © 2025 Sakal Media Group – All Rights Reserved Powered by Quintype वेबसाईटवर ब्राउझिंगचा अनुभव सर्वोत्तम असावा, यासाठी आम्ही कुकीजचा वापर करतो. कुकीजमुळे तुम्हाला तुमच्या आवडत्या मजकुराची शिफारस करता येते. आमचे गोपनीयता आणि कुकीजसंदर्भातील धोरण तुम्हाला मान्य आहे.</w:t>
-      </w:r>
-    </w:p>
-    <w:p>
-      <w:pPr>
-        <w:pStyle w:val="Heading3"/>
-      </w:pPr>
-      <w:r>
-        <w:t>Article 28</w:t>
-      </w:r>
-    </w:p>
-    <w:p>
-      <w:r>
-        <w:t>Title: दुर्गम भागातील आरोग्य सुविधांचा आढावा:मंत्री आबिटकरांनी समस्या जाणल्या; अक्कलकुवा, माेलगी, डाब, बिलगाव, भूषा येथे भेटी‎</w:t>
-      </w:r>
-    </w:p>
-    <w:p>
-      <w:r>
-        <w:t xml:space="preserve">URL: </w:t>
-      </w:r>
-      <w:hyperlink r:id="rId36">
-        <w:r>
-          <w:rPr>
-            <w:color w:val="0000FF"/>
-          </w:rPr>
-          <w:t>https://divyamarathi.bhaskar.com/local/maharashtra/jalgaon/dhule/news/review-of-health-facilities-in-remote-areas-minister-abitkar-understood-the-problems-visits-to-akkalkuwa-molagi-daab-bilgaon-bhusha-135907565.html</w:t>
-        </w:r>
-      </w:hyperlink>
-    </w:p>
-    <w:p>
-      <w:r>
-        <w:t>Content: राज्याचे आरोग्य व कुटुंब कल्याण मंत्री प्रकाश आबिटकर यांनी शुक्रवारी जिल्ह्यातील विविध ग्रामीण रुग्णालये, प्राथमिक आरोग्य केंद्रे तसेच तरंगत्या दवाखान्याला भेट देवून सविस्तर पाहणी केली. यावेळी त्यांनी रुग्णालयांची स्थिती, औषध पुरवठा, तेथील स्वच्छता त मंत्री आबिटकरांसोबत यावेळी आमदार आमश्या पाडवी, नाशिक विभागाचे आरोग्य उपसंचालक डॉ.कपिल आहेर, जिल्हा शल्यचिकित्सक डॉ.विनय सोनवणे, जिल्हा आरोग्य अधिकारी डॉ.रवींद्र सोनवणे उपस्थित होते. अक्कलकुवा ग्रामीण रुग्णालयास भेट देऊन मंत्री आबिटकर यांनी चौकशी केली. रुग्णालयात आवश्यक सर्व सोयीसुविधा उपलब्ध करून दिल्या जातील, असे त्यांनी आश्वासन दिले. यासह त्यांनी भूषा (ता. धडगाव) येथील तरंगत्या दवाखान्याची पाहणी करून डोंगराळ व दुर्गम भागात बोट ॲम्ब्युलन्सने पुरवल्या जाणाऱ्या आरोग्‍य सुविधा तत्पर कशा पुरवता येतील याबाबत निर्देश दिले. दरम्यान दिवसभर आरोग्य मंत्री पाहणी करत असल्याने आरोग्याधिकारी व कर्मचारी ‘अलर्ट’ असल्याचे दिसून आले. डाब येथे भेट दिली असता मंत्री आबिटकरांनी सिकलसेल आजारावरील औषधांचा सर्वाधिक पुरवठा या रुग्णालयास करावा, असे निर्देश दिले. कारण या भागात आदिवासी मुलांची वसतिगृहे असल्याने रुग्णसंख्या मोठ्या प्रमाणावर आहे, असे त्यांनी स्पष्ट केले. तर बिलगाव प्राथमिक आरोग्य केंद्राच्या भेटीत मंत्री आबिटकर यांनी सर्पदंशावरील औषधांचा पुरवठा तातडीने करण्यात यावा तसेच कायमस्वरूपी अतिरिक्त साठा ठेवावा, असे स्पष्ट निर्देश दिले. Copyright © 2024-25 DB Corp ltd., All Rights Reserved This website follows the DNPA Code of Ethics.</w:t>
-      </w:r>
-    </w:p>
-    <w:p>
-      <w:pPr>
-        <w:pStyle w:val="Heading3"/>
-      </w:pPr>
-      <w:r>
-        <w:t>Article 29</w:t>
-      </w:r>
-    </w:p>
-    <w:p>
-      <w:r>
-        <w:t>Title: मोठी बातमी! शिवसेना शिंदे गट भाजपला देणार मोठा धक्का? पडद्यामागे घडामोडींना वेग, महापालिका निवडणुकीपूर्वीच…</w:t>
-      </w:r>
-    </w:p>
-    <w:p>
-      <w:r>
-        <w:t xml:space="preserve">URL: </w:t>
-      </w:r>
-      <w:hyperlink r:id="rId37">
-        <w:r>
-          <w:rPr>
-            <w:color w:val="0000FF"/>
-          </w:rPr>
-          <w:t>https://www.tv9marathi.com/politics/shiv-sena-shinde-faction-is-upset-on-bjp-office-bearers-in-dhule-expressed-their-displeasure-in-minister-abitkar-meeting-1491451.html</w:t>
-        </w:r>
-      </w:hyperlink>
-    </w:p>
-    <w:p>
-      <w:r>
-        <w:t>Content: By signing in or creating an account, you agree with Associated Broadcasting Company's Terms &amp; Conditions and Privacy Policy. राज्यात लवकरच स्थानिक स्वराज्य संस्थांच्या निवडणुका होणार आहेत, शुक्रवारी जिल्हा परिषद अध्यक्ष, उपाध्यक्ष तसेच पंचायत समितीच्या सभापतीपदासाठी आरक्षण सोडत जाहीर झाली. पुढील काही महिन्यांमध्ये होणाऱ्या स्थानिक स्वराज्य संस्थांच्या निवडणुकीच्या पार्श्वभूमीवर आता घडामोडींना वेग आला आहे, महायुती आणि महाविकास आघाडीमधील सर्वच घटक पक्ष आपआपल्या पातळीवर कामाला लागले आहेत. दरम्यान राज्यातील स्थानिक स्वराज्य संस्थांच्या निवडणुका आम्ही महायुती म्हणूनच लढवणार आहोत, असं यापूर्वीच मुख्यमंत्री देवेंद्र फडणवीस यांनी स्पष्ट केलं आहे. एखाद्या ठिकाणी अपवाद असू शकतो, त्या ठिकाणी मैत्रिपूर्ण लढत होईल, मात्र आमचा स्थानिक स्वराज्य संस्थांच्या निवडणुकीसाठी पहिला पर्याय हा महायुतीचं असेल असं देवेंद्र फडणवीस यांनी काही दिवसांपूर्वीच म्हटलं आहे, त्यानंतर महायुतीच्या वरिष्ठ नेत्यांची भूमिका देखील तीच आहे. मात्र आता एक मोठी बातमी समोर येत आहे, ती म्हणजे शिवसेना शिंदे गटाच्या नाराजीचा फटका हा भाजपला बसण्याची शक्यता आहे. आरोग्य मंत्री प्रकाश आबिटकर यांच्या उपस्थितीमध्ये शिवसेना शिंदे गटाची धुळ्यात संवाद बैठक पार पडली, या बैठकीमध्ये शिवसेना शिंदे गटाची भाजपवर असलेली नाराजी दिसून आली आहे, धुळ्यातील पदाधिकाऱ्यांनी आणि स्थानिक नेत्यांनी नाराजी व्यक्त केली आहे. स्थानिक राजकारणात भाजप युतीचा धर्म पाळत नाही, येणाऱ्या स्थानिक स्वराज्य संस्थांच्या निवडणुकीत जर युती झाली तर ठीक, नाहीतर धुळे महानगरपालिकेवर शिवसेनेचा भगवा आम्ही फडकवू, शिवसेनेचं शहरात मोठं काम आहे, शिवसेनेचा महापौर धुळे महानगरपालिकेवर आम्ही बसवणार, त्यांची इच्छा असेल तर आम्ही युती करू, नाहीतर स्वतंत्र निवडणूक लढवू, 19 प्रभागात उमेदवार उभे करण्याची ताकद शिवसेनेत आहे, अशी भूमिका या बैठकीमध्ये शिवसेनेच्या स्थानिक पदाधिकाऱ्यांनी मांडली आहे. शिवसेना शिंदे गटाच्या जिल्हाध्यक्षांनी मंत्री आबिटकर यांच्यासमोर नाराजी व्यक्त केली आहे, त्यामुळे आता या नाराजीचा फटका भविष्यात भाजपला बसणार का हे पहाणं महत्त्वाचं असणार आहे, शिवसेनेच्या नाराजीमुळे महापालिका निवडणुकीपूर्वीच भाजपला मोठा धक्का बसू शकतो.</w:t>
-      </w:r>
-    </w:p>
-    <w:p>
-      <w:pPr>
-        <w:pStyle w:val="Heading3"/>
-      </w:pPr>
-      <w:r>
-        <w:t>Article 30</w:t>
-      </w:r>
-    </w:p>
-    <w:p>
-      <w:r>
-        <w:t>Title: आरोग्य सेवेसाठी प्रत्येक मतदारसंघात आता व्हाॅटसॲप गट, आमदार, वैद्यकीय अधिकारी, जिल्हाधिकारीही…</w:t>
-      </w:r>
-    </w:p>
-    <w:p>
-      <w:r>
-        <w:t xml:space="preserve">URL: </w:t>
-      </w:r>
-      <w:hyperlink r:id="rId38">
-        <w:r>
-          <w:rPr>
-            <w:color w:val="0000FF"/>
-          </w:rPr>
-          <w:t>https://www.loksatta.com/nashik/nandurbar-health-action-team-formed-fight-malnutrition-sickle-cell-new-ambulances-better-tribal-healthcare-vsd-99-5372053/lite/</w:t>
-        </w:r>
-      </w:hyperlink>
-    </w:p>
-    <w:p>
-      <w:r>
-        <w:t>Content: नंदुरबार : जिल्ह्यात कुपोषण आणि आरोग्य सेवांची स्थिती सुधारण्यासाठी राज्य सरकार विशेष प्रयत्न करत असून स्थानिक आमदार आणि आरोग्य विभागाच्या अधिकाऱ्यांबरोबर जिल्ह्यातील दुर्गम भागात दौरा करण्यात आला. जिल्ह्यातील कुपोषण समस्या आणि आदिवासी क्षेत्रातील आरोग्य सेवेत कृती दलाच्या माध्यमातून सुधार करण्यात येणार असल्याचे प्रतिपादन राज्याचे आरोग्य मंत्री प्रकाश आबीटकर यांनी नंदुरबार जिल्हाधिकारी कार्यालयात आयोजित बैठकीत केले. बैठकीस आमदार आमश्या पाडवी, आमदार राजेश पाडवी, जिल्हाधिकारी डॉ. मित्ताली सेठी, मुख्य कार्यकारी अधिकारी नमन गोयल, जिल्हा पोलीस अधीक्षक श्रवण दत्त एस, प्रकल्प अधिकारी अनय नावंदर (तळोदा), आरोग्य उपसंचालक (नाशिक विभाग) डॉ. कपिल आहेर, प्रकल्प अधिकारी (नंदुरबार) चंद्रकांत पवार, आरोग्य निवासी उपजिल्हाधिकरी कल्पना ठुबे, जिल्हा शल्यचिकित्सक डॉ. विनय सोनवणे, जिल्हा आरोग्य अधिकारी डॉ. रवींद्र सोनवणे आदी उपस्थित होते. नंदुरबार जिल्ह्यातील सिकलसेल, कुपोषण आणि आदिवासी भागातील आरोग्याच्या समस्या कमी करण्यासाठी कृती दलाची स्थापना करण्यात आली असून या दलाचे अध्यक्ष स्वतः जिल्हाधिकारी डॉ. मित्ताली सेठी आहेत. त्यांच्या नेतृत्वाखाली जिल्ह्यातील आरोग्यसेवा सुधारण्यासाठी काम केले जाईल. आरोग्य मंत्र्यांनी केलेल्या दौऱ्यात रुग्णवाहिका १०८ सेवेबाबतच्या तक्रारींची दखल घेऊन जिल्हाधिकारी यांच्याकडून अहवाल मागविण्यात आला आहे. तक्रारींवर तत्काळ कारवाई केली जाईल. जुन्या रुग्णवाहिका बदलून नवीन रुग्णवाहिका घेण्यासाठी निविदा काढण्यात आल्या असून, ऑक्टोबर किंवा नोव्हेंबरपर्यंत नवीन रूग्णवाहिका उपलब्ध होतील. दुर्गम भागांमध्ये रुग्णवाहिका उपलब्ध करण्यावर विशेष लक्ष दिले जाईल, असे त्यांनी बैठकीत सांगितले. आरोग्य सेवेवर लक्ष ठेवण्यासाठी प्रत्येक मतदारसंघात एक व्हॉट्सॲप गट तयार केला जाणार आहे. या गटात आमदार, वैद्यकीय अधिकारी, जिल्हा शल्य चिकित्सक आणि जिल्हाधिकारी यांचा समावेश असेल. या माध्यमातून रुग्णालयांमधील स्वच्छता आणि औषधांच्या गुणवत्तेवर लक्ष ठेवले जाईल. तसेच रुग्णालयांमध्ये अस्वच्छता आढळल्यास संबंधित कर्मचाऱ्यांवर कारवाई करण्याचे निर्देश देण्यात आले आहेत. औषध खरेदीमध्ये गुणवत्ता राखण्यावरही भर दिला जाईल. आरोग्य सेवेच्या हलर्गीमुळे रुग्ण दगावल्यास जे दोषी असतील त्यांच्यावर कारवाई करावी. जिल्ह्यात सिकलसेलची समस्या खूप गंभीर असल्याने त्यासाठी गांभीर्यपूर्वक व संवेदनशीलतेने काम करावे, असे आवाहन मंत्री आबीटकर यांनी केले. यावेळी आमदार राजेश पाडवी यांनी, आरोग्य अधिकारी-कर्मचारी यांची रिक्त पदे त्वरीत भरावीत, कर्मचारीवर्ग वाढवावा, अशी मागणी केली. आमदार आमश्या पाडवी यांनी, शासकीय आश्रम शाळेतील विद्यार्थी आजारी पडल्यास त्याला त्याच्या घरी न सोडता सर्वप्रथम दवाखान्यात दाखल करावे, अशी सूचना केली.</w:t>
-      </w:r>
-    </w:p>
-    <w:p>
-      <w:pPr>
-        <w:pStyle w:val="Heading3"/>
-      </w:pPr>
-      <w:r>
-        <w:t>Article 31</w:t>
-      </w:r>
-    </w:p>
-    <w:p>
-      <w:r>
-        <w:t>Title: kolhapur | जिल्हा परिषद निकालावर ठरणार ‘गोकुळ’चा डाव</w:t>
-      </w:r>
-    </w:p>
-    <w:p>
-      <w:r>
-        <w:t xml:space="preserve">URL: </w:t>
-      </w:r>
-      <w:hyperlink r:id="rId39">
-        <w:r>
-          <w:rPr>
-            <w:color w:val="0000FF"/>
-          </w:rPr>
-          <w:t>https://pudhari.news/maharashtra/kolhapur/winners-and-losers-in-zilla-parishad-and-panchayat-samiti-to-contest-gokul-elections-ap84</w:t>
-        </w:r>
-      </w:hyperlink>
-    </w:p>
-    <w:p>
-      <w:r>
-        <w:t>Content: चंद्रशेखर माताडे, कोल्हापूर गोकुळ संचालक मंडळाच्या निवडणुकीपूर्वी जिल्हा परिषद व पंचायत समितीच्या निवडणुका होणार आहेत. या निवडणुुकीत महायुतीतील घटक पक्ष हे स्वतंत्र निवडणूक लढविण्याच्या विचारात आहेत. तसे झाल्यास युती अंतर्गत पाडापाडी होणार हे उघड आहे. त्यामुळे या पाडापाडीचा जो काही हिशेब व्हायचा तो गोकुळ संचालक मंडळाच्या निवडणुकीतच होणार आहे. जिल्हा परिषद व पंचायत समितीतील जय पराजयाचे उट्टे हे ‘गोकुळ’च्या निवडणुकीत निघणार आहेत. महायुतीतून घटक पक्षात प्रवेश केलेल्यांची व करणार्‍यांची संख्या मोठी आहे. मोठ्या अपेक्षेने कार्यकर्त्यांनी महायुतीतील घटक पक्षात प्रवेश केला आहे. गेल्या तीन वर्षांत या निवडणुका न झाल्यामुळे इच्छुकांची संख्या वाढली आहे. त्यामुळे महायुतीतील घटक पक्ष हे मैत्रीपूर्ण लढती करण्याच्या विचारात आहेत. पहिले लढायचे व जिंकल्यानंतर एकत्र यायचे असा हा पॅटर्न आहे. यामागे आणखी एक कारण असल्याचे सांगितले जाते. ते म्हणजे महायुतीतून उमेदवारी नाकारलेला ताकदवान उमेदवार आयता महाविकास आघाडीकडे जाऊन महायुतीला त्याचा फटका बसू नये म्हणून आपसातच लढायचे असा फंडा काही नेत्यांनी काढला आहे. शेवटी राज्यातील नेत्यांच्या निर्णयावर हे सगळे अवलंबून आहे. संचालक मंडळाच्या निवडणुकीपूर्वीची ‘गोकुळ’ची वार्षिक सर्वसाधारण सभा नुकतीच पार पडली. सभेपूर्वीचे वातावरण व सभेनंतरचे वातावरण यात खूप अंतर पडले आहे. महायुतीचा अध्यक्ष झाला असला तरी सभेत व सभेनंतरही हसन मुश्रीफ व सतेज पाटील एकत्र असल्याचे चित्र दिसल्यानंतर महाडिक गटाने ज्या भाषेत याचा समाचार घेतला, तो पाहता मुश्रीफ व महाडिक यांच्यात महायुती म्हणून जे ऐक्य होणार असल्याचा दावा केला जात होता, त्यातील फोलपणा उघड झाला आहे. जिल्ह्यात महायुतीची ताकद आहे. विधानसभा निवडणुकीत निवडून आलेले सर्वच्या सर्व आमदार महायुतीचे आहेत. असे असले तरी त्या त्या मतदारसंघात महायुतीत प्रमुख तीन घटक पक्षांचे नेते आपापली राजकीय ताकद वाढविण्याचा प्रयत्न करत आहेत. त्यामुळे ज्या पक्षाचा ज्या विधानसभा मतदारसंघात आमदार आहे त्या विधानसभा मतदारसंघात त्या आमदारांच्या विरोधात महायुतीच्या घटक पक्षातील अन्य दोन पक्षांचे नेते दंड थोपटून उभे आहेत. त्यांच्यात आपसांत ताकद वाढविण्याची ईर्ष्या प्रचंड आहे. त्यामुळे आमदार विरुद्ध घटक पक्षांचे नेते यांच्यातील संघर्ष चुरशीचा आहे.याच संघर्षामुळे जिल्हा परिषद व पंचायत समिती निवडणुका महायुती म्हणून लढविण्यास नेते कचवचत आहेत. सहकारात पक्ष नसतो असे जनतेच्या मनावर वारंवार बिंबवून केडीसीसी बँकेची निवडणूक सर्वपक्षीय म्हणून लढविण्याचा निर्णय झाला. मात्र, ऐनवेळी संजय मंडलिक आणि प्रकाश अबिटकर यांनी पॅनेल केले. त्यांचे तीन उमेदवार निवडून आले. ते आता सत्ताधारी आघाडीचे घटक झाले आहेत, तर ज्यांच्या विरोधात महाविकास आघाडीने दंड थोपटले ते महाडिक गटाचे अमल महाडिक जिल्हा बँकेत सत्तारूढ आघाडीतून निवडून आले. आता जिल्हा बँकेत हसन मुश्रीफ यांचा एकहाती कारभार आहे. आता निवडणुकीतील चुरसही वाढणार आहे. 'Pudhari' is excited to announce the relaunch of its Android and iOS apps. Stay updated with the latest news at your fingertips. Android and iOS Download now and stay updated, anytime, anywhere. Pudhari Publications Private Limited</w:t>
+        <w:t>Content: Maha CM to develop a comprehensive policy for cancer treatment Mumbai: Maharashtra Chief Minister Devendra Fadnavis has directed the Medical Education and Drugs Department to prepare a policy to provide comprehensive cancer services to the people of the state. At the meeting, he said on Monday that it is necessary to set up cancer treatment centres at various levels for effective treatment of cancer. The Chief Minister also gave instructions to set up comprehensive cancer treatment services, diagnosis, day care radiotherapy and chemotherapy units in every district. He said that the incomplete construction of the Sant Tukadoji Maharaj Cancer Hospital building in Nagpur should be completed immediately. Necessary funds will be sought for this, he added. CM Fadnavis said that on behalf of Shri Sai Sansthan, an appeal will be made to Sai Sansthan for the construction of a state-of-the-art cancer hospital in Sainagar at Shirdi. He added that the needy people in the state should get immediate services for which a single cloud command centre should be established out of the three types of treatment centres. At the same time, patients fighting cancer should be provided with early diagnosis and effective treatment methods. The Chief Minister’s instruction comes when the state Public Health Minister Prakash Abitkar in July said that the state government has proposed to construct two cancer hospitals in Aundh (Pune) and Nashik (Maharashtra) and eight district hospitals across the state to provide treatment to the rising number of patients and cut their expenses on expensive private healthcare services. Chief Minister Fadnavis said that the health department has submitted the proposal to Asian Development Bank for financial assistance of Rs 8,000 crore. The opinions, views, and thoughts expressed by the readers and those providing comments are theirs alone and do not reflect the opinions of www.mangalorean.com or any employee thereof. www.mangalorean.com is not responsible for the accuracy of any of the information supplied by the readers. Responsibility for the content of comments belongs to the commenter alone. We request the readers to refrain from posting defamatory, inflammatory comments and not indulge in personal attacks. However, it is obligatory on the part of www.mangalorean.com to provide the IP address and other details of senders of such comments to the concerned authorities upon their request. Hence we request all our readers to help us to delete comments that do not follow these guidelines by informing us at info@mangalorean.com. Lets work together to keep the comments clean and worthful, thereby make a difference in the community. We request the readers to refrain from posting defamatory, inflammatory comments and not indulge in personal attacks. However, it is obligatory on the part of www.mangalorean.com to provide the IP address and other details of senders of such comments to the concerned authorities upon their request. Hence we request all our readers to help us to delete comments that do not follow these guidelines by informing us at info@mangalorean.com. Lets work together to keep the comments clean and worthful, thereby make a difference in the community. Δ The opinions, views, and thoughts expressed by the readers and those providing comments are theirs alone and do not reflect the opinions of www.mangalorean.com or any employee thereof. www.mangalorean.com is not responsible for the accuracy of any of the information supplied by the readers. Responsibility for the content of comments belongs to the commenter alone. We request the readers to refrain from posting defamatory, inflammatory comments and not indulge in personal attacks. However, it is obligatory on the part of www.mangalorean.com to provide the IP address and other details of senders of such comments to the concerned authorities upon their request. Hence we request all our readers to help us to delete comments that do not follow these guidelines by informing us at info@mangalorean.com. Lets work together to keep the comments clean and worthful, thereby make a difference in the community. We request the readers to refrain from posting defamatory, inflammatory comments and not indulge in personal attacks. However, it is obligatory on the part of www.mangalorean.com to provide the IP address and other details of senders of such comments to the concerned authorities upon their request. Hence we request all our readers to help us to delete comments that do not follow these guidelines by informing us at info@mangalorean.com. Lets work together to keep the comments clean and worthful, thereby make a difference in the community. Δ Connect over WhatsApp for more details Subscribe to WhatsApp Channel A password will be e-mailed to you. Username E-mail</w:t>
       </w:r>
     </w:p>
     <w:sectPr>

--- a/Output/Prakash Abitkar/extracted_links_Prakash Abitkar_News_Content.docx
+++ b/Output/Prakash Abitkar/extracted_links_Prakash Abitkar_News_Content.docx
@@ -12,6 +12,37 @@
     </w:p>
     <w:p>
       <w:r>
+        <w:t>Title: Full page newspaper ads and slew of initiatives Shiv Sena goes all out to celebrate PM's birthday</w:t>
+      </w:r>
+    </w:p>
+    <w:p>
+      <w:r>
+        <w:t xml:space="preserve">URL: </w:t>
+      </w:r>
+      <w:hyperlink r:id="rId9">
+        <w:r>
+          <w:rPr>
+            <w:color w:val="0000FF"/>
+          </w:rPr>
+          <w:t>https://www.theweek.in/wire-updates/national/2025/09/18/bom59-mh-pm-bday-ld-shinde.html</w:t>
+        </w:r>
+      </w:hyperlink>
+    </w:p>
+    <w:p>
+      <w:r>
+        <w:t>Content: Mumbai, Sep 17 (PTI) As Prime Minister Narendra Modi celebrated his 75th birthday on Wednesday, Maharashtra Deputy Chief Minister Eknath Shinde hailed his leadership and resolve to create a "New India", while his party launched a host of initiatives to mark the occasion.Shinde's party Shiv Sena, a key BJP ally, published full page advertisements in leading dailies and organised different initiatives to celebrate Modi's birthday.In a post of X, the deputy CM hailed the Prime Minister for his contributions to the nation.Modi has taken long strides with a resolve to create a "New India" and has changed the face of the country in the last 10 years, Shinde noted.The Shiv Sena published advertisements in several dailies with Shinde extending best wishes to the PM. Government departments run by Shiv Sena ministers launched several initiatives to mark the occasion.The Urban Development Department, headed by Shinde, announced a scheme under which Rs 1 crore will be disbursed to municipal councils and town councils for developing 'Namo Parks'.The scheme will benefit 394 municipal councils and town councils.Farm approach roads spanning 5,106 kms, built by the Employment Guarantee Department at a cost of Rs 1,100 crore, were inaugurated on the occasion of the prime minister's birthday. The Employement Guarantee Department is headed by Sena minister Bharat Gogawale.The School Education Department, headed by party minister Dada Bhuse, will develop 750 zilla parishad schools as model schools which will be equipped with smart classrooms, science laboratories, computer labs, libraries, sports facilities and latest digital equipment.The Public Health Department, helmed by Shiv Sena cabinet member Prakash Abitkar, launched 20 initiatives, including organising 75 health camps and as many dental camps.The Industries Department started Namo Technical Skill Centre, Namo Automobile Skill Centre, Namo Textile Skill Centre, Namo Soft Skill Development Centre. The department is headed by another Shiv Sena minister, Uday Samant.The Water Conservation Department, under the Watershed Development 2.0 scheme, has undertaken deepening of 'naalas' (drains) in 75 villages. The Water Conservation Department is headed by minister Gulabrao Patil.The Transport Department, headed by party minister Pratap Sarnaik, started free reading joint at 75 bus depots. (This story has not been edited by THE WEEK and is auto-generated from PTI) Omar Abdullah reviews highway restoration work amid fears of essential supplies shortage in Kashmir PCB claims Andy Pycroft apologised to captain Salman Ali Agha, removed from remaining Asia Cup matches played by Pakistan Will 'Demon Slayer: Kimetsu no Yaiba Infinity Castle' end 'Lokah: Chapter 1 - Chandra' dream run in box office? China orders tech giants to halt use of Nvidia AI chips amid US tensions Explained: How the precision timekeeping project will benefit India? Copyright © 2024 All rights reserved</w:t>
+      </w:r>
+    </w:p>
+    <w:p>
+      <w:pPr>
+        <w:pStyle w:val="Heading3"/>
+      </w:pPr>
+      <w:r>
+        <w:t>Article 2</w:t>
+      </w:r>
+    </w:p>
+    <w:p>
+      <w:r>
         <w:t>Title: Maha CM to develop a comprehensive policy for cancer treatment</w:t>
       </w:r>
     </w:p>
@@ -19,7 +50,7 @@
       <w:r>
         <w:t xml:space="preserve">URL: </w:t>
       </w:r>
-      <w:hyperlink r:id="rId9">
+      <w:hyperlink r:id="rId10">
         <w:r>
           <w:rPr>
             <w:color w:val="0000FF"/>
@@ -38,7 +69,7 @@
         <w:pStyle w:val="Heading3"/>
       </w:pPr>
       <w:r>
-        <w:t>Article 2</w:t>
+        <w:t>Article 3</w:t>
       </w:r>
     </w:p>
     <w:p>
@@ -50,7 +81,7 @@
       <w:r>
         <w:t xml:space="preserve">URL: </w:t>
       </w:r>
-      <w:hyperlink r:id="rId10">
+      <w:hyperlink r:id="rId11">
         <w:r>
           <w:rPr>
             <w:color w:val="0000FF"/>
@@ -62,37 +93,6 @@
     <w:p>
       <w:r>
         <w:t>Content: बुधवार को प्रधानमंत्री नरेंद्र मोदी के 75वें जन्मदिन पर, महाराष्ट्र के उपमुख्यमंत्री एकनाथ शिंदे ने {new india} बनाने के लिए उनके नेतृत्व और प्रतिबद्धता की सराहना की। शिंदे की पार्टी, शिवसेना, जो बीजेपी की एक प्रमुख सहयोगी है, ने इस अवसर को मनाने के लिए कई पहल कीं। शिवसेना ने प्रमुख समाचार पत्रों में पूरे पृष्ठ के विज्ञापन प्रकाशित किए, जिसमें प्रधानमंत्री को शुभकामनाएं दी गईं। शिवसेना मंत्रियों के नेतृत्व में विभिन्न सरकारी विभागों ने मोदी के जन्मदिन का सम्मान करने के लिए परियोजनाएं शुरू कीं। शिंदे के नेतृत्व वाले शहरी विकास विभाग ने नमो पार्कों के निर्माण के लिए नगरपालिका और शहर परिषदों को 1 करोड़ रुपये आवंटित करने की एक योजना की घोषणा की। इस पहल से 394 परिषदों को लाभ होगा। रोजगार गारंटी विभाग, जिसका नेतृत्व सेना मंत्री भरत गोगावले कर रहे हैं, ने 1,100 करोड़ रुपये की लागत से 5,106 किलोमीटर में फैले फार्म पहुंच मार्गों का उद्घाटन किया। इसके अतिरिक्त, स्कूल शिक्षा विभाग, मंत्री दादा भुसे के अधीन, 750 जिला परिषद स्कूलों को स्मार्ट कक्षाओं, विज्ञान प्रयोगशालाओं, कंप्यूटर लैब, पुस्तकालयों, खेल सुविधाओं और उन्नत डिजिटल उपकरणों से सुसज्जित मॉडल संस्थानों के रूप में विकसित करने की योजना बना रहा है। शिवसेना कैबिनेट सदस्य प्रकाश आबिटकर के नेतृत्व में सार्वजनिक स्वास्थ्य विभाग ने 75 स्वास्थ्य शिविरों और दंत शिविरों के आयोजन सहित 20 पहल शुरू कीं। उद्योग विभाग ने मंत्री उदय सामंत के नेतृत्व में नमो तकनीकी कौशल केंद्र, नमो ऑटोमोबाइल कौशल केंद्र, नमो टेक्सटाइल कौशल केंद्र और नमो सॉफ्ट स्किल डेवलपमेंट सेंटर की शुरुआत की। जल संरक्षण विभाग ने वाटरशेड डेवलपमेंट 2.0 योजना के हिस्से के रूप में 75 गांवों में नालों की गहराई बढ़ाने का काम किया है। इस विभाग का नेतृत्व मंत्री गुलाबराव पाटिल कर रहे हैं। इस बीच, परिवहन विभाग ने पार्टी मंत्री प्रताप सरनाईक के नेतृत्व में 75 बस डिपो में मुफ्त रीडिंग जॉइंट शुरू किए। ये पहल महाराष्ट्र में विभिन्न विकास परियोजनाओं के माध्यम से एक नए भारत के लिए प्रधानमंत्री मोदी के दृष्टिकोण का समर्थन करने के लिए शिवसेना की प्रतिबद्धता को दर्शाती हैं। With inputs from PTI</w:t>
-      </w:r>
-    </w:p>
-    <w:p>
-      <w:pPr>
-        <w:pStyle w:val="Heading3"/>
-      </w:pPr>
-      <w:r>
-        <w:t>Article 3</w:t>
-      </w:r>
-    </w:p>
-    <w:p>
-      <w:r>
-        <w:t>Title: रंग लाई सुपर हॉस्पिटल के डॉक्टरों की हड़ताल, सरकार ने जारी किए 3.21 करोड़, काम पर लौटे वापस</w:t>
-      </w:r>
-    </w:p>
-    <w:p>
-      <w:r>
-        <w:t xml:space="preserve">URL: </w:t>
-      </w:r>
-      <w:hyperlink r:id="rId11">
-        <w:r>
-          <w:rPr>
-            <w:color w:val="0000FF"/>
-          </w:rPr>
-          <w:t>https://navbharatlive.com/maharashtra/amravati/super-hospital-doctors-strike-over-government-releases-fund-1362443.html</w:t>
-        </w:r>
-      </w:hyperlink>
-    </w:p>
-    <w:p>
-      <w:r>
-        <w:t>Content: अमरावती न्यूज Amravati News: अमरावती जिले में स्थानीय सुपर स्पेशलिटी हॉस्पिटल में काम कर रहे विशिष्ट सेवा तत्त्व के डॉक्टरों द्वारा पिछले कई सप्ताह से चल रही हड़ताल समाप्त हो गई। विधायक सुलभा खोडके के प्रयासों से राज्य सरकार ने 3 करोड़ 21 लाख 92 हजार रुपये का विशेष निधि जारी कर दी है। यह राशि हड़ताल पर गए डॉक्टरों के लंबे समय से बकाया मानधन (वेतन) के भुगतान के लिए प्रदान की गई है। इस महत्वपूर्ण निर्णय के लिए खोडके ने उपमुख्यमंत्री व वित्त मंत्री अजित पवार और स्वास्थ्य मंत्री प्रकाश आबिटकर का आभार जताया और कहा कि सरकार की संवेदनशीलता और तत्परता से अब अमरावती के मरीजों को राहत मिलेगी और स्वास्थ्य सेवाएं शीघ्र ही सामान्य होंगी। सुपर स्पेशलिटी हॉस्पिटल में बीते एक-डेढ़ महीने से किडनी ट्रांसप्लांट, हार्ट सर्जरी, कैंसर, प्लास्टिक सर्जरी और न्यूरोलॉजी जैसी जटिल बीमारियों के उपचार बंद थे। विशेषज्ञ डॉक्टरों ने बकाया वेतन न मिलने पर हड़ताल कर दी थी, जिससे सैकड़ों सर्जरी और इलाज लंबित हो गए थे। हॉस्पिटल प्रशासन के अनुसार, डॉक्टरों का करोड़ों रुपये का मानधन पिछले कई महीनों से अटका हुआ था। इस गंभीर स्थिति को देखते हुए विधायक खोडके ने सुपर हॉस्पिटल के वैद्यकीय अधीक्षक डॉ. अमोल नरोटे से संपर्क किया और पूरी जानकारी प्राप्त की। तत्पश्चात उन्होंने उपमुख्यमंत्री अजित पवार और स्वास्थ्य मंत्री प्रकाश आबिटकर के समक्ष प्रमुखता से रखा और तत्काल फंड जारी करने की मांग की। यह भी पढ़ें – एनसीपी का चिंतन, भाजपा को चुनौती, गडकरी-फडणवीस का प्रभाव, फिर भी दबाव, बदलेंगे समीकरण? राज्य सरकार ने विधायक खोडके के अनुरोध को गंभीरता से लेते हुए वित्त विभाग को त्वरित कार्यवाही के निर्देश दिए। इसके बाद, 3.21 करोड़ की राशि सुपर हॉस्पिटल के डॉक्टरों को बकाया वेतन भुगतान के लिए वितरित कर दी गई। इसके साथ ही लगभग 1 करोड़ की अतिरिक्त राशि आगामी दिसंबर के शीतकालीन अधिवेशन में पूरक मांग के तहत स्वीकृत की जाएगी। Follow Us On © Copyright Navbharatlive 2025 All rights reserved.</w:t>
       </w:r>
     </w:p>
     <w:p>
@@ -136,7 +136,7 @@
     </w:p>
     <w:p>
       <w:r>
-        <w:t>Title: कोल्हापूरकरांची चंगळ! रानभाज्यांच्या 450 खाद्यकृतींमुळं जिल्हास्तरीय रानभाजी महोत्सवाला रंगत</w:t>
+        <w:t>Title: स्वस्थ नारी, सशक्त परिवार’ अभियानाद्वारे लोकांची सेवा - मंत्री प्रकाश आबिटकर</w:t>
       </w:r>
     </w:p>
     <w:p>
@@ -144,37 +144,6 @@
         <w:t xml:space="preserve">URL: </w:t>
       </w:r>
       <w:hyperlink r:id="rId13">
-        <w:r>
-          <w:rPr>
-            <w:color w:val="0000FF"/>
-          </w:rPr>
-          <w:t>https://www.etvbharat.com/mr/!state/kolhapurs-wild-vegetable-festival-promotes-local-cuisine-and-women-culinary-talent-maharashtra-news-mhs25092003298</w:t>
-        </w:r>
-      </w:hyperlink>
-    </w:p>
-    <w:p>
-      <w:r>
-        <w:t>Content: महाराष्ट्र maharashtra ETV Bharat / state By ETV Bharat Marathi Team Published : September 20, 2025 at 6:17 PM IST Updated : September 20, 2025 at 8:28 PM IST कोल्हापूर : लोकसहभागातून उभ्या राहिलेल्या कृषी आणि खाद्यसंस्कृतीला अधोरेखित करणारा जिल्हास्तरीय रानभाजी महोत्सव कोल्हापुरात मोठ्या उत्साहात संपन्न झाला. राजारामपुरीतील व्ही. टी. पाटील सभागृहात आयोजित या कार्यक्रमाचं उद्घाटन सार्वजनिक आरोग्य व कुटुंब कल्याण मंत्री तथा पालकमंत्री प्रकाश आबिटकर यांच्या हस्ते झालं. महिलांच्या उत्सफूर्त सहभागामुळं रंगला महोत्सव : या रानभाज्या महोत्सवाचं खास आकर्षण ठरलं ते म्हणजे महिलांचा उत्स्फूर्त सहभाग. सुमारे 150 महिला बचत गट आणि 100 पेक्षा अधिक महिलांनी पाककला स्पर्धेत भाग घेत आरोग्यदायी आणि चवदार पदार्थ सादर केले. 450 हून अधिक खाद्यकृतींमुळं या महोत्सवाला खरी रंगत आली. स्पर्धांमध्ये रानभाजी मांडणी प्रकारात निता पडवळ यांनी प्रथम, राधानगरीतील कुडूत्री इथल्या महिला बचत गटानं दुसरा, तर कातळी इथल्या कविता जाधव यांनी तिसरा क्रमांक पटकावला. पिरळ राधानगरीच्या शितलाम बचत गटाला उत्तेजनार्थ पारितोषिक जाहीर झालं. शेवग्याच्या भाजीचं डेजर्ट : पाककला स्पर्धेत राधानगरीच्या पूजा पाटील यांनी प्रथम, हातकणंगले तालुक्यातील भादोले गावातील शोभादेवी पाटील यांनी दुसरा तर कदमवाडीतील राणी कदम यांनी तिसरा क्रमांक पटकावला. विशिष्ट कामगिरीबद्दल सर्वांना पालकमंत्री आबिटकर यांच्या हस्ते स्मृतिचिन्ह, प्रमाणपत्र आणि पुष्पगुच्छ देऊन गौरवण्यात आलं. प्रथम क्रमांक पटकावलेल्या राधानगरीच्या पूजा पाटील यांनी आगळंवेगळं शेवग्याचं डेजर्ट बनवलं होतं. तसंच भोपळ्याचे फ्रेंच फ्राईज असे अनोखे पदार्थ प्रदर्शनात आलेल्या नागरिकांना पाहायला मिळाले. प्रदर्शन पाहण्यासाठी विद्यार्थ्यांची गर्दी : रानभाज्या महोत्सवाला शालेय आणि महाविद्यालयीन विद्यार्थ्यांनी लावलेल्या उपस्थितीमुळं रानभाज्यांचे औषधी गुणधर्म आणि पोषण मूल्यांविषयी तरुणाईमध्ये जागरूकता निर्माण झाली. सुमारे 40 प्रजातींच्या रानभाज्यांचं प्रदर्शन विद्यार्थ्यांना आणि नागरिकांना निसर्गसंपत्तीची नवी ओळख करून देणारे ठरले. "रानभाज्या केवळ ग्रामीण भागापुरत्या मर्यादित न राहता राज्यभर पोहोचाव्यात, यासाठी हा महोत्सव राज्यस्तरावर घेण्यात यावा," - प्रकाश आबिटकर, मंत्री रानभाज्यांच्या मार्केटिंगचा नवा विचार : महोत्सवात बोलताना पालकमंत्री प्रकाश आबिटकर यांनी रानभाज्यांच्या प्रसाराला आवश्यक तेवढा बाजारपेठेचा आधार मिळालेला नाही, याबद्दल खंत व्यक्त केली. "या भाज्यांचा समावेश हॉटेल व्यवसायात करण्यासाठी जिल्ह्यातील हॉटेल असोसिएशनशी चर्चा करणार आहोत. रानभाज्यांमुळं आरोग्यदायी जीवनशैलीला चालना मिळेल,” असा विश्वास मंत्री प्रकाश आबिटकर यांनी व्यक्त केला. ‘रानभाजी इ-माहिती पुस्तिके’चे प्रकाशन : या महोत्सवानं केवळ खाद्यपदार्थांवर थांबण्याऐवजी व्यावसायिक बाबींनासुद्धा प्राधान्य दिलं. यावेळी ‘रानभाजी माहिती पुस्तिका’चं प्रकाशन करण्यात आलं. ऑनलाईन स्वरूपात ही माहिती पुस्तिका उपलब्ध असणार असून विविध रानभाज्यांची माहिती, त्यांचे आरोग्यवर्धक गुणधर्म आणि उपयोग अशी सर्व माहिती या पुस्तिकेमुळं सोप्या भाषेत उपलब्ध झाली आहे. पावसामुळं नागरिकांची तारांबळ : कोल्हापुरात पावसामुळं नागरिकांची तारांबळ उडाली. अशीच परिस्थिती रानभाजी महोत्सव आयोजित केलेल्या ठिकाणी पहायला मिळाली. रानभाज्यांचे स्टॉल हे हॉलच्या बाहेरदेखील मांडले होते. अचानक आलेल्या पावसामुळं अनेकांची तारांबळ उडाली. नागरिकांना चाखायला मिळाल्या रानभाज्या : कार्यक्रमास विभागीय कृषी सहसंचालक बसवराज मास्तोळी, जिल्हा कृषी अधिकारी व आत्मा प्रकल्प संचालक जालिंदर पांगरे, अधीक्षक कृषी अधिकारी अजय कुलकर्णी व रानभाजी तज्ज्ञ डॉ. शहाजी कुरणे यांची प्रमुख उपस्थिती होती. रानावनात पिकणाऱ्या अनेक दुर्मीळ भाज्यांची चव रानभाजी महोत्सवामुळं शहरात राहणाऱ्या नागरिकांना चाखायला मिळाली. हेही वाचा : For All Latest Updates TAGGED: शारदीय नवरात्रीत 'या' शुभ मुहूर्तावर करा घटस्थापना; जाणून घ्या शुभ मुहूर्त आणि पंचांग आशिया चषक टीम इंडियाचा विजयी चौकार; पाकिस्तानचा दुसऱ्यांदा उडवला धुव्वा जीएसटी दर कपात आजपासून लागू; तूप, पनीर, सुकामेवा, टीव्ही, एसी... तुमच्या घरातील कोणत्या वस्तू स्वस्त होणार? आजपासून रेल्वेमध्ये पिण्याचे पाणी मिळणार स्वस्त; जास्त शुल्क आकारल्यास कशी करायची तक्रार? सोमवारपासून जीएसटी दर कपात; तूप, पनीर, सुकामेवा, टीव्ही, एसी... ; वाचा काय होणार स्वस्त Oppo F31 Pro plus 5G vs F31 Pro 5G : कोणता फोन आहे किफायतशीर? गुगल क्रोममध्ये जेमिनी अपग्रेड: AI सक्षम ब्राउझिंगचा नवीन अनुभव इंडिया एआय मिशन अंतर्गत देशभरात 500 हून अधिक डेटा लॅब्सची स्थापना - अश्विनी वैष्णव कर्नाटक स्टाईल टोमॅटो चटणी; जेवणाची चव द्विगुणीत करण्यासाठी सर्वोत्तम Copyright © 2025 Ushodaya Enterprises Pvt. Ltd., All Rights Reserved.</w:t>
-      </w:r>
-    </w:p>
-    <w:p>
-      <w:pPr>
-        <w:pStyle w:val="Heading3"/>
-      </w:pPr>
-      <w:r>
-        <w:t>Article 6</w:t>
-      </w:r>
-    </w:p>
-    <w:p>
-      <w:r>
-        <w:t>Title: स्वस्थ नारी, सशक्त परिवार’ अभियानाद्वारे लोकांची सेवा - मंत्री प्रकाश आबिटकर</w:t>
-      </w:r>
-    </w:p>
-    <w:p>
-      <w:r>
-        <w:t xml:space="preserve">URL: </w:t>
-      </w:r>
-      <w:hyperlink r:id="rId14">
         <w:r>
           <w:rPr>
             <w:color w:val="0000FF"/>
@@ -193,12 +162,43 @@
         <w:pStyle w:val="Heading3"/>
       </w:pPr>
       <w:r>
+        <w:t>Article 6</w:t>
+      </w:r>
+    </w:p>
+    <w:p>
+      <w:r>
+        <w:t>Title: कोल्हापूरकरांची चंगळ! रानभाज्यांच्या 450 खाद्यकृतींमुळं जिल्हास्तरीय रानभाजी महोत्सवाला रंगत</w:t>
+      </w:r>
+    </w:p>
+    <w:p>
+      <w:r>
+        <w:t xml:space="preserve">URL: </w:t>
+      </w:r>
+      <w:hyperlink r:id="rId14">
+        <w:r>
+          <w:rPr>
+            <w:color w:val="0000FF"/>
+          </w:rPr>
+          <w:t>https://www.etvbharat.com/mr/!state/kolhapurs-wild-vegetable-festival-promotes-local-cuisine-and-women-culinary-talent-maharashtra-news-mhs25092003298</w:t>
+        </w:r>
+      </w:hyperlink>
+    </w:p>
+    <w:p>
+      <w:r>
+        <w:t>Content: महाराष्ट्र maharashtra ETV Bharat / state By ETV Bharat Marathi Team Published : September 20, 2025 at 6:17 PM IST Updated : September 20, 2025 at 8:28 PM IST कोल्हापूर : लोकसहभागातून उभ्या राहिलेल्या कृषी आणि खाद्यसंस्कृतीला अधोरेखित करणारा जिल्हास्तरीय रानभाजी महोत्सव कोल्हापुरात मोठ्या उत्साहात संपन्न झाला. राजारामपुरीतील व्ही. टी. पाटील सभागृहात आयोजित या कार्यक्रमाचं उद्घाटन सार्वजनिक आरोग्य व कुटुंब कल्याण मंत्री तथा पालकमंत्री प्रकाश आबिटकर यांच्या हस्ते झालं. महिलांच्या उत्सफूर्त सहभागामुळं रंगला महोत्सव : या रानभाज्या महोत्सवाचं खास आकर्षण ठरलं ते म्हणजे महिलांचा उत्स्फूर्त सहभाग. सुमारे 150 महिला बचत गट आणि 100 पेक्षा अधिक महिलांनी पाककला स्पर्धेत भाग घेत आरोग्यदायी आणि चवदार पदार्थ सादर केले. 450 हून अधिक खाद्यकृतींमुळं या महोत्सवाला खरी रंगत आली. स्पर्धांमध्ये रानभाजी मांडणी प्रकारात निता पडवळ यांनी प्रथम, राधानगरीतील कुडूत्री इथल्या महिला बचत गटानं दुसरा, तर कातळी इथल्या कविता जाधव यांनी तिसरा क्रमांक पटकावला. पिरळ राधानगरीच्या शितलाम बचत गटाला उत्तेजनार्थ पारितोषिक जाहीर झालं. शेवग्याच्या भाजीचं डेजर्ट : पाककला स्पर्धेत राधानगरीच्या पूजा पाटील यांनी प्रथम, हातकणंगले तालुक्यातील भादोले गावातील शोभादेवी पाटील यांनी दुसरा तर कदमवाडीतील राणी कदम यांनी तिसरा क्रमांक पटकावला. विशिष्ट कामगिरीबद्दल सर्वांना पालकमंत्री आबिटकर यांच्या हस्ते स्मृतिचिन्ह, प्रमाणपत्र आणि पुष्पगुच्छ देऊन गौरवण्यात आलं. प्रथम क्रमांक पटकावलेल्या राधानगरीच्या पूजा पाटील यांनी आगळंवेगळं शेवग्याचं डेजर्ट बनवलं होतं. तसंच भोपळ्याचे फ्रेंच फ्राईज असे अनोखे पदार्थ प्रदर्शनात आलेल्या नागरिकांना पाहायला मिळाले. प्रदर्शन पाहण्यासाठी विद्यार्थ्यांची गर्दी : रानभाज्या महोत्सवाला शालेय आणि महाविद्यालयीन विद्यार्थ्यांनी लावलेल्या उपस्थितीमुळं रानभाज्यांचे औषधी गुणधर्म आणि पोषण मूल्यांविषयी तरुणाईमध्ये जागरूकता निर्माण झाली. सुमारे 40 प्रजातींच्या रानभाज्यांचं प्रदर्शन विद्यार्थ्यांना आणि नागरिकांना निसर्गसंपत्तीची नवी ओळख करून देणारे ठरले. "रानभाज्या केवळ ग्रामीण भागापुरत्या मर्यादित न राहता राज्यभर पोहोचाव्यात, यासाठी हा महोत्सव राज्यस्तरावर घेण्यात यावा," - प्रकाश आबिटकर, मंत्री रानभाज्यांच्या मार्केटिंगचा नवा विचार : महोत्सवात बोलताना पालकमंत्री प्रकाश आबिटकर यांनी रानभाज्यांच्या प्रसाराला आवश्यक तेवढा बाजारपेठेचा आधार मिळालेला नाही, याबद्दल खंत व्यक्त केली. "या भाज्यांचा समावेश हॉटेल व्यवसायात करण्यासाठी जिल्ह्यातील हॉटेल असोसिएशनशी चर्चा करणार आहोत. रानभाज्यांमुळं आरोग्यदायी जीवनशैलीला चालना मिळेल,” असा विश्वास मंत्री प्रकाश आबिटकर यांनी व्यक्त केला. ‘रानभाजी इ-माहिती पुस्तिके’चे प्रकाशन : या महोत्सवानं केवळ खाद्यपदार्थांवर थांबण्याऐवजी व्यावसायिक बाबींनासुद्धा प्राधान्य दिलं. यावेळी ‘रानभाजी माहिती पुस्तिका’चं प्रकाशन करण्यात आलं. ऑनलाईन स्वरूपात ही माहिती पुस्तिका उपलब्ध असणार असून विविध रानभाज्यांची माहिती, त्यांचे आरोग्यवर्धक गुणधर्म आणि उपयोग अशी सर्व माहिती या पुस्तिकेमुळं सोप्या भाषेत उपलब्ध झाली आहे. पावसामुळं नागरिकांची तारांबळ : कोल्हापुरात पावसामुळं नागरिकांची तारांबळ उडाली. अशीच परिस्थिती रानभाजी महोत्सव आयोजित केलेल्या ठिकाणी पहायला मिळाली. रानभाज्यांचे स्टॉल हे हॉलच्या बाहेरदेखील मांडले होते. अचानक आलेल्या पावसामुळं अनेकांची तारांबळ उडाली. नागरिकांना चाखायला मिळाल्या रानभाज्या : कार्यक्रमास विभागीय कृषी सहसंचालक बसवराज मास्तोळी, जिल्हा कृषी अधिकारी व आत्मा प्रकल्प संचालक जालिंदर पांगरे, अधीक्षक कृषी अधिकारी अजय कुलकर्णी व रानभाजी तज्ज्ञ डॉ. शहाजी कुरणे यांची प्रमुख उपस्थिती होती. रानावनात पिकणाऱ्या अनेक दुर्मीळ भाज्यांची चव रानभाजी महोत्सवामुळं शहरात राहणाऱ्या नागरिकांना चाखायला मिळाली. हेही वाचा : For All Latest Updates TAGGED: दिल्लीतील ३०० शाळांसह मुंबईतील रेल्वे स्टेशनवर बॉम्ब ठेवल्याची धमकी; अज्ञाताचा पोलिसांकडून शोध सुरू नवरात्रीच्या आठव्या दिवशी घटाला अर्पण करा 'ही' माळ; काय आहे आजचा शुभ मुहूर्त?, वाचा पंचांग टीम इंडियाचं विजयी 'तिलक'; पाकिस्तानला सलग तिसऱ्यांदा धूळ चारत नवव्यांदा जिंकलं आशिया कप शिर्डीतील ओढ्यात दुचाकीवरून जाताना वाहून गेलेल्या दोघांचा मृत्यू; दोघांना वाचविण्यात प्रशासनाला यश कास पुष्प पठारावर पर्यटकांना मिळणार प्रदूषणमुक्त अन् पर्यावरणपूरक सफारीचा आनंद! रिकाम्या पोटी आल्याचा रस पिण्याचे आरोग्यदायी फायदे! Oppo F31 Pro plus 5G vs F31 Pro 5G : कोणता फोन आहे किफायतशीर? गुगल क्रोममध्ये जेमिनी अपग्रेड: AI सक्षम ब्राउझिंगचा नवीन अनुभव इंडिया एआय मिशन अंतर्गत देशभरात 500 हून अधिक डेटा लॅब्सची स्थापना - अश्विनी वैष्णव Copyright © 2025 Ushodaya Enterprises Pvt. Ltd., All Rights Reserved.</w:t>
+      </w:r>
+    </w:p>
+    <w:p>
+      <w:pPr>
+        <w:pStyle w:val="Heading3"/>
+      </w:pPr>
+      <w:r>
         <w:t>Article 7</w:t>
       </w:r>
     </w:p>
     <w:p>
       <w:r>
-        <w:t>Title: भुदरगड पोलिस ठाण्याचे रूप पालटणार</w:t>
+        <w:t>Title: Zilla Parishad Elections | जि. प. : महायुतीच्या मंत्र्यांतील ईर्ष्या टोकाला</w:t>
       </w:r>
     </w:p>
     <w:p>
@@ -210,13 +210,13 @@
           <w:rPr>
             <w:color w:val="0000FF"/>
           </w:rPr>
-          <w:t>https://www.lokmat.com/kolhapur/bhudargarh-police-station-will-change-form/</w:t>
+          <w:t>https://pudhari.news/maharashtra/kolhapur/jealousy-among-mahayuti-ministers-peaks-over-zilla-parishad-ap84</w:t>
         </w:r>
       </w:hyperlink>
     </w:p>
     <w:p>
       <w:r>
-        <w:t>Content: हिंदी | English सोमवार २२ सप्टेंबर २०२५ FOLLOW US : शहरं व्हिडीओ सखी आणखी By Admin | Updated: April 26, 2017 23:59 IST2017-04-26T23:59:51+5:302017-04-26T23:59:51+5:30 गारगोटी : भुदरगड पोलिस ठाण्याच्या जीर्ण होत आलेल्या इमारतीस राज्य शासनाने एक कोटी ६५ लाख रुपये मंजूर झाल्याची माहिती आमदार प्रकाश आबिटकर यांनी दिली. याबाबतच्या मंत्रालयीन पाठपुरावाकामी पालकमंत्री चंद्रकांतदादा पाटील व गृहराज्यमंत्री दीपक केसरकर यांचे सहकार्य लाभल्याचे आमदार आबिटकर यांनी सांगितले. गेल्याच आठवड्यात गारगोटी ग्रामपंचायतीने आयोजित केलेल्या सीसीटीव्ही कॅमेऱ्यांच्या उद्घाटन कार्यक्रमप्रसंगी जिल्हा पोलिसप्रमुख व त्यांच्या पदाधिकाऱ्यांच्या उपस्थितीत भुदरगड पोलिस ठाण्याच्या इमारत बांधकामाचा पाठपुरावा करीत असल्याचे सूतोवाच केले होते. तसेच पोलिसांच्या निवासाची इमारत, आदींबाबत पाठपुरावा करीत असल्याचे त्यांनी सांगितले होते. त्या पार्श्वभूमीवर हा निर्णय झाल्याने नागरिकांमधून समाधान व्यक्त केले जात आहे.सध्याची भुदरगड पोलिस ठाण्याची इमारत ही ब्रिटिशकालीन इमारत तहसील भुदरगड व वन विभाग, आदी शासकीय कार्यालयांना संलग्न आहे. भुदरगड पोलिस ठाण्याचे कर्मचारी अत्यंत कमी जागेत वर्षानुवर्षे आपला कारभार करीत आहेत. वाढत्या लोकसंख्येच्या मानाने ही इमारत अत्यंत अपुरी पडत आहे. या पार्श्वभूमीवर गारगोटीत आता नव्या भुदरगड पोलिस ठाण्याची सुसज्य इमारत वैभवात भर घालणार आहे. भुदरगड तालुक्यातील गारगोटी येथे ब्रिटिश इमारतीतच गेली अनेक वर्षे पोलिस ठाण्याचे कामकाज सुरू आहे. एकीकडे कामाचा वाढता ताण, तर दुसरीकडे सुविधांची वानवा, अशा अवस्थेत पोलिस काम करीत होते. जागेअभावी पोलिस ठाण्यातील उपनिरीक्षक दर्जाच्या अधिकाऱ्यांना व्हरांड्यातच टेबल टाकून बसावे लागत आहे. त्यामुळे पोलिस ठाण्याची सुसज्ज इमारत व्हावी, यासाठी लोकप्रतिनिधींच्या माध्यमातून सातत्याने प्रयत्न सुरू होते. आमदार प्रकाश आबिटकर यांनी गृहराज्यमंत्री दीपक केसरकर यांच्याकडे सातत्याने पाठपुरावा केला. मुंबईत मंत्रालयात मंत्री व अधिकारी यांच्या बैठका झाल्या. याला यश येऊन भुदरगड पोलिस ठाण्याच्या इमारत बांधकामासाठी एक कोटी ६५ लाख २८ हजार निधीस प्रशासकीय मान्यता मिळाली आहे. (प्रतिनिधी)राधानगरी मतदारसंघातील राधानगरी, भुदरगड, आजरा या तिन्ही पोलिस ठाण्यांच्या इमारत बांधकामासाठी निधी मिळावा, यासाठी गेली दोन वर्षे प्रयत्नशील आहे. गारगोटीचा विषय मार्गी लागला. याकामी पालकमंत्री चंद्रकांतदादा पाटील व गृहराज्यमंत्री दीपक केसरकर यांचे सहकार्य मिळाले. याबरोबरच राधानगरी व आजरा पोलिस ठाण्यांचा विषय लवकरच मार्गी लागेल.-आमदार प्रकाश आबिटकर FOLLOW US : Copyright © 2025 Lokmat Media Pvt Ltd</w:t>
+        <w:t>Content: चंद्रशेखर माताडे कोल्हापूर : जिल्हा परिषद व पंचायत समित्यांच्या निवडणुकीसाठी उपलब्ध जागा, तीन वर्षांनी लांबलेल्या निवडणुका त्यामुळे इच्छुकांची वाढलेली संख्या या पार्श्वभूमीवर महायुतीतील घटक पक्ष बहुतेक स्वतंत्र लढतील, अशी अपेक्षा आहे. त्यादृष्टीने घटक पक्षातील नेत्यांनी आपल्या पक्षाच्या जास्तीत जास्त जााग जिंकून जिल्हा परिषदेवरील वर्चस्वासाठी जोरदार प्रयत्न सुरू केले आहेत. भाजपकडून चंद्रकांत पाटील व माधुरी मिसाळ, शिंदे शिवसेनेकडून पालकमंत्री प्रकाश आबिटकर व अजित पवार राष्ट्रवादीकडून वैद्यकीय शिक्षणमंत्री हसन मुश्रीफ यांच्यातील ईर्ष्या टोकाला गेली आहे. भाजपची जिल्ह्यातील सूत्रे कोणाच्या हाती असणार याची चर्चा सुरू असतानाच उच्च व तंत्रशिक्षण मंत्री चंद्रकांत पाटील यांनी पक्ष कार्यकर्त्यांची बैठक घेऊन मुख्यमंत्र्यांच्या आदेशावरून आपण येथे आल्याचे सांगत भाजपची सूत्रे कोणाच्या हाती या प्रश्नाचे परस्पर उत्तर देऊन टाकले. पाटील दौर्‍यावर येत कार्यकर्त्यांना भेटत असतानाच माधुरी मिसाळ यांनीही जिल्ह्यात सहपालकमंत्री म्हणून लक्ष घातले आहे. अंबाबाई व जोतिबा देवस्थान विकास आराखडा, जिल्ह्यातील विकासकामांचा आढावा, प्रशासनाला दिलेले आदेश यातून त्यांनी योग्य तो संदेश प्रशासनाला दिला आहे. त्याचबरोबर जनतेशी थेट संबंधित असलेल्या योजना पक्ष कार्यकर्त्यांमार्फत राबविण्यास सांगून पक्ष कार्यकर्त्यांना पक्ष कार्यात गुंतविले आहे. घरगुती गणेशोत्सव स्पर्धा घेऊन भाजपने घरोघरी संपर्क मोहीम राबविली आहे. शिंदे शिवसेनेची सगळी मदार ही पालकमंत्री प्रकाश आबिटकर यांच्यावर आहे. जिल्ह्यात शिंदे शिवसेनेचे तीन व सहयोगी एक असे चार आमदार आहेत. या चार आमदारांच्या संख्याबळावरच आबिटकर यांच्याकडे जिल्ह्याचे पालकमंत्रिपद चालून आले आहे. पालकमंत्री म्हणून जिल्ह्यच्या विकासकामात त्यांनी लक्ष घातले आहे. प्रशासनाबरोबर बैठका घेऊन ते आदेश देत आहेत. मात्र त्यांनी दिलेल्या आदेशाच्या अंमलबजावणीवर बरेच काही अवलंबून आहे. अजून निवडणुकीला वेळ आहे, तोवर विकासकामांचे आदेश प्रत्यक्षात येताना दिसायला हवेत. अजित पवार राष्ट्रवादीचा किल्ला हसन मुश्रीफ लढवत आहेत. केडीसीसी व गोकुळ या दोन बलाढ्य आर्थिक गडांची सत्ता हसन मुश्रीफ यांच्याकडे आहे. नव्या राजकीय जुळणीत त्यांनी काँग्रेसचे राहुल पाटील यांना पक्षात घेत करवीर या राजकीयदृष्ट्या मातब्बर तालुक्यात पक्षाची ताकद वाढविण्याचा प्रयत्न केला आहे. प्रशासनाला आदेश देत त्याची अंमलबजावणी होते की नाही याकडे ते कटाक्षाने पाहतात. जिल्हाभर विविध कार्यक्रमांचा धडाका लावत मुश्रीफ यांनी संपर्कमोहीम व्यापक केली आहे. 'Pudhari' is excited to announce the relaunch of its Android and iOS apps. Stay updated with the latest news at your fingertips. Android and iOS Download now and stay updated, anytime, anywhere. Pudhari Publications Private Limited</w:t>
       </w:r>
     </w:p>
     <w:p>
@@ -229,7 +229,7 @@
     </w:p>
     <w:p>
       <w:r>
-        <w:t>Title: Kolhpur News: भाजप, शिवसेना अन् ठाकरेंच्या सेनेत गटबाजी संपेना, इच्छुकांची मुस्कटदाबी; कोल्हापुरच्या राजकारणात नेमकं काय सुरु?</w:t>
+        <w:t>Title: गर्भलिंग निदान प्रतिबंध कायद्याची प्रभावी अंमलबजावणी आवश्यक : आबिटकर</w:t>
       </w:r>
     </w:p>
     <w:p>
@@ -241,13 +241,13 @@
           <w:rPr>
             <w:color w:val="0000FF"/>
           </w:rPr>
-          <w:t>https://sarkarnama.esakal.com/maharashtra/paschim-maharashtra/kolhpur-news-factionalism-in-bjp-shiv-sena-and-thackeray-sena-is-not-over-what-exactly-is-going-on-in-kolhapur-politics-rg93-aau85</w:t>
+          <w:t>https://www.esakal.com/mumbai/todays-latest-marathi-news-mbi25b28213-txt-mumbai-20250923060756</w:t>
         </w:r>
       </w:hyperlink>
     </w:p>
     <w:p>
       <w:r>
-        <w:t>Content: Kolhpur News: कोल्हापूर महानगरपालिका निवडणूक प्रक्रियेला वेग आला आहे. नुकतीच प्रारूप प्रभाग रचना जाहीर झाल्यानंतर अनेक इच्छुकांनी पत्ते खोलायला सुरुवात केली आहे. त्यासाठी अनेकांचे पक्षप्रवेश, प्रबळ असलेला पक्ष, आर्थिक दृष्ट्या सक्षम असणाऱ्या नेत्यांकडे इच्छुकांनी संपर्क ठेवला आहे. निवडणूक ही चार सदस्य पद्धतीनं होणार असल्याने आजूबाजूच्या मतदारसंघातील इच्छुकांना हाताशी धरण्याचं काम सुरू आहे. मात्र या इच्छुकांची पक्षातील अंतर्गत गटबाजीमुळे घालमेल वाढली आहे. भाजप, शिवसेना आणि ठाकरे यांची शिवसेना यांच्यातील अंतर्गत गटबाजीचे ग्रहण दिवसेंदिवस निवडणुकीच्या निमित्ताने वाढत आहे. त्यामुळे दोन्हीही गटांना धरून राहण्यासाठी इच्छुकांना कसरत करावी लागत आहे. शिवाय त्यांची मुस्कटदाबी देखील होताना दिसत आहे. कोल्हापूर भाजपमधील परिस्थिती पाहता यापूर्वी राज्याचे उच्च आणि तंत्र शिक्षण मंत्री चंद्रकांत पाटील यांच्या मार्गदर्शनाखाली कोल्हापूर महानगरपालिका निवडणूक झाली होती. त्यानंतर भाजपमध्ये राज्यसभेचे खासदार धनंजय महाडिक यांनी पक्ष प्रवेश केल्यानंतर आणि मंत्री चंद्रकांत पाटील यांनी पुण्यातून निवडणूक लढवल्यानंतर कोल्हापूर जिल्ह्यातील असलेला त्यांचा संपर्क कमी झाला. तर अप्रत्यक्षपणे राज्यसभेचे खासदार धनंजय महाडिक यांच्याकडे आगामी निवडणुकातील सूत्रे गेली आहेत. महाडिक यांची ताराराणी आघाडी भाजपमध्ये विलीन झाली असली तरी मूळ भाजप पक्ष आणि ताराराणी आघाडी असे दोन्ही गटात विभागल्याचं सध्याचं चित्र आहे. मंत्री पाटील कोल्हापूर दौऱ्यावर आल्यानंतर मूळ भाजपचे कार्यकर्ते आणि महाडिक गट यांच्यातील मतभेद ही वेळोवेळी दिसतात. आगामी कोल्हापूर महानगरपालिकेच्या निवडणुकीत आपल्या कार्यकर्त्यांना उमेदवारी देण्यासाठी या दोन्ही गटाची कसरत पहावी लागणार आहे. मूळ भाजपला आणि महाडिक गटांच्या कार्यकर्त्यांना किती संधी मिळणार हे देखील पहावे लागणार आहे. तर शिवसेनेची परिस्थिती पाहता भाजपच्या ताराराणी आघाडीतून गटनेते सत्यजित उर्फ नाना कदम हे शिवसेनेत आले आहेत. यापूर्वी राज्य नियोजन मंडळाचे अध्यक्ष राजेश क्षीरसागर यांचा निर्णय अंतिम समजला जात होता. मात्र कदम यांचा शिवसेनेत पक्षप्रवेश झाल्यानंतर शारंगधर देशमुख यांनी देखील शिवसेनेत पक्ष प्रवेश केला. कोल्हापूर महानगरपालिकेच्या राजकारणात कदम आणि देशमुख यांची मोठी राजकीय ताकद आहे. शिवाय पालकमंत्री प्रकाश आबिटकर आणि क्षीरसागर यांचे देखील सुत सध्या तरी जुळलेले नाही. तर दुसरीकडे माजी खासदार संजय मंडलिक त्यांनी माजी नगरसेवक रमेश पुरेकर यांना हाताशी धरून महापालिकेच्या राजकारणात रस दाखवला आहे. क्षीरसागर, कदम, देशमुख आणि मंडलिक असे तीन घटक शिवसेनेत निर्माण झाले आहेत. त्यामुळं प्रत्येकजण आपापल्याच पदाधिकाऱ्याला संधी कशी मिळणार? यासाठी प्रयत्न केले जात आहेत. शिवाय पालकमंत्री आबिटकर यांच्याशी जवळीकता केल्यास एका गटाकडून त्या इच्छुकाला रात्रीतून समज दिली जाते. त्यामुळे इच्छुकांची चांगलीच मुस्कटदाबी शिवसेनेत होताना दिसत आहे. ठाकरेंच्या शिवसेनेत देखील अंतर्गत गटबाजीचे ग्रहण संपलेले नाही. जिल्हाप्रमुख रविकिरण इंगवले यांच्यासह उपनेते संजय पवार, विजय देवणे यांच्यातील मतभेद आज देखील कायम आहेत. कोल्हापूर महानगरपालिकेच्या निवडणुकीत रविकरण इंगवले यांना अधिकार दिले असले तरी उपनेते संजय पवार यांनी देखील काही जागांवर आपला दावा सांगितला आहे. त्यामुळे समन्वयाची मूठ या ठिकाणी कशी बांधली जाणार? हे देखील पाहणे महत्त्वाचे आहे. तर दुसरीकडे महाविकास आघाडीतील काँग्रेसची परिस्थिती पाहता सध्यातरी भक्कम आहे. त्यापाठोपाठ राष्ट्रवादी शरदचंद्र पवार पक्ष आणि ठाकरे यांची शिवसेनेत उमेदवारीसाठी कसरत करावी लागणार आहे. महाविकास आघाडी म्हणून काँग्रेस सर्वाधिक जागांवर दावा सांगण्याच्या तयारीत आहे. मात्र हे करत असताना मित्रपक्ष कोठेही दुखावणार नाही. याची काळजी काँग्रेसला घ्यावी लागणार आहे. सरकारनामाचे सदस्य व्हा शॉपिंगसाठी 'सकाळ प्राईम डील्स'च्या भन्नाट ऑफर्स पाहण्यासाठी क्लिक करा. Read Latest Marathi Political News, Breaking Political News from Maharashtra, India, Pune &amp; Mumbai at Sarkarnama. To Get Live Political Marathi News on Mobile, Download the Sarkarnama Mobile App for Android and IOS. सरकारनामा आता सर्व सोशल मीडिया प्लॅटफॉर्मवर. ताज्या राजकीय घडामोडींसाठी फेसबुक, ट्विटर, इन्स्टाग्राम, शेअर चॅट, टेलिग्रामवर आणि व्हॉट्सॲप आम्हाला फॉलो करा. तसेच, सरकारनामा यूट्यूब चॅनेलला आजच सबस्क्राइब करा. Follow Us Copyright © 2025 Sakal Media Group – All Rights Reserved Powered by Quintype वेबसाईटवर ब्राउझिंगचा अनुभव सर्वोत्तम असावा, यासाठी आम्ही कुकीजचा वापर करतो. कुकीजमुळे तुम्हाला तुमच्या आवडत्या मजकुराची शिफारस करता येते. आमचे गोपनीयता आणि कुकीजसंदर्भातील धोरण तुम्हाला मान्य आहे.</w:t>
+        <w:t>Content: गर्भलिंग निदान प्रतिबंध कायद्याची प्रभावी अंमलबजावणी आवश्यक : आबिटकर सकाळ वृत्तसेवामुंबई , ता. २३ : राज्यातील स्त्री-पुरुष लिंग गुणोत्तर प्रमाण वाढवण्यासाठी आणि स्त्री भ्रूणहत्या थांबवण्यासाठी गर्भधारणापूर्वी व प्रसूतिपूर्व निदान तंत्रे (पीसीपीएनडीटी) कायद्याची प्रभावी अंमलबजावणी करण्याचे आदेश सार्वजनिक आरोग्य व कुटुंब कल्याण मंत्री प्रकाश आबिटकर यांनी मंगळवारी (ता.२३) दिले आहेत. तसेच, येत्या एका महिन्यात प्रत्येक जिल्ह्यामध्ये पर्यवेक्षकीय समित्या स्थापन करून त्यांच्यामार्फत नियमित कार्यशाळा आयोजित कराव्यात, अशा सूचनाही त्यांनी दिल्या. आरोग्य मंत्र्यांच्या अध्यक्षतेखाली मंगळवारी झालेल्या राज्यस्तरीय पर्यवेक्षकीय मंडळाच्या बैठकीत या कायद्याच्या अंमलबजावणीचा आढावा घेण्यात आला. यामध्ये विविध जिल्ह्यांमधील जन्मलिंग गुणोत्तर प्रमाणाचाही सखोल अभ्यास करण्यात आला. यावेळी मंत्री आबिटकर यांनी सांगितले की, ‘मुलींची संख्या वाढवण्यासाठी अधिक गंभीरतेने काम करण्याची गरज आहे. त्यासाठी, कायद्याच्या अंमलबजावणीसोबतच सोशल मीडियाद्वारे तरुणांमध्ये जनजागृती करावी. ग्रामीण भागात आशा स्वयंसेविका आणि गावपातळीवरील समित्यांचा सक्रिय सहभाग महत्त्वाचा आहे.’ ते पुढे म्हणाले की, ‘या क्षेत्रात काम करणाऱ्या कार्यकर्त्यांची एक विशेष पथक तयार करून त्यांच्यासाठी कामाची पद्धत तयार करावी. त्याचबरोबर, विद्यार्थ्यांचा दृष्टिकोन बदलण्यासाठी शाळा आणि महाविद्यालयांमध्ये समुपदेशन सत्रे आयोजित करावीत आणि यासाठी स्थानिक लोकप्रतिनिधींचा सहभाग घ्यावा.’ ​या बैठकीला आमदार मंजुळा गावित, सुलभा खोडके, आरोग्य सेवा आयुक्त डॉ. कादंबरी बलकवडे, महिला आयोगाच्या सदस्य सचिव नंदिनी आवडे, तसेच विविध तज्ज्ञ, वैद्यकीय अधिकारी आणि स्वयंसेवी संस्थांचे प्रतिनिधी उपस्थित होते. बैठकीपूर्वी आरोग्य सेवा संचालक डॉ. विजय कंदेवाड यांनी विभागामार्फत सुरू असलेल्या कार्यवाहीचे सादरीकरण केले. सकाळ+ चे सदस्य व्हा ब्रेक घ्या, डोकं चालवा, कोडे सोडवा! शॉपिंगसाठी 'सकाळ प्राईम डील्स'च्या भन्नाट ऑफर्स पाहण्यासाठी क्लिक करा. Read latest Marathi news, Watch Live Streaming on Esakal and Maharashtra News. Breaking news from India, Pune, Mumbai. Get the Politics, Entertainment, Sports, Lifestyle, Jobs, and Education updates. And Live taja batmya on Esakal Mobile App. Download the Esakal Marathi news Channel app for Android and IOS. Follow Us Copyright © 2025 - Sakal Media Pvt Ltd - All rights reserved. Powered by Quintype</w:t>
       </w:r>
     </w:p>
     <w:p>
@@ -260,7 +260,7 @@
     </w:p>
     <w:p>
       <w:r>
-        <w:t>Title: रंग लाई सुपर हॉस्पिटल के डॉक्टरों की हड़ताल, सरकार ने जारी किए 3.21 करोड़, काम पर लौटे वापस</w:t>
+        <w:t>Title: पाच कोटी रुपयांच्या बक्षीसाचे पंचायतराज अभियान हे देशातील एकमेव-जयकुमार गोरे</w:t>
       </w:r>
     </w:p>
     <w:p>
@@ -272,13 +272,13 @@
           <w:rPr>
             <w:color w:val="0000FF"/>
           </w:rPr>
-          <w:t>https://navbharatlive.com/maharashtra/amravati/super-hospital-doctors-strike-over-government-releases-fund-1362443.html/amp</w:t>
+          <w:t>https://maharashtranews1.com/The-Panchayati-Raj-campaign-with-a-prize-of-five-crore-rupees-is-the-only-one-in-the-country---Jaykumar-Gore</w:t>
         </w:r>
       </w:hyperlink>
     </w:p>
     <w:p>
       <w:r>
-        <w:t>Content: अमरावती न्यूज Amravati News: अमरावती जिले में स्थानीय सुपर स्पेशलिटी हॉस्पिटल में काम कर रहे विशिष्ट सेवा तत्त्व के डॉक्टरों द्वारा पिछले कई सप्ताह से चल रही हड़ताल समाप्त हो गई। विधायक सुलभा खोडके के प्रयासों से राज्य सरकार ने 3 करोड़ 21 लाख 92 हजार रुपये का विशेष निधि जारी कर दी है। यह राशि हड़ताल पर गए डॉक्टरों के लंबे समय से बकाया मानधन (वेतन) के भुगतान के लिए प्रदान की गई है। इस महत्वपूर्ण निर्णय के लिए खोडके ने उपमुख्यमंत्री व वित्त मंत्री अजित पवार और स्वास्थ्य मंत्री प्रकाश आबिटकर का आभार जताया और कहा कि सरकार की संवेदनशीलता और तत्परता से अब अमरावती के मरीजों को राहत मिलेगी और स्वास्थ्य सेवाएं शीघ्र ही सामान्य होंगी। सुपर स्पेशलिटी हॉस्पिटल में बीते एक-डेढ़ महीने से किडनी ट्रांसप्लांट, हार्ट सर्जरी, कैंसर, प्लास्टिक सर्जरी और न्यूरोलॉजी जैसी जटिल बीमारियों के उपचार बंद थे। विशेषज्ञ डॉक्टरों ने बकाया वेतन न मिलने पर हड़ताल कर दी थी, जिससे सैकड़ों सर्जरी और इलाज लंबित हो गए थे। हॉस्पिटल प्रशासन के अनुसार, डॉक्टरों का करोड़ों रुपये का मानधन पिछले कई महीनों से अटका हुआ था। इस गंभीर स्थिति को देखते हुए विधायक खोडके ने सुपर हॉस्पिटल के वैद्यकीय अधीक्षक डॉ. अमोल नरोटे से संपर्क किया और पूरी जानकारी प्राप्त की। तत्पश्चात उन्होंने उपमुख्यमंत्री अजित पवार और स्वास्थ्य मंत्री प्रकाश आबिटकर के समक्ष प्रमुखता से रखा और तत्काल फंड जारी करने की मांग की। यह भी पढ़ें – एनसीपी का चिंतन, भाजपा को चुनौती, गडकरी-फडणवीस का प्रभाव, फिर भी दबाव, बदलेंगे समीकरण? राज्य सरकार ने विधायक खोडके के अनुरोध को गंभीरता से लेते हुए वित्त विभाग को त्वरित कार्यवाही के निर्देश दिए। इसके बाद, 3.21 करोड़ की राशि सुपर हॉस्पिटल के डॉक्टरों को बकाया वेतन भुगतान के लिए वितरित कर दी गई। इसके साथ ही लगभग 1 करोड़ की अतिरिक्त राशि आगामी दिसंबर के शीतकालीन अधिवेशन में पूरक मांग के तहत स्वीकृत की जाएगी। Follow Us On © Copyright Navbharatlive 2025 All rights reserved.</w:t>
+        <w:t>Content: schedule15 Sep 25 person by visibility 168 categoryजिल्हा परिषद महाराष्ट्र न्यूज वन प्रतिनिधी, कोल्हापूर : गाव समृद्ध आणि विकासाला गती मिळण्यासाठी लोकसहभागातून आणि लोकचळवळीतूनच खरा बदल घडेल. मुख्यमंत्री समृद्ध पंचायतराज अभियानात प्रत्येक गावाने सहभाग नोंदवून बक्षिसासाठी नव्हे, तर गावाच्या विकासासाठी काम करावे, पाच कोटी रुपये बक्षीस देणारे हे देशातील एकमेव अभियान आहे. प्रत्येक गाव समृद्ध झाले, तर राज्यही समृद्ध होईल.’ असे आवाहन ग्रामविकासमंत्री जयकुमार गोरे यांनी केले. कोल्हापूर येथे आयोजित मुख्यमंत्री समृद्ध पंचायतराज अभियानाच्या जिल्हास्तरीय कार्यशाळेत ते बोलत होते. कार्यशाळेचे उद्घाटन पालकमंत्री प्रकाश आबिटकर यांच्या हस्ते झाले. यावेळी खासदार धनंजय महाडिक, आमदार राहूल आवाडे, जिल्हाधिकारी अमोल येडगे, सेवानिवृत्त वरिष्ठ अधिकारी डॉ. मल्लिनाथ कलशेट्टी, मुख्य कार्यकारी अधिकारी कार्तिकेयन एस., अपर आयुक्त नितीन माने, अतिरिक्त मुख्य कार्यकारी अधिकारी संतोष जोशी उपस्थित होते. पालकमंत्री प्रकाश आबिटकर यांनी, गावातील विकास प्रक्रियेला बळ देणाऱ्या विविध योजनांची माहिती दिली. जिल्ह्यातील मंजूर घरकुलांच्या बांधकामातील अडचणी सोडवून येत्या २६ जानेवारी रोजी ५० हजार लाभार्थ्यांना घरांच्या चाव्या प्रदान करण्यात येतील. समृद्ध शाळांसाठी ७८ कोटी रुपये, तर पुढील कालावधीसाठी 600 कोटी रुपये मंजूर झाले असून, समृद्ध प्राथमिक आरोग्य केंद्रांसाठीही मोठी तरतूद करण्यात आली आहे, अशी माहिती दिली. कार्यशाळेत प्रारंभी जिल्हास्तरीय आर. आर. पाटील सुंदर गाव पुरस्कारांचे वितरण झाले. मुख्यमंत्री समृद्ध पंचायतराज अभियान वाचन साहित्याचे प्रकाशन, डॉ. कलशेट्टी यांच्या ‘मी विकास यात्री’ पुस्तकाचे प्रकाशन, ‘सुंदर माझे घरकुल’ स्पर्धेची घोषणा आणि ‘स्वच्छता ही सेवा’ उपक्रमाचा शुभारंभ करण्यात आला. खासदार धनंजय महाडिक यांनी केंद्र आणि राज्य सरकारच्या ११० ग्रामविकास योजनांची यशस्वी अंमलबजावणी करून विकासाला गती देण्याचे आवाहन केले. मुख्य कार्यकारी अधिकारी कार्तिकेयन एस. यांनी प्रास्ताविकात अभियानाची सविस्तर माहिती दिली. मुख्यमंत्री समृद्ध पंचायतराज अभियान सतरा सप्टेंबर ते ३१ डिसेंबर २०२५ या कालावधीत राबवण्यात येणाऱ्या या अभियानाची पूर्वतयारी एक ऑगस्ट २०२५ पासून सुरू आहे. व्यासपीठावर ग्रामीण विकास यंत्रणा प्रकल्प संचालक सुषमा देसाई, सामान्य प्रशासन विभागाचे उपमुख्य कार्यकारी अधिकारी ओमप्रकाश यादव, ग्रामपंचायत विभागाचे उपमुख्य कार्यकारी अधिकारी जयवंत उगले आदी उपस्थित होते. schedule28 Sep 25 person by visibility 29 schedule28 Sep 25 person by visibility 156 schedule28 Sep 25 person by visibility 58 schedule28 Sep 25 person by visibility 158 schedule28 Sep 25 person by visibility 81 schedule06 Jul 20 person by visibility 528800 schedule05 Jul 23 person by visibility 33698 schedule07 Jul 24 person by visibility 26141 schedule22 Jul 24 person by visibility 24739 schedule29 Dec 21 person by visibility 24553</w:t>
       </w:r>
     </w:p>
     <w:p>
@@ -291,7 +291,7 @@
     </w:p>
     <w:p>
       <w:r>
-        <w:t>Title: पाच कोटी रुपयांच्या बक्षीसाचे पंचायतराज अभियान हे देशातील एकमेव-जयकुमार गोरे</w:t>
+        <w:t>Title: नंदुरबार जिल्ह्यातील सिकलसेल…प्रशासनच अचूक आकडेवारीच्या शोधात</w:t>
       </w:r>
     </w:p>
     <w:p>
@@ -299,68 +299,6 @@
         <w:t xml:space="preserve">URL: </w:t>
       </w:r>
       <w:hyperlink r:id="rId18">
-        <w:r>
-          <w:rPr>
-            <w:color w:val="0000FF"/>
-          </w:rPr>
-          <w:t>https://maharashtranews1.com/The-Panchayati-Raj-campaign-with-a-prize-of-five-crore-rupees-is-the-only-one-in-the-country---Jaykumar-Gore</w:t>
-        </w:r>
-      </w:hyperlink>
-    </w:p>
-    <w:p>
-      <w:r>
-        <w:t>Content: schedule15 Sep 25 person by visibility 153 categoryजिल्हा परिषद महाराष्ट्र न्यूज वन प्रतिनिधी, कोल्हापूर : गाव समृद्ध आणि विकासाला गती मिळण्यासाठी लोकसहभागातून आणि लोकचळवळीतूनच खरा बदल घडेल. मुख्यमंत्री समृद्ध पंचायतराज अभियानात प्रत्येक गावाने सहभाग नोंदवून बक्षिसासाठी नव्हे, तर गावाच्या विकासासाठी काम करावे, पाच कोटी रुपये बक्षीस देणारे हे देशातील एकमेव अभियान आहे. प्रत्येक गाव समृद्ध झाले, तर राज्यही समृद्ध होईल.’ असे आवाहन ग्रामविकासमंत्री जयकुमार गोरे यांनी केले. कोल्हापूर येथे आयोजित मुख्यमंत्री समृद्ध पंचायतराज अभियानाच्या जिल्हास्तरीय कार्यशाळेत ते बोलत होते. कार्यशाळेचे उद्घाटन पालकमंत्री प्रकाश आबिटकर यांच्या हस्ते झाले. यावेळी खासदार धनंजय महाडिक, आमदार राहूल आवाडे, जिल्हाधिकारी अमोल येडगे, सेवानिवृत्त वरिष्ठ अधिकारी डॉ. मल्लिनाथ कलशेट्टी, मुख्य कार्यकारी अधिकारी कार्तिकेयन एस., अपर आयुक्त नितीन माने, अतिरिक्त मुख्य कार्यकारी अधिकारी संतोष जोशी उपस्थित होते. पालकमंत्री प्रकाश आबिटकर यांनी, गावातील विकास प्रक्रियेला बळ देणाऱ्या विविध योजनांची माहिती दिली. जिल्ह्यातील मंजूर घरकुलांच्या बांधकामातील अडचणी सोडवून येत्या २६ जानेवारी रोजी ५० हजार लाभार्थ्यांना घरांच्या चाव्या प्रदान करण्यात येतील. समृद्ध शाळांसाठी ७८ कोटी रुपये, तर पुढील कालावधीसाठी 600 कोटी रुपये मंजूर झाले असून, समृद्ध प्राथमिक आरोग्य केंद्रांसाठीही मोठी तरतूद करण्यात आली आहे, अशी माहिती दिली. कार्यशाळेत प्रारंभी जिल्हास्तरीय आर. आर. पाटील सुंदर गाव पुरस्कारांचे वितरण झाले. मुख्यमंत्री समृद्ध पंचायतराज अभियान वाचन साहित्याचे प्रकाशन, डॉ. कलशेट्टी यांच्या ‘मी विकास यात्री’ पुस्तकाचे प्रकाशन, ‘सुंदर माझे घरकुल’ स्पर्धेची घोषणा आणि ‘स्वच्छता ही सेवा’ उपक्रमाचा शुभारंभ करण्यात आला. खासदार धनंजय महाडिक यांनी केंद्र आणि राज्य सरकारच्या ११० ग्रामविकास योजनांची यशस्वी अंमलबजावणी करून विकासाला गती देण्याचे आवाहन केले. मुख्य कार्यकारी अधिकारी कार्तिकेयन एस. यांनी प्रास्ताविकात अभियानाची सविस्तर माहिती दिली. मुख्यमंत्री समृद्ध पंचायतराज अभियान सतरा सप्टेंबर ते ३१ डिसेंबर २०२५ या कालावधीत राबवण्यात येणाऱ्या या अभियानाची पूर्वतयारी एक ऑगस्ट २०२५ पासून सुरू आहे. व्यासपीठावर ग्रामीण विकास यंत्रणा प्रकल्प संचालक सुषमा देसाई, सामान्य प्रशासन विभागाचे उपमुख्य कार्यकारी अधिकारी ओमप्रकाश यादव, ग्रामपंचायत विभागाचे उपमुख्य कार्यकारी अधिकारी जयवंत उगले आदी उपस्थित होते. schedule21 Sep 25 person by visibility 47 schedule21 Sep 25 person by visibility 234 schedule21 Sep 25 person by visibility 54 schedule21 Sep 25 person by visibility 392 schedule21 Sep 25 person by visibility 41 schedule06 Jul 20 person by visibility 528775 schedule05 Jul 23 person by visibility 33625 schedule07 Jul 24 person by visibility 26090 schedule22 Jul 24 person by visibility 24700 schedule29 Dec 21 person by visibility 24496</w:t>
-      </w:r>
-    </w:p>
-    <w:p>
-      <w:pPr>
-        <w:pStyle w:val="Heading3"/>
-      </w:pPr>
-      <w:r>
-        <w:t>Article 11</w:t>
-      </w:r>
-    </w:p>
-    <w:p>
-      <w:r>
-        <w:t>Title: राज्य एड्स नियंत्रण संस्थेचा आरोग्यमंत्र्यांकडून आढावा</w:t>
-      </w:r>
-    </w:p>
-    <w:p>
-      <w:r>
-        <w:t xml:space="preserve">URL: </w:t>
-      </w:r>
-      <w:hyperlink r:id="rId19">
-        <w:r>
-          <w:rPr>
-            <w:color w:val="0000FF"/>
-          </w:rPr>
-          <w:t>https://www.esakal.com/amp/mumbai/todays-latest-marathi-news-mbi25b28093-txt-mumbai-20250919015621</w:t>
-        </w:r>
-      </w:hyperlink>
-    </w:p>
-    <w:p>
-      <w:r>
-        <w:t>Content: राज्य एड्स नियंत्रण संस्थेचा आरोग्यमंत्र्यांकडून आढावा सकाळ वृत्तसेवा मुंबई, ता. १९ : सार्वजनिक आरोग्य व कुटुंब कल्याणमंत्री प्रकाश आबिटकर यांनी महाराष्ट्र राज्य एड्स नियंत्रण संस्थेच्या कार्याचा आढावा घेतला. या बैठकीत राज्यभरातील एचआयव्ही प्रतिबंध, उपचार आणि जनजागृतीसंबंधी उपक्रमांचे सादरीकरण करण्यात आले. या वेळी उपचारपद्धती, जनजागृती मोहिमा आणि संवेदनशील समुदायांपर्यंत प्रभावी सेवा पोहोचवण्याबाबत सविस्तर चर्चा करण्यात आली. एड्स प्रतिबंध आणि नियंत्रणासाठी कार्यरत यंत्रणांची कार्यक्षमता वाढवणे, विविध स्तरांवर समन्वय साधणे आणि जनसामान्यांमध्ये जनजागृती वाढवण्यासाठी कृती आराखडा तयार करण्याच्या सूचना सार्वजनिक आरोग्यमंत्री आबिटकर यांनी दिल्या. या बैठकीला संस्थेचे प्रकल्प संचालक डॉ. सुनील भोकरे, आरोग्यसेवा संचालक डॉ. विजय कंदेवाड तसेच वरिष्ठ अधिकारी आणि कर्मचारी उपस्थित होते. सकाळ+ चे सदस्य व्हा ब्रेक घ्या, डोकं चालवा, कोडे सोडवा! शॉपिंगसाठी 'सकाळ प्राईम डील्स'च्या भन्नाट ऑफर्स पाहण्यासाठी क्लिक करा. Read latest Marathi news, Watch Live Streaming on Esakal and Maharashtra News. Breaking news from India, Pune, Mumbai. Get the Politics, Entertainment, Sports, Lifestyle, Jobs, and Education updates. And Live taja batmya on Esakal Mobile App. Download the Esakal Marathi news Channel app for Android and IOS. Copyright © 2025 - Sakal Media Pvt Ltd - All rights reserved.</w:t>
-      </w:r>
-    </w:p>
-    <w:p>
-      <w:pPr>
-        <w:pStyle w:val="Heading3"/>
-      </w:pPr>
-      <w:r>
-        <w:t>Article 12</w:t>
-      </w:r>
-    </w:p>
-    <w:p>
-      <w:r>
-        <w:t>Title: नंदुरबार जिल्ह्यातील सिकलसेल…प्रशासनच अचूक आकडेवारीच्या शोधात</w:t>
-      </w:r>
-    </w:p>
-    <w:p>
-      <w:r>
-        <w:t xml:space="preserve">URL: </w:t>
-      </w:r>
-      <w:hyperlink r:id="rId20">
         <w:r>
           <w:rPr>
             <w:color w:val="0000FF"/>
@@ -379,30 +317,30 @@
         <w:pStyle w:val="Heading3"/>
       </w:pPr>
       <w:r>
-        <w:t>Article 13</w:t>
+        <w:t>Article 11</w:t>
       </w:r>
     </w:p>
     <w:p>
       <w:r>
-        <w:t>Title: PM Modi @75:पीएम मोदी के 75वें जन्मदिन की सौगात, श्रीकांत शिंदे फाउंडेशन की 75 एम्बुलेंस का लोकार्पण</w:t>
+        <w:t>Title: Deputy CM Shri Eknath Shinde Launches State-Level ‘Swasth Nari Sashakt Parivar Abhiyaan’ in Maharashtra</w:t>
       </w:r>
     </w:p>
     <w:p>
       <w:r>
         <w:t xml:space="preserve">URL: </w:t>
       </w:r>
-      <w:hyperlink r:id="rId21">
+      <w:hyperlink r:id="rId19">
         <w:r>
           <w:rPr>
             <w:color w:val="0000FF"/>
           </w:rPr>
-          <w:t>https://navbharatlive.com/maharashtra/mumbai/on-pm-modis-75th-birthday-the-shrikant-shinde-foundation-inaugurated-75-new-ambulances-1359823.html/amp</w:t>
+          <w:t>https://www.pib.gov.in/PressReleasePage.aspx?PRID=2167743</w:t>
         </w:r>
       </w:hyperlink>
     </w:p>
     <w:p>
       <w:r>
-        <w:t>Content: एम्बुलेंस का लोकार्पण उप मुख्यमंत्री एकनाथ शिंदे ने किया Inauguration of 75 ambulances: शहरों से लेकर दरदराज के गांवों में जरूरतमंद मरीजों को एम्बुलेंस सेवा उपलब्ध कराने में शिवसेना नेताओं का काफी योगदान रहा है। देश के प्रधानमंत्री नरेंद्र मोदी के 75 वें जन्मदिवस निमित्त डॉ. श्रीकांत शिंदे फाउंडेशन की तरफ से एक साथ 75 रुग्णवाहिकाओं का लोकार्पण शिवसेना के मुख्यनेता एवं राज्य के उपमुख्यमंत्री एकनाथ शिंदे के हांथों किया गया। सांसद श्रीकांत शिंदे ने बताया कि ये एम्बुलेंस राज्य के दुर्गम व अतिदुर्गम भागों में मुफ्त सेवाएं देंगी. इससे जरूरतमंद नागरिकों को तत्काल अत्याधुनिक स्वास्थ्य सुविधा आसानी से उपलब्ध होगी। डॉ श्रीकांत शिंदे फाउंडेशन की ओर से राज्य भर में हजारों जरूरतमंद मरीजों को चिकित्सा के लिए मदद की जाती है। कोरोना काल में भी डॉ श्रीकांत फाउंडेशन के तरफ से राज्य भर में सैकड़ों एम्बुलेंस उपलब्ध कराई गई थी। अब पीएम के 75 वें जन्मदिन पर भी 75 एम्बुलेंस की सौगात जरूरतमंद को मिलेगी। ये भी पढ़ें : PM मोदी को रिटायर हो जाना चाहिए? शरद पवार ने दिया जवाब, कही ऐसी बात की कांग्रेस को लग जाएगी मिर्ची लोकार्पण कार्यक्रम में केंद्रीय आयुष मंत्री प्रतापराव जाधव, स्वास्थ्य मंत्री प्रकाश आबिटकर, विधायक डॉ. मनीषा कायंदे, राष्ट्रीय प्रवक्त्या शायना एन. सी., शिवसेना वैद्यकीय मदत कक्ष प्रमुख मंगेश चिवटे, बालाजी पाटील खतगावकर आदि गणमान्य मान्यवर उपस्थित थे। रिपोर्ट- सूर्यप्रकाश मिश्र@नवभारत Follow Us On © Copyright Navbharatlive 2025 All rights reserved.</w:t>
+        <w:t>Content: Mumbai, 17 September 2025 Deputy Chief Minister of Maharashtra Shri Eknath Shinde today launched the state-level ‘Swasth Nari Sashakt Parivar Abhiyaan’ at Yashwantrao Chavan Centre, Mumbai. The Abhiyaan, inaugurated nationally by Prime Minister Shri Narendra Modi from Dhar, Madhya Pradesh, marks a nationwide campaign dedicated to women’s health and empowerment, from September 17 to October 2, 2025, coinciding with the Prime Minister’s 75th birthday celebrations. Union MoS (I/C) for AYUSH and MoS for Health and Family Welfare Shri Prataprao Jadhav and MoS Dr. Ramdas Athawale were present on the occasion. The dignitaries virtually joined the program that was held at Dhar, Madhya Pradesh, where Prime Minister Shri Narendra Modi laid the foundation stone and inaugurated various development works. Addressing the gathering, the Prime Minister bowed at the feet of Goddess of Knowledge—Vagdevi, the revered mother of Dhar Bhojshala. Adding that today marks the birth anniversary of Lord Vishwakarma, the divine architect and deity of skill and creation, Shri Modi offered salutations to Lord Vishwakarma. He also paid respects to the crores of brothers and sisters who are engaged in nation-building through their craftsmanship and dedication. On this occasion, Shri Shinde suggested that the campaign should not remain limited to a fortnight but be continued throughout the year to maximize its impact. “Women often dedicate themselves to caring for their families and ignore their own health. Through this Abhiyaan, millions of women will get access to timely health check-ups and preventive care. Early detection of diseases is crucial, and strengthening health services is a continuous process, not a short-term exercise,” he said. Marking the Prime Minister’s birthday, several initiatives were launched in the state including blood donation camps, employment guarantee works, and awareness programmes across schools and communities. Shri Shinde also informed that efforts are underway to develop model schools, establish Namo Gardens in urban local bodies, and implement water supply schemes and farmer support programmes. He added that new skill centres are being set up in sectors such as automobile, agriculture, and allied industries, while international outreach initiatives are being undertaken through the Marathi Language Department. On this occasion, the song ‘Tu Bharat Mata Ki Shaan Hai’, conceived by Deputy Chief Minister Shri Eknath Shinde, was unveiled to mark the Prime Minister’s birthday. Along with this, a coffee table book named 'The Rising Bharat: Virasat to Vikas' authored by MP Shri Shrikant Shinde and Dr. Amol Shinde was also released. Out of the 75 ambulances to be provided by the state's Public Health Department, five ambulances were distributed on a representative basis. Speaking at the event, Union Minister of State (Independent Charge) for Ayush Shri Prataprao Jadhav underlined Prime Minister Shri Narendra Modi’s vision of building a disease-free India. He said that the ancient Indian art of Yoga received global recognition due to the Prime Minister’s efforts, with International Day of Yoga celebrated annually on 21st June. He also noted that the launch of the Ayush Ministry in 2014 gave a strong push to traditional medicine. The Minister highlighted major health reforms including the establishment of new AIIMS across the country, expansion of MBBS and PG medical seats, and the Ayushman Bharat Pradhan Mantri Jan Aarogya Yojana launched in 2018, which provides free healthcare coverage to millions of underprivileged families. Senior citizens above 70 years are also receiving an additional Rs. 5 lakh support for treatment. Shri Jadhav recalled India’s leadership during the COVID-19 pandemic, when the country not only vaccinated its citizens but also supplied vaccines to many nations under the Vaccine Maitri initiative. He further stated that Maharashtra, in collaboration with the Centre, is making significant contributions in healthcare, including plans to establish an ICMR Research Centre. He expressed confidence that Maharashtra would lead the nation in screening the maximum number of women under the Abhiyaan. The event was also addressed by Union Minister of State for Social Justice and Empowerment Dr. Ramdas Athawale, Maharashtra Health Minister Shri Prakash Abitkar, and Women and Child Development Minister Smt. Aditi Tatkare. Several senior officials from the Union and State Governments were present. * * * PIB Mumbai | SC/DR Follow us on social media:@PIBMumbai /PIBMumbai /pibmumbai pibmumbai[at]gmail[dot]com /PIBMumbai /pibmumbai Mumbai, 17 September 2025 Deputy Chief Minister of Maharashtra Shri Eknath Shinde today launched the state-level ‘Swasth Nari Sashakt Parivar Abhiyaan’ at Yashwantrao Chavan Centre, Mumbai. The Abhiyaan, inaugurated nationally by Prime Minister Shri Narendra Modi from Dhar, Madhya Pradesh, marks a nationwide campaign dedicated to women’s health and empowerment, from September 17 to October 2, 2025, coinciding with the Prime Minister’s 75th birthday celebrations. Union MoS (I/C) for AYUSH and MoS for Health and Family Welfare Shri Prataprao Jadhav and MoS Dr. Ramdas Athawale were present on the occasion. The dignitaries virtually joined the program that was held at Dhar, Madhya Pradesh, where Prime Minister Shri Narendra Modi laid the foundation stone and inaugurated various development works. Addressing the gathering, the Prime Minister bowed at the feet of Goddess of Knowledge—Vagdevi, the revered mother of Dhar Bhojshala. Adding that today marks the birth anniversary of Lord Vishwakarma, the divine architect and deity of skill and creation, Shri Modi offered salutations to Lord Vishwakarma. He also paid respects to the crores of brothers and sisters who are engaged in nation-building through their craftsmanship and dedication. On this occasion, Shri Shinde suggested that the campaign should not remain limited to a fortnight but be continued throughout the year to maximize its impact. “Women often dedicate themselves to caring for their families and ignore their own health. Through this Abhiyaan, millions of women will get access to timely health check-ups and preventive care. Early detection of diseases is crucial, and strengthening health services is a continuous process, not a short-term exercise,” he said. Marking the Prime Minister’s birthday, several initiatives were launched in the state including blood donation camps, employment guarantee works, and awareness programmes across schools and communities. Shri Shinde also informed that efforts are underway to develop model schools, establish Namo Gardens in urban local bodies, and implement water supply schemes and farmer support programmes. He added that new skill centres are being set up in sectors such as automobile, agriculture, and allied industries, while international outreach initiatives are being undertaken through the Marathi Language Department. On this occasion, the song ‘Tu Bharat Mata Ki Shaan Hai’, conceived by Deputy Chief Minister Shri Eknath Shinde, was unveiled to mark the Prime Minister’s birthday. Along with this, a coffee table book named 'The Rising Bharat: Virasat to Vikas' authored by MP Shri Shrikant Shinde and Dr. Amol Shinde was also released. Out of the 75 ambulances to be provided by the state's Public Health Department, five ambulances were distributed on a representative basis. Speaking at the event, Union Minister of State (Independent Charge) for Ayush Shri Prataprao Jadhav underlined Prime Minister Shri Narendra Modi’s vision of building a disease-free India. He said that the ancient Indian art of Yoga received global recognition due to the Prime Minister’s efforts, with International Day of Yoga celebrated annually on 21st June. He also noted that the launch of the Ayush Ministry in 2014 gave a strong push to traditional medicine. The Minister highlighted major health reforms including the establishment of new AIIMS across the country, expansion of MBBS and PG medical seats, and the Ayushman Bharat Pradhan Mantri Jan Aarogya Yojana launched in 2018, which provides free healthcare coverage to millions of underprivileged families. Senior citizens above 70 years are also receiving an additional Rs. 5 lakh support for treatment. Shri Jadhav recalled India’s leadership during the COVID-19 pandemic, when the country not only vaccinated its citizens but also supplied vaccines to many nations under the Vaccine Maitri initiative. He further stated that Maharashtra, in collaboration with the Centre, is making significant contributions in healthcare, including plans to establish an ICMR Research Centre. He expressed confidence that Maharashtra would lead the nation in screening the maximum number of women under the Abhiyaan. The event was also addressed by Union Minister of State for Social Justice and Empowerment Dr. Ramdas Athawale, Maharashtra Health Minister Shri Prakash Abitkar, and Women and Child Development Minister Smt. Aditi Tatkare. Several senior officials from the Union and State Governments were present. * * * PIB Mumbai | SC/DR Follow us on social media:@PIBMumbai /PIBMumbai /pibmumbai pibmumbai[at]gmail[dot]com /PIBMumbai /pibmumbai</w:t>
       </w:r>
     </w:p>
     <w:p>
@@ -410,7 +348,7 @@
         <w:pStyle w:val="Heading3"/>
       </w:pPr>
       <w:r>
-        <w:t>Article 14</w:t>
+        <w:t>Article 12</w:t>
       </w:r>
     </w:p>
     <w:p>
@@ -422,18 +360,18 @@
       <w:r>
         <w:t xml:space="preserve">URL: </w:t>
       </w:r>
-      <w:hyperlink r:id="rId22">
+      <w:hyperlink r:id="rId20">
         <w:r>
           <w:rPr>
             <w:color w:val="0000FF"/>
           </w:rPr>
-          <w:t>https://www.mangalorean.com/maha-cm-to-develop-a-comprehensive-policy-for-cancer-treatment/?amp=1</w:t>
+          <w:t>https://www.socialnews.xyz/2025/09/15/maha-cm-to-develop-a-comprehensive-policy-for-cancer-treatment/?utm_source=rss&amp;utm_medium=rss&amp;utm_campaign=maha-cm-to-develop-a-comprehensive-policy-for-cancer-treatment</w:t>
         </w:r>
       </w:hyperlink>
     </w:p>
     <w:p>
       <w:r>
-        <w:t>Content: Maha CM to develop a comprehensive policy for cancer treatment Mumbai: Maharashtra Chief Minister Devendra Fadnavis has directed the Medical Education and Drugs Department to prepare a policy to provide comprehensive cancer services to the people of the state. At the meeting, he said on Monday that it is necessary to set up cancer treatment centres at various levels for effective treatment of cancer. The Chief Minister also gave instructions to set up comprehensive cancer treatment services, diagnosis, day care radiotherapy and chemotherapy units in every district. He said that the incomplete construction of the Sant Tukadoji Maharaj Cancer Hospital building in Nagpur should be completed immediately. Necessary funds will be sought for this, he added. CM Fadnavis said that on behalf of Shri Sai Sansthan, an appeal will be made to Sai Sansthan for the construction of a state-of-the-art cancer hospital in Sainagar at Shirdi. He added that the needy people in the state should get immediate services for which a single cloud command centre should be established out of the three types of treatment centres. At the same time, patients fighting cancer should be provided with early diagnosis and effective treatment methods. The Chief Minister’s instruction comes when the state Public Health Minister Prakash Abitkar in July said that the state government has proposed to construct two cancer hospitals in Aundh (Pune) and Nashik (Maharashtra) and eight district hospitals across the state to provide treatment to the rising number of patients and cut their expenses on expensive private healthcare services. Chief Minister Fadnavis said that the health department has submitted the proposal to Asian Development Bank for financial assistance of Rs 8,000 crore. The opinions, views, and thoughts expressed by the readers and those providing comments are theirs alone and do not reflect the opinions of www.mangalorean.com or any employee thereof. www.mangalorean.com is not responsible for the accuracy of any of the information supplied by the readers. Responsibility for the content of comments belongs to the commenter alone. We request the readers to refrain from posting defamatory, inflammatory comments and not indulge in personal attacks. However, it is obligatory on the part of www.mangalorean.com to provide the IP address and other details of senders of such comments to the concerned authorities upon their request. Hence we request all our readers to help us to delete comments that do not follow these guidelines by informing us at info@mangalorean.com. Lets work together to keep the comments clean and worthful, thereby make a difference in the community. Δ The opinions, views, and thoughts expressed by the readers and those providing comments are theirs alone and do not reflect the opinions of www.mangalorean.com or any employee thereof. www.mangalorean.com is not responsible for the accuracy of any of the information supplied by the readers. Responsibility for the content of comments belongs to the commenter alone. We request the readers to refrain from posting defamatory, inflammatory comments and not indulge in personal attacks. However, it is obligatory on the part of www.mangalorean.com to provide the IP address and other details of senders of such comments to the concerned authorities upon their request. Hence we request all our readers to help us to delete comments that do not follow these guidelines by informing us at info@mangalorean.com. Lets work together to keep the comments clean and worthful, thereby make a difference in the community. Δ</w:t>
+        <w:t>Content: Home » HEALTH/MEDICINE » Maha CM to develop a comprehensive policy for cancer treatment Posted By: Gopi September 15, 2025 Mumbai, Sep 16 (SocialNews.XYZ) Maharashtra Chief Minister Devendra Fadnavis has directed the Medical Education and Drugs Department to prepare a policy to provide comprehensive cancer services to the people of the state. At the meeting, he said on Monday that it is necessary to set up cancer treatment centres at various levels for effective treatment of cancer. The Chief Minister also gave instructions to set up comprehensive cancer treatment services, diagnosis, day care radiotherapy and chemotherapy units in every district. He said that the incomplete construction of the Sant Tukadoji Maharaj Cancer Hospital building in Nagpur should be completed immediately. Necessary funds will be sought for this, he added. CM Fadnavis said that on behalf of Shri Sai Sansthan, an appeal will be made to Sai Sansthan for the construction of a state-of-the-art cancer hospital in Sainagar at Shirdi. He added that the needy people in the state should get immediate services for which a single cloud command centre should be established out of the three types of treatment centres. At the same time, patients fighting cancer should be provided with early diagnosis and effective treatment methods. The Chief Minister's instruction comes when the state Public Health Minister Prakash Abitkar in July said that the state government has proposed to construct two cancer hospitals in Aundh (Pune) and Nashik (Maharashtra) and eight district hospitals across the state to provide treatment to the rising number of patients and cut their expenses on expensive private healthcare services. Chief Minister Fadnavis said that the health department has submitted the proposal to Asian Development Bank for financial assistance of Rs 8,000 crore. Source: IANS Gopi Adusumilli is a Programmer. He is the editor of SocialNews.XYZ and President of AGK Fire Inc. He enjoys designing websites, developing mobile applications and publishing news articles on current events from various authenticated news sources. When it comes to writing he likes to write about current world politics and Indian Movies. His future plans include developing SocialNews.XYZ into a News website that has no bias or judgment towards any. He can be reached at gopi@socialnews.xyzMail | Web | Twitter Gopi Adusumilli is a Programmer. He is the editor of SocialNews.XYZ and President of AGK Fire Inc. He enjoys designing websites, developing mobile applications and publishing news articles on current events from various authenticated news sources. When it comes to writing he likes to write about current world politics and Indian Movies. His future plans include developing SocialNews.XYZ into a News website that has no bias or judgment towards any. He can be reached at gopi@socialnews.xyz Copyright 2025 | AGK FIRE INC| Terms of Service / Privacy Policy | Contact Us</w:t>
       </w:r>
     </w:p>
     <w:p>
@@ -441,7 +379,7 @@
         <w:pStyle w:val="Heading3"/>
       </w:pPr>
       <w:r>
-        <w:t>Article 15</w:t>
+        <w:t>Article 13</w:t>
       </w:r>
     </w:p>
     <w:p>
@@ -453,7 +391,7 @@
       <w:r>
         <w:t xml:space="preserve">URL: </w:t>
       </w:r>
-      <w:hyperlink r:id="rId23">
+      <w:hyperlink r:id="rId21">
         <w:r>
           <w:rPr>
             <w:color w:val="0000FF"/>
@@ -472,30 +410,30 @@
         <w:pStyle w:val="Heading3"/>
       </w:pPr>
       <w:r>
-        <w:t>Article 16</w:t>
+        <w:t>Article 14</w:t>
       </w:r>
     </w:p>
     <w:p>
       <w:r>
-        <w:t>Title: Zilla Parishad Elections | जि. प. : महायुतीच्या मंत्र्यांतील ईर्ष्या टोकाला</w:t>
+        <w:t>Title: Dussehra Festival | शाही दसरा महोत्सवास आजपासून प्रारंंभ</w:t>
       </w:r>
     </w:p>
     <w:p>
       <w:r>
         <w:t xml:space="preserve">URL: </w:t>
       </w:r>
-      <w:hyperlink r:id="rId24">
+      <w:hyperlink r:id="rId22">
         <w:r>
           <w:rPr>
             <w:color w:val="0000FF"/>
           </w:rPr>
-          <w:t>https://pudhari.news/maharashtra/kolhapur/jealousy-among-mahayuti-ministers-peaks-over-zilla-parishad-ap84</w:t>
+          <w:t>https://pudhari.news/maharashtra/kolhapur/shahi-dasara-festival-begins-today-ap84</w:t>
         </w:r>
       </w:hyperlink>
     </w:p>
     <w:p>
       <w:r>
-        <w:t>Content: चंद्रशेखर माताडे कोल्हापूर : जिल्हा परिषद व पंचायत समित्यांच्या निवडणुकीसाठी उपलब्ध जागा, तीन वर्षांनी लांबलेल्या निवडणुका त्यामुळे इच्छुकांची वाढलेली संख्या या पार्श्वभूमीवर महायुतीतील घटक पक्ष बहुतेक स्वतंत्र लढतील, अशी अपेक्षा आहे. त्यादृष्टीने घटक पक्षातील नेत्यांनी आपल्या पक्षाच्या जास्तीत जास्त जााग जिंकून जिल्हा परिषदेवरील वर्चस्वासाठी जोरदार प्रयत्न सुरू केले आहेत. भाजपकडून चंद्रकांत पाटील व माधुरी मिसाळ, शिंदे शिवसेनेकडून पालकमंत्री प्रकाश आबिटकर व अजित पवार राष्ट्रवादीकडून वैद्यकीय शिक्षणमंत्री हसन मुश्रीफ यांच्यातील ईर्ष्या टोकाला गेली आहे. भाजपची जिल्ह्यातील सूत्रे कोणाच्या हाती असणार याची चर्चा सुरू असतानाच उच्च व तंत्रशिक्षण मंत्री चंद्रकांत पाटील यांनी पक्ष कार्यकर्त्यांची बैठक घेऊन मुख्यमंत्र्यांच्या आदेशावरून आपण येथे आल्याचे सांगत भाजपची सूत्रे कोणाच्या हाती या प्रश्नाचे परस्पर उत्तर देऊन टाकले. पाटील दौर्‍यावर येत कार्यकर्त्यांना भेटत असतानाच माधुरी मिसाळ यांनीही जिल्ह्यात सहपालकमंत्री म्हणून लक्ष घातले आहे. अंबाबाई व जोतिबा देवस्थान विकास आराखडा, जिल्ह्यातील विकासकामांचा आढावा, प्रशासनाला दिलेले आदेश यातून त्यांनी योग्य तो संदेश प्रशासनाला दिला आहे. त्याचबरोबर जनतेशी थेट संबंधित असलेल्या योजना पक्ष कार्यकर्त्यांमार्फत राबविण्यास सांगून पक्ष कार्यकर्त्यांना पक्ष कार्यात गुंतविले आहे. घरगुती गणेशोत्सव स्पर्धा घेऊन भाजपने घरोघरी संपर्क मोहीम राबविली आहे. शिंदे शिवसेनेची सगळी मदार ही पालकमंत्री प्रकाश आबिटकर यांच्यावर आहे. जिल्ह्यात शिंदे शिवसेनेचे तीन व सहयोगी एक असे चार आमदार आहेत. या चार आमदारांच्या संख्याबळावरच आबिटकर यांच्याकडे जिल्ह्याचे पालकमंत्रिपद चालून आले आहे. पालकमंत्री म्हणून जिल्ह्यच्या विकासकामात त्यांनी लक्ष घातले आहे. प्रशासनाबरोबर बैठका घेऊन ते आदेश देत आहेत. मात्र त्यांनी दिलेल्या आदेशाच्या अंमलबजावणीवर बरेच काही अवलंबून आहे. अजून निवडणुकीला वेळ आहे, तोवर विकासकामांचे आदेश प्रत्यक्षात येताना दिसायला हवेत. अजित पवार राष्ट्रवादीचा किल्ला हसन मुश्रीफ लढवत आहेत. केडीसीसी व गोकुळ या दोन बलाढ्य आर्थिक गडांची सत्ता हसन मुश्रीफ यांच्याकडे आहे. नव्या राजकीय जुळणीत त्यांनी काँग्रेसचे राहुल पाटील यांना पक्षात घेत करवीर या राजकीयदृष्ट्या मातब्बर तालुक्यात पक्षाची ताकद वाढविण्याचा प्रयत्न केला आहे. प्रशासनाला आदेश देत त्याची अंमलबजावणी होते की नाही याकडे ते कटाक्षाने पाहतात. जिल्हाभर विविध कार्यक्रमांचा धडाका लावत मुश्रीफ यांनी संपर्कमोहीम व्यापक केली आहे. 'Pudhari' is excited to announce the relaunch of its Android and iOS apps. Stay updated with the latest news at your fingertips. Android and iOS Download now and stay updated, anytime, anywhere. Pudhari Publications Private Limited</w:t>
+        <w:t>Content: कोल्हापूर : जिल्हा प्रशासन व राज्याच्या सांस्कृतिक कार्य संचालनालयाच्या वतीने आयोजित शाही दसरा महोत्सवाचा प्रारंभ सोमवारी (दि. 22) होणार आहे. सार्वजनिक आरोग्यमंत्री तथा पालकमंत्री प्रकाश आबिटकर यांच्या हस्ते व खासदार शाहू महाराज यांच्या अध्यक्षतेखाली ऐतिहासिक दसरा चौक मैदान येथे सायंकाळी 6 वाजता हा कार्यक्रम होणार आहे. कार्यक्रमास वैद्यकीय शिक्षण मंत्री हसन मुश्रीफ, सहपालकमंत्री माधुरी मिसाळ, राज्य नियोजन मंडळाचे कार्यकारी अध्यक्ष राजेश क्षीरसागर यांच्या प्रमुख उपस्थितीत तसेच खासदार धनंजय महाडिक, खासदार धैर्यशील माने, आमदार सर्वश्री सतेज पाटील, अरुण लाड, विनय कोरे, राजेंद्र पाटील-यड्रावकर, चंद्रदीप नरके, अमल महाडिक, अशोकराव माने, शिवाजीराव पाटील, राहुल आवाडे यांच्या विशेष उपस्थितीत प्रारंभ होणार आहे, अशी माहिती जिल्हाधिकारी अमोल येडगे यांनी दिली. सोमवारी सायंकाळी साडेपाच वाजता शाहू स्मारक भवन येथे शिवकालीन शस्त्र प्रदर्शनाचे उद्घाटन होणार आहे. त्यानंतर सायंकाळी 6 वाजता दसरा महोत्सव उद्घाटन समारंभ झाल्यानंतर ‘गाथा शिवशंभूची’ या ऐतिहासिक महानाट्याचे सादरीकरण होणार आहे. या कार्यक्रमासाठी शहरात दाखल होणार्‍या सर्व भाविक-पर्यटकांनी उपस्थित राहावे, असे आवाहन जिल्हा प्रशासनामार्फत केले आहे. 'Pudhari' is excited to announce the relaunch of its Android and iOS apps. Stay updated with the latest news at your fingertips. Android and iOS Download now and stay updated, anytime, anywhere. Pudhari Publications Private Limited</w:t>
       </w:r>
     </w:p>
     <w:p>
@@ -503,30 +441,30 @@
         <w:pStyle w:val="Heading3"/>
       </w:pPr>
       <w:r>
-        <w:t>Article 17</w:t>
+        <w:t>Article 15</w:t>
       </w:r>
     </w:p>
     <w:p>
       <w:r>
-        <w:t>Title: Maha CM To Develop A Comprehensive Policy For Cancer Treatment</w:t>
+        <w:t>Title: Maha CM to develop a comprehensive policy for cancer treatment</w:t>
       </w:r>
     </w:p>
     <w:p>
       <w:r>
         <w:t xml:space="preserve">URL: </w:t>
       </w:r>
-      <w:hyperlink r:id="rId25">
+      <w:hyperlink r:id="rId23">
         <w:r>
           <w:rPr>
             <w:color w:val="0000FF"/>
           </w:rPr>
-          <w:t>https://menafn.com/1110064474/Maha-CM-To-Develop-A-Comprehensive-Policy-For-Cancer-Treatment</w:t>
+          <w:t>https://www.socialnews.xyz/2025/09/15/maha-cm-to-develop-a-comprehensive-policy-for-cancer-treatment/amp/</w:t>
         </w:r>
       </w:hyperlink>
     </w:p>
     <w:p>
       <w:r>
-        <w:t>Content: Forgot Username or Password Date At the meeting, he said on Monday that it is necessary to set up cancer treatment centres at various levels for effective treatment of cancer. The Chief Minister also gave instructions to set up comprehensive cancer treatment services, diagnosis, day care radiotherapy and chemotherapy units in every district. He said that the incomplete construction of the Sant Tukadoji Maharaj Cancer Hospital building in Nagpur should be completed immediately. Necessary funds will be sought for this, he added. CM Fadnavis said that on behalf of Shri Sai Sansthan, an appeal will be made to Sai Sansthan for the construction of a state-of-the-art cancer hospital in Sainagar at Shirdi. He added that the needy people in the state should get immediate services for which a single cloud command centre should be established out of the three types of treatment centres. At the same time, patients fighting cancer should be provided with early diagnosis and effective treatment methods. The Chief Minister's instruction comes when the state Public Health Minister Prakash Abitkar in July said that the state government has proposed to construct two cancer hospitals in Aundh (Pune) and Nashik (Maharashtra) and eight district hospitals across the state to provide treatment to the rising number of patients and cut their expenses on expensive private healthcare services. Chief Minister Fadnavis said that the health department has submitted the proposal to Asian Development Bank for financial assistance of Rs 8,000 crore. MENAFN15092025000231011071ID1110064474 MENAFN15092025000231011071ID1110064474 Legal Disclaimer: MENAFN provides the information âas isâ without warranty of any kind. We do not accept any responsibility or liability for the accuracy, content, images, videos, licenses, completeness, legality, or reliability of the information contained in this article. If you have any complaints or copyright issues related to this article, kindly contact the provider above. Tags Comments Category Date Schoenherr Welcomes Top-Tier CEE English Law Debt Finance Team World and Middle East business and financial news, Stocks, Currencies, Market Data, Research, Weather and other data. Contact Us Click here Copyright Â© 2000 MENAFN. All rights reserved. Design &amp; Devleopment by MENAFN</w:t>
+        <w:t>Content: Mumbai, Sep 16 (SocialNews.XYZ) Maharashtra Chief Minister Devendra Fadnavis has directed the Medical Education and Drugs Department to prepare a policy to provide comprehensive cancer services to the people of the state. At the meeting, he said on Monday that it is necessary to set up cancer treatment centres at various levels for effective treatment of cancer. The Chief Minister also gave instructions to set up comprehensive cancer treatment services, diagnosis, day care radiotherapy and chemotherapy units in every district. He said that the incomplete construction of the Sant Tukadoji Maharaj Cancer Hospital building in Nagpur should be completed immediately. Necessary funds will be sought for this, he added. CM Fadnavis said that on behalf of Shri Sai Sansthan, an appeal will be made to Sai Sansthan for the construction of a state-of-the-art cancer hospital in Sainagar at Shirdi. He added that the needy people in the state should get immediate services for which a single cloud command centre should be established out of the three types of treatment centres. At the same time, patients fighting cancer should be provided with early diagnosis and effective treatment methods. The Chief Minister's instruction comes when the state Public Health Minister Prakash Abitkar in July said that the state government has proposed to construct two cancer hospitals in Aundh (Pune) and Nashik (Maharashtra) and eight district hospitals across the state to provide treatment to the rising number of patients and cut their expenses on expensive private healthcare services. Chief Minister Fadnavis said that the health department has submitted the proposal to Asian Development Bank for financial assistance of Rs 8,000 crore. Source: IANS Gopi Adusumilli is a Programmer. He is the editor of SocialNews.XYZ and President of AGK Fire Inc. He enjoys designing websites, developing mobile applications and publishing news articles on current events from various authenticated news sources. When it comes to writing he likes to write about current world politics and Indian Movies. His future plans include developing SocialNews.XYZ into a News website that has no bias or judgment towards any. He can be reached at gopi@socialnews.xyz This website uses cookies.</w:t>
       </w:r>
     </w:p>
     <w:p>
@@ -534,7 +472,7 @@
         <w:pStyle w:val="Heading3"/>
       </w:pPr>
       <w:r>
-        <w:t>Article 18</w:t>
+        <w:t>Article 16</w:t>
       </w:r>
     </w:p>
     <w:p>
@@ -546,7 +484,7 @@
       <w:r>
         <w:t xml:space="preserve">URL: </w:t>
       </w:r>
-      <w:hyperlink r:id="rId26">
+      <w:hyperlink r:id="rId24">
         <w:r>
           <w:rPr>
             <w:color w:val="0000FF"/>
@@ -565,30 +503,30 @@
         <w:pStyle w:val="Heading3"/>
       </w:pPr>
       <w:r>
-        <w:t>Article 19</w:t>
+        <w:t>Article 17</w:t>
       </w:r>
     </w:p>
     <w:p>
       <w:r>
-        <w:t>Title: कोल्हापूरकरांची चंगळ! रानभाज्यांच्या 450 खाद्यकृतींमुळं जिल्हास्तरीय रानभाजी महोत्सवाला रंगत - RANBHAJI MAHOTSAV KOLHAPUR</w:t>
+        <w:t>Title: कोल्हापूरच्या दसरा चौकात ऐतिहासिक सोहळा, 20 भाषांमध्ये संविधान प्रस्तावनेचं महागायन; मूकबधिर, अंध आणि गतिमंद कलाकारांचा सहभाग</w:t>
       </w:r>
     </w:p>
     <w:p>
       <w:r>
         <w:t xml:space="preserve">URL: </w:t>
       </w:r>
-      <w:hyperlink r:id="rId27">
+      <w:hyperlink r:id="rId25">
         <w:r>
           <w:rPr>
             <w:color w:val="0000FF"/>
           </w:rPr>
-          <w:t>https://www.etvbharat.com/amp/mr/!state/kolhapurs-wild-vegetable-festival-promotes-local-cuisine-and-women-culinary-talent-maharashtra-news-mhs25092003298</w:t>
+          <w:t>https://www.etvbharat.com/mr/!state/kolhapur-witnesses-historic-multilingual-mass-recitation-of-indian-constitution-preamble-ramdas-athawale-maharashtra-news-mhs25091501055</w:t>
         </w:r>
       </w:hyperlink>
     </w:p>
     <w:p>
       <w:r>
-        <w:t>Content: उत्तर प्रदेश उत्तराखंड छत्तीसगढ़ झारखंड दिल्ली बिहार मध्य प्रदेश राजस्थान हरियाणा हिमाचल प्रदेश ఆంధ్రప్రదేశ్ తెలంగాణ महाराष्ट्र maharashtra Follow Us ETV Bharat / state By ETV Bharat Marathi Team Published : September 20, 2025 at 6:17 PM IST Updated : September 20, 2025 at 8:28 PM IST कोल्हापूर : लोकसहभागातून उभ्या राहिलेल्या कृषी आणि खाद्यसंस्कृतीला अधोरेखित करणारा जिल्हास्तरीय रानभाजी महोत्सव कोल्हापुरात मोठ्या उत्साहात संपन्न झाला. राजारामपुरीतील व्ही. टी. पाटील सभागृहात आयोजित या कार्यक्रमाचं उद्घाटन सार्वजनिक आरोग्य व कुटुंब कल्याण मंत्री तथा पालकमंत्री प्रकाश आबिटकर यांच्या हस्ते झालं. महिलांच्या उत्सफूर्त सहभागामुळं रंगला महोत्सव :या रानभाज्या महोत्सवाचं खास आकर्षण ठरलं ते म्हणजे महिलांचा उत्स्फूर्त सहभाग. सुमारे 150 महिला बचत गट आणि 100 पेक्षा अधिक महिलांनी पाककला स्पर्धेत भाग घेत आरोग्यदायी आणि चवदार पदार्थ सादर केले. 450 हून अधिक खाद्यकृतींमुळं या महोत्सवाला खरी रंगत आली. स्पर्धांमध्ये रानभाजी मांडणी प्रकारात निता पडवळ यांनी प्रथम, राधानगरीतील कुडूत्री इथल्या महिला बचत गटानं दुसरा, तर कातळी इथल्या कविता जाधव यांनी तिसरा क्रमांक पटकावला. पिरळ राधानगरीच्या शितलाम बचत गटाला उत्तेजनार्थ पारितोषिक जाहीर झालं. शेवग्याच्या भाजीचं डेजर्ट :पाककला स्पर्धेत राधानगरीच्या पूजा पाटील यांनी प्रथम, हातकणंगले तालुक्यातील भादोले गावातील शोभादेवी पाटील यांनी दुसरा तर कदमवाडीतील राणी कदम यांनी तिसरा क्रमांक पटकावला. विशिष्ट कामगिरीबद्दल सर्वांना पालकमंत्री आबिटकर यांच्या हस्ते स्मृतिचिन्ह, प्रमाणपत्र आणि पुष्पगुच्छ देऊन गौरवण्यात आलं. प्रथम क्रमांक पटकावलेल्या राधानगरीच्या पूजा पाटील यांनी आगळंवेगळं शेवग्याचं डेजर्ट बनवलं होतं. तसंच भोपळ्याचे फ्रेंच फ्राईज असे अनोखे पदार्थ प्रदर्शनात आलेल्या नागरिकांना पाहायला मिळाले. प्रदर्शन पाहण्यासाठी विद्यार्थ्यांची गर्दी : रानभाज्या महोत्सवाला शालेय आणि महाविद्यालयीन विद्यार्थ्यांनी लावलेल्या उपस्थितीमुळं रानभाज्यांचे औषधी गुणधर्म आणि पोषण मूल्यांविषयी तरुणाईमध्ये जागरूकता निर्माण झाली. सुमारे 40 प्रजातींच्या रानभाज्यांचं प्रदर्शन विद्यार्थ्यांना आणि नागरिकांना निसर्गसंपत्तीची नवी ओळख करून देणारे ठरले. "रानभाज्या केवळ ग्रामीण भागापुरत्या मर्यादित न राहता राज्यभर पोहोचाव्यात, यासाठी हा महोत्सव राज्यस्तरावर घेण्यात यावा," - प्रकाश आबिटकर, मंत्री रानभाज्यांच्या मार्केटिंगचा नवा विचार :महोत्सवात बोलताना पालकमंत्री प्रकाश आबिटकर यांनी रानभाज्यांच्या प्रसाराला आवश्यक तेवढा बाजारपेठेचा आधार मिळालेला नाही, याबद्दल खंत व्यक्त केली. "या भाज्यांचा समावेश हॉटेल व्यवसायात करण्यासाठी जिल्ह्यातील हॉटेल असोसिएशनशी चर्चा करणार आहोत. रानभाज्यांमुळं आरोग्यदायी जीवनशैलीला चालना मिळेल,” असा विश्वास मंत्री प्रकाश आबिटकर यांनी व्यक्त केला. ‘रानभाजी इ-माहिती पुस्तिके’चे प्रकाशन : या महोत्सवानं केवळ खाद्यपदार्थांवर थांबण्याऐवजी व्यावसायिक बाबींनासुद्धा प्राधान्य दिलं. यावेळी ‘रानभाजी माहिती पुस्तिका’चं प्रकाशन करण्यात आलं. ऑनलाईन स्वरूपात ही माहिती पुस्तिका उपलब्ध असणार असून विविध रानभाज्यांची माहिती, त्यांचे आरोग्यवर्धक गुणधर्म आणि उपयोग अशी सर्व माहिती या पुस्तिकेमुळं सोप्या भाषेत उपलब्ध झाली आहे. पावसामुळं नागरिकांची तारांबळ : कोल्हापुरात पावसामुळं नागरिकांची तारांबळ उडाली. अशीच परिस्थिती रानभाजी महोत्सव आयोजित केलेल्या ठिकाणी पहायला मिळाली. रानभाज्यांचे स्टॉल हे हॉलच्या बाहेरदेखील मांडले होते. अचानक आलेल्या पावसामुळं अनेकांची तारांबळ उडाली. नागरिकांना चाखायला मिळाल्या रानभाज्या :कार्यक्रमास विभागीय कृषी सहसंचालक बसवराज मास्तोळी, जिल्हा कृषी अधिकारी व आत्मा प्रकल्प संचालक जालिंदर पांगरे, अधीक्षक कृषी अधिकारी अजय कुलकर्णी व रानभाजी तज्ज्ञ डॉ. शहाजी कुरणे यांची प्रमुख उपस्थिती होती. रानावनात पिकणाऱ्या अनेक दुर्मीळ भाज्यांची चव रानभाजी महोत्सवामुळं शहरात राहणाऱ्या नागरिकांना चाखायला मिळाली. हेही वाचा : For All Latest Updates TAGGED: ABOUT THE AUTHOR ETV Bharat Marathi Team ...view details Copyright © 2025 Ushodaya Enterprises Pvt. Ltd., All Rights Reserved.</w:t>
+        <w:t>Content: महाराष्ट्र maharashtra ETV Bharat / state By ETV Bharat Marathi Team Published : September 15, 2025 at 1:00 PM IST Updated : September 15, 2025 at 3:04 PM IST कोल्हापूर : शहरातील दसरा चौकात रविवारी (14 सप्टेंबर) भारतीय संविधानाच्या प्रस्तावनेचं विश्वविक्रमी महागायन केंद्रीय मंत्री रामदास आठवले यांच्या उपस्थितीत पार पडलं. ‘हम भारत के लोग’ या उपक्रमांतर्गत संविधान प्रस्तावनेचं समुहगायन एकत्रितपणे 20 वेगवेगळ्या भाषांमध्ये करण्यात आलं. हा खास उपक्रम भारत सरकारच्या सांस्कृतिक मंत्रालय, महाराष्ट्र शासनाच्या सामाजिक न्याय व विशेष सहाय्य विभाग तसंच, डॉ. बाबासाहेब आंबेडकर संशोधन व प्रशिक्षण संस्था (बार्टी), पुणे आणि कोल्हापूर जिल्हा प्रशासन यांच्या संयुक्त विद्यमानं आयोजित करण्यात आला होता. कोल्हापूरच्या दसरा चौकानं अनुभवला खास क्षण : कोल्हापुरातील ऐतिहासिक दसरा चौकानं ‘हम भारत के लोग’ या अभूतपूर्व सांस्कृतिक सोहळ्याचा साक्षीदार होण्याचा मान मिळवला. देशभरातील 1500 पेक्षा अधिक गायक, 75 गायिका आणि अनेक कलावंत सहभागी झाले. या उपक्रमात विशेषतः मूकबधिर, कर्णबधिर, अंध व गतिमंद कलाकारांचा सहभाग लक्षवेधी ठरला. सोहळ्यात विविध भाषांत संविधानाच्या प्रस्तावनेचं गायन सादर करण्यात आलं. विशेष म्हणजे सांकेतिक भाषेत केलेल्या गायनासाठी उपस्थित प्रेक्षकांनी उभं राहून उत्स्फूर्त दाद दिली. यावेळी पालकमंत्री प्रकाश आबिटकर, जिल्हाधिकारी अमोल येडगे, राज्य नियोजन मंडळाचे कार्यकारी अध्यक्ष तथा आमदार राजेश क्षीरसागर, बार्टीचे महासंचालक सुनील वारे, तसंच विभागीय व जिल्हा स्तरावरील अधिकारी, कलाकार तसंच संविधानप्रेमी नागरिक मोठ्या संख्येनं सहभागी झाले होते. 'मानवाच्या जीवनाची जिंदादिली जपताना व्यक्तीनं कलासक्त असणं गरजेचं आहे. भारतीय संगीत जागतिक दर्जाचं असून, संविधान प्रस्तावनेचं महागायन हा कौतुकास्पद उपक्रम आहे.'- केंद्रीय मंत्री रामदास आठवले कबीर नाईकनवरे यांची संकल्पना : संविधान महागायनाचा विश्वविक्रम कोल्हापुरातील सुप्रसिद्ध गायक आणि संगीतकार कबीर नाईकनवरे यांनी मांडलेल्या संकल्पनेतून साकार झाला. या भव्य आणि दिव्य उपक्रमाची नोंद 'वर्ल्ड बुक ऑफ रेकॉर्ड लंडन'मध्ये झाली आहे. सर्व गायकांचं गायन पूर्ण झाल्यानंतर धर्मेंद्र देशमुख यांनी संविधान प्रस्तावनेच्या गायनाचा जागतिक विक्रम झाल्याची अधिकृत घोषणा केली. यानंतर कार्यक्रमाचे संकल्पक कबीर नाईकनवरे यांना आणि केंद्रीय मंत्री रामदास आठवले यांना प्रशस्तीपत्र प्रदान करण्यात आलं. हा महाविश्वविक्रम कोल्हापूरच्या सांस्कृतिक वारशासाठी एक नवीन शिखर ठरलं आहे. 'या' भाषांमध्ये झालं गायन : बहुभाषिक आणि सर्वसमावेशी सहभागात पार पडलेल्या या महागायनाच्या विश्वविक्रमात मराठी, हिंदी, इंग्रजी, आसामी, मैथिली, राजस्थानी, संस्कृत, भोजपुरी, उर्दू, नेपाळी, बंगाली, पंजाबी, सिंधी, ओडिया, कोकणी, गुजराती, पाली, कन्नड, तेलुगु आदी 20 भाषांमधून गायन सादर झालं. मुकबधिर व कर्णबधिर विद्यार्थ्यांनी सांकेतिक भाषेत केलेल्या गायनाला उपस्थित नागरिकांनी उभं राहून विशेष दाद दिली. हेही वाचा For All Latest Updates TAGGED: दिल्लीतील ३०० शाळांसह मुंबईतील रेल्वे स्टेशनवर बॉम्ब ठेवल्याची धमकी; अज्ञाताचा पोलिसांकडून शोध सुरू नवरात्रीच्या आठव्या दिवशी घटाला अर्पण करा 'ही' माळ; काय आहे आजचा शुभ मुहूर्त?, वाचा पंचांग टीम इंडियाचं विजयी 'तिलक'; पाकिस्तानला सलग तिसऱ्यांदा धूळ चारत नवव्यांदा जिंकलं आशिया कप शिर्डीतील ओढ्यात दुचाकीवरून जाताना वाहून गेलेल्या दोघांचा मृत्यू; दोघांना वाचविण्यात प्रशासनाला यश कास पुष्प पठारावर पर्यटकांना मिळणार प्रदूषणमुक्त अन् पर्यावरणपूरक सफारीचा आनंद! रिकाम्या पोटी आल्याचा रस पिण्याचे आरोग्यदायी फायदे! Oppo F31 Pro plus 5G vs F31 Pro 5G : कोणता फोन आहे किफायतशीर? गुगल क्रोममध्ये जेमिनी अपग्रेड: AI सक्षम ब्राउझिंगचा नवीन अनुभव इंडिया एआय मिशन अंतर्गत देशभरात 500 हून अधिक डेटा लॅब्सची स्थापना - अश्विनी वैष्णव Copyright © 2025 Ushodaya Enterprises Pvt. Ltd., All Rights Reserved.</w:t>
       </w:r>
     </w:p>
     <w:p>
@@ -596,69 +534,7 @@
         <w:pStyle w:val="Heading3"/>
       </w:pPr>
       <w:r>
-        <w:t>Article 20</w:t>
-      </w:r>
-    </w:p>
-    <w:p>
-      <w:r>
-        <w:t>Title: प्रधानमंत्री जन आरोग्य योजना आणि महात्मा फुले जन आरोग्य योजनेतील उपचारांची संख्या तब्बल 1043 ने वाढविणार!!</w:t>
-      </w:r>
-    </w:p>
-    <w:p>
-      <w:r>
-        <w:t xml:space="preserve">URL: </w:t>
-      </w:r>
-      <w:hyperlink r:id="rId28">
-        <w:r>
-          <w:rPr>
-            <w:color w:val="0000FF"/>
-          </w:rPr>
-          <w:t>https://thefocusindia.com/maharashtra-news/pradhan-mantri-jan-arogya-284260/amp/</w:t>
-        </w:r>
-      </w:hyperlink>
-    </w:p>
-    <w:p>
-      <w:r>
-        <w:t>Content: विशेष प्रतिनिधी मुंबई : प्रधानमंत्री जन आरोग्य योजना आणि महात्मा ज्योतिराव फुले जन आरोग्य योजनेतील उपचारांची संख्या 1356 वरून 2399 पर्यंत वाढविण्यात येणार आहे. मुख्यमंत्री देवेंद्र फडणवीस यांच्या अध्यक्षतेखाली आज मुंबई येथे एकत्रित आयुष्मान भारत – प्रधानमंत्री जन आरोग्य योजना आणि महात्मा ज्योतिराव फुले जन आरोग्य योजनेच्या अंमलबजावणीच्या धोरणात्मक बाबींवर निर्णय घेण्याकरीता गठीत राज्य आरोग्य हमी सोसायटी नियामक परिषदेची बैठक संपन्न झाली. एकत्रित आयुष्मान भारत प्रधानमंत्री जन आरोग्य योजना आणि महात्मा ज्योतिराव फुले जनआरोग्य योजनेमध्ये राज्यात नवीन 2399 उपचारांना तसेच ₹5 लाखांपेक्षा जास्त रक्कमेच्या अवयव प्रत्यारोपणाच्या उपचारांसाठी कॉर्पस फंड निर्माण करण्यास बैठकीत मान्यता देण्यात आली. या कॉर्पस फंड निधीतून हृदयप्रत्यारोपण, फुफ्फुस प्रत्यारोपण, किडनी प्रत्यारोपण, बोन मॅरो प्रत्यारोपण आदी सह 9 विविध उपचारांची शिफारस यावेळी मान्य करण्यात आली. यासंदर्भात मुख्यमंत्री फडणवीस म्हणाले की, महात्मा ज्योतिराव फुले जन आरोग्य योजना आणि प्रधानमंत्री जन आरोग्य योजना या दोन्ही योजनेत सुचीबद्ध असलेल्या रुग्णालयांचे तालुकानिहाय मॅपिंग करावे. संबंधित तालुक्यात 30 खाटांचे एकही रुग्णालय नसल्यास, अशा ठिकाणी उपलब्ध असलेल्या रुग्णालयात योजनेचा लाभ देऊन त्यांच्या देयकाच्या अदागीची वेगळी व्यवस्था निर्माण करावी. तसेच अशा तालुक्यामध्ये 30 खाटांचे रुग्णालय सुरु करण्यासाठी खाजगी रुग्णालयांना आमंत्रित करून सुविधा द्याव्यात. या योजनेच्या प्रभावी अंमलबजावणीसाठी ग्रामीण भागात आरोग्य मित्रांची संख्या वाढवावी. जन आरोग्य योजनेत समाविष्ट असलेल्या रुग्णालयांना त्यांची देयके वेळेत देण्यात यावीत. जेणेकरून ती रुग्णालये रुग्णांना दर्जेदार उपचार देतील. तसेच या योजनेतील उपचार, रुग्णालये, लाभ यांची माहिती मिळण्यासाठी कृत्रिम बुद्धिमत्तेवर आधारित ॲप तयार करावे. त्यामध्ये चॅटबॉटद्वारे सर्व माहिती मिळण्याची व्यवस्था करावी. आरोग्य विभागाने गेल्या 6 महिन्यात अत्यंत गतीने कामात सुधारणा करून उत्तम काम केले आहे. योजनेच्या अंमलाबजावणीसाठी अधिक गतीने व पारदर्शकपणे काम करावे, जेणेकरून पुढील काळात देशातील पहिल्या तीनमध्ये राज्याचा क्रमांक येईल, असे मुख्यमंत्री फडणवीस यावेळी म्हणाले. बैठकीत घेण्यात आलेले अन्य महत्वाचे निर्णय : ✅प्राथमिक आरोग्य केंद्रस्तरावर करता येऊ शकतील अशा 25 उपचारांचा योजनेत समावेश ✅सर्व ग्रामीण आणि शहरी प्राथमिक आरोग्य केंद्रे योजनेत समाविष्ट करण्यात येणार ✅उपचारांच्या दर निश्चितीला मान्यता ✅वैद्यकीय उपचारांची मार्गदर्शक तत्त्वे निर्गमित करण्यास मान्यता ✅रुग्णालयांना श्रेणीनुसार दर देण्याची पद्धत बंद करून राष्ट्रीय आरोग्य प्राधिकरणाच्या धोरणानुसार गुणवत्ता प्रमाणपत्र धारक रुग्णालयांना आणि आकांक्षित जिल्ह्यातील रुग्णालयांना प्रोत्साहनपर अधिकची रक्कम देण्यात येणार ✅योजनेअंतर्गत सार्वजनिक आरोग्य, वैद्यकिय शिक्षण, नगर विकास विभागांच्या रुग्णालयांचा सहभाग वाढविण्यासाठी सूचना निर्गमित करण्यात येणार ✅समग्र यादीतील राज्याचे 438 उपचार टीएमएस 2.0 प्रणालीशी सुसंगत करण्यात येणार यावेळी मंत्री छगन भुजबळ, मंत्री संजय शिरसाट, राज्यमंत्री माधुरी मिसाळ आणि संबंधित अधिकारी उपस्थित होते तर मंत्री प्रकाश आबिटकर, मंत्री अदिती तटकरे हे दूरदृश्य प्रणालीद्वारे उपस्थित होते. महत्वाच्या बातम्या Technical by Swaraj IT Services</w:t>
-      </w:r>
-    </w:p>
-    <w:p>
-      <w:pPr>
-        <w:pStyle w:val="Heading3"/>
-      </w:pPr>
-      <w:r>
-        <w:t>Article 21</w:t>
-      </w:r>
-    </w:p>
-    <w:p>
-      <w:r>
-        <w:t>Title: Full page newspaper ads and slew of initiatives Shiv Sena goes all out to celebrate PM's birthday</w:t>
-      </w:r>
-    </w:p>
-    <w:p>
-      <w:r>
-        <w:t xml:space="preserve">URL: </w:t>
-      </w:r>
-      <w:hyperlink r:id="rId29">
-        <w:r>
-          <w:rPr>
-            <w:color w:val="0000FF"/>
-          </w:rPr>
-          <w:t>https://www.theweek.in/wire-updates/national/2025/09/18/bom59-mh-pm-bday-ld-shinde.html</w:t>
-        </w:r>
-      </w:hyperlink>
-    </w:p>
-    <w:p>
-      <w:r>
-        <w:t>Content: Mumbai, Sep 17 (PTI) As Prime Minister Narendra Modi celebrated his 75th birthday on Wednesday, Maharashtra Deputy Chief Minister Eknath Shinde hailed his leadership and resolve to create a "New India", while his party launched a host of initiatives to mark the occasion.Shinde's party Shiv Sena, a key BJP ally, published full page advertisements in leading dailies and organised different initiatives to celebrate Modi's birthday.In a post of X, the deputy CM hailed the Prime Minister for his contributions to the nation.Modi has taken long strides with a resolve to create a "New India" and has changed the face of the country in the last 10 years, Shinde noted.The Shiv Sena published advertisements in several dailies with Shinde extending best wishes to the PM. Government departments run by Shiv Sena ministers launched several initiatives to mark the occasion.The Urban Development Department, headed by Shinde, announced a scheme under which Rs 1 crore will be disbursed to municipal councils and town councils for developing 'Namo Parks'.The scheme will benefit 394 municipal councils and town councils.Farm approach roads spanning 5,106 kms, built by the Employment Guarantee Department at a cost of Rs 1,100 crore, were inaugurated on the occasion of the prime minister's birthday. The Employement Guarantee Department is headed by Sena minister Bharat Gogawale.The School Education Department, headed by party minister Dada Bhuse, will develop 750 zilla parishad schools as model schools which will be equipped with smart classrooms, science laboratories, computer labs, libraries, sports facilities and latest digital equipment.The Public Health Department, helmed by Shiv Sena cabinet member Prakash Abitkar, launched 20 initiatives, including organising 75 health camps and as many dental camps.The Industries Department started Namo Technical Skill Centre, Namo Automobile Skill Centre, Namo Textile Skill Centre, Namo Soft Skill Development Centre. The department is headed by another Shiv Sena minister, Uday Samant.The Water Conservation Department, under the Watershed Development 2.0 scheme, has undertaken deepening of 'naalas' (drains) in 75 villages. The Water Conservation Department is headed by minister Gulabrao Patil.The Transport Department, headed by party minister Pratap Sarnaik, started free reading joint at 75 bus depots. (This story has not been edited by THE WEEK and is auto-generated from PTI) Omar Abdullah reviews highway restoration work amid fears of essential supplies shortage in Kashmir PCB claims Andy Pycroft apologised to captain Salman Ali Agha, removed from remaining Asia Cup matches played by Pakistan Will 'Demon Slayer: Kimetsu no Yaiba Infinity Castle' end 'Lokah: Chapter 1 - Chandra' dream run in box office? China orders tech giants to halt use of Nvidia AI chips amid US tensions Explained: How the precision timekeeping project will benefit India? Copyright © 2024 All rights reserved</w:t>
-      </w:r>
-    </w:p>
-    <w:p>
-      <w:pPr>
-        <w:pStyle w:val="Heading3"/>
-      </w:pPr>
-      <w:r>
-        <w:t>Article 22</w:t>
+        <w:t>Article 18</w:t>
       </w:r>
     </w:p>
     <w:p>
@@ -670,7 +546,7 @@
       <w:r>
         <w:t xml:space="preserve">URL: </w:t>
       </w:r>
-      <w:hyperlink r:id="rId30">
+      <w:hyperlink r:id="rId26">
         <w:r>
           <w:rPr>
             <w:color w:val="0000FF"/>

--- a/Output/Prakash Abitkar/extracted_links_Prakash Abitkar_News_Content.docx
+++ b/Output/Prakash Abitkar/extracted_links_Prakash Abitkar_News_Content.docx
@@ -12,7 +12,7 @@
     </w:p>
     <w:p>
       <w:r>
-        <w:t>Title: Full page newspaper ads and slew of initiatives Shiv Sena goes all out to celebrate PM's birthday</w:t>
+        <w:t>Title: TRIPURATIMES</w:t>
       </w:r>
     </w:p>
     <w:p>
@@ -24,13 +24,13 @@
           <w:rPr>
             <w:color w:val="0000FF"/>
           </w:rPr>
-          <w:t>https://www.theweek.in/wire-updates/national/2025/09/18/bom59-mh-pm-bday-ld-shinde.html</w:t>
+          <w:t>https://tripuratimes.com/ttimes/maha-cm-to-develop-a-comprehensive-policy-for-cancer-treatment-31447.html</w:t>
         </w:r>
       </w:hyperlink>
     </w:p>
     <w:p>
       <w:r>
-        <w:t>Content: Mumbai, Sep 17 (PTI) As Prime Minister Narendra Modi celebrated his 75th birthday on Wednesday, Maharashtra Deputy Chief Minister Eknath Shinde hailed his leadership and resolve to create a "New India", while his party launched a host of initiatives to mark the occasion.Shinde's party Shiv Sena, a key BJP ally, published full page advertisements in leading dailies and organised different initiatives to celebrate Modi's birthday.In a post of X, the deputy CM hailed the Prime Minister for his contributions to the nation.Modi has taken long strides with a resolve to create a "New India" and has changed the face of the country in the last 10 years, Shinde noted.The Shiv Sena published advertisements in several dailies with Shinde extending best wishes to the PM. Government departments run by Shiv Sena ministers launched several initiatives to mark the occasion.The Urban Development Department, headed by Shinde, announced a scheme under which Rs 1 crore will be disbursed to municipal councils and town councils for developing 'Namo Parks'.The scheme will benefit 394 municipal councils and town councils.Farm approach roads spanning 5,106 kms, built by the Employment Guarantee Department at a cost of Rs 1,100 crore, were inaugurated on the occasion of the prime minister's birthday. The Employement Guarantee Department is headed by Sena minister Bharat Gogawale.The School Education Department, headed by party minister Dada Bhuse, will develop 750 zilla parishad schools as model schools which will be equipped with smart classrooms, science laboratories, computer labs, libraries, sports facilities and latest digital equipment.The Public Health Department, helmed by Shiv Sena cabinet member Prakash Abitkar, launched 20 initiatives, including organising 75 health camps and as many dental camps.The Industries Department started Namo Technical Skill Centre, Namo Automobile Skill Centre, Namo Textile Skill Centre, Namo Soft Skill Development Centre. The department is headed by another Shiv Sena minister, Uday Samant.The Water Conservation Department, under the Watershed Development 2.0 scheme, has undertaken deepening of 'naalas' (drains) in 75 villages. The Water Conservation Department is headed by minister Gulabrao Patil.The Transport Department, headed by party minister Pratap Sarnaik, started free reading joint at 75 bus depots. (This story has not been edited by THE WEEK and is auto-generated from PTI) Omar Abdullah reviews highway restoration work amid fears of essential supplies shortage in Kashmir PCB claims Andy Pycroft apologised to captain Salman Ali Agha, removed from remaining Asia Cup matches played by Pakistan Will 'Demon Slayer: Kimetsu no Yaiba Infinity Castle' end 'Lokah: Chapter 1 - Chandra' dream run in box office? China orders tech giants to halt use of Nvidia AI chips amid US tensions Explained: How the precision timekeeping project will benefit India? Copyright © 2024 All rights reserved</w:t>
+        <w:t>Content: Maharashtra Chief Minister Devendra Fadnavis has directed the Medical Education and Drugs Department to prepare a policy to provide comprehensive cancer services to the people of the state. At the meeting, he said on Monday that it is necessary to set up cancer treatment centres at various levels for effective treatment of cancer. The Chief Minister also gave instructions to set up comprehensive cancer treatment services, diagnosis, day care radiotherapy and chemotherapy units in every district. He said that the incomplete construction of the Sant Tukadoji Maharaj Cancer Hospital building in Nagpur should be completed immediately. Necessary funds will be sought for this, he added. CM Fadnavis said that on behalf of Shri Sai Sansthan, an appeal will be made to Sai Sansthan for the construction of a state-of-the-art cancer hospital in Sainagar at Shirdi. He added that the needy people in the state should get immediate services for which a single cloud command centre should be established out of the three types of treatment centres. At the same time, patients fighting cancer should be provided with early diagnosis and effective treatment methods. The Chief Minister's instruction comes when the state Public Health Minister Prakash Abitkar in July said that the state government has proposed to construct two cancer hospitals in Aundh (Pune) and Nashik (Maharashtra) and eight district hospitals across the state to provide treatment to the rising number of patients and cut their expenses on expensive private healthcare services. Chief Minister Fadnavis said that the health department has submitted the proposal to Asian Development Bank for financial assistance of Rs 8,000 crore. 40, Akhaura Road, Agartala 799 001, Tripura, INDIA. Administrative Section: 0381-2315907 News Section: 0381-2329560 tripuratimesdigital@gmail.com © Tripuratimes.com. All Rights Reserved.</w:t>
       </w:r>
     </w:p>
     <w:p>
@@ -43,7 +43,7 @@
     </w:p>
     <w:p>
       <w:r>
-        <w:t>Title: Maha CM to develop a comprehensive policy for cancer treatment</w:t>
+        <w:t>Title: शिवसेना ने पूरे पृष्ठ के विज्ञापनों और पहलों के साथ प्रधानमंत्री नरेंद्र मोदी का 75वां जन्मदिन मनाया</w:t>
       </w:r>
     </w:p>
     <w:p>
@@ -51,37 +51,6 @@
         <w:t xml:space="preserve">URL: </w:t>
       </w:r>
       <w:hyperlink r:id="rId10">
-        <w:r>
-          <w:rPr>
-            <w:color w:val="0000FF"/>
-          </w:rPr>
-          <w:t>https://www.socialnews.xyz/2025/09/15/maha-cm-to-develop-a-comprehensive-policy-for-cancer-treatment/</w:t>
-        </w:r>
-      </w:hyperlink>
-    </w:p>
-    <w:p>
-      <w:r>
-        <w:t>Content: Home » HEALTH/MEDICINE » Maha CM to develop a comprehensive policy for cancer treatment Posted By: Gopi September 15, 2025 Mumbai, Sep 16 (SocialNews.XYZ) Maharashtra Chief Minister Devendra Fadnavis has directed the Medical Education and Drugs Department to prepare a policy to provide comprehensive cancer services to the people of the state. At the meeting, he said on Monday that it is necessary to set up cancer treatment centres at various levels for effective treatment of cancer. The Chief Minister also gave instructions to set up comprehensive cancer treatment services, diagnosis, day care radiotherapy and chemotherapy units in every district. He said that the incomplete construction of the Sant Tukadoji Maharaj Cancer Hospital building in Nagpur should be completed immediately. Necessary funds will be sought for this, he added. CM Fadnavis said that on behalf of Shri Sai Sansthan, an appeal will be made to Sai Sansthan for the construction of a state-of-the-art cancer hospital in Sainagar at Shirdi. He added that the needy people in the state should get immediate services for which a single cloud command centre should be established out of the three types of treatment centres. At the same time, patients fighting cancer should be provided with early diagnosis and effective treatment methods. The Chief Minister's instruction comes when the state Public Health Minister Prakash Abitkar in July said that the state government has proposed to construct two cancer hospitals in Aundh (Pune) and Nashik (Maharashtra) and eight district hospitals across the state to provide treatment to the rising number of patients and cut their expenses on expensive private healthcare services. Chief Minister Fadnavis said that the health department has submitted the proposal to Asian Development Bank for financial assistance of Rs 8,000 crore. Source: IANS Gopi Adusumilli is a Programmer. He is the editor of SocialNews.XYZ and President of AGK Fire Inc. He enjoys designing websites, developing mobile applications and publishing news articles on current events from various authenticated news sources. When it comes to writing he likes to write about current world politics and Indian Movies. His future plans include developing SocialNews.XYZ into a News website that has no bias or judgment towards any. He can be reached at gopi@socialnews.xyzMail | Web | Twitter Gopi Adusumilli is a Programmer. He is the editor of SocialNews.XYZ and President of AGK Fire Inc. He enjoys designing websites, developing mobile applications and publishing news articles on current events from various authenticated news sources. When it comes to writing he likes to write about current world politics and Indian Movies. His future plans include developing SocialNews.XYZ into a News website that has no bias or judgment towards any. He can be reached at gopi@socialnews.xyz Copyright 2025 | AGK FIRE INC| Terms of Service / Privacy Policy | Contact Us</w:t>
-      </w:r>
-    </w:p>
-    <w:p>
-      <w:pPr>
-        <w:pStyle w:val="Heading3"/>
-      </w:pPr>
-      <w:r>
-        <w:t>Article 3</w:t>
-      </w:r>
-    </w:p>
-    <w:p>
-      <w:r>
-        <w:t>Title: शिवसेना ने पूरे पृष्ठ के विज्ञापनों और पहलों के साथ प्रधानमंत्री नरेंद्र मोदी का 75वां जन्मदिन मनाया</w:t>
-      </w:r>
-    </w:p>
-    <w:p>
-      <w:r>
-        <w:t xml:space="preserve">URL: </w:t>
-      </w:r>
-      <w:hyperlink r:id="rId11">
         <w:r>
           <w:rPr>
             <w:color w:val="0000FF"/>
@@ -100,12 +69,43 @@
         <w:pStyle w:val="Heading3"/>
       </w:pPr>
       <w:r>
+        <w:t>Article 3</w:t>
+      </w:r>
+    </w:p>
+    <w:p>
+      <w:r>
+        <w:t>Title: रंग लाई सुपर हॉस्पिटल के डॉक्टरों की हड़ताल, सरकार ने जारी किए 3.21 करोड़, काम पर लौटे वापस</w:t>
+      </w:r>
+    </w:p>
+    <w:p>
+      <w:r>
+        <w:t xml:space="preserve">URL: </w:t>
+      </w:r>
+      <w:hyperlink r:id="rId11">
+        <w:r>
+          <w:rPr>
+            <w:color w:val="0000FF"/>
+          </w:rPr>
+          <w:t>https://navbharatlive.com/maharashtra/amravati/super-hospital-doctors-strike-over-government-releases-fund-1362443.html</w:t>
+        </w:r>
+      </w:hyperlink>
+    </w:p>
+    <w:p>
+      <w:r>
+        <w:t>Content: अमरावती न्यूज Amravati News: अमरावती जिले में स्थानीय सुपर स्पेशलिटी हॉस्पिटल में काम कर रहे विशिष्ट सेवा तत्त्व के डॉक्टरों द्वारा पिछले कई सप्ताह से चल रही हड़ताल समाप्त हो गई। विधायक सुलभा खोडके के प्रयासों से राज्य सरकार ने 3 करोड़ 21 लाख 92 हजार रुपये का विशेष निधि जारी कर दी है। यह राशि हड़ताल पर गए डॉक्टरों के लंबे समय से बकाया मानधन (वेतन) के भुगतान के लिए प्रदान की गई है। इस महत्वपूर्ण निर्णय के लिए खोडके ने उपमुख्यमंत्री व वित्त मंत्री अजित पवार और स्वास्थ्य मंत्री प्रकाश आबिटकर का आभार जताया और कहा कि सरकार की संवेदनशीलता और तत्परता से अब अमरावती के मरीजों को राहत मिलेगी और स्वास्थ्य सेवाएं शीघ्र ही सामान्य होंगी। सुपर स्पेशलिटी हॉस्पिटल में बीते एक-डेढ़ महीने से किडनी ट्रांसप्लांट, हार्ट सर्जरी, कैंसर, प्लास्टिक सर्जरी और न्यूरोलॉजी जैसी जटिल बीमारियों के उपचार बंद थे। विशेषज्ञ डॉक्टरों ने बकाया वेतन न मिलने पर हड़ताल कर दी थी, जिससे सैकड़ों सर्जरी और इलाज लंबित हो गए थे। हॉस्पिटल प्रशासन के अनुसार, डॉक्टरों का करोड़ों रुपये का मानधन पिछले कई महीनों से अटका हुआ था। इस गंभीर स्थिति को देखते हुए विधायक खोडके ने सुपर हॉस्पिटल के वैद्यकीय अधीक्षक डॉ. अमोल नरोटे से संपर्क किया और पूरी जानकारी प्राप्त की। तत्पश्चात उन्होंने उपमुख्यमंत्री अजित पवार और स्वास्थ्य मंत्री प्रकाश आबिटकर के समक्ष प्रमुखता से रखा और तत्काल फंड जारी करने की मांग की। यह भी पढ़ें – एनसीपी का चिंतन, भाजपा को चुनौती, गडकरी-फडणवीस का प्रभाव, फिर भी दबाव, बदलेंगे समीकरण? राज्य सरकार ने विधायक खोडके के अनुरोध को गंभीरता से लेते हुए वित्त विभाग को त्वरित कार्यवाही के निर्देश दिए। इसके बाद, 3.21 करोड़ की राशि सुपर हॉस्पिटल के डॉक्टरों को बकाया वेतन भुगतान के लिए वितरित कर दी गई। इसके साथ ही लगभग 1 करोड़ की अतिरिक्त राशि आगामी दिसंबर के शीतकालीन अधिवेशन में पूरक मांग के तहत स्वीकृत की जाएगी। Follow Us On © Copyright Navbharatlive 2025 All rights reserved.</w:t>
+      </w:r>
+    </w:p>
+    <w:p>
+      <w:pPr>
+        <w:pStyle w:val="Heading3"/>
+      </w:pPr>
+      <w:r>
         <w:t>Article 4</w:t>
       </w:r>
     </w:p>
     <w:p>
       <w:r>
-        <w:t>Title: PM Modi @75:पीएम मोदी के 75वें जन्मदिन की सौगात, श्रीकांत शिंदे फाउंडेशन की 75 एम्बुलेंस का लोकार्पण</w:t>
+        <w:t>Title: Maha CM to develop a comprehensive policy for cancer treatment</w:t>
       </w:r>
     </w:p>
     <w:p>
@@ -117,13 +117,13 @@
           <w:rPr>
             <w:color w:val="0000FF"/>
           </w:rPr>
-          <w:t>https://navbharatlive.com/maharashtra/mumbai/on-pm-modis-75th-birthday-the-shrikant-shinde-foundation-inaugurated-75-new-ambulances-1359823.html</w:t>
+          <w:t>https://www.socialnews.xyz/2025/09/15/maha-cm-to-develop-a-comprehensive-policy-for-cancer-treatment/</w:t>
         </w:r>
       </w:hyperlink>
     </w:p>
     <w:p>
       <w:r>
-        <w:t>Content: एम्बुलेंस का लोकार्पण उप मुख्यमंत्री एकनाथ शिंदे ने किया Inauguration of 75 ambulances: शहरों से लेकर दरदराज के गांवों में जरूरतमंद मरीजों को एम्बुलेंस सेवा उपलब्ध कराने में शिवसेना नेताओं का काफी योगदान रहा है। देश के प्रधानमंत्री नरेंद्र मोदी के 75 वें जन्मदिवस निमित्त डॉ. श्रीकांत शिंदे फाउंडेशन की तरफ से एक साथ 75 रुग्णवाहिकाओं का लोकार्पण शिवसेना के मुख्यनेता एवं राज्य के उपमुख्यमंत्री एकनाथ शिंदे के हांथों किया गया। सांसद श्रीकांत शिंदे ने बताया कि ये एम्बुलेंस राज्य के दुर्गम व अतिदुर्गम भागों में मुफ्त सेवाएं देंगी. इससे जरूरतमंद नागरिकों को तत्काल अत्याधुनिक स्वास्थ्य सुविधा आसानी से उपलब्ध होगी। डॉ श्रीकांत शिंदे फाउंडेशन की ओर से राज्य भर में हजारों जरूरतमंद मरीजों को चिकित्सा के लिए मदद की जाती है। कोरोना काल में भी डॉ श्रीकांत फाउंडेशन के तरफ से राज्य भर में सैकड़ों एम्बुलेंस उपलब्ध कराई गई थी। अब पीएम के 75 वें जन्मदिन पर भी 75 एम्बुलेंस की सौगात जरूरतमंद को मिलेगी। ये भी पढ़ें : PM मोदी को रिटायर हो जाना चाहिए? शरद पवार ने दिया जवाब, कही ऐसी बात की कांग्रेस को लग जाएगी मिर्ची लोकार्पण कार्यक्रम में केंद्रीय आयुष मंत्री प्रतापराव जाधव, स्वास्थ्य मंत्री प्रकाश आबिटकर, विधायक डॉ. मनीषा कायंदे, राष्ट्रीय प्रवक्त्या शायना एन. सी., शिवसेना वैद्यकीय मदत कक्ष प्रमुख मंगेश चिवटे, बालाजी पाटील खतगावकर आदि गणमान्य मान्यवर उपस्थित थे। रिपोर्ट- सूर्यप्रकाश मिश्र@नवभारत Follow Us On © Copyright Navbharatlive 2025 All rights reserved.</w:t>
+        <w:t>Content: Home » HEALTH/MEDICINE » Maha CM to develop a comprehensive policy for cancer treatment Posted By: Gopi September 15, 2025 Mumbai, Sep 16 (SocialNews.XYZ) Maharashtra Chief Minister Devendra Fadnavis has directed the Medical Education and Drugs Department to prepare a policy to provide comprehensive cancer services to the people of the state. At the meeting, he said on Monday that it is necessary to set up cancer treatment centres at various levels for effective treatment of cancer. The Chief Minister also gave instructions to set up comprehensive cancer treatment services, diagnosis, day care radiotherapy and chemotherapy units in every district. He said that the incomplete construction of the Sant Tukadoji Maharaj Cancer Hospital building in Nagpur should be completed immediately. Necessary funds will be sought for this, he added. CM Fadnavis said that on behalf of Shri Sai Sansthan, an appeal will be made to Sai Sansthan for the construction of a state-of-the-art cancer hospital in Sainagar at Shirdi. He added that the needy people in the state should get immediate services for which a single cloud command centre should be established out of the three types of treatment centres. At the same time, patients fighting cancer should be provided with early diagnosis and effective treatment methods. The Chief Minister's instruction comes when the state Public Health Minister Prakash Abitkar in July said that the state government has proposed to construct two cancer hospitals in Aundh (Pune) and Nashik (Maharashtra) and eight district hospitals across the state to provide treatment to the rising number of patients and cut their expenses on expensive private healthcare services. Chief Minister Fadnavis said that the health department has submitted the proposal to Asian Development Bank for financial assistance of Rs 8,000 crore. Source: IANS Gopi Adusumilli is a Programmer. He is the editor of SocialNews.XYZ and President of AGK Fire Inc. He enjoys designing websites, developing mobile applications and publishing news articles on current events from various authenticated news sources. When it comes to writing he likes to write about current world politics and Indian Movies. His future plans include developing SocialNews.XYZ into a News website that has no bias or judgment towards any. He can be reached at gopi@socialnews.xyzMail | Web | Twitter Gopi Adusumilli is a Programmer. He is the editor of SocialNews.XYZ and President of AGK Fire Inc. He enjoys designing websites, developing mobile applications and publishing news articles on current events from various authenticated news sources. When it comes to writing he likes to write about current world politics and Indian Movies. His future plans include developing SocialNews.XYZ into a News website that has no bias or judgment towards any. He can be reached at gopi@socialnews.xyz Copyright 2025 | AGK FIRE INC| Terms of Service / Privacy Policy | Contact Us</w:t>
       </w:r>
     </w:p>
     <w:p>
@@ -185,7 +185,7 @@
     </w:p>
     <w:p>
       <w:r>
-        <w:t>Content: महाराष्ट्र maharashtra ETV Bharat / state By ETV Bharat Marathi Team Published : September 20, 2025 at 6:17 PM IST Updated : September 20, 2025 at 8:28 PM IST कोल्हापूर : लोकसहभागातून उभ्या राहिलेल्या कृषी आणि खाद्यसंस्कृतीला अधोरेखित करणारा जिल्हास्तरीय रानभाजी महोत्सव कोल्हापुरात मोठ्या उत्साहात संपन्न झाला. राजारामपुरीतील व्ही. टी. पाटील सभागृहात आयोजित या कार्यक्रमाचं उद्घाटन सार्वजनिक आरोग्य व कुटुंब कल्याण मंत्री तथा पालकमंत्री प्रकाश आबिटकर यांच्या हस्ते झालं. महिलांच्या उत्सफूर्त सहभागामुळं रंगला महोत्सव : या रानभाज्या महोत्सवाचं खास आकर्षण ठरलं ते म्हणजे महिलांचा उत्स्फूर्त सहभाग. सुमारे 150 महिला बचत गट आणि 100 पेक्षा अधिक महिलांनी पाककला स्पर्धेत भाग घेत आरोग्यदायी आणि चवदार पदार्थ सादर केले. 450 हून अधिक खाद्यकृतींमुळं या महोत्सवाला खरी रंगत आली. स्पर्धांमध्ये रानभाजी मांडणी प्रकारात निता पडवळ यांनी प्रथम, राधानगरीतील कुडूत्री इथल्या महिला बचत गटानं दुसरा, तर कातळी इथल्या कविता जाधव यांनी तिसरा क्रमांक पटकावला. पिरळ राधानगरीच्या शितलाम बचत गटाला उत्तेजनार्थ पारितोषिक जाहीर झालं. शेवग्याच्या भाजीचं डेजर्ट : पाककला स्पर्धेत राधानगरीच्या पूजा पाटील यांनी प्रथम, हातकणंगले तालुक्यातील भादोले गावातील शोभादेवी पाटील यांनी दुसरा तर कदमवाडीतील राणी कदम यांनी तिसरा क्रमांक पटकावला. विशिष्ट कामगिरीबद्दल सर्वांना पालकमंत्री आबिटकर यांच्या हस्ते स्मृतिचिन्ह, प्रमाणपत्र आणि पुष्पगुच्छ देऊन गौरवण्यात आलं. प्रथम क्रमांक पटकावलेल्या राधानगरीच्या पूजा पाटील यांनी आगळंवेगळं शेवग्याचं डेजर्ट बनवलं होतं. तसंच भोपळ्याचे फ्रेंच फ्राईज असे अनोखे पदार्थ प्रदर्शनात आलेल्या नागरिकांना पाहायला मिळाले. प्रदर्शन पाहण्यासाठी विद्यार्थ्यांची गर्दी : रानभाज्या महोत्सवाला शालेय आणि महाविद्यालयीन विद्यार्थ्यांनी लावलेल्या उपस्थितीमुळं रानभाज्यांचे औषधी गुणधर्म आणि पोषण मूल्यांविषयी तरुणाईमध्ये जागरूकता निर्माण झाली. सुमारे 40 प्रजातींच्या रानभाज्यांचं प्रदर्शन विद्यार्थ्यांना आणि नागरिकांना निसर्गसंपत्तीची नवी ओळख करून देणारे ठरले. "रानभाज्या केवळ ग्रामीण भागापुरत्या मर्यादित न राहता राज्यभर पोहोचाव्यात, यासाठी हा महोत्सव राज्यस्तरावर घेण्यात यावा," - प्रकाश आबिटकर, मंत्री रानभाज्यांच्या मार्केटिंगचा नवा विचार : महोत्सवात बोलताना पालकमंत्री प्रकाश आबिटकर यांनी रानभाज्यांच्या प्रसाराला आवश्यक तेवढा बाजारपेठेचा आधार मिळालेला नाही, याबद्दल खंत व्यक्त केली. "या भाज्यांचा समावेश हॉटेल व्यवसायात करण्यासाठी जिल्ह्यातील हॉटेल असोसिएशनशी चर्चा करणार आहोत. रानभाज्यांमुळं आरोग्यदायी जीवनशैलीला चालना मिळेल,” असा विश्वास मंत्री प्रकाश आबिटकर यांनी व्यक्त केला. ‘रानभाजी इ-माहिती पुस्तिके’चे प्रकाशन : या महोत्सवानं केवळ खाद्यपदार्थांवर थांबण्याऐवजी व्यावसायिक बाबींनासुद्धा प्राधान्य दिलं. यावेळी ‘रानभाजी माहिती पुस्तिका’चं प्रकाशन करण्यात आलं. ऑनलाईन स्वरूपात ही माहिती पुस्तिका उपलब्ध असणार असून विविध रानभाज्यांची माहिती, त्यांचे आरोग्यवर्धक गुणधर्म आणि उपयोग अशी सर्व माहिती या पुस्तिकेमुळं सोप्या भाषेत उपलब्ध झाली आहे. पावसामुळं नागरिकांची तारांबळ : कोल्हापुरात पावसामुळं नागरिकांची तारांबळ उडाली. अशीच परिस्थिती रानभाजी महोत्सव आयोजित केलेल्या ठिकाणी पहायला मिळाली. रानभाज्यांचे स्टॉल हे हॉलच्या बाहेरदेखील मांडले होते. अचानक आलेल्या पावसामुळं अनेकांची तारांबळ उडाली. नागरिकांना चाखायला मिळाल्या रानभाज्या : कार्यक्रमास विभागीय कृषी सहसंचालक बसवराज मास्तोळी, जिल्हा कृषी अधिकारी व आत्मा प्रकल्प संचालक जालिंदर पांगरे, अधीक्षक कृषी अधिकारी अजय कुलकर्णी व रानभाजी तज्ज्ञ डॉ. शहाजी कुरणे यांची प्रमुख उपस्थिती होती. रानावनात पिकणाऱ्या अनेक दुर्मीळ भाज्यांची चव रानभाजी महोत्सवामुळं शहरात राहणाऱ्या नागरिकांना चाखायला मिळाली. हेही वाचा : For All Latest Updates TAGGED: दिल्लीतील ३०० शाळांसह मुंबईतील रेल्वे स्टेशनवर बॉम्ब ठेवल्याची धमकी; अज्ञाताचा पोलिसांकडून शोध सुरू नवरात्रीच्या आठव्या दिवशी घटाला अर्पण करा 'ही' माळ; काय आहे आजचा शुभ मुहूर्त?, वाचा पंचांग टीम इंडियाचं विजयी 'तिलक'; पाकिस्तानला सलग तिसऱ्यांदा धूळ चारत नवव्यांदा जिंकलं आशिया कप शिर्डीतील ओढ्यात दुचाकीवरून जाताना वाहून गेलेल्या दोघांचा मृत्यू; दोघांना वाचविण्यात प्रशासनाला यश कास पुष्प पठारावर पर्यटकांना मिळणार प्रदूषणमुक्त अन् पर्यावरणपूरक सफारीचा आनंद! रिकाम्या पोटी आल्याचा रस पिण्याचे आरोग्यदायी फायदे! Oppo F31 Pro plus 5G vs F31 Pro 5G : कोणता फोन आहे किफायतशीर? गुगल क्रोममध्ये जेमिनी अपग्रेड: AI सक्षम ब्राउझिंगचा नवीन अनुभव इंडिया एआय मिशन अंतर्गत देशभरात 500 हून अधिक डेटा लॅब्सची स्थापना - अश्विनी वैष्णव Copyright © 2025 Ushodaya Enterprises Pvt. Ltd., All Rights Reserved.</w:t>
+        <w:t>Content: महाराष्ट्र maharashtra ETV Bharat / state By ETV Bharat Marathi Team Published : September 20, 2025 at 6:17 PM IST Updated : September 20, 2025 at 8:28 PM IST कोल्हापूर : लोकसहभागातून उभ्या राहिलेल्या कृषी आणि खाद्यसंस्कृतीला अधोरेखित करणारा जिल्हास्तरीय रानभाजी महोत्सव कोल्हापुरात मोठ्या उत्साहात संपन्न झाला. राजारामपुरीतील व्ही. टी. पाटील सभागृहात आयोजित या कार्यक्रमाचं उद्घाटन सार्वजनिक आरोग्य व कुटुंब कल्याण मंत्री तथा पालकमंत्री प्रकाश आबिटकर यांच्या हस्ते झालं. महिलांच्या उत्सफूर्त सहभागामुळं रंगला महोत्सव : या रानभाज्या महोत्सवाचं खास आकर्षण ठरलं ते म्हणजे महिलांचा उत्स्फूर्त सहभाग. सुमारे 150 महिला बचत गट आणि 100 पेक्षा अधिक महिलांनी पाककला स्पर्धेत भाग घेत आरोग्यदायी आणि चवदार पदार्थ सादर केले. 450 हून अधिक खाद्यकृतींमुळं या महोत्सवाला खरी रंगत आली. स्पर्धांमध्ये रानभाजी मांडणी प्रकारात निता पडवळ यांनी प्रथम, राधानगरीतील कुडूत्री इथल्या महिला बचत गटानं दुसरा, तर कातळी इथल्या कविता जाधव यांनी तिसरा क्रमांक पटकावला. पिरळ राधानगरीच्या शितलाम बचत गटाला उत्तेजनार्थ पारितोषिक जाहीर झालं. शेवग्याच्या भाजीचं डेजर्ट : पाककला स्पर्धेत राधानगरीच्या पूजा पाटील यांनी प्रथम, हातकणंगले तालुक्यातील भादोले गावातील शोभादेवी पाटील यांनी दुसरा तर कदमवाडीतील राणी कदम यांनी तिसरा क्रमांक पटकावला. विशिष्ट कामगिरीबद्दल सर्वांना पालकमंत्री आबिटकर यांच्या हस्ते स्मृतिचिन्ह, प्रमाणपत्र आणि पुष्पगुच्छ देऊन गौरवण्यात आलं. प्रथम क्रमांक पटकावलेल्या राधानगरीच्या पूजा पाटील यांनी आगळंवेगळं शेवग्याचं डेजर्ट बनवलं होतं. तसंच भोपळ्याचे फ्रेंच फ्राईज असे अनोखे पदार्थ प्रदर्शनात आलेल्या नागरिकांना पाहायला मिळाले. प्रदर्शन पाहण्यासाठी विद्यार्थ्यांची गर्दी : रानभाज्या महोत्सवाला शालेय आणि महाविद्यालयीन विद्यार्थ्यांनी लावलेल्या उपस्थितीमुळं रानभाज्यांचे औषधी गुणधर्म आणि पोषण मूल्यांविषयी तरुणाईमध्ये जागरूकता निर्माण झाली. सुमारे 40 प्रजातींच्या रानभाज्यांचं प्रदर्शन विद्यार्थ्यांना आणि नागरिकांना निसर्गसंपत्तीची नवी ओळख करून देणारे ठरले. "रानभाज्या केवळ ग्रामीण भागापुरत्या मर्यादित न राहता राज्यभर पोहोचाव्यात, यासाठी हा महोत्सव राज्यस्तरावर घेण्यात यावा," - प्रकाश आबिटकर, मंत्री रानभाज्यांच्या मार्केटिंगचा नवा विचार : महोत्सवात बोलताना पालकमंत्री प्रकाश आबिटकर यांनी रानभाज्यांच्या प्रसाराला आवश्यक तेवढा बाजारपेठेचा आधार मिळालेला नाही, याबद्दल खंत व्यक्त केली. "या भाज्यांचा समावेश हॉटेल व्यवसायात करण्यासाठी जिल्ह्यातील हॉटेल असोसिएशनशी चर्चा करणार आहोत. रानभाज्यांमुळं आरोग्यदायी जीवनशैलीला चालना मिळेल,” असा विश्वास मंत्री प्रकाश आबिटकर यांनी व्यक्त केला. ‘रानभाजी इ-माहिती पुस्तिके’चे प्रकाशन : या महोत्सवानं केवळ खाद्यपदार्थांवर थांबण्याऐवजी व्यावसायिक बाबींनासुद्धा प्राधान्य दिलं. यावेळी ‘रानभाजी माहिती पुस्तिका’चं प्रकाशन करण्यात आलं. ऑनलाईन स्वरूपात ही माहिती पुस्तिका उपलब्ध असणार असून विविध रानभाज्यांची माहिती, त्यांचे आरोग्यवर्धक गुणधर्म आणि उपयोग अशी सर्व माहिती या पुस्तिकेमुळं सोप्या भाषेत उपलब्ध झाली आहे. पावसामुळं नागरिकांची तारांबळ : कोल्हापुरात पावसामुळं नागरिकांची तारांबळ उडाली. अशीच परिस्थिती रानभाजी महोत्सव आयोजित केलेल्या ठिकाणी पहायला मिळाली. रानभाज्यांचे स्टॉल हे हॉलच्या बाहेरदेखील मांडले होते. अचानक आलेल्या पावसामुळं अनेकांची तारांबळ उडाली. नागरिकांना चाखायला मिळाल्या रानभाज्या : कार्यक्रमास विभागीय कृषी सहसंचालक बसवराज मास्तोळी, जिल्हा कृषी अधिकारी व आत्मा प्रकल्प संचालक जालिंदर पांगरे, अधीक्षक कृषी अधिकारी अजय कुलकर्णी व रानभाजी तज्ज्ञ डॉ. शहाजी कुरणे यांची प्रमुख उपस्थिती होती. रानावनात पिकणाऱ्या अनेक दुर्मीळ भाज्यांची चव रानभाजी महोत्सवामुळं शहरात राहणाऱ्या नागरिकांना चाखायला मिळाली. हेही वाचा : For All Latest Updates TAGGED: कार्तिकी एकादशीची पूजा उपमुख्यमंत्र्यांच्या हस्ते, पण राज्यात दोन उपमुख्यमंत्री; विठ्ठल रुक्मिणी मंदिर समितीनं ठोठावलं शासनाचं दार चौथ्या रविवारी पाकिस्तानचा पराभव; टीम इंडियाचा पाकिस्तानविरुद्ध सलग 12वा विजय "कराडची भूमी आमच्यासाठी सदैव नतमस्तक होण्याचं ठिकाण"; पूरग्रस्तांच्या मदतीबद्दल आष्टीचे आमदार सुरेश धस यांची कृतज्ञता कोपरगावमध्ये अमित शाहांसमोर कोल्हेंना फडणवीसांचा शब्द; म्हणाले "तुमचं राजकीय भवितव्य आम्ही उज्वल करू" शेतकऱ्यांना नुकसान भरपाई देताना 2019 च्या शासन निर्णयाचे पालन करा; शेतकरी नेत्यांची मागणी OPPO A6 5G : 7,000mAh बॅटरी, 80W चार्जिंग, 120Hz AMOLED डिस्प्लेसह लॉंच 2025 मध्ये भारतातील 20 लाखांखालील सर्वोत्तम इलेक्ट्रिक कार्स, किफायतशीर किंमत आणि लांब रेंज रिकाम्या पोटी आल्याचा रस पिण्याचे आरोग्यदायी फायदे! Oppo F31 Pro plus 5G vs F31 Pro 5G : कोणता फोन आहे किफायतशीर? Copyright © 2025 Ushodaya Enterprises Pvt. Ltd., All Rights Reserved.</w:t>
       </w:r>
     </w:p>
     <w:p>
@@ -198,7 +198,7 @@
     </w:p>
     <w:p>
       <w:r>
-        <w:t>Title: Zilla Parishad Elections | जि. प. : महायुतीच्या मंत्र्यांतील ईर्ष्या टोकाला</w:t>
+        <w:t>Title: मुख्यमंत्री समृद्ध पंचायतराज अभियान लोकचळवळ बनवावी : ग्रामविकास मंत्री गोरे</w:t>
       </w:r>
     </w:p>
     <w:p>
@@ -210,13 +210,13 @@
           <w:rPr>
             <w:color w:val="0000FF"/>
           </w:rPr>
-          <w:t>https://pudhari.news/maharashtra/kolhapur/jealousy-among-mahayuti-ministers-peaks-over-zilla-parishad-ap84</w:t>
+          <w:t>https://pudhari.news/maharashtra/kolhapur/cm-samruddha-panchayatraj-campaign-should-become-mass-movement-says-rural-development-minister-gore-ap84</w:t>
         </w:r>
       </w:hyperlink>
     </w:p>
     <w:p>
       <w:r>
-        <w:t>Content: चंद्रशेखर माताडे कोल्हापूर : जिल्हा परिषद व पंचायत समित्यांच्या निवडणुकीसाठी उपलब्ध जागा, तीन वर्षांनी लांबलेल्या निवडणुका त्यामुळे इच्छुकांची वाढलेली संख्या या पार्श्वभूमीवर महायुतीतील घटक पक्ष बहुतेक स्वतंत्र लढतील, अशी अपेक्षा आहे. त्यादृष्टीने घटक पक्षातील नेत्यांनी आपल्या पक्षाच्या जास्तीत जास्त जााग जिंकून जिल्हा परिषदेवरील वर्चस्वासाठी जोरदार प्रयत्न सुरू केले आहेत. भाजपकडून चंद्रकांत पाटील व माधुरी मिसाळ, शिंदे शिवसेनेकडून पालकमंत्री प्रकाश आबिटकर व अजित पवार राष्ट्रवादीकडून वैद्यकीय शिक्षणमंत्री हसन मुश्रीफ यांच्यातील ईर्ष्या टोकाला गेली आहे. भाजपची जिल्ह्यातील सूत्रे कोणाच्या हाती असणार याची चर्चा सुरू असतानाच उच्च व तंत्रशिक्षण मंत्री चंद्रकांत पाटील यांनी पक्ष कार्यकर्त्यांची बैठक घेऊन मुख्यमंत्र्यांच्या आदेशावरून आपण येथे आल्याचे सांगत भाजपची सूत्रे कोणाच्या हाती या प्रश्नाचे परस्पर उत्तर देऊन टाकले. पाटील दौर्‍यावर येत कार्यकर्त्यांना भेटत असतानाच माधुरी मिसाळ यांनीही जिल्ह्यात सहपालकमंत्री म्हणून लक्ष घातले आहे. अंबाबाई व जोतिबा देवस्थान विकास आराखडा, जिल्ह्यातील विकासकामांचा आढावा, प्रशासनाला दिलेले आदेश यातून त्यांनी योग्य तो संदेश प्रशासनाला दिला आहे. त्याचबरोबर जनतेशी थेट संबंधित असलेल्या योजना पक्ष कार्यकर्त्यांमार्फत राबविण्यास सांगून पक्ष कार्यकर्त्यांना पक्ष कार्यात गुंतविले आहे. घरगुती गणेशोत्सव स्पर्धा घेऊन भाजपने घरोघरी संपर्क मोहीम राबविली आहे. शिंदे शिवसेनेची सगळी मदार ही पालकमंत्री प्रकाश आबिटकर यांच्यावर आहे. जिल्ह्यात शिंदे शिवसेनेचे तीन व सहयोगी एक असे चार आमदार आहेत. या चार आमदारांच्या संख्याबळावरच आबिटकर यांच्याकडे जिल्ह्याचे पालकमंत्रिपद चालून आले आहे. पालकमंत्री म्हणून जिल्ह्यच्या विकासकामात त्यांनी लक्ष घातले आहे. प्रशासनाबरोबर बैठका घेऊन ते आदेश देत आहेत. मात्र त्यांनी दिलेल्या आदेशाच्या अंमलबजावणीवर बरेच काही अवलंबून आहे. अजून निवडणुकीला वेळ आहे, तोवर विकासकामांचे आदेश प्रत्यक्षात येताना दिसायला हवेत. अजित पवार राष्ट्रवादीचा किल्ला हसन मुश्रीफ लढवत आहेत. केडीसीसी व गोकुळ या दोन बलाढ्य आर्थिक गडांची सत्ता हसन मुश्रीफ यांच्याकडे आहे. नव्या राजकीय जुळणीत त्यांनी काँग्रेसचे राहुल पाटील यांना पक्षात घेत करवीर या राजकीयदृष्ट्या मातब्बर तालुक्यात पक्षाची ताकद वाढविण्याचा प्रयत्न केला आहे. प्रशासनाला आदेश देत त्याची अंमलबजावणी होते की नाही याकडे ते कटाक्षाने पाहतात. जिल्हाभर विविध कार्यक्रमांचा धडाका लावत मुश्रीफ यांनी संपर्कमोहीम व्यापक केली आहे. 'Pudhari' is excited to announce the relaunch of its Android and iOS apps. Stay updated with the latest news at your fingertips. Android and iOS Download now and stay updated, anytime, anywhere. Pudhari Publications Private Limited</w:t>
+        <w:t>Content: कोल्हापूर : समृद्धीसाठी आणि विकासाला गती देण्यासाठी प्रत्येक गावाने सहभागी होऊन मुख्यमंत्री समृद्ध पंचायतराज अभियान लोकचळवळ बनविण्याचा प्रयत्न करावा, असे आवाहन ग्रामविकास मंत्री जयकुमार गोरे यांनी केले. 5 कोटी बक्षीस देणारे देशातील हे एकमेव अभियान आहे. प्रत्येक गाव समृद्ध झाले, तर राज्यही समृद्ध होईल, असेही ते म्हणाले. मुख्यमंत्री समृद्ध पंचायतराज अभियाना अंतर्गत सोमवारी जिल्हास्तरीय कार्यशाळेचे आयोजन मंत्री गोरे यांच्या अध्यक्षतेखाली करण्यात आले होते. पालकमंत्री प्रकाश आबिटकर यांच्या हस्ते कार्यशाळेचे उद्घाटन करण्यात आले. यावेळी मंत्री गोरे बोलत होते. कार्यशाळेस सरपंच, ग्रामसेवक, गटविकास अधिकारी उपस्थित होते. केंद्र आणि राज्य सरकारच्या सर्व योजनांची प्रभावी अंमलबजावणी केल्यास गावाचा सर्वांगीण विकास होईल, येत्या 90 दिवसांत सर्व योजनांची यशस्वी अंमलबजावणी करून कोल्हापूर जिल्ह्याने अग्रस्थान मिळवावे, असेही गोरे म्हणाले. समृद्ध पंचायतराज अभियान गावासह लोकप्रतिनिधींसाठी अत्यंत महत्त्वाचे असल्याने अभियानात सर्वांनी सहभागी व्हावे, समृद्ध शाळांसाठी 78 कोटी रुपये, तर पुढील कालावधीसाठी 600 कोटी रुपये मंजूर झाले असून, समृद्ध प्राथमिक आरोग्य केंद्रांसाठीही मोठी तरतूद करण्यात येत असल्याचेही ते म्हणाले. समृद्ध पंचायत राज अभियानाच्या माध्यमातून शहराला लाजवतील अशा प्रकारची गावे करावीत, असे आवाहन खा. धनंजय महाडिक म्हणाले. मुख्य कार्यकारी अधिकारी कार्तिकेयन एस. यांनी स्वागत केले. यावेळी आ. राहुल आवाडे, आ. शिवाजी पाटील, जिल्हाधिकारी अमोल येडगे, अपर आयुक्त नितीन माने, अतिरिक्त मुख्य कार्यकारी अधिकारी संतोष जोशी यांच्यासह जि. प. चे विभागप्रमुख उपस्थित होते. उपमुख्य कार्यकारी अधिकारी जयवंत उगले यांनी आभार मानले. दरम्यान, जिल्हास्तरीय आर. आर. (आबा) पाटील सुंदर गाव पुरस्कारांचे वितरण, डॉ. मल्लिनाथ कलशेट्टी यांच्या ‘मी विकास यात्री’चे प्रकाशन, ‘सुंदर माझे घरकुल’ स्पर्धेची घोषणा आणि ‘स्वच्छता ही सेवा’ या उपक्रमाचा प्रारंभ याप्रसंगी केला. 'Pudhari' is excited to announce the relaunch of its Android and iOS apps. Stay updated with the latest news at your fingertips. Android and iOS Download now and stay updated, anytime, anywhere. Pudhari Publications Private Limited</w:t>
       </w:r>
     </w:p>
     <w:p>
@@ -278,7 +278,7 @@
     </w:p>
     <w:p>
       <w:r>
-        <w:t>Content: schedule15 Sep 25 person by visibility 168 categoryजिल्हा परिषद महाराष्ट्र न्यूज वन प्रतिनिधी, कोल्हापूर : गाव समृद्ध आणि विकासाला गती मिळण्यासाठी लोकसहभागातून आणि लोकचळवळीतूनच खरा बदल घडेल. मुख्यमंत्री समृद्ध पंचायतराज अभियानात प्रत्येक गावाने सहभाग नोंदवून बक्षिसासाठी नव्हे, तर गावाच्या विकासासाठी काम करावे, पाच कोटी रुपये बक्षीस देणारे हे देशातील एकमेव अभियान आहे. प्रत्येक गाव समृद्ध झाले, तर राज्यही समृद्ध होईल.’ असे आवाहन ग्रामविकासमंत्री जयकुमार गोरे यांनी केले. कोल्हापूर येथे आयोजित मुख्यमंत्री समृद्ध पंचायतराज अभियानाच्या जिल्हास्तरीय कार्यशाळेत ते बोलत होते. कार्यशाळेचे उद्घाटन पालकमंत्री प्रकाश आबिटकर यांच्या हस्ते झाले. यावेळी खासदार धनंजय महाडिक, आमदार राहूल आवाडे, जिल्हाधिकारी अमोल येडगे, सेवानिवृत्त वरिष्ठ अधिकारी डॉ. मल्लिनाथ कलशेट्टी, मुख्य कार्यकारी अधिकारी कार्तिकेयन एस., अपर आयुक्त नितीन माने, अतिरिक्त मुख्य कार्यकारी अधिकारी संतोष जोशी उपस्थित होते. पालकमंत्री प्रकाश आबिटकर यांनी, गावातील विकास प्रक्रियेला बळ देणाऱ्या विविध योजनांची माहिती दिली. जिल्ह्यातील मंजूर घरकुलांच्या बांधकामातील अडचणी सोडवून येत्या २६ जानेवारी रोजी ५० हजार लाभार्थ्यांना घरांच्या चाव्या प्रदान करण्यात येतील. समृद्ध शाळांसाठी ७८ कोटी रुपये, तर पुढील कालावधीसाठी 600 कोटी रुपये मंजूर झाले असून, समृद्ध प्राथमिक आरोग्य केंद्रांसाठीही मोठी तरतूद करण्यात आली आहे, अशी माहिती दिली. कार्यशाळेत प्रारंभी जिल्हास्तरीय आर. आर. पाटील सुंदर गाव पुरस्कारांचे वितरण झाले. मुख्यमंत्री समृद्ध पंचायतराज अभियान वाचन साहित्याचे प्रकाशन, डॉ. कलशेट्टी यांच्या ‘मी विकास यात्री’ पुस्तकाचे प्रकाशन, ‘सुंदर माझे घरकुल’ स्पर्धेची घोषणा आणि ‘स्वच्छता ही सेवा’ उपक्रमाचा शुभारंभ करण्यात आला. खासदार धनंजय महाडिक यांनी केंद्र आणि राज्य सरकारच्या ११० ग्रामविकास योजनांची यशस्वी अंमलबजावणी करून विकासाला गती देण्याचे आवाहन केले. मुख्य कार्यकारी अधिकारी कार्तिकेयन एस. यांनी प्रास्ताविकात अभियानाची सविस्तर माहिती दिली. मुख्यमंत्री समृद्ध पंचायतराज अभियान सतरा सप्टेंबर ते ३१ डिसेंबर २०२५ या कालावधीत राबवण्यात येणाऱ्या या अभियानाची पूर्वतयारी एक ऑगस्ट २०२५ पासून सुरू आहे. व्यासपीठावर ग्रामीण विकास यंत्रणा प्रकल्प संचालक सुषमा देसाई, सामान्य प्रशासन विभागाचे उपमुख्य कार्यकारी अधिकारी ओमप्रकाश यादव, ग्रामपंचायत विभागाचे उपमुख्य कार्यकारी अधिकारी जयवंत उगले आदी उपस्थित होते. schedule28 Sep 25 person by visibility 29 schedule28 Sep 25 person by visibility 156 schedule28 Sep 25 person by visibility 58 schedule28 Sep 25 person by visibility 158 schedule28 Sep 25 person by visibility 81 schedule06 Jul 20 person by visibility 528800 schedule05 Jul 23 person by visibility 33698 schedule07 Jul 24 person by visibility 26141 schedule22 Jul 24 person by visibility 24739 schedule29 Dec 21 person by visibility 24553</w:t>
+        <w:t>Content: schedule15 Sep 25 person by visibility 176 categoryजिल्हा परिषद महाराष्ट्र न्यूज वन प्रतिनिधी, कोल्हापूर : गाव समृद्ध आणि विकासाला गती मिळण्यासाठी लोकसहभागातून आणि लोकचळवळीतूनच खरा बदल घडेल. मुख्यमंत्री समृद्ध पंचायतराज अभियानात प्रत्येक गावाने सहभाग नोंदवून बक्षिसासाठी नव्हे, तर गावाच्या विकासासाठी काम करावे, पाच कोटी रुपये बक्षीस देणारे हे देशातील एकमेव अभियान आहे. प्रत्येक गाव समृद्ध झाले, तर राज्यही समृद्ध होईल.’ असे आवाहन ग्रामविकासमंत्री जयकुमार गोरे यांनी केले. कोल्हापूर येथे आयोजित मुख्यमंत्री समृद्ध पंचायतराज अभियानाच्या जिल्हास्तरीय कार्यशाळेत ते बोलत होते. कार्यशाळेचे उद्घाटन पालकमंत्री प्रकाश आबिटकर यांच्या हस्ते झाले. यावेळी खासदार धनंजय महाडिक, आमदार राहूल आवाडे, जिल्हाधिकारी अमोल येडगे, सेवानिवृत्त वरिष्ठ अधिकारी डॉ. मल्लिनाथ कलशेट्टी, मुख्य कार्यकारी अधिकारी कार्तिकेयन एस., अपर आयुक्त नितीन माने, अतिरिक्त मुख्य कार्यकारी अधिकारी संतोष जोशी उपस्थित होते. पालकमंत्री प्रकाश आबिटकर यांनी, गावातील विकास प्रक्रियेला बळ देणाऱ्या विविध योजनांची माहिती दिली. जिल्ह्यातील मंजूर घरकुलांच्या बांधकामातील अडचणी सोडवून येत्या २६ जानेवारी रोजी ५० हजार लाभार्थ्यांना घरांच्या चाव्या प्रदान करण्यात येतील. समृद्ध शाळांसाठी ७८ कोटी रुपये, तर पुढील कालावधीसाठी 600 कोटी रुपये मंजूर झाले असून, समृद्ध प्राथमिक आरोग्य केंद्रांसाठीही मोठी तरतूद करण्यात आली आहे, अशी माहिती दिली. कार्यशाळेत प्रारंभी जिल्हास्तरीय आर. आर. पाटील सुंदर गाव पुरस्कारांचे वितरण झाले. मुख्यमंत्री समृद्ध पंचायतराज अभियान वाचन साहित्याचे प्रकाशन, डॉ. कलशेट्टी यांच्या ‘मी विकास यात्री’ पुस्तकाचे प्रकाशन, ‘सुंदर माझे घरकुल’ स्पर्धेची घोषणा आणि ‘स्वच्छता ही सेवा’ उपक्रमाचा शुभारंभ करण्यात आला. खासदार धनंजय महाडिक यांनी केंद्र आणि राज्य सरकारच्या ११० ग्रामविकास योजनांची यशस्वी अंमलबजावणी करून विकासाला गती देण्याचे आवाहन केले. मुख्य कार्यकारी अधिकारी कार्तिकेयन एस. यांनी प्रास्ताविकात अभियानाची सविस्तर माहिती दिली. मुख्यमंत्री समृद्ध पंचायतराज अभियान सतरा सप्टेंबर ते ३१ डिसेंबर २०२५ या कालावधीत राबवण्यात येणाऱ्या या अभियानाची पूर्वतयारी एक ऑगस्ट २०२५ पासून सुरू आहे. व्यासपीठावर ग्रामीण विकास यंत्रणा प्रकल्प संचालक सुषमा देसाई, सामान्य प्रशासन विभागाचे उपमुख्य कार्यकारी अधिकारी ओमप्रकाश यादव, ग्रामपंचायत विभागाचे उपमुख्य कार्यकारी अधिकारी जयवंत उगले आदी उपस्थित होते. schedule05 Oct 25 person by visibility 120 schedule05 Oct 25 person by visibility 854 schedule05 Oct 25 person by visibility 125 schedule05 Oct 25 person by visibility 142 schedule05 Oct 25 person by visibility 154 schedule06 Jul 20 person by visibility 528822 schedule05 Jul 23 person by visibility 33729 schedule07 Jul 24 person by visibility 26162 schedule22 Jul 24 person by visibility 24794 schedule29 Dec 21 person by visibility 24604</w:t>
       </w:r>
     </w:p>
     <w:p>
@@ -322,7 +322,7 @@
     </w:p>
     <w:p>
       <w:r>
-        <w:t>Title: Deputy CM Shri Eknath Shinde Launches State-Level ‘Swasth Nari Sashakt Parivar Abhiyaan’ in Maharashtra</w:t>
+        <w:t>Title: Maha CM to develop a comprehensive policy for cancer treatment</w:t>
       </w:r>
     </w:p>
     <w:p>
@@ -330,37 +330,6 @@
         <w:t xml:space="preserve">URL: </w:t>
       </w:r>
       <w:hyperlink r:id="rId19">
-        <w:r>
-          <w:rPr>
-            <w:color w:val="0000FF"/>
-          </w:rPr>
-          <w:t>https://www.pib.gov.in/PressReleasePage.aspx?PRID=2167743</w:t>
-        </w:r>
-      </w:hyperlink>
-    </w:p>
-    <w:p>
-      <w:r>
-        <w:t>Content: Mumbai, 17 September 2025 Deputy Chief Minister of Maharashtra Shri Eknath Shinde today launched the state-level ‘Swasth Nari Sashakt Parivar Abhiyaan’ at Yashwantrao Chavan Centre, Mumbai. The Abhiyaan, inaugurated nationally by Prime Minister Shri Narendra Modi from Dhar, Madhya Pradesh, marks a nationwide campaign dedicated to women’s health and empowerment, from September 17 to October 2, 2025, coinciding with the Prime Minister’s 75th birthday celebrations. Union MoS (I/C) for AYUSH and MoS for Health and Family Welfare Shri Prataprao Jadhav and MoS Dr. Ramdas Athawale were present on the occasion. The dignitaries virtually joined the program that was held at Dhar, Madhya Pradesh, where Prime Minister Shri Narendra Modi laid the foundation stone and inaugurated various development works. Addressing the gathering, the Prime Minister bowed at the feet of Goddess of Knowledge—Vagdevi, the revered mother of Dhar Bhojshala. Adding that today marks the birth anniversary of Lord Vishwakarma, the divine architect and deity of skill and creation, Shri Modi offered salutations to Lord Vishwakarma. He also paid respects to the crores of brothers and sisters who are engaged in nation-building through their craftsmanship and dedication. On this occasion, Shri Shinde suggested that the campaign should not remain limited to a fortnight but be continued throughout the year to maximize its impact. “Women often dedicate themselves to caring for their families and ignore their own health. Through this Abhiyaan, millions of women will get access to timely health check-ups and preventive care. Early detection of diseases is crucial, and strengthening health services is a continuous process, not a short-term exercise,” he said. Marking the Prime Minister’s birthday, several initiatives were launched in the state including blood donation camps, employment guarantee works, and awareness programmes across schools and communities. Shri Shinde also informed that efforts are underway to develop model schools, establish Namo Gardens in urban local bodies, and implement water supply schemes and farmer support programmes. He added that new skill centres are being set up in sectors such as automobile, agriculture, and allied industries, while international outreach initiatives are being undertaken through the Marathi Language Department. On this occasion, the song ‘Tu Bharat Mata Ki Shaan Hai’, conceived by Deputy Chief Minister Shri Eknath Shinde, was unveiled to mark the Prime Minister’s birthday. Along with this, a coffee table book named 'The Rising Bharat: Virasat to Vikas' authored by MP Shri Shrikant Shinde and Dr. Amol Shinde was also released. Out of the 75 ambulances to be provided by the state's Public Health Department, five ambulances were distributed on a representative basis. Speaking at the event, Union Minister of State (Independent Charge) for Ayush Shri Prataprao Jadhav underlined Prime Minister Shri Narendra Modi’s vision of building a disease-free India. He said that the ancient Indian art of Yoga received global recognition due to the Prime Minister’s efforts, with International Day of Yoga celebrated annually on 21st June. He also noted that the launch of the Ayush Ministry in 2014 gave a strong push to traditional medicine. The Minister highlighted major health reforms including the establishment of new AIIMS across the country, expansion of MBBS and PG medical seats, and the Ayushman Bharat Pradhan Mantri Jan Aarogya Yojana launched in 2018, which provides free healthcare coverage to millions of underprivileged families. Senior citizens above 70 years are also receiving an additional Rs. 5 lakh support for treatment. Shri Jadhav recalled India’s leadership during the COVID-19 pandemic, when the country not only vaccinated its citizens but also supplied vaccines to many nations under the Vaccine Maitri initiative. He further stated that Maharashtra, in collaboration with the Centre, is making significant contributions in healthcare, including plans to establish an ICMR Research Centre. He expressed confidence that Maharashtra would lead the nation in screening the maximum number of women under the Abhiyaan. The event was also addressed by Union Minister of State for Social Justice and Empowerment Dr. Ramdas Athawale, Maharashtra Health Minister Shri Prakash Abitkar, and Women and Child Development Minister Smt. Aditi Tatkare. Several senior officials from the Union and State Governments were present. * * * PIB Mumbai | SC/DR Follow us on social media:@PIBMumbai /PIBMumbai /pibmumbai pibmumbai[at]gmail[dot]com /PIBMumbai /pibmumbai Mumbai, 17 September 2025 Deputy Chief Minister of Maharashtra Shri Eknath Shinde today launched the state-level ‘Swasth Nari Sashakt Parivar Abhiyaan’ at Yashwantrao Chavan Centre, Mumbai. The Abhiyaan, inaugurated nationally by Prime Minister Shri Narendra Modi from Dhar, Madhya Pradesh, marks a nationwide campaign dedicated to women’s health and empowerment, from September 17 to October 2, 2025, coinciding with the Prime Minister’s 75th birthday celebrations. Union MoS (I/C) for AYUSH and MoS for Health and Family Welfare Shri Prataprao Jadhav and MoS Dr. Ramdas Athawale were present on the occasion. The dignitaries virtually joined the program that was held at Dhar, Madhya Pradesh, where Prime Minister Shri Narendra Modi laid the foundation stone and inaugurated various development works. Addressing the gathering, the Prime Minister bowed at the feet of Goddess of Knowledge—Vagdevi, the revered mother of Dhar Bhojshala. Adding that today marks the birth anniversary of Lord Vishwakarma, the divine architect and deity of skill and creation, Shri Modi offered salutations to Lord Vishwakarma. He also paid respects to the crores of brothers and sisters who are engaged in nation-building through their craftsmanship and dedication. On this occasion, Shri Shinde suggested that the campaign should not remain limited to a fortnight but be continued throughout the year to maximize its impact. “Women often dedicate themselves to caring for their families and ignore their own health. Through this Abhiyaan, millions of women will get access to timely health check-ups and preventive care. Early detection of diseases is crucial, and strengthening health services is a continuous process, not a short-term exercise,” he said. Marking the Prime Minister’s birthday, several initiatives were launched in the state including blood donation camps, employment guarantee works, and awareness programmes across schools and communities. Shri Shinde also informed that efforts are underway to develop model schools, establish Namo Gardens in urban local bodies, and implement water supply schemes and farmer support programmes. He added that new skill centres are being set up in sectors such as automobile, agriculture, and allied industries, while international outreach initiatives are being undertaken through the Marathi Language Department. On this occasion, the song ‘Tu Bharat Mata Ki Shaan Hai’, conceived by Deputy Chief Minister Shri Eknath Shinde, was unveiled to mark the Prime Minister’s birthday. Along with this, a coffee table book named 'The Rising Bharat: Virasat to Vikas' authored by MP Shri Shrikant Shinde and Dr. Amol Shinde was also released. Out of the 75 ambulances to be provided by the state's Public Health Department, five ambulances were distributed on a representative basis. Speaking at the event, Union Minister of State (Independent Charge) for Ayush Shri Prataprao Jadhav underlined Prime Minister Shri Narendra Modi’s vision of building a disease-free India. He said that the ancient Indian art of Yoga received global recognition due to the Prime Minister’s efforts, with International Day of Yoga celebrated annually on 21st June. He also noted that the launch of the Ayush Ministry in 2014 gave a strong push to traditional medicine. The Minister highlighted major health reforms including the establishment of new AIIMS across the country, expansion of MBBS and PG medical seats, and the Ayushman Bharat Pradhan Mantri Jan Aarogya Yojana launched in 2018, which provides free healthcare coverage to millions of underprivileged families. Senior citizens above 70 years are also receiving an additional Rs. 5 lakh support for treatment. Shri Jadhav recalled India’s leadership during the COVID-19 pandemic, when the country not only vaccinated its citizens but also supplied vaccines to many nations under the Vaccine Maitri initiative. He further stated that Maharashtra, in collaboration with the Centre, is making significant contributions in healthcare, including plans to establish an ICMR Research Centre. He expressed confidence that Maharashtra would lead the nation in screening the maximum number of women under the Abhiyaan. The event was also addressed by Union Minister of State for Social Justice and Empowerment Dr. Ramdas Athawale, Maharashtra Health Minister Shri Prakash Abitkar, and Women and Child Development Minister Smt. Aditi Tatkare. Several senior officials from the Union and State Governments were present. * * * PIB Mumbai | SC/DR Follow us on social media:@PIBMumbai /PIBMumbai /pibmumbai pibmumbai[at]gmail[dot]com /PIBMumbai /pibmumbai</w:t>
-      </w:r>
-    </w:p>
-    <w:p>
-      <w:pPr>
-        <w:pStyle w:val="Heading3"/>
-      </w:pPr>
-      <w:r>
-        <w:t>Article 12</w:t>
-      </w:r>
-    </w:p>
-    <w:p>
-      <w:r>
-        <w:t>Title: Maha CM to develop a comprehensive policy for cancer treatment</w:t>
-      </w:r>
-    </w:p>
-    <w:p>
-      <w:r>
-        <w:t xml:space="preserve">URL: </w:t>
-      </w:r>
-      <w:hyperlink r:id="rId20">
         <w:r>
           <w:rPr>
             <w:color w:val="0000FF"/>
@@ -379,38 +348,7 @@
         <w:pStyle w:val="Heading3"/>
       </w:pPr>
       <w:r>
-        <w:t>Article 13</w:t>
-      </w:r>
-    </w:p>
-    <w:p>
-      <w:r>
-        <w:t>Title: मुख्यमंत्री समृद्ध पंचायतराज अभियान लोकचळवळ बनवावी : ग्रामविकास मंत्री गोरे</w:t>
-      </w:r>
-    </w:p>
-    <w:p>
-      <w:r>
-        <w:t xml:space="preserve">URL: </w:t>
-      </w:r>
-      <w:hyperlink r:id="rId21">
-        <w:r>
-          <w:rPr>
-            <w:color w:val="0000FF"/>
-          </w:rPr>
-          <w:t>https://pudhari.news/maharashtra/kolhapur/cm-samruddha-panchayatraj-campaign-should-become-mass-movement-says-rural-development-minister-gore-ap84</w:t>
-        </w:r>
-      </w:hyperlink>
-    </w:p>
-    <w:p>
-      <w:r>
-        <w:t>Content: कोल्हापूर : समृद्धीसाठी आणि विकासाला गती देण्यासाठी प्रत्येक गावाने सहभागी होऊन मुख्यमंत्री समृद्ध पंचायतराज अभियान लोकचळवळ बनविण्याचा प्रयत्न करावा, असे आवाहन ग्रामविकास मंत्री जयकुमार गोरे यांनी केले. 5 कोटी बक्षीस देणारे देशातील हे एकमेव अभियान आहे. प्रत्येक गाव समृद्ध झाले, तर राज्यही समृद्ध होईल, असेही ते म्हणाले. मुख्यमंत्री समृद्ध पंचायतराज अभियाना अंतर्गत सोमवारी जिल्हास्तरीय कार्यशाळेचे आयोजन मंत्री गोरे यांच्या अध्यक्षतेखाली करण्यात आले होते. पालकमंत्री प्रकाश आबिटकर यांच्या हस्ते कार्यशाळेचे उद्घाटन करण्यात आले. यावेळी मंत्री गोरे बोलत होते. कार्यशाळेस सरपंच, ग्रामसेवक, गटविकास अधिकारी उपस्थित होते. केंद्र आणि राज्य सरकारच्या सर्व योजनांची प्रभावी अंमलबजावणी केल्यास गावाचा सर्वांगीण विकास होईल, येत्या 90 दिवसांत सर्व योजनांची यशस्वी अंमलबजावणी करून कोल्हापूर जिल्ह्याने अग्रस्थान मिळवावे, असेही गोरे म्हणाले. समृद्ध पंचायतराज अभियान गावासह लोकप्रतिनिधींसाठी अत्यंत महत्त्वाचे असल्याने अभियानात सर्वांनी सहभागी व्हावे, समृद्ध शाळांसाठी 78 कोटी रुपये, तर पुढील कालावधीसाठी 600 कोटी रुपये मंजूर झाले असून, समृद्ध प्राथमिक आरोग्य केंद्रांसाठीही मोठी तरतूद करण्यात येत असल्याचेही ते म्हणाले. समृद्ध पंचायत राज अभियानाच्या माध्यमातून शहराला लाजवतील अशा प्रकारची गावे करावीत, असे आवाहन खा. धनंजय महाडिक म्हणाले. मुख्य कार्यकारी अधिकारी कार्तिकेयन एस. यांनी स्वागत केले. यावेळी आ. राहुल आवाडे, आ. शिवाजी पाटील, जिल्हाधिकारी अमोल येडगे, अपर आयुक्त नितीन माने, अतिरिक्त मुख्य कार्यकारी अधिकारी संतोष जोशी यांच्यासह जि. प. चे विभागप्रमुख उपस्थित होते. उपमुख्य कार्यकारी अधिकारी जयवंत उगले यांनी आभार मानले. दरम्यान, जिल्हास्तरीय आर. आर. (आबा) पाटील सुंदर गाव पुरस्कारांचे वितरण, डॉ. मल्लिनाथ कलशेट्टी यांच्या ‘मी विकास यात्री’चे प्रकाशन, ‘सुंदर माझे घरकुल’ स्पर्धेची घोषणा आणि ‘स्वच्छता ही सेवा’ या उपक्रमाचा प्रारंभ याप्रसंगी केला. 'Pudhari' is excited to announce the relaunch of its Android and iOS apps. Stay updated with the latest news at your fingertips. Android and iOS Download now and stay updated, anytime, anywhere. Pudhari Publications Private Limited</w:t>
-      </w:r>
-    </w:p>
-    <w:p>
-      <w:pPr>
-        <w:pStyle w:val="Heading3"/>
-      </w:pPr>
-      <w:r>
-        <w:t>Article 14</w:t>
+        <w:t>Article 12</w:t>
       </w:r>
     </w:p>
     <w:p>
@@ -422,7 +360,7 @@
       <w:r>
         <w:t xml:space="preserve">URL: </w:t>
       </w:r>
-      <w:hyperlink r:id="rId22">
+      <w:hyperlink r:id="rId20">
         <w:r>
           <w:rPr>
             <w:color w:val="0000FF"/>
@@ -441,30 +379,30 @@
         <w:pStyle w:val="Heading3"/>
       </w:pPr>
       <w:r>
-        <w:t>Article 15</w:t>
+        <w:t>Article 13</w:t>
       </w:r>
     </w:p>
     <w:p>
       <w:r>
-        <w:t>Title: Maha CM to develop a comprehensive policy for cancer treatment</w:t>
+        <w:t>Title: महाराष्ट्राचे उपमुख्यमंत्री एकनाथ शिंदे यांच्या हस्ते मुंबईत 'स्वस्थ नारी सशक्त परिवार अभियाना'चा राज्यस्तरीय शुभारंभ</w:t>
       </w:r>
     </w:p>
     <w:p>
       <w:r>
         <w:t xml:space="preserve">URL: </w:t>
       </w:r>
-      <w:hyperlink r:id="rId23">
+      <w:hyperlink r:id="rId21">
         <w:r>
           <w:rPr>
             <w:color w:val="0000FF"/>
           </w:rPr>
-          <w:t>https://www.socialnews.xyz/2025/09/15/maha-cm-to-develop-a-comprehensive-policy-for-cancer-treatment/amp/</w:t>
+          <w:t>https://www.pib.gov.in/PressReleasePage.aspx?PRID=2167842</w:t>
         </w:r>
       </w:hyperlink>
     </w:p>
     <w:p>
       <w:r>
-        <w:t>Content: Mumbai, Sep 16 (SocialNews.XYZ) Maharashtra Chief Minister Devendra Fadnavis has directed the Medical Education and Drugs Department to prepare a policy to provide comprehensive cancer services to the people of the state. At the meeting, he said on Monday that it is necessary to set up cancer treatment centres at various levels for effective treatment of cancer. The Chief Minister also gave instructions to set up comprehensive cancer treatment services, diagnosis, day care radiotherapy and chemotherapy units in every district. He said that the incomplete construction of the Sant Tukadoji Maharaj Cancer Hospital building in Nagpur should be completed immediately. Necessary funds will be sought for this, he added. CM Fadnavis said that on behalf of Shri Sai Sansthan, an appeal will be made to Sai Sansthan for the construction of a state-of-the-art cancer hospital in Sainagar at Shirdi. He added that the needy people in the state should get immediate services for which a single cloud command centre should be established out of the three types of treatment centres. At the same time, patients fighting cancer should be provided with early diagnosis and effective treatment methods. The Chief Minister's instruction comes when the state Public Health Minister Prakash Abitkar in July said that the state government has proposed to construct two cancer hospitals in Aundh (Pune) and Nashik (Maharashtra) and eight district hospitals across the state to provide treatment to the rising number of patients and cut their expenses on expensive private healthcare services. Chief Minister Fadnavis said that the health department has submitted the proposal to Asian Development Bank for financial assistance of Rs 8,000 crore. Source: IANS Gopi Adusumilli is a Programmer. He is the editor of SocialNews.XYZ and President of AGK Fire Inc. He enjoys designing websites, developing mobile applications and publishing news articles on current events from various authenticated news sources. When it comes to writing he likes to write about current world politics and Indian Movies. His future plans include developing SocialNews.XYZ into a News website that has no bias or judgment towards any. He can be reached at gopi@socialnews.xyz This website uses cookies.</w:t>
+        <w:t>Content: मुंबई, 17 सप्‍टेंबर 2025 महाराष्ट्राचे उपमुख्यमंत्री एकनाथ शिंदे यांनी आज मुंबईत यशवंतराव चव्हाण सेंटर येथे 'स्वस्थ नारी सशक्त परिवार अभियाना'चा राज्यस्तरीय शुभारंभ केला. पंतप्रधान नरेंद्र मोदी यांनी मध्य प्रदेशातील धार येथून या अभियानाचे राष्ट्रीय स्तरावर उद्घाटन केले. पंतप्रधानांच्या 75 व्या वाढदिवसाच्या औचित्याने 17 सप्टेंबर ते 2 ऑक्टोबर 2025 या कालावधीत, महिलांचे आरोग्य आणि सक्षमीकरणासाठी समर्पित असलेली ही देशव्यापी मोहीम आयोजित करण्यात आली आहे.केंद्रीय आयुष (स्वतंत्र प्रभार) राज्यमंत्री प्रतापराव जाधव, केंद्रीय सामाजिक न्याय आणि सक्षमीकरण राज्यमंत्री डॉ. रामदास आठवले यावेळी उपस्थित होते. मध्य प्रदेशातील धार इथे पंतप्रधानांनी विविध विकास कार्यक्रमांची पायाभरणी आणि उद्घाटन केले, या कार्यक्रमात मान्यवर दूरदृश्य प्रणालीद्वारे सहभागी झाले. उपस्थितांना संबोधित करण्यापूर्वी, पंतप्रधान धार भोजशाळेची पूज्य माता, ज्ञानदेवता, वागदेवीच्या चरणी नतमस्तक झाले. आज कौशल्य आणि निर्मितीचे दैवत भगवान विश्वकर्मा यांची आज जयंती आहे असे सांगून मोदी यांनी भगवान विश्वकर्मा यांना अभिवादन केले. आपली कारागिरी आणि समर्पणातून राष्ट्र उभारणीच्या कामात योगदान देणाऱ्या कोट्यवधी बंधू-भगिनींप्रति त्यांनी आदर व्यक्त केला. ही मोहीम केवळ पंधरवड्यापुरती मर्यादित न ठेवता, त्याचा जास्तीत जास्त परिणाम साधण्यासाठी ती वर्षभर सुरू ठेवावी, अशी सूचना शिंदे यांनी यावेळी केली. महिला अनेकदा कुटुंबाची काळजी घेण्यासाठी स्वतःला समर्पित करतात आणि आपल्या आरोग्याकडे दुर्लक्ष करतात.या अभियानाद्वारे, लाखो महिलांना वेळेवर आरोग्य तपासणी आणि प्रतिबंधात्मक काळजीची सुविधा उपलब्ध होईल. आजारांचे लवकर निदान होणे महत्त्वाचे आहे, तसेच आरोग्य सेवा बळकट करणे ही एक निरंतर प्रक्रिया असून, तो अल्पकालीन उपक्रम नसल्याचे ते म्हणाले. पंतप्रधानांच्या वाढदिवसानिमित्त, राज्यात रक्तदान शिबिरे, रोजगार हमी उपक्रम आणि शाळा आणि वस्ती पातळीवरील जनजागृती कार्यक्रमांसह अनेक उपक्रम सुरू करण्यात आले. शिंदे यांनी सांगितले की, आदर्श शाळा विकसित करणे, शहरी स्थानिक स्वराज्य संस्थांमध्ये नमो उद्याने निर्माण करणे आणि पाणीपुरवठा योजना आणि शेतकरी सहाय्य कार्यक्रम राबवण्याचे प्रयत्न सुरू आहेत. ऑटोमोबाईल, कृषी आणि संबंधित उद्योगांसारख्या क्षेत्रात नवीन कौशल्य केंद्रे स्थापन केली जात आहेत, तर मराठी भाषा विभागाच्या माध्यमातून आंतरराष्ट्रीय प्रसार उपक्रम हाती घेण्यात येत आहेत, अशी माहिती त्यांनी दिली. यावेळी, पंतप्रधानांच्या वाढदिवसानिमित्त उपमुख्यमंत्री एकनाथ शिंदे यांनी रचलेल्या 'तू भारत माता की शान है' या गाण्याचे प्रकाशन करण्यात आले. तसेच खासदार श्रीकांत शिंदे आणि डॉ. अमोल शिंदे यांनी लिहिलेल्या द रायझिंग भारत :विरासत टू विकास या कॉफी टेबल बुकचे प्रकाशनही करण्यात आले. कार्यक्रमाला संबोधित करताना केंद्रीय आयुष (स्वतंत्र प्रभार) राज्यमंत्री प्रतापराव जाधव यांनी पंतप्रधान नरेंद्र मोदी यांचा रोगमुक्त भारत निर्मितीचा दृष्टीकोन अधोरेखित केला. पंतप्रधानांच्या प्रयत्नांमुळे प्राचीन भारतीय योग साधनेला जागतिक मान्यता मिळाली, आणि दरवर्षी 21 जून रोजी आंतरराष्ट्रीय योग दिन साजरा केला जातो, असे ते म्हणाले. 2014 मध्ये आयुष मंत्रालयाच्या स्थापनेमुळे पारंपरिक औषधांना मोठी चालना मिळाल्याचेही त्यांनी नमूद केले. देशभरात नवीन एम्सची स्थापना, एमबीबीएस आणि पदव्युत्तर वैद्यकीय जागांचा विस्तार, आणि लाखो वंचित कुटुंबांना मोफत आरोग्य सेवा प्रदान करणारी 2018 मध्ये सुरू करण्यात आलेली आयुष्मान भारत प्रधानमंत्री जन आरोग्य योजना, यासह आरोग्य क्षेत्रातील प्रमुख सुधारणांवर केंद्रीय मंत्र्यांनी प्रकाश टाकला. 70 वर्षांवरील ज्येष्ठ नागरिकांना उपचारांसाठी 5 लाख रुपयांचे अतिरिक्त सहाय्य देखील दिले जात आहे. जाधव यांनी कोविड-19 साथ रोगाच्या काळातील भारताच्या नेतृत्वाचा उल्लेख केला, जेव्हा देशाने केवळ आपल्या नागरिकांचे लसीकरण केले नाही, तर लस-मैत्री उपक्रमांतर्गत अनेक देशांना लसींचा पुरवठा केला. ते पुढे म्हणाले की, महाराष्ट्र केंद्र सरकारच्या सहकार्याने आरोग्य सेवेत महत्वाचे योगदान देत असून, यामध्ये आयसीएमआर संशोधन केंद्र स्थापन करण्याच्या योजनेचाही समावेश आहे. या अभियानांतर्गत जास्तीत जास्त महिलांची आरोग्य तपासणी करण्यात महाराष्ट्र आघाडीवर राहील असा विश्वास त्यांनी व्यक्त केला. केंद्रीय सामाजिक न्याय आणि सक्षमीकरण राज्यमंत्री डॉ. रामदास आठवले, महाराष्ट्राचे आरोग्यमंत्री प्रकाश आबिटकर आणि महिला आणि बालविकास मंत्री अदिती तटकरे यांनीही या कार्यक्रमाला संबोधित केले. केंद्र आणि राज्य सरकारांचे अनेक उच्चपदस्थ अधिकारी यावेळी उपस्थित होते. * * * पीआयबी मुंबई | निलिमा चितळे/राजश्री आगाशे/दर्शना राणे सोशल मिडियावर आम्हाला फॉलो करा:@PIBMumbai /PIBMumbai /pibmumbai pibmumbai[at]gmail[dot]com /PIBMumbai /pibmumbai मुंबई, 17 सप्‍टेंबर 2025 महाराष्ट्राचे उपमुख्यमंत्री एकनाथ शिंदे यांनी आज मुंबईत यशवंतराव चव्हाण सेंटर येथे 'स्वस्थ नारी सशक्त परिवार अभियाना'चा राज्यस्तरीय शुभारंभ केला. पंतप्रधान नरेंद्र मोदी यांनी मध्य प्रदेशातील धार येथून या अभियानाचे राष्ट्रीय स्तरावर उद्घाटन केले. पंतप्रधानांच्या 75 व्या वाढदिवसाच्या औचित्याने 17 सप्टेंबर ते 2 ऑक्टोबर 2025 या कालावधीत, महिलांचे आरोग्य आणि सक्षमीकरणासाठी समर्पित असलेली ही देशव्यापी मोहीम आयोजित करण्यात आली आहे.केंद्रीय आयुष (स्वतंत्र प्रभार) राज्यमंत्री प्रतापराव जाधव, केंद्रीय सामाजिक न्याय आणि सक्षमीकरण राज्यमंत्री डॉ. रामदास आठवले यावेळी उपस्थित होते. मध्य प्रदेशातील धार इथे पंतप्रधानांनी विविध विकास कार्यक्रमांची पायाभरणी आणि उद्घाटन केले, या कार्यक्रमात मान्यवर दूरदृश्य प्रणालीद्वारे सहभागी झाले. उपस्थितांना संबोधित करण्यापूर्वी, पंतप्रधान धार भोजशाळेची पूज्य माता, ज्ञानदेवता, वागदेवीच्या चरणी नतमस्तक झाले. आज कौशल्य आणि निर्मितीचे दैवत भगवान विश्वकर्मा यांची आज जयंती आहे असे सांगून मोदी यांनी भगवान विश्वकर्मा यांना अभिवादन केले. आपली कारागिरी आणि समर्पणातून राष्ट्र उभारणीच्या कामात योगदान देणाऱ्या कोट्यवधी बंधू-भगिनींप्रति त्यांनी आदर व्यक्त केला. ही मोहीम केवळ पंधरवड्यापुरती मर्यादित न ठेवता, त्याचा जास्तीत जास्त परिणाम साधण्यासाठी ती वर्षभर सुरू ठेवावी, अशी सूचना शिंदे यांनी यावेळी केली. महिला अनेकदा कुटुंबाची काळजी घेण्यासाठी स्वतःला समर्पित करतात आणि आपल्या आरोग्याकडे दुर्लक्ष करतात.या अभियानाद्वारे, लाखो महिलांना वेळेवर आरोग्य तपासणी आणि प्रतिबंधात्मक काळजीची सुविधा उपलब्ध होईल. आजारांचे लवकर निदान होणे महत्त्वाचे आहे, तसेच आरोग्य सेवा बळकट करणे ही एक निरंतर प्रक्रिया असून, तो अल्पकालीन उपक्रम नसल्याचे ते म्हणाले. पंतप्रधानांच्या वाढदिवसानिमित्त, राज्यात रक्तदान शिबिरे, रोजगार हमी उपक्रम आणि शाळा आणि वस्ती पातळीवरील जनजागृती कार्यक्रमांसह अनेक उपक्रम सुरू करण्यात आले. शिंदे यांनी सांगितले की, आदर्श शाळा विकसित करणे, शहरी स्थानिक स्वराज्य संस्थांमध्ये नमो उद्याने निर्माण करणे आणि पाणीपुरवठा योजना आणि शेतकरी सहाय्य कार्यक्रम राबवण्याचे प्रयत्न सुरू आहेत. ऑटोमोबाईल, कृषी आणि संबंधित उद्योगांसारख्या क्षेत्रात नवीन कौशल्य केंद्रे स्थापन केली जात आहेत, तर मराठी भाषा विभागाच्या माध्यमातून आंतरराष्ट्रीय प्रसार उपक्रम हाती घेण्यात येत आहेत, अशी माहिती त्यांनी दिली. यावेळी, पंतप्रधानांच्या वाढदिवसानिमित्त उपमुख्यमंत्री एकनाथ शिंदे यांनी रचलेल्या 'तू भारत माता की शान है' या गाण्याचे प्रकाशन करण्यात आले. तसेच खासदार श्रीकांत शिंदे आणि डॉ. अमोल शिंदे यांनी लिहिलेल्या द रायझिंग भारत :विरासत टू विकास या कॉफी टेबल बुकचे प्रकाशनही करण्यात आले. कार्यक्रमाला संबोधित करताना केंद्रीय आयुष (स्वतंत्र प्रभार) राज्यमंत्री प्रतापराव जाधव यांनी पंतप्रधान नरेंद्र मोदी यांचा रोगमुक्त भारत निर्मितीचा दृष्टीकोन अधोरेखित केला. पंतप्रधानांच्या प्रयत्नांमुळे प्राचीन भारतीय योग साधनेला जागतिक मान्यता मिळाली, आणि दरवर्षी 21 जून रोजी आंतरराष्ट्रीय योग दिन साजरा केला जातो, असे ते म्हणाले. 2014 मध्ये आयुष मंत्रालयाच्या स्थापनेमुळे पारंपरिक औषधांना मोठी चालना मिळाल्याचेही त्यांनी नमूद केले. देशभरात नवीन एम्सची स्थापना, एमबीबीएस आणि पदव्युत्तर वैद्यकीय जागांचा विस्तार, आणि लाखो वंचित कुटुंबांना मोफत आरोग्य सेवा प्रदान करणारी 2018 मध्ये सुरू करण्यात आलेली आयुष्मान भारत प्रधानमंत्री जन आरोग्य योजना, यासह आरोग्य क्षेत्रातील प्रमुख सुधारणांवर केंद्रीय मंत्र्यांनी प्रकाश टाकला. 70 वर्षांवरील ज्येष्ठ नागरिकांना उपचारांसाठी 5 लाख रुपयांचे अतिरिक्त सहाय्य देखील दिले जात आहे. जाधव यांनी कोविड-19 साथ रोगाच्या काळातील भारताच्या नेतृत्वाचा उल्लेख केला, जेव्हा देशाने केवळ आपल्या नागरिकांचे लसीकरण केले नाही, तर लस-मैत्री उपक्रमांतर्गत अनेक देशांना लसींचा पुरवठा केला. ते पुढे म्हणाले की, महाराष्ट्र केंद्र सरकारच्या सहकार्याने आरोग्य सेवेत महत्वाचे योगदान देत असून, यामध्ये आयसीएमआर संशोधन केंद्र स्थापन करण्याच्या योजनेचाही समावेश आहे. या अभियानांतर्गत जास्तीत जास्त महिलांची आरोग्य तपासणी करण्यात महाराष्ट्र आघाडीवर राहील असा विश्वास त्यांनी व्यक्त केला. केंद्रीय सामाजिक न्याय आणि सक्षमीकरण राज्यमंत्री डॉ. रामदास आठवले, महाराष्ट्राचे आरोग्यमंत्री प्रकाश आबिटकर आणि महिला आणि बालविकास मंत्री अदिती तटकरे यांनीही या कार्यक्रमाला संबोधित केले. केंद्र आणि राज्य सरकारांचे अनेक उच्चपदस्थ अधिकारी यावेळी उपस्थित होते. * * * पीआयबी मुंबई | निलिमा चितळे/राजश्री आगाशे/दर्शना राणे सोशल मिडियावर आम्हाला फॉलो करा:@PIBMumbai /PIBMumbai /pibmumbai pibmumbai[at]gmail[dot]com /PIBMumbai /pibmumbai</w:t>
       </w:r>
     </w:p>
     <w:p>
@@ -472,7 +410,7 @@
         <w:pStyle w:val="Heading3"/>
       </w:pPr>
       <w:r>
-        <w:t>Article 16</w:t>
+        <w:t>Article 14</w:t>
       </w:r>
     </w:p>
     <w:p>
@@ -484,7 +422,7 @@
       <w:r>
         <w:t xml:space="preserve">URL: </w:t>
       </w:r>
-      <w:hyperlink r:id="rId24">
+      <w:hyperlink r:id="rId22">
         <w:r>
           <w:rPr>
             <w:color w:val="0000FF"/>
@@ -503,7 +441,7 @@
         <w:pStyle w:val="Heading3"/>
       </w:pPr>
       <w:r>
-        <w:t>Article 17</w:t>
+        <w:t>Article 15</w:t>
       </w:r>
     </w:p>
     <w:p>
@@ -515,7 +453,7 @@
       <w:r>
         <w:t xml:space="preserve">URL: </w:t>
       </w:r>
-      <w:hyperlink r:id="rId25">
+      <w:hyperlink r:id="rId23">
         <w:r>
           <w:rPr>
             <w:color w:val="0000FF"/>
@@ -526,7 +464,7 @@
     </w:p>
     <w:p>
       <w:r>
-        <w:t>Content: महाराष्ट्र maharashtra ETV Bharat / state By ETV Bharat Marathi Team Published : September 15, 2025 at 1:00 PM IST Updated : September 15, 2025 at 3:04 PM IST कोल्हापूर : शहरातील दसरा चौकात रविवारी (14 सप्टेंबर) भारतीय संविधानाच्या प्रस्तावनेचं विश्वविक्रमी महागायन केंद्रीय मंत्री रामदास आठवले यांच्या उपस्थितीत पार पडलं. ‘हम भारत के लोग’ या उपक्रमांतर्गत संविधान प्रस्तावनेचं समुहगायन एकत्रितपणे 20 वेगवेगळ्या भाषांमध्ये करण्यात आलं. हा खास उपक्रम भारत सरकारच्या सांस्कृतिक मंत्रालय, महाराष्ट्र शासनाच्या सामाजिक न्याय व विशेष सहाय्य विभाग तसंच, डॉ. बाबासाहेब आंबेडकर संशोधन व प्रशिक्षण संस्था (बार्टी), पुणे आणि कोल्हापूर जिल्हा प्रशासन यांच्या संयुक्त विद्यमानं आयोजित करण्यात आला होता. कोल्हापूरच्या दसरा चौकानं अनुभवला खास क्षण : कोल्हापुरातील ऐतिहासिक दसरा चौकानं ‘हम भारत के लोग’ या अभूतपूर्व सांस्कृतिक सोहळ्याचा साक्षीदार होण्याचा मान मिळवला. देशभरातील 1500 पेक्षा अधिक गायक, 75 गायिका आणि अनेक कलावंत सहभागी झाले. या उपक्रमात विशेषतः मूकबधिर, कर्णबधिर, अंध व गतिमंद कलाकारांचा सहभाग लक्षवेधी ठरला. सोहळ्यात विविध भाषांत संविधानाच्या प्रस्तावनेचं गायन सादर करण्यात आलं. विशेष म्हणजे सांकेतिक भाषेत केलेल्या गायनासाठी उपस्थित प्रेक्षकांनी उभं राहून उत्स्फूर्त दाद दिली. यावेळी पालकमंत्री प्रकाश आबिटकर, जिल्हाधिकारी अमोल येडगे, राज्य नियोजन मंडळाचे कार्यकारी अध्यक्ष तथा आमदार राजेश क्षीरसागर, बार्टीचे महासंचालक सुनील वारे, तसंच विभागीय व जिल्हा स्तरावरील अधिकारी, कलाकार तसंच संविधानप्रेमी नागरिक मोठ्या संख्येनं सहभागी झाले होते. 'मानवाच्या जीवनाची जिंदादिली जपताना व्यक्तीनं कलासक्त असणं गरजेचं आहे. भारतीय संगीत जागतिक दर्जाचं असून, संविधान प्रस्तावनेचं महागायन हा कौतुकास्पद उपक्रम आहे.'- केंद्रीय मंत्री रामदास आठवले कबीर नाईकनवरे यांची संकल्पना : संविधान महागायनाचा विश्वविक्रम कोल्हापुरातील सुप्रसिद्ध गायक आणि संगीतकार कबीर नाईकनवरे यांनी मांडलेल्या संकल्पनेतून साकार झाला. या भव्य आणि दिव्य उपक्रमाची नोंद 'वर्ल्ड बुक ऑफ रेकॉर्ड लंडन'मध्ये झाली आहे. सर्व गायकांचं गायन पूर्ण झाल्यानंतर धर्मेंद्र देशमुख यांनी संविधान प्रस्तावनेच्या गायनाचा जागतिक विक्रम झाल्याची अधिकृत घोषणा केली. यानंतर कार्यक्रमाचे संकल्पक कबीर नाईकनवरे यांना आणि केंद्रीय मंत्री रामदास आठवले यांना प्रशस्तीपत्र प्रदान करण्यात आलं. हा महाविश्वविक्रम कोल्हापूरच्या सांस्कृतिक वारशासाठी एक नवीन शिखर ठरलं आहे. 'या' भाषांमध्ये झालं गायन : बहुभाषिक आणि सर्वसमावेशी सहभागात पार पडलेल्या या महागायनाच्या विश्वविक्रमात मराठी, हिंदी, इंग्रजी, आसामी, मैथिली, राजस्थानी, संस्कृत, भोजपुरी, उर्दू, नेपाळी, बंगाली, पंजाबी, सिंधी, ओडिया, कोकणी, गुजराती, पाली, कन्नड, तेलुगु आदी 20 भाषांमधून गायन सादर झालं. मुकबधिर व कर्णबधिर विद्यार्थ्यांनी सांकेतिक भाषेत केलेल्या गायनाला उपस्थित नागरिकांनी उभं राहून विशेष दाद दिली. हेही वाचा For All Latest Updates TAGGED: दिल्लीतील ३०० शाळांसह मुंबईतील रेल्वे स्टेशनवर बॉम्ब ठेवल्याची धमकी; अज्ञाताचा पोलिसांकडून शोध सुरू नवरात्रीच्या आठव्या दिवशी घटाला अर्पण करा 'ही' माळ; काय आहे आजचा शुभ मुहूर्त?, वाचा पंचांग टीम इंडियाचं विजयी 'तिलक'; पाकिस्तानला सलग तिसऱ्यांदा धूळ चारत नवव्यांदा जिंकलं आशिया कप शिर्डीतील ओढ्यात दुचाकीवरून जाताना वाहून गेलेल्या दोघांचा मृत्यू; दोघांना वाचविण्यात प्रशासनाला यश कास पुष्प पठारावर पर्यटकांना मिळणार प्रदूषणमुक्त अन् पर्यावरणपूरक सफारीचा आनंद! रिकाम्या पोटी आल्याचा रस पिण्याचे आरोग्यदायी फायदे! Oppo F31 Pro plus 5G vs F31 Pro 5G : कोणता फोन आहे किफायतशीर? गुगल क्रोममध्ये जेमिनी अपग्रेड: AI सक्षम ब्राउझिंगचा नवीन अनुभव इंडिया एआय मिशन अंतर्गत देशभरात 500 हून अधिक डेटा लॅब्सची स्थापना - अश्विनी वैष्णव Copyright © 2025 Ushodaya Enterprises Pvt. Ltd., All Rights Reserved.</w:t>
+        <w:t>Content: महाराष्ट्र maharashtra ETV Bharat / state By ETV Bharat Marathi Team Published : September 15, 2025 at 1:00 PM IST Updated : September 15, 2025 at 3:04 PM IST कोल्हापूर : शहरातील दसरा चौकात रविवारी (14 सप्टेंबर) भारतीय संविधानाच्या प्रस्तावनेचं विश्वविक्रमी महागायन केंद्रीय मंत्री रामदास आठवले यांच्या उपस्थितीत पार पडलं. ‘हम भारत के लोग’ या उपक्रमांतर्गत संविधान प्रस्तावनेचं समुहगायन एकत्रितपणे 20 वेगवेगळ्या भाषांमध्ये करण्यात आलं. हा खास उपक्रम भारत सरकारच्या सांस्कृतिक मंत्रालय, महाराष्ट्र शासनाच्या सामाजिक न्याय व विशेष सहाय्य विभाग तसंच, डॉ. बाबासाहेब आंबेडकर संशोधन व प्रशिक्षण संस्था (बार्टी), पुणे आणि कोल्हापूर जिल्हा प्रशासन यांच्या संयुक्त विद्यमानं आयोजित करण्यात आला होता. कोल्हापूरच्या दसरा चौकानं अनुभवला खास क्षण : कोल्हापुरातील ऐतिहासिक दसरा चौकानं ‘हम भारत के लोग’ या अभूतपूर्व सांस्कृतिक सोहळ्याचा साक्षीदार होण्याचा मान मिळवला. देशभरातील 1500 पेक्षा अधिक गायक, 75 गायिका आणि अनेक कलावंत सहभागी झाले. या उपक्रमात विशेषतः मूकबधिर, कर्णबधिर, अंध व गतिमंद कलाकारांचा सहभाग लक्षवेधी ठरला. सोहळ्यात विविध भाषांत संविधानाच्या प्रस्तावनेचं गायन सादर करण्यात आलं. विशेष म्हणजे सांकेतिक भाषेत केलेल्या गायनासाठी उपस्थित प्रेक्षकांनी उभं राहून उत्स्फूर्त दाद दिली. यावेळी पालकमंत्री प्रकाश आबिटकर, जिल्हाधिकारी अमोल येडगे, राज्य नियोजन मंडळाचे कार्यकारी अध्यक्ष तथा आमदार राजेश क्षीरसागर, बार्टीचे महासंचालक सुनील वारे, तसंच विभागीय व जिल्हा स्तरावरील अधिकारी, कलाकार तसंच संविधानप्रेमी नागरिक मोठ्या संख्येनं सहभागी झाले होते. 'मानवाच्या जीवनाची जिंदादिली जपताना व्यक्तीनं कलासक्त असणं गरजेचं आहे. भारतीय संगीत जागतिक दर्जाचं असून, संविधान प्रस्तावनेचं महागायन हा कौतुकास्पद उपक्रम आहे.'- केंद्रीय मंत्री रामदास आठवले कबीर नाईकनवरे यांची संकल्पना : संविधान महागायनाचा विश्वविक्रम कोल्हापुरातील सुप्रसिद्ध गायक आणि संगीतकार कबीर नाईकनवरे यांनी मांडलेल्या संकल्पनेतून साकार झाला. या भव्य आणि दिव्य उपक्रमाची नोंद 'वर्ल्ड बुक ऑफ रेकॉर्ड लंडन'मध्ये झाली आहे. सर्व गायकांचं गायन पूर्ण झाल्यानंतर धर्मेंद्र देशमुख यांनी संविधान प्रस्तावनेच्या गायनाचा जागतिक विक्रम झाल्याची अधिकृत घोषणा केली. यानंतर कार्यक्रमाचे संकल्पक कबीर नाईकनवरे यांना आणि केंद्रीय मंत्री रामदास आठवले यांना प्रशस्तीपत्र प्रदान करण्यात आलं. हा महाविश्वविक्रम कोल्हापूरच्या सांस्कृतिक वारशासाठी एक नवीन शिखर ठरलं आहे. 'या' भाषांमध्ये झालं गायन : बहुभाषिक आणि सर्वसमावेशी सहभागात पार पडलेल्या या महागायनाच्या विश्वविक्रमात मराठी, हिंदी, इंग्रजी, आसामी, मैथिली, राजस्थानी, संस्कृत, भोजपुरी, उर्दू, नेपाळी, बंगाली, पंजाबी, सिंधी, ओडिया, कोकणी, गुजराती, पाली, कन्नड, तेलुगु आदी 20 भाषांमधून गायन सादर झालं. मुकबधिर व कर्णबधिर विद्यार्थ्यांनी सांकेतिक भाषेत केलेल्या गायनाला उपस्थित नागरिकांनी उभं राहून विशेष दाद दिली. हेही वाचा For All Latest Updates TAGGED: कार्तिकी एकादशीची पूजा उपमुख्यमंत्र्यांच्या हस्ते, पण राज्यात दोन उपमुख्यमंत्री; विठ्ठल रुक्मिणी मंदिर समितीनं ठोठावलं शासनाचं दार चौथ्या रविवारी पाकिस्तानचा पराभव; टीम इंडियाचा पाकिस्तानविरुद्ध सलग 12वा विजय "कराडची भूमी आमच्यासाठी सदैव नतमस्तक होण्याचं ठिकाण"; पूरग्रस्तांच्या मदतीबद्दल आष्टीचे आमदार सुरेश धस यांची कृतज्ञता कोपरगावमध्ये अमित शाहांसमोर कोल्हेंना फडणवीसांचा शब्द; म्हणाले "तुमचं राजकीय भवितव्य आम्ही उज्वल करू" शेतकऱ्यांना नुकसान भरपाई देताना 2019 च्या शासन निर्णयाचे पालन करा; शेतकरी नेत्यांची मागणी OPPO A6 5G : 7,000mAh बॅटरी, 80W चार्जिंग, 120Hz AMOLED डिस्प्लेसह लॉंच 2025 मध्ये भारतातील 20 लाखांखालील सर्वोत्तम इलेक्ट्रिक कार्स, किफायतशीर किंमत आणि लांब रेंज रिकाम्या पोटी आल्याचा रस पिण्याचे आरोग्यदायी फायदे! Oppo F31 Pro plus 5G vs F31 Pro 5G : कोणता फोन आहे किफायतशीर? Copyright © 2025 Ushodaya Enterprises Pvt. Ltd., All Rights Reserved.</w:t>
       </w:r>
     </w:p>
     <w:p>
@@ -534,30 +472,30 @@
         <w:pStyle w:val="Heading3"/>
       </w:pPr>
       <w:r>
-        <w:t>Article 18</w:t>
+        <w:t>Article 16</w:t>
       </w:r>
     </w:p>
     <w:p>
       <w:r>
-        <w:t>Title: Maha CM to develop a comprehensive policy for cancer treatment</w:t>
+        <w:t>Title: प्रधानमंत्री जन आरोग्य योजना आणि महात्मा फुले जन आरोग्य योजनेतील उपचारांची संख्या तब्बल 1043 ने वाढविणार!!</w:t>
       </w:r>
     </w:p>
     <w:p>
       <w:r>
         <w:t xml:space="preserve">URL: </w:t>
       </w:r>
-      <w:hyperlink r:id="rId26">
+      <w:hyperlink r:id="rId24">
         <w:r>
           <w:rPr>
             <w:color w:val="0000FF"/>
           </w:rPr>
-          <w:t>https://www.mangalorean.com/maha-cm-to-develop-a-comprehensive-policy-for-cancer-treatment/</w:t>
+          <w:t>https://thefocusindia.com/maharashtra-news/pradhan-mantri-jan-arogya-284260/amp/</w:t>
         </w:r>
       </w:hyperlink>
     </w:p>
     <w:p>
       <w:r>
-        <w:t>Content: Maha CM to develop a comprehensive policy for cancer treatment Mumbai: Maharashtra Chief Minister Devendra Fadnavis has directed the Medical Education and Drugs Department to prepare a policy to provide comprehensive cancer services to the people of the state. At the meeting, he said on Monday that it is necessary to set up cancer treatment centres at various levels for effective treatment of cancer. The Chief Minister also gave instructions to set up comprehensive cancer treatment services, diagnosis, day care radiotherapy and chemotherapy units in every district. He said that the incomplete construction of the Sant Tukadoji Maharaj Cancer Hospital building in Nagpur should be completed immediately. Necessary funds will be sought for this, he added. CM Fadnavis said that on behalf of Shri Sai Sansthan, an appeal will be made to Sai Sansthan for the construction of a state-of-the-art cancer hospital in Sainagar at Shirdi. He added that the needy people in the state should get immediate services for which a single cloud command centre should be established out of the three types of treatment centres. At the same time, patients fighting cancer should be provided with early diagnosis and effective treatment methods. The Chief Minister’s instruction comes when the state Public Health Minister Prakash Abitkar in July said that the state government has proposed to construct two cancer hospitals in Aundh (Pune) and Nashik (Maharashtra) and eight district hospitals across the state to provide treatment to the rising number of patients and cut their expenses on expensive private healthcare services. Chief Minister Fadnavis said that the health department has submitted the proposal to Asian Development Bank for financial assistance of Rs 8,000 crore. The opinions, views, and thoughts expressed by the readers and those providing comments are theirs alone and do not reflect the opinions of www.mangalorean.com or any employee thereof. www.mangalorean.com is not responsible for the accuracy of any of the information supplied by the readers. Responsibility for the content of comments belongs to the commenter alone. We request the readers to refrain from posting defamatory, inflammatory comments and not indulge in personal attacks. However, it is obligatory on the part of www.mangalorean.com to provide the IP address and other details of senders of such comments to the concerned authorities upon their request. Hence we request all our readers to help us to delete comments that do not follow these guidelines by informing us at info@mangalorean.com. Lets work together to keep the comments clean and worthful, thereby make a difference in the community. We request the readers to refrain from posting defamatory, inflammatory comments and not indulge in personal attacks. However, it is obligatory on the part of www.mangalorean.com to provide the IP address and other details of senders of such comments to the concerned authorities upon their request. Hence we request all our readers to help us to delete comments that do not follow these guidelines by informing us at info@mangalorean.com. Lets work together to keep the comments clean and worthful, thereby make a difference in the community. Δ The opinions, views, and thoughts expressed by the readers and those providing comments are theirs alone and do not reflect the opinions of www.mangalorean.com or any employee thereof. www.mangalorean.com is not responsible for the accuracy of any of the information supplied by the readers. Responsibility for the content of comments belongs to the commenter alone. We request the readers to refrain from posting defamatory, inflammatory comments and not indulge in personal attacks. However, it is obligatory on the part of www.mangalorean.com to provide the IP address and other details of senders of such comments to the concerned authorities upon their request. Hence we request all our readers to help us to delete comments that do not follow these guidelines by informing us at info@mangalorean.com. Lets work together to keep the comments clean and worthful, thereby make a difference in the community. We request the readers to refrain from posting defamatory, inflammatory comments and not indulge in personal attacks. However, it is obligatory on the part of www.mangalorean.com to provide the IP address and other details of senders of such comments to the concerned authorities upon their request. Hence we request all our readers to help us to delete comments that do not follow these guidelines by informing us at info@mangalorean.com. Lets work together to keep the comments clean and worthful, thereby make a difference in the community. Δ Connect over WhatsApp for more details Subscribe to WhatsApp Channel A password will be e-mailed to you. Username E-mail</w:t>
+        <w:t>Content: विशेष प्रतिनिधी मुंबई : प्रधानमंत्री जन आरोग्य योजना आणि महात्मा ज्योतिराव फुले जन आरोग्य योजनेतील उपचारांची संख्या 1356 वरून 2399 पर्यंत वाढविण्यात येणार आहे. मुख्यमंत्री देवेंद्र फडणवीस यांच्या अध्यक्षतेखाली आज मुंबई येथे एकत्रित आयुष्मान भारत – प्रधानमंत्री जन आरोग्य योजना आणि महात्मा ज्योतिराव फुले जन आरोग्य योजनेच्या अंमलबजावणीच्या धोरणात्मक बाबींवर निर्णय घेण्याकरीता गठीत राज्य आरोग्य हमी सोसायटी नियामक परिषदेची बैठक संपन्न झाली. एकत्रित आयुष्मान भारत प्रधानमंत्री जन आरोग्य योजना आणि महात्मा ज्योतिराव फुले जनआरोग्य योजनेमध्ये राज्यात नवीन 2399 उपचारांना तसेच ₹5 लाखांपेक्षा जास्त रक्कमेच्या अवयव प्रत्यारोपणाच्या उपचारांसाठी कॉर्पस फंड निर्माण करण्यास बैठकीत मान्यता देण्यात आली. या कॉर्पस फंड निधीतून हृदयप्रत्यारोपण, फुफ्फुस प्रत्यारोपण, किडनी प्रत्यारोपण, बोन मॅरो प्रत्यारोपण आदी सह 9 विविध उपचारांची शिफारस यावेळी मान्य करण्यात आली. यासंदर्भात मुख्यमंत्री फडणवीस म्हणाले की, महात्मा ज्योतिराव फुले जन आरोग्य योजना आणि प्रधानमंत्री जन आरोग्य योजना या दोन्ही योजनेत सुचीबद्ध असलेल्या रुग्णालयांचे तालुकानिहाय मॅपिंग करावे. संबंधित तालुक्यात 30 खाटांचे एकही रुग्णालय नसल्यास, अशा ठिकाणी उपलब्ध असलेल्या रुग्णालयात योजनेचा लाभ देऊन त्यांच्या देयकाच्या अदागीची वेगळी व्यवस्था निर्माण करावी. तसेच अशा तालुक्यामध्ये 30 खाटांचे रुग्णालय सुरु करण्यासाठी खाजगी रुग्णालयांना आमंत्रित करून सुविधा द्याव्यात. या योजनेच्या प्रभावी अंमलबजावणीसाठी ग्रामीण भागात आरोग्य मित्रांची संख्या वाढवावी. जन आरोग्य योजनेत समाविष्ट असलेल्या रुग्णालयांना त्यांची देयके वेळेत देण्यात यावीत. जेणेकरून ती रुग्णालये रुग्णांना दर्जेदार उपचार देतील. तसेच या योजनेतील उपचार, रुग्णालये, लाभ यांची माहिती मिळण्यासाठी कृत्रिम बुद्धिमत्तेवर आधारित ॲप तयार करावे. त्यामध्ये चॅटबॉटद्वारे सर्व माहिती मिळण्याची व्यवस्था करावी. आरोग्य विभागाने गेल्या 6 महिन्यात अत्यंत गतीने कामात सुधारणा करून उत्तम काम केले आहे. योजनेच्या अंमलाबजावणीसाठी अधिक गतीने व पारदर्शकपणे काम करावे, जेणेकरून पुढील काळात देशातील पहिल्या तीनमध्ये राज्याचा क्रमांक येईल, असे मुख्यमंत्री फडणवीस यावेळी म्हणाले. बैठकीत घेण्यात आलेले अन्य महत्वाचे निर्णय : ✅प्राथमिक आरोग्य केंद्रस्तरावर करता येऊ शकतील अशा 25 उपचारांचा योजनेत समावेश ✅सर्व ग्रामीण आणि शहरी प्राथमिक आरोग्य केंद्रे योजनेत समाविष्ट करण्यात येणार ✅उपचारांच्या दर निश्चितीला मान्यता ✅वैद्यकीय उपचारांची मार्गदर्शक तत्त्वे निर्गमित करण्यास मान्यता ✅रुग्णालयांना श्रेणीनुसार दर देण्याची पद्धत बंद करून राष्ट्रीय आरोग्य प्राधिकरणाच्या धोरणानुसार गुणवत्ता प्रमाणपत्र धारक रुग्णालयांना आणि आकांक्षित जिल्ह्यातील रुग्णालयांना प्रोत्साहनपर अधिकची रक्कम देण्यात येणार ✅योजनेअंतर्गत सार्वजनिक आरोग्य, वैद्यकिय शिक्षण, नगर विकास विभागांच्या रुग्णालयांचा सहभाग वाढविण्यासाठी सूचना निर्गमित करण्यात येणार ✅समग्र यादीतील राज्याचे 438 उपचार टीएमएस 2.0 प्रणालीशी सुसंगत करण्यात येणार यावेळी मंत्री छगन भुजबळ, मंत्री संजय शिरसाट, राज्यमंत्री माधुरी मिसाळ आणि संबंधित अधिकारी उपस्थित होते तर मंत्री प्रकाश आबिटकर, मंत्री अदिती तटकरे हे दूरदृश्य प्रणालीद्वारे उपस्थित होते. महत्वाच्या बातम्या Technical by Swaraj IT Services</w:t>
       </w:r>
     </w:p>
     <w:sectPr>

--- a/Output/Prakash Abitkar/extracted_links_Prakash Abitkar_News_Content.docx
+++ b/Output/Prakash Abitkar/extracted_links_Prakash Abitkar_News_Content.docx
@@ -12,7 +12,7 @@
     </w:p>
     <w:p>
       <w:r>
-        <w:t>Title: TRIPURATIMES</w:t>
+        <w:t>Title: Maha CM to develop a comprehensive policy for cancer treatment</w:t>
       </w:r>
     </w:p>
     <w:p>
@@ -24,13 +24,13 @@
           <w:rPr>
             <w:color w:val="0000FF"/>
           </w:rPr>
-          <w:t>https://tripuratimes.com/ttimes/maha-cm-to-develop-a-comprehensive-policy-for-cancer-treatment-31447.html</w:t>
+          <w:t>https://www.socialnews.xyz/2025/09/15/maha-cm-to-develop-a-comprehensive-policy-for-cancer-treatment/</w:t>
         </w:r>
       </w:hyperlink>
     </w:p>
     <w:p>
       <w:r>
-        <w:t>Content: Maharashtra Chief Minister Devendra Fadnavis has directed the Medical Education and Drugs Department to prepare a policy to provide comprehensive cancer services to the people of the state. At the meeting, he said on Monday that it is necessary to set up cancer treatment centres at various levels for effective treatment of cancer. The Chief Minister also gave instructions to set up comprehensive cancer treatment services, diagnosis, day care radiotherapy and chemotherapy units in every district. He said that the incomplete construction of the Sant Tukadoji Maharaj Cancer Hospital building in Nagpur should be completed immediately. Necessary funds will be sought for this, he added. CM Fadnavis said that on behalf of Shri Sai Sansthan, an appeal will be made to Sai Sansthan for the construction of a state-of-the-art cancer hospital in Sainagar at Shirdi. He added that the needy people in the state should get immediate services for which a single cloud command centre should be established out of the three types of treatment centres. At the same time, patients fighting cancer should be provided with early diagnosis and effective treatment methods. The Chief Minister's instruction comes when the state Public Health Minister Prakash Abitkar in July said that the state government has proposed to construct two cancer hospitals in Aundh (Pune) and Nashik (Maharashtra) and eight district hospitals across the state to provide treatment to the rising number of patients and cut their expenses on expensive private healthcare services. Chief Minister Fadnavis said that the health department has submitted the proposal to Asian Development Bank for financial assistance of Rs 8,000 crore. 40, Akhaura Road, Agartala 799 001, Tripura, INDIA. Administrative Section: 0381-2315907 News Section: 0381-2329560 tripuratimesdigital@gmail.com © Tripuratimes.com. All Rights Reserved.</w:t>
+        <w:t>Content: Home » HEALTH/MEDICINE » Maha CM to develop a comprehensive policy for cancer treatment Posted By: Gopi September 15, 2025 Mumbai, Sep 16 (SocialNews.XYZ) Maharashtra Chief Minister Devendra Fadnavis has directed the Medical Education and Drugs Department to prepare a policy to provide comprehensive cancer services to the people of the state. At the meeting, he said on Monday that it is necessary to set up cancer treatment centres at various levels for effective treatment of cancer. The Chief Minister also gave instructions to set up comprehensive cancer treatment services, diagnosis, day care radiotherapy and chemotherapy units in every district. He said that the incomplete construction of the Sant Tukadoji Maharaj Cancer Hospital building in Nagpur should be completed immediately. Necessary funds will be sought for this, he added. CM Fadnavis said that on behalf of Shri Sai Sansthan, an appeal will be made to Sai Sansthan for the construction of a state-of-the-art cancer hospital in Sainagar at Shirdi. He added that the needy people in the state should get immediate services for which a single cloud command centre should be established out of the three types of treatment centres. At the same time, patients fighting cancer should be provided with early diagnosis and effective treatment methods. The Chief Minister's instruction comes when the state Public Health Minister Prakash Abitkar in July said that the state government has proposed to construct two cancer hospitals in Aundh (Pune) and Nashik (Maharashtra) and eight district hospitals across the state to provide treatment to the rising number of patients and cut their expenses on expensive private healthcare services. Chief Minister Fadnavis said that the health department has submitted the proposal to Asian Development Bank for financial assistance of Rs 8,000 crore. Source: IANS Gopi Adusumilli is a Programmer. He is the editor of SocialNews.XYZ and President of AGK Fire Inc. He enjoys designing websites, developing mobile applications and publishing news articles on current events from various authenticated news sources. When it comes to writing he likes to write about current world politics and Indian Movies. His future plans include developing SocialNews.XYZ into a News website that has no bias or judgment towards any. He can be reached at gopi@socialnews.xyzMail | Web | Twitter Gopi Adusumilli is a Programmer. He is the editor of SocialNews.XYZ and President of AGK Fire Inc. He enjoys designing websites, developing mobile applications and publishing news articles on current events from various authenticated news sources. When it comes to writing he likes to write about current world politics and Indian Movies. His future plans include developing SocialNews.XYZ into a News website that has no bias or judgment towards any. He can be reached at gopi@socialnews.xyz Copyright 2025 | AGK FIRE INC| Terms of Service / Privacy Policy | Contact Us</w:t>
       </w:r>
     </w:p>
     <w:p>
@@ -74,7 +74,7 @@
     </w:p>
     <w:p>
       <w:r>
-        <w:t>Title: रंग लाई सुपर हॉस्पिटल के डॉक्टरों की हड़ताल, सरकार ने जारी किए 3.21 करोड़, काम पर लौटे वापस</w:t>
+        <w:t>Title: Kolhpur News: भाजप, शिवसेना अन् ठाकरेंच्या सेनेत गटबाजी संपेना, इच्छुकांची मुस्कटदाबी; कोल्हापुरच्या राजकारणात नेमकं काय सुरु?</w:t>
       </w:r>
     </w:p>
     <w:p>
@@ -86,13 +86,13 @@
           <w:rPr>
             <w:color w:val="0000FF"/>
           </w:rPr>
-          <w:t>https://navbharatlive.com/maharashtra/amravati/super-hospital-doctors-strike-over-government-releases-fund-1362443.html</w:t>
+          <w:t>https://sarkarnama.esakal.com/maharashtra/paschim-maharashtra/kolhpur-news-factionalism-in-bjp-shiv-sena-and-thackeray-sena-is-not-over-what-exactly-is-going-on-in-kolhapur-politics-rg93-aau85</w:t>
         </w:r>
       </w:hyperlink>
     </w:p>
     <w:p>
       <w:r>
-        <w:t>Content: अमरावती न्यूज Amravati News: अमरावती जिले में स्थानीय सुपर स्पेशलिटी हॉस्पिटल में काम कर रहे विशिष्ट सेवा तत्त्व के डॉक्टरों द्वारा पिछले कई सप्ताह से चल रही हड़ताल समाप्त हो गई। विधायक सुलभा खोडके के प्रयासों से राज्य सरकार ने 3 करोड़ 21 लाख 92 हजार रुपये का विशेष निधि जारी कर दी है। यह राशि हड़ताल पर गए डॉक्टरों के लंबे समय से बकाया मानधन (वेतन) के भुगतान के लिए प्रदान की गई है। इस महत्वपूर्ण निर्णय के लिए खोडके ने उपमुख्यमंत्री व वित्त मंत्री अजित पवार और स्वास्थ्य मंत्री प्रकाश आबिटकर का आभार जताया और कहा कि सरकार की संवेदनशीलता और तत्परता से अब अमरावती के मरीजों को राहत मिलेगी और स्वास्थ्य सेवाएं शीघ्र ही सामान्य होंगी। सुपर स्पेशलिटी हॉस्पिटल में बीते एक-डेढ़ महीने से किडनी ट्रांसप्लांट, हार्ट सर्जरी, कैंसर, प्लास्टिक सर्जरी और न्यूरोलॉजी जैसी जटिल बीमारियों के उपचार बंद थे। विशेषज्ञ डॉक्टरों ने बकाया वेतन न मिलने पर हड़ताल कर दी थी, जिससे सैकड़ों सर्जरी और इलाज लंबित हो गए थे। हॉस्पिटल प्रशासन के अनुसार, डॉक्टरों का करोड़ों रुपये का मानधन पिछले कई महीनों से अटका हुआ था। इस गंभीर स्थिति को देखते हुए विधायक खोडके ने सुपर हॉस्पिटल के वैद्यकीय अधीक्षक डॉ. अमोल नरोटे से संपर्क किया और पूरी जानकारी प्राप्त की। तत्पश्चात उन्होंने उपमुख्यमंत्री अजित पवार और स्वास्थ्य मंत्री प्रकाश आबिटकर के समक्ष प्रमुखता से रखा और तत्काल फंड जारी करने की मांग की। यह भी पढ़ें – एनसीपी का चिंतन, भाजपा को चुनौती, गडकरी-फडणवीस का प्रभाव, फिर भी दबाव, बदलेंगे समीकरण? राज्य सरकार ने विधायक खोडके के अनुरोध को गंभीरता से लेते हुए वित्त विभाग को त्वरित कार्यवाही के निर्देश दिए। इसके बाद, 3.21 करोड़ की राशि सुपर हॉस्पिटल के डॉक्टरों को बकाया वेतन भुगतान के लिए वितरित कर दी गई। इसके साथ ही लगभग 1 करोड़ की अतिरिक्त राशि आगामी दिसंबर के शीतकालीन अधिवेशन में पूरक मांग के तहत स्वीकृत की जाएगी। Follow Us On © Copyright Navbharatlive 2025 All rights reserved.</w:t>
+        <w:t>Content: Kolhpur News: कोल्हापूर महानगरपालिका निवडणूक प्रक्रियेला वेग आला आहे. नुकतीच प्रारूप प्रभाग रचना जाहीर झाल्यानंतर अनेक इच्छुकांनी पत्ते खोलायला सुरुवात केली आहे. त्यासाठी अनेकांचे पक्षप्रवेश, प्रबळ असलेला पक्ष, आर्थिक दृष्ट्या सक्षम असणाऱ्या नेत्यांकडे इच्छुकांनी संपर्क ठेवला आहे. निवडणूक ही चार सदस्य पद्धतीनं होणार असल्याने आजूबाजूच्या मतदारसंघातील इच्छुकांना हाताशी धरण्याचं काम सुरू आहे. मात्र या इच्छुकांची पक्षातील अंतर्गत गटबाजीमुळे घालमेल वाढली आहे. भाजप, शिवसेना आणि ठाकरे यांची शिवसेना यांच्यातील अंतर्गत गटबाजीचे ग्रहण दिवसेंदिवस निवडणुकीच्या निमित्ताने वाढत आहे. त्यामुळे दोन्हीही गटांना धरून राहण्यासाठी इच्छुकांना कसरत करावी लागत आहे. शिवाय त्यांची मुस्कटदाबी देखील होताना दिसत आहे. कोल्हापूर भाजपमधील परिस्थिती पाहता यापूर्वी राज्याचे उच्च आणि तंत्र शिक्षण मंत्री चंद्रकांत पाटील यांच्या मार्गदर्शनाखाली कोल्हापूर महानगरपालिका निवडणूक झाली होती. त्यानंतर भाजपमध्ये राज्यसभेचे खासदार धनंजय महाडिक यांनी पक्ष प्रवेश केल्यानंतर आणि मंत्री चंद्रकांत पाटील यांनी पुण्यातून निवडणूक लढवल्यानंतर कोल्हापूर जिल्ह्यातील असलेला त्यांचा संपर्क कमी झाला. तर अप्रत्यक्षपणे राज्यसभेचे खासदार धनंजय महाडिक यांच्याकडे आगामी निवडणुकातील सूत्रे गेली आहेत. महाडिक यांची ताराराणी आघाडी भाजपमध्ये विलीन झाली असली तरी मूळ भाजप पक्ष आणि ताराराणी आघाडी असे दोन्ही गटात विभागल्याचं सध्याचं चित्र आहे. मंत्री पाटील कोल्हापूर दौऱ्यावर आल्यानंतर मूळ भाजपचे कार्यकर्ते आणि महाडिक गट यांच्यातील मतभेद ही वेळोवेळी दिसतात. आगामी कोल्हापूर महानगरपालिकेच्या निवडणुकीत आपल्या कार्यकर्त्यांना उमेदवारी देण्यासाठी या दोन्ही गटाची कसरत पहावी लागणार आहे. मूळ भाजपला आणि महाडिक गटांच्या कार्यकर्त्यांना किती संधी मिळणार हे देखील पहावे लागणार आहे. तर शिवसेनेची परिस्थिती पाहता भाजपच्या ताराराणी आघाडीतून गटनेते सत्यजित उर्फ नाना कदम हे शिवसेनेत आले आहेत. यापूर्वी राज्य नियोजन मंडळाचे अध्यक्ष राजेश क्षीरसागर यांचा निर्णय अंतिम समजला जात होता. मात्र कदम यांचा शिवसेनेत पक्षप्रवेश झाल्यानंतर शारंगधर देशमुख यांनी देखील शिवसेनेत पक्ष प्रवेश केला. कोल्हापूर महानगरपालिकेच्या राजकारणात कदम आणि देशमुख यांची मोठी राजकीय ताकद आहे. शिवाय पालकमंत्री प्रकाश आबिटकर आणि क्षीरसागर यांचे देखील सुत सध्या तरी जुळलेले नाही. तर दुसरीकडे माजी खासदार संजय मंडलिक त्यांनी माजी नगरसेवक रमेश पुरेकर यांना हाताशी धरून महापालिकेच्या राजकारणात रस दाखवला आहे. क्षीरसागर, कदम, देशमुख आणि मंडलिक असे तीन घटक शिवसेनेत निर्माण झाले आहेत. त्यामुळं प्रत्येकजण आपापल्याच पदाधिकाऱ्याला संधी कशी मिळणार? यासाठी प्रयत्न केले जात आहेत. शिवाय पालकमंत्री आबिटकर यांच्याशी जवळीकता केल्यास एका गटाकडून त्या इच्छुकाला रात्रीतून समज दिली जाते. त्यामुळे इच्छुकांची चांगलीच मुस्कटदाबी शिवसेनेत होताना दिसत आहे. ठाकरेंच्या शिवसेनेत देखील अंतर्गत गटबाजीचे ग्रहण संपलेले नाही. जिल्हाप्रमुख रविकिरण इंगवले यांच्यासह उपनेते संजय पवार, विजय देवणे यांच्यातील मतभेद आज देखील कायम आहेत. कोल्हापूर महानगरपालिकेच्या निवडणुकीत रविकरण इंगवले यांना अधिकार दिले असले तरी उपनेते संजय पवार यांनी देखील काही जागांवर आपला दावा सांगितला आहे. त्यामुळे समन्वयाची मूठ या ठिकाणी कशी बांधली जाणार? हे देखील पाहणे महत्त्वाचे आहे. तर दुसरीकडे महाविकास आघाडीतील काँग्रेसची परिस्थिती पाहता सध्यातरी भक्कम आहे. त्यापाठोपाठ राष्ट्रवादी शरदचंद्र पवार पक्ष आणि ठाकरे यांची शिवसेनेत उमेदवारीसाठी कसरत करावी लागणार आहे. महाविकास आघाडी म्हणून काँग्रेस सर्वाधिक जागांवर दावा सांगण्याच्या तयारीत आहे. मात्र हे करत असताना मित्रपक्ष कोठेही दुखावणार नाही. याची काळजी काँग्रेसला घ्यावी लागणार आहे. सरकारनामाचे सदस्य व्हा शॉपिंगसाठी 'सकाळ प्राईम डील्स'च्या भन्नाट ऑफर्स पाहण्यासाठी क्लिक करा. Read Latest Marathi Political News, Breaking Political News from Maharashtra, India, Pune &amp; Mumbai at Sarkarnama. To Get Live Political Marathi News on Mobile, Download the Sarkarnama Mobile App for Android and IOS. सरकारनामा आता सर्व सोशल मीडिया प्लॅटफॉर्मवर. ताज्या राजकीय घडामोडींसाठी फेसबुक, ट्विटर, इन्स्टाग्राम, शेअर चॅट, टेलिग्रामवर आणि व्हॉट्सॲप आम्हाला फॉलो करा. तसेच, सरकारनामा यूट्यूब चॅनेलला आजच सबस्क्राइब करा. Follow Us Copyright © 2025 Sakal Media Group – All Rights Reserved Powered by Quintype वेबसाईटवर ब्राउझिंगचा अनुभव सर्वोत्तम असावा, यासाठी आम्ही कुकीजचा वापर करतो. कुकीजमुळे तुम्हाला तुमच्या आवडत्या मजकुराची शिफारस करता येते. आमचे गोपनीयता आणि कुकीजसंदर्भातील धोरण तुम्हाला मान्य आहे.</w:t>
       </w:r>
     </w:p>
     <w:p>
@@ -105,7 +105,7 @@
     </w:p>
     <w:p>
       <w:r>
-        <w:t>Title: Maha CM to develop a comprehensive policy for cancer treatment</w:t>
+        <w:t>Title: PM Jan Arogya Yojana : ‘जनआरोग्य’मधील उपचारांची संख्या वाढवणार</w:t>
       </w:r>
     </w:p>
     <w:p>
@@ -117,13 +117,13 @@
           <w:rPr>
             <w:color w:val="0000FF"/>
           </w:rPr>
-          <w:t>https://www.socialnews.xyz/2025/09/15/maha-cm-to-develop-a-comprehensive-policy-for-cancer-treatment/</w:t>
+          <w:t>https://pudhari.news/maharashtra/mumbai/ayushman-bharat-phule-arogya-treatment-expansion-ab96</w:t>
         </w:r>
       </w:hyperlink>
     </w:p>
     <w:p>
       <w:r>
-        <w:t>Content: Home » HEALTH/MEDICINE » Maha CM to develop a comprehensive policy for cancer treatment Posted By: Gopi September 15, 2025 Mumbai, Sep 16 (SocialNews.XYZ) Maharashtra Chief Minister Devendra Fadnavis has directed the Medical Education and Drugs Department to prepare a policy to provide comprehensive cancer services to the people of the state. At the meeting, he said on Monday that it is necessary to set up cancer treatment centres at various levels for effective treatment of cancer. The Chief Minister also gave instructions to set up comprehensive cancer treatment services, diagnosis, day care radiotherapy and chemotherapy units in every district. He said that the incomplete construction of the Sant Tukadoji Maharaj Cancer Hospital building in Nagpur should be completed immediately. Necessary funds will be sought for this, he added. CM Fadnavis said that on behalf of Shri Sai Sansthan, an appeal will be made to Sai Sansthan for the construction of a state-of-the-art cancer hospital in Sainagar at Shirdi. He added that the needy people in the state should get immediate services for which a single cloud command centre should be established out of the three types of treatment centres. At the same time, patients fighting cancer should be provided with early diagnosis and effective treatment methods. The Chief Minister's instruction comes when the state Public Health Minister Prakash Abitkar in July said that the state government has proposed to construct two cancer hospitals in Aundh (Pune) and Nashik (Maharashtra) and eight district hospitals across the state to provide treatment to the rising number of patients and cut their expenses on expensive private healthcare services. Chief Minister Fadnavis said that the health department has submitted the proposal to Asian Development Bank for financial assistance of Rs 8,000 crore. Source: IANS Gopi Adusumilli is a Programmer. He is the editor of SocialNews.XYZ and President of AGK Fire Inc. He enjoys designing websites, developing mobile applications and publishing news articles on current events from various authenticated news sources. When it comes to writing he likes to write about current world politics and Indian Movies. His future plans include developing SocialNews.XYZ into a News website that has no bias or judgment towards any. He can be reached at gopi@socialnews.xyzMail | Web | Twitter Gopi Adusumilli is a Programmer. He is the editor of SocialNews.XYZ and President of AGK Fire Inc. He enjoys designing websites, developing mobile applications and publishing news articles on current events from various authenticated news sources. When it comes to writing he likes to write about current world politics and Indian Movies. His future plans include developing SocialNews.XYZ into a News website that has no bias or judgment towards any. He can be reached at gopi@socialnews.xyz Copyright 2025 | AGK FIRE INC| Terms of Service / Privacy Policy | Contact Us</w:t>
+        <w:t>Content: मुंबई : केंद्र सरकारची प्रधानमंत्री जनआरोग्य आणि राज्य सरकारच्या महात्मा जोतिराव फुले जनआरोग्य योजनेतील उपचारांची संख्या 1 हजार 356 वरून 2 हजार 399 पर्यंत वाढविण्यात येणार आहे. सोबतच, पाच लाखांपेक्षा जास्त रकमेच्या अवयव प्रत्यारोपणाच्या उपचारांसाठी कॉर्पस फंड तयार करण्यास मान्यता देण्यात आली. मुख्यमंत्री देवेंद्र फडणवीस यांच्या नेतृत्वातील राज्य आरोग्य हमी सोसायटीच्या नियामक परिषदेच्या बैठकीत हे निर्णय घेण्यात आले. मुख्यमंत्री फडणवीस यांच्या ‘वर्षा’ या शासकीय निवासस्थानी आरोग्य हमी सोसायटीची बैठक पार पडली. बैठकीस अन्न व नागरी पुरवठामंत्री छगन भुजबळ, सामाजिक न्यायमंत्री संजय शिरसाट, राज्यमंत्री माधुरी मिसाळ उपस्थित होते. तसेच, आरोग्यमंत्री प्रकाश आबिटकर, महिला व बालविकासमंत्री अदिती तटकरे ऑनलाईन पद्धतीने उपस्थित होते. पाच लाखांपेक्षा जास्त रकमेच्या उपचारांसाठी वेगळा कॉर्पस निधी उभारण्याचा व या निधीतून हृदयप्रत्यारोपण, फुप्फुस प्रत्यारोपण, किडनी प्रत्यारोपण, बोन मॅरो प्रत्यारोपण यांसह 9 विविध उपचारांची शिफारस बैठकीत मान्य करण्यात आली. बैठकीतील महत्त्वाचे निर्णय महात्मा फुले जनआरोग्य व प्रधानमंत्री जनआरोग्य योजनेत आता 2 हजार 399 आजारांवर मिळणार वैद्यकीय उपचार प्राथमिक आरोग्य केंद्रांवर 25 आजारांवरील उपचारांना मान्यता सर्व ग्रामीण, शहरी प्राथमिक आरोग्य केंद्रे योजनेत समाविष्ट होणार उपचारांच्या दरनिश्चितीला मंजुरी रुग्णालयांना श्रेणीनुसार दर देण्याची पद्धत बंद करून राष्ट्रीय आरोग्य प्राधिकरणाच्या धोरणानुसार गुणवत्ता प्रमाणपत्रधारक - रुग्णालयांना, आकांक्षित जिल्ह्यांतील रुग्णालयांना प्रोत्साहनपर अधिकची रक्कम देणार 'Pudhari' is excited to announce the relaunch of its Android and iOS apps. Stay updated with the latest news at your fingertips. Android and iOS Download now and stay updated, anytime, anywhere. Pudhari Publications Private Limited</w:t>
       </w:r>
     </w:p>
     <w:p>
@@ -136,7 +136,7 @@
     </w:p>
     <w:p>
       <w:r>
-        <w:t>Title: स्वस्थ नारी, सशक्त परिवार’ अभियानाद्वारे लोकांची सेवा - मंत्री प्रकाश आबिटकर</w:t>
+        <w:t>Title: Dussehra Festival | शाही दसरा महोत्सवास आजपासून प्रारंंभ</w:t>
       </w:r>
     </w:p>
     <w:p>
@@ -148,13 +148,13 @@
           <w:rPr>
             <w:color w:val="0000FF"/>
           </w:rPr>
-          <w:t>https://www.esakal.com/mumbai/todays-latest-marathi-news-mbi25b28078-txt-mumbai-20250918045706</w:t>
+          <w:t>https://pudhari.news/maharashtra/kolhapur/shahi-dasara-festival-begins-today-ap84</w:t>
         </w:r>
       </w:hyperlink>
     </w:p>
     <w:p>
       <w:r>
-        <w:t>Content: ‘स्वस्थ नारी, सशक्त परिवार’ अभियानाद्वारे नागरिकांची सेवासकाळ वृत्तसेवा मुंबई, ता. १८ : पंतप्रधान नरेंद्र मोदी यांच्या वाढदिवसानिमित्त देशभरात विविध उपक्रम राबविण्यात येत असून, आरोग्य विभागामार्फत ‘स्वस्थ नारी, सशक्त परिवार’ अभियान राबविण्यात येत आहे. जनभावनेने केलेल्या समाजकार्याच्या भावनेतून लोकांची सेवा व्हावी, या उद्देशाने हे अभियान राबविण्यात येत असल्याचे सार्वजनिक आरोग्य व कुटुंबकल्याण मंत्री प्रकाश आबिटकर यांनी सांगितले.सार्वजनिक आरोग्यमंत्री आबिटकर म्हणाले, की ‘स्वस्थ नारी, सशक्त परिवार’ अभियानाच्या माध्यमातून महिलांची तपासणी, उच्च रक्तदाब, मधुमेह, गर्भाशयाच्या कर्करोगाची आणि क्षयरोगाची तपासणी केली जाईल. विशेषतः किशोरवयीन मुली आणि महिलांसाठी ॲनिमिया तपासणी आणि समुपदेशनाचे कामसुद्धा केले जाणार आहे. तर आदिवासी भागातील महिलांसाठी सीकलसेल तपासणी, कार्ड वाटप आणि समुपदेशन, गर्भवती महिलांसाठी प्रसूतीपूर्व काळजी आणि तपासणी असे अनेक उपक्रम राबविण्यात येत असल्याचेही त्यांनी या वेळी सांगितले.या अभियानाच्या निमित्ताने ७५ प्राथमिक आरोग्य केंद्रांमध्ये आरोग्य शिबिर घेण्यात येत आहे. यात संसर्गजन्य रोग तपासणी, मधुमेह, रक्तदाब, कर्करोग आणि हृदयाचे रोग तपासण्यात येणार आहेत. त्याचबरोबर ७५ दंत तपासणी शिबिर, मोफत चष्मे वाटपाची ७५ शिबिरे आयोजित करण्यात येत असून, लोकांना त्याचा लाभ मिळत आहे. यामध्ये रक्तदान, अवयवदान, मोफत औषध वितरण, वेगवेगळ्या रोगांचे निदान शिबिर, कर्करोग जागृती, तपासणी शिबिर, मानसिक आरोग्य आणि समुपदेशन शिबिरे अशी ७५ वेगवेगळी शिबिरे घेतली जातील..........माता आणि लहान बाळांसाठी शिबिरे माता आणि बाल आरोग्याची ७५ शिबिरे घेण्यात येत असून, यात प्रसूतीपूर्व तपासणी करण्यात येईल. महिला व बालकल्याण विभागामार्फत महिला तसेच बालकांसाठी पोषण जाणिवाची ७५ सत्रे घेण्यात येत असून, योग शिबिराचीसुद्धा ७५ सत्रे घेण्यात येत आहेत. सकाळ+ चे सदस्य व्हा ब्रेक घ्या, डोकं चालवा, कोडे सोडवा! शॉपिंगसाठी 'सकाळ प्राईम डील्स'च्या भन्नाट ऑफर्स पाहण्यासाठी क्लिक करा. Read latest Marathi news, Watch Live Streaming on Esakal and Maharashtra News. Breaking news from India, Pune, Mumbai. Get the Politics, Entertainment, Sports, Lifestyle, Jobs, and Education updates. And Live taja batmya on Esakal Mobile App. Download the Esakal Marathi news Channel app for Android and IOS. Follow Us Copyright © 2025 - Sakal Media Pvt Ltd - All rights reserved. Powered by Quintype</w:t>
+        <w:t>Content: कोल्हापूर : जिल्हा प्रशासन व राज्याच्या सांस्कृतिक कार्य संचालनालयाच्या वतीने आयोजित शाही दसरा महोत्सवाचा प्रारंभ सोमवारी (दि. 22) होणार आहे. सार्वजनिक आरोग्यमंत्री तथा पालकमंत्री प्रकाश आबिटकर यांच्या हस्ते व खासदार शाहू महाराज यांच्या अध्यक्षतेखाली ऐतिहासिक दसरा चौक मैदान येथे सायंकाळी 6 वाजता हा कार्यक्रम होणार आहे. कार्यक्रमास वैद्यकीय शिक्षण मंत्री हसन मुश्रीफ, सहपालकमंत्री माधुरी मिसाळ, राज्य नियोजन मंडळाचे कार्यकारी अध्यक्ष राजेश क्षीरसागर यांच्या प्रमुख उपस्थितीत तसेच खासदार धनंजय महाडिक, खासदार धैर्यशील माने, आमदार सर्वश्री सतेज पाटील, अरुण लाड, विनय कोरे, राजेंद्र पाटील-यड्रावकर, चंद्रदीप नरके, अमल महाडिक, अशोकराव माने, शिवाजीराव पाटील, राहुल आवाडे यांच्या विशेष उपस्थितीत प्रारंभ होणार आहे, अशी माहिती जिल्हाधिकारी अमोल येडगे यांनी दिली. सोमवारी सायंकाळी साडेपाच वाजता शाहू स्मारक भवन येथे शिवकालीन शस्त्र प्रदर्शनाचे उद्घाटन होणार आहे. त्यानंतर सायंकाळी 6 वाजता दसरा महोत्सव उद्घाटन समारंभ झाल्यानंतर ‘गाथा शिवशंभूची’ या ऐतिहासिक महानाट्याचे सादरीकरण होणार आहे. या कार्यक्रमासाठी शहरात दाखल होणार्‍या सर्व भाविक-पर्यटकांनी उपस्थित राहावे, असे आवाहन जिल्हा प्रशासनामार्फत केले आहे. 'Pudhari' is excited to announce the relaunch of its Android and iOS apps. Stay updated with the latest news at your fingertips. Android and iOS Download now and stay updated, anytime, anywhere. Pudhari Publications Private Limited</w:t>
       </w:r>
     </w:p>
     <w:p>
@@ -167,7 +167,7 @@
     </w:p>
     <w:p>
       <w:r>
-        <w:t>Title: कोल्हापूरकरांची चंगळ! रानभाज्यांच्या 450 खाद्यकृतींमुळं जिल्हास्तरीय रानभाजी महोत्सवाला रंगत</w:t>
+        <w:t>Title: नंदुरबार जिल्ह्यातील सिकलसेल…प्रशासनच अचूक आकडेवारीच्या शोधात</w:t>
       </w:r>
     </w:p>
     <w:p>
@@ -179,13 +179,13 @@
           <w:rPr>
             <w:color w:val="0000FF"/>
           </w:rPr>
-          <w:t>https://www.etvbharat.com/mr/!state/kolhapurs-wild-vegetable-festival-promotes-local-cuisine-and-women-culinary-talent-maharashtra-news-mhs25092003298</w:t>
+          <w:t>https://www.loksatta.com/nashik/sickle-cell-crisis-in-nandurbar-exposes-poor-health-governance-health-minister-prakash-abitkar-expresses-anger-rds-00-5373636/</w:t>
         </w:r>
       </w:hyperlink>
     </w:p>
     <w:p>
       <w:r>
-        <w:t>Content: महाराष्ट्र maharashtra ETV Bharat / state By ETV Bharat Marathi Team Published : September 20, 2025 at 6:17 PM IST Updated : September 20, 2025 at 8:28 PM IST कोल्हापूर : लोकसहभागातून उभ्या राहिलेल्या कृषी आणि खाद्यसंस्कृतीला अधोरेखित करणारा जिल्हास्तरीय रानभाजी महोत्सव कोल्हापुरात मोठ्या उत्साहात संपन्न झाला. राजारामपुरीतील व्ही. टी. पाटील सभागृहात आयोजित या कार्यक्रमाचं उद्घाटन सार्वजनिक आरोग्य व कुटुंब कल्याण मंत्री तथा पालकमंत्री प्रकाश आबिटकर यांच्या हस्ते झालं. महिलांच्या उत्सफूर्त सहभागामुळं रंगला महोत्सव : या रानभाज्या महोत्सवाचं खास आकर्षण ठरलं ते म्हणजे महिलांचा उत्स्फूर्त सहभाग. सुमारे 150 महिला बचत गट आणि 100 पेक्षा अधिक महिलांनी पाककला स्पर्धेत भाग घेत आरोग्यदायी आणि चवदार पदार्थ सादर केले. 450 हून अधिक खाद्यकृतींमुळं या महोत्सवाला खरी रंगत आली. स्पर्धांमध्ये रानभाजी मांडणी प्रकारात निता पडवळ यांनी प्रथम, राधानगरीतील कुडूत्री इथल्या महिला बचत गटानं दुसरा, तर कातळी इथल्या कविता जाधव यांनी तिसरा क्रमांक पटकावला. पिरळ राधानगरीच्या शितलाम बचत गटाला उत्तेजनार्थ पारितोषिक जाहीर झालं. शेवग्याच्या भाजीचं डेजर्ट : पाककला स्पर्धेत राधानगरीच्या पूजा पाटील यांनी प्रथम, हातकणंगले तालुक्यातील भादोले गावातील शोभादेवी पाटील यांनी दुसरा तर कदमवाडीतील राणी कदम यांनी तिसरा क्रमांक पटकावला. विशिष्ट कामगिरीबद्दल सर्वांना पालकमंत्री आबिटकर यांच्या हस्ते स्मृतिचिन्ह, प्रमाणपत्र आणि पुष्पगुच्छ देऊन गौरवण्यात आलं. प्रथम क्रमांक पटकावलेल्या राधानगरीच्या पूजा पाटील यांनी आगळंवेगळं शेवग्याचं डेजर्ट बनवलं होतं. तसंच भोपळ्याचे फ्रेंच फ्राईज असे अनोखे पदार्थ प्रदर्शनात आलेल्या नागरिकांना पाहायला मिळाले. प्रदर्शन पाहण्यासाठी विद्यार्थ्यांची गर्दी : रानभाज्या महोत्सवाला शालेय आणि महाविद्यालयीन विद्यार्थ्यांनी लावलेल्या उपस्थितीमुळं रानभाज्यांचे औषधी गुणधर्म आणि पोषण मूल्यांविषयी तरुणाईमध्ये जागरूकता निर्माण झाली. सुमारे 40 प्रजातींच्या रानभाज्यांचं प्रदर्शन विद्यार्थ्यांना आणि नागरिकांना निसर्गसंपत्तीची नवी ओळख करून देणारे ठरले. "रानभाज्या केवळ ग्रामीण भागापुरत्या मर्यादित न राहता राज्यभर पोहोचाव्यात, यासाठी हा महोत्सव राज्यस्तरावर घेण्यात यावा," - प्रकाश आबिटकर, मंत्री रानभाज्यांच्या मार्केटिंगचा नवा विचार : महोत्सवात बोलताना पालकमंत्री प्रकाश आबिटकर यांनी रानभाज्यांच्या प्रसाराला आवश्यक तेवढा बाजारपेठेचा आधार मिळालेला नाही, याबद्दल खंत व्यक्त केली. "या भाज्यांचा समावेश हॉटेल व्यवसायात करण्यासाठी जिल्ह्यातील हॉटेल असोसिएशनशी चर्चा करणार आहोत. रानभाज्यांमुळं आरोग्यदायी जीवनशैलीला चालना मिळेल,” असा विश्वास मंत्री प्रकाश आबिटकर यांनी व्यक्त केला. ‘रानभाजी इ-माहिती पुस्तिके’चे प्रकाशन : या महोत्सवानं केवळ खाद्यपदार्थांवर थांबण्याऐवजी व्यावसायिक बाबींनासुद्धा प्राधान्य दिलं. यावेळी ‘रानभाजी माहिती पुस्तिका’चं प्रकाशन करण्यात आलं. ऑनलाईन स्वरूपात ही माहिती पुस्तिका उपलब्ध असणार असून विविध रानभाज्यांची माहिती, त्यांचे आरोग्यवर्धक गुणधर्म आणि उपयोग अशी सर्व माहिती या पुस्तिकेमुळं सोप्या भाषेत उपलब्ध झाली आहे. पावसामुळं नागरिकांची तारांबळ : कोल्हापुरात पावसामुळं नागरिकांची तारांबळ उडाली. अशीच परिस्थिती रानभाजी महोत्सव आयोजित केलेल्या ठिकाणी पहायला मिळाली. रानभाज्यांचे स्टॉल हे हॉलच्या बाहेरदेखील मांडले होते. अचानक आलेल्या पावसामुळं अनेकांची तारांबळ उडाली. नागरिकांना चाखायला मिळाल्या रानभाज्या : कार्यक्रमास विभागीय कृषी सहसंचालक बसवराज मास्तोळी, जिल्हा कृषी अधिकारी व आत्मा प्रकल्प संचालक जालिंदर पांगरे, अधीक्षक कृषी अधिकारी अजय कुलकर्णी व रानभाजी तज्ज्ञ डॉ. शहाजी कुरणे यांची प्रमुख उपस्थिती होती. रानावनात पिकणाऱ्या अनेक दुर्मीळ भाज्यांची चव रानभाजी महोत्सवामुळं शहरात राहणाऱ्या नागरिकांना चाखायला मिळाली. हेही वाचा : For All Latest Updates TAGGED: कार्तिकी एकादशीची पूजा उपमुख्यमंत्र्यांच्या हस्ते, पण राज्यात दोन उपमुख्यमंत्री; विठ्ठल रुक्मिणी मंदिर समितीनं ठोठावलं शासनाचं दार चौथ्या रविवारी पाकिस्तानचा पराभव; टीम इंडियाचा पाकिस्तानविरुद्ध सलग 12वा विजय "कराडची भूमी आमच्यासाठी सदैव नतमस्तक होण्याचं ठिकाण"; पूरग्रस्तांच्या मदतीबद्दल आष्टीचे आमदार सुरेश धस यांची कृतज्ञता कोपरगावमध्ये अमित शाहांसमोर कोल्हेंना फडणवीसांचा शब्द; म्हणाले "तुमचं राजकीय भवितव्य आम्ही उज्वल करू" शेतकऱ्यांना नुकसान भरपाई देताना 2019 च्या शासन निर्णयाचे पालन करा; शेतकरी नेत्यांची मागणी OPPO A6 5G : 7,000mAh बॅटरी, 80W चार्जिंग, 120Hz AMOLED डिस्प्लेसह लॉंच 2025 मध्ये भारतातील 20 लाखांखालील सर्वोत्तम इलेक्ट्रिक कार्स, किफायतशीर किंमत आणि लांब रेंज रिकाम्या पोटी आल्याचा रस पिण्याचे आरोग्यदायी फायदे! Oppo F31 Pro plus 5G vs F31 Pro 5G : कोणता फोन आहे किफायतशीर? Copyright © 2025 Ushodaya Enterprises Pvt. Ltd., All Rights Reserved.</w:t>
+        <w:t>Content: नंदुरबार – तब्बल तीन वेळा तपासणी आणि चाचण्या करुनही नंदुरबार जिल्ह्यातील सिकलसेल बाधितांचा अचूक आकडा प्रशासनाकडे उपलब्ध नसल्याचे वास्तव आरोग्यमंत्री प्रकाश आबीटकर यांच्या दौऱ्यात उघड झाले. नंदुरबार जिल्हा आरोग्य प्रशासनाने स्वत: तसेच आणि आर्म फोर्स वैद्यकीय महाविद्यालयामार्फत सिकलसेल चाचण्या करुनही त्याची आकडेवारी प्रशासनाकडे नाही. सिकलसेलची खरेदी केलेली औषधेही रुग्णांपर्यत पोहचत नसल्याच्या तक्रारी रुग्णांनी थेट आरोग्यमंत्र्यापुढे केल्याने सिकलसेलच्या नावाखाली होत असलेली करोडो रुपयांची औषध खरेदी कोणासाठी, असा प्रश्न उपस्थित होत आहे. नंदुरबार जिल्ह्यातील सिकलसेल रुग्णांचा प्रश्न गंभीर झाला असतांनाच आरोग्य मंत्री प्रकाश आबीटकर यांनी केलेल्या नंदुरबार जिल्हा दौऱ्यात त्यांच्यादृष्टीने सिकलसेलचा प्रश्न सर्वाधीक महत्वाचा असल्याचे दिसून आले. परंतु, जिल्हा प्रशासन सिकलसेलप्रश्नी किती गंभीर, हेच या दौऱ्यातील गंभीर बाबीतून उघड झाले. गत वर्षात आर्म फोर्स वैद्यकीय महाविद्यालयाच्या मदतीने जिल्ह्यात सिकलसेल चाचणीचे महत्वाकांक्षी अभियान राबविण्यात आले. या अभियानात जिल्ह्यातील तीन लाख ९० हजारापेक्षा अधिक शालेय आणि महाविद्यालयीन विद्यार्थी यांची सिकलसेल चाचणी करण्यात आली. यासंदर्भातील सर्व माहिती जिल्ह्यातील आरोग्य यंत्रणांना उपचारास मदत करण्यासाठी हस्तांतरीत केली जाणार असल्याने त्याचे एका पोर्टलवरील लॉगीन जिल्हाधिकारी यांच्यासह आरोग्य यंत्रणेच्या प्राथमिक आरोग्य केंद्र स्तरावर देखील देण्यात येणार होते. सुत्रांनुसार, या चाचण्यांमध्ये ६० हजारांहुन अधिक सिकलसेल बाधीत आणि वाहक आढळून आल्याने आगामी काळात जिल्ह्यात सिकलसेल आजाराचा विस्फोट होण्याची शक्यता जाणकारांकडून व्यक्त केली जात आहे. अन्य संस्थेमार्फत चाचण्या होवूनही जिल्ह्यातील आरोग्य प्रशासनाकडे सिकलसेल बाधीतांचा निश्चित आकडा नसल्याने आश्चर्य व्यक्त केले जात आहे. याबाबत आरोग्यमंत्री आबीटकर यांनीही नाराजी व्यक्त करत सिकलसेल बाधितांच्या उपचारावर विशेष लक्ष केंद्रीत करण्याच्या सूचना आरोग्य यंत्रणेला दिल्या. विशेष म्हणजे, नंदुरबार जिल्ह्यातील सध्याच्या सिकलसेल बाधितांची आकडेवारी पाहता प्रशासनाकडून सिकलसेलवरील उपचारासाठी कोट्यवधींची औषधे खरेदी करत आहे. धडगाव मध्ये एका सामाजिक कार्यकर्त्यांने तो स्वत: सिकलसेल बाधीत असूनदेखील त्याला उपचारासाठी संबंधीत प्राथमिक आरोग्य केंद्रातून सिकलसेलची औषधेच मिळत नसल्याची तक्रार केली. सिकलसेलचा प्रश्न जिल्ह्यात गंभीर झाला असताना यासाठी खरेदी केलेली औषधे जातात तरी कुठे, असा प्रश्न उपस्थित होत आहे. सिकलसेलसाठी किती रुपयांची आणि किती औषधे येतात, ती आरोग्य केंद्र, उपकेंद्रांपर्यंत जातात की नाही, याची चौकशी करण्याची गरज व्यक्त होत आहे. किकू शारदा, 'द ग्रेट इंडियन कपिल शो'मधील विनोदी अभिनेता, सध्या 'Rise And Fall' रिअ‍ॅलिटी शोमध्ये सहभागी आहे. शोच्या एका भागात कुस्तीपटू संगीता फोगट सासऱ्यांच्या निधनामुळे बाहेर पडली. यामुळे किकूला त्याच्या आई-वडिलांच्या निधनाच्या दु:खद आठवणी आठवल्या. त्याने सांगितलं की, आईचा शेवटचा फोन उचलू न शकल्याने त्याला खूप दु:ख झालं. त्याने प्रेक्षकांना जवळच्या माणसांना वेळ देण्याचा सल्ला दिला.</w:t>
       </w:r>
     </w:p>
     <w:p>
@@ -198,6 +198,37 @@
     </w:p>
     <w:p>
       <w:r>
+        <w:t>Title: Deputy CM Shri Eknath Shinde Launches State-Level ‘Swasth Nari Sashakt Parivar Abhiyaan’ in Maharashtra</w:t>
+      </w:r>
+    </w:p>
+    <w:p>
+      <w:r>
+        <w:t xml:space="preserve">URL: </w:t>
+      </w:r>
+      <w:hyperlink r:id="rId15">
+        <w:r>
+          <w:rPr>
+            <w:color w:val="0000FF"/>
+          </w:rPr>
+          <w:t>https://www.pib.gov.in/PressReleasePage.aspx?PRID=2167743</w:t>
+        </w:r>
+      </w:hyperlink>
+    </w:p>
+    <w:p>
+      <w:r>
+        <w:t>Content: Mumbai, 17 September 2025 Deputy Chief Minister of Maharashtra Shri Eknath Shinde today launched the state-level ‘Swasth Nari Sashakt Parivar Abhiyaan’ at Yashwantrao Chavan Centre, Mumbai. The Abhiyaan, inaugurated nationally by Prime Minister Shri Narendra Modi from Dhar, Madhya Pradesh, marks a nationwide campaign dedicated to women’s health and empowerment, from September 17 to October 2, 2025, coinciding with the Prime Minister’s 75th birthday celebrations. Union MoS (I/C) for AYUSH and MoS for Health and Family Welfare Shri Prataprao Jadhav and MoS Dr. Ramdas Athawale were present on the occasion. The dignitaries virtually joined the program that was held at Dhar, Madhya Pradesh, where Prime Minister Shri Narendra Modi laid the foundation stone and inaugurated various development works. Addressing the gathering, the Prime Minister bowed at the feet of Goddess of Knowledge—Vagdevi, the revered mother of Dhar Bhojshala. Adding that today marks the birth anniversary of Lord Vishwakarma, the divine architect and deity of skill and creation, Shri Modi offered salutations to Lord Vishwakarma. He also paid respects to the crores of brothers and sisters who are engaged in nation-building through their craftsmanship and dedication. On this occasion, Shri Shinde suggested that the campaign should not remain limited to a fortnight but be continued throughout the year to maximize its impact. “Women often dedicate themselves to caring for their families and ignore their own health. Through this Abhiyaan, millions of women will get access to timely health check-ups and preventive care. Early detection of diseases is crucial, and strengthening health services is a continuous process, not a short-term exercise,” he said. Marking the Prime Minister’s birthday, several initiatives were launched in the state including blood donation camps, employment guarantee works, and awareness programmes across schools and communities. Shri Shinde also informed that efforts are underway to develop model schools, establish Namo Gardens in urban local bodies, and implement water supply schemes and farmer support programmes. He added that new skill centres are being set up in sectors such as automobile, agriculture, and allied industries, while international outreach initiatives are being undertaken through the Marathi Language Department. On this occasion, the song ‘Tu Bharat Mata Ki Shaan Hai’, conceived by Deputy Chief Minister Shri Eknath Shinde, was unveiled to mark the Prime Minister’s birthday. Along with this, a coffee table book named 'The Rising Bharat: Virasat to Vikas' authored by MP Shri Shrikant Shinde and Dr. Amol Shinde was also released. Out of the 75 ambulances to be provided by the state's Public Health Department, five ambulances were distributed on a representative basis. Speaking at the event, Union Minister of State (Independent Charge) for Ayush Shri Prataprao Jadhav underlined Prime Minister Shri Narendra Modi’s vision of building a disease-free India. He said that the ancient Indian art of Yoga received global recognition due to the Prime Minister’s efforts, with International Day of Yoga celebrated annually on 21st June. He also noted that the launch of the Ayush Ministry in 2014 gave a strong push to traditional medicine. The Minister highlighted major health reforms including the establishment of new AIIMS across the country, expansion of MBBS and PG medical seats, and the Ayushman Bharat Pradhan Mantri Jan Aarogya Yojana launched in 2018, which provides free healthcare coverage to millions of underprivileged families. Senior citizens above 70 years are also receiving an additional Rs. 5 lakh support for treatment. Shri Jadhav recalled India’s leadership during the COVID-19 pandemic, when the country not only vaccinated its citizens but also supplied vaccines to many nations under the Vaccine Maitri initiative. He further stated that Maharashtra, in collaboration with the Centre, is making significant contributions in healthcare, including plans to establish an ICMR Research Centre. He expressed confidence that Maharashtra would lead the nation in screening the maximum number of women under the Abhiyaan. The event was also addressed by Union Minister of State for Social Justice and Empowerment Dr. Ramdas Athawale, Maharashtra Health Minister Shri Prakash Abitkar, and Women and Child Development Minister Smt. Aditi Tatkare. Several senior officials from the Union and State Governments were present. * * * PIB Mumbai | SC/DR Follow us on social media:@PIBMumbai /PIBMumbai /pibmumbai pibmumbai[at]gmail[dot]com /PIBMumbai /pibmumbai Mumbai, 17 September 2025 Deputy Chief Minister of Maharashtra Shri Eknath Shinde today launched the state-level ‘Swasth Nari Sashakt Parivar Abhiyaan’ at Yashwantrao Chavan Centre, Mumbai. The Abhiyaan, inaugurated nationally by Prime Minister Shri Narendra Modi from Dhar, Madhya Pradesh, marks a nationwide campaign dedicated to women’s health and empowerment, from September 17 to October 2, 2025, coinciding with the Prime Minister’s 75th birthday celebrations. Union MoS (I/C) for AYUSH and MoS for Health and Family Welfare Shri Prataprao Jadhav and MoS Dr. Ramdas Athawale were present on the occasion. The dignitaries virtually joined the program that was held at Dhar, Madhya Pradesh, where Prime Minister Shri Narendra Modi laid the foundation stone and inaugurated various development works. Addressing the gathering, the Prime Minister bowed at the feet of Goddess of Knowledge—Vagdevi, the revered mother of Dhar Bhojshala. Adding that today marks the birth anniversary of Lord Vishwakarma, the divine architect and deity of skill and creation, Shri Modi offered salutations to Lord Vishwakarma. He also paid respects to the crores of brothers and sisters who are engaged in nation-building through their craftsmanship and dedication. On this occasion, Shri Shinde suggested that the campaign should not remain limited to a fortnight but be continued throughout the year to maximize its impact. “Women often dedicate themselves to caring for their families and ignore their own health. Through this Abhiyaan, millions of women will get access to timely health check-ups and preventive care. Early detection of diseases is crucial, and strengthening health services is a continuous process, not a short-term exercise,” he said. Marking the Prime Minister’s birthday, several initiatives were launched in the state including blood donation camps, employment guarantee works, and awareness programmes across schools and communities. Shri Shinde also informed that efforts are underway to develop model schools, establish Namo Gardens in urban local bodies, and implement water supply schemes and farmer support programmes. He added that new skill centres are being set up in sectors such as automobile, agriculture, and allied industries, while international outreach initiatives are being undertaken through the Marathi Language Department. On this occasion, the song ‘Tu Bharat Mata Ki Shaan Hai’, conceived by Deputy Chief Minister Shri Eknath Shinde, was unveiled to mark the Prime Minister’s birthday. Along with this, a coffee table book named 'The Rising Bharat: Virasat to Vikas' authored by MP Shri Shrikant Shinde and Dr. Amol Shinde was also released. Out of the 75 ambulances to be provided by the state's Public Health Department, five ambulances were distributed on a representative basis. Speaking at the event, Union Minister of State (Independent Charge) for Ayush Shri Prataprao Jadhav underlined Prime Minister Shri Narendra Modi’s vision of building a disease-free India. He said that the ancient Indian art of Yoga received global recognition due to the Prime Minister’s efforts, with International Day of Yoga celebrated annually on 21st June. He also noted that the launch of the Ayush Ministry in 2014 gave a strong push to traditional medicine. The Minister highlighted major health reforms including the establishment of new AIIMS across the country, expansion of MBBS and PG medical seats, and the Ayushman Bharat Pradhan Mantri Jan Aarogya Yojana launched in 2018, which provides free healthcare coverage to millions of underprivileged families. Senior citizens above 70 years are also receiving an additional Rs. 5 lakh support for treatment. Shri Jadhav recalled India’s leadership during the COVID-19 pandemic, when the country not only vaccinated its citizens but also supplied vaccines to many nations under the Vaccine Maitri initiative. He further stated that Maharashtra, in collaboration with the Centre, is making significant contributions in healthcare, including plans to establish an ICMR Research Centre. He expressed confidence that Maharashtra would lead the nation in screening the maximum number of women under the Abhiyaan. The event was also addressed by Union Minister of State for Social Justice and Empowerment Dr. Ramdas Athawale, Maharashtra Health Minister Shri Prakash Abitkar, and Women and Child Development Minister Smt. Aditi Tatkare. Several senior officials from the Union and State Governments were present. * * * PIB Mumbai | SC/DR Follow us on social media:@PIBMumbai /PIBMumbai /pibmumbai pibmumbai[at]gmail[dot]com /PIBMumbai /pibmumbai</w:t>
+      </w:r>
+    </w:p>
+    <w:p>
+      <w:pPr>
+        <w:pStyle w:val="Heading3"/>
+      </w:pPr>
+      <w:r>
+        <w:t>Article 8</w:t>
+      </w:r>
+    </w:p>
+    <w:p>
+      <w:r>
         <w:t>Title: मुख्यमंत्री समृद्ध पंचायतराज अभियान लोकचळवळ बनवावी : ग्रामविकास मंत्री गोरे</w:t>
       </w:r>
     </w:p>
@@ -205,7 +236,7 @@
       <w:r>
         <w:t xml:space="preserve">URL: </w:t>
       </w:r>
-      <w:hyperlink r:id="rId15">
+      <w:hyperlink r:id="rId16">
         <w:r>
           <w:rPr>
             <w:color w:val="0000FF"/>
@@ -224,43 +255,12 @@
         <w:pStyle w:val="Heading3"/>
       </w:pPr>
       <w:r>
-        <w:t>Article 8</w:t>
-      </w:r>
-    </w:p>
-    <w:p>
-      <w:r>
-        <w:t>Title: गर्भलिंग निदान प्रतिबंध कायद्याची प्रभावी अंमलबजावणी आवश्यक : आबिटकर</w:t>
-      </w:r>
-    </w:p>
-    <w:p>
-      <w:r>
-        <w:t xml:space="preserve">URL: </w:t>
-      </w:r>
-      <w:hyperlink r:id="rId16">
-        <w:r>
-          <w:rPr>
-            <w:color w:val="0000FF"/>
-          </w:rPr>
-          <w:t>https://www.esakal.com/mumbai/todays-latest-marathi-news-mbi25b28213-txt-mumbai-20250923060756</w:t>
-        </w:r>
-      </w:hyperlink>
-    </w:p>
-    <w:p>
-      <w:r>
-        <w:t>Content: गर्भलिंग निदान प्रतिबंध कायद्याची प्रभावी अंमलबजावणी आवश्यक : आबिटकर सकाळ वृत्तसेवामुंबई , ता. २३ : राज्यातील स्त्री-पुरुष लिंग गुणोत्तर प्रमाण वाढवण्यासाठी आणि स्त्री भ्रूणहत्या थांबवण्यासाठी गर्भधारणापूर्वी व प्रसूतिपूर्व निदान तंत्रे (पीसीपीएनडीटी) कायद्याची प्रभावी अंमलबजावणी करण्याचे आदेश सार्वजनिक आरोग्य व कुटुंब कल्याण मंत्री प्रकाश आबिटकर यांनी मंगळवारी (ता.२३) दिले आहेत. तसेच, येत्या एका महिन्यात प्रत्येक जिल्ह्यामध्ये पर्यवेक्षकीय समित्या स्थापन करून त्यांच्यामार्फत नियमित कार्यशाळा आयोजित कराव्यात, अशा सूचनाही त्यांनी दिल्या. आरोग्य मंत्र्यांच्या अध्यक्षतेखाली मंगळवारी झालेल्या राज्यस्तरीय पर्यवेक्षकीय मंडळाच्या बैठकीत या कायद्याच्या अंमलबजावणीचा आढावा घेण्यात आला. यामध्ये विविध जिल्ह्यांमधील जन्मलिंग गुणोत्तर प्रमाणाचाही सखोल अभ्यास करण्यात आला. यावेळी मंत्री आबिटकर यांनी सांगितले की, ‘मुलींची संख्या वाढवण्यासाठी अधिक गंभीरतेने काम करण्याची गरज आहे. त्यासाठी, कायद्याच्या अंमलबजावणीसोबतच सोशल मीडियाद्वारे तरुणांमध्ये जनजागृती करावी. ग्रामीण भागात आशा स्वयंसेविका आणि गावपातळीवरील समित्यांचा सक्रिय सहभाग महत्त्वाचा आहे.’ ते पुढे म्हणाले की, ‘या क्षेत्रात काम करणाऱ्या कार्यकर्त्यांची एक विशेष पथक तयार करून त्यांच्यासाठी कामाची पद्धत तयार करावी. त्याचबरोबर, विद्यार्थ्यांचा दृष्टिकोन बदलण्यासाठी शाळा आणि महाविद्यालयांमध्ये समुपदेशन सत्रे आयोजित करावीत आणि यासाठी स्थानिक लोकप्रतिनिधींचा सहभाग घ्यावा.’ ​या बैठकीला आमदार मंजुळा गावित, सुलभा खोडके, आरोग्य सेवा आयुक्त डॉ. कादंबरी बलकवडे, महिला आयोगाच्या सदस्य सचिव नंदिनी आवडे, तसेच विविध तज्ज्ञ, वैद्यकीय अधिकारी आणि स्वयंसेवी संस्थांचे प्रतिनिधी उपस्थित होते. बैठकीपूर्वी आरोग्य सेवा संचालक डॉ. विजय कंदेवाड यांनी विभागामार्फत सुरू असलेल्या कार्यवाहीचे सादरीकरण केले. सकाळ+ चे सदस्य व्हा ब्रेक घ्या, डोकं चालवा, कोडे सोडवा! शॉपिंगसाठी 'सकाळ प्राईम डील्स'च्या भन्नाट ऑफर्स पाहण्यासाठी क्लिक करा. Read latest Marathi news, Watch Live Streaming on Esakal and Maharashtra News. Breaking news from India, Pune, Mumbai. Get the Politics, Entertainment, Sports, Lifestyle, Jobs, and Education updates. And Live taja batmya on Esakal Mobile App. Download the Esakal Marathi news Channel app for Android and IOS. Follow Us Copyright © 2025 - Sakal Media Pvt Ltd - All rights reserved. Powered by Quintype</w:t>
-      </w:r>
-    </w:p>
-    <w:p>
-      <w:pPr>
-        <w:pStyle w:val="Heading3"/>
-      </w:pPr>
-      <w:r>
         <w:t>Article 9</w:t>
       </w:r>
     </w:p>
     <w:p>
       <w:r>
-        <w:t>Title: पाच कोटी रुपयांच्या बक्षीसाचे पंचायतराज अभियान हे देशातील एकमेव-जयकुमार गोरे</w:t>
+        <w:t>Title: Maha CM to develop a comprehensive policy for cancer treatment</w:t>
       </w:r>
     </w:p>
     <w:p>
@@ -272,13 +272,13 @@
           <w:rPr>
             <w:color w:val="0000FF"/>
           </w:rPr>
-          <w:t>https://maharashtranews1.com/The-Panchayati-Raj-campaign-with-a-prize-of-five-crore-rupees-is-the-only-one-in-the-country---Jaykumar-Gore</w:t>
+          <w:t>https://www.mangalorean.com/maha-cm-to-develop-a-comprehensive-policy-for-cancer-treatment/</w:t>
         </w:r>
       </w:hyperlink>
     </w:p>
     <w:p>
       <w:r>
-        <w:t>Content: schedule15 Sep 25 person by visibility 176 categoryजिल्हा परिषद महाराष्ट्र न्यूज वन प्रतिनिधी, कोल्हापूर : गाव समृद्ध आणि विकासाला गती मिळण्यासाठी लोकसहभागातून आणि लोकचळवळीतूनच खरा बदल घडेल. मुख्यमंत्री समृद्ध पंचायतराज अभियानात प्रत्येक गावाने सहभाग नोंदवून बक्षिसासाठी नव्हे, तर गावाच्या विकासासाठी काम करावे, पाच कोटी रुपये बक्षीस देणारे हे देशातील एकमेव अभियान आहे. प्रत्येक गाव समृद्ध झाले, तर राज्यही समृद्ध होईल.’ असे आवाहन ग्रामविकासमंत्री जयकुमार गोरे यांनी केले. कोल्हापूर येथे आयोजित मुख्यमंत्री समृद्ध पंचायतराज अभियानाच्या जिल्हास्तरीय कार्यशाळेत ते बोलत होते. कार्यशाळेचे उद्घाटन पालकमंत्री प्रकाश आबिटकर यांच्या हस्ते झाले. यावेळी खासदार धनंजय महाडिक, आमदार राहूल आवाडे, जिल्हाधिकारी अमोल येडगे, सेवानिवृत्त वरिष्ठ अधिकारी डॉ. मल्लिनाथ कलशेट्टी, मुख्य कार्यकारी अधिकारी कार्तिकेयन एस., अपर आयुक्त नितीन माने, अतिरिक्त मुख्य कार्यकारी अधिकारी संतोष जोशी उपस्थित होते. पालकमंत्री प्रकाश आबिटकर यांनी, गावातील विकास प्रक्रियेला बळ देणाऱ्या विविध योजनांची माहिती दिली. जिल्ह्यातील मंजूर घरकुलांच्या बांधकामातील अडचणी सोडवून येत्या २६ जानेवारी रोजी ५० हजार लाभार्थ्यांना घरांच्या चाव्या प्रदान करण्यात येतील. समृद्ध शाळांसाठी ७८ कोटी रुपये, तर पुढील कालावधीसाठी 600 कोटी रुपये मंजूर झाले असून, समृद्ध प्राथमिक आरोग्य केंद्रांसाठीही मोठी तरतूद करण्यात आली आहे, अशी माहिती दिली. कार्यशाळेत प्रारंभी जिल्हास्तरीय आर. आर. पाटील सुंदर गाव पुरस्कारांचे वितरण झाले. मुख्यमंत्री समृद्ध पंचायतराज अभियान वाचन साहित्याचे प्रकाशन, डॉ. कलशेट्टी यांच्या ‘मी विकास यात्री’ पुस्तकाचे प्रकाशन, ‘सुंदर माझे घरकुल’ स्पर्धेची घोषणा आणि ‘स्वच्छता ही सेवा’ उपक्रमाचा शुभारंभ करण्यात आला. खासदार धनंजय महाडिक यांनी केंद्र आणि राज्य सरकारच्या ११० ग्रामविकास योजनांची यशस्वी अंमलबजावणी करून विकासाला गती देण्याचे आवाहन केले. मुख्य कार्यकारी अधिकारी कार्तिकेयन एस. यांनी प्रास्ताविकात अभियानाची सविस्तर माहिती दिली. मुख्यमंत्री समृद्ध पंचायतराज अभियान सतरा सप्टेंबर ते ३१ डिसेंबर २०२५ या कालावधीत राबवण्यात येणाऱ्या या अभियानाची पूर्वतयारी एक ऑगस्ट २०२५ पासून सुरू आहे. व्यासपीठावर ग्रामीण विकास यंत्रणा प्रकल्प संचालक सुषमा देसाई, सामान्य प्रशासन विभागाचे उपमुख्य कार्यकारी अधिकारी ओमप्रकाश यादव, ग्रामपंचायत विभागाचे उपमुख्य कार्यकारी अधिकारी जयवंत उगले आदी उपस्थित होते. schedule05 Oct 25 person by visibility 120 schedule05 Oct 25 person by visibility 854 schedule05 Oct 25 person by visibility 125 schedule05 Oct 25 person by visibility 142 schedule05 Oct 25 person by visibility 154 schedule06 Jul 20 person by visibility 528822 schedule05 Jul 23 person by visibility 33729 schedule07 Jul 24 person by visibility 26162 schedule22 Jul 24 person by visibility 24794 schedule29 Dec 21 person by visibility 24604</w:t>
+        <w:t>Content: Maha CM to develop a comprehensive policy for cancer treatment Mumbai: Maharashtra Chief Minister Devendra Fadnavis has directed the Medical Education and Drugs Department to prepare a policy to provide comprehensive cancer services to the people of the state. At the meeting, he said on Monday that it is necessary to set up cancer treatment centres at various levels for effective treatment of cancer. The Chief Minister also gave instructions to set up comprehensive cancer treatment services, diagnosis, day care radiotherapy and chemotherapy units in every district. He said that the incomplete construction of the Sant Tukadoji Maharaj Cancer Hospital building in Nagpur should be completed immediately. Necessary funds will be sought for this, he added. CM Fadnavis said that on behalf of Shri Sai Sansthan, an appeal will be made to Sai Sansthan for the construction of a state-of-the-art cancer hospital in Sainagar at Shirdi. He added that the needy people in the state should get immediate services for which a single cloud command centre should be established out of the three types of treatment centres. At the same time, patients fighting cancer should be provided with early diagnosis and effective treatment methods. The Chief Minister’s instruction comes when the state Public Health Minister Prakash Abitkar in July said that the state government has proposed to construct two cancer hospitals in Aundh (Pune) and Nashik (Maharashtra) and eight district hospitals across the state to provide treatment to the rising number of patients and cut their expenses on expensive private healthcare services. Chief Minister Fadnavis said that the health department has submitted the proposal to Asian Development Bank for financial assistance of Rs 8,000 crore. The opinions, views, and thoughts expressed by the readers and those providing comments are theirs alone and do not reflect the opinions of www.mangalorean.com or any employee thereof. www.mangalorean.com is not responsible for the accuracy of any of the information supplied by the readers. Responsibility for the content of comments belongs to the commenter alone. We request the readers to refrain from posting defamatory, inflammatory comments and not indulge in personal attacks. However, it is obligatory on the part of www.mangalorean.com to provide the IP address and other details of senders of such comments to the concerned authorities upon their request. Hence we request all our readers to help us to delete comments that do not follow these guidelines by informing us at info@mangalorean.com. Lets work together to keep the comments clean and worthful, thereby make a difference in the community. We request the readers to refrain from posting defamatory, inflammatory comments and not indulge in personal attacks. However, it is obligatory on the part of www.mangalorean.com to provide the IP address and other details of senders of such comments to the concerned authorities upon their request. Hence we request all our readers to help us to delete comments that do not follow these guidelines by informing us at info@mangalorean.com. Lets work together to keep the comments clean and worthful, thereby make a difference in the community. Δ The opinions, views, and thoughts expressed by the readers and those providing comments are theirs alone and do not reflect the opinions of www.mangalorean.com or any employee thereof. www.mangalorean.com is not responsible for the accuracy of any of the information supplied by the readers. Responsibility for the content of comments belongs to the commenter alone. We request the readers to refrain from posting defamatory, inflammatory comments and not indulge in personal attacks. However, it is obligatory on the part of www.mangalorean.com to provide the IP address and other details of senders of such comments to the concerned authorities upon their request. Hence we request all our readers to help us to delete comments that do not follow these guidelines by informing us at info@mangalorean.com. Lets work together to keep the comments clean and worthful, thereby make a difference in the community. We request the readers to refrain from posting defamatory, inflammatory comments and not indulge in personal attacks. However, it is obligatory on the part of www.mangalorean.com to provide the IP address and other details of senders of such comments to the concerned authorities upon their request. Hence we request all our readers to help us to delete comments that do not follow these guidelines by informing us at info@mangalorean.com. Lets work together to keep the comments clean and worthful, thereby make a difference in the community. Δ Connect over WhatsApp for more details Subscribe to WhatsApp Channel A password will be e-mailed to you. Username E-mail</w:t>
       </w:r>
     </w:p>
     <w:p>
@@ -291,7 +291,7 @@
     </w:p>
     <w:p>
       <w:r>
-        <w:t>Title: नंदुरबार जिल्ह्यातील सिकलसेल…प्रशासनच अचूक आकडेवारीच्या शोधात</w:t>
+        <w:t>Title: Shiv Sena Politics : शिंदेंची शिवसेना ठाकरेंचा उरलासुरला पक्षही फोडणार; कोल्हापुरात लवकरच मोठा धमाका...</w:t>
       </w:r>
     </w:p>
     <w:p>
@@ -299,130 +299,6 @@
         <w:t xml:space="preserve">URL: </w:t>
       </w:r>
       <w:hyperlink r:id="rId18">
-        <w:r>
-          <w:rPr>
-            <w:color w:val="0000FF"/>
-          </w:rPr>
-          <w:t>https://www.loksatta.com/nashik/sickle-cell-crisis-in-nandurbar-exposes-poor-health-governance-health-minister-prakash-abitkar-expresses-anger-rds-00-5373636/</w:t>
-        </w:r>
-      </w:hyperlink>
-    </w:p>
-    <w:p>
-      <w:r>
-        <w:t>Content: नंदुरबार – तब्बल तीन वेळा तपासणी आणि चाचण्या करुनही नंदुरबार जिल्ह्यातील सिकलसेल बाधितांचा अचूक आकडा प्रशासनाकडे उपलब्ध नसल्याचे वास्तव आरोग्यमंत्री प्रकाश आबीटकर यांच्या दौऱ्यात उघड झाले. नंदुरबार जिल्हा आरोग्य प्रशासनाने स्वत: तसेच आणि आर्म फोर्स वैद्यकीय महाविद्यालयामार्फत सिकलसेल चाचण्या करुनही त्याची आकडेवारी प्रशासनाकडे नाही. सिकलसेलची खरेदी केलेली औषधेही रुग्णांपर्यत पोहचत नसल्याच्या तक्रारी रुग्णांनी थेट आरोग्यमंत्र्यापुढे केल्याने सिकलसेलच्या नावाखाली होत असलेली करोडो रुपयांची औषध खरेदी कोणासाठी, असा प्रश्न उपस्थित होत आहे. नंदुरबार जिल्ह्यातील सिकलसेल रुग्णांचा प्रश्न गंभीर झाला असतांनाच आरोग्य मंत्री प्रकाश आबीटकर यांनी केलेल्या नंदुरबार जिल्हा दौऱ्यात त्यांच्यादृष्टीने सिकलसेलचा प्रश्न सर्वाधीक महत्वाचा असल्याचे दिसून आले. परंतु, जिल्हा प्रशासन सिकलसेलप्रश्नी किती गंभीर, हेच या दौऱ्यातील गंभीर बाबीतून उघड झाले. गत वर्षात आर्म फोर्स वैद्यकीय महाविद्यालयाच्या मदतीने जिल्ह्यात सिकलसेल चाचणीचे महत्वाकांक्षी अभियान राबविण्यात आले. या अभियानात जिल्ह्यातील तीन लाख ९० हजारापेक्षा अधिक शालेय आणि महाविद्यालयीन विद्यार्थी यांची सिकलसेल चाचणी करण्यात आली. यासंदर्भातील सर्व माहिती जिल्ह्यातील आरोग्य यंत्रणांना उपचारास मदत करण्यासाठी हस्तांतरीत केली जाणार असल्याने त्याचे एका पोर्टलवरील लॉगीन जिल्हाधिकारी यांच्यासह आरोग्य यंत्रणेच्या प्राथमिक आरोग्य केंद्र स्तरावर देखील देण्यात येणार होते. सुत्रांनुसार, या चाचण्यांमध्ये ६० हजारांहुन अधिक सिकलसेल बाधीत आणि वाहक आढळून आल्याने आगामी काळात जिल्ह्यात सिकलसेल आजाराचा विस्फोट होण्याची शक्यता जाणकारांकडून व्यक्त केली जात आहे. अन्य संस्थेमार्फत चाचण्या होवूनही जिल्ह्यातील आरोग्य प्रशासनाकडे सिकलसेल बाधीतांचा निश्चित आकडा नसल्याने आश्चर्य व्यक्त केले जात आहे. याबाबत आरोग्यमंत्री आबीटकर यांनीही नाराजी व्यक्त करत सिकलसेल बाधितांच्या उपचारावर विशेष लक्ष केंद्रीत करण्याच्या सूचना आरोग्य यंत्रणेला दिल्या. विशेष म्हणजे, नंदुरबार जिल्ह्यातील सध्याच्या सिकलसेल बाधितांची आकडेवारी पाहता प्रशासनाकडून सिकलसेलवरील उपचारासाठी कोट्यवधींची औषधे खरेदी करत आहे. धडगाव मध्ये एका सामाजिक कार्यकर्त्यांने तो स्वत: सिकलसेल बाधीत असूनदेखील त्याला उपचारासाठी संबंधीत प्राथमिक आरोग्य केंद्रातून सिकलसेलची औषधेच मिळत नसल्याची तक्रार केली. सिकलसेलचा प्रश्न जिल्ह्यात गंभीर झाला असताना यासाठी खरेदी केलेली औषधे जातात तरी कुठे, असा प्रश्न उपस्थित होत आहे. सिकलसेलसाठी किती रुपयांची आणि किती औषधे येतात, ती आरोग्य केंद्र, उपकेंद्रांपर्यंत जातात की नाही, याची चौकशी करण्याची गरज व्यक्त होत आहे. किकू शारदा, 'द ग्रेट इंडियन कपिल शो'मधील विनोदी अभिनेता, सध्या 'Rise And Fall' रिअ‍ॅलिटी शोमध्ये सहभागी आहे. शोच्या एका भागात कुस्तीपटू संगीता फोगट सासऱ्यांच्या निधनामुळे बाहेर पडली. यामुळे किकूला त्याच्या आई-वडिलांच्या निधनाच्या दु:खद आठवणी आठवल्या. त्याने सांगितलं की, आईचा शेवटचा फोन उचलू न शकल्याने त्याला खूप दु:ख झालं. त्याने प्रेक्षकांना जवळच्या माणसांना वेळ देण्याचा सल्ला दिला.</w:t>
-      </w:r>
-    </w:p>
-    <w:p>
-      <w:pPr>
-        <w:pStyle w:val="Heading3"/>
-      </w:pPr>
-      <w:r>
-        <w:t>Article 11</w:t>
-      </w:r>
-    </w:p>
-    <w:p>
-      <w:r>
-        <w:t>Title: Maha CM to develop a comprehensive policy for cancer treatment</w:t>
-      </w:r>
-    </w:p>
-    <w:p>
-      <w:r>
-        <w:t xml:space="preserve">URL: </w:t>
-      </w:r>
-      <w:hyperlink r:id="rId19">
-        <w:r>
-          <w:rPr>
-            <w:color w:val="0000FF"/>
-          </w:rPr>
-          <w:t>https://www.socialnews.xyz/2025/09/15/maha-cm-to-develop-a-comprehensive-policy-for-cancer-treatment/?utm_source=rss&amp;utm_medium=rss&amp;utm_campaign=maha-cm-to-develop-a-comprehensive-policy-for-cancer-treatment</w:t>
-        </w:r>
-      </w:hyperlink>
-    </w:p>
-    <w:p>
-      <w:r>
-        <w:t>Content: Home » HEALTH/MEDICINE » Maha CM to develop a comprehensive policy for cancer treatment Posted By: Gopi September 15, 2025 Mumbai, Sep 16 (SocialNews.XYZ) Maharashtra Chief Minister Devendra Fadnavis has directed the Medical Education and Drugs Department to prepare a policy to provide comprehensive cancer services to the people of the state. At the meeting, he said on Monday that it is necessary to set up cancer treatment centres at various levels for effective treatment of cancer. The Chief Minister also gave instructions to set up comprehensive cancer treatment services, diagnosis, day care radiotherapy and chemotherapy units in every district. He said that the incomplete construction of the Sant Tukadoji Maharaj Cancer Hospital building in Nagpur should be completed immediately. Necessary funds will be sought for this, he added. CM Fadnavis said that on behalf of Shri Sai Sansthan, an appeal will be made to Sai Sansthan for the construction of a state-of-the-art cancer hospital in Sainagar at Shirdi. He added that the needy people in the state should get immediate services for which a single cloud command centre should be established out of the three types of treatment centres. At the same time, patients fighting cancer should be provided with early diagnosis and effective treatment methods. The Chief Minister's instruction comes when the state Public Health Minister Prakash Abitkar in July said that the state government has proposed to construct two cancer hospitals in Aundh (Pune) and Nashik (Maharashtra) and eight district hospitals across the state to provide treatment to the rising number of patients and cut their expenses on expensive private healthcare services. Chief Minister Fadnavis said that the health department has submitted the proposal to Asian Development Bank for financial assistance of Rs 8,000 crore. Source: IANS Gopi Adusumilli is a Programmer. He is the editor of SocialNews.XYZ and President of AGK Fire Inc. He enjoys designing websites, developing mobile applications and publishing news articles on current events from various authenticated news sources. When it comes to writing he likes to write about current world politics and Indian Movies. His future plans include developing SocialNews.XYZ into a News website that has no bias or judgment towards any. He can be reached at gopi@socialnews.xyzMail | Web | Twitter Gopi Adusumilli is a Programmer. He is the editor of SocialNews.XYZ and President of AGK Fire Inc. He enjoys designing websites, developing mobile applications and publishing news articles on current events from various authenticated news sources. When it comes to writing he likes to write about current world politics and Indian Movies. His future plans include developing SocialNews.XYZ into a News website that has no bias or judgment towards any. He can be reached at gopi@socialnews.xyz Copyright 2025 | AGK FIRE INC| Terms of Service / Privacy Policy | Contact Us</w:t>
-      </w:r>
-    </w:p>
-    <w:p>
-      <w:pPr>
-        <w:pStyle w:val="Heading3"/>
-      </w:pPr>
-      <w:r>
-        <w:t>Article 12</w:t>
-      </w:r>
-    </w:p>
-    <w:p>
-      <w:r>
-        <w:t>Title: Dussehra Festival | शाही दसरा महोत्सवास आजपासून प्रारंंभ</w:t>
-      </w:r>
-    </w:p>
-    <w:p>
-      <w:r>
-        <w:t xml:space="preserve">URL: </w:t>
-      </w:r>
-      <w:hyperlink r:id="rId20">
-        <w:r>
-          <w:rPr>
-            <w:color w:val="0000FF"/>
-          </w:rPr>
-          <w:t>https://pudhari.news/maharashtra/kolhapur/shahi-dasara-festival-begins-today-ap84</w:t>
-        </w:r>
-      </w:hyperlink>
-    </w:p>
-    <w:p>
-      <w:r>
-        <w:t>Content: कोल्हापूर : जिल्हा प्रशासन व राज्याच्या सांस्कृतिक कार्य संचालनालयाच्या वतीने आयोजित शाही दसरा महोत्सवाचा प्रारंभ सोमवारी (दि. 22) होणार आहे. सार्वजनिक आरोग्यमंत्री तथा पालकमंत्री प्रकाश आबिटकर यांच्या हस्ते व खासदार शाहू महाराज यांच्या अध्यक्षतेखाली ऐतिहासिक दसरा चौक मैदान येथे सायंकाळी 6 वाजता हा कार्यक्रम होणार आहे. कार्यक्रमास वैद्यकीय शिक्षण मंत्री हसन मुश्रीफ, सहपालकमंत्री माधुरी मिसाळ, राज्य नियोजन मंडळाचे कार्यकारी अध्यक्ष राजेश क्षीरसागर यांच्या प्रमुख उपस्थितीत तसेच खासदार धनंजय महाडिक, खासदार धैर्यशील माने, आमदार सर्वश्री सतेज पाटील, अरुण लाड, विनय कोरे, राजेंद्र पाटील-यड्रावकर, चंद्रदीप नरके, अमल महाडिक, अशोकराव माने, शिवाजीराव पाटील, राहुल आवाडे यांच्या विशेष उपस्थितीत प्रारंभ होणार आहे, अशी माहिती जिल्हाधिकारी अमोल येडगे यांनी दिली. सोमवारी सायंकाळी साडेपाच वाजता शाहू स्मारक भवन येथे शिवकालीन शस्त्र प्रदर्शनाचे उद्घाटन होणार आहे. त्यानंतर सायंकाळी 6 वाजता दसरा महोत्सव उद्घाटन समारंभ झाल्यानंतर ‘गाथा शिवशंभूची’ या ऐतिहासिक महानाट्याचे सादरीकरण होणार आहे. या कार्यक्रमासाठी शहरात दाखल होणार्‍या सर्व भाविक-पर्यटकांनी उपस्थित राहावे, असे आवाहन जिल्हा प्रशासनामार्फत केले आहे. 'Pudhari' is excited to announce the relaunch of its Android and iOS apps. Stay updated with the latest news at your fingertips. Android and iOS Download now and stay updated, anytime, anywhere. Pudhari Publications Private Limited</w:t>
-      </w:r>
-    </w:p>
-    <w:p>
-      <w:pPr>
-        <w:pStyle w:val="Heading3"/>
-      </w:pPr>
-      <w:r>
-        <w:t>Article 13</w:t>
-      </w:r>
-    </w:p>
-    <w:p>
-      <w:r>
-        <w:t>Title: महाराष्ट्राचे उपमुख्यमंत्री एकनाथ शिंदे यांच्या हस्ते मुंबईत 'स्वस्थ नारी सशक्त परिवार अभियाना'चा राज्यस्तरीय शुभारंभ</w:t>
-      </w:r>
-    </w:p>
-    <w:p>
-      <w:r>
-        <w:t xml:space="preserve">URL: </w:t>
-      </w:r>
-      <w:hyperlink r:id="rId21">
-        <w:r>
-          <w:rPr>
-            <w:color w:val="0000FF"/>
-          </w:rPr>
-          <w:t>https://www.pib.gov.in/PressReleasePage.aspx?PRID=2167842</w:t>
-        </w:r>
-      </w:hyperlink>
-    </w:p>
-    <w:p>
-      <w:r>
-        <w:t>Content: मुंबई, 17 सप्‍टेंबर 2025 महाराष्ट्राचे उपमुख्यमंत्री एकनाथ शिंदे यांनी आज मुंबईत यशवंतराव चव्हाण सेंटर येथे 'स्वस्थ नारी सशक्त परिवार अभियाना'चा राज्यस्तरीय शुभारंभ केला. पंतप्रधान नरेंद्र मोदी यांनी मध्य प्रदेशातील धार येथून या अभियानाचे राष्ट्रीय स्तरावर उद्घाटन केले. पंतप्रधानांच्या 75 व्या वाढदिवसाच्या औचित्याने 17 सप्टेंबर ते 2 ऑक्टोबर 2025 या कालावधीत, महिलांचे आरोग्य आणि सक्षमीकरणासाठी समर्पित असलेली ही देशव्यापी मोहीम आयोजित करण्यात आली आहे.केंद्रीय आयुष (स्वतंत्र प्रभार) राज्यमंत्री प्रतापराव जाधव, केंद्रीय सामाजिक न्याय आणि सक्षमीकरण राज्यमंत्री डॉ. रामदास आठवले यावेळी उपस्थित होते. मध्य प्रदेशातील धार इथे पंतप्रधानांनी विविध विकास कार्यक्रमांची पायाभरणी आणि उद्घाटन केले, या कार्यक्रमात मान्यवर दूरदृश्य प्रणालीद्वारे सहभागी झाले. उपस्थितांना संबोधित करण्यापूर्वी, पंतप्रधान धार भोजशाळेची पूज्य माता, ज्ञानदेवता, वागदेवीच्या चरणी नतमस्तक झाले. आज कौशल्य आणि निर्मितीचे दैवत भगवान विश्वकर्मा यांची आज जयंती आहे असे सांगून मोदी यांनी भगवान विश्वकर्मा यांना अभिवादन केले. आपली कारागिरी आणि समर्पणातून राष्ट्र उभारणीच्या कामात योगदान देणाऱ्या कोट्यवधी बंधू-भगिनींप्रति त्यांनी आदर व्यक्त केला. ही मोहीम केवळ पंधरवड्यापुरती मर्यादित न ठेवता, त्याचा जास्तीत जास्त परिणाम साधण्यासाठी ती वर्षभर सुरू ठेवावी, अशी सूचना शिंदे यांनी यावेळी केली. महिला अनेकदा कुटुंबाची काळजी घेण्यासाठी स्वतःला समर्पित करतात आणि आपल्या आरोग्याकडे दुर्लक्ष करतात.या अभियानाद्वारे, लाखो महिलांना वेळेवर आरोग्य तपासणी आणि प्रतिबंधात्मक काळजीची सुविधा उपलब्ध होईल. आजारांचे लवकर निदान होणे महत्त्वाचे आहे, तसेच आरोग्य सेवा बळकट करणे ही एक निरंतर प्रक्रिया असून, तो अल्पकालीन उपक्रम नसल्याचे ते म्हणाले. पंतप्रधानांच्या वाढदिवसानिमित्त, राज्यात रक्तदान शिबिरे, रोजगार हमी उपक्रम आणि शाळा आणि वस्ती पातळीवरील जनजागृती कार्यक्रमांसह अनेक उपक्रम सुरू करण्यात आले. शिंदे यांनी सांगितले की, आदर्श शाळा विकसित करणे, शहरी स्थानिक स्वराज्य संस्थांमध्ये नमो उद्याने निर्माण करणे आणि पाणीपुरवठा योजना आणि शेतकरी सहाय्य कार्यक्रम राबवण्याचे प्रयत्न सुरू आहेत. ऑटोमोबाईल, कृषी आणि संबंधित उद्योगांसारख्या क्षेत्रात नवीन कौशल्य केंद्रे स्थापन केली जात आहेत, तर मराठी भाषा विभागाच्या माध्यमातून आंतरराष्ट्रीय प्रसार उपक्रम हाती घेण्यात येत आहेत, अशी माहिती त्यांनी दिली. यावेळी, पंतप्रधानांच्या वाढदिवसानिमित्त उपमुख्यमंत्री एकनाथ शिंदे यांनी रचलेल्या 'तू भारत माता की शान है' या गाण्याचे प्रकाशन करण्यात आले. तसेच खासदार श्रीकांत शिंदे आणि डॉ. अमोल शिंदे यांनी लिहिलेल्या द रायझिंग भारत :विरासत टू विकास या कॉफी टेबल बुकचे प्रकाशनही करण्यात आले. कार्यक्रमाला संबोधित करताना केंद्रीय आयुष (स्वतंत्र प्रभार) राज्यमंत्री प्रतापराव जाधव यांनी पंतप्रधान नरेंद्र मोदी यांचा रोगमुक्त भारत निर्मितीचा दृष्टीकोन अधोरेखित केला. पंतप्रधानांच्या प्रयत्नांमुळे प्राचीन भारतीय योग साधनेला जागतिक मान्यता मिळाली, आणि दरवर्षी 21 जून रोजी आंतरराष्ट्रीय योग दिन साजरा केला जातो, असे ते म्हणाले. 2014 मध्ये आयुष मंत्रालयाच्या स्थापनेमुळे पारंपरिक औषधांना मोठी चालना मिळाल्याचेही त्यांनी नमूद केले. देशभरात नवीन एम्सची स्थापना, एमबीबीएस आणि पदव्युत्तर वैद्यकीय जागांचा विस्तार, आणि लाखो वंचित कुटुंबांना मोफत आरोग्य सेवा प्रदान करणारी 2018 मध्ये सुरू करण्यात आलेली आयुष्मान भारत प्रधानमंत्री जन आरोग्य योजना, यासह आरोग्य क्षेत्रातील प्रमुख सुधारणांवर केंद्रीय मंत्र्यांनी प्रकाश टाकला. 70 वर्षांवरील ज्येष्ठ नागरिकांना उपचारांसाठी 5 लाख रुपयांचे अतिरिक्त सहाय्य देखील दिले जात आहे. जाधव यांनी कोविड-19 साथ रोगाच्या काळातील भारताच्या नेतृत्वाचा उल्लेख केला, जेव्हा देशाने केवळ आपल्या नागरिकांचे लसीकरण केले नाही, तर लस-मैत्री उपक्रमांतर्गत अनेक देशांना लसींचा पुरवठा केला. ते पुढे म्हणाले की, महाराष्ट्र केंद्र सरकारच्या सहकार्याने आरोग्य सेवेत महत्वाचे योगदान देत असून, यामध्ये आयसीएमआर संशोधन केंद्र स्थापन करण्याच्या योजनेचाही समावेश आहे. या अभियानांतर्गत जास्तीत जास्त महिलांची आरोग्य तपासणी करण्यात महाराष्ट्र आघाडीवर राहील असा विश्वास त्यांनी व्यक्त केला. केंद्रीय सामाजिक न्याय आणि सक्षमीकरण राज्यमंत्री डॉ. रामदास आठवले, महाराष्ट्राचे आरोग्यमंत्री प्रकाश आबिटकर आणि महिला आणि बालविकास मंत्री अदिती तटकरे यांनीही या कार्यक्रमाला संबोधित केले. केंद्र आणि राज्य सरकारांचे अनेक उच्चपदस्थ अधिकारी यावेळी उपस्थित होते. * * * पीआयबी मुंबई | निलिमा चितळे/राजश्री आगाशे/दर्शना राणे सोशल मिडियावर आम्हाला फॉलो करा:@PIBMumbai /PIBMumbai /pibmumbai pibmumbai[at]gmail[dot]com /PIBMumbai /pibmumbai मुंबई, 17 सप्‍टेंबर 2025 महाराष्ट्राचे उपमुख्यमंत्री एकनाथ शिंदे यांनी आज मुंबईत यशवंतराव चव्हाण सेंटर येथे 'स्वस्थ नारी सशक्त परिवार अभियाना'चा राज्यस्तरीय शुभारंभ केला. पंतप्रधान नरेंद्र मोदी यांनी मध्य प्रदेशातील धार येथून या अभियानाचे राष्ट्रीय स्तरावर उद्घाटन केले. पंतप्रधानांच्या 75 व्या वाढदिवसाच्या औचित्याने 17 सप्टेंबर ते 2 ऑक्टोबर 2025 या कालावधीत, महिलांचे आरोग्य आणि सक्षमीकरणासाठी समर्पित असलेली ही देशव्यापी मोहीम आयोजित करण्यात आली आहे.केंद्रीय आयुष (स्वतंत्र प्रभार) राज्यमंत्री प्रतापराव जाधव, केंद्रीय सामाजिक न्याय आणि सक्षमीकरण राज्यमंत्री डॉ. रामदास आठवले यावेळी उपस्थित होते. मध्य प्रदेशातील धार इथे पंतप्रधानांनी विविध विकास कार्यक्रमांची पायाभरणी आणि उद्घाटन केले, या कार्यक्रमात मान्यवर दूरदृश्य प्रणालीद्वारे सहभागी झाले. उपस्थितांना संबोधित करण्यापूर्वी, पंतप्रधान धार भोजशाळेची पूज्य माता, ज्ञानदेवता, वागदेवीच्या चरणी नतमस्तक झाले. आज कौशल्य आणि निर्मितीचे दैवत भगवान विश्वकर्मा यांची आज जयंती आहे असे सांगून मोदी यांनी भगवान विश्वकर्मा यांना अभिवादन केले. आपली कारागिरी आणि समर्पणातून राष्ट्र उभारणीच्या कामात योगदान देणाऱ्या कोट्यवधी बंधू-भगिनींप्रति त्यांनी आदर व्यक्त केला. ही मोहीम केवळ पंधरवड्यापुरती मर्यादित न ठेवता, त्याचा जास्तीत जास्त परिणाम साधण्यासाठी ती वर्षभर सुरू ठेवावी, अशी सूचना शिंदे यांनी यावेळी केली. महिला अनेकदा कुटुंबाची काळजी घेण्यासाठी स्वतःला समर्पित करतात आणि आपल्या आरोग्याकडे दुर्लक्ष करतात.या अभियानाद्वारे, लाखो महिलांना वेळेवर आरोग्य तपासणी आणि प्रतिबंधात्मक काळजीची सुविधा उपलब्ध होईल. आजारांचे लवकर निदान होणे महत्त्वाचे आहे, तसेच आरोग्य सेवा बळकट करणे ही एक निरंतर प्रक्रिया असून, तो अल्पकालीन उपक्रम नसल्याचे ते म्हणाले. पंतप्रधानांच्या वाढदिवसानिमित्त, राज्यात रक्तदान शिबिरे, रोजगार हमी उपक्रम आणि शाळा आणि वस्ती पातळीवरील जनजागृती कार्यक्रमांसह अनेक उपक्रम सुरू करण्यात आले. शिंदे यांनी सांगितले की, आदर्श शाळा विकसित करणे, शहरी स्थानिक स्वराज्य संस्थांमध्ये नमो उद्याने निर्माण करणे आणि पाणीपुरवठा योजना आणि शेतकरी सहाय्य कार्यक्रम राबवण्याचे प्रयत्न सुरू आहेत. ऑटोमोबाईल, कृषी आणि संबंधित उद्योगांसारख्या क्षेत्रात नवीन कौशल्य केंद्रे स्थापन केली जात आहेत, तर मराठी भाषा विभागाच्या माध्यमातून आंतरराष्ट्रीय प्रसार उपक्रम हाती घेण्यात येत आहेत, अशी माहिती त्यांनी दिली. यावेळी, पंतप्रधानांच्या वाढदिवसानिमित्त उपमुख्यमंत्री एकनाथ शिंदे यांनी रचलेल्या 'तू भारत माता की शान है' या गाण्याचे प्रकाशन करण्यात आले. तसेच खासदार श्रीकांत शिंदे आणि डॉ. अमोल शिंदे यांनी लिहिलेल्या द रायझिंग भारत :विरासत टू विकास या कॉफी टेबल बुकचे प्रकाशनही करण्यात आले. कार्यक्रमाला संबोधित करताना केंद्रीय आयुष (स्वतंत्र प्रभार) राज्यमंत्री प्रतापराव जाधव यांनी पंतप्रधान नरेंद्र मोदी यांचा रोगमुक्त भारत निर्मितीचा दृष्टीकोन अधोरेखित केला. पंतप्रधानांच्या प्रयत्नांमुळे प्राचीन भारतीय योग साधनेला जागतिक मान्यता मिळाली, आणि दरवर्षी 21 जून रोजी आंतरराष्ट्रीय योग दिन साजरा केला जातो, असे ते म्हणाले. 2014 मध्ये आयुष मंत्रालयाच्या स्थापनेमुळे पारंपरिक औषधांना मोठी चालना मिळाल्याचेही त्यांनी नमूद केले. देशभरात नवीन एम्सची स्थापना, एमबीबीएस आणि पदव्युत्तर वैद्यकीय जागांचा विस्तार, आणि लाखो वंचित कुटुंबांना मोफत आरोग्य सेवा प्रदान करणारी 2018 मध्ये सुरू करण्यात आलेली आयुष्मान भारत प्रधानमंत्री जन आरोग्य योजना, यासह आरोग्य क्षेत्रातील प्रमुख सुधारणांवर केंद्रीय मंत्र्यांनी प्रकाश टाकला. 70 वर्षांवरील ज्येष्ठ नागरिकांना उपचारांसाठी 5 लाख रुपयांचे अतिरिक्त सहाय्य देखील दिले जात आहे. जाधव यांनी कोविड-19 साथ रोगाच्या काळातील भारताच्या नेतृत्वाचा उल्लेख केला, जेव्हा देशाने केवळ आपल्या नागरिकांचे लसीकरण केले नाही, तर लस-मैत्री उपक्रमांतर्गत अनेक देशांना लसींचा पुरवठा केला. ते पुढे म्हणाले की, महाराष्ट्र केंद्र सरकारच्या सहकार्याने आरोग्य सेवेत महत्वाचे योगदान देत असून, यामध्ये आयसीएमआर संशोधन केंद्र स्थापन करण्याच्या योजनेचाही समावेश आहे. या अभियानांतर्गत जास्तीत जास्त महिलांची आरोग्य तपासणी करण्यात महाराष्ट्र आघाडीवर राहील असा विश्वास त्यांनी व्यक्त केला. केंद्रीय सामाजिक न्याय आणि सक्षमीकरण राज्यमंत्री डॉ. रामदास आठवले, महाराष्ट्राचे आरोग्यमंत्री प्रकाश आबिटकर आणि महिला आणि बालविकास मंत्री अदिती तटकरे यांनीही या कार्यक्रमाला संबोधित केले. केंद्र आणि राज्य सरकारांचे अनेक उच्चपदस्थ अधिकारी यावेळी उपस्थित होते. * * * पीआयबी मुंबई | निलिमा चितळे/राजश्री आगाशे/दर्शना राणे सोशल मिडियावर आम्हाला फॉलो करा:@PIBMumbai /PIBMumbai /pibmumbai pibmumbai[at]gmail[dot]com /PIBMumbai /pibmumbai</w:t>
-      </w:r>
-    </w:p>
-    <w:p>
-      <w:pPr>
-        <w:pStyle w:val="Heading3"/>
-      </w:pPr>
-      <w:r>
-        <w:t>Article 14</w:t>
-      </w:r>
-    </w:p>
-    <w:p>
-      <w:r>
-        <w:t>Title: Shiv Sena Politics : शिंदेंची शिवसेना ठाकरेंचा उरलासुरला पक्षही फोडणार; कोल्हापुरात लवकरच मोठा धमाका...</w:t>
-      </w:r>
-    </w:p>
-    <w:p>
-      <w:r>
-        <w:t xml:space="preserve">URL: </w:t>
-      </w:r>
-      <w:hyperlink r:id="rId22">
         <w:r>
           <w:rPr>
             <w:color w:val="0000FF"/>
@@ -441,7 +317,7 @@
         <w:pStyle w:val="Heading3"/>
       </w:pPr>
       <w:r>
-        <w:t>Article 15</w:t>
+        <w:t>Article 11</w:t>
       </w:r>
     </w:p>
     <w:p>
@@ -453,7 +329,7 @@
       <w:r>
         <w:t xml:space="preserve">URL: </w:t>
       </w:r>
-      <w:hyperlink r:id="rId23">
+      <w:hyperlink r:id="rId19">
         <w:r>
           <w:rPr>
             <w:color w:val="0000FF"/>
@@ -464,7 +340,7 @@
     </w:p>
     <w:p>
       <w:r>
-        <w:t>Content: महाराष्ट्र maharashtra ETV Bharat / state By ETV Bharat Marathi Team Published : September 15, 2025 at 1:00 PM IST Updated : September 15, 2025 at 3:04 PM IST कोल्हापूर : शहरातील दसरा चौकात रविवारी (14 सप्टेंबर) भारतीय संविधानाच्या प्रस्तावनेचं विश्वविक्रमी महागायन केंद्रीय मंत्री रामदास आठवले यांच्या उपस्थितीत पार पडलं. ‘हम भारत के लोग’ या उपक्रमांतर्गत संविधान प्रस्तावनेचं समुहगायन एकत्रितपणे 20 वेगवेगळ्या भाषांमध्ये करण्यात आलं. हा खास उपक्रम भारत सरकारच्या सांस्कृतिक मंत्रालय, महाराष्ट्र शासनाच्या सामाजिक न्याय व विशेष सहाय्य विभाग तसंच, डॉ. बाबासाहेब आंबेडकर संशोधन व प्रशिक्षण संस्था (बार्टी), पुणे आणि कोल्हापूर जिल्हा प्रशासन यांच्या संयुक्त विद्यमानं आयोजित करण्यात आला होता. कोल्हापूरच्या दसरा चौकानं अनुभवला खास क्षण : कोल्हापुरातील ऐतिहासिक दसरा चौकानं ‘हम भारत के लोग’ या अभूतपूर्व सांस्कृतिक सोहळ्याचा साक्षीदार होण्याचा मान मिळवला. देशभरातील 1500 पेक्षा अधिक गायक, 75 गायिका आणि अनेक कलावंत सहभागी झाले. या उपक्रमात विशेषतः मूकबधिर, कर्णबधिर, अंध व गतिमंद कलाकारांचा सहभाग लक्षवेधी ठरला. सोहळ्यात विविध भाषांत संविधानाच्या प्रस्तावनेचं गायन सादर करण्यात आलं. विशेष म्हणजे सांकेतिक भाषेत केलेल्या गायनासाठी उपस्थित प्रेक्षकांनी उभं राहून उत्स्फूर्त दाद दिली. यावेळी पालकमंत्री प्रकाश आबिटकर, जिल्हाधिकारी अमोल येडगे, राज्य नियोजन मंडळाचे कार्यकारी अध्यक्ष तथा आमदार राजेश क्षीरसागर, बार्टीचे महासंचालक सुनील वारे, तसंच विभागीय व जिल्हा स्तरावरील अधिकारी, कलाकार तसंच संविधानप्रेमी नागरिक मोठ्या संख्येनं सहभागी झाले होते. 'मानवाच्या जीवनाची जिंदादिली जपताना व्यक्तीनं कलासक्त असणं गरजेचं आहे. भारतीय संगीत जागतिक दर्जाचं असून, संविधान प्रस्तावनेचं महागायन हा कौतुकास्पद उपक्रम आहे.'- केंद्रीय मंत्री रामदास आठवले कबीर नाईकनवरे यांची संकल्पना : संविधान महागायनाचा विश्वविक्रम कोल्हापुरातील सुप्रसिद्ध गायक आणि संगीतकार कबीर नाईकनवरे यांनी मांडलेल्या संकल्पनेतून साकार झाला. या भव्य आणि दिव्य उपक्रमाची नोंद 'वर्ल्ड बुक ऑफ रेकॉर्ड लंडन'मध्ये झाली आहे. सर्व गायकांचं गायन पूर्ण झाल्यानंतर धर्मेंद्र देशमुख यांनी संविधान प्रस्तावनेच्या गायनाचा जागतिक विक्रम झाल्याची अधिकृत घोषणा केली. यानंतर कार्यक्रमाचे संकल्पक कबीर नाईकनवरे यांना आणि केंद्रीय मंत्री रामदास आठवले यांना प्रशस्तीपत्र प्रदान करण्यात आलं. हा महाविश्वविक्रम कोल्हापूरच्या सांस्कृतिक वारशासाठी एक नवीन शिखर ठरलं आहे. 'या' भाषांमध्ये झालं गायन : बहुभाषिक आणि सर्वसमावेशी सहभागात पार पडलेल्या या महागायनाच्या विश्वविक्रमात मराठी, हिंदी, इंग्रजी, आसामी, मैथिली, राजस्थानी, संस्कृत, भोजपुरी, उर्दू, नेपाळी, बंगाली, पंजाबी, सिंधी, ओडिया, कोकणी, गुजराती, पाली, कन्नड, तेलुगु आदी 20 भाषांमधून गायन सादर झालं. मुकबधिर व कर्णबधिर विद्यार्थ्यांनी सांकेतिक भाषेत केलेल्या गायनाला उपस्थित नागरिकांनी उभं राहून विशेष दाद दिली. हेही वाचा For All Latest Updates TAGGED: कार्तिकी एकादशीची पूजा उपमुख्यमंत्र्यांच्या हस्ते, पण राज्यात दोन उपमुख्यमंत्री; विठ्ठल रुक्मिणी मंदिर समितीनं ठोठावलं शासनाचं दार चौथ्या रविवारी पाकिस्तानचा पराभव; टीम इंडियाचा पाकिस्तानविरुद्ध सलग 12वा विजय "कराडची भूमी आमच्यासाठी सदैव नतमस्तक होण्याचं ठिकाण"; पूरग्रस्तांच्या मदतीबद्दल आष्टीचे आमदार सुरेश धस यांची कृतज्ञता कोपरगावमध्ये अमित शाहांसमोर कोल्हेंना फडणवीसांचा शब्द; म्हणाले "तुमचं राजकीय भवितव्य आम्ही उज्वल करू" शेतकऱ्यांना नुकसान भरपाई देताना 2019 च्या शासन निर्णयाचे पालन करा; शेतकरी नेत्यांची मागणी OPPO A6 5G : 7,000mAh बॅटरी, 80W चार्जिंग, 120Hz AMOLED डिस्प्लेसह लॉंच 2025 मध्ये भारतातील 20 लाखांखालील सर्वोत्तम इलेक्ट्रिक कार्स, किफायतशीर किंमत आणि लांब रेंज रिकाम्या पोटी आल्याचा रस पिण्याचे आरोग्यदायी फायदे! Oppo F31 Pro plus 5G vs F31 Pro 5G : कोणता फोन आहे किफायतशीर? Copyright © 2025 Ushodaya Enterprises Pvt. Ltd., All Rights Reserved.</w:t>
+        <w:t>Content: महाराष्ट्र maharashtra ETV Bharat / state By ETV Bharat Marathi Team Published : September 15, 2025 at 1:00 PM IST Updated : September 15, 2025 at 3:04 PM IST कोल्हापूर : शहरातील दसरा चौकात रविवारी (14 सप्टेंबर) भारतीय संविधानाच्या प्रस्तावनेचं विश्वविक्रमी महागायन केंद्रीय मंत्री रामदास आठवले यांच्या उपस्थितीत पार पडलं. ‘हम भारत के लोग’ या उपक्रमांतर्गत संविधान प्रस्तावनेचं समुहगायन एकत्रितपणे 20 वेगवेगळ्या भाषांमध्ये करण्यात आलं. हा खास उपक्रम भारत सरकारच्या सांस्कृतिक मंत्रालय, महाराष्ट्र शासनाच्या सामाजिक न्याय व विशेष सहाय्य विभाग तसंच, डॉ. बाबासाहेब आंबेडकर संशोधन व प्रशिक्षण संस्था (बार्टी), पुणे आणि कोल्हापूर जिल्हा प्रशासन यांच्या संयुक्त विद्यमानं आयोजित करण्यात आला होता. कोल्हापूरच्या दसरा चौकानं अनुभवला खास क्षण : कोल्हापुरातील ऐतिहासिक दसरा चौकानं ‘हम भारत के लोग’ या अभूतपूर्व सांस्कृतिक सोहळ्याचा साक्षीदार होण्याचा मान मिळवला. देशभरातील 1500 पेक्षा अधिक गायक, 75 गायिका आणि अनेक कलावंत सहभागी झाले. या उपक्रमात विशेषतः मूकबधिर, कर्णबधिर, अंध व गतिमंद कलाकारांचा सहभाग लक्षवेधी ठरला. सोहळ्यात विविध भाषांत संविधानाच्या प्रस्तावनेचं गायन सादर करण्यात आलं. विशेष म्हणजे सांकेतिक भाषेत केलेल्या गायनासाठी उपस्थित प्रेक्षकांनी उभं राहून उत्स्फूर्त दाद दिली. यावेळी पालकमंत्री प्रकाश आबिटकर, जिल्हाधिकारी अमोल येडगे, राज्य नियोजन मंडळाचे कार्यकारी अध्यक्ष तथा आमदार राजेश क्षीरसागर, बार्टीचे महासंचालक सुनील वारे, तसंच विभागीय व जिल्हा स्तरावरील अधिकारी, कलाकार तसंच संविधानप्रेमी नागरिक मोठ्या संख्येनं सहभागी झाले होते. 'मानवाच्या जीवनाची जिंदादिली जपताना व्यक्तीनं कलासक्त असणं गरजेचं आहे. भारतीय संगीत जागतिक दर्जाचं असून, संविधान प्रस्तावनेचं महागायन हा कौतुकास्पद उपक्रम आहे.'- केंद्रीय मंत्री रामदास आठवले कबीर नाईकनवरे यांची संकल्पना : संविधान महागायनाचा विश्वविक्रम कोल्हापुरातील सुप्रसिद्ध गायक आणि संगीतकार कबीर नाईकनवरे यांनी मांडलेल्या संकल्पनेतून साकार झाला. या भव्य आणि दिव्य उपक्रमाची नोंद 'वर्ल्ड बुक ऑफ रेकॉर्ड लंडन'मध्ये झाली आहे. सर्व गायकांचं गायन पूर्ण झाल्यानंतर धर्मेंद्र देशमुख यांनी संविधान प्रस्तावनेच्या गायनाचा जागतिक विक्रम झाल्याची अधिकृत घोषणा केली. यानंतर कार्यक्रमाचे संकल्पक कबीर नाईकनवरे यांना आणि केंद्रीय मंत्री रामदास आठवले यांना प्रशस्तीपत्र प्रदान करण्यात आलं. हा महाविश्वविक्रम कोल्हापूरच्या सांस्कृतिक वारशासाठी एक नवीन शिखर ठरलं आहे. 'या' भाषांमध्ये झालं गायन : बहुभाषिक आणि सर्वसमावेशी सहभागात पार पडलेल्या या महागायनाच्या विश्वविक्रमात मराठी, हिंदी, इंग्रजी, आसामी, मैथिली, राजस्थानी, संस्कृत, भोजपुरी, उर्दू, नेपाळी, बंगाली, पंजाबी, सिंधी, ओडिया, कोकणी, गुजराती, पाली, कन्नड, तेलुगु आदी 20 भाषांमधून गायन सादर झालं. मुकबधिर व कर्णबधिर विद्यार्थ्यांनी सांकेतिक भाषेत केलेल्या गायनाला उपस्थित नागरिकांनी उभं राहून विशेष दाद दिली. हेही वाचा For All Latest Updates TAGGED: आज कुणाला मिळणार शुभफल, कुणाला लागणार चिंता? वाचा राशीभविष्य कबुतराची सुटका करताना विजेचा झटका बसून अग्निशमन जवानाचा मृत्यू, एक जवान जखमी नाशिक रिपाइंचे जिल्हाध्यक्ष प्रकाश लोंढे यांच्या कार्यालयात सापडलं भुयार आणि हत्यारे साताऱ्यातील भाजपा नेता अडचणीत, 112 कोटीच्यावर अपहार प्रकरणी शेखर चरेगावकर यांच्यासह ५० जणांवर गुन्हा दाखल फराळ निघाला लंडन, अमेरिका, युरोपला; महागाईमुळं फराळाच्या किंमतीत ४० टक्के वाढ, तरी पारंपरिक फराळाला मोठी मागणी ओप्पो फाइंड X9 सीरिज भारतात नोव्हेंबरमध्ये लाँच होणार; मीडियाटेक डायमेंसिटी 9500 सोबत भागीदारी मेटाचं इन्स्टाग्राम आणि फेसबुक रील्ससाठी हिंदी डबिंगसह AI फीचर लाँच सॅमसंगचा दिवाळीपूर्वीच धमाका : भारतात नवीन मिड-रेंज स्मार्टफोन गॅलक्सी M17 5G लाँच; जाणून घ्या, किंमत, वैशिष्ट्ये आणि ऑफर दिवाळी 2025 तारीख; जाणून घ्या पूजेची वेळ, पद्धत आणि नियम Copyright © 2025 Ushodaya Enterprises Pvt. Ltd., All Rights Reserved.</w:t>
       </w:r>
     </w:p>
     <w:p>
@@ -472,7 +348,7 @@
         <w:pStyle w:val="Heading3"/>
       </w:pPr>
       <w:r>
-        <w:t>Article 16</w:t>
+        <w:t>Article 12</w:t>
       </w:r>
     </w:p>
     <w:p>
@@ -484,7 +360,7 @@
       <w:r>
         <w:t xml:space="preserve">URL: </w:t>
       </w:r>
-      <w:hyperlink r:id="rId24">
+      <w:hyperlink r:id="rId20">
         <w:r>
           <w:rPr>
             <w:color w:val="0000FF"/>

--- a/Output/Prakash Abitkar/extracted_links_Prakash Abitkar_News_Content.docx
+++ b/Output/Prakash Abitkar/extracted_links_Prakash Abitkar_News_Content.docx
@@ -12,7 +12,7 @@
     </w:p>
     <w:p>
       <w:r>
-        <w:t>Title: Maha CM to develop a comprehensive policy for cancer treatment</w:t>
+        <w:t>Title: TRIPURATIMES</w:t>
       </w:r>
     </w:p>
     <w:p>
@@ -24,13 +24,13 @@
           <w:rPr>
             <w:color w:val="0000FF"/>
           </w:rPr>
-          <w:t>https://www.socialnews.xyz/2025/09/15/maha-cm-to-develop-a-comprehensive-policy-for-cancer-treatment/</w:t>
+          <w:t>https://tripuratimes.com/ttimes/maha-cm-to-develop-a-comprehensive-policy-for-cancer-treatment-31447.html</w:t>
         </w:r>
       </w:hyperlink>
     </w:p>
     <w:p>
       <w:r>
-        <w:t>Content: Home » HEALTH/MEDICINE » Maha CM to develop a comprehensive policy for cancer treatment Posted By: Gopi September 15, 2025 Mumbai, Sep 16 (SocialNews.XYZ) Maharashtra Chief Minister Devendra Fadnavis has directed the Medical Education and Drugs Department to prepare a policy to provide comprehensive cancer services to the people of the state. At the meeting, he said on Monday that it is necessary to set up cancer treatment centres at various levels for effective treatment of cancer. The Chief Minister also gave instructions to set up comprehensive cancer treatment services, diagnosis, day care radiotherapy and chemotherapy units in every district. He said that the incomplete construction of the Sant Tukadoji Maharaj Cancer Hospital building in Nagpur should be completed immediately. Necessary funds will be sought for this, he added. CM Fadnavis said that on behalf of Shri Sai Sansthan, an appeal will be made to Sai Sansthan for the construction of a state-of-the-art cancer hospital in Sainagar at Shirdi. He added that the needy people in the state should get immediate services for which a single cloud command centre should be established out of the three types of treatment centres. At the same time, patients fighting cancer should be provided with early diagnosis and effective treatment methods. The Chief Minister's instruction comes when the state Public Health Minister Prakash Abitkar in July said that the state government has proposed to construct two cancer hospitals in Aundh (Pune) and Nashik (Maharashtra) and eight district hospitals across the state to provide treatment to the rising number of patients and cut their expenses on expensive private healthcare services. Chief Minister Fadnavis said that the health department has submitted the proposal to Asian Development Bank for financial assistance of Rs 8,000 crore. Source: IANS Gopi Adusumilli is a Programmer. He is the editor of SocialNews.XYZ and President of AGK Fire Inc. He enjoys designing websites, developing mobile applications and publishing news articles on current events from various authenticated news sources. When it comes to writing he likes to write about current world politics and Indian Movies. His future plans include developing SocialNews.XYZ into a News website that has no bias or judgment towards any. He can be reached at gopi@socialnews.xyzMail | Web | Twitter Gopi Adusumilli is a Programmer. He is the editor of SocialNews.XYZ and President of AGK Fire Inc. He enjoys designing websites, developing mobile applications and publishing news articles on current events from various authenticated news sources. When it comes to writing he likes to write about current world politics and Indian Movies. His future plans include developing SocialNews.XYZ into a News website that has no bias or judgment towards any. He can be reached at gopi@socialnews.xyz Copyright 2025 | AGK FIRE INC| Terms of Service / Privacy Policy | Contact Us</w:t>
+        <w:t>Content: Maharashtra Chief Minister Devendra Fadnavis has directed the Medical Education and Drugs Department to prepare a policy to provide comprehensive cancer services to the people of the state. At the meeting, he said on Monday that it is necessary to set up cancer treatment centres at various levels for effective treatment of cancer. The Chief Minister also gave instructions to set up comprehensive cancer treatment services, diagnosis, day care radiotherapy and chemotherapy units in every district. He said that the incomplete construction of the Sant Tukadoji Maharaj Cancer Hospital building in Nagpur should be completed immediately. Necessary funds will be sought for this, he added. CM Fadnavis said that on behalf of Shri Sai Sansthan, an appeal will be made to Sai Sansthan for the construction of a state-of-the-art cancer hospital in Sainagar at Shirdi. He added that the needy people in the state should get immediate services for which a single cloud command centre should be established out of the three types of treatment centres. At the same time, patients fighting cancer should be provided with early diagnosis and effective treatment methods. The Chief Minister's instruction comes when the state Public Health Minister Prakash Abitkar in July said that the state government has proposed to construct two cancer hospitals in Aundh (Pune) and Nashik (Maharashtra) and eight district hospitals across the state to provide treatment to the rising number of patients and cut their expenses on expensive private healthcare services. Chief Minister Fadnavis said that the health department has submitted the proposal to Asian Development Bank for financial assistance of Rs 8,000 crore. 40, Akhaura Road, Agartala 799 001, Tripura, INDIA. Administrative Section: 0381-2315907 News Section: 0381-2329560 tripuratimesdigital@gmail.com © Tripuratimes.com. All Rights Reserved.</w:t>
       </w:r>
     </w:p>
     <w:p>
@@ -43,7 +43,7 @@
     </w:p>
     <w:p>
       <w:r>
-        <w:t>Title: शिवसेना ने पूरे पृष्ठ के विज्ञापनों और पहलों के साथ प्रधानमंत्री नरेंद्र मोदी का 75वां जन्मदिन मनाया</w:t>
+        <w:t>Title: Maha CM to develop a comprehensive policy for cancer treatment</w:t>
       </w:r>
     </w:p>
     <w:p>
@@ -55,13 +55,13 @@
           <w:rPr>
             <w:color w:val="0000FF"/>
           </w:rPr>
-          <w:t>https://hindi.oneindia.com/news/india/shiv-sena-celebrates-pm-narendra-modi-birthday-initiatives-011-1388481.html</w:t>
+          <w:t>https://www.thehawk.in/news/health/maha-cm-to-develop-a-comprehensive-policy-for-cancer-treatment</w:t>
         </w:r>
       </w:hyperlink>
     </w:p>
     <w:p>
       <w:r>
-        <w:t>Content: बुधवार को प्रधानमंत्री नरेंद्र मोदी के 75वें जन्मदिन पर, महाराष्ट्र के उपमुख्यमंत्री एकनाथ शिंदे ने {new india} बनाने के लिए उनके नेतृत्व और प्रतिबद्धता की सराहना की। शिंदे की पार्टी, शिवसेना, जो बीजेपी की एक प्रमुख सहयोगी है, ने इस अवसर को मनाने के लिए कई पहल कीं। शिवसेना ने प्रमुख समाचार पत्रों में पूरे पृष्ठ के विज्ञापन प्रकाशित किए, जिसमें प्रधानमंत्री को शुभकामनाएं दी गईं। शिवसेना मंत्रियों के नेतृत्व में विभिन्न सरकारी विभागों ने मोदी के जन्मदिन का सम्मान करने के लिए परियोजनाएं शुरू कीं। शिंदे के नेतृत्व वाले शहरी विकास विभाग ने नमो पार्कों के निर्माण के लिए नगरपालिका और शहर परिषदों को 1 करोड़ रुपये आवंटित करने की एक योजना की घोषणा की। इस पहल से 394 परिषदों को लाभ होगा। रोजगार गारंटी विभाग, जिसका नेतृत्व सेना मंत्री भरत गोगावले कर रहे हैं, ने 1,100 करोड़ रुपये की लागत से 5,106 किलोमीटर में फैले फार्म पहुंच मार्गों का उद्घाटन किया। इसके अतिरिक्त, स्कूल शिक्षा विभाग, मंत्री दादा भुसे के अधीन, 750 जिला परिषद स्कूलों को स्मार्ट कक्षाओं, विज्ञान प्रयोगशालाओं, कंप्यूटर लैब, पुस्तकालयों, खेल सुविधाओं और उन्नत डिजिटल उपकरणों से सुसज्जित मॉडल संस्थानों के रूप में विकसित करने की योजना बना रहा है। शिवसेना कैबिनेट सदस्य प्रकाश आबिटकर के नेतृत्व में सार्वजनिक स्वास्थ्य विभाग ने 75 स्वास्थ्य शिविरों और दंत शिविरों के आयोजन सहित 20 पहल शुरू कीं। उद्योग विभाग ने मंत्री उदय सामंत के नेतृत्व में नमो तकनीकी कौशल केंद्र, नमो ऑटोमोबाइल कौशल केंद्र, नमो टेक्सटाइल कौशल केंद्र और नमो सॉफ्ट स्किल डेवलपमेंट सेंटर की शुरुआत की। जल संरक्षण विभाग ने वाटरशेड डेवलपमेंट 2.0 योजना के हिस्से के रूप में 75 गांवों में नालों की गहराई बढ़ाने का काम किया है। इस विभाग का नेतृत्व मंत्री गुलाबराव पाटिल कर रहे हैं। इस बीच, परिवहन विभाग ने पार्टी मंत्री प्रताप सरनाईक के नेतृत्व में 75 बस डिपो में मुफ्त रीडिंग जॉइंट शुरू किए। ये पहल महाराष्ट्र में विभिन्न विकास परियोजनाओं के माध्यम से एक नए भारत के लिए प्रधानमंत्री मोदी के दृष्टिकोण का समर्थन करने के लिए शिवसेना की प्रतिबद्धता को दर्शाती हैं। With inputs from PTI</w:t>
+        <w:t>Content: Mumbai, Sep 16 (IANS) Maharashtra Chief Minister Devendra Fadnavis has directed the Medical Education and Drugs Department to prepare a policy to provide comprehensive cancer services to the people of the state. At the meeting, he said on Monday that it is necessary to set up cancer treatment centres at various levels for effective treatment of cancer. The Chief Minister also gave instructions to set up comprehensive cancer treatment services, diagnosis, day care radiotherapy and chemotherapy units in every district. He said that the incomplete construction of the Sant Tukadoji Maharaj Cancer Hospital building in Nagpur should be completed immediately. Necessary funds will be sought for this, he added. CM Fadnavis said that on behalf of Shri Sai Sansthan, an appeal will be made to Sai Sansthan for the construction of a state-of-the-art cancer hospital in Sainagar at Shirdi. He added that the needy people in the state should get immediate services for which a single cloud command centre should be established out of the three types of treatment centres. At the same time, patients fighting cancer should be provided with early diagnosis and effective treatment methods. The Chief Minister's instruction comes when the state Public Health Minister Prakash Abitkar in July said that the state government has proposed to construct two cancer hospitals in Aundh (Pune) and Nashik (Maharashtra) and eight district hospitals across the state to provide treatment to the rising number of patients and cut their expenses on expensive private healthcare services. Chief Minister Fadnavis said that the health department has submitted the proposal to Asian Development Bank for financial assistance of Rs 8,000 crore. --IANS sj/khz</w:t>
       </w:r>
     </w:p>
     <w:p>
@@ -74,6 +74,37 @@
     </w:p>
     <w:p>
       <w:r>
+        <w:t>Title: कोल्हापूरकरांची चंगळ! रानभाज्यांच्या 450 खाद्यकृतींमुळं जिल्हास्तरीय रानभाजी महोत्सवाला रंगत</w:t>
+      </w:r>
+    </w:p>
+    <w:p>
+      <w:r>
+        <w:t xml:space="preserve">URL: </w:t>
+      </w:r>
+      <w:hyperlink r:id="rId11">
+        <w:r>
+          <w:rPr>
+            <w:color w:val="0000FF"/>
+          </w:rPr>
+          <w:t>https://www.etvbharat.com/mr/!state/kolhapurs-wild-vegetable-festival-promotes-local-cuisine-and-women-culinary-talent-maharashtra-news-mhs25092003298</w:t>
+        </w:r>
+      </w:hyperlink>
+    </w:p>
+    <w:p>
+      <w:r>
+        <w:t>Content: महाराष्ट्र maharashtra ETV Bharat / state By ETV Bharat Marathi Team Published : September 20, 2025 at 6:17 PM IST Updated : September 20, 2025 at 8:28 PM IST कोल्हापूर : लोकसहभागातून उभ्या राहिलेल्या कृषी आणि खाद्यसंस्कृतीला अधोरेखित करणारा जिल्हास्तरीय रानभाजी महोत्सव कोल्हापुरात मोठ्या उत्साहात संपन्न झाला. राजारामपुरीतील व्ही. टी. पाटील सभागृहात आयोजित या कार्यक्रमाचं उद्घाटन सार्वजनिक आरोग्य व कुटुंब कल्याण मंत्री तथा पालकमंत्री प्रकाश आबिटकर यांच्या हस्ते झालं. महिलांच्या उत्सफूर्त सहभागामुळं रंगला महोत्सव : या रानभाज्या महोत्सवाचं खास आकर्षण ठरलं ते म्हणजे महिलांचा उत्स्फूर्त सहभाग. सुमारे 150 महिला बचत गट आणि 100 पेक्षा अधिक महिलांनी पाककला स्पर्धेत भाग घेत आरोग्यदायी आणि चवदार पदार्थ सादर केले. 450 हून अधिक खाद्यकृतींमुळं या महोत्सवाला खरी रंगत आली. स्पर्धांमध्ये रानभाजी मांडणी प्रकारात निता पडवळ यांनी प्रथम, राधानगरीतील कुडूत्री इथल्या महिला बचत गटानं दुसरा, तर कातळी इथल्या कविता जाधव यांनी तिसरा क्रमांक पटकावला. पिरळ राधानगरीच्या शितलाम बचत गटाला उत्तेजनार्थ पारितोषिक जाहीर झालं. शेवग्याच्या भाजीचं डेजर्ट : पाककला स्पर्धेत राधानगरीच्या पूजा पाटील यांनी प्रथम, हातकणंगले तालुक्यातील भादोले गावातील शोभादेवी पाटील यांनी दुसरा तर कदमवाडीतील राणी कदम यांनी तिसरा क्रमांक पटकावला. विशिष्ट कामगिरीबद्दल सर्वांना पालकमंत्री आबिटकर यांच्या हस्ते स्मृतिचिन्ह, प्रमाणपत्र आणि पुष्पगुच्छ देऊन गौरवण्यात आलं. प्रथम क्रमांक पटकावलेल्या राधानगरीच्या पूजा पाटील यांनी आगळंवेगळं शेवग्याचं डेजर्ट बनवलं होतं. तसंच भोपळ्याचे फ्रेंच फ्राईज असे अनोखे पदार्थ प्रदर्शनात आलेल्या नागरिकांना पाहायला मिळाले. प्रदर्शन पाहण्यासाठी विद्यार्थ्यांची गर्दी : रानभाज्या महोत्सवाला शालेय आणि महाविद्यालयीन विद्यार्थ्यांनी लावलेल्या उपस्थितीमुळं रानभाज्यांचे औषधी गुणधर्म आणि पोषण मूल्यांविषयी तरुणाईमध्ये जागरूकता निर्माण झाली. सुमारे 40 प्रजातींच्या रानभाज्यांचं प्रदर्शन विद्यार्थ्यांना आणि नागरिकांना निसर्गसंपत्तीची नवी ओळख करून देणारे ठरले. "रानभाज्या केवळ ग्रामीण भागापुरत्या मर्यादित न राहता राज्यभर पोहोचाव्यात, यासाठी हा महोत्सव राज्यस्तरावर घेण्यात यावा," - प्रकाश आबिटकर, मंत्री रानभाज्यांच्या मार्केटिंगचा नवा विचार : महोत्सवात बोलताना पालकमंत्री प्रकाश आबिटकर यांनी रानभाज्यांच्या प्रसाराला आवश्यक तेवढा बाजारपेठेचा आधार मिळालेला नाही, याबद्दल खंत व्यक्त केली. "या भाज्यांचा समावेश हॉटेल व्यवसायात करण्यासाठी जिल्ह्यातील हॉटेल असोसिएशनशी चर्चा करणार आहोत. रानभाज्यांमुळं आरोग्यदायी जीवनशैलीला चालना मिळेल,” असा विश्वास मंत्री प्रकाश आबिटकर यांनी व्यक्त केला. ‘रानभाजी इ-माहिती पुस्तिके’चे प्रकाशन : या महोत्सवानं केवळ खाद्यपदार्थांवर थांबण्याऐवजी व्यावसायिक बाबींनासुद्धा प्राधान्य दिलं. यावेळी ‘रानभाजी माहिती पुस्तिका’चं प्रकाशन करण्यात आलं. ऑनलाईन स्वरूपात ही माहिती पुस्तिका उपलब्ध असणार असून विविध रानभाज्यांची माहिती, त्यांचे आरोग्यवर्धक गुणधर्म आणि उपयोग अशी सर्व माहिती या पुस्तिकेमुळं सोप्या भाषेत उपलब्ध झाली आहे. पावसामुळं नागरिकांची तारांबळ : कोल्हापुरात पावसामुळं नागरिकांची तारांबळ उडाली. अशीच परिस्थिती रानभाजी महोत्सव आयोजित केलेल्या ठिकाणी पहायला मिळाली. रानभाज्यांचे स्टॉल हे हॉलच्या बाहेरदेखील मांडले होते. अचानक आलेल्या पावसामुळं अनेकांची तारांबळ उडाली. नागरिकांना चाखायला मिळाल्या रानभाज्या : कार्यक्रमास विभागीय कृषी सहसंचालक बसवराज मास्तोळी, जिल्हा कृषी अधिकारी व आत्मा प्रकल्प संचालक जालिंदर पांगरे, अधीक्षक कृषी अधिकारी अजय कुलकर्णी व रानभाजी तज्ज्ञ डॉ. शहाजी कुरणे यांची प्रमुख उपस्थिती होती. रानावनात पिकणाऱ्या अनेक दुर्मीळ भाज्यांची चव रानभाजी महोत्सवामुळं शहरात राहणाऱ्या नागरिकांना चाखायला मिळाली. हेही वाचा : For All Latest Updates TAGGED: नरक चतुर्दशी 2025; 'या' राशींसाठी शुभ संयोग, महादेवाची राहणार कृपा, वाचा राशीभविष्य महिला विश्वचषक 2025 : भारतीय महिला क्रिकेट संघाला सलग तिसऱ्या सामन्यात धक्का: इंग्लड संघाचा विजय शाहूवाडीत बिबट्याचा कहर ?; वृद्ध दाम्पत्याचा बळी, दिवाळीपूर्वी गावावर दु:खाचं सावट जेनयू विद्यार्थी संघर्ष : दिल्ली पोलिसांनी विद्यार्थी संघटनेच्या पदाधिकाऱ्यांना घेतलं ताब्यात ‘इडा, पीडा टळो आणि बळीचं राज्य येवो’; काय आहे बलिप्रतिपदेचा शुभ मुहूर्त आणि महत्त्व?, दिवाळी पाडवा म्हणजे काय? दिवाळी 2025 : iPhone 16 Pro वर मोठी सवलत, फ्लिपकार्ट ते क्रोमा पर्यंत सर्वोत्तम डील्स OnePlus Ace 6 : लवकरच 7,800mAh बॅटरीसह लॉंच होण्याची शक्यता ओप्पो फाइंड X9 सीरिज भारतात नोव्हेंबरमध्ये लाँच होणार; मीडियाटेक डायमेंसिटी 9500 सोबत भागीदारी मेटाचं इन्स्टाग्राम आणि फेसबुक रील्ससाठी हिंदी डबिंगसह AI फीचर लाँच Copyright © 2025 Ushodaya Enterprises Pvt. Ltd., All Rights Reserved.</w:t>
+      </w:r>
+    </w:p>
+    <w:p>
+      <w:pPr>
+        <w:pStyle w:val="Heading3"/>
+      </w:pPr>
+      <w:r>
+        <w:t>Article 4</w:t>
+      </w:r>
+    </w:p>
+    <w:p>
+      <w:r>
         <w:t>Title: Kolhpur News: भाजप, शिवसेना अन् ठाकरेंच्या सेनेत गटबाजी संपेना, इच्छुकांची मुस्कटदाबी; कोल्हापुरच्या राजकारणात नेमकं काय सुरु?</w:t>
       </w:r>
     </w:p>
@@ -81,7 +112,7 @@
       <w:r>
         <w:t xml:space="preserve">URL: </w:t>
       </w:r>
-      <w:hyperlink r:id="rId11">
+      <w:hyperlink r:id="rId12">
         <w:r>
           <w:rPr>
             <w:color w:val="0000FF"/>
@@ -100,7 +131,7 @@
         <w:pStyle w:val="Heading3"/>
       </w:pPr>
       <w:r>
-        <w:t>Article 4</w:t>
+        <w:t>Article 5</w:t>
       </w:r>
     </w:p>
     <w:p>
@@ -112,7 +143,7 @@
       <w:r>
         <w:t xml:space="preserve">URL: </w:t>
       </w:r>
-      <w:hyperlink r:id="rId12">
+      <w:hyperlink r:id="rId13">
         <w:r>
           <w:rPr>
             <w:color w:val="0000FF"/>
@@ -131,7 +162,69 @@
         <w:pStyle w:val="Heading3"/>
       </w:pPr>
       <w:r>
-        <w:t>Article 5</w:t>
+        <w:t>Article 6</w:t>
+      </w:r>
+    </w:p>
+    <w:p>
+      <w:r>
+        <w:t>Title: प्रधानमंत्री जन आरोग्य योजना आणि महात्मा फुले जन आरोग्य योजनेतील उपचारांची संख्या तब्बल 1043 ने वाढविणार!!</w:t>
+      </w:r>
+    </w:p>
+    <w:p>
+      <w:r>
+        <w:t xml:space="preserve">URL: </w:t>
+      </w:r>
+      <w:hyperlink r:id="rId14">
+        <w:r>
+          <w:rPr>
+            <w:color w:val="0000FF"/>
+          </w:rPr>
+          <w:t>https://thefocusindia.com/maharashtra-news/pradhan-mantri-jan-arogya-284260/amp/</w:t>
+        </w:r>
+      </w:hyperlink>
+    </w:p>
+    <w:p>
+      <w:r>
+        <w:t>Content: विशेष प्रतिनिधी मुंबई : प्रधानमंत्री जन आरोग्य योजना आणि महात्मा ज्योतिराव फुले जन आरोग्य योजनेतील उपचारांची संख्या 1356 वरून 2399 पर्यंत वाढविण्यात येणार आहे. मुख्यमंत्री देवेंद्र फडणवीस यांच्या अध्यक्षतेखाली आज मुंबई येथे एकत्रित आयुष्मान भारत – प्रधानमंत्री जन आरोग्य योजना आणि महात्मा ज्योतिराव फुले जन आरोग्य योजनेच्या अंमलबजावणीच्या धोरणात्मक बाबींवर निर्णय घेण्याकरीता गठीत राज्य आरोग्य हमी सोसायटी नियामक परिषदेची बैठक संपन्न झाली. एकत्रित आयुष्मान भारत प्रधानमंत्री जन आरोग्य योजना आणि महात्मा ज्योतिराव फुले जनआरोग्य योजनेमध्ये राज्यात नवीन 2399 उपचारांना तसेच ₹5 लाखांपेक्षा जास्त रक्कमेच्या अवयव प्रत्यारोपणाच्या उपचारांसाठी कॉर्पस फंड निर्माण करण्यास बैठकीत मान्यता देण्यात आली. या कॉर्पस फंड निधीतून हृदयप्रत्यारोपण, फुफ्फुस प्रत्यारोपण, किडनी प्रत्यारोपण, बोन मॅरो प्रत्यारोपण आदी सह 9 विविध उपचारांची शिफारस यावेळी मान्य करण्यात आली. यासंदर्भात मुख्यमंत्री फडणवीस म्हणाले की, महात्मा ज्योतिराव फुले जन आरोग्य योजना आणि प्रधानमंत्री जन आरोग्य योजना या दोन्ही योजनेत सुचीबद्ध असलेल्या रुग्णालयांचे तालुकानिहाय मॅपिंग करावे. संबंधित तालुक्यात 30 खाटांचे एकही रुग्णालय नसल्यास, अशा ठिकाणी उपलब्ध असलेल्या रुग्णालयात योजनेचा लाभ देऊन त्यांच्या देयकाच्या अदागीची वेगळी व्यवस्था निर्माण करावी. तसेच अशा तालुक्यामध्ये 30 खाटांचे रुग्णालय सुरु करण्यासाठी खाजगी रुग्णालयांना आमंत्रित करून सुविधा द्याव्यात. या योजनेच्या प्रभावी अंमलबजावणीसाठी ग्रामीण भागात आरोग्य मित्रांची संख्या वाढवावी. जन आरोग्य योजनेत समाविष्ट असलेल्या रुग्णालयांना त्यांची देयके वेळेत देण्यात यावीत. जेणेकरून ती रुग्णालये रुग्णांना दर्जेदार उपचार देतील. तसेच या योजनेतील उपचार, रुग्णालये, लाभ यांची माहिती मिळण्यासाठी कृत्रिम बुद्धिमत्तेवर आधारित ॲप तयार करावे. त्यामध्ये चॅटबॉटद्वारे सर्व माहिती मिळण्याची व्यवस्था करावी. आरोग्य विभागाने गेल्या 6 महिन्यात अत्यंत गतीने कामात सुधारणा करून उत्तम काम केले आहे. योजनेच्या अंमलाबजावणीसाठी अधिक गतीने व पारदर्शकपणे काम करावे, जेणेकरून पुढील काळात देशातील पहिल्या तीनमध्ये राज्याचा क्रमांक येईल, असे मुख्यमंत्री फडणवीस यावेळी म्हणाले. बैठकीत घेण्यात आलेले अन्य महत्वाचे निर्णय : ✅प्राथमिक आरोग्य केंद्रस्तरावर करता येऊ शकतील अशा 25 उपचारांचा योजनेत समावेश ✅सर्व ग्रामीण आणि शहरी प्राथमिक आरोग्य केंद्रे योजनेत समाविष्ट करण्यात येणार ✅उपचारांच्या दर निश्चितीला मान्यता ✅वैद्यकीय उपचारांची मार्गदर्शक तत्त्वे निर्गमित करण्यास मान्यता ✅रुग्णालयांना श्रेणीनुसार दर देण्याची पद्धत बंद करून राष्ट्रीय आरोग्य प्राधिकरणाच्या धोरणानुसार गुणवत्ता प्रमाणपत्र धारक रुग्णालयांना आणि आकांक्षित जिल्ह्यातील रुग्णालयांना प्रोत्साहनपर अधिकची रक्कम देण्यात येणार ✅योजनेअंतर्गत सार्वजनिक आरोग्य, वैद्यकिय शिक्षण, नगर विकास विभागांच्या रुग्णालयांचा सहभाग वाढविण्यासाठी सूचना निर्गमित करण्यात येणार ✅समग्र यादीतील राज्याचे 438 उपचार टीएमएस 2.0 प्रणालीशी सुसंगत करण्यात येणार यावेळी मंत्री छगन भुजबळ, मंत्री संजय शिरसाट, राज्यमंत्री माधुरी मिसाळ आणि संबंधित अधिकारी उपस्थित होते तर मंत्री प्रकाश आबिटकर, मंत्री अदिती तटकरे हे दूरदृश्य प्रणालीद्वारे उपस्थित होते. महत्वाच्या बातम्या Technical by Swaraj IT Services</w:t>
+      </w:r>
+    </w:p>
+    <w:p>
+      <w:pPr>
+        <w:pStyle w:val="Heading3"/>
+      </w:pPr>
+      <w:r>
+        <w:t>Article 7</w:t>
+      </w:r>
+    </w:p>
+    <w:p>
+      <w:r>
+        <w:t>Title: मुख्यमंत्री समृद्ध पंचायतराज अभियान लोकचळवळ बनवावी : ग्रामविकास मंत्री गोरे</w:t>
+      </w:r>
+    </w:p>
+    <w:p>
+      <w:r>
+        <w:t xml:space="preserve">URL: </w:t>
+      </w:r>
+      <w:hyperlink r:id="rId15">
+        <w:r>
+          <w:rPr>
+            <w:color w:val="0000FF"/>
+          </w:rPr>
+          <w:t>https://pudhari.news/maharashtra/kolhapur/cm-samruddha-panchayatraj-campaign-should-become-mass-movement-says-rural-development-minister-gore-ap84</w:t>
+        </w:r>
+      </w:hyperlink>
+    </w:p>
+    <w:p>
+      <w:r>
+        <w:t>Content: कोल्हापूर : समृद्धीसाठी आणि विकासाला गती देण्यासाठी प्रत्येक गावाने सहभागी होऊन मुख्यमंत्री समृद्ध पंचायतराज अभियान लोकचळवळ बनविण्याचा प्रयत्न करावा, असे आवाहन ग्रामविकास मंत्री जयकुमार गोरे यांनी केले. 5 कोटी बक्षीस देणारे देशातील हे एकमेव अभियान आहे. प्रत्येक गाव समृद्ध झाले, तर राज्यही समृद्ध होईल, असेही ते म्हणाले. मुख्यमंत्री समृद्ध पंचायतराज अभियाना अंतर्गत सोमवारी जिल्हास्तरीय कार्यशाळेचे आयोजन मंत्री गोरे यांच्या अध्यक्षतेखाली करण्यात आले होते. पालकमंत्री प्रकाश आबिटकर यांच्या हस्ते कार्यशाळेचे उद्घाटन करण्यात आले. यावेळी मंत्री गोरे बोलत होते. कार्यशाळेस सरपंच, ग्रामसेवक, गटविकास अधिकारी उपस्थित होते. केंद्र आणि राज्य सरकारच्या सर्व योजनांची प्रभावी अंमलबजावणी केल्यास गावाचा सर्वांगीण विकास होईल, येत्या 90 दिवसांत सर्व योजनांची यशस्वी अंमलबजावणी करून कोल्हापूर जिल्ह्याने अग्रस्थान मिळवावे, असेही गोरे म्हणाले. समृद्ध पंचायतराज अभियान गावासह लोकप्रतिनिधींसाठी अत्यंत महत्त्वाचे असल्याने अभियानात सर्वांनी सहभागी व्हावे, समृद्ध शाळांसाठी 78 कोटी रुपये, तर पुढील कालावधीसाठी 600 कोटी रुपये मंजूर झाले असून, समृद्ध प्राथमिक आरोग्य केंद्रांसाठीही मोठी तरतूद करण्यात येत असल्याचेही ते म्हणाले. समृद्ध पंचायत राज अभियानाच्या माध्यमातून शहराला लाजवतील अशा प्रकारची गावे करावीत, असे आवाहन खा. धनंजय महाडिक म्हणाले. मुख्य कार्यकारी अधिकारी कार्तिकेयन एस. यांनी स्वागत केले. यावेळी आ. राहुल आवाडे, आ. शिवाजी पाटील, जिल्हाधिकारी अमोल येडगे, अपर आयुक्त नितीन माने, अतिरिक्त मुख्य कार्यकारी अधिकारी संतोष जोशी यांच्यासह जि. प. चे विभागप्रमुख उपस्थित होते. उपमुख्य कार्यकारी अधिकारी जयवंत उगले यांनी आभार मानले. दरम्यान, जिल्हास्तरीय आर. आर. (आबा) पाटील सुंदर गाव पुरस्कारांचे वितरण, डॉ. मल्लिनाथ कलशेट्टी यांच्या ‘मी विकास यात्री’चे प्रकाशन, ‘सुंदर माझे घरकुल’ स्पर्धेची घोषणा आणि ‘स्वच्छता ही सेवा’ या उपक्रमाचा प्रारंभ याप्रसंगी केला. 'Pudhari' is excited to announce the relaunch of its Android and iOS apps. Stay updated with the latest news at your fingertips. Android and iOS Download now and stay updated, anytime, anywhere. Pudhari Publications Private Limited</w:t>
+      </w:r>
+    </w:p>
+    <w:p>
+      <w:pPr>
+        <w:pStyle w:val="Heading3"/>
+      </w:pPr>
+      <w:r>
+        <w:t>Article 8</w:t>
       </w:r>
     </w:p>
     <w:p>
@@ -143,7 +236,7 @@
       <w:r>
         <w:t xml:space="preserve">URL: </w:t>
       </w:r>
-      <w:hyperlink r:id="rId13">
+      <w:hyperlink r:id="rId16">
         <w:r>
           <w:rPr>
             <w:color w:val="0000FF"/>
@@ -162,7 +255,69 @@
         <w:pStyle w:val="Heading3"/>
       </w:pPr>
       <w:r>
-        <w:t>Article 6</w:t>
+        <w:t>Article 9</w:t>
+      </w:r>
+    </w:p>
+    <w:p>
+      <w:r>
+        <w:t>Title: पाच कोटी रुपयांच्या बक्षीसाचे पंचायतराज अभियान हे देशातील एकमेव-जयकुमार गोरे</w:t>
+      </w:r>
+    </w:p>
+    <w:p>
+      <w:r>
+        <w:t xml:space="preserve">URL: </w:t>
+      </w:r>
+      <w:hyperlink r:id="rId17">
+        <w:r>
+          <w:rPr>
+            <w:color w:val="0000FF"/>
+          </w:rPr>
+          <w:t>https://maharashtranews1.com/The-Panchayati-Raj-campaign-with-a-prize-of-five-crore-rupees-is-the-only-one-in-the-country---Jaykumar-Gore</w:t>
+        </w:r>
+      </w:hyperlink>
+    </w:p>
+    <w:p>
+      <w:r>
+        <w:t>Content: schedule15 Sep 25 person by visibility 199 categoryजिल्हा परिषद महाराष्ट्र न्यूज वन प्रतिनिधी, कोल्हापूर : गाव समृद्ध आणि विकासाला गती मिळण्यासाठी लोकसहभागातून आणि लोकचळवळीतूनच खरा बदल घडेल. मुख्यमंत्री समृद्ध पंचायतराज अभियानात प्रत्येक गावाने सहभाग नोंदवून बक्षिसासाठी नव्हे, तर गावाच्या विकासासाठी काम करावे, पाच कोटी रुपये बक्षीस देणारे हे देशातील एकमेव अभियान आहे. प्रत्येक गाव समृद्ध झाले, तर राज्यही समृद्ध होईल.’ असे आवाहन ग्रामविकासमंत्री जयकुमार गोरे यांनी केले. कोल्हापूर येथे आयोजित मुख्यमंत्री समृद्ध पंचायतराज अभियानाच्या जिल्हास्तरीय कार्यशाळेत ते बोलत होते. कार्यशाळेचे उद्घाटन पालकमंत्री प्रकाश आबिटकर यांच्या हस्ते झाले. यावेळी खासदार धनंजय महाडिक, आमदार राहूल आवाडे, जिल्हाधिकारी अमोल येडगे, सेवानिवृत्त वरिष्ठ अधिकारी डॉ. मल्लिनाथ कलशेट्टी, मुख्य कार्यकारी अधिकारी कार्तिकेयन एस., अपर आयुक्त नितीन माने, अतिरिक्त मुख्य कार्यकारी अधिकारी संतोष जोशी उपस्थित होते. पालकमंत्री प्रकाश आबिटकर यांनी, गावातील विकास प्रक्रियेला बळ देणाऱ्या विविध योजनांची माहिती दिली. जिल्ह्यातील मंजूर घरकुलांच्या बांधकामातील अडचणी सोडवून येत्या २६ जानेवारी रोजी ५० हजार लाभार्थ्यांना घरांच्या चाव्या प्रदान करण्यात येतील. समृद्ध शाळांसाठी ७८ कोटी रुपये, तर पुढील कालावधीसाठी 600 कोटी रुपये मंजूर झाले असून, समृद्ध प्राथमिक आरोग्य केंद्रांसाठीही मोठी तरतूद करण्यात आली आहे, अशी माहिती दिली. कार्यशाळेत प्रारंभी जिल्हास्तरीय आर. आर. पाटील सुंदर गाव पुरस्कारांचे वितरण झाले. मुख्यमंत्री समृद्ध पंचायतराज अभियान वाचन साहित्याचे प्रकाशन, डॉ. कलशेट्टी यांच्या ‘मी विकास यात्री’ पुस्तकाचे प्रकाशन, ‘सुंदर माझे घरकुल’ स्पर्धेची घोषणा आणि ‘स्वच्छता ही सेवा’ उपक्रमाचा शुभारंभ करण्यात आला. खासदार धनंजय महाडिक यांनी केंद्र आणि राज्य सरकारच्या ११० ग्रामविकास योजनांची यशस्वी अंमलबजावणी करून विकासाला गती देण्याचे आवाहन केले. मुख्य कार्यकारी अधिकारी कार्तिकेयन एस. यांनी प्रास्ताविकात अभियानाची सविस्तर माहिती दिली. मुख्यमंत्री समृद्ध पंचायतराज अभियान सतरा सप्टेंबर ते ३१ डिसेंबर २०२५ या कालावधीत राबवण्यात येणाऱ्या या अभियानाची पूर्वतयारी एक ऑगस्ट २०२५ पासून सुरू आहे. व्यासपीठावर ग्रामीण विकास यंत्रणा प्रकल्प संचालक सुषमा देसाई, सामान्य प्रशासन विभागाचे उपमुख्य कार्यकारी अधिकारी ओमप्रकाश यादव, ग्रामपंचायत विभागाचे उपमुख्य कार्यकारी अधिकारी जयवंत उगले आदी उपस्थित होते. schedule19 Oct 25 person by visibility 59 schedule19 Oct 25 person by visibility 171 schedule18 Oct 25 person by visibility 53 schedule18 Oct 25 person by visibility 67 schedule18 Oct 25 person by visibility 1048 schedule06 Jul 20 person by visibility 528880 schedule05 Jul 23 person by visibility 34185 schedule07 Jul 24 person by visibility 26303 schedule22 Jul 24 person by visibility 25128 schedule29 Dec 21 person by visibility 24889</w:t>
+      </w:r>
+    </w:p>
+    <w:p>
+      <w:pPr>
+        <w:pStyle w:val="Heading3"/>
+      </w:pPr>
+      <w:r>
+        <w:t>Article 10</w:t>
+      </w:r>
+    </w:p>
+    <w:p>
+      <w:r>
+        <w:t>Title: Public Health Scheme: महात्मा ज्योतिराव फुले जनआरोग्य योजनेत मोठा बदल; सरकारकडून नवा निर्णय जाहीर</w:t>
+      </w:r>
+    </w:p>
+    <w:p>
+      <w:r>
+        <w:t xml:space="preserve">URL: </w:t>
+      </w:r>
+      <w:hyperlink r:id="rId18">
+        <w:r>
+          <w:rPr>
+            <w:color w:val="0000FF"/>
+          </w:rPr>
+          <w:t>https://marathi.timesnownews.com/maharashtra/major-update-government-announces-significant-reforms-in-the-mahatma-jyotirao-phule-jan-arogya-yojana-health-scheme-article-152828817</w:t>
+        </w:r>
+      </w:hyperlink>
+    </w:p>
+    <w:p>
+      <w:r>
+        <w:t>Content: थीम Updated Sep 16, 2025, 14:03 IST महात्मा ज्योतिराव फुले जनआरोग्य योजनेत मोठा बदल FASTag Annual Pass: यंदाच्या दिवाळीत प्रियजनांना भेट द्या फास्टटॅगचा वार्षिक पास; NHAI चं नवं फीचर, जाणून घ्या कसं कराल गिफ्ट Amazon Diwali Sale: भन्नाट ऑफर! सॅमसंगच्या 'या' दमदार फोनवर तब्बल 19000 रुपयांचा Discount ट्रेनमधील फूड कंटेनर पुन्हा वापरले जातात? VIDEO मुळे खळबळ, व्हायरल पोस्टमागचं सत्य नेमकं काय? Aajche Rashi Bhavishya: नरक चतुर्दशीचा दिवस कोणाच्या आयुष्यातील कष्ट दूर करणार? वाचा तुमचे राशीभविष्य दिवाळीत मिठाई खाताय? काजू कतलीपासून गुलाबजामपर्यंत एका तुकड्यात किती कॅलरी असतात? जाणून घ्या Saptahik Rashibhavisya In Marathi: सोमवारनंतरचा काळ प्रगतीचा, वाचा प्रकाशोत्सवाचा हा आठवडा कोणासाठी धनलाभ घेऊन येणार? BMC Housing Lottery 2025: मुंबईत स्वस्त आणि मस्त घर; BMC च्या लॉटरीतील सर्वात स्वस्त 1 BHK, किंमत.... Narak Chaturdashi 2025 Shubh Muhurta: नरक चतुर्दशीला किती वाजता कराल अभ्यंग स्नान? येथे पाहा शुभ मुहूर्त विवेक भोर, हे सध्या टाइम्स नाऊ डिजिटलमध्ये सीनिअर करस्पॉडन्ट या पदावर काम करत आहेत. मीडियात 14 वर्षांहून अधिक काम केल्याचा त्यांना अनुभव आहे. त्यांनी ...अधिक पiहा marathi news maharashtra Follow us : © 2025 Bennett, Coleman &amp; Company Limited</w:t>
+      </w:r>
+    </w:p>
+    <w:p>
+      <w:pPr>
+        <w:pStyle w:val="Heading3"/>
+      </w:pPr>
+      <w:r>
+        <w:t>Article 11</w:t>
       </w:r>
     </w:p>
     <w:p>
@@ -174,7 +329,7 @@
       <w:r>
         <w:t xml:space="preserve">URL: </w:t>
       </w:r>
-      <w:hyperlink r:id="rId14">
+      <w:hyperlink r:id="rId19">
         <w:r>
           <w:rPr>
             <w:color w:val="0000FF"/>
@@ -193,69 +348,7 @@
         <w:pStyle w:val="Heading3"/>
       </w:pPr>
       <w:r>
-        <w:t>Article 7</w:t>
-      </w:r>
-    </w:p>
-    <w:p>
-      <w:r>
-        <w:t>Title: Deputy CM Shri Eknath Shinde Launches State-Level ‘Swasth Nari Sashakt Parivar Abhiyaan’ in Maharashtra</w:t>
-      </w:r>
-    </w:p>
-    <w:p>
-      <w:r>
-        <w:t xml:space="preserve">URL: </w:t>
-      </w:r>
-      <w:hyperlink r:id="rId15">
-        <w:r>
-          <w:rPr>
-            <w:color w:val="0000FF"/>
-          </w:rPr>
-          <w:t>https://www.pib.gov.in/PressReleasePage.aspx?PRID=2167743</w:t>
-        </w:r>
-      </w:hyperlink>
-    </w:p>
-    <w:p>
-      <w:r>
-        <w:t>Content: Mumbai, 17 September 2025 Deputy Chief Minister of Maharashtra Shri Eknath Shinde today launched the state-level ‘Swasth Nari Sashakt Parivar Abhiyaan’ at Yashwantrao Chavan Centre, Mumbai. The Abhiyaan, inaugurated nationally by Prime Minister Shri Narendra Modi from Dhar, Madhya Pradesh, marks a nationwide campaign dedicated to women’s health and empowerment, from September 17 to October 2, 2025, coinciding with the Prime Minister’s 75th birthday celebrations. Union MoS (I/C) for AYUSH and MoS for Health and Family Welfare Shri Prataprao Jadhav and MoS Dr. Ramdas Athawale were present on the occasion. The dignitaries virtually joined the program that was held at Dhar, Madhya Pradesh, where Prime Minister Shri Narendra Modi laid the foundation stone and inaugurated various development works. Addressing the gathering, the Prime Minister bowed at the feet of Goddess of Knowledge—Vagdevi, the revered mother of Dhar Bhojshala. Adding that today marks the birth anniversary of Lord Vishwakarma, the divine architect and deity of skill and creation, Shri Modi offered salutations to Lord Vishwakarma. He also paid respects to the crores of brothers and sisters who are engaged in nation-building through their craftsmanship and dedication. On this occasion, Shri Shinde suggested that the campaign should not remain limited to a fortnight but be continued throughout the year to maximize its impact. “Women often dedicate themselves to caring for their families and ignore their own health. Through this Abhiyaan, millions of women will get access to timely health check-ups and preventive care. Early detection of diseases is crucial, and strengthening health services is a continuous process, not a short-term exercise,” he said. Marking the Prime Minister’s birthday, several initiatives were launched in the state including blood donation camps, employment guarantee works, and awareness programmes across schools and communities. Shri Shinde also informed that efforts are underway to develop model schools, establish Namo Gardens in urban local bodies, and implement water supply schemes and farmer support programmes. He added that new skill centres are being set up in sectors such as automobile, agriculture, and allied industries, while international outreach initiatives are being undertaken through the Marathi Language Department. On this occasion, the song ‘Tu Bharat Mata Ki Shaan Hai’, conceived by Deputy Chief Minister Shri Eknath Shinde, was unveiled to mark the Prime Minister’s birthday. Along with this, a coffee table book named 'The Rising Bharat: Virasat to Vikas' authored by MP Shri Shrikant Shinde and Dr. Amol Shinde was also released. Out of the 75 ambulances to be provided by the state's Public Health Department, five ambulances were distributed on a representative basis. Speaking at the event, Union Minister of State (Independent Charge) for Ayush Shri Prataprao Jadhav underlined Prime Minister Shri Narendra Modi’s vision of building a disease-free India. He said that the ancient Indian art of Yoga received global recognition due to the Prime Minister’s efforts, with International Day of Yoga celebrated annually on 21st June. He also noted that the launch of the Ayush Ministry in 2014 gave a strong push to traditional medicine. The Minister highlighted major health reforms including the establishment of new AIIMS across the country, expansion of MBBS and PG medical seats, and the Ayushman Bharat Pradhan Mantri Jan Aarogya Yojana launched in 2018, which provides free healthcare coverage to millions of underprivileged families. Senior citizens above 70 years are also receiving an additional Rs. 5 lakh support for treatment. Shri Jadhav recalled India’s leadership during the COVID-19 pandemic, when the country not only vaccinated its citizens but also supplied vaccines to many nations under the Vaccine Maitri initiative. He further stated that Maharashtra, in collaboration with the Centre, is making significant contributions in healthcare, including plans to establish an ICMR Research Centre. He expressed confidence that Maharashtra would lead the nation in screening the maximum number of women under the Abhiyaan. The event was also addressed by Union Minister of State for Social Justice and Empowerment Dr. Ramdas Athawale, Maharashtra Health Minister Shri Prakash Abitkar, and Women and Child Development Minister Smt. Aditi Tatkare. Several senior officials from the Union and State Governments were present. * * * PIB Mumbai | SC/DR Follow us on social media:@PIBMumbai /PIBMumbai /pibmumbai pibmumbai[at]gmail[dot]com /PIBMumbai /pibmumbai Mumbai, 17 September 2025 Deputy Chief Minister of Maharashtra Shri Eknath Shinde today launched the state-level ‘Swasth Nari Sashakt Parivar Abhiyaan’ at Yashwantrao Chavan Centre, Mumbai. The Abhiyaan, inaugurated nationally by Prime Minister Shri Narendra Modi from Dhar, Madhya Pradesh, marks a nationwide campaign dedicated to women’s health and empowerment, from September 17 to October 2, 2025, coinciding with the Prime Minister’s 75th birthday celebrations. Union MoS (I/C) for AYUSH and MoS for Health and Family Welfare Shri Prataprao Jadhav and MoS Dr. Ramdas Athawale were present on the occasion. The dignitaries virtually joined the program that was held at Dhar, Madhya Pradesh, where Prime Minister Shri Narendra Modi laid the foundation stone and inaugurated various development works. Addressing the gathering, the Prime Minister bowed at the feet of Goddess of Knowledge—Vagdevi, the revered mother of Dhar Bhojshala. Adding that today marks the birth anniversary of Lord Vishwakarma, the divine architect and deity of skill and creation, Shri Modi offered salutations to Lord Vishwakarma. He also paid respects to the crores of brothers and sisters who are engaged in nation-building through their craftsmanship and dedication. On this occasion, Shri Shinde suggested that the campaign should not remain limited to a fortnight but be continued throughout the year to maximize its impact. “Women often dedicate themselves to caring for their families and ignore their own health. Through this Abhiyaan, millions of women will get access to timely health check-ups and preventive care. Early detection of diseases is crucial, and strengthening health services is a continuous process, not a short-term exercise,” he said. Marking the Prime Minister’s birthday, several initiatives were launched in the state including blood donation camps, employment guarantee works, and awareness programmes across schools and communities. Shri Shinde also informed that efforts are underway to develop model schools, establish Namo Gardens in urban local bodies, and implement water supply schemes and farmer support programmes. He added that new skill centres are being set up in sectors such as automobile, agriculture, and allied industries, while international outreach initiatives are being undertaken through the Marathi Language Department. On this occasion, the song ‘Tu Bharat Mata Ki Shaan Hai’, conceived by Deputy Chief Minister Shri Eknath Shinde, was unveiled to mark the Prime Minister’s birthday. Along with this, a coffee table book named 'The Rising Bharat: Virasat to Vikas' authored by MP Shri Shrikant Shinde and Dr. Amol Shinde was also released. Out of the 75 ambulances to be provided by the state's Public Health Department, five ambulances were distributed on a representative basis. Speaking at the event, Union Minister of State (Independent Charge) for Ayush Shri Prataprao Jadhav underlined Prime Minister Shri Narendra Modi’s vision of building a disease-free India. He said that the ancient Indian art of Yoga received global recognition due to the Prime Minister’s efforts, with International Day of Yoga celebrated annually on 21st June. He also noted that the launch of the Ayush Ministry in 2014 gave a strong push to traditional medicine. The Minister highlighted major health reforms including the establishment of new AIIMS across the country, expansion of MBBS and PG medical seats, and the Ayushman Bharat Pradhan Mantri Jan Aarogya Yojana launched in 2018, which provides free healthcare coverage to millions of underprivileged families. Senior citizens above 70 years are also receiving an additional Rs. 5 lakh support for treatment. Shri Jadhav recalled India’s leadership during the COVID-19 pandemic, when the country not only vaccinated its citizens but also supplied vaccines to many nations under the Vaccine Maitri initiative. He further stated that Maharashtra, in collaboration with the Centre, is making significant contributions in healthcare, including plans to establish an ICMR Research Centre. He expressed confidence that Maharashtra would lead the nation in screening the maximum number of women under the Abhiyaan. The event was also addressed by Union Minister of State for Social Justice and Empowerment Dr. Ramdas Athawale, Maharashtra Health Minister Shri Prakash Abitkar, and Women and Child Development Minister Smt. Aditi Tatkare. Several senior officials from the Union and State Governments were present. * * * PIB Mumbai | SC/DR Follow us on social media:@PIBMumbai /PIBMumbai /pibmumbai pibmumbai[at]gmail[dot]com /PIBMumbai /pibmumbai</w:t>
-      </w:r>
-    </w:p>
-    <w:p>
-      <w:pPr>
-        <w:pStyle w:val="Heading3"/>
-      </w:pPr>
-      <w:r>
-        <w:t>Article 8</w:t>
-      </w:r>
-    </w:p>
-    <w:p>
-      <w:r>
-        <w:t>Title: मुख्यमंत्री समृद्ध पंचायतराज अभियान लोकचळवळ बनवावी : ग्रामविकास मंत्री गोरे</w:t>
-      </w:r>
-    </w:p>
-    <w:p>
-      <w:r>
-        <w:t xml:space="preserve">URL: </w:t>
-      </w:r>
-      <w:hyperlink r:id="rId16">
-        <w:r>
-          <w:rPr>
-            <w:color w:val="0000FF"/>
-          </w:rPr>
-          <w:t>https://pudhari.news/maharashtra/kolhapur/cm-samruddha-panchayatraj-campaign-should-become-mass-movement-says-rural-development-minister-gore-ap84</w:t>
-        </w:r>
-      </w:hyperlink>
-    </w:p>
-    <w:p>
-      <w:r>
-        <w:t>Content: कोल्हापूर : समृद्धीसाठी आणि विकासाला गती देण्यासाठी प्रत्येक गावाने सहभागी होऊन मुख्यमंत्री समृद्ध पंचायतराज अभियान लोकचळवळ बनविण्याचा प्रयत्न करावा, असे आवाहन ग्रामविकास मंत्री जयकुमार गोरे यांनी केले. 5 कोटी बक्षीस देणारे देशातील हे एकमेव अभियान आहे. प्रत्येक गाव समृद्ध झाले, तर राज्यही समृद्ध होईल, असेही ते म्हणाले. मुख्यमंत्री समृद्ध पंचायतराज अभियाना अंतर्गत सोमवारी जिल्हास्तरीय कार्यशाळेचे आयोजन मंत्री गोरे यांच्या अध्यक्षतेखाली करण्यात आले होते. पालकमंत्री प्रकाश आबिटकर यांच्या हस्ते कार्यशाळेचे उद्घाटन करण्यात आले. यावेळी मंत्री गोरे बोलत होते. कार्यशाळेस सरपंच, ग्रामसेवक, गटविकास अधिकारी उपस्थित होते. केंद्र आणि राज्य सरकारच्या सर्व योजनांची प्रभावी अंमलबजावणी केल्यास गावाचा सर्वांगीण विकास होईल, येत्या 90 दिवसांत सर्व योजनांची यशस्वी अंमलबजावणी करून कोल्हापूर जिल्ह्याने अग्रस्थान मिळवावे, असेही गोरे म्हणाले. समृद्ध पंचायतराज अभियान गावासह लोकप्रतिनिधींसाठी अत्यंत महत्त्वाचे असल्याने अभियानात सर्वांनी सहभागी व्हावे, समृद्ध शाळांसाठी 78 कोटी रुपये, तर पुढील कालावधीसाठी 600 कोटी रुपये मंजूर झाले असून, समृद्ध प्राथमिक आरोग्य केंद्रांसाठीही मोठी तरतूद करण्यात येत असल्याचेही ते म्हणाले. समृद्ध पंचायत राज अभियानाच्या माध्यमातून शहराला लाजवतील अशा प्रकारची गावे करावीत, असे आवाहन खा. धनंजय महाडिक म्हणाले. मुख्य कार्यकारी अधिकारी कार्तिकेयन एस. यांनी स्वागत केले. यावेळी आ. राहुल आवाडे, आ. शिवाजी पाटील, जिल्हाधिकारी अमोल येडगे, अपर आयुक्त नितीन माने, अतिरिक्त मुख्य कार्यकारी अधिकारी संतोष जोशी यांच्यासह जि. प. चे विभागप्रमुख उपस्थित होते. उपमुख्य कार्यकारी अधिकारी जयवंत उगले यांनी आभार मानले. दरम्यान, जिल्हास्तरीय आर. आर. (आबा) पाटील सुंदर गाव पुरस्कारांचे वितरण, डॉ. मल्लिनाथ कलशेट्टी यांच्या ‘मी विकास यात्री’चे प्रकाशन, ‘सुंदर माझे घरकुल’ स्पर्धेची घोषणा आणि ‘स्वच्छता ही सेवा’ या उपक्रमाचा प्रारंभ याप्रसंगी केला. 'Pudhari' is excited to announce the relaunch of its Android and iOS apps. Stay updated with the latest news at your fingertips. Android and iOS Download now and stay updated, anytime, anywhere. Pudhari Publications Private Limited</w:t>
-      </w:r>
-    </w:p>
-    <w:p>
-      <w:pPr>
-        <w:pStyle w:val="Heading3"/>
-      </w:pPr>
-      <w:r>
-        <w:t>Article 9</w:t>
+        <w:t>Article 12</w:t>
       </w:r>
     </w:p>
     <w:p>
@@ -267,7 +360,7 @@
       <w:r>
         <w:t xml:space="preserve">URL: </w:t>
       </w:r>
-      <w:hyperlink r:id="rId17">
+      <w:hyperlink r:id="rId20">
         <w:r>
           <w:rPr>
             <w:color w:val="0000FF"/>
@@ -278,7 +371,7 @@
     </w:p>
     <w:p>
       <w:r>
-        <w:t>Content: Maha CM to develop a comprehensive policy for cancer treatment Mumbai: Maharashtra Chief Minister Devendra Fadnavis has directed the Medical Education and Drugs Department to prepare a policy to provide comprehensive cancer services to the people of the state. At the meeting, he said on Monday that it is necessary to set up cancer treatment centres at various levels for effective treatment of cancer. The Chief Minister also gave instructions to set up comprehensive cancer treatment services, diagnosis, day care radiotherapy and chemotherapy units in every district. He said that the incomplete construction of the Sant Tukadoji Maharaj Cancer Hospital building in Nagpur should be completed immediately. Necessary funds will be sought for this, he added. CM Fadnavis said that on behalf of Shri Sai Sansthan, an appeal will be made to Sai Sansthan for the construction of a state-of-the-art cancer hospital in Sainagar at Shirdi. He added that the needy people in the state should get immediate services for which a single cloud command centre should be established out of the three types of treatment centres. At the same time, patients fighting cancer should be provided with early diagnosis and effective treatment methods. The Chief Minister’s instruction comes when the state Public Health Minister Prakash Abitkar in July said that the state government has proposed to construct two cancer hospitals in Aundh (Pune) and Nashik (Maharashtra) and eight district hospitals across the state to provide treatment to the rising number of patients and cut their expenses on expensive private healthcare services. Chief Minister Fadnavis said that the health department has submitted the proposal to Asian Development Bank for financial assistance of Rs 8,000 crore. The opinions, views, and thoughts expressed by the readers and those providing comments are theirs alone and do not reflect the opinions of www.mangalorean.com or any employee thereof. www.mangalorean.com is not responsible for the accuracy of any of the information supplied by the readers. Responsibility for the content of comments belongs to the commenter alone. We request the readers to refrain from posting defamatory, inflammatory comments and not indulge in personal attacks. However, it is obligatory on the part of www.mangalorean.com to provide the IP address and other details of senders of such comments to the concerned authorities upon their request. Hence we request all our readers to help us to delete comments that do not follow these guidelines by informing us at info@mangalorean.com. Lets work together to keep the comments clean and worthful, thereby make a difference in the community. We request the readers to refrain from posting defamatory, inflammatory comments and not indulge in personal attacks. However, it is obligatory on the part of www.mangalorean.com to provide the IP address and other details of senders of such comments to the concerned authorities upon their request. Hence we request all our readers to help us to delete comments that do not follow these guidelines by informing us at info@mangalorean.com. Lets work together to keep the comments clean and worthful, thereby make a difference in the community. Δ The opinions, views, and thoughts expressed by the readers and those providing comments are theirs alone and do not reflect the opinions of www.mangalorean.com or any employee thereof. www.mangalorean.com is not responsible for the accuracy of any of the information supplied by the readers. Responsibility for the content of comments belongs to the commenter alone. We request the readers to refrain from posting defamatory, inflammatory comments and not indulge in personal attacks. However, it is obligatory on the part of www.mangalorean.com to provide the IP address and other details of senders of such comments to the concerned authorities upon their request. Hence we request all our readers to help us to delete comments that do not follow these guidelines by informing us at info@mangalorean.com. Lets work together to keep the comments clean and worthful, thereby make a difference in the community. We request the readers to refrain from posting defamatory, inflammatory comments and not indulge in personal attacks. However, it is obligatory on the part of www.mangalorean.com to provide the IP address and other details of senders of such comments to the concerned authorities upon their request. Hence we request all our readers to help us to delete comments that do not follow these guidelines by informing us at info@mangalorean.com. Lets work together to keep the comments clean and worthful, thereby make a difference in the community. Δ Connect over WhatsApp for more details Subscribe to WhatsApp Channel A password will be e-mailed to you. Username E-mail</w:t>
+        <w:t>Content: Maha CM to develop a comprehensive policy for cancer treatment Mumbai: Maharashtra Chief Minister Devendra Fadnavis has directed the Medical Education and Drugs Department to prepare a policy to provide comprehensive cancer services to the people of the state. At the meeting, he said on Monday that it is necessary to set up cancer treatment centres at various levels for effective treatment of cancer. The Chief Minister also gave instructions to set up comprehensive cancer treatment services, diagnosis, day care radiotherapy and chemotherapy units in every district. He said that the incomplete construction of the Sant Tukadoji Maharaj Cancer Hospital building in Nagpur should be completed immediately. Necessary funds will be sought for this, he added. CM Fadnavis said that on behalf of Shri Sai Sansthan, an appeal will be made to Sai Sansthan for the construction of a state-of-the-art cancer hospital in Sainagar at Shirdi. He added that the needy people in the state should get immediate services for which a single cloud command centre should be established out of the three types of treatment centres. At the same time, patients fighting cancer should be provided with early diagnosis and effective treatment methods. The Chief Minister’s instruction comes when the state Public Health Minister Prakash Abitkar in July said that the state government has proposed to construct two cancer hospitals in Aundh (Pune) and Nashik (Maharashtra) and eight district hospitals across the state to provide treatment to the rising number of patients and cut their expenses on expensive private healthcare services. Chief Minister Fadnavis said that the health department has submitted the proposal to Asian Development Bank for financial assistance of Rs 8,000 crore. Connect over WhatsApp for more details Subscribe to WhatsApp Channel A password will be e-mailed to you. Username E-mail</w:t>
       </w:r>
     </w:p>
     <w:p>
@@ -286,7 +379,69 @@
         <w:pStyle w:val="Heading3"/>
       </w:pPr>
       <w:r>
-        <w:t>Article 10</w:t>
+        <w:t>Article 13</w:t>
+      </w:r>
+    </w:p>
+    <w:p>
+      <w:r>
+        <w:t>Title: Kolhapur World Record: कोल्हापूरात घडला विश्वविक्रम! संविधान प्रास्ताविकेचं तब्बल 19 भाषांमध्ये गायन; कसा होता सोहळा?</w:t>
+      </w:r>
+    </w:p>
+    <w:p>
+      <w:r>
+        <w:t xml:space="preserve">URL: </w:t>
+      </w:r>
+      <w:hyperlink r:id="rId21">
+        <w:r>
+          <w:rPr>
+            <w:color w:val="0000FF"/>
+          </w:rPr>
+          <w:t>https://sarkarnama.esakal.com/kolhapur/kolhapur-world-record-preamble-of-the-indian-constitution-sung-in-19-languages-how-was-the-ceremony-need-to-know-aau85</w:t>
+        </w:r>
+      </w:hyperlink>
+    </w:p>
+    <w:p>
+      <w:r>
+        <w:t>Content: Kolhapur World Record: भारतीय राज्यघटना ही प्रत्येक भारतीयाच्या जगण्याचं प्रतिबिंब आहे. या राज्यघटनेच्या प्रस्ताविकेत याची झलक आपल्याला पाहायला मिळते. याच प्रस्ताविकेचं भारतातील तब्बल १९ भाषांमध्ये गायन करुन कोल्हापूरात विश्वविक्रम प्रस्थापित केला आहे. इथल्या ऐतिहासिक दसरा चौकात हा कार्यक्रम पार पडला. यामध्ये तब्बल १६०० जणांनी सहभाग नोंदवला. यावेळी प्रमुख पाहुणे म्हणून केंद्रीय राज्यमंत्री रामदास आठवले, पालकमंत्री प्रकाश आबिटकर, राज्य नियोजन मंडळाचे कार्यकारी अध्यक्ष राजेश क्षीरसागर यांच्यासह अन्य मान्यवर उपस्थित होते. भारतीय संविधान आणि आजच्या लोकशाही दिनाच्या अमृत महोत्सवी वर्षानिमित्त काल सायंकाळी कोल्हापुरात 'हम भारत के लोग' या संविधान गीताचा विश्वविक्रम करण्यात आला. कोल्हापुरातील गायक आणि संगीतकार कबीर नाईकनवरे यांच्या संकल्पनेतून हा उपक्रम राबविण्यात आला. या कार्यक्रमाला केंद्रीय सामाजिक न्याय राज्यमंत्री रामदास आठवले यांची प्रमुख उपस्थिती होती. दसरा चौक इथं झालेल्या या विश्वविक्रमात १६०० जण सहभागी झाले होते. दरम्यान, मराठी, आसामी, इंग्रजी, संस्कृत, मैथिली, भोजपुरी, ओडिशा, पंजाबी, सिंधी, राजस्थानी, बंगाली, कोकणी, गुजराती, पाली, कन्नड, तेलगू, उर्दू, नेपाळी, हिंदी भाषेत संविधान प्रास्ताविकेचं गायनाद्वारे सादरीकरण झालं. सरकारनामाचे सदस्य व्हा शॉपिंगसाठी 'सकाळ प्राईम डील्स'च्या भन्नाट ऑफर्स पाहण्यासाठी क्लिक करा. Read Latest Marathi Political News, Breaking Political News from Maharashtra, India, Pune &amp; Mumbai at Sarkarnama. To Get Live Political Marathi News on Mobile, Download the Sarkarnama Mobile App for Android and IOS. सरकारनामा आता सर्व सोशल मीडिया प्लॅटफॉर्मवर. ताज्या राजकीय घडामोडींसाठी फेसबुक, ट्विटर, इन्स्टाग्राम, शेअर चॅट, टेलिग्रामवर आणि व्हॉट्सॲप आम्हाला फॉलो करा. तसेच, सरकारनामा यूट्यूब चॅनेलला आजच सबस्क्राइब करा. Follow Us Copyright © 2025 Sakal Media Group – All Rights Reserved Powered by Quintype वेबसाईटवर ब्राउझिंगचा अनुभव सर्वोत्तम असावा, यासाठी आम्ही कुकीजचा वापर करतो. कुकीजमुळे तुम्हाला तुमच्या आवडत्या मजकुराची शिफारस करता येते. आमचे गोपनीयता आणि कुकीजसंदर्भातील धोरण तुम्हाला मान्य आहे.</w:t>
+      </w:r>
+    </w:p>
+    <w:p>
+      <w:pPr>
+        <w:pStyle w:val="Heading3"/>
+      </w:pPr>
+      <w:r>
+        <w:t>Article 14</w:t>
+      </w:r>
+    </w:p>
+    <w:p>
+      <w:r>
+        <w:t>Title: महाराष्ट्राचे उपमुख्यमंत्री एकनाथ शिंदे यांच्या हस्ते मुंबईत 'स्वस्थ नारी सशक्त परिवार अभियाना'चा राज्यस्तरीय शुभारंभ</w:t>
+      </w:r>
+    </w:p>
+    <w:p>
+      <w:r>
+        <w:t xml:space="preserve">URL: </w:t>
+      </w:r>
+      <w:hyperlink r:id="rId22">
+        <w:r>
+          <w:rPr>
+            <w:color w:val="0000FF"/>
+          </w:rPr>
+          <w:t>https://www.pib.gov.in/PressReleasePage.aspx?PRID=2167842</w:t>
+        </w:r>
+      </w:hyperlink>
+    </w:p>
+    <w:p>
+      <w:r>
+        <w:t>Content: मुंबई, 17 सप्‍टेंबर 2025 महाराष्ट्राचे उपमुख्यमंत्री एकनाथ शिंदे यांनी आज मुंबईत यशवंतराव चव्हाण सेंटर येथे 'स्वस्थ नारी सशक्त परिवार अभियाना'चा राज्यस्तरीय शुभारंभ केला. पंतप्रधान नरेंद्र मोदी यांनी मध्य प्रदेशातील धार येथून या अभियानाचे राष्ट्रीय स्तरावर उद्घाटन केले. पंतप्रधानांच्या 75 व्या वाढदिवसाच्या औचित्याने 17 सप्टेंबर ते 2 ऑक्टोबर 2025 या कालावधीत, महिलांचे आरोग्य आणि सक्षमीकरणासाठी समर्पित असलेली ही देशव्यापी मोहीम आयोजित करण्यात आली आहे.केंद्रीय आयुष (स्वतंत्र प्रभार) राज्यमंत्री प्रतापराव जाधव, केंद्रीय सामाजिक न्याय आणि सक्षमीकरण राज्यमंत्री डॉ. रामदास आठवले यावेळी उपस्थित होते. मध्य प्रदेशातील धार इथे पंतप्रधानांनी विविध विकास कार्यक्रमांची पायाभरणी आणि उद्घाटन केले, या कार्यक्रमात मान्यवर दूरदृश्य प्रणालीद्वारे सहभागी झाले. उपस्थितांना संबोधित करण्यापूर्वी, पंतप्रधान धार भोजशाळेची पूज्य माता, ज्ञानदेवता, वागदेवीच्या चरणी नतमस्तक झाले. आज कौशल्य आणि निर्मितीचे दैवत भगवान विश्वकर्मा यांची आज जयंती आहे असे सांगून मोदी यांनी भगवान विश्वकर्मा यांना अभिवादन केले. आपली कारागिरी आणि समर्पणातून राष्ट्र उभारणीच्या कामात योगदान देणाऱ्या कोट्यवधी बंधू-भगिनींप्रति त्यांनी आदर व्यक्त केला. ही मोहीम केवळ पंधरवड्यापुरती मर्यादित न ठेवता, त्याचा जास्तीत जास्त परिणाम साधण्यासाठी ती वर्षभर सुरू ठेवावी, अशी सूचना शिंदे यांनी यावेळी केली. महिला अनेकदा कुटुंबाची काळजी घेण्यासाठी स्वतःला समर्पित करतात आणि आपल्या आरोग्याकडे दुर्लक्ष करतात.या अभियानाद्वारे, लाखो महिलांना वेळेवर आरोग्य तपासणी आणि प्रतिबंधात्मक काळजीची सुविधा उपलब्ध होईल. आजारांचे लवकर निदान होणे महत्त्वाचे आहे, तसेच आरोग्य सेवा बळकट करणे ही एक निरंतर प्रक्रिया असून, तो अल्पकालीन उपक्रम नसल्याचे ते म्हणाले. पंतप्रधानांच्या वाढदिवसानिमित्त, राज्यात रक्तदान शिबिरे, रोजगार हमी उपक्रम आणि शाळा आणि वस्ती पातळीवरील जनजागृती कार्यक्रमांसह अनेक उपक्रम सुरू करण्यात आले. शिंदे यांनी सांगितले की, आदर्श शाळा विकसित करणे, शहरी स्थानिक स्वराज्य संस्थांमध्ये नमो उद्याने निर्माण करणे आणि पाणीपुरवठा योजना आणि शेतकरी सहाय्य कार्यक्रम राबवण्याचे प्रयत्न सुरू आहेत. ऑटोमोबाईल, कृषी आणि संबंधित उद्योगांसारख्या क्षेत्रात नवीन कौशल्य केंद्रे स्थापन केली जात आहेत, तर मराठी भाषा विभागाच्या माध्यमातून आंतरराष्ट्रीय प्रसार उपक्रम हाती घेण्यात येत आहेत, अशी माहिती त्यांनी दिली. यावेळी, पंतप्रधानांच्या वाढदिवसानिमित्त उपमुख्यमंत्री एकनाथ शिंदे यांनी रचलेल्या 'तू भारत माता की शान है' या गाण्याचे प्रकाशन करण्यात आले. तसेच खासदार श्रीकांत शिंदे आणि डॉ. अमोल शिंदे यांनी लिहिलेल्या द रायझिंग भारत :विरासत टू विकास या कॉफी टेबल बुकचे प्रकाशनही करण्यात आले. कार्यक्रमाला संबोधित करताना केंद्रीय आयुष (स्वतंत्र प्रभार) राज्यमंत्री प्रतापराव जाधव यांनी पंतप्रधान नरेंद्र मोदी यांचा रोगमुक्त भारत निर्मितीचा दृष्टीकोन अधोरेखित केला. पंतप्रधानांच्या प्रयत्नांमुळे प्राचीन भारतीय योग साधनेला जागतिक मान्यता मिळाली, आणि दरवर्षी 21 जून रोजी आंतरराष्ट्रीय योग दिन साजरा केला जातो, असे ते म्हणाले. 2014 मध्ये आयुष मंत्रालयाच्या स्थापनेमुळे पारंपरिक औषधांना मोठी चालना मिळाल्याचेही त्यांनी नमूद केले. देशभरात नवीन एम्सची स्थापना, एमबीबीएस आणि पदव्युत्तर वैद्यकीय जागांचा विस्तार, आणि लाखो वंचित कुटुंबांना मोफत आरोग्य सेवा प्रदान करणारी 2018 मध्ये सुरू करण्यात आलेली आयुष्मान भारत प्रधानमंत्री जन आरोग्य योजना, यासह आरोग्य क्षेत्रातील प्रमुख सुधारणांवर केंद्रीय मंत्र्यांनी प्रकाश टाकला. 70 वर्षांवरील ज्येष्ठ नागरिकांना उपचारांसाठी 5 लाख रुपयांचे अतिरिक्त सहाय्य देखील दिले जात आहे. जाधव यांनी कोविड-19 साथ रोगाच्या काळातील भारताच्या नेतृत्वाचा उल्लेख केला, जेव्हा देशाने केवळ आपल्या नागरिकांचे लसीकरण केले नाही, तर लस-मैत्री उपक्रमांतर्गत अनेक देशांना लसींचा पुरवठा केला. ते पुढे म्हणाले की, महाराष्ट्र केंद्र सरकारच्या सहकार्याने आरोग्य सेवेत महत्वाचे योगदान देत असून, यामध्ये आयसीएमआर संशोधन केंद्र स्थापन करण्याच्या योजनेचाही समावेश आहे. या अभियानांतर्गत जास्तीत जास्त महिलांची आरोग्य तपासणी करण्यात महाराष्ट्र आघाडीवर राहील असा विश्वास त्यांनी व्यक्त केला. केंद्रीय सामाजिक न्याय आणि सक्षमीकरण राज्यमंत्री डॉ. रामदास आठवले, महाराष्ट्राचे आरोग्यमंत्री प्रकाश आबिटकर आणि महिला आणि बालविकास मंत्री अदिती तटकरे यांनीही या कार्यक्रमाला संबोधित केले. केंद्र आणि राज्य सरकारांचे अनेक उच्चपदस्थ अधिकारी यावेळी उपस्थित होते. * * * पीआयबी मुंबई | निलिमा चितळे/राजश्री आगाशे/दर्शना राणे सोशल मिडियावर आम्हाला फॉलो करा:@PIBMumbai /PIBMumbai /pibmumbai pibmumbai[at]gmail[dot]com /PIBMumbai /pibmumbai मुंबई, 17 सप्‍टेंबर 2025 महाराष्ट्राचे उपमुख्यमंत्री एकनाथ शिंदे यांनी आज मुंबईत यशवंतराव चव्हाण सेंटर येथे 'स्वस्थ नारी सशक्त परिवार अभियाना'चा राज्यस्तरीय शुभारंभ केला. पंतप्रधान नरेंद्र मोदी यांनी मध्य प्रदेशातील धार येथून या अभियानाचे राष्ट्रीय स्तरावर उद्घाटन केले. पंतप्रधानांच्या 75 व्या वाढदिवसाच्या औचित्याने 17 सप्टेंबर ते 2 ऑक्टोबर 2025 या कालावधीत, महिलांचे आरोग्य आणि सक्षमीकरणासाठी समर्पित असलेली ही देशव्यापी मोहीम आयोजित करण्यात आली आहे.केंद्रीय आयुष (स्वतंत्र प्रभार) राज्यमंत्री प्रतापराव जाधव, केंद्रीय सामाजिक न्याय आणि सक्षमीकरण राज्यमंत्री डॉ. रामदास आठवले यावेळी उपस्थित होते. मध्य प्रदेशातील धार इथे पंतप्रधानांनी विविध विकास कार्यक्रमांची पायाभरणी आणि उद्घाटन केले, या कार्यक्रमात मान्यवर दूरदृश्य प्रणालीद्वारे सहभागी झाले. उपस्थितांना संबोधित करण्यापूर्वी, पंतप्रधान धार भोजशाळेची पूज्य माता, ज्ञानदेवता, वागदेवीच्या चरणी नतमस्तक झाले. आज कौशल्य आणि निर्मितीचे दैवत भगवान विश्वकर्मा यांची आज जयंती आहे असे सांगून मोदी यांनी भगवान विश्वकर्मा यांना अभिवादन केले. आपली कारागिरी आणि समर्पणातून राष्ट्र उभारणीच्या कामात योगदान देणाऱ्या कोट्यवधी बंधू-भगिनींप्रति त्यांनी आदर व्यक्त केला. ही मोहीम केवळ पंधरवड्यापुरती मर्यादित न ठेवता, त्याचा जास्तीत जास्त परिणाम साधण्यासाठी ती वर्षभर सुरू ठेवावी, अशी सूचना शिंदे यांनी यावेळी केली. महिला अनेकदा कुटुंबाची काळजी घेण्यासाठी स्वतःला समर्पित करतात आणि आपल्या आरोग्याकडे दुर्लक्ष करतात.या अभियानाद्वारे, लाखो महिलांना वेळेवर आरोग्य तपासणी आणि प्रतिबंधात्मक काळजीची सुविधा उपलब्ध होईल. आजारांचे लवकर निदान होणे महत्त्वाचे आहे, तसेच आरोग्य सेवा बळकट करणे ही एक निरंतर प्रक्रिया असून, तो अल्पकालीन उपक्रम नसल्याचे ते म्हणाले. पंतप्रधानांच्या वाढदिवसानिमित्त, राज्यात रक्तदान शिबिरे, रोजगार हमी उपक्रम आणि शाळा आणि वस्ती पातळीवरील जनजागृती कार्यक्रमांसह अनेक उपक्रम सुरू करण्यात आले. शिंदे यांनी सांगितले की, आदर्श शाळा विकसित करणे, शहरी स्थानिक स्वराज्य संस्थांमध्ये नमो उद्याने निर्माण करणे आणि पाणीपुरवठा योजना आणि शेतकरी सहाय्य कार्यक्रम राबवण्याचे प्रयत्न सुरू आहेत. ऑटोमोबाईल, कृषी आणि संबंधित उद्योगांसारख्या क्षेत्रात नवीन कौशल्य केंद्रे स्थापन केली जात आहेत, तर मराठी भाषा विभागाच्या माध्यमातून आंतरराष्ट्रीय प्रसार उपक्रम हाती घेण्यात येत आहेत, अशी माहिती त्यांनी दिली. यावेळी, पंतप्रधानांच्या वाढदिवसानिमित्त उपमुख्यमंत्री एकनाथ शिंदे यांनी रचलेल्या 'तू भारत माता की शान है' या गाण्याचे प्रकाशन करण्यात आले. तसेच खासदार श्रीकांत शिंदे आणि डॉ. अमोल शिंदे यांनी लिहिलेल्या द रायझिंग भारत :विरासत टू विकास या कॉफी टेबल बुकचे प्रकाशनही करण्यात आले. कार्यक्रमाला संबोधित करताना केंद्रीय आयुष (स्वतंत्र प्रभार) राज्यमंत्री प्रतापराव जाधव यांनी पंतप्रधान नरेंद्र मोदी यांचा रोगमुक्त भारत निर्मितीचा दृष्टीकोन अधोरेखित केला. पंतप्रधानांच्या प्रयत्नांमुळे प्राचीन भारतीय योग साधनेला जागतिक मान्यता मिळाली, आणि दरवर्षी 21 जून रोजी आंतरराष्ट्रीय योग दिन साजरा केला जातो, असे ते म्हणाले. 2014 मध्ये आयुष मंत्रालयाच्या स्थापनेमुळे पारंपरिक औषधांना मोठी चालना मिळाल्याचेही त्यांनी नमूद केले. देशभरात नवीन एम्सची स्थापना, एमबीबीएस आणि पदव्युत्तर वैद्यकीय जागांचा विस्तार, आणि लाखो वंचित कुटुंबांना मोफत आरोग्य सेवा प्रदान करणारी 2018 मध्ये सुरू करण्यात आलेली आयुष्मान भारत प्रधानमंत्री जन आरोग्य योजना, यासह आरोग्य क्षेत्रातील प्रमुख सुधारणांवर केंद्रीय मंत्र्यांनी प्रकाश टाकला. 70 वर्षांवरील ज्येष्ठ नागरिकांना उपचारांसाठी 5 लाख रुपयांचे अतिरिक्त सहाय्य देखील दिले जात आहे. जाधव यांनी कोविड-19 साथ रोगाच्या काळातील भारताच्या नेतृत्वाचा उल्लेख केला, जेव्हा देशाने केवळ आपल्या नागरिकांचे लसीकरण केले नाही, तर लस-मैत्री उपक्रमांतर्गत अनेक देशांना लसींचा पुरवठा केला. ते पुढे म्हणाले की, महाराष्ट्र केंद्र सरकारच्या सहकार्याने आरोग्य सेवेत महत्वाचे योगदान देत असून, यामध्ये आयसीएमआर संशोधन केंद्र स्थापन करण्याच्या योजनेचाही समावेश आहे. या अभियानांतर्गत जास्तीत जास्त महिलांची आरोग्य तपासणी करण्यात महाराष्ट्र आघाडीवर राहील असा विश्वास त्यांनी व्यक्त केला. केंद्रीय सामाजिक न्याय आणि सक्षमीकरण राज्यमंत्री डॉ. रामदास आठवले, महाराष्ट्राचे आरोग्यमंत्री प्रकाश आबिटकर आणि महिला आणि बालविकास मंत्री अदिती तटकरे यांनीही या कार्यक्रमाला संबोधित केले. केंद्र आणि राज्य सरकारांचे अनेक उच्चपदस्थ अधिकारी यावेळी उपस्थित होते. * * * पीआयबी मुंबई | निलिमा चितळे/राजश्री आगाशे/दर्शना राणे सोशल मिडियावर आम्हाला फॉलो करा:@PIBMumbai /PIBMumbai /pibmumbai pibmumbai[at]gmail[dot]com /PIBMumbai /pibmumbai</w:t>
+      </w:r>
+    </w:p>
+    <w:p>
+      <w:pPr>
+        <w:pStyle w:val="Heading3"/>
+      </w:pPr>
+      <w:r>
+        <w:t>Article 15</w:t>
       </w:r>
     </w:p>
     <w:p>
@@ -298,7 +453,7 @@
       <w:r>
         <w:t xml:space="preserve">URL: </w:t>
       </w:r>
-      <w:hyperlink r:id="rId18">
+      <w:hyperlink r:id="rId23">
         <w:r>
           <w:rPr>
             <w:color w:val="0000FF"/>
@@ -317,7 +472,7 @@
         <w:pStyle w:val="Heading3"/>
       </w:pPr>
       <w:r>
-        <w:t>Article 11</w:t>
+        <w:t>Article 16</w:t>
       </w:r>
     </w:p>
     <w:p>
@@ -329,7 +484,7 @@
       <w:r>
         <w:t xml:space="preserve">URL: </w:t>
       </w:r>
-      <w:hyperlink r:id="rId19">
+      <w:hyperlink r:id="rId24">
         <w:r>
           <w:rPr>
             <w:color w:val="0000FF"/>
@@ -340,7 +495,7 @@
     </w:p>
     <w:p>
       <w:r>
-        <w:t>Content: महाराष्ट्र maharashtra ETV Bharat / state By ETV Bharat Marathi Team Published : September 15, 2025 at 1:00 PM IST Updated : September 15, 2025 at 3:04 PM IST कोल्हापूर : शहरातील दसरा चौकात रविवारी (14 सप्टेंबर) भारतीय संविधानाच्या प्रस्तावनेचं विश्वविक्रमी महागायन केंद्रीय मंत्री रामदास आठवले यांच्या उपस्थितीत पार पडलं. ‘हम भारत के लोग’ या उपक्रमांतर्गत संविधान प्रस्तावनेचं समुहगायन एकत्रितपणे 20 वेगवेगळ्या भाषांमध्ये करण्यात आलं. हा खास उपक्रम भारत सरकारच्या सांस्कृतिक मंत्रालय, महाराष्ट्र शासनाच्या सामाजिक न्याय व विशेष सहाय्य विभाग तसंच, डॉ. बाबासाहेब आंबेडकर संशोधन व प्रशिक्षण संस्था (बार्टी), पुणे आणि कोल्हापूर जिल्हा प्रशासन यांच्या संयुक्त विद्यमानं आयोजित करण्यात आला होता. कोल्हापूरच्या दसरा चौकानं अनुभवला खास क्षण : कोल्हापुरातील ऐतिहासिक दसरा चौकानं ‘हम भारत के लोग’ या अभूतपूर्व सांस्कृतिक सोहळ्याचा साक्षीदार होण्याचा मान मिळवला. देशभरातील 1500 पेक्षा अधिक गायक, 75 गायिका आणि अनेक कलावंत सहभागी झाले. या उपक्रमात विशेषतः मूकबधिर, कर्णबधिर, अंध व गतिमंद कलाकारांचा सहभाग लक्षवेधी ठरला. सोहळ्यात विविध भाषांत संविधानाच्या प्रस्तावनेचं गायन सादर करण्यात आलं. विशेष म्हणजे सांकेतिक भाषेत केलेल्या गायनासाठी उपस्थित प्रेक्षकांनी उभं राहून उत्स्फूर्त दाद दिली. यावेळी पालकमंत्री प्रकाश आबिटकर, जिल्हाधिकारी अमोल येडगे, राज्य नियोजन मंडळाचे कार्यकारी अध्यक्ष तथा आमदार राजेश क्षीरसागर, बार्टीचे महासंचालक सुनील वारे, तसंच विभागीय व जिल्हा स्तरावरील अधिकारी, कलाकार तसंच संविधानप्रेमी नागरिक मोठ्या संख्येनं सहभागी झाले होते. 'मानवाच्या जीवनाची जिंदादिली जपताना व्यक्तीनं कलासक्त असणं गरजेचं आहे. भारतीय संगीत जागतिक दर्जाचं असून, संविधान प्रस्तावनेचं महागायन हा कौतुकास्पद उपक्रम आहे.'- केंद्रीय मंत्री रामदास आठवले कबीर नाईकनवरे यांची संकल्पना : संविधान महागायनाचा विश्वविक्रम कोल्हापुरातील सुप्रसिद्ध गायक आणि संगीतकार कबीर नाईकनवरे यांनी मांडलेल्या संकल्पनेतून साकार झाला. या भव्य आणि दिव्य उपक्रमाची नोंद 'वर्ल्ड बुक ऑफ रेकॉर्ड लंडन'मध्ये झाली आहे. सर्व गायकांचं गायन पूर्ण झाल्यानंतर धर्मेंद्र देशमुख यांनी संविधान प्रस्तावनेच्या गायनाचा जागतिक विक्रम झाल्याची अधिकृत घोषणा केली. यानंतर कार्यक्रमाचे संकल्पक कबीर नाईकनवरे यांना आणि केंद्रीय मंत्री रामदास आठवले यांना प्रशस्तीपत्र प्रदान करण्यात आलं. हा महाविश्वविक्रम कोल्हापूरच्या सांस्कृतिक वारशासाठी एक नवीन शिखर ठरलं आहे. 'या' भाषांमध्ये झालं गायन : बहुभाषिक आणि सर्वसमावेशी सहभागात पार पडलेल्या या महागायनाच्या विश्वविक्रमात मराठी, हिंदी, इंग्रजी, आसामी, मैथिली, राजस्थानी, संस्कृत, भोजपुरी, उर्दू, नेपाळी, बंगाली, पंजाबी, सिंधी, ओडिया, कोकणी, गुजराती, पाली, कन्नड, तेलुगु आदी 20 भाषांमधून गायन सादर झालं. मुकबधिर व कर्णबधिर विद्यार्थ्यांनी सांकेतिक भाषेत केलेल्या गायनाला उपस्थित नागरिकांनी उभं राहून विशेष दाद दिली. हेही वाचा For All Latest Updates TAGGED: आज कुणाला मिळणार शुभफल, कुणाला लागणार चिंता? वाचा राशीभविष्य कबुतराची सुटका करताना विजेचा झटका बसून अग्निशमन जवानाचा मृत्यू, एक जवान जखमी नाशिक रिपाइंचे जिल्हाध्यक्ष प्रकाश लोंढे यांच्या कार्यालयात सापडलं भुयार आणि हत्यारे साताऱ्यातील भाजपा नेता अडचणीत, 112 कोटीच्यावर अपहार प्रकरणी शेखर चरेगावकर यांच्यासह ५० जणांवर गुन्हा दाखल फराळ निघाला लंडन, अमेरिका, युरोपला; महागाईमुळं फराळाच्या किंमतीत ४० टक्के वाढ, तरी पारंपरिक फराळाला मोठी मागणी ओप्पो फाइंड X9 सीरिज भारतात नोव्हेंबरमध्ये लाँच होणार; मीडियाटेक डायमेंसिटी 9500 सोबत भागीदारी मेटाचं इन्स्टाग्राम आणि फेसबुक रील्ससाठी हिंदी डबिंगसह AI फीचर लाँच सॅमसंगचा दिवाळीपूर्वीच धमाका : भारतात नवीन मिड-रेंज स्मार्टफोन गॅलक्सी M17 5G लाँच; जाणून घ्या, किंमत, वैशिष्ट्ये आणि ऑफर दिवाळी 2025 तारीख; जाणून घ्या पूजेची वेळ, पद्धत आणि नियम Copyright © 2025 Ushodaya Enterprises Pvt. Ltd., All Rights Reserved.</w:t>
+        <w:t>Content: महाराष्ट्र maharashtra ETV Bharat / state By ETV Bharat Marathi Team Published : September 15, 2025 at 1:00 PM IST Updated : September 15, 2025 at 3:04 PM IST कोल्हापूर : शहरातील दसरा चौकात रविवारी (14 सप्टेंबर) भारतीय संविधानाच्या प्रस्तावनेचं विश्वविक्रमी महागायन केंद्रीय मंत्री रामदास आठवले यांच्या उपस्थितीत पार पडलं. ‘हम भारत के लोग’ या उपक्रमांतर्गत संविधान प्रस्तावनेचं समुहगायन एकत्रितपणे 20 वेगवेगळ्या भाषांमध्ये करण्यात आलं. हा खास उपक्रम भारत सरकारच्या सांस्कृतिक मंत्रालय, महाराष्ट्र शासनाच्या सामाजिक न्याय व विशेष सहाय्य विभाग तसंच, डॉ. बाबासाहेब आंबेडकर संशोधन व प्रशिक्षण संस्था (बार्टी), पुणे आणि कोल्हापूर जिल्हा प्रशासन यांच्या संयुक्त विद्यमानं आयोजित करण्यात आला होता. कोल्हापूरच्या दसरा चौकानं अनुभवला खास क्षण : कोल्हापुरातील ऐतिहासिक दसरा चौकानं ‘हम भारत के लोग’ या अभूतपूर्व सांस्कृतिक सोहळ्याचा साक्षीदार होण्याचा मान मिळवला. देशभरातील 1500 पेक्षा अधिक गायक, 75 गायिका आणि अनेक कलावंत सहभागी झाले. या उपक्रमात विशेषतः मूकबधिर, कर्णबधिर, अंध व गतिमंद कलाकारांचा सहभाग लक्षवेधी ठरला. सोहळ्यात विविध भाषांत संविधानाच्या प्रस्तावनेचं गायन सादर करण्यात आलं. विशेष म्हणजे सांकेतिक भाषेत केलेल्या गायनासाठी उपस्थित प्रेक्षकांनी उभं राहून उत्स्फूर्त दाद दिली. यावेळी पालकमंत्री प्रकाश आबिटकर, जिल्हाधिकारी अमोल येडगे, राज्य नियोजन मंडळाचे कार्यकारी अध्यक्ष तथा आमदार राजेश क्षीरसागर, बार्टीचे महासंचालक सुनील वारे, तसंच विभागीय व जिल्हा स्तरावरील अधिकारी, कलाकार तसंच संविधानप्रेमी नागरिक मोठ्या संख्येनं सहभागी झाले होते. 'मानवाच्या जीवनाची जिंदादिली जपताना व्यक्तीनं कलासक्त असणं गरजेचं आहे. भारतीय संगीत जागतिक दर्जाचं असून, संविधान प्रस्तावनेचं महागायन हा कौतुकास्पद उपक्रम आहे.'- केंद्रीय मंत्री रामदास आठवले कबीर नाईकनवरे यांची संकल्पना : संविधान महागायनाचा विश्वविक्रम कोल्हापुरातील सुप्रसिद्ध गायक आणि संगीतकार कबीर नाईकनवरे यांनी मांडलेल्या संकल्पनेतून साकार झाला. या भव्य आणि दिव्य उपक्रमाची नोंद 'वर्ल्ड बुक ऑफ रेकॉर्ड लंडन'मध्ये झाली आहे. सर्व गायकांचं गायन पूर्ण झाल्यानंतर धर्मेंद्र देशमुख यांनी संविधान प्रस्तावनेच्या गायनाचा जागतिक विक्रम झाल्याची अधिकृत घोषणा केली. यानंतर कार्यक्रमाचे संकल्पक कबीर नाईकनवरे यांना आणि केंद्रीय मंत्री रामदास आठवले यांना प्रशस्तीपत्र प्रदान करण्यात आलं. हा महाविश्वविक्रम कोल्हापूरच्या सांस्कृतिक वारशासाठी एक नवीन शिखर ठरलं आहे. 'या' भाषांमध्ये झालं गायन : बहुभाषिक आणि सर्वसमावेशी सहभागात पार पडलेल्या या महागायनाच्या विश्वविक्रमात मराठी, हिंदी, इंग्रजी, आसामी, मैथिली, राजस्थानी, संस्कृत, भोजपुरी, उर्दू, नेपाळी, बंगाली, पंजाबी, सिंधी, ओडिया, कोकणी, गुजराती, पाली, कन्नड, तेलुगु आदी 20 भाषांमधून गायन सादर झालं. मुकबधिर व कर्णबधिर विद्यार्थ्यांनी सांकेतिक भाषेत केलेल्या गायनाला उपस्थित नागरिकांनी उभं राहून विशेष दाद दिली. हेही वाचा For All Latest Updates TAGGED: नरक चतुर्दशी 2025; 'या' राशींसाठी शुभ संयोग, महादेवाची राहणार कृपा, वाचा राशीभविष्य महिला विश्वचषक 2025 : भारतीय महिला क्रिकेट संघाला सलग तिसऱ्या सामन्यात धक्का: इंग्लड संघाचा विजय शाहूवाडीत बिबट्याचा कहर ?; वृद्ध दाम्पत्याचा बळी, दिवाळीपूर्वी गावावर दु:खाचं सावट जेनयू विद्यार्थी संघर्ष : दिल्ली पोलिसांनी विद्यार्थी संघटनेच्या पदाधिकाऱ्यांना घेतलं ताब्यात ‘इडा, पीडा टळो आणि बळीचं राज्य येवो’; काय आहे बलिप्रतिपदेचा शुभ मुहूर्त आणि महत्त्व?, दिवाळी पाडवा म्हणजे काय? दिवाळी 2025 : iPhone 16 Pro वर मोठी सवलत, फ्लिपकार्ट ते क्रोमा पर्यंत सर्वोत्तम डील्स OnePlus Ace 6 : लवकरच 7,800mAh बॅटरीसह लॉंच होण्याची शक्यता ओप्पो फाइंड X9 सीरिज भारतात नोव्हेंबरमध्ये लाँच होणार; मीडियाटेक डायमेंसिटी 9500 सोबत भागीदारी मेटाचं इन्स्टाग्राम आणि फेसबुक रील्ससाठी हिंदी डबिंगसह AI फीचर लाँच Copyright © 2025 Ushodaya Enterprises Pvt. Ltd., All Rights Reserved.</w:t>
       </w:r>
     </w:p>
     <w:p>
@@ -348,30 +503,61 @@
         <w:pStyle w:val="Heading3"/>
       </w:pPr>
       <w:r>
-        <w:t>Article 12</w:t>
+        <w:t>Article 17</w:t>
       </w:r>
     </w:p>
     <w:p>
       <w:r>
-        <w:t>Title: प्रधानमंत्री जन आरोग्य योजना आणि महात्मा फुले जन आरोग्य योजनेतील उपचारांची संख्या तब्बल 1043 ने वाढविणार!!</w:t>
+        <w:t>Title: Maha CM to develop a comprehensive policy for cancer treatment</w:t>
       </w:r>
     </w:p>
     <w:p>
       <w:r>
         <w:t xml:space="preserve">URL: </w:t>
       </w:r>
-      <w:hyperlink r:id="rId20">
+      <w:hyperlink r:id="rId25">
         <w:r>
           <w:rPr>
             <w:color w:val="0000FF"/>
           </w:rPr>
-          <w:t>https://thefocusindia.com/maharashtra-news/pradhan-mantri-jan-arogya-284260/amp/</w:t>
+          <w:t>https://www.lokmattimes.com/health/maha-cm-to-develop-a-comprehensive-policy-for-cancer-treatment-1/</w:t>
         </w:r>
       </w:hyperlink>
     </w:p>
     <w:p>
       <w:r>
-        <w:t>Content: विशेष प्रतिनिधी मुंबई : प्रधानमंत्री जन आरोग्य योजना आणि महात्मा ज्योतिराव फुले जन आरोग्य योजनेतील उपचारांची संख्या 1356 वरून 2399 पर्यंत वाढविण्यात येणार आहे. मुख्यमंत्री देवेंद्र फडणवीस यांच्या अध्यक्षतेखाली आज मुंबई येथे एकत्रित आयुष्मान भारत – प्रधानमंत्री जन आरोग्य योजना आणि महात्मा ज्योतिराव फुले जन आरोग्य योजनेच्या अंमलबजावणीच्या धोरणात्मक बाबींवर निर्णय घेण्याकरीता गठीत राज्य आरोग्य हमी सोसायटी नियामक परिषदेची बैठक संपन्न झाली. एकत्रित आयुष्मान भारत प्रधानमंत्री जन आरोग्य योजना आणि महात्मा ज्योतिराव फुले जनआरोग्य योजनेमध्ये राज्यात नवीन 2399 उपचारांना तसेच ₹5 लाखांपेक्षा जास्त रक्कमेच्या अवयव प्रत्यारोपणाच्या उपचारांसाठी कॉर्पस फंड निर्माण करण्यास बैठकीत मान्यता देण्यात आली. या कॉर्पस फंड निधीतून हृदयप्रत्यारोपण, फुफ्फुस प्रत्यारोपण, किडनी प्रत्यारोपण, बोन मॅरो प्रत्यारोपण आदी सह 9 विविध उपचारांची शिफारस यावेळी मान्य करण्यात आली. यासंदर्भात मुख्यमंत्री फडणवीस म्हणाले की, महात्मा ज्योतिराव फुले जन आरोग्य योजना आणि प्रधानमंत्री जन आरोग्य योजना या दोन्ही योजनेत सुचीबद्ध असलेल्या रुग्णालयांचे तालुकानिहाय मॅपिंग करावे. संबंधित तालुक्यात 30 खाटांचे एकही रुग्णालय नसल्यास, अशा ठिकाणी उपलब्ध असलेल्या रुग्णालयात योजनेचा लाभ देऊन त्यांच्या देयकाच्या अदागीची वेगळी व्यवस्था निर्माण करावी. तसेच अशा तालुक्यामध्ये 30 खाटांचे रुग्णालय सुरु करण्यासाठी खाजगी रुग्णालयांना आमंत्रित करून सुविधा द्याव्यात. या योजनेच्या प्रभावी अंमलबजावणीसाठी ग्रामीण भागात आरोग्य मित्रांची संख्या वाढवावी. जन आरोग्य योजनेत समाविष्ट असलेल्या रुग्णालयांना त्यांची देयके वेळेत देण्यात यावीत. जेणेकरून ती रुग्णालये रुग्णांना दर्जेदार उपचार देतील. तसेच या योजनेतील उपचार, रुग्णालये, लाभ यांची माहिती मिळण्यासाठी कृत्रिम बुद्धिमत्तेवर आधारित ॲप तयार करावे. त्यामध्ये चॅटबॉटद्वारे सर्व माहिती मिळण्याची व्यवस्था करावी. आरोग्य विभागाने गेल्या 6 महिन्यात अत्यंत गतीने कामात सुधारणा करून उत्तम काम केले आहे. योजनेच्या अंमलाबजावणीसाठी अधिक गतीने व पारदर्शकपणे काम करावे, जेणेकरून पुढील काळात देशातील पहिल्या तीनमध्ये राज्याचा क्रमांक येईल, असे मुख्यमंत्री फडणवीस यावेळी म्हणाले. बैठकीत घेण्यात आलेले अन्य महत्वाचे निर्णय : ✅प्राथमिक आरोग्य केंद्रस्तरावर करता येऊ शकतील अशा 25 उपचारांचा योजनेत समावेश ✅सर्व ग्रामीण आणि शहरी प्राथमिक आरोग्य केंद्रे योजनेत समाविष्ट करण्यात येणार ✅उपचारांच्या दर निश्चितीला मान्यता ✅वैद्यकीय उपचारांची मार्गदर्शक तत्त्वे निर्गमित करण्यास मान्यता ✅रुग्णालयांना श्रेणीनुसार दर देण्याची पद्धत बंद करून राष्ट्रीय आरोग्य प्राधिकरणाच्या धोरणानुसार गुणवत्ता प्रमाणपत्र धारक रुग्णालयांना आणि आकांक्षित जिल्ह्यातील रुग्णालयांना प्रोत्साहनपर अधिकची रक्कम देण्यात येणार ✅योजनेअंतर्गत सार्वजनिक आरोग्य, वैद्यकिय शिक्षण, नगर विकास विभागांच्या रुग्णालयांचा सहभाग वाढविण्यासाठी सूचना निर्गमित करण्यात येणार ✅समग्र यादीतील राज्याचे 438 उपचार टीएमएस 2.0 प्रणालीशी सुसंगत करण्यात येणार यावेळी मंत्री छगन भुजबळ, मंत्री संजय शिरसाट, राज्यमंत्री माधुरी मिसाळ आणि संबंधित अधिकारी उपस्थित होते तर मंत्री प्रकाश आबिटकर, मंत्री अदिती तटकरे हे दूरदृश्य प्रणालीद्वारे उपस्थित होते. महत्वाच्या बातम्या Technical by Swaraj IT Services</w:t>
+        <w:t>Content: Marathi | Hindi FOLLOW US : City By IANS | Updated: September 16, 2025 00:30 IST2025-09-16T00:29:01+5:302025-09-16T00:30:14+5:30 Mumbai, Sep 16 Maharashtra Chief Minister Devendra Fadnavis has directed the Medical Education and Drugs Department to prepare a policy to provide comprehensive cancer services to the people of the state. At the meeting, he said on Monday that it is necessary to set up cancer treatment centres at various levels for effective treatment of cancer.The Chief Minister also gave instructions to set up comprehensive cancer treatment services, diagnosis, day care radiotherapy and chemotherapy units in every district.He said that the incomplete construction of the Sant Tukadoji Maharaj Cancer Hospital building in Nagpur should be completed immediately.Necessary funds will be sought for this, he added.CM Fadnavis said that on behalf of Shri Sai Sansthan, an appeal will be made to Sai Sansthan for the construction of a state-of-the-art cancer hospital in Sainagar at Shirdi.He added that the needy people in the state should get immediate services for which a single cloud command centre should be established out of the three types of treatment centres.At the same time, patients fighting cancer should be provided with early diagnosis and effective treatment methods.The Chief Minister's instruction comes when the state Public Health Minister Prakash Abitkar in July said that the state government has proposed to construct two cancer hospitals in Aundh (Pune) and Nashik (Maharashtra) and eight district hospitals across the state to provide treatment to the rising number of patients and cut their expenses on expensive private healthcare services.Chief Minister Fadnavis said that the health department has submitted the proposal to Asian Development Bank for financial assistance of Rs 8,000 crore.Disclaimer: This post has been auto-published from an agency feed without any modifications to the text and has not been reviewed by an editorOpen in app At the meeting, he said on Monday that it is necessary to set up cancer treatment centres at various levels for effective treatment of cancer. The Chief Minister also gave instructions to set up comprehensive cancer treatment services, diagnosis, day care radiotherapy and chemotherapy units in every district. He said that the incomplete construction of the Sant Tukadoji Maharaj Cancer Hospital building in Nagpur should be completed immediately. Necessary funds will be sought for this, he added. CM Fadnavis said that on behalf of Shri Sai Sansthan, an appeal will be made to Sai Sansthan for the construction of a state-of-the-art cancer hospital in Sainagar at Shirdi. He added that the needy people in the state should get immediate services for which a single cloud command centre should be established out of the three types of treatment centres. At the same time, patients fighting cancer should be provided with early diagnosis and effective treatment methods. The Chief Minister's instruction comes when the state Public Health Minister Prakash Abitkar in July said that the state government has proposed to construct two cancer hospitals in Aundh (Pune) and Nashik (Maharashtra) and eight district hospitals across the state to provide treatment to the rising number of patients and cut their expenses on expensive private healthcare services. Chief Minister Fadnavis said that the health department has submitted the proposal to Asian Development Bank for financial assistance of Rs 8,000 crore. Disclaimer: This post has been auto-published from an agency feed without any modifications to the text and has not been reviewed by an editor FOLLOW US : Copyright ©2025 Lokmat Media Pvt Ltd</w:t>
+      </w:r>
+    </w:p>
+    <w:p>
+      <w:pPr>
+        <w:pStyle w:val="Heading3"/>
+      </w:pPr>
+      <w:r>
+        <w:t>Article 18</w:t>
+      </w:r>
+    </w:p>
+    <w:p>
+      <w:r>
+        <w:t>Title: Maha CM to develop a comprehensive policy for cancer treatment</w:t>
+      </w:r>
+    </w:p>
+    <w:p>
+      <w:r>
+        <w:t xml:space="preserve">URL: </w:t>
+      </w:r>
+      <w:hyperlink r:id="rId26">
+        <w:r>
+          <w:rPr>
+            <w:color w:val="0000FF"/>
+          </w:rPr>
+          <w:t>https://www.socialnews.xyz/2025/09/15/maha-cm-to-develop-a-comprehensive-policy-for-cancer-treatment/</w:t>
+        </w:r>
+      </w:hyperlink>
+    </w:p>
+    <w:p>
+      <w:r>
+        <w:t>Content: Home » HEALTH/MEDICINE » Maha CM to develop a comprehensive policy for cancer treatment Posted By: Gopi September 15, 2025 Mumbai, Sep 16 (SocialNews.XYZ) Maharashtra Chief Minister Devendra Fadnavis has directed the Medical Education and Drugs Department to prepare a policy to provide comprehensive cancer services to the people of the state. At the meeting, he said on Monday that it is necessary to set up cancer treatment centres at various levels for effective treatment of cancer. The Chief Minister also gave instructions to set up comprehensive cancer treatment services, diagnosis, day care radiotherapy and chemotherapy units in every district. He said that the incomplete construction of the Sant Tukadoji Maharaj Cancer Hospital building in Nagpur should be completed immediately. Necessary funds will be sought for this, he added. CM Fadnavis said that on behalf of Shri Sai Sansthan, an appeal will be made to Sai Sansthan for the construction of a state-of-the-art cancer hospital in Sainagar at Shirdi. He added that the needy people in the state should get immediate services for which a single cloud command centre should be established out of the three types of treatment centres. At the same time, patients fighting cancer should be provided with early diagnosis and effective treatment methods. The Chief Minister's instruction comes when the state Public Health Minister Prakash Abitkar in July said that the state government has proposed to construct two cancer hospitals in Aundh (Pune) and Nashik (Maharashtra) and eight district hospitals across the state to provide treatment to the rising number of patients and cut their expenses on expensive private healthcare services. Chief Minister Fadnavis said that the health department has submitted the proposal to Asian Development Bank for financial assistance of Rs 8,000 crore. Source: IANS Gopi Adusumilli is a Programmer. He is the editor of SocialNews.XYZ and President of AGK Fire Inc. He enjoys designing websites, developing mobile applications and publishing news articles on current events from various authenticated news sources. When it comes to writing he likes to write about current world politics and Indian Movies. His future plans include developing SocialNews.XYZ into a News website that has no bias or judgment towards any. He can be reached at gopi@socialnews.xyzMail | Web | Twitter Gopi Adusumilli is a Programmer. He is the editor of SocialNews.XYZ and President of AGK Fire Inc. He enjoys designing websites, developing mobile applications and publishing news articles on current events from various authenticated news sources. When it comes to writing he likes to write about current world politics and Indian Movies. His future plans include developing SocialNews.XYZ into a News website that has no bias or judgment towards any. He can be reached at gopi@socialnews.xyz Copyright 2025 | AGK FIRE INC| Terms of Service / Privacy Policy | Contact Us</w:t>
       </w:r>
     </w:p>
     <w:sectPr>

--- a/Output/Prakash Abitkar/extracted_links_Prakash Abitkar_News_Content.docx
+++ b/Output/Prakash Abitkar/extracted_links_Prakash Abitkar_News_Content.docx
@@ -43,7 +43,7 @@
     </w:p>
     <w:p>
       <w:r>
-        <w:t>Title: Maha CM to develop a comprehensive policy for cancer treatment</w:t>
+        <w:t>Title: कोल्हापूरकरांची चंगळ! रानभाज्यांच्या 450 खाद्यकृतींमुळं जिल्हास्तरीय रानभाजी महोत्सवाला रंगत</w:t>
       </w:r>
     </w:p>
     <w:p>
@@ -55,13 +55,13 @@
           <w:rPr>
             <w:color w:val="0000FF"/>
           </w:rPr>
-          <w:t>https://www.thehawk.in/news/health/maha-cm-to-develop-a-comprehensive-policy-for-cancer-treatment</w:t>
+          <w:t>https://www.etvbharat.com/mr/!state/kolhapurs-wild-vegetable-festival-promotes-local-cuisine-and-women-culinary-talent-maharashtra-news-mhs25092003298</w:t>
         </w:r>
       </w:hyperlink>
     </w:p>
     <w:p>
       <w:r>
-        <w:t>Content: Mumbai, Sep 16 (IANS) Maharashtra Chief Minister Devendra Fadnavis has directed the Medical Education and Drugs Department to prepare a policy to provide comprehensive cancer services to the people of the state. At the meeting, he said on Monday that it is necessary to set up cancer treatment centres at various levels for effective treatment of cancer. The Chief Minister also gave instructions to set up comprehensive cancer treatment services, diagnosis, day care radiotherapy and chemotherapy units in every district. He said that the incomplete construction of the Sant Tukadoji Maharaj Cancer Hospital building in Nagpur should be completed immediately. Necessary funds will be sought for this, he added. CM Fadnavis said that on behalf of Shri Sai Sansthan, an appeal will be made to Sai Sansthan for the construction of a state-of-the-art cancer hospital in Sainagar at Shirdi. He added that the needy people in the state should get immediate services for which a single cloud command centre should be established out of the three types of treatment centres. At the same time, patients fighting cancer should be provided with early diagnosis and effective treatment methods. The Chief Minister's instruction comes when the state Public Health Minister Prakash Abitkar in July said that the state government has proposed to construct two cancer hospitals in Aundh (Pune) and Nashik (Maharashtra) and eight district hospitals across the state to provide treatment to the rising number of patients and cut their expenses on expensive private healthcare services. Chief Minister Fadnavis said that the health department has submitted the proposal to Asian Development Bank for financial assistance of Rs 8,000 crore. --IANS sj/khz</w:t>
+        <w:t>Content: महाराष्ट्र maharashtra ETV Bharat / state By ETV Bharat Marathi Team Published : September 20, 2025 at 6:17 PM IST Updated : September 20, 2025 at 8:28 PM IST कोल्हापूर : लोकसहभागातून उभ्या राहिलेल्या कृषी आणि खाद्यसंस्कृतीला अधोरेखित करणारा जिल्हास्तरीय रानभाजी महोत्सव कोल्हापुरात मोठ्या उत्साहात संपन्न झाला. राजारामपुरीतील व्ही. टी. पाटील सभागृहात आयोजित या कार्यक्रमाचं उद्घाटन सार्वजनिक आरोग्य व कुटुंब कल्याण मंत्री तथा पालकमंत्री प्रकाश आबिटकर यांच्या हस्ते झालं. महिलांच्या उत्सफूर्त सहभागामुळं रंगला महोत्सव : या रानभाज्या महोत्सवाचं खास आकर्षण ठरलं ते म्हणजे महिलांचा उत्स्फूर्त सहभाग. सुमारे 150 महिला बचत गट आणि 100 पेक्षा अधिक महिलांनी पाककला स्पर्धेत भाग घेत आरोग्यदायी आणि चवदार पदार्थ सादर केले. 450 हून अधिक खाद्यकृतींमुळं या महोत्सवाला खरी रंगत आली. स्पर्धांमध्ये रानभाजी मांडणी प्रकारात निता पडवळ यांनी प्रथम, राधानगरीतील कुडूत्री इथल्या महिला बचत गटानं दुसरा, तर कातळी इथल्या कविता जाधव यांनी तिसरा क्रमांक पटकावला. पिरळ राधानगरीच्या शितलाम बचत गटाला उत्तेजनार्थ पारितोषिक जाहीर झालं. शेवग्याच्या भाजीचं डेजर्ट : पाककला स्पर्धेत राधानगरीच्या पूजा पाटील यांनी प्रथम, हातकणंगले तालुक्यातील भादोले गावातील शोभादेवी पाटील यांनी दुसरा तर कदमवाडीतील राणी कदम यांनी तिसरा क्रमांक पटकावला. विशिष्ट कामगिरीबद्दल सर्वांना पालकमंत्री आबिटकर यांच्या हस्ते स्मृतिचिन्ह, प्रमाणपत्र आणि पुष्पगुच्छ देऊन गौरवण्यात आलं. प्रथम क्रमांक पटकावलेल्या राधानगरीच्या पूजा पाटील यांनी आगळंवेगळं शेवग्याचं डेजर्ट बनवलं होतं. तसंच भोपळ्याचे फ्रेंच फ्राईज असे अनोखे पदार्थ प्रदर्शनात आलेल्या नागरिकांना पाहायला मिळाले. प्रदर्शन पाहण्यासाठी विद्यार्थ्यांची गर्दी : रानभाज्या महोत्सवाला शालेय आणि महाविद्यालयीन विद्यार्थ्यांनी लावलेल्या उपस्थितीमुळं रानभाज्यांचे औषधी गुणधर्म आणि पोषण मूल्यांविषयी तरुणाईमध्ये जागरूकता निर्माण झाली. सुमारे 40 प्रजातींच्या रानभाज्यांचं प्रदर्शन विद्यार्थ्यांना आणि नागरिकांना निसर्गसंपत्तीची नवी ओळख करून देणारे ठरले. "रानभाज्या केवळ ग्रामीण भागापुरत्या मर्यादित न राहता राज्यभर पोहोचाव्यात, यासाठी हा महोत्सव राज्यस्तरावर घेण्यात यावा," - प्रकाश आबिटकर, मंत्री रानभाज्यांच्या मार्केटिंगचा नवा विचार : महोत्सवात बोलताना पालकमंत्री प्रकाश आबिटकर यांनी रानभाज्यांच्या प्रसाराला आवश्यक तेवढा बाजारपेठेचा आधार मिळालेला नाही, याबद्दल खंत व्यक्त केली. "या भाज्यांचा समावेश हॉटेल व्यवसायात करण्यासाठी जिल्ह्यातील हॉटेल असोसिएशनशी चर्चा करणार आहोत. रानभाज्यांमुळं आरोग्यदायी जीवनशैलीला चालना मिळेल,” असा विश्वास मंत्री प्रकाश आबिटकर यांनी व्यक्त केला. ‘रानभाजी इ-माहिती पुस्तिके’चे प्रकाशन : या महोत्सवानं केवळ खाद्यपदार्थांवर थांबण्याऐवजी व्यावसायिक बाबींनासुद्धा प्राधान्य दिलं. यावेळी ‘रानभाजी माहिती पुस्तिका’चं प्रकाशन करण्यात आलं. ऑनलाईन स्वरूपात ही माहिती पुस्तिका उपलब्ध असणार असून विविध रानभाज्यांची माहिती, त्यांचे आरोग्यवर्धक गुणधर्म आणि उपयोग अशी सर्व माहिती या पुस्तिकेमुळं सोप्या भाषेत उपलब्ध झाली आहे. पावसामुळं नागरिकांची तारांबळ : कोल्हापुरात पावसामुळं नागरिकांची तारांबळ उडाली. अशीच परिस्थिती रानभाजी महोत्सव आयोजित केलेल्या ठिकाणी पहायला मिळाली. रानभाज्यांचे स्टॉल हे हॉलच्या बाहेरदेखील मांडले होते. अचानक आलेल्या पावसामुळं अनेकांची तारांबळ उडाली. नागरिकांना चाखायला मिळाल्या रानभाज्या : कार्यक्रमास विभागीय कृषी सहसंचालक बसवराज मास्तोळी, जिल्हा कृषी अधिकारी व आत्मा प्रकल्प संचालक जालिंदर पांगरे, अधीक्षक कृषी अधिकारी अजय कुलकर्णी व रानभाजी तज्ज्ञ डॉ. शहाजी कुरणे यांची प्रमुख उपस्थिती होती. रानावनात पिकणाऱ्या अनेक दुर्मीळ भाज्यांची चव रानभाजी महोत्सवामुळं शहरात राहणाऱ्या नागरिकांना चाखायला मिळाली. हेही वाचा : For All Latest Updates TAGGED: रिल्स बनवित असताना रेल्वे ट्रॅकवर दोन मित्रांना एक्सप्रेस रेल्वेची धडक; दोघांचा जागीच मृत्यू ठाण्यातील सराफाचे १ कोटी रुपये चोरणाऱ्याला उत्तर प्रदेशमध्ये अटक; आरोपीचा पोलिसांना कसा लागला सुगावा? जैन बोर्डिंगच्या जमिनीचा व्यवहार रद्द न झाल्यास केंद्रासह राज्य सरकारला मोठी किंमत चुकवावी लागेल-राजू शेट्टी "डॉक्टर तरुणी आत्महत्या प्रकरणी कुठलाही राजकीय दबाव न येता पारदर्शक चौकशी करावी"-सुप्रिया सुळे बिहारमध्ये निवडणुकीमुळे तापलं राजकीय वातावरण, फक्त महाबोधीत लोकांच्या मनात आहे शांतता दिवाळी 2025 : iPhone 16 Pro वर मोठी सवलत, फ्लिपकार्ट ते क्रोमा पर्यंत सर्वोत्तम डील्स OnePlus Ace 6 : लवकरच 7,800mAh बॅटरीसह लॉंच होण्याची शक्यता ओप्पो फाइंड X9 सीरिज भारतात नोव्हेंबरमध्ये लाँच होणार; मीडियाटेक डायमेंसिटी 9500 सोबत भागीदारी मेटाचं इन्स्टाग्राम आणि फेसबुक रील्ससाठी हिंदी डबिंगसह AI फीचर लाँच Copyright © 2025 Ushodaya Enterprises Pvt. Ltd., All Rights Reserved.</w:t>
       </w:r>
     </w:p>
     <w:p>
@@ -74,7 +74,7 @@
     </w:p>
     <w:p>
       <w:r>
-        <w:t>Title: कोल्हापूरकरांची चंगळ! रानभाज्यांच्या 450 खाद्यकृतींमुळं जिल्हास्तरीय रानभाजी महोत्सवाला रंगत</w:t>
+        <w:t>Title: PM Jan Arogya Yojana : ‘जनआरोग्य’मधील उपचारांची संख्या वाढवणार</w:t>
       </w:r>
     </w:p>
     <w:p>
@@ -82,68 +82,6 @@
         <w:t xml:space="preserve">URL: </w:t>
       </w:r>
       <w:hyperlink r:id="rId11">
-        <w:r>
-          <w:rPr>
-            <w:color w:val="0000FF"/>
-          </w:rPr>
-          <w:t>https://www.etvbharat.com/mr/!state/kolhapurs-wild-vegetable-festival-promotes-local-cuisine-and-women-culinary-talent-maharashtra-news-mhs25092003298</w:t>
-        </w:r>
-      </w:hyperlink>
-    </w:p>
-    <w:p>
-      <w:r>
-        <w:t>Content: महाराष्ट्र maharashtra ETV Bharat / state By ETV Bharat Marathi Team Published : September 20, 2025 at 6:17 PM IST Updated : September 20, 2025 at 8:28 PM IST कोल्हापूर : लोकसहभागातून उभ्या राहिलेल्या कृषी आणि खाद्यसंस्कृतीला अधोरेखित करणारा जिल्हास्तरीय रानभाजी महोत्सव कोल्हापुरात मोठ्या उत्साहात संपन्न झाला. राजारामपुरीतील व्ही. टी. पाटील सभागृहात आयोजित या कार्यक्रमाचं उद्घाटन सार्वजनिक आरोग्य व कुटुंब कल्याण मंत्री तथा पालकमंत्री प्रकाश आबिटकर यांच्या हस्ते झालं. महिलांच्या उत्सफूर्त सहभागामुळं रंगला महोत्सव : या रानभाज्या महोत्सवाचं खास आकर्षण ठरलं ते म्हणजे महिलांचा उत्स्फूर्त सहभाग. सुमारे 150 महिला बचत गट आणि 100 पेक्षा अधिक महिलांनी पाककला स्पर्धेत भाग घेत आरोग्यदायी आणि चवदार पदार्थ सादर केले. 450 हून अधिक खाद्यकृतींमुळं या महोत्सवाला खरी रंगत आली. स्पर्धांमध्ये रानभाजी मांडणी प्रकारात निता पडवळ यांनी प्रथम, राधानगरीतील कुडूत्री इथल्या महिला बचत गटानं दुसरा, तर कातळी इथल्या कविता जाधव यांनी तिसरा क्रमांक पटकावला. पिरळ राधानगरीच्या शितलाम बचत गटाला उत्तेजनार्थ पारितोषिक जाहीर झालं. शेवग्याच्या भाजीचं डेजर्ट : पाककला स्पर्धेत राधानगरीच्या पूजा पाटील यांनी प्रथम, हातकणंगले तालुक्यातील भादोले गावातील शोभादेवी पाटील यांनी दुसरा तर कदमवाडीतील राणी कदम यांनी तिसरा क्रमांक पटकावला. विशिष्ट कामगिरीबद्दल सर्वांना पालकमंत्री आबिटकर यांच्या हस्ते स्मृतिचिन्ह, प्रमाणपत्र आणि पुष्पगुच्छ देऊन गौरवण्यात आलं. प्रथम क्रमांक पटकावलेल्या राधानगरीच्या पूजा पाटील यांनी आगळंवेगळं शेवग्याचं डेजर्ट बनवलं होतं. तसंच भोपळ्याचे फ्रेंच फ्राईज असे अनोखे पदार्थ प्रदर्शनात आलेल्या नागरिकांना पाहायला मिळाले. प्रदर्शन पाहण्यासाठी विद्यार्थ्यांची गर्दी : रानभाज्या महोत्सवाला शालेय आणि महाविद्यालयीन विद्यार्थ्यांनी लावलेल्या उपस्थितीमुळं रानभाज्यांचे औषधी गुणधर्म आणि पोषण मूल्यांविषयी तरुणाईमध्ये जागरूकता निर्माण झाली. सुमारे 40 प्रजातींच्या रानभाज्यांचं प्रदर्शन विद्यार्थ्यांना आणि नागरिकांना निसर्गसंपत्तीची नवी ओळख करून देणारे ठरले. "रानभाज्या केवळ ग्रामीण भागापुरत्या मर्यादित न राहता राज्यभर पोहोचाव्यात, यासाठी हा महोत्सव राज्यस्तरावर घेण्यात यावा," - प्रकाश आबिटकर, मंत्री रानभाज्यांच्या मार्केटिंगचा नवा विचार : महोत्सवात बोलताना पालकमंत्री प्रकाश आबिटकर यांनी रानभाज्यांच्या प्रसाराला आवश्यक तेवढा बाजारपेठेचा आधार मिळालेला नाही, याबद्दल खंत व्यक्त केली. "या भाज्यांचा समावेश हॉटेल व्यवसायात करण्यासाठी जिल्ह्यातील हॉटेल असोसिएशनशी चर्चा करणार आहोत. रानभाज्यांमुळं आरोग्यदायी जीवनशैलीला चालना मिळेल,” असा विश्वास मंत्री प्रकाश आबिटकर यांनी व्यक्त केला. ‘रानभाजी इ-माहिती पुस्तिके’चे प्रकाशन : या महोत्सवानं केवळ खाद्यपदार्थांवर थांबण्याऐवजी व्यावसायिक बाबींनासुद्धा प्राधान्य दिलं. यावेळी ‘रानभाजी माहिती पुस्तिका’चं प्रकाशन करण्यात आलं. ऑनलाईन स्वरूपात ही माहिती पुस्तिका उपलब्ध असणार असून विविध रानभाज्यांची माहिती, त्यांचे आरोग्यवर्धक गुणधर्म आणि उपयोग अशी सर्व माहिती या पुस्तिकेमुळं सोप्या भाषेत उपलब्ध झाली आहे. पावसामुळं नागरिकांची तारांबळ : कोल्हापुरात पावसामुळं नागरिकांची तारांबळ उडाली. अशीच परिस्थिती रानभाजी महोत्सव आयोजित केलेल्या ठिकाणी पहायला मिळाली. रानभाज्यांचे स्टॉल हे हॉलच्या बाहेरदेखील मांडले होते. अचानक आलेल्या पावसामुळं अनेकांची तारांबळ उडाली. नागरिकांना चाखायला मिळाल्या रानभाज्या : कार्यक्रमास विभागीय कृषी सहसंचालक बसवराज मास्तोळी, जिल्हा कृषी अधिकारी व आत्मा प्रकल्प संचालक जालिंदर पांगरे, अधीक्षक कृषी अधिकारी अजय कुलकर्णी व रानभाजी तज्ज्ञ डॉ. शहाजी कुरणे यांची प्रमुख उपस्थिती होती. रानावनात पिकणाऱ्या अनेक दुर्मीळ भाज्यांची चव रानभाजी महोत्सवामुळं शहरात राहणाऱ्या नागरिकांना चाखायला मिळाली. हेही वाचा : For All Latest Updates TAGGED: नरक चतुर्दशी 2025; 'या' राशींसाठी शुभ संयोग, महादेवाची राहणार कृपा, वाचा राशीभविष्य महिला विश्वचषक 2025 : भारतीय महिला क्रिकेट संघाला सलग तिसऱ्या सामन्यात धक्का: इंग्लड संघाचा विजय शाहूवाडीत बिबट्याचा कहर ?; वृद्ध दाम्पत्याचा बळी, दिवाळीपूर्वी गावावर दु:खाचं सावट जेनयू विद्यार्थी संघर्ष : दिल्ली पोलिसांनी विद्यार्थी संघटनेच्या पदाधिकाऱ्यांना घेतलं ताब्यात ‘इडा, पीडा टळो आणि बळीचं राज्य येवो’; काय आहे बलिप्रतिपदेचा शुभ मुहूर्त आणि महत्त्व?, दिवाळी पाडवा म्हणजे काय? दिवाळी 2025 : iPhone 16 Pro वर मोठी सवलत, फ्लिपकार्ट ते क्रोमा पर्यंत सर्वोत्तम डील्स OnePlus Ace 6 : लवकरच 7,800mAh बॅटरीसह लॉंच होण्याची शक्यता ओप्पो फाइंड X9 सीरिज भारतात नोव्हेंबरमध्ये लाँच होणार; मीडियाटेक डायमेंसिटी 9500 सोबत भागीदारी मेटाचं इन्स्टाग्राम आणि फेसबुक रील्ससाठी हिंदी डबिंगसह AI फीचर लाँच Copyright © 2025 Ushodaya Enterprises Pvt. Ltd., All Rights Reserved.</w:t>
-      </w:r>
-    </w:p>
-    <w:p>
-      <w:pPr>
-        <w:pStyle w:val="Heading3"/>
-      </w:pPr>
-      <w:r>
-        <w:t>Article 4</w:t>
-      </w:r>
-    </w:p>
-    <w:p>
-      <w:r>
-        <w:t>Title: Kolhpur News: भाजप, शिवसेना अन् ठाकरेंच्या सेनेत गटबाजी संपेना, इच्छुकांची मुस्कटदाबी; कोल्हापुरच्या राजकारणात नेमकं काय सुरु?</w:t>
-      </w:r>
-    </w:p>
-    <w:p>
-      <w:r>
-        <w:t xml:space="preserve">URL: </w:t>
-      </w:r>
-      <w:hyperlink r:id="rId12">
-        <w:r>
-          <w:rPr>
-            <w:color w:val="0000FF"/>
-          </w:rPr>
-          <w:t>https://sarkarnama.esakal.com/maharashtra/paschim-maharashtra/kolhpur-news-factionalism-in-bjp-shiv-sena-and-thackeray-sena-is-not-over-what-exactly-is-going-on-in-kolhapur-politics-rg93-aau85</w:t>
-        </w:r>
-      </w:hyperlink>
-    </w:p>
-    <w:p>
-      <w:r>
-        <w:t>Content: Kolhpur News: कोल्हापूर महानगरपालिका निवडणूक प्रक्रियेला वेग आला आहे. नुकतीच प्रारूप प्रभाग रचना जाहीर झाल्यानंतर अनेक इच्छुकांनी पत्ते खोलायला सुरुवात केली आहे. त्यासाठी अनेकांचे पक्षप्रवेश, प्रबळ असलेला पक्ष, आर्थिक दृष्ट्या सक्षम असणाऱ्या नेत्यांकडे इच्छुकांनी संपर्क ठेवला आहे. निवडणूक ही चार सदस्य पद्धतीनं होणार असल्याने आजूबाजूच्या मतदारसंघातील इच्छुकांना हाताशी धरण्याचं काम सुरू आहे. मात्र या इच्छुकांची पक्षातील अंतर्गत गटबाजीमुळे घालमेल वाढली आहे. भाजप, शिवसेना आणि ठाकरे यांची शिवसेना यांच्यातील अंतर्गत गटबाजीचे ग्रहण दिवसेंदिवस निवडणुकीच्या निमित्ताने वाढत आहे. त्यामुळे दोन्हीही गटांना धरून राहण्यासाठी इच्छुकांना कसरत करावी लागत आहे. शिवाय त्यांची मुस्कटदाबी देखील होताना दिसत आहे. कोल्हापूर भाजपमधील परिस्थिती पाहता यापूर्वी राज्याचे उच्च आणि तंत्र शिक्षण मंत्री चंद्रकांत पाटील यांच्या मार्गदर्शनाखाली कोल्हापूर महानगरपालिका निवडणूक झाली होती. त्यानंतर भाजपमध्ये राज्यसभेचे खासदार धनंजय महाडिक यांनी पक्ष प्रवेश केल्यानंतर आणि मंत्री चंद्रकांत पाटील यांनी पुण्यातून निवडणूक लढवल्यानंतर कोल्हापूर जिल्ह्यातील असलेला त्यांचा संपर्क कमी झाला. तर अप्रत्यक्षपणे राज्यसभेचे खासदार धनंजय महाडिक यांच्याकडे आगामी निवडणुकातील सूत्रे गेली आहेत. महाडिक यांची ताराराणी आघाडी भाजपमध्ये विलीन झाली असली तरी मूळ भाजप पक्ष आणि ताराराणी आघाडी असे दोन्ही गटात विभागल्याचं सध्याचं चित्र आहे. मंत्री पाटील कोल्हापूर दौऱ्यावर आल्यानंतर मूळ भाजपचे कार्यकर्ते आणि महाडिक गट यांच्यातील मतभेद ही वेळोवेळी दिसतात. आगामी कोल्हापूर महानगरपालिकेच्या निवडणुकीत आपल्या कार्यकर्त्यांना उमेदवारी देण्यासाठी या दोन्ही गटाची कसरत पहावी लागणार आहे. मूळ भाजपला आणि महाडिक गटांच्या कार्यकर्त्यांना किती संधी मिळणार हे देखील पहावे लागणार आहे. तर शिवसेनेची परिस्थिती पाहता भाजपच्या ताराराणी आघाडीतून गटनेते सत्यजित उर्फ नाना कदम हे शिवसेनेत आले आहेत. यापूर्वी राज्य नियोजन मंडळाचे अध्यक्ष राजेश क्षीरसागर यांचा निर्णय अंतिम समजला जात होता. मात्र कदम यांचा शिवसेनेत पक्षप्रवेश झाल्यानंतर शारंगधर देशमुख यांनी देखील शिवसेनेत पक्ष प्रवेश केला. कोल्हापूर महानगरपालिकेच्या राजकारणात कदम आणि देशमुख यांची मोठी राजकीय ताकद आहे. शिवाय पालकमंत्री प्रकाश आबिटकर आणि क्षीरसागर यांचे देखील सुत सध्या तरी जुळलेले नाही. तर दुसरीकडे माजी खासदार संजय मंडलिक त्यांनी माजी नगरसेवक रमेश पुरेकर यांना हाताशी धरून महापालिकेच्या राजकारणात रस दाखवला आहे. क्षीरसागर, कदम, देशमुख आणि मंडलिक असे तीन घटक शिवसेनेत निर्माण झाले आहेत. त्यामुळं प्रत्येकजण आपापल्याच पदाधिकाऱ्याला संधी कशी मिळणार? यासाठी प्रयत्न केले जात आहेत. शिवाय पालकमंत्री आबिटकर यांच्याशी जवळीकता केल्यास एका गटाकडून त्या इच्छुकाला रात्रीतून समज दिली जाते. त्यामुळे इच्छुकांची चांगलीच मुस्कटदाबी शिवसेनेत होताना दिसत आहे. ठाकरेंच्या शिवसेनेत देखील अंतर्गत गटबाजीचे ग्रहण संपलेले नाही. जिल्हाप्रमुख रविकिरण इंगवले यांच्यासह उपनेते संजय पवार, विजय देवणे यांच्यातील मतभेद आज देखील कायम आहेत. कोल्हापूर महानगरपालिकेच्या निवडणुकीत रविकरण इंगवले यांना अधिकार दिले असले तरी उपनेते संजय पवार यांनी देखील काही जागांवर आपला दावा सांगितला आहे. त्यामुळे समन्वयाची मूठ या ठिकाणी कशी बांधली जाणार? हे देखील पाहणे महत्त्वाचे आहे. तर दुसरीकडे महाविकास आघाडीतील काँग्रेसची परिस्थिती पाहता सध्यातरी भक्कम आहे. त्यापाठोपाठ राष्ट्रवादी शरदचंद्र पवार पक्ष आणि ठाकरे यांची शिवसेनेत उमेदवारीसाठी कसरत करावी लागणार आहे. महाविकास आघाडी म्हणून काँग्रेस सर्वाधिक जागांवर दावा सांगण्याच्या तयारीत आहे. मात्र हे करत असताना मित्रपक्ष कोठेही दुखावणार नाही. याची काळजी काँग्रेसला घ्यावी लागणार आहे. सरकारनामाचे सदस्य व्हा शॉपिंगसाठी 'सकाळ प्राईम डील्स'च्या भन्नाट ऑफर्स पाहण्यासाठी क्लिक करा. Read Latest Marathi Political News, Breaking Political News from Maharashtra, India, Pune &amp; Mumbai at Sarkarnama. To Get Live Political Marathi News on Mobile, Download the Sarkarnama Mobile App for Android and IOS. सरकारनामा आता सर्व सोशल मीडिया प्लॅटफॉर्मवर. ताज्या राजकीय घडामोडींसाठी फेसबुक, ट्विटर, इन्स्टाग्राम, शेअर चॅट, टेलिग्रामवर आणि व्हॉट्सॲप आम्हाला फॉलो करा. तसेच, सरकारनामा यूट्यूब चॅनेलला आजच सबस्क्राइब करा. Follow Us Copyright © 2025 Sakal Media Group – All Rights Reserved Powered by Quintype वेबसाईटवर ब्राउझिंगचा अनुभव सर्वोत्तम असावा, यासाठी आम्ही कुकीजचा वापर करतो. कुकीजमुळे तुम्हाला तुमच्या आवडत्या मजकुराची शिफारस करता येते. आमचे गोपनीयता आणि कुकीजसंदर्भातील धोरण तुम्हाला मान्य आहे.</w:t>
-      </w:r>
-    </w:p>
-    <w:p>
-      <w:pPr>
-        <w:pStyle w:val="Heading3"/>
-      </w:pPr>
-      <w:r>
-        <w:t>Article 5</w:t>
-      </w:r>
-    </w:p>
-    <w:p>
-      <w:r>
-        <w:t>Title: PM Jan Arogya Yojana : ‘जनआरोग्य’मधील उपचारांची संख्या वाढवणार</w:t>
-      </w:r>
-    </w:p>
-    <w:p>
-      <w:r>
-        <w:t xml:space="preserve">URL: </w:t>
-      </w:r>
-      <w:hyperlink r:id="rId13">
         <w:r>
           <w:rPr>
             <w:color w:val="0000FF"/>
@@ -162,7 +100,7 @@
         <w:pStyle w:val="Heading3"/>
       </w:pPr>
       <w:r>
-        <w:t>Article 6</w:t>
+        <w:t>Article 4</w:t>
       </w:r>
     </w:p>
     <w:p>
@@ -174,7 +112,7 @@
       <w:r>
         <w:t xml:space="preserve">URL: </w:t>
       </w:r>
-      <w:hyperlink r:id="rId14">
+      <w:hyperlink r:id="rId12">
         <w:r>
           <w:rPr>
             <w:color w:val="0000FF"/>
@@ -193,7 +131,7 @@
         <w:pStyle w:val="Heading3"/>
       </w:pPr>
       <w:r>
-        <w:t>Article 7</w:t>
+        <w:t>Article 5</w:t>
       </w:r>
     </w:p>
     <w:p>
@@ -205,7 +143,7 @@
       <w:r>
         <w:t xml:space="preserve">URL: </w:t>
       </w:r>
-      <w:hyperlink r:id="rId15">
+      <w:hyperlink r:id="rId13">
         <w:r>
           <w:rPr>
             <w:color w:val="0000FF"/>
@@ -224,7 +162,7 @@
         <w:pStyle w:val="Heading3"/>
       </w:pPr>
       <w:r>
-        <w:t>Article 8</w:t>
+        <w:t>Article 6</w:t>
       </w:r>
     </w:p>
     <w:p>
@@ -236,7 +174,7 @@
       <w:r>
         <w:t xml:space="preserve">URL: </w:t>
       </w:r>
-      <w:hyperlink r:id="rId16">
+      <w:hyperlink r:id="rId14">
         <w:r>
           <w:rPr>
             <w:color w:val="0000FF"/>
@@ -255,7 +193,7 @@
         <w:pStyle w:val="Heading3"/>
       </w:pPr>
       <w:r>
-        <w:t>Article 9</w:t>
+        <w:t>Article 7</w:t>
       </w:r>
     </w:p>
     <w:p>
@@ -267,7 +205,7 @@
       <w:r>
         <w:t xml:space="preserve">URL: </w:t>
       </w:r>
-      <w:hyperlink r:id="rId17">
+      <w:hyperlink r:id="rId15">
         <w:r>
           <w:rPr>
             <w:color w:val="0000FF"/>
@@ -278,7 +216,69 @@
     </w:p>
     <w:p>
       <w:r>
-        <w:t>Content: schedule15 Sep 25 person by visibility 199 categoryजिल्हा परिषद महाराष्ट्र न्यूज वन प्रतिनिधी, कोल्हापूर : गाव समृद्ध आणि विकासाला गती मिळण्यासाठी लोकसहभागातून आणि लोकचळवळीतूनच खरा बदल घडेल. मुख्यमंत्री समृद्ध पंचायतराज अभियानात प्रत्येक गावाने सहभाग नोंदवून बक्षिसासाठी नव्हे, तर गावाच्या विकासासाठी काम करावे, पाच कोटी रुपये बक्षीस देणारे हे देशातील एकमेव अभियान आहे. प्रत्येक गाव समृद्ध झाले, तर राज्यही समृद्ध होईल.’ असे आवाहन ग्रामविकासमंत्री जयकुमार गोरे यांनी केले. कोल्हापूर येथे आयोजित मुख्यमंत्री समृद्ध पंचायतराज अभियानाच्या जिल्हास्तरीय कार्यशाळेत ते बोलत होते. कार्यशाळेचे उद्घाटन पालकमंत्री प्रकाश आबिटकर यांच्या हस्ते झाले. यावेळी खासदार धनंजय महाडिक, आमदार राहूल आवाडे, जिल्हाधिकारी अमोल येडगे, सेवानिवृत्त वरिष्ठ अधिकारी डॉ. मल्लिनाथ कलशेट्टी, मुख्य कार्यकारी अधिकारी कार्तिकेयन एस., अपर आयुक्त नितीन माने, अतिरिक्त मुख्य कार्यकारी अधिकारी संतोष जोशी उपस्थित होते. पालकमंत्री प्रकाश आबिटकर यांनी, गावातील विकास प्रक्रियेला बळ देणाऱ्या विविध योजनांची माहिती दिली. जिल्ह्यातील मंजूर घरकुलांच्या बांधकामातील अडचणी सोडवून येत्या २६ जानेवारी रोजी ५० हजार लाभार्थ्यांना घरांच्या चाव्या प्रदान करण्यात येतील. समृद्ध शाळांसाठी ७८ कोटी रुपये, तर पुढील कालावधीसाठी 600 कोटी रुपये मंजूर झाले असून, समृद्ध प्राथमिक आरोग्य केंद्रांसाठीही मोठी तरतूद करण्यात आली आहे, अशी माहिती दिली. कार्यशाळेत प्रारंभी जिल्हास्तरीय आर. आर. पाटील सुंदर गाव पुरस्कारांचे वितरण झाले. मुख्यमंत्री समृद्ध पंचायतराज अभियान वाचन साहित्याचे प्रकाशन, डॉ. कलशेट्टी यांच्या ‘मी विकास यात्री’ पुस्तकाचे प्रकाशन, ‘सुंदर माझे घरकुल’ स्पर्धेची घोषणा आणि ‘स्वच्छता ही सेवा’ उपक्रमाचा शुभारंभ करण्यात आला. खासदार धनंजय महाडिक यांनी केंद्र आणि राज्य सरकारच्या ११० ग्रामविकास योजनांची यशस्वी अंमलबजावणी करून विकासाला गती देण्याचे आवाहन केले. मुख्य कार्यकारी अधिकारी कार्तिकेयन एस. यांनी प्रास्ताविकात अभियानाची सविस्तर माहिती दिली. मुख्यमंत्री समृद्ध पंचायतराज अभियान सतरा सप्टेंबर ते ३१ डिसेंबर २०२५ या कालावधीत राबवण्यात येणाऱ्या या अभियानाची पूर्वतयारी एक ऑगस्ट २०२५ पासून सुरू आहे. व्यासपीठावर ग्रामीण विकास यंत्रणा प्रकल्प संचालक सुषमा देसाई, सामान्य प्रशासन विभागाचे उपमुख्य कार्यकारी अधिकारी ओमप्रकाश यादव, ग्रामपंचायत विभागाचे उपमुख्य कार्यकारी अधिकारी जयवंत उगले आदी उपस्थित होते. schedule19 Oct 25 person by visibility 59 schedule19 Oct 25 person by visibility 171 schedule18 Oct 25 person by visibility 53 schedule18 Oct 25 person by visibility 67 schedule18 Oct 25 person by visibility 1048 schedule06 Jul 20 person by visibility 528880 schedule05 Jul 23 person by visibility 34185 schedule07 Jul 24 person by visibility 26303 schedule22 Jul 24 person by visibility 25128 schedule29 Dec 21 person by visibility 24889</w:t>
+        <w:t>Content: schedule15 Sep 25 person by visibility 213 categoryजिल्हा परिषद महाराष्ट्र न्यूज वन प्रतिनिधी, कोल्हापूर : गाव समृद्ध आणि विकासाला गती मिळण्यासाठी लोकसहभागातून आणि लोकचळवळीतूनच खरा बदल घडेल. मुख्यमंत्री समृद्ध पंचायतराज अभियानात प्रत्येक गावाने सहभाग नोंदवून बक्षिसासाठी नव्हे, तर गावाच्या विकासासाठी काम करावे, पाच कोटी रुपये बक्षीस देणारे हे देशातील एकमेव अभियान आहे. प्रत्येक गाव समृद्ध झाले, तर राज्यही समृद्ध होईल.’ असे आवाहन ग्रामविकासमंत्री जयकुमार गोरे यांनी केले. कोल्हापूर येथे आयोजित मुख्यमंत्री समृद्ध पंचायतराज अभियानाच्या जिल्हास्तरीय कार्यशाळेत ते बोलत होते. कार्यशाळेचे उद्घाटन पालकमंत्री प्रकाश आबिटकर यांच्या हस्ते झाले. यावेळी खासदार धनंजय महाडिक, आमदार राहूल आवाडे, जिल्हाधिकारी अमोल येडगे, सेवानिवृत्त वरिष्ठ अधिकारी डॉ. मल्लिनाथ कलशेट्टी, मुख्य कार्यकारी अधिकारी कार्तिकेयन एस., अपर आयुक्त नितीन माने, अतिरिक्त मुख्य कार्यकारी अधिकारी संतोष जोशी उपस्थित होते. पालकमंत्री प्रकाश आबिटकर यांनी, गावातील विकास प्रक्रियेला बळ देणाऱ्या विविध योजनांची माहिती दिली. जिल्ह्यातील मंजूर घरकुलांच्या बांधकामातील अडचणी सोडवून येत्या २६ जानेवारी रोजी ५० हजार लाभार्थ्यांना घरांच्या चाव्या प्रदान करण्यात येतील. समृद्ध शाळांसाठी ७८ कोटी रुपये, तर पुढील कालावधीसाठी 600 कोटी रुपये मंजूर झाले असून, समृद्ध प्राथमिक आरोग्य केंद्रांसाठीही मोठी तरतूद करण्यात आली आहे, अशी माहिती दिली. कार्यशाळेत प्रारंभी जिल्हास्तरीय आर. आर. पाटील सुंदर गाव पुरस्कारांचे वितरण झाले. मुख्यमंत्री समृद्ध पंचायतराज अभियान वाचन साहित्याचे प्रकाशन, डॉ. कलशेट्टी यांच्या ‘मी विकास यात्री’ पुस्तकाचे प्रकाशन, ‘सुंदर माझे घरकुल’ स्पर्धेची घोषणा आणि ‘स्वच्छता ही सेवा’ उपक्रमाचा शुभारंभ करण्यात आला. खासदार धनंजय महाडिक यांनी केंद्र आणि राज्य सरकारच्या ११० ग्रामविकास योजनांची यशस्वी अंमलबजावणी करून विकासाला गती देण्याचे आवाहन केले. मुख्य कार्यकारी अधिकारी कार्तिकेयन एस. यांनी प्रास्ताविकात अभियानाची सविस्तर माहिती दिली. मुख्यमंत्री समृद्ध पंचायतराज अभियान सतरा सप्टेंबर ते ३१ डिसेंबर २०२५ या कालावधीत राबवण्यात येणाऱ्या या अभियानाची पूर्वतयारी एक ऑगस्ट २०२५ पासून सुरू आहे. व्यासपीठावर ग्रामीण विकास यंत्रणा प्रकल्प संचालक सुषमा देसाई, सामान्य प्रशासन विभागाचे उपमुख्य कार्यकारी अधिकारी ओमप्रकाश यादव, ग्रामपंचायत विभागाचे उपमुख्य कार्यकारी अधिकारी जयवंत उगले आदी उपस्थित होते. schedule26 Oct 25 person by visibility 28 schedule26 Oct 25 person by visibility 262 schedule25 Oct 25 person by visibility 50 schedule25 Oct 25 person by visibility 82 schedule25 Oct 25 person by visibility 105 schedule06 Jul 20 person by visibility 528905 schedule05 Jul 23 person by visibility 34227 schedule07 Jul 24 person by visibility 26345 schedule22 Jul 24 person by visibility 25163 schedule29 Dec 21 person by visibility 24931</w:t>
+      </w:r>
+    </w:p>
+    <w:p>
+      <w:pPr>
+        <w:pStyle w:val="Heading3"/>
+      </w:pPr>
+      <w:r>
+        <w:t>Article 8</w:t>
+      </w:r>
+    </w:p>
+    <w:p>
+      <w:r>
+        <w:t>Title: नंदुरबार जिल्ह्यातील सिकलसेल…प्रशासनच अचूक आकडेवारीच्या शोधात</w:t>
+      </w:r>
+    </w:p>
+    <w:p>
+      <w:r>
+        <w:t xml:space="preserve">URL: </w:t>
+      </w:r>
+      <w:hyperlink r:id="rId16">
+        <w:r>
+          <w:rPr>
+            <w:color w:val="0000FF"/>
+          </w:rPr>
+          <w:t>https://www.loksatta.com/nashik/sickle-cell-crisis-in-nandurbar-exposes-poor-health-governance-health-minister-prakash-abitkar-expresses-anger-rds-00-5373636/</w:t>
+        </w:r>
+      </w:hyperlink>
+    </w:p>
+    <w:p>
+      <w:r>
+        <w:t>Content: नंदुरबार – तब्बल तीन वेळा तपासणी आणि चाचण्या करुनही नंदुरबार जिल्ह्यातील सिकलसेल बाधितांचा अचूक आकडा प्रशासनाकडे उपलब्ध नसल्याचे वास्तव आरोग्यमंत्री प्रकाश आबीटकर यांच्या दौऱ्यात उघड झाले. नंदुरबार जिल्हा आरोग्य प्रशासनाने स्वत: तसेच आणि आर्म फोर्स वैद्यकीय महाविद्यालयामार्फत सिकलसेल चाचण्या करुनही त्याची आकडेवारी प्रशासनाकडे नाही. सिकलसेलची खरेदी केलेली औषधेही रुग्णांपर्यत पोहचत नसल्याच्या तक्रारी रुग्णांनी थेट आरोग्यमंत्र्यापुढे केल्याने सिकलसेलच्या नावाखाली होत असलेली करोडो रुपयांची औषध खरेदी कोणासाठी, असा प्रश्न उपस्थित होत आहे. नंदुरबार जिल्ह्यातील सिकलसेल रुग्णांचा प्रश्न गंभीर झाला असतांनाच आरोग्य मंत्री प्रकाश आबीटकर यांनी केलेल्या नंदुरबार जिल्हा दौऱ्यात त्यांच्यादृष्टीने सिकलसेलचा प्रश्न सर्वाधीक महत्वाचा असल्याचे दिसून आले. परंतु, जिल्हा प्रशासन सिकलसेलप्रश्नी किती गंभीर, हेच या दौऱ्यातील गंभीर बाबीतून उघड झाले. गत वर्षात आर्म फोर्स वैद्यकीय महाविद्यालयाच्या मदतीने जिल्ह्यात सिकलसेल चाचणीचे महत्वाकांक्षी अभियान राबविण्यात आले. या अभियानात जिल्ह्यातील तीन लाख ९० हजारापेक्षा अधिक शालेय आणि महाविद्यालयीन विद्यार्थी यांची सिकलसेल चाचणी करण्यात आली. यासंदर्भातील सर्व माहिती जिल्ह्यातील आरोग्य यंत्रणांना उपचारास मदत करण्यासाठी हस्तांतरीत केली जाणार असल्याने त्याचे एका पोर्टलवरील लॉगीन जिल्हाधिकारी यांच्यासह आरोग्य यंत्रणेच्या प्राथमिक आरोग्य केंद्र स्तरावर देखील देण्यात येणार होते. सुत्रांनुसार, या चाचण्यांमध्ये ६० हजारांहुन अधिक सिकलसेल बाधीत आणि वाहक आढळून आल्याने आगामी काळात जिल्ह्यात सिकलसेल आजाराचा विस्फोट होण्याची शक्यता जाणकारांकडून व्यक्त केली जात आहे. अन्य संस्थेमार्फत चाचण्या होवूनही जिल्ह्यातील आरोग्य प्रशासनाकडे सिकलसेल बाधीतांचा निश्चित आकडा नसल्याने आश्चर्य व्यक्त केले जात आहे. याबाबत आरोग्यमंत्री आबीटकर यांनीही नाराजी व्यक्त करत सिकलसेल बाधितांच्या उपचारावर विशेष लक्ष केंद्रीत करण्याच्या सूचना आरोग्य यंत्रणेला दिल्या. विशेष म्हणजे, नंदुरबार जिल्ह्यातील सध्याच्या सिकलसेल बाधितांची आकडेवारी पाहता प्रशासनाकडून सिकलसेलवरील उपचारासाठी कोट्यवधींची औषधे खरेदी करत आहे. धडगाव मध्ये एका सामाजिक कार्यकर्त्यांने तो स्वत: सिकलसेल बाधीत असूनदेखील त्याला उपचारासाठी संबंधीत प्राथमिक आरोग्य केंद्रातून सिकलसेलची औषधेच मिळत नसल्याची तक्रार केली. सिकलसेलचा प्रश्न जिल्ह्यात गंभीर झाला असताना यासाठी खरेदी केलेली औषधे जातात तरी कुठे, असा प्रश्न उपस्थित होत आहे. सिकलसेलसाठी किती रुपयांची आणि किती औषधे येतात, ती आरोग्य केंद्र, उपकेंद्रांपर्यंत जातात की नाही, याची चौकशी करण्याची गरज व्यक्त होत आहे. किकू शारदा, 'द ग्रेट इंडियन कपिल शो'मधील विनोदी अभिनेता, सध्या 'Rise And Fall' रिअ‍ॅलिटी शोमध्ये सहभागी आहे. शोच्या एका भागात कुस्तीपटू संगीता फोगट सासऱ्यांच्या निधनामुळे बाहेर पडली. यामुळे किकूला त्याच्या आई-वडिलांच्या निधनाच्या दु:खद आठवणी आठवल्या. त्याने सांगितलं की, आईचा शेवटचा फोन उचलू न शकल्याने त्याला खूप दु:ख झालं. त्याने प्रेक्षकांना जवळच्या माणसांना वेळ देण्याचा सल्ला दिला.</w:t>
+      </w:r>
+    </w:p>
+    <w:p>
+      <w:pPr>
+        <w:pStyle w:val="Heading3"/>
+      </w:pPr>
+      <w:r>
+        <w:t>Article 9</w:t>
+      </w:r>
+    </w:p>
+    <w:p>
+      <w:r>
+        <w:t>Title: Kolhapur World Record: कोल्हापूरात घडला विश्वविक्रम! संविधान प्रास्ताविकेचं तब्बल 19 भाषांमध्ये गायन; कसा होता सोहळा?</w:t>
+      </w:r>
+    </w:p>
+    <w:p>
+      <w:r>
+        <w:t xml:space="preserve">URL: </w:t>
+      </w:r>
+      <w:hyperlink r:id="rId17">
+        <w:r>
+          <w:rPr>
+            <w:color w:val="0000FF"/>
+          </w:rPr>
+          <w:t>https://sarkarnama.esakal.com/kolhapur/kolhapur-world-record-preamble-of-the-indian-constitution-sung-in-19-languages-how-was-the-ceremony-need-to-know-aau85</w:t>
+        </w:r>
+      </w:hyperlink>
+    </w:p>
+    <w:p>
+      <w:r>
+        <w:t>Content: Kolhapur World Record: भारतीय राज्यघटना ही प्रत्येक भारतीयाच्या जगण्याचं प्रतिबिंब आहे. या राज्यघटनेच्या प्रस्ताविकेत याची झलक आपल्याला पाहायला मिळते. याच प्रस्ताविकेचं भारतातील तब्बल १९ भाषांमध्ये गायन करुन कोल्हापूरात विश्वविक्रम प्रस्थापित केला आहे. इथल्या ऐतिहासिक दसरा चौकात हा कार्यक्रम पार पडला. यामध्ये तब्बल १६०० जणांनी सहभाग नोंदवला. यावेळी प्रमुख पाहुणे म्हणून केंद्रीय राज्यमंत्री रामदास आठवले, पालकमंत्री प्रकाश आबिटकर, राज्य नियोजन मंडळाचे कार्यकारी अध्यक्ष राजेश क्षीरसागर यांच्यासह अन्य मान्यवर उपस्थित होते. भारतीय संविधान आणि आजच्या लोकशाही दिनाच्या अमृत महोत्सवी वर्षानिमित्त काल सायंकाळी कोल्हापुरात 'हम भारत के लोग' या संविधान गीताचा विश्वविक्रम करण्यात आला. कोल्हापुरातील गायक आणि संगीतकार कबीर नाईकनवरे यांच्या संकल्पनेतून हा उपक्रम राबविण्यात आला. या कार्यक्रमाला केंद्रीय सामाजिक न्याय राज्यमंत्री रामदास आठवले यांची प्रमुख उपस्थिती होती. दसरा चौक इथं झालेल्या या विश्वविक्रमात १६०० जण सहभागी झाले होते. दरम्यान, मराठी, आसामी, इंग्रजी, संस्कृत, मैथिली, भोजपुरी, ओडिशा, पंजाबी, सिंधी, राजस्थानी, बंगाली, कोकणी, गुजराती, पाली, कन्नड, तेलगू, उर्दू, नेपाळी, हिंदी भाषेत संविधान प्रास्ताविकेचं गायनाद्वारे सादरीकरण झालं. सरकारनामाचे सदस्य व्हा शॉपिंगसाठी 'सकाळ प्राईम डील्स'च्या भन्नाट ऑफर्स पाहण्यासाठी क्लिक करा. Read Latest Marathi Political News, Breaking Political News from Maharashtra, India, Pune &amp; Mumbai at Sarkarnama. To Get Live Political Marathi News on Mobile, Download the Sarkarnama Mobile App for Android and IOS. सरकारनामा आता सर्व सोशल मीडिया प्लॅटफॉर्मवर. ताज्या राजकीय घडामोडींसाठी फेसबुक, ट्विटर, इन्स्टाग्राम, शेअर चॅट, टेलिग्रामवर आणि व्हॉट्सॲप आम्हाला फॉलो करा. तसेच, सरकारनामा यूट्यूब चॅनेलला आजच सबस्क्राइब करा. Follow Us Copyright © 2025 Sakal Media Group – All Rights Reserved Powered by Quintype वेबसाईटवर ब्राउझिंगचा अनुभव सर्वोत्तम असावा, यासाठी आम्ही कुकीजचा वापर करतो. कुकीजमुळे तुम्हाला तुमच्या आवडत्या मजकुराची शिफारस करता येते. आमचे गोपनीयता आणि कुकीजसंदर्भातील धोरण तुम्हाला मान्य आहे.</w:t>
       </w:r>
     </w:p>
     <w:p>
@@ -291,7 +291,7 @@
     </w:p>
     <w:p>
       <w:r>
-        <w:t>Title: Public Health Scheme: महात्मा ज्योतिराव फुले जनआरोग्य योजनेत मोठा बदल; सरकारकडून नवा निर्णय जाहीर</w:t>
+        <w:t>Title: Shiv Sena Politics : शिंदेंची शिवसेना ठाकरेंचा उरलासुरला पक्षही फोडणार; कोल्हापुरात लवकरच मोठा धमाका...</w:t>
       </w:r>
     </w:p>
     <w:p>
@@ -303,13 +303,13 @@
           <w:rPr>
             <w:color w:val="0000FF"/>
           </w:rPr>
-          <w:t>https://marathi.timesnownews.com/maharashtra/major-update-government-announces-significant-reforms-in-the-mahatma-jyotirao-phule-jan-arogya-yojana-health-scheme-article-152828817</w:t>
+          <w:t>https://sarkarnama.esakal.com/maharashtra/paschim-maharashtra/shiv-sena-politics-eknath-shinde-uddhav-thackeray-faction-defections-kolhapur-leaders-rm82-rg93</w:t>
         </w:r>
       </w:hyperlink>
     </w:p>
     <w:p>
       <w:r>
-        <w:t>Content: थीम Updated Sep 16, 2025, 14:03 IST महात्मा ज्योतिराव फुले जनआरोग्य योजनेत मोठा बदल FASTag Annual Pass: यंदाच्या दिवाळीत प्रियजनांना भेट द्या फास्टटॅगचा वार्षिक पास; NHAI चं नवं फीचर, जाणून घ्या कसं कराल गिफ्ट Amazon Diwali Sale: भन्नाट ऑफर! सॅमसंगच्या 'या' दमदार फोनवर तब्बल 19000 रुपयांचा Discount ट्रेनमधील फूड कंटेनर पुन्हा वापरले जातात? VIDEO मुळे खळबळ, व्हायरल पोस्टमागचं सत्य नेमकं काय? Aajche Rashi Bhavishya: नरक चतुर्दशीचा दिवस कोणाच्या आयुष्यातील कष्ट दूर करणार? वाचा तुमचे राशीभविष्य दिवाळीत मिठाई खाताय? काजू कतलीपासून गुलाबजामपर्यंत एका तुकड्यात किती कॅलरी असतात? जाणून घ्या Saptahik Rashibhavisya In Marathi: सोमवारनंतरचा काळ प्रगतीचा, वाचा प्रकाशोत्सवाचा हा आठवडा कोणासाठी धनलाभ घेऊन येणार? BMC Housing Lottery 2025: मुंबईत स्वस्त आणि मस्त घर; BMC च्या लॉटरीतील सर्वात स्वस्त 1 BHK, किंमत.... Narak Chaturdashi 2025 Shubh Muhurta: नरक चतुर्दशीला किती वाजता कराल अभ्यंग स्नान? येथे पाहा शुभ मुहूर्त विवेक भोर, हे सध्या टाइम्स नाऊ डिजिटलमध्ये सीनिअर करस्पॉडन्ट या पदावर काम करत आहेत. मीडियात 14 वर्षांहून अधिक काम केल्याचा त्यांना अनुभव आहे. त्यांनी ...अधिक पiहा marathi news maharashtra Follow us : © 2025 Bennett, Coleman &amp; Company Limited</w:t>
+        <w:t>Content: Kolhapur News : आगामी स्थानिक स्वराज्य संस्थेच्या निवडणुकीच्या पार्श्वभूमीवर गेल्या अनेक दिवसांपासून कोल्हापूर जिल्ह्यात उपमुख्यमंत्री एकनाथ शिंदेंच्या शिवसेनेने भाजप, राष्ट्रवादी, काँग्रेस, राष्ट्रवादी शरदचंद्र पवार पक्ष, आणि शिवसेना उद्धव बाळासाहेब ठाकरे पक्षातील अनेक मातब्बर पदाधिकाऱ्यांचा पक्षप्रवेश करून घेतला आहे. आता शिंदे पुन्हा एकदा धमाका करण्याच्या तयारीत आहेत. कोल्हापूरचे पालकमंत्री आणि राज्याचे सार्वजनिक आरोग्य मंत्री प्रकाश आबिटकर यांच्या मार्गदर्शनाखाली दोन ते तीन महिन्यांपूर्वी मुंबईत महापौर, माजी महापौर, उपमहापौर, नगरसेवक अशा एकूण 37 जणांचा पक्षप्रवेश झाला होता. त्यानंतर पुन्हा एकदा शिवसेना ठाकरेंना धक्का देणार असल्याची माहिती समोर आली आहे. राज्य नियोजन मंडळाचे अध्यक्ष आमदार राजेश क्षीरसागर यांच्या नेतृत्वाखाली येत्या काही दिवसांमध्ये काँग्रेससह ठाकरेंची शिवसेना यांच्या पक्षातील काही प्रमुख पदाधिकारी आणि नगरसेवकांचा पक्षप्रवेश मुंबई येथे होणार आहे. गेल्या काही दिवसांपासून या चर्चा अधिक रंगल्या होत्या. मात्र पहिल्या टप्प्यातील पक्षप्रवेश झाल्यानंतर या चर्चांना ब्रेक मिळाला होता. ठाकरेंच्या पक्षात उरलेल्या काही माजी नगरसेवकांना शिंदेंच्या शिलेदारांनी फोडल्याचे सांगितले जात आहे. जवळपास 15 ते 20 जणांचा गट पक्षप्रवेश करणार असल्याच्या चर्चांना उधाण आले आहे. पहिल्या टप्प्यातील पक्षप्रवेश झाल्यानंतर अनेकांनी प्रारूप प्रभाग रचनेनंतर निर्णय घेण्याची तयारी दर्शवली होती. मनासारखा प्रभाग रचना झाल्यानंतर अनेकांनी या पक्षप्रवेशाला सहमती देण्याचा निर्णय घेतला होता. पंधरा दिवसांपूर्वी प्रारूप प्रभाग रचना जाहीर झाल्यानंतर पक्षप्रवेशाच्या या घडामोडीला आता वेग आला आहे. अनेकांसाठी सोयीस्कर प्रभाग झाल्यानंतर सत्तेतील पक्षासोबत राहण्यासाठी आणि त्यातून निवडून येण्यासाठी पक्षप्रवेशाचा पर्याय स्वीकारला आहे. त्यामुळे उद्धव ठाकरेंना पुन्हा एकदा कोल्हापुरात मोठा झटका बसणार असल्याचे स्पष्ट झाले आहे. अद्याप कोणते माजी नगरसेवक, पदाधिकारी पक्षप्रवेश करणार याची अधिकृत माहिती समोर आलेली नाही. सरकारनामाचे सदस्य व्हा शॉपिंगसाठी 'सकाळ प्राईम डील्स'च्या भन्नाट ऑफर्स पाहण्यासाठी क्लिक करा. Read Latest Marathi Political News, Breaking Political News from Maharashtra, India, Pune &amp; Mumbai at Sarkarnama. To Get Live Political Marathi News on Mobile, Download the Sarkarnama Mobile App for Android and IOS. सरकारनामा आता सर्व सोशल मीडिया प्लॅटफॉर्मवर. ताज्या राजकीय घडामोडींसाठी फेसबुक, ट्विटर, इन्स्टाग्राम, शेअर चॅट, टेलिग्रामवर आणि व्हॉट्सॲप आम्हाला फॉलो करा. तसेच, सरकारनामा यूट्यूब चॅनेलला आजच सबस्क्राइब करा. Follow Us Copyright © 2025 Sakal Media Group – All Rights Reserved Powered by Quintype वेबसाईटवर ब्राउझिंगचा अनुभव सर्वोत्तम असावा, यासाठी आम्ही कुकीजचा वापर करतो. कुकीजमुळे तुम्हाला तुमच्या आवडत्या मजकुराची शिफारस करता येते. आमचे गोपनीयता आणि कुकीजसंदर्भातील धोरण तुम्हाला मान्य आहे.</w:t>
       </w:r>
     </w:p>
     <w:p>
@@ -322,7 +322,7 @@
     </w:p>
     <w:p>
       <w:r>
-        <w:t>Title: नंदुरबार जिल्ह्यातील सिकलसेल…प्रशासनच अचूक आकडेवारीच्या शोधात</w:t>
+        <w:t>Title: Maha CM to develop a comprehensive policy for cancer treatment</w:t>
       </w:r>
     </w:p>
     <w:p>
@@ -334,13 +334,13 @@
           <w:rPr>
             <w:color w:val="0000FF"/>
           </w:rPr>
-          <w:t>https://www.loksatta.com/nashik/sickle-cell-crisis-in-nandurbar-exposes-poor-health-governance-health-minister-prakash-abitkar-expresses-anger-rds-00-5373636/</w:t>
+          <w:t>https://www.thehawk.in/news/health/maha-cm-to-develop-a-comprehensive-policy-for-cancer-treatment</w:t>
         </w:r>
       </w:hyperlink>
     </w:p>
     <w:p>
       <w:r>
-        <w:t>Content: नंदुरबार – तब्बल तीन वेळा तपासणी आणि चाचण्या करुनही नंदुरबार जिल्ह्यातील सिकलसेल बाधितांचा अचूक आकडा प्रशासनाकडे उपलब्ध नसल्याचे वास्तव आरोग्यमंत्री प्रकाश आबीटकर यांच्या दौऱ्यात उघड झाले. नंदुरबार जिल्हा आरोग्य प्रशासनाने स्वत: तसेच आणि आर्म फोर्स वैद्यकीय महाविद्यालयामार्फत सिकलसेल चाचण्या करुनही त्याची आकडेवारी प्रशासनाकडे नाही. सिकलसेलची खरेदी केलेली औषधेही रुग्णांपर्यत पोहचत नसल्याच्या तक्रारी रुग्णांनी थेट आरोग्यमंत्र्यापुढे केल्याने सिकलसेलच्या नावाखाली होत असलेली करोडो रुपयांची औषध खरेदी कोणासाठी, असा प्रश्न उपस्थित होत आहे. नंदुरबार जिल्ह्यातील सिकलसेल रुग्णांचा प्रश्न गंभीर झाला असतांनाच आरोग्य मंत्री प्रकाश आबीटकर यांनी केलेल्या नंदुरबार जिल्हा दौऱ्यात त्यांच्यादृष्टीने सिकलसेलचा प्रश्न सर्वाधीक महत्वाचा असल्याचे दिसून आले. परंतु, जिल्हा प्रशासन सिकलसेलप्रश्नी किती गंभीर, हेच या दौऱ्यातील गंभीर बाबीतून उघड झाले. गत वर्षात आर्म फोर्स वैद्यकीय महाविद्यालयाच्या मदतीने जिल्ह्यात सिकलसेल चाचणीचे महत्वाकांक्षी अभियान राबविण्यात आले. या अभियानात जिल्ह्यातील तीन लाख ९० हजारापेक्षा अधिक शालेय आणि महाविद्यालयीन विद्यार्थी यांची सिकलसेल चाचणी करण्यात आली. यासंदर्भातील सर्व माहिती जिल्ह्यातील आरोग्य यंत्रणांना उपचारास मदत करण्यासाठी हस्तांतरीत केली जाणार असल्याने त्याचे एका पोर्टलवरील लॉगीन जिल्हाधिकारी यांच्यासह आरोग्य यंत्रणेच्या प्राथमिक आरोग्य केंद्र स्तरावर देखील देण्यात येणार होते. सुत्रांनुसार, या चाचण्यांमध्ये ६० हजारांहुन अधिक सिकलसेल बाधीत आणि वाहक आढळून आल्याने आगामी काळात जिल्ह्यात सिकलसेल आजाराचा विस्फोट होण्याची शक्यता जाणकारांकडून व्यक्त केली जात आहे. अन्य संस्थेमार्फत चाचण्या होवूनही जिल्ह्यातील आरोग्य प्रशासनाकडे सिकलसेल बाधीतांचा निश्चित आकडा नसल्याने आश्चर्य व्यक्त केले जात आहे. याबाबत आरोग्यमंत्री आबीटकर यांनीही नाराजी व्यक्त करत सिकलसेल बाधितांच्या उपचारावर विशेष लक्ष केंद्रीत करण्याच्या सूचना आरोग्य यंत्रणेला दिल्या. विशेष म्हणजे, नंदुरबार जिल्ह्यातील सध्याच्या सिकलसेल बाधितांची आकडेवारी पाहता प्रशासनाकडून सिकलसेलवरील उपचारासाठी कोट्यवधींची औषधे खरेदी करत आहे. धडगाव मध्ये एका सामाजिक कार्यकर्त्यांने तो स्वत: सिकलसेल बाधीत असूनदेखील त्याला उपचारासाठी संबंधीत प्राथमिक आरोग्य केंद्रातून सिकलसेलची औषधेच मिळत नसल्याची तक्रार केली. सिकलसेलचा प्रश्न जिल्ह्यात गंभीर झाला असताना यासाठी खरेदी केलेली औषधे जातात तरी कुठे, असा प्रश्न उपस्थित होत आहे. सिकलसेलसाठी किती रुपयांची आणि किती औषधे येतात, ती आरोग्य केंद्र, उपकेंद्रांपर्यंत जातात की नाही, याची चौकशी करण्याची गरज व्यक्त होत आहे. किकू शारदा, 'द ग्रेट इंडियन कपिल शो'मधील विनोदी अभिनेता, सध्या 'Rise And Fall' रिअ‍ॅलिटी शोमध्ये सहभागी आहे. शोच्या एका भागात कुस्तीपटू संगीता फोगट सासऱ्यांच्या निधनामुळे बाहेर पडली. यामुळे किकूला त्याच्या आई-वडिलांच्या निधनाच्या दु:खद आठवणी आठवल्या. त्याने सांगितलं की, आईचा शेवटचा फोन उचलू न शकल्याने त्याला खूप दु:ख झालं. त्याने प्रेक्षकांना जवळच्या माणसांना वेळ देण्याचा सल्ला दिला.</w:t>
+        <w:t>Content: Mumbai, Sep 16 (IANS) Maharashtra Chief Minister Devendra Fadnavis has directed the Medical Education and Drugs Department to prepare a policy to provide comprehensive cancer services to the people of the state. At the meeting, he said on Monday that it is necessary to set up cancer treatment centres at various levels for effective treatment of cancer. The Chief Minister also gave instructions to set up comprehensive cancer treatment services, diagnosis, day care radiotherapy and chemotherapy units in every district. He said that the incomplete construction of the Sant Tukadoji Maharaj Cancer Hospital building in Nagpur should be completed immediately. Necessary funds will be sought for this, he added. CM Fadnavis said that on behalf of Shri Sai Sansthan, an appeal will be made to Sai Sansthan for the construction of a state-of-the-art cancer hospital in Sainagar at Shirdi. He added that the needy people in the state should get immediate services for which a single cloud command centre should be established out of the three types of treatment centres. At the same time, patients fighting cancer should be provided with early diagnosis and effective treatment methods. The Chief Minister's instruction comes when the state Public Health Minister Prakash Abitkar in July said that the state government has proposed to construct two cancer hospitals in Aundh (Pune) and Nashik (Maharashtra) and eight district hospitals across the state to provide treatment to the rising number of patients and cut their expenses on expensive private healthcare services. Chief Minister Fadnavis said that the health department has submitted the proposal to Asian Development Bank for financial assistance of Rs 8,000 crore. --IANS sj/khz</w:t>
       </w:r>
     </w:p>
     <w:p>
@@ -372,192 +372,6 @@
     <w:p>
       <w:r>
         <w:t>Content: Maha CM to develop a comprehensive policy for cancer treatment Mumbai: Maharashtra Chief Minister Devendra Fadnavis has directed the Medical Education and Drugs Department to prepare a policy to provide comprehensive cancer services to the people of the state. At the meeting, he said on Monday that it is necessary to set up cancer treatment centres at various levels for effective treatment of cancer. The Chief Minister also gave instructions to set up comprehensive cancer treatment services, diagnosis, day care radiotherapy and chemotherapy units in every district. He said that the incomplete construction of the Sant Tukadoji Maharaj Cancer Hospital building in Nagpur should be completed immediately. Necessary funds will be sought for this, he added. CM Fadnavis said that on behalf of Shri Sai Sansthan, an appeal will be made to Sai Sansthan for the construction of a state-of-the-art cancer hospital in Sainagar at Shirdi. He added that the needy people in the state should get immediate services for which a single cloud command centre should be established out of the three types of treatment centres. At the same time, patients fighting cancer should be provided with early diagnosis and effective treatment methods. The Chief Minister’s instruction comes when the state Public Health Minister Prakash Abitkar in July said that the state government has proposed to construct two cancer hospitals in Aundh (Pune) and Nashik (Maharashtra) and eight district hospitals across the state to provide treatment to the rising number of patients and cut their expenses on expensive private healthcare services. Chief Minister Fadnavis said that the health department has submitted the proposal to Asian Development Bank for financial assistance of Rs 8,000 crore. Connect over WhatsApp for more details Subscribe to WhatsApp Channel A password will be e-mailed to you. Username E-mail</w:t>
-      </w:r>
-    </w:p>
-    <w:p>
-      <w:pPr>
-        <w:pStyle w:val="Heading3"/>
-      </w:pPr>
-      <w:r>
-        <w:t>Article 13</w:t>
-      </w:r>
-    </w:p>
-    <w:p>
-      <w:r>
-        <w:t>Title: Kolhapur World Record: कोल्हापूरात घडला विश्वविक्रम! संविधान प्रास्ताविकेचं तब्बल 19 भाषांमध्ये गायन; कसा होता सोहळा?</w:t>
-      </w:r>
-    </w:p>
-    <w:p>
-      <w:r>
-        <w:t xml:space="preserve">URL: </w:t>
-      </w:r>
-      <w:hyperlink r:id="rId21">
-        <w:r>
-          <w:rPr>
-            <w:color w:val="0000FF"/>
-          </w:rPr>
-          <w:t>https://sarkarnama.esakal.com/kolhapur/kolhapur-world-record-preamble-of-the-indian-constitution-sung-in-19-languages-how-was-the-ceremony-need-to-know-aau85</w:t>
-        </w:r>
-      </w:hyperlink>
-    </w:p>
-    <w:p>
-      <w:r>
-        <w:t>Content: Kolhapur World Record: भारतीय राज्यघटना ही प्रत्येक भारतीयाच्या जगण्याचं प्रतिबिंब आहे. या राज्यघटनेच्या प्रस्ताविकेत याची झलक आपल्याला पाहायला मिळते. याच प्रस्ताविकेचं भारतातील तब्बल १९ भाषांमध्ये गायन करुन कोल्हापूरात विश्वविक्रम प्रस्थापित केला आहे. इथल्या ऐतिहासिक दसरा चौकात हा कार्यक्रम पार पडला. यामध्ये तब्बल १६०० जणांनी सहभाग नोंदवला. यावेळी प्रमुख पाहुणे म्हणून केंद्रीय राज्यमंत्री रामदास आठवले, पालकमंत्री प्रकाश आबिटकर, राज्य नियोजन मंडळाचे कार्यकारी अध्यक्ष राजेश क्षीरसागर यांच्यासह अन्य मान्यवर उपस्थित होते. भारतीय संविधान आणि आजच्या लोकशाही दिनाच्या अमृत महोत्सवी वर्षानिमित्त काल सायंकाळी कोल्हापुरात 'हम भारत के लोग' या संविधान गीताचा विश्वविक्रम करण्यात आला. कोल्हापुरातील गायक आणि संगीतकार कबीर नाईकनवरे यांच्या संकल्पनेतून हा उपक्रम राबविण्यात आला. या कार्यक्रमाला केंद्रीय सामाजिक न्याय राज्यमंत्री रामदास आठवले यांची प्रमुख उपस्थिती होती. दसरा चौक इथं झालेल्या या विश्वविक्रमात १६०० जण सहभागी झाले होते. दरम्यान, मराठी, आसामी, इंग्रजी, संस्कृत, मैथिली, भोजपुरी, ओडिशा, पंजाबी, सिंधी, राजस्थानी, बंगाली, कोकणी, गुजराती, पाली, कन्नड, तेलगू, उर्दू, नेपाळी, हिंदी भाषेत संविधान प्रास्ताविकेचं गायनाद्वारे सादरीकरण झालं. सरकारनामाचे सदस्य व्हा शॉपिंगसाठी 'सकाळ प्राईम डील्स'च्या भन्नाट ऑफर्स पाहण्यासाठी क्लिक करा. Read Latest Marathi Political News, Breaking Political News from Maharashtra, India, Pune &amp; Mumbai at Sarkarnama. To Get Live Political Marathi News on Mobile, Download the Sarkarnama Mobile App for Android and IOS. सरकारनामा आता सर्व सोशल मीडिया प्लॅटफॉर्मवर. ताज्या राजकीय घडामोडींसाठी फेसबुक, ट्विटर, इन्स्टाग्राम, शेअर चॅट, टेलिग्रामवर आणि व्हॉट्सॲप आम्हाला फॉलो करा. तसेच, सरकारनामा यूट्यूब चॅनेलला आजच सबस्क्राइब करा. Follow Us Copyright © 2025 Sakal Media Group – All Rights Reserved Powered by Quintype वेबसाईटवर ब्राउझिंगचा अनुभव सर्वोत्तम असावा, यासाठी आम्ही कुकीजचा वापर करतो. कुकीजमुळे तुम्हाला तुमच्या आवडत्या मजकुराची शिफारस करता येते. आमचे गोपनीयता आणि कुकीजसंदर्भातील धोरण तुम्हाला मान्य आहे.</w:t>
-      </w:r>
-    </w:p>
-    <w:p>
-      <w:pPr>
-        <w:pStyle w:val="Heading3"/>
-      </w:pPr>
-      <w:r>
-        <w:t>Article 14</w:t>
-      </w:r>
-    </w:p>
-    <w:p>
-      <w:r>
-        <w:t>Title: महाराष्ट्राचे उपमुख्यमंत्री एकनाथ शिंदे यांच्या हस्ते मुंबईत 'स्वस्थ नारी सशक्त परिवार अभियाना'चा राज्यस्तरीय शुभारंभ</w:t>
-      </w:r>
-    </w:p>
-    <w:p>
-      <w:r>
-        <w:t xml:space="preserve">URL: </w:t>
-      </w:r>
-      <w:hyperlink r:id="rId22">
-        <w:r>
-          <w:rPr>
-            <w:color w:val="0000FF"/>
-          </w:rPr>
-          <w:t>https://www.pib.gov.in/PressReleasePage.aspx?PRID=2167842</w:t>
-        </w:r>
-      </w:hyperlink>
-    </w:p>
-    <w:p>
-      <w:r>
-        <w:t>Content: मुंबई, 17 सप्‍टेंबर 2025 महाराष्ट्राचे उपमुख्यमंत्री एकनाथ शिंदे यांनी आज मुंबईत यशवंतराव चव्हाण सेंटर येथे 'स्वस्थ नारी सशक्त परिवार अभियाना'चा राज्यस्तरीय शुभारंभ केला. पंतप्रधान नरेंद्र मोदी यांनी मध्य प्रदेशातील धार येथून या अभियानाचे राष्ट्रीय स्तरावर उद्घाटन केले. पंतप्रधानांच्या 75 व्या वाढदिवसाच्या औचित्याने 17 सप्टेंबर ते 2 ऑक्टोबर 2025 या कालावधीत, महिलांचे आरोग्य आणि सक्षमीकरणासाठी समर्पित असलेली ही देशव्यापी मोहीम आयोजित करण्यात आली आहे.केंद्रीय आयुष (स्वतंत्र प्रभार) राज्यमंत्री प्रतापराव जाधव, केंद्रीय सामाजिक न्याय आणि सक्षमीकरण राज्यमंत्री डॉ. रामदास आठवले यावेळी उपस्थित होते. मध्य प्रदेशातील धार इथे पंतप्रधानांनी विविध विकास कार्यक्रमांची पायाभरणी आणि उद्घाटन केले, या कार्यक्रमात मान्यवर दूरदृश्य प्रणालीद्वारे सहभागी झाले. उपस्थितांना संबोधित करण्यापूर्वी, पंतप्रधान धार भोजशाळेची पूज्य माता, ज्ञानदेवता, वागदेवीच्या चरणी नतमस्तक झाले. आज कौशल्य आणि निर्मितीचे दैवत भगवान विश्वकर्मा यांची आज जयंती आहे असे सांगून मोदी यांनी भगवान विश्वकर्मा यांना अभिवादन केले. आपली कारागिरी आणि समर्पणातून राष्ट्र उभारणीच्या कामात योगदान देणाऱ्या कोट्यवधी बंधू-भगिनींप्रति त्यांनी आदर व्यक्त केला. ही मोहीम केवळ पंधरवड्यापुरती मर्यादित न ठेवता, त्याचा जास्तीत जास्त परिणाम साधण्यासाठी ती वर्षभर सुरू ठेवावी, अशी सूचना शिंदे यांनी यावेळी केली. महिला अनेकदा कुटुंबाची काळजी घेण्यासाठी स्वतःला समर्पित करतात आणि आपल्या आरोग्याकडे दुर्लक्ष करतात.या अभियानाद्वारे, लाखो महिलांना वेळेवर आरोग्य तपासणी आणि प्रतिबंधात्मक काळजीची सुविधा उपलब्ध होईल. आजारांचे लवकर निदान होणे महत्त्वाचे आहे, तसेच आरोग्य सेवा बळकट करणे ही एक निरंतर प्रक्रिया असून, तो अल्पकालीन उपक्रम नसल्याचे ते म्हणाले. पंतप्रधानांच्या वाढदिवसानिमित्त, राज्यात रक्तदान शिबिरे, रोजगार हमी उपक्रम आणि शाळा आणि वस्ती पातळीवरील जनजागृती कार्यक्रमांसह अनेक उपक्रम सुरू करण्यात आले. शिंदे यांनी सांगितले की, आदर्श शाळा विकसित करणे, शहरी स्थानिक स्वराज्य संस्थांमध्ये नमो उद्याने निर्माण करणे आणि पाणीपुरवठा योजना आणि शेतकरी सहाय्य कार्यक्रम राबवण्याचे प्रयत्न सुरू आहेत. ऑटोमोबाईल, कृषी आणि संबंधित उद्योगांसारख्या क्षेत्रात नवीन कौशल्य केंद्रे स्थापन केली जात आहेत, तर मराठी भाषा विभागाच्या माध्यमातून आंतरराष्ट्रीय प्रसार उपक्रम हाती घेण्यात येत आहेत, अशी माहिती त्यांनी दिली. यावेळी, पंतप्रधानांच्या वाढदिवसानिमित्त उपमुख्यमंत्री एकनाथ शिंदे यांनी रचलेल्या 'तू भारत माता की शान है' या गाण्याचे प्रकाशन करण्यात आले. तसेच खासदार श्रीकांत शिंदे आणि डॉ. अमोल शिंदे यांनी लिहिलेल्या द रायझिंग भारत :विरासत टू विकास या कॉफी टेबल बुकचे प्रकाशनही करण्यात आले. कार्यक्रमाला संबोधित करताना केंद्रीय आयुष (स्वतंत्र प्रभार) राज्यमंत्री प्रतापराव जाधव यांनी पंतप्रधान नरेंद्र मोदी यांचा रोगमुक्त भारत निर्मितीचा दृष्टीकोन अधोरेखित केला. पंतप्रधानांच्या प्रयत्नांमुळे प्राचीन भारतीय योग साधनेला जागतिक मान्यता मिळाली, आणि दरवर्षी 21 जून रोजी आंतरराष्ट्रीय योग दिन साजरा केला जातो, असे ते म्हणाले. 2014 मध्ये आयुष मंत्रालयाच्या स्थापनेमुळे पारंपरिक औषधांना मोठी चालना मिळाल्याचेही त्यांनी नमूद केले. देशभरात नवीन एम्सची स्थापना, एमबीबीएस आणि पदव्युत्तर वैद्यकीय जागांचा विस्तार, आणि लाखो वंचित कुटुंबांना मोफत आरोग्य सेवा प्रदान करणारी 2018 मध्ये सुरू करण्यात आलेली आयुष्मान भारत प्रधानमंत्री जन आरोग्य योजना, यासह आरोग्य क्षेत्रातील प्रमुख सुधारणांवर केंद्रीय मंत्र्यांनी प्रकाश टाकला. 70 वर्षांवरील ज्येष्ठ नागरिकांना उपचारांसाठी 5 लाख रुपयांचे अतिरिक्त सहाय्य देखील दिले जात आहे. जाधव यांनी कोविड-19 साथ रोगाच्या काळातील भारताच्या नेतृत्वाचा उल्लेख केला, जेव्हा देशाने केवळ आपल्या नागरिकांचे लसीकरण केले नाही, तर लस-मैत्री उपक्रमांतर्गत अनेक देशांना लसींचा पुरवठा केला. ते पुढे म्हणाले की, महाराष्ट्र केंद्र सरकारच्या सहकार्याने आरोग्य सेवेत महत्वाचे योगदान देत असून, यामध्ये आयसीएमआर संशोधन केंद्र स्थापन करण्याच्या योजनेचाही समावेश आहे. या अभियानांतर्गत जास्तीत जास्त महिलांची आरोग्य तपासणी करण्यात महाराष्ट्र आघाडीवर राहील असा विश्वास त्यांनी व्यक्त केला. केंद्रीय सामाजिक न्याय आणि सक्षमीकरण राज्यमंत्री डॉ. रामदास आठवले, महाराष्ट्राचे आरोग्यमंत्री प्रकाश आबिटकर आणि महिला आणि बालविकास मंत्री अदिती तटकरे यांनीही या कार्यक्रमाला संबोधित केले. केंद्र आणि राज्य सरकारांचे अनेक उच्चपदस्थ अधिकारी यावेळी उपस्थित होते. * * * पीआयबी मुंबई | निलिमा चितळे/राजश्री आगाशे/दर्शना राणे सोशल मिडियावर आम्हाला फॉलो करा:@PIBMumbai /PIBMumbai /pibmumbai pibmumbai[at]gmail[dot]com /PIBMumbai /pibmumbai मुंबई, 17 सप्‍टेंबर 2025 महाराष्ट्राचे उपमुख्यमंत्री एकनाथ शिंदे यांनी आज मुंबईत यशवंतराव चव्हाण सेंटर येथे 'स्वस्थ नारी सशक्त परिवार अभियाना'चा राज्यस्तरीय शुभारंभ केला. पंतप्रधान नरेंद्र मोदी यांनी मध्य प्रदेशातील धार येथून या अभियानाचे राष्ट्रीय स्तरावर उद्घाटन केले. पंतप्रधानांच्या 75 व्या वाढदिवसाच्या औचित्याने 17 सप्टेंबर ते 2 ऑक्टोबर 2025 या कालावधीत, महिलांचे आरोग्य आणि सक्षमीकरणासाठी समर्पित असलेली ही देशव्यापी मोहीम आयोजित करण्यात आली आहे.केंद्रीय आयुष (स्वतंत्र प्रभार) राज्यमंत्री प्रतापराव जाधव, केंद्रीय सामाजिक न्याय आणि सक्षमीकरण राज्यमंत्री डॉ. रामदास आठवले यावेळी उपस्थित होते. मध्य प्रदेशातील धार इथे पंतप्रधानांनी विविध विकास कार्यक्रमांची पायाभरणी आणि उद्घाटन केले, या कार्यक्रमात मान्यवर दूरदृश्य प्रणालीद्वारे सहभागी झाले. उपस्थितांना संबोधित करण्यापूर्वी, पंतप्रधान धार भोजशाळेची पूज्य माता, ज्ञानदेवता, वागदेवीच्या चरणी नतमस्तक झाले. आज कौशल्य आणि निर्मितीचे दैवत भगवान विश्वकर्मा यांची आज जयंती आहे असे सांगून मोदी यांनी भगवान विश्वकर्मा यांना अभिवादन केले. आपली कारागिरी आणि समर्पणातून राष्ट्र उभारणीच्या कामात योगदान देणाऱ्या कोट्यवधी बंधू-भगिनींप्रति त्यांनी आदर व्यक्त केला. ही मोहीम केवळ पंधरवड्यापुरती मर्यादित न ठेवता, त्याचा जास्तीत जास्त परिणाम साधण्यासाठी ती वर्षभर सुरू ठेवावी, अशी सूचना शिंदे यांनी यावेळी केली. महिला अनेकदा कुटुंबाची काळजी घेण्यासाठी स्वतःला समर्पित करतात आणि आपल्या आरोग्याकडे दुर्लक्ष करतात.या अभियानाद्वारे, लाखो महिलांना वेळेवर आरोग्य तपासणी आणि प्रतिबंधात्मक काळजीची सुविधा उपलब्ध होईल. आजारांचे लवकर निदान होणे महत्त्वाचे आहे, तसेच आरोग्य सेवा बळकट करणे ही एक निरंतर प्रक्रिया असून, तो अल्पकालीन उपक्रम नसल्याचे ते म्हणाले. पंतप्रधानांच्या वाढदिवसानिमित्त, राज्यात रक्तदान शिबिरे, रोजगार हमी उपक्रम आणि शाळा आणि वस्ती पातळीवरील जनजागृती कार्यक्रमांसह अनेक उपक्रम सुरू करण्यात आले. शिंदे यांनी सांगितले की, आदर्श शाळा विकसित करणे, शहरी स्थानिक स्वराज्य संस्थांमध्ये नमो उद्याने निर्माण करणे आणि पाणीपुरवठा योजना आणि शेतकरी सहाय्य कार्यक्रम राबवण्याचे प्रयत्न सुरू आहेत. ऑटोमोबाईल, कृषी आणि संबंधित उद्योगांसारख्या क्षेत्रात नवीन कौशल्य केंद्रे स्थापन केली जात आहेत, तर मराठी भाषा विभागाच्या माध्यमातून आंतरराष्ट्रीय प्रसार उपक्रम हाती घेण्यात येत आहेत, अशी माहिती त्यांनी दिली. यावेळी, पंतप्रधानांच्या वाढदिवसानिमित्त उपमुख्यमंत्री एकनाथ शिंदे यांनी रचलेल्या 'तू भारत माता की शान है' या गाण्याचे प्रकाशन करण्यात आले. तसेच खासदार श्रीकांत शिंदे आणि डॉ. अमोल शिंदे यांनी लिहिलेल्या द रायझिंग भारत :विरासत टू विकास या कॉफी टेबल बुकचे प्रकाशनही करण्यात आले. कार्यक्रमाला संबोधित करताना केंद्रीय आयुष (स्वतंत्र प्रभार) राज्यमंत्री प्रतापराव जाधव यांनी पंतप्रधान नरेंद्र मोदी यांचा रोगमुक्त भारत निर्मितीचा दृष्टीकोन अधोरेखित केला. पंतप्रधानांच्या प्रयत्नांमुळे प्राचीन भारतीय योग साधनेला जागतिक मान्यता मिळाली, आणि दरवर्षी 21 जून रोजी आंतरराष्ट्रीय योग दिन साजरा केला जातो, असे ते म्हणाले. 2014 मध्ये आयुष मंत्रालयाच्या स्थापनेमुळे पारंपरिक औषधांना मोठी चालना मिळाल्याचेही त्यांनी नमूद केले. देशभरात नवीन एम्सची स्थापना, एमबीबीएस आणि पदव्युत्तर वैद्यकीय जागांचा विस्तार, आणि लाखो वंचित कुटुंबांना मोफत आरोग्य सेवा प्रदान करणारी 2018 मध्ये सुरू करण्यात आलेली आयुष्मान भारत प्रधानमंत्री जन आरोग्य योजना, यासह आरोग्य क्षेत्रातील प्रमुख सुधारणांवर केंद्रीय मंत्र्यांनी प्रकाश टाकला. 70 वर्षांवरील ज्येष्ठ नागरिकांना उपचारांसाठी 5 लाख रुपयांचे अतिरिक्त सहाय्य देखील दिले जात आहे. जाधव यांनी कोविड-19 साथ रोगाच्या काळातील भारताच्या नेतृत्वाचा उल्लेख केला, जेव्हा देशाने केवळ आपल्या नागरिकांचे लसीकरण केले नाही, तर लस-मैत्री उपक्रमांतर्गत अनेक देशांना लसींचा पुरवठा केला. ते पुढे म्हणाले की, महाराष्ट्र केंद्र सरकारच्या सहकार्याने आरोग्य सेवेत महत्वाचे योगदान देत असून, यामध्ये आयसीएमआर संशोधन केंद्र स्थापन करण्याच्या योजनेचाही समावेश आहे. या अभियानांतर्गत जास्तीत जास्त महिलांची आरोग्य तपासणी करण्यात महाराष्ट्र आघाडीवर राहील असा विश्वास त्यांनी व्यक्त केला. केंद्रीय सामाजिक न्याय आणि सक्षमीकरण राज्यमंत्री डॉ. रामदास आठवले, महाराष्ट्राचे आरोग्यमंत्री प्रकाश आबिटकर आणि महिला आणि बालविकास मंत्री अदिती तटकरे यांनीही या कार्यक्रमाला संबोधित केले. केंद्र आणि राज्य सरकारांचे अनेक उच्चपदस्थ अधिकारी यावेळी उपस्थित होते. * * * पीआयबी मुंबई | निलिमा चितळे/राजश्री आगाशे/दर्शना राणे सोशल मिडियावर आम्हाला फॉलो करा:@PIBMumbai /PIBMumbai /pibmumbai pibmumbai[at]gmail[dot]com /PIBMumbai /pibmumbai</w:t>
-      </w:r>
-    </w:p>
-    <w:p>
-      <w:pPr>
-        <w:pStyle w:val="Heading3"/>
-      </w:pPr>
-      <w:r>
-        <w:t>Article 15</w:t>
-      </w:r>
-    </w:p>
-    <w:p>
-      <w:r>
-        <w:t>Title: Shiv Sena Politics : शिंदेंची शिवसेना ठाकरेंचा उरलासुरला पक्षही फोडणार; कोल्हापुरात लवकरच मोठा धमाका...</w:t>
-      </w:r>
-    </w:p>
-    <w:p>
-      <w:r>
-        <w:t xml:space="preserve">URL: </w:t>
-      </w:r>
-      <w:hyperlink r:id="rId23">
-        <w:r>
-          <w:rPr>
-            <w:color w:val="0000FF"/>
-          </w:rPr>
-          <w:t>https://sarkarnama.esakal.com/maharashtra/paschim-maharashtra/shiv-sena-politics-eknath-shinde-uddhav-thackeray-faction-defections-kolhapur-leaders-rm82-rg93</w:t>
-        </w:r>
-      </w:hyperlink>
-    </w:p>
-    <w:p>
-      <w:r>
-        <w:t>Content: Kolhapur News : आगामी स्थानिक स्वराज्य संस्थेच्या निवडणुकीच्या पार्श्वभूमीवर गेल्या अनेक दिवसांपासून कोल्हापूर जिल्ह्यात उपमुख्यमंत्री एकनाथ शिंदेंच्या शिवसेनेने भाजप, राष्ट्रवादी, काँग्रेस, राष्ट्रवादी शरदचंद्र पवार पक्ष, आणि शिवसेना उद्धव बाळासाहेब ठाकरे पक्षातील अनेक मातब्बर पदाधिकाऱ्यांचा पक्षप्रवेश करून घेतला आहे. आता शिंदे पुन्हा एकदा धमाका करण्याच्या तयारीत आहेत. कोल्हापूरचे पालकमंत्री आणि राज्याचे सार्वजनिक आरोग्य मंत्री प्रकाश आबिटकर यांच्या मार्गदर्शनाखाली दोन ते तीन महिन्यांपूर्वी मुंबईत महापौर, माजी महापौर, उपमहापौर, नगरसेवक अशा एकूण 37 जणांचा पक्षप्रवेश झाला होता. त्यानंतर पुन्हा एकदा शिवसेना ठाकरेंना धक्का देणार असल्याची माहिती समोर आली आहे. राज्य नियोजन मंडळाचे अध्यक्ष आमदार राजेश क्षीरसागर यांच्या नेतृत्वाखाली येत्या काही दिवसांमध्ये काँग्रेससह ठाकरेंची शिवसेना यांच्या पक्षातील काही प्रमुख पदाधिकारी आणि नगरसेवकांचा पक्षप्रवेश मुंबई येथे होणार आहे. गेल्या काही दिवसांपासून या चर्चा अधिक रंगल्या होत्या. मात्र पहिल्या टप्प्यातील पक्षप्रवेश झाल्यानंतर या चर्चांना ब्रेक मिळाला होता. ठाकरेंच्या पक्षात उरलेल्या काही माजी नगरसेवकांना शिंदेंच्या शिलेदारांनी फोडल्याचे सांगितले जात आहे. जवळपास 15 ते 20 जणांचा गट पक्षप्रवेश करणार असल्याच्या चर्चांना उधाण आले आहे. पहिल्या टप्प्यातील पक्षप्रवेश झाल्यानंतर अनेकांनी प्रारूप प्रभाग रचनेनंतर निर्णय घेण्याची तयारी दर्शवली होती. मनासारखा प्रभाग रचना झाल्यानंतर अनेकांनी या पक्षप्रवेशाला सहमती देण्याचा निर्णय घेतला होता. पंधरा दिवसांपूर्वी प्रारूप प्रभाग रचना जाहीर झाल्यानंतर पक्षप्रवेशाच्या या घडामोडीला आता वेग आला आहे. अनेकांसाठी सोयीस्कर प्रभाग झाल्यानंतर सत्तेतील पक्षासोबत राहण्यासाठी आणि त्यातून निवडून येण्यासाठी पक्षप्रवेशाचा पर्याय स्वीकारला आहे. त्यामुळे उद्धव ठाकरेंना पुन्हा एकदा कोल्हापुरात मोठा झटका बसणार असल्याचे स्पष्ट झाले आहे. अद्याप कोणते माजी नगरसेवक, पदाधिकारी पक्षप्रवेश करणार याची अधिकृत माहिती समोर आलेली नाही. सरकारनामाचे सदस्य व्हा शॉपिंगसाठी 'सकाळ प्राईम डील्स'च्या भन्नाट ऑफर्स पाहण्यासाठी क्लिक करा. Read Latest Marathi Political News, Breaking Political News from Maharashtra, India, Pune &amp; Mumbai at Sarkarnama. To Get Live Political Marathi News on Mobile, Download the Sarkarnama Mobile App for Android and IOS. सरकारनामा आता सर्व सोशल मीडिया प्लॅटफॉर्मवर. ताज्या राजकीय घडामोडींसाठी फेसबुक, ट्विटर, इन्स्टाग्राम, शेअर चॅट, टेलिग्रामवर आणि व्हॉट्सॲप आम्हाला फॉलो करा. तसेच, सरकारनामा यूट्यूब चॅनेलला आजच सबस्क्राइब करा. Follow Us Copyright © 2025 Sakal Media Group – All Rights Reserved Powered by Quintype वेबसाईटवर ब्राउझिंगचा अनुभव सर्वोत्तम असावा, यासाठी आम्ही कुकीजचा वापर करतो. कुकीजमुळे तुम्हाला तुमच्या आवडत्या मजकुराची शिफारस करता येते. आमचे गोपनीयता आणि कुकीजसंदर्भातील धोरण तुम्हाला मान्य आहे.</w:t>
-      </w:r>
-    </w:p>
-    <w:p>
-      <w:pPr>
-        <w:pStyle w:val="Heading3"/>
-      </w:pPr>
-      <w:r>
-        <w:t>Article 16</w:t>
-      </w:r>
-    </w:p>
-    <w:p>
-      <w:r>
-        <w:t>Title: कोल्हापूरच्या दसरा चौकात ऐतिहासिक सोहळा, 20 भाषांमध्ये संविधान प्रस्तावनेचं महागायन; मूकबधिर, अंध आणि गतिमंद कलाकारांचा सहभाग</w:t>
-      </w:r>
-    </w:p>
-    <w:p>
-      <w:r>
-        <w:t xml:space="preserve">URL: </w:t>
-      </w:r>
-      <w:hyperlink r:id="rId24">
-        <w:r>
-          <w:rPr>
-            <w:color w:val="0000FF"/>
-          </w:rPr>
-          <w:t>https://www.etvbharat.com/mr/!state/kolhapur-witnesses-historic-multilingual-mass-recitation-of-indian-constitution-preamble-ramdas-athawale-maharashtra-news-mhs25091501055</w:t>
-        </w:r>
-      </w:hyperlink>
-    </w:p>
-    <w:p>
-      <w:r>
-        <w:t>Content: महाराष्ट्र maharashtra ETV Bharat / state By ETV Bharat Marathi Team Published : September 15, 2025 at 1:00 PM IST Updated : September 15, 2025 at 3:04 PM IST कोल्हापूर : शहरातील दसरा चौकात रविवारी (14 सप्टेंबर) भारतीय संविधानाच्या प्रस्तावनेचं विश्वविक्रमी महागायन केंद्रीय मंत्री रामदास आठवले यांच्या उपस्थितीत पार पडलं. ‘हम भारत के लोग’ या उपक्रमांतर्गत संविधान प्रस्तावनेचं समुहगायन एकत्रितपणे 20 वेगवेगळ्या भाषांमध्ये करण्यात आलं. हा खास उपक्रम भारत सरकारच्या सांस्कृतिक मंत्रालय, महाराष्ट्र शासनाच्या सामाजिक न्याय व विशेष सहाय्य विभाग तसंच, डॉ. बाबासाहेब आंबेडकर संशोधन व प्रशिक्षण संस्था (बार्टी), पुणे आणि कोल्हापूर जिल्हा प्रशासन यांच्या संयुक्त विद्यमानं आयोजित करण्यात आला होता. कोल्हापूरच्या दसरा चौकानं अनुभवला खास क्षण : कोल्हापुरातील ऐतिहासिक दसरा चौकानं ‘हम भारत के लोग’ या अभूतपूर्व सांस्कृतिक सोहळ्याचा साक्षीदार होण्याचा मान मिळवला. देशभरातील 1500 पेक्षा अधिक गायक, 75 गायिका आणि अनेक कलावंत सहभागी झाले. या उपक्रमात विशेषतः मूकबधिर, कर्णबधिर, अंध व गतिमंद कलाकारांचा सहभाग लक्षवेधी ठरला. सोहळ्यात विविध भाषांत संविधानाच्या प्रस्तावनेचं गायन सादर करण्यात आलं. विशेष म्हणजे सांकेतिक भाषेत केलेल्या गायनासाठी उपस्थित प्रेक्षकांनी उभं राहून उत्स्फूर्त दाद दिली. यावेळी पालकमंत्री प्रकाश आबिटकर, जिल्हाधिकारी अमोल येडगे, राज्य नियोजन मंडळाचे कार्यकारी अध्यक्ष तथा आमदार राजेश क्षीरसागर, बार्टीचे महासंचालक सुनील वारे, तसंच विभागीय व जिल्हा स्तरावरील अधिकारी, कलाकार तसंच संविधानप्रेमी नागरिक मोठ्या संख्येनं सहभागी झाले होते. 'मानवाच्या जीवनाची जिंदादिली जपताना व्यक्तीनं कलासक्त असणं गरजेचं आहे. भारतीय संगीत जागतिक दर्जाचं असून, संविधान प्रस्तावनेचं महागायन हा कौतुकास्पद उपक्रम आहे.'- केंद्रीय मंत्री रामदास आठवले कबीर नाईकनवरे यांची संकल्पना : संविधान महागायनाचा विश्वविक्रम कोल्हापुरातील सुप्रसिद्ध गायक आणि संगीतकार कबीर नाईकनवरे यांनी मांडलेल्या संकल्पनेतून साकार झाला. या भव्य आणि दिव्य उपक्रमाची नोंद 'वर्ल्ड बुक ऑफ रेकॉर्ड लंडन'मध्ये झाली आहे. सर्व गायकांचं गायन पूर्ण झाल्यानंतर धर्मेंद्र देशमुख यांनी संविधान प्रस्तावनेच्या गायनाचा जागतिक विक्रम झाल्याची अधिकृत घोषणा केली. यानंतर कार्यक्रमाचे संकल्पक कबीर नाईकनवरे यांना आणि केंद्रीय मंत्री रामदास आठवले यांना प्रशस्तीपत्र प्रदान करण्यात आलं. हा महाविश्वविक्रम कोल्हापूरच्या सांस्कृतिक वारशासाठी एक नवीन शिखर ठरलं आहे. 'या' भाषांमध्ये झालं गायन : बहुभाषिक आणि सर्वसमावेशी सहभागात पार पडलेल्या या महागायनाच्या विश्वविक्रमात मराठी, हिंदी, इंग्रजी, आसामी, मैथिली, राजस्थानी, संस्कृत, भोजपुरी, उर्दू, नेपाळी, बंगाली, पंजाबी, सिंधी, ओडिया, कोकणी, गुजराती, पाली, कन्नड, तेलुगु आदी 20 भाषांमधून गायन सादर झालं. मुकबधिर व कर्णबधिर विद्यार्थ्यांनी सांकेतिक भाषेत केलेल्या गायनाला उपस्थित नागरिकांनी उभं राहून विशेष दाद दिली. हेही वाचा For All Latest Updates TAGGED: नरक चतुर्दशी 2025; 'या' राशींसाठी शुभ संयोग, महादेवाची राहणार कृपा, वाचा राशीभविष्य महिला विश्वचषक 2025 : भारतीय महिला क्रिकेट संघाला सलग तिसऱ्या सामन्यात धक्का: इंग्लड संघाचा विजय शाहूवाडीत बिबट्याचा कहर ?; वृद्ध दाम्पत्याचा बळी, दिवाळीपूर्वी गावावर दु:खाचं सावट जेनयू विद्यार्थी संघर्ष : दिल्ली पोलिसांनी विद्यार्थी संघटनेच्या पदाधिकाऱ्यांना घेतलं ताब्यात ‘इडा, पीडा टळो आणि बळीचं राज्य येवो’; काय आहे बलिप्रतिपदेचा शुभ मुहूर्त आणि महत्त्व?, दिवाळी पाडवा म्हणजे काय? दिवाळी 2025 : iPhone 16 Pro वर मोठी सवलत, फ्लिपकार्ट ते क्रोमा पर्यंत सर्वोत्तम डील्स OnePlus Ace 6 : लवकरच 7,800mAh बॅटरीसह लॉंच होण्याची शक्यता ओप्पो फाइंड X9 सीरिज भारतात नोव्हेंबरमध्ये लाँच होणार; मीडियाटेक डायमेंसिटी 9500 सोबत भागीदारी मेटाचं इन्स्टाग्राम आणि फेसबुक रील्ससाठी हिंदी डबिंगसह AI फीचर लाँच Copyright © 2025 Ushodaya Enterprises Pvt. Ltd., All Rights Reserved.</w:t>
-      </w:r>
-    </w:p>
-    <w:p>
-      <w:pPr>
-        <w:pStyle w:val="Heading3"/>
-      </w:pPr>
-      <w:r>
-        <w:t>Article 17</w:t>
-      </w:r>
-    </w:p>
-    <w:p>
-      <w:r>
-        <w:t>Title: Maha CM to develop a comprehensive policy for cancer treatment</w:t>
-      </w:r>
-    </w:p>
-    <w:p>
-      <w:r>
-        <w:t xml:space="preserve">URL: </w:t>
-      </w:r>
-      <w:hyperlink r:id="rId25">
-        <w:r>
-          <w:rPr>
-            <w:color w:val="0000FF"/>
-          </w:rPr>
-          <w:t>https://www.lokmattimes.com/health/maha-cm-to-develop-a-comprehensive-policy-for-cancer-treatment-1/</w:t>
-        </w:r>
-      </w:hyperlink>
-    </w:p>
-    <w:p>
-      <w:r>
-        <w:t>Content: Marathi | Hindi FOLLOW US : City By IANS | Updated: September 16, 2025 00:30 IST2025-09-16T00:29:01+5:302025-09-16T00:30:14+5:30 Mumbai, Sep 16 Maharashtra Chief Minister Devendra Fadnavis has directed the Medical Education and Drugs Department to prepare a policy to provide comprehensive cancer services to the people of the state. At the meeting, he said on Monday that it is necessary to set up cancer treatment centres at various levels for effective treatment of cancer.The Chief Minister also gave instructions to set up comprehensive cancer treatment services, diagnosis, day care radiotherapy and chemotherapy units in every district.He said that the incomplete construction of the Sant Tukadoji Maharaj Cancer Hospital building in Nagpur should be completed immediately.Necessary funds will be sought for this, he added.CM Fadnavis said that on behalf of Shri Sai Sansthan, an appeal will be made to Sai Sansthan for the construction of a state-of-the-art cancer hospital in Sainagar at Shirdi.He added that the needy people in the state should get immediate services for which a single cloud command centre should be established out of the three types of treatment centres.At the same time, patients fighting cancer should be provided with early diagnosis and effective treatment methods.The Chief Minister's instruction comes when the state Public Health Minister Prakash Abitkar in July said that the state government has proposed to construct two cancer hospitals in Aundh (Pune) and Nashik (Maharashtra) and eight district hospitals across the state to provide treatment to the rising number of patients and cut their expenses on expensive private healthcare services.Chief Minister Fadnavis said that the health department has submitted the proposal to Asian Development Bank for financial assistance of Rs 8,000 crore.Disclaimer: This post has been auto-published from an agency feed without any modifications to the text and has not been reviewed by an editorOpen in app At the meeting, he said on Monday that it is necessary to set up cancer treatment centres at various levels for effective treatment of cancer. The Chief Minister also gave instructions to set up comprehensive cancer treatment services, diagnosis, day care radiotherapy and chemotherapy units in every district. He said that the incomplete construction of the Sant Tukadoji Maharaj Cancer Hospital building in Nagpur should be completed immediately. Necessary funds will be sought for this, he added. CM Fadnavis said that on behalf of Shri Sai Sansthan, an appeal will be made to Sai Sansthan for the construction of a state-of-the-art cancer hospital in Sainagar at Shirdi. He added that the needy people in the state should get immediate services for which a single cloud command centre should be established out of the three types of treatment centres. At the same time, patients fighting cancer should be provided with early diagnosis and effective treatment methods. The Chief Minister's instruction comes when the state Public Health Minister Prakash Abitkar in July said that the state government has proposed to construct two cancer hospitals in Aundh (Pune) and Nashik (Maharashtra) and eight district hospitals across the state to provide treatment to the rising number of patients and cut their expenses on expensive private healthcare services. Chief Minister Fadnavis said that the health department has submitted the proposal to Asian Development Bank for financial assistance of Rs 8,000 crore. Disclaimer: This post has been auto-published from an agency feed without any modifications to the text and has not been reviewed by an editor FOLLOW US : Copyright ©2025 Lokmat Media Pvt Ltd</w:t>
-      </w:r>
-    </w:p>
-    <w:p>
-      <w:pPr>
-        <w:pStyle w:val="Heading3"/>
-      </w:pPr>
-      <w:r>
-        <w:t>Article 18</w:t>
-      </w:r>
-    </w:p>
-    <w:p>
-      <w:r>
-        <w:t>Title: Maha CM to develop a comprehensive policy for cancer treatment</w:t>
-      </w:r>
-    </w:p>
-    <w:p>
-      <w:r>
-        <w:t xml:space="preserve">URL: </w:t>
-      </w:r>
-      <w:hyperlink r:id="rId26">
-        <w:r>
-          <w:rPr>
-            <w:color w:val="0000FF"/>
-          </w:rPr>
-          <w:t>https://www.socialnews.xyz/2025/09/15/maha-cm-to-develop-a-comprehensive-policy-for-cancer-treatment/</w:t>
-        </w:r>
-      </w:hyperlink>
-    </w:p>
-    <w:p>
-      <w:r>
-        <w:t>Content: Home » HEALTH/MEDICINE » Maha CM to develop a comprehensive policy for cancer treatment Posted By: Gopi September 15, 2025 Mumbai, Sep 16 (SocialNews.XYZ) Maharashtra Chief Minister Devendra Fadnavis has directed the Medical Education and Drugs Department to prepare a policy to provide comprehensive cancer services to the people of the state. At the meeting, he said on Monday that it is necessary to set up cancer treatment centres at various levels for effective treatment of cancer. The Chief Minister also gave instructions to set up comprehensive cancer treatment services, diagnosis, day care radiotherapy and chemotherapy units in every district. He said that the incomplete construction of the Sant Tukadoji Maharaj Cancer Hospital building in Nagpur should be completed immediately. Necessary funds will be sought for this, he added. CM Fadnavis said that on behalf of Shri Sai Sansthan, an appeal will be made to Sai Sansthan for the construction of a state-of-the-art cancer hospital in Sainagar at Shirdi. He added that the needy people in the state should get immediate services for which a single cloud command centre should be established out of the three types of treatment centres. At the same time, patients fighting cancer should be provided with early diagnosis and effective treatment methods. The Chief Minister's instruction comes when the state Public Health Minister Prakash Abitkar in July said that the state government has proposed to construct two cancer hospitals in Aundh (Pune) and Nashik (Maharashtra) and eight district hospitals across the state to provide treatment to the rising number of patients and cut their expenses on expensive private healthcare services. Chief Minister Fadnavis said that the health department has submitted the proposal to Asian Development Bank for financial assistance of Rs 8,000 crore. Source: IANS Gopi Adusumilli is a Programmer. He is the editor of SocialNews.XYZ and President of AGK Fire Inc. He enjoys designing websites, developing mobile applications and publishing news articles on current events from various authenticated news sources. When it comes to writing he likes to write about current world politics and Indian Movies. His future plans include developing SocialNews.XYZ into a News website that has no bias or judgment towards any. He can be reached at gopi@socialnews.xyzMail | Web | Twitter Gopi Adusumilli is a Programmer. He is the editor of SocialNews.XYZ and President of AGK Fire Inc. He enjoys designing websites, developing mobile applications and publishing news articles on current events from various authenticated news sources. When it comes to writing he likes to write about current world politics and Indian Movies. His future plans include developing SocialNews.XYZ into a News website that has no bias or judgment towards any. He can be reached at gopi@socialnews.xyz Copyright 2025 | AGK FIRE INC| Terms of Service / Privacy Policy | Contact Us</w:t>
       </w:r>
     </w:p>
     <w:sectPr>

--- a/Output/Prakash Abitkar/extracted_links_Prakash Abitkar_News_Content.docx
+++ b/Output/Prakash Abitkar/extracted_links_Prakash Abitkar_News_Content.docx
@@ -2,378 +2,6 @@
 <file path=word/document.xml><?xml version="1.0" encoding="utf-8"?>
 <w:document xmlns:wpc="http://schemas.microsoft.com/office/word/2010/wordprocessingCanvas" xmlns:mo="http://schemas.microsoft.com/office/mac/office/2008/main" xmlns:mc="http://schemas.openxmlformats.org/markup-compatibility/2006" xmlns:mv="urn:schemas-microsoft-com:mac:vml" xmlns:o="urn:schemas-microsoft-com:office:office" xmlns:r="http://schemas.openxmlformats.org/officeDocument/2006/relationships" xmlns:m="http://schemas.openxmlformats.org/officeDocument/2006/math" xmlns:v="urn:schemas-microsoft-com:vml" xmlns:wp14="http://schemas.microsoft.com/office/word/2010/wordprocessingDrawing" xmlns:wp="http://schemas.openxmlformats.org/drawingml/2006/wordprocessingDrawing" xmlns:w10="urn:schemas-microsoft-com:office:word" xmlns:w="http://schemas.openxmlformats.org/wordprocessingml/2006/main" xmlns:w14="http://schemas.microsoft.com/office/word/2010/wordml" xmlns:wpg="http://schemas.microsoft.com/office/word/2010/wordprocessingGroup" xmlns:wpi="http://schemas.microsoft.com/office/word/2010/wordprocessingInk" xmlns:wne="http://schemas.microsoft.com/office/word/2006/wordml" xmlns:wps="http://schemas.microsoft.com/office/word/2010/wordprocessingShape" mc:Ignorable="w14 wp14">
   <w:body>
-    <w:p>
-      <w:pPr>
-        <w:pStyle w:val="Heading3"/>
-      </w:pPr>
-      <w:r>
-        <w:t>Article 1</w:t>
-      </w:r>
-    </w:p>
-    <w:p>
-      <w:r>
-        <w:t>Title: TRIPURATIMES</w:t>
-      </w:r>
-    </w:p>
-    <w:p>
-      <w:r>
-        <w:t xml:space="preserve">URL: </w:t>
-      </w:r>
-      <w:hyperlink r:id="rId9">
-        <w:r>
-          <w:rPr>
-            <w:color w:val="0000FF"/>
-          </w:rPr>
-          <w:t>https://tripuratimes.com/ttimes/maha-cm-to-develop-a-comprehensive-policy-for-cancer-treatment-31447.html</w:t>
-        </w:r>
-      </w:hyperlink>
-    </w:p>
-    <w:p>
-      <w:r>
-        <w:t>Content: Maharashtra Chief Minister Devendra Fadnavis has directed the Medical Education and Drugs Department to prepare a policy to provide comprehensive cancer services to the people of the state. At the meeting, he said on Monday that it is necessary to set up cancer treatment centres at various levels for effective treatment of cancer. The Chief Minister also gave instructions to set up comprehensive cancer treatment services, diagnosis, day care radiotherapy and chemotherapy units in every district. He said that the incomplete construction of the Sant Tukadoji Maharaj Cancer Hospital building in Nagpur should be completed immediately. Necessary funds will be sought for this, he added. CM Fadnavis said that on behalf of Shri Sai Sansthan, an appeal will be made to Sai Sansthan for the construction of a state-of-the-art cancer hospital in Sainagar at Shirdi. He added that the needy people in the state should get immediate services for which a single cloud command centre should be established out of the three types of treatment centres. At the same time, patients fighting cancer should be provided with early diagnosis and effective treatment methods. The Chief Minister's instruction comes when the state Public Health Minister Prakash Abitkar in July said that the state government has proposed to construct two cancer hospitals in Aundh (Pune) and Nashik (Maharashtra) and eight district hospitals across the state to provide treatment to the rising number of patients and cut their expenses on expensive private healthcare services. Chief Minister Fadnavis said that the health department has submitted the proposal to Asian Development Bank for financial assistance of Rs 8,000 crore. 40, Akhaura Road, Agartala 799 001, Tripura, INDIA. Administrative Section: 0381-2315907 News Section: 0381-2329560 tripuratimesdigital@gmail.com © Tripuratimes.com. All Rights Reserved.</w:t>
-      </w:r>
-    </w:p>
-    <w:p>
-      <w:pPr>
-        <w:pStyle w:val="Heading3"/>
-      </w:pPr>
-      <w:r>
-        <w:t>Article 2</w:t>
-      </w:r>
-    </w:p>
-    <w:p>
-      <w:r>
-        <w:t>Title: कोल्हापूरकरांची चंगळ! रानभाज्यांच्या 450 खाद्यकृतींमुळं जिल्हास्तरीय रानभाजी महोत्सवाला रंगत</w:t>
-      </w:r>
-    </w:p>
-    <w:p>
-      <w:r>
-        <w:t xml:space="preserve">URL: </w:t>
-      </w:r>
-      <w:hyperlink r:id="rId10">
-        <w:r>
-          <w:rPr>
-            <w:color w:val="0000FF"/>
-          </w:rPr>
-          <w:t>https://www.etvbharat.com/mr/!state/kolhapurs-wild-vegetable-festival-promotes-local-cuisine-and-women-culinary-talent-maharashtra-news-mhs25092003298</w:t>
-        </w:r>
-      </w:hyperlink>
-    </w:p>
-    <w:p>
-      <w:r>
-        <w:t>Content: महाराष्ट्र maharashtra ETV Bharat / state By ETV Bharat Marathi Team Published : September 20, 2025 at 6:17 PM IST Updated : September 20, 2025 at 8:28 PM IST कोल्हापूर : लोकसहभागातून उभ्या राहिलेल्या कृषी आणि खाद्यसंस्कृतीला अधोरेखित करणारा जिल्हास्तरीय रानभाजी महोत्सव कोल्हापुरात मोठ्या उत्साहात संपन्न झाला. राजारामपुरीतील व्ही. टी. पाटील सभागृहात आयोजित या कार्यक्रमाचं उद्घाटन सार्वजनिक आरोग्य व कुटुंब कल्याण मंत्री तथा पालकमंत्री प्रकाश आबिटकर यांच्या हस्ते झालं. महिलांच्या उत्सफूर्त सहभागामुळं रंगला महोत्सव : या रानभाज्या महोत्सवाचं खास आकर्षण ठरलं ते म्हणजे महिलांचा उत्स्फूर्त सहभाग. सुमारे 150 महिला बचत गट आणि 100 पेक्षा अधिक महिलांनी पाककला स्पर्धेत भाग घेत आरोग्यदायी आणि चवदार पदार्थ सादर केले. 450 हून अधिक खाद्यकृतींमुळं या महोत्सवाला खरी रंगत आली. स्पर्धांमध्ये रानभाजी मांडणी प्रकारात निता पडवळ यांनी प्रथम, राधानगरीतील कुडूत्री इथल्या महिला बचत गटानं दुसरा, तर कातळी इथल्या कविता जाधव यांनी तिसरा क्रमांक पटकावला. पिरळ राधानगरीच्या शितलाम बचत गटाला उत्तेजनार्थ पारितोषिक जाहीर झालं. शेवग्याच्या भाजीचं डेजर्ट : पाककला स्पर्धेत राधानगरीच्या पूजा पाटील यांनी प्रथम, हातकणंगले तालुक्यातील भादोले गावातील शोभादेवी पाटील यांनी दुसरा तर कदमवाडीतील राणी कदम यांनी तिसरा क्रमांक पटकावला. विशिष्ट कामगिरीबद्दल सर्वांना पालकमंत्री आबिटकर यांच्या हस्ते स्मृतिचिन्ह, प्रमाणपत्र आणि पुष्पगुच्छ देऊन गौरवण्यात आलं. प्रथम क्रमांक पटकावलेल्या राधानगरीच्या पूजा पाटील यांनी आगळंवेगळं शेवग्याचं डेजर्ट बनवलं होतं. तसंच भोपळ्याचे फ्रेंच फ्राईज असे अनोखे पदार्थ प्रदर्शनात आलेल्या नागरिकांना पाहायला मिळाले. प्रदर्शन पाहण्यासाठी विद्यार्थ्यांची गर्दी : रानभाज्या महोत्सवाला शालेय आणि महाविद्यालयीन विद्यार्थ्यांनी लावलेल्या उपस्थितीमुळं रानभाज्यांचे औषधी गुणधर्म आणि पोषण मूल्यांविषयी तरुणाईमध्ये जागरूकता निर्माण झाली. सुमारे 40 प्रजातींच्या रानभाज्यांचं प्रदर्शन विद्यार्थ्यांना आणि नागरिकांना निसर्गसंपत्तीची नवी ओळख करून देणारे ठरले. "रानभाज्या केवळ ग्रामीण भागापुरत्या मर्यादित न राहता राज्यभर पोहोचाव्यात, यासाठी हा महोत्सव राज्यस्तरावर घेण्यात यावा," - प्रकाश आबिटकर, मंत्री रानभाज्यांच्या मार्केटिंगचा नवा विचार : महोत्सवात बोलताना पालकमंत्री प्रकाश आबिटकर यांनी रानभाज्यांच्या प्रसाराला आवश्यक तेवढा बाजारपेठेचा आधार मिळालेला नाही, याबद्दल खंत व्यक्त केली. "या भाज्यांचा समावेश हॉटेल व्यवसायात करण्यासाठी जिल्ह्यातील हॉटेल असोसिएशनशी चर्चा करणार आहोत. रानभाज्यांमुळं आरोग्यदायी जीवनशैलीला चालना मिळेल,” असा विश्वास मंत्री प्रकाश आबिटकर यांनी व्यक्त केला. ‘रानभाजी इ-माहिती पुस्तिके’चे प्रकाशन : या महोत्सवानं केवळ खाद्यपदार्थांवर थांबण्याऐवजी व्यावसायिक बाबींनासुद्धा प्राधान्य दिलं. यावेळी ‘रानभाजी माहिती पुस्तिका’चं प्रकाशन करण्यात आलं. ऑनलाईन स्वरूपात ही माहिती पुस्तिका उपलब्ध असणार असून विविध रानभाज्यांची माहिती, त्यांचे आरोग्यवर्धक गुणधर्म आणि उपयोग अशी सर्व माहिती या पुस्तिकेमुळं सोप्या भाषेत उपलब्ध झाली आहे. पावसामुळं नागरिकांची तारांबळ : कोल्हापुरात पावसामुळं नागरिकांची तारांबळ उडाली. अशीच परिस्थिती रानभाजी महोत्सव आयोजित केलेल्या ठिकाणी पहायला मिळाली. रानभाज्यांचे स्टॉल हे हॉलच्या बाहेरदेखील मांडले होते. अचानक आलेल्या पावसामुळं अनेकांची तारांबळ उडाली. नागरिकांना चाखायला मिळाल्या रानभाज्या : कार्यक्रमास विभागीय कृषी सहसंचालक बसवराज मास्तोळी, जिल्हा कृषी अधिकारी व आत्मा प्रकल्प संचालक जालिंदर पांगरे, अधीक्षक कृषी अधिकारी अजय कुलकर्णी व रानभाजी तज्ज्ञ डॉ. शहाजी कुरणे यांची प्रमुख उपस्थिती होती. रानावनात पिकणाऱ्या अनेक दुर्मीळ भाज्यांची चव रानभाजी महोत्सवामुळं शहरात राहणाऱ्या नागरिकांना चाखायला मिळाली. हेही वाचा : For All Latest Updates TAGGED: रिल्स बनवित असताना रेल्वे ट्रॅकवर दोन मित्रांना एक्सप्रेस रेल्वेची धडक; दोघांचा जागीच मृत्यू ठाण्यातील सराफाचे १ कोटी रुपये चोरणाऱ्याला उत्तर प्रदेशमध्ये अटक; आरोपीचा पोलिसांना कसा लागला सुगावा? जैन बोर्डिंगच्या जमिनीचा व्यवहार रद्द न झाल्यास केंद्रासह राज्य सरकारला मोठी किंमत चुकवावी लागेल-राजू शेट्टी "डॉक्टर तरुणी आत्महत्या प्रकरणी कुठलाही राजकीय दबाव न येता पारदर्शक चौकशी करावी"-सुप्रिया सुळे बिहारमध्ये निवडणुकीमुळे तापलं राजकीय वातावरण, फक्त महाबोधीत लोकांच्या मनात आहे शांतता दिवाळी 2025 : iPhone 16 Pro वर मोठी सवलत, फ्लिपकार्ट ते क्रोमा पर्यंत सर्वोत्तम डील्स OnePlus Ace 6 : लवकरच 7,800mAh बॅटरीसह लॉंच होण्याची शक्यता ओप्पो फाइंड X9 सीरिज भारतात नोव्हेंबरमध्ये लाँच होणार; मीडियाटेक डायमेंसिटी 9500 सोबत भागीदारी मेटाचं इन्स्टाग्राम आणि फेसबुक रील्ससाठी हिंदी डबिंगसह AI फीचर लाँच Copyright © 2025 Ushodaya Enterprises Pvt. Ltd., All Rights Reserved.</w:t>
-      </w:r>
-    </w:p>
-    <w:p>
-      <w:pPr>
-        <w:pStyle w:val="Heading3"/>
-      </w:pPr>
-      <w:r>
-        <w:t>Article 3</w:t>
-      </w:r>
-    </w:p>
-    <w:p>
-      <w:r>
-        <w:t>Title: PM Jan Arogya Yojana : ‘जनआरोग्य’मधील उपचारांची संख्या वाढवणार</w:t>
-      </w:r>
-    </w:p>
-    <w:p>
-      <w:r>
-        <w:t xml:space="preserve">URL: </w:t>
-      </w:r>
-      <w:hyperlink r:id="rId11">
-        <w:r>
-          <w:rPr>
-            <w:color w:val="0000FF"/>
-          </w:rPr>
-          <w:t>https://pudhari.news/maharashtra/mumbai/ayushman-bharat-phule-arogya-treatment-expansion-ab96</w:t>
-        </w:r>
-      </w:hyperlink>
-    </w:p>
-    <w:p>
-      <w:r>
-        <w:t>Content: मुंबई : केंद्र सरकारची प्रधानमंत्री जनआरोग्य आणि राज्य सरकारच्या महात्मा जोतिराव फुले जनआरोग्य योजनेतील उपचारांची संख्या 1 हजार 356 वरून 2 हजार 399 पर्यंत वाढविण्यात येणार आहे. सोबतच, पाच लाखांपेक्षा जास्त रकमेच्या अवयव प्रत्यारोपणाच्या उपचारांसाठी कॉर्पस फंड तयार करण्यास मान्यता देण्यात आली. मुख्यमंत्री देवेंद्र फडणवीस यांच्या नेतृत्वातील राज्य आरोग्य हमी सोसायटीच्या नियामक परिषदेच्या बैठकीत हे निर्णय घेण्यात आले. मुख्यमंत्री फडणवीस यांच्या ‘वर्षा’ या शासकीय निवासस्थानी आरोग्य हमी सोसायटीची बैठक पार पडली. बैठकीस अन्न व नागरी पुरवठामंत्री छगन भुजबळ, सामाजिक न्यायमंत्री संजय शिरसाट, राज्यमंत्री माधुरी मिसाळ उपस्थित होते. तसेच, आरोग्यमंत्री प्रकाश आबिटकर, महिला व बालविकासमंत्री अदिती तटकरे ऑनलाईन पद्धतीने उपस्थित होते. पाच लाखांपेक्षा जास्त रकमेच्या उपचारांसाठी वेगळा कॉर्पस निधी उभारण्याचा व या निधीतून हृदयप्रत्यारोपण, फुप्फुस प्रत्यारोपण, किडनी प्रत्यारोपण, बोन मॅरो प्रत्यारोपण यांसह 9 विविध उपचारांची शिफारस बैठकीत मान्य करण्यात आली. बैठकीतील महत्त्वाचे निर्णय महात्मा फुले जनआरोग्य व प्रधानमंत्री जनआरोग्य योजनेत आता 2 हजार 399 आजारांवर मिळणार वैद्यकीय उपचार प्राथमिक आरोग्य केंद्रांवर 25 आजारांवरील उपचारांना मान्यता सर्व ग्रामीण, शहरी प्राथमिक आरोग्य केंद्रे योजनेत समाविष्ट होणार उपचारांच्या दरनिश्चितीला मंजुरी रुग्णालयांना श्रेणीनुसार दर देण्याची पद्धत बंद करून राष्ट्रीय आरोग्य प्राधिकरणाच्या धोरणानुसार गुणवत्ता प्रमाणपत्रधारक - रुग्णालयांना, आकांक्षित जिल्ह्यांतील रुग्णालयांना प्रोत्साहनपर अधिकची रक्कम देणार 'Pudhari' is excited to announce the relaunch of its Android and iOS apps. Stay updated with the latest news at your fingertips. Android and iOS Download now and stay updated, anytime, anywhere. Pudhari Publications Private Limited</w:t>
-      </w:r>
-    </w:p>
-    <w:p>
-      <w:pPr>
-        <w:pStyle w:val="Heading3"/>
-      </w:pPr>
-      <w:r>
-        <w:t>Article 4</w:t>
-      </w:r>
-    </w:p>
-    <w:p>
-      <w:r>
-        <w:t>Title: प्रधानमंत्री जन आरोग्य योजना आणि महात्मा फुले जन आरोग्य योजनेतील उपचारांची संख्या तब्बल 1043 ने वाढविणार!!</w:t>
-      </w:r>
-    </w:p>
-    <w:p>
-      <w:r>
-        <w:t xml:space="preserve">URL: </w:t>
-      </w:r>
-      <w:hyperlink r:id="rId12">
-        <w:r>
-          <w:rPr>
-            <w:color w:val="0000FF"/>
-          </w:rPr>
-          <w:t>https://thefocusindia.com/maharashtra-news/pradhan-mantri-jan-arogya-284260/amp/</w:t>
-        </w:r>
-      </w:hyperlink>
-    </w:p>
-    <w:p>
-      <w:r>
-        <w:t>Content: विशेष प्रतिनिधी मुंबई : प्रधानमंत्री जन आरोग्य योजना आणि महात्मा ज्योतिराव फुले जन आरोग्य योजनेतील उपचारांची संख्या 1356 वरून 2399 पर्यंत वाढविण्यात येणार आहे. मुख्यमंत्री देवेंद्र फडणवीस यांच्या अध्यक्षतेखाली आज मुंबई येथे एकत्रित आयुष्मान भारत – प्रधानमंत्री जन आरोग्य योजना आणि महात्मा ज्योतिराव फुले जन आरोग्य योजनेच्या अंमलबजावणीच्या धोरणात्मक बाबींवर निर्णय घेण्याकरीता गठीत राज्य आरोग्य हमी सोसायटी नियामक परिषदेची बैठक संपन्न झाली. एकत्रित आयुष्मान भारत प्रधानमंत्री जन आरोग्य योजना आणि महात्मा ज्योतिराव फुले जनआरोग्य योजनेमध्ये राज्यात नवीन 2399 उपचारांना तसेच ₹5 लाखांपेक्षा जास्त रक्कमेच्या अवयव प्रत्यारोपणाच्या उपचारांसाठी कॉर्पस फंड निर्माण करण्यास बैठकीत मान्यता देण्यात आली. या कॉर्पस फंड निधीतून हृदयप्रत्यारोपण, फुफ्फुस प्रत्यारोपण, किडनी प्रत्यारोपण, बोन मॅरो प्रत्यारोपण आदी सह 9 विविध उपचारांची शिफारस यावेळी मान्य करण्यात आली. यासंदर्भात मुख्यमंत्री फडणवीस म्हणाले की, महात्मा ज्योतिराव फुले जन आरोग्य योजना आणि प्रधानमंत्री जन आरोग्य योजना या दोन्ही योजनेत सुचीबद्ध असलेल्या रुग्णालयांचे तालुकानिहाय मॅपिंग करावे. संबंधित तालुक्यात 30 खाटांचे एकही रुग्णालय नसल्यास, अशा ठिकाणी उपलब्ध असलेल्या रुग्णालयात योजनेचा लाभ देऊन त्यांच्या देयकाच्या अदागीची वेगळी व्यवस्था निर्माण करावी. तसेच अशा तालुक्यामध्ये 30 खाटांचे रुग्णालय सुरु करण्यासाठी खाजगी रुग्णालयांना आमंत्रित करून सुविधा द्याव्यात. या योजनेच्या प्रभावी अंमलबजावणीसाठी ग्रामीण भागात आरोग्य मित्रांची संख्या वाढवावी. जन आरोग्य योजनेत समाविष्ट असलेल्या रुग्णालयांना त्यांची देयके वेळेत देण्यात यावीत. जेणेकरून ती रुग्णालये रुग्णांना दर्जेदार उपचार देतील. तसेच या योजनेतील उपचार, रुग्णालये, लाभ यांची माहिती मिळण्यासाठी कृत्रिम बुद्धिमत्तेवर आधारित ॲप तयार करावे. त्यामध्ये चॅटबॉटद्वारे सर्व माहिती मिळण्याची व्यवस्था करावी. आरोग्य विभागाने गेल्या 6 महिन्यात अत्यंत गतीने कामात सुधारणा करून उत्तम काम केले आहे. योजनेच्या अंमलाबजावणीसाठी अधिक गतीने व पारदर्शकपणे काम करावे, जेणेकरून पुढील काळात देशातील पहिल्या तीनमध्ये राज्याचा क्रमांक येईल, असे मुख्यमंत्री फडणवीस यावेळी म्हणाले. बैठकीत घेण्यात आलेले अन्य महत्वाचे निर्णय : ✅प्राथमिक आरोग्य केंद्रस्तरावर करता येऊ शकतील अशा 25 उपचारांचा योजनेत समावेश ✅सर्व ग्रामीण आणि शहरी प्राथमिक आरोग्य केंद्रे योजनेत समाविष्ट करण्यात येणार ✅उपचारांच्या दर निश्चितीला मान्यता ✅वैद्यकीय उपचारांची मार्गदर्शक तत्त्वे निर्गमित करण्यास मान्यता ✅रुग्णालयांना श्रेणीनुसार दर देण्याची पद्धत बंद करून राष्ट्रीय आरोग्य प्राधिकरणाच्या धोरणानुसार गुणवत्ता प्रमाणपत्र धारक रुग्णालयांना आणि आकांक्षित जिल्ह्यातील रुग्णालयांना प्रोत्साहनपर अधिकची रक्कम देण्यात येणार ✅योजनेअंतर्गत सार्वजनिक आरोग्य, वैद्यकिय शिक्षण, नगर विकास विभागांच्या रुग्णालयांचा सहभाग वाढविण्यासाठी सूचना निर्गमित करण्यात येणार ✅समग्र यादीतील राज्याचे 438 उपचार टीएमएस 2.0 प्रणालीशी सुसंगत करण्यात येणार यावेळी मंत्री छगन भुजबळ, मंत्री संजय शिरसाट, राज्यमंत्री माधुरी मिसाळ आणि संबंधित अधिकारी उपस्थित होते तर मंत्री प्रकाश आबिटकर, मंत्री अदिती तटकरे हे दूरदृश्य प्रणालीद्वारे उपस्थित होते. महत्वाच्या बातम्या Technical by Swaraj IT Services</w:t>
-      </w:r>
-    </w:p>
-    <w:p>
-      <w:pPr>
-        <w:pStyle w:val="Heading3"/>
-      </w:pPr>
-      <w:r>
-        <w:t>Article 5</w:t>
-      </w:r>
-    </w:p>
-    <w:p>
-      <w:r>
-        <w:t>Title: मुख्यमंत्री समृद्ध पंचायतराज अभियान लोकचळवळ बनवावी : ग्रामविकास मंत्री गोरे</w:t>
-      </w:r>
-    </w:p>
-    <w:p>
-      <w:r>
-        <w:t xml:space="preserve">URL: </w:t>
-      </w:r>
-      <w:hyperlink r:id="rId13">
-        <w:r>
-          <w:rPr>
-            <w:color w:val="0000FF"/>
-          </w:rPr>
-          <w:t>https://pudhari.news/maharashtra/kolhapur/cm-samruddha-panchayatraj-campaign-should-become-mass-movement-says-rural-development-minister-gore-ap84</w:t>
-        </w:r>
-      </w:hyperlink>
-    </w:p>
-    <w:p>
-      <w:r>
-        <w:t>Content: कोल्हापूर : समृद्धीसाठी आणि विकासाला गती देण्यासाठी प्रत्येक गावाने सहभागी होऊन मुख्यमंत्री समृद्ध पंचायतराज अभियान लोकचळवळ बनविण्याचा प्रयत्न करावा, असे आवाहन ग्रामविकास मंत्री जयकुमार गोरे यांनी केले. 5 कोटी बक्षीस देणारे देशातील हे एकमेव अभियान आहे. प्रत्येक गाव समृद्ध झाले, तर राज्यही समृद्ध होईल, असेही ते म्हणाले. मुख्यमंत्री समृद्ध पंचायतराज अभियाना अंतर्गत सोमवारी जिल्हास्तरीय कार्यशाळेचे आयोजन मंत्री गोरे यांच्या अध्यक्षतेखाली करण्यात आले होते. पालकमंत्री प्रकाश आबिटकर यांच्या हस्ते कार्यशाळेचे उद्घाटन करण्यात आले. यावेळी मंत्री गोरे बोलत होते. कार्यशाळेस सरपंच, ग्रामसेवक, गटविकास अधिकारी उपस्थित होते. केंद्र आणि राज्य सरकारच्या सर्व योजनांची प्रभावी अंमलबजावणी केल्यास गावाचा सर्वांगीण विकास होईल, येत्या 90 दिवसांत सर्व योजनांची यशस्वी अंमलबजावणी करून कोल्हापूर जिल्ह्याने अग्रस्थान मिळवावे, असेही गोरे म्हणाले. समृद्ध पंचायतराज अभियान गावासह लोकप्रतिनिधींसाठी अत्यंत महत्त्वाचे असल्याने अभियानात सर्वांनी सहभागी व्हावे, समृद्ध शाळांसाठी 78 कोटी रुपये, तर पुढील कालावधीसाठी 600 कोटी रुपये मंजूर झाले असून, समृद्ध प्राथमिक आरोग्य केंद्रांसाठीही मोठी तरतूद करण्यात येत असल्याचेही ते म्हणाले. समृद्ध पंचायत राज अभियानाच्या माध्यमातून शहराला लाजवतील अशा प्रकारची गावे करावीत, असे आवाहन खा. धनंजय महाडिक म्हणाले. मुख्य कार्यकारी अधिकारी कार्तिकेयन एस. यांनी स्वागत केले. यावेळी आ. राहुल आवाडे, आ. शिवाजी पाटील, जिल्हाधिकारी अमोल येडगे, अपर आयुक्त नितीन माने, अतिरिक्त मुख्य कार्यकारी अधिकारी संतोष जोशी यांच्यासह जि. प. चे विभागप्रमुख उपस्थित होते. उपमुख्य कार्यकारी अधिकारी जयवंत उगले यांनी आभार मानले. दरम्यान, जिल्हास्तरीय आर. आर. (आबा) पाटील सुंदर गाव पुरस्कारांचे वितरण, डॉ. मल्लिनाथ कलशेट्टी यांच्या ‘मी विकास यात्री’चे प्रकाशन, ‘सुंदर माझे घरकुल’ स्पर्धेची घोषणा आणि ‘स्वच्छता ही सेवा’ या उपक्रमाचा प्रारंभ याप्रसंगी केला. 'Pudhari' is excited to announce the relaunch of its Android and iOS apps. Stay updated with the latest news at your fingertips. Android and iOS Download now and stay updated, anytime, anywhere. Pudhari Publications Private Limited</w:t>
-      </w:r>
-    </w:p>
-    <w:p>
-      <w:pPr>
-        <w:pStyle w:val="Heading3"/>
-      </w:pPr>
-      <w:r>
-        <w:t>Article 6</w:t>
-      </w:r>
-    </w:p>
-    <w:p>
-      <w:r>
-        <w:t>Title: Dussehra Festival | शाही दसरा महोत्सवास आजपासून प्रारंंभ</w:t>
-      </w:r>
-    </w:p>
-    <w:p>
-      <w:r>
-        <w:t xml:space="preserve">URL: </w:t>
-      </w:r>
-      <w:hyperlink r:id="rId14">
-        <w:r>
-          <w:rPr>
-            <w:color w:val="0000FF"/>
-          </w:rPr>
-          <w:t>https://pudhari.news/maharashtra/kolhapur/shahi-dasara-festival-begins-today-ap84</w:t>
-        </w:r>
-      </w:hyperlink>
-    </w:p>
-    <w:p>
-      <w:r>
-        <w:t>Content: कोल्हापूर : जिल्हा प्रशासन व राज्याच्या सांस्कृतिक कार्य संचालनालयाच्या वतीने आयोजित शाही दसरा महोत्सवाचा प्रारंभ सोमवारी (दि. 22) होणार आहे. सार्वजनिक आरोग्यमंत्री तथा पालकमंत्री प्रकाश आबिटकर यांच्या हस्ते व खासदार शाहू महाराज यांच्या अध्यक्षतेखाली ऐतिहासिक दसरा चौक मैदान येथे सायंकाळी 6 वाजता हा कार्यक्रम होणार आहे. कार्यक्रमास वैद्यकीय शिक्षण मंत्री हसन मुश्रीफ, सहपालकमंत्री माधुरी मिसाळ, राज्य नियोजन मंडळाचे कार्यकारी अध्यक्ष राजेश क्षीरसागर यांच्या प्रमुख उपस्थितीत तसेच खासदार धनंजय महाडिक, खासदार धैर्यशील माने, आमदार सर्वश्री सतेज पाटील, अरुण लाड, विनय कोरे, राजेंद्र पाटील-यड्रावकर, चंद्रदीप नरके, अमल महाडिक, अशोकराव माने, शिवाजीराव पाटील, राहुल आवाडे यांच्या विशेष उपस्थितीत प्रारंभ होणार आहे, अशी माहिती जिल्हाधिकारी अमोल येडगे यांनी दिली. सोमवारी सायंकाळी साडेपाच वाजता शाहू स्मारक भवन येथे शिवकालीन शस्त्र प्रदर्शनाचे उद्घाटन होणार आहे. त्यानंतर सायंकाळी 6 वाजता दसरा महोत्सव उद्घाटन समारंभ झाल्यानंतर ‘गाथा शिवशंभूची’ या ऐतिहासिक महानाट्याचे सादरीकरण होणार आहे. या कार्यक्रमासाठी शहरात दाखल होणार्‍या सर्व भाविक-पर्यटकांनी उपस्थित राहावे, असे आवाहन जिल्हा प्रशासनामार्फत केले आहे. 'Pudhari' is excited to announce the relaunch of its Android and iOS apps. Stay updated with the latest news at your fingertips. Android and iOS Download now and stay updated, anytime, anywhere. Pudhari Publications Private Limited</w:t>
-      </w:r>
-    </w:p>
-    <w:p>
-      <w:pPr>
-        <w:pStyle w:val="Heading3"/>
-      </w:pPr>
-      <w:r>
-        <w:t>Article 7</w:t>
-      </w:r>
-    </w:p>
-    <w:p>
-      <w:r>
-        <w:t>Title: पाच कोटी रुपयांच्या बक्षीसाचे पंचायतराज अभियान हे देशातील एकमेव-जयकुमार गोरे</w:t>
-      </w:r>
-    </w:p>
-    <w:p>
-      <w:r>
-        <w:t xml:space="preserve">URL: </w:t>
-      </w:r>
-      <w:hyperlink r:id="rId15">
-        <w:r>
-          <w:rPr>
-            <w:color w:val="0000FF"/>
-          </w:rPr>
-          <w:t>https://maharashtranews1.com/The-Panchayati-Raj-campaign-with-a-prize-of-five-crore-rupees-is-the-only-one-in-the-country---Jaykumar-Gore</w:t>
-        </w:r>
-      </w:hyperlink>
-    </w:p>
-    <w:p>
-      <w:r>
-        <w:t>Content: schedule15 Sep 25 person by visibility 213 categoryजिल्हा परिषद महाराष्ट्र न्यूज वन प्रतिनिधी, कोल्हापूर : गाव समृद्ध आणि विकासाला गती मिळण्यासाठी लोकसहभागातून आणि लोकचळवळीतूनच खरा बदल घडेल. मुख्यमंत्री समृद्ध पंचायतराज अभियानात प्रत्येक गावाने सहभाग नोंदवून बक्षिसासाठी नव्हे, तर गावाच्या विकासासाठी काम करावे, पाच कोटी रुपये बक्षीस देणारे हे देशातील एकमेव अभियान आहे. प्रत्येक गाव समृद्ध झाले, तर राज्यही समृद्ध होईल.’ असे आवाहन ग्रामविकासमंत्री जयकुमार गोरे यांनी केले. कोल्हापूर येथे आयोजित मुख्यमंत्री समृद्ध पंचायतराज अभियानाच्या जिल्हास्तरीय कार्यशाळेत ते बोलत होते. कार्यशाळेचे उद्घाटन पालकमंत्री प्रकाश आबिटकर यांच्या हस्ते झाले. यावेळी खासदार धनंजय महाडिक, आमदार राहूल आवाडे, जिल्हाधिकारी अमोल येडगे, सेवानिवृत्त वरिष्ठ अधिकारी डॉ. मल्लिनाथ कलशेट्टी, मुख्य कार्यकारी अधिकारी कार्तिकेयन एस., अपर आयुक्त नितीन माने, अतिरिक्त मुख्य कार्यकारी अधिकारी संतोष जोशी उपस्थित होते. पालकमंत्री प्रकाश आबिटकर यांनी, गावातील विकास प्रक्रियेला बळ देणाऱ्या विविध योजनांची माहिती दिली. जिल्ह्यातील मंजूर घरकुलांच्या बांधकामातील अडचणी सोडवून येत्या २६ जानेवारी रोजी ५० हजार लाभार्थ्यांना घरांच्या चाव्या प्रदान करण्यात येतील. समृद्ध शाळांसाठी ७८ कोटी रुपये, तर पुढील कालावधीसाठी 600 कोटी रुपये मंजूर झाले असून, समृद्ध प्राथमिक आरोग्य केंद्रांसाठीही मोठी तरतूद करण्यात आली आहे, अशी माहिती दिली. कार्यशाळेत प्रारंभी जिल्हास्तरीय आर. आर. पाटील सुंदर गाव पुरस्कारांचे वितरण झाले. मुख्यमंत्री समृद्ध पंचायतराज अभियान वाचन साहित्याचे प्रकाशन, डॉ. कलशेट्टी यांच्या ‘मी विकास यात्री’ पुस्तकाचे प्रकाशन, ‘सुंदर माझे घरकुल’ स्पर्धेची घोषणा आणि ‘स्वच्छता ही सेवा’ उपक्रमाचा शुभारंभ करण्यात आला. खासदार धनंजय महाडिक यांनी केंद्र आणि राज्य सरकारच्या ११० ग्रामविकास योजनांची यशस्वी अंमलबजावणी करून विकासाला गती देण्याचे आवाहन केले. मुख्य कार्यकारी अधिकारी कार्तिकेयन एस. यांनी प्रास्ताविकात अभियानाची सविस्तर माहिती दिली. मुख्यमंत्री समृद्ध पंचायतराज अभियान सतरा सप्टेंबर ते ३१ डिसेंबर २०२५ या कालावधीत राबवण्यात येणाऱ्या या अभियानाची पूर्वतयारी एक ऑगस्ट २०२५ पासून सुरू आहे. व्यासपीठावर ग्रामीण विकास यंत्रणा प्रकल्प संचालक सुषमा देसाई, सामान्य प्रशासन विभागाचे उपमुख्य कार्यकारी अधिकारी ओमप्रकाश यादव, ग्रामपंचायत विभागाचे उपमुख्य कार्यकारी अधिकारी जयवंत उगले आदी उपस्थित होते. schedule26 Oct 25 person by visibility 28 schedule26 Oct 25 person by visibility 262 schedule25 Oct 25 person by visibility 50 schedule25 Oct 25 person by visibility 82 schedule25 Oct 25 person by visibility 105 schedule06 Jul 20 person by visibility 528905 schedule05 Jul 23 person by visibility 34227 schedule07 Jul 24 person by visibility 26345 schedule22 Jul 24 person by visibility 25163 schedule29 Dec 21 person by visibility 24931</w:t>
-      </w:r>
-    </w:p>
-    <w:p>
-      <w:pPr>
-        <w:pStyle w:val="Heading3"/>
-      </w:pPr>
-      <w:r>
-        <w:t>Article 8</w:t>
-      </w:r>
-    </w:p>
-    <w:p>
-      <w:r>
-        <w:t>Title: नंदुरबार जिल्ह्यातील सिकलसेल…प्रशासनच अचूक आकडेवारीच्या शोधात</w:t>
-      </w:r>
-    </w:p>
-    <w:p>
-      <w:r>
-        <w:t xml:space="preserve">URL: </w:t>
-      </w:r>
-      <w:hyperlink r:id="rId16">
-        <w:r>
-          <w:rPr>
-            <w:color w:val="0000FF"/>
-          </w:rPr>
-          <w:t>https://www.loksatta.com/nashik/sickle-cell-crisis-in-nandurbar-exposes-poor-health-governance-health-minister-prakash-abitkar-expresses-anger-rds-00-5373636/</w:t>
-        </w:r>
-      </w:hyperlink>
-    </w:p>
-    <w:p>
-      <w:r>
-        <w:t>Content: नंदुरबार – तब्बल तीन वेळा तपासणी आणि चाचण्या करुनही नंदुरबार जिल्ह्यातील सिकलसेल बाधितांचा अचूक आकडा प्रशासनाकडे उपलब्ध नसल्याचे वास्तव आरोग्यमंत्री प्रकाश आबीटकर यांच्या दौऱ्यात उघड झाले. नंदुरबार जिल्हा आरोग्य प्रशासनाने स्वत: तसेच आणि आर्म फोर्स वैद्यकीय महाविद्यालयामार्फत सिकलसेल चाचण्या करुनही त्याची आकडेवारी प्रशासनाकडे नाही. सिकलसेलची खरेदी केलेली औषधेही रुग्णांपर्यत पोहचत नसल्याच्या तक्रारी रुग्णांनी थेट आरोग्यमंत्र्यापुढे केल्याने सिकलसेलच्या नावाखाली होत असलेली करोडो रुपयांची औषध खरेदी कोणासाठी, असा प्रश्न उपस्थित होत आहे. नंदुरबार जिल्ह्यातील सिकलसेल रुग्णांचा प्रश्न गंभीर झाला असतांनाच आरोग्य मंत्री प्रकाश आबीटकर यांनी केलेल्या नंदुरबार जिल्हा दौऱ्यात त्यांच्यादृष्टीने सिकलसेलचा प्रश्न सर्वाधीक महत्वाचा असल्याचे दिसून आले. परंतु, जिल्हा प्रशासन सिकलसेलप्रश्नी किती गंभीर, हेच या दौऱ्यातील गंभीर बाबीतून उघड झाले. गत वर्षात आर्म फोर्स वैद्यकीय महाविद्यालयाच्या मदतीने जिल्ह्यात सिकलसेल चाचणीचे महत्वाकांक्षी अभियान राबविण्यात आले. या अभियानात जिल्ह्यातील तीन लाख ९० हजारापेक्षा अधिक शालेय आणि महाविद्यालयीन विद्यार्थी यांची सिकलसेल चाचणी करण्यात आली. यासंदर्भातील सर्व माहिती जिल्ह्यातील आरोग्य यंत्रणांना उपचारास मदत करण्यासाठी हस्तांतरीत केली जाणार असल्याने त्याचे एका पोर्टलवरील लॉगीन जिल्हाधिकारी यांच्यासह आरोग्य यंत्रणेच्या प्राथमिक आरोग्य केंद्र स्तरावर देखील देण्यात येणार होते. सुत्रांनुसार, या चाचण्यांमध्ये ६० हजारांहुन अधिक सिकलसेल बाधीत आणि वाहक आढळून आल्याने आगामी काळात जिल्ह्यात सिकलसेल आजाराचा विस्फोट होण्याची शक्यता जाणकारांकडून व्यक्त केली जात आहे. अन्य संस्थेमार्फत चाचण्या होवूनही जिल्ह्यातील आरोग्य प्रशासनाकडे सिकलसेल बाधीतांचा निश्चित आकडा नसल्याने आश्चर्य व्यक्त केले जात आहे. याबाबत आरोग्यमंत्री आबीटकर यांनीही नाराजी व्यक्त करत सिकलसेल बाधितांच्या उपचारावर विशेष लक्ष केंद्रीत करण्याच्या सूचना आरोग्य यंत्रणेला दिल्या. विशेष म्हणजे, नंदुरबार जिल्ह्यातील सध्याच्या सिकलसेल बाधितांची आकडेवारी पाहता प्रशासनाकडून सिकलसेलवरील उपचारासाठी कोट्यवधींची औषधे खरेदी करत आहे. धडगाव मध्ये एका सामाजिक कार्यकर्त्यांने तो स्वत: सिकलसेल बाधीत असूनदेखील त्याला उपचारासाठी संबंधीत प्राथमिक आरोग्य केंद्रातून सिकलसेलची औषधेच मिळत नसल्याची तक्रार केली. सिकलसेलचा प्रश्न जिल्ह्यात गंभीर झाला असताना यासाठी खरेदी केलेली औषधे जातात तरी कुठे, असा प्रश्न उपस्थित होत आहे. सिकलसेलसाठी किती रुपयांची आणि किती औषधे येतात, ती आरोग्य केंद्र, उपकेंद्रांपर्यंत जातात की नाही, याची चौकशी करण्याची गरज व्यक्त होत आहे. किकू शारदा, 'द ग्रेट इंडियन कपिल शो'मधील विनोदी अभिनेता, सध्या 'Rise And Fall' रिअ‍ॅलिटी शोमध्ये सहभागी आहे. शोच्या एका भागात कुस्तीपटू संगीता फोगट सासऱ्यांच्या निधनामुळे बाहेर पडली. यामुळे किकूला त्याच्या आई-वडिलांच्या निधनाच्या दु:खद आठवणी आठवल्या. त्याने सांगितलं की, आईचा शेवटचा फोन उचलू न शकल्याने त्याला खूप दु:ख झालं. त्याने प्रेक्षकांना जवळच्या माणसांना वेळ देण्याचा सल्ला दिला.</w:t>
-      </w:r>
-    </w:p>
-    <w:p>
-      <w:pPr>
-        <w:pStyle w:val="Heading3"/>
-      </w:pPr>
-      <w:r>
-        <w:t>Article 9</w:t>
-      </w:r>
-    </w:p>
-    <w:p>
-      <w:r>
-        <w:t>Title: Kolhapur World Record: कोल्हापूरात घडला विश्वविक्रम! संविधान प्रास्ताविकेचं तब्बल 19 भाषांमध्ये गायन; कसा होता सोहळा?</w:t>
-      </w:r>
-    </w:p>
-    <w:p>
-      <w:r>
-        <w:t xml:space="preserve">URL: </w:t>
-      </w:r>
-      <w:hyperlink r:id="rId17">
-        <w:r>
-          <w:rPr>
-            <w:color w:val="0000FF"/>
-          </w:rPr>
-          <w:t>https://sarkarnama.esakal.com/kolhapur/kolhapur-world-record-preamble-of-the-indian-constitution-sung-in-19-languages-how-was-the-ceremony-need-to-know-aau85</w:t>
-        </w:r>
-      </w:hyperlink>
-    </w:p>
-    <w:p>
-      <w:r>
-        <w:t>Content: Kolhapur World Record: भारतीय राज्यघटना ही प्रत्येक भारतीयाच्या जगण्याचं प्रतिबिंब आहे. या राज्यघटनेच्या प्रस्ताविकेत याची झलक आपल्याला पाहायला मिळते. याच प्रस्ताविकेचं भारतातील तब्बल १९ भाषांमध्ये गायन करुन कोल्हापूरात विश्वविक्रम प्रस्थापित केला आहे. इथल्या ऐतिहासिक दसरा चौकात हा कार्यक्रम पार पडला. यामध्ये तब्बल १६०० जणांनी सहभाग नोंदवला. यावेळी प्रमुख पाहुणे म्हणून केंद्रीय राज्यमंत्री रामदास आठवले, पालकमंत्री प्रकाश आबिटकर, राज्य नियोजन मंडळाचे कार्यकारी अध्यक्ष राजेश क्षीरसागर यांच्यासह अन्य मान्यवर उपस्थित होते. भारतीय संविधान आणि आजच्या लोकशाही दिनाच्या अमृत महोत्सवी वर्षानिमित्त काल सायंकाळी कोल्हापुरात 'हम भारत के लोग' या संविधान गीताचा विश्वविक्रम करण्यात आला. कोल्हापुरातील गायक आणि संगीतकार कबीर नाईकनवरे यांच्या संकल्पनेतून हा उपक्रम राबविण्यात आला. या कार्यक्रमाला केंद्रीय सामाजिक न्याय राज्यमंत्री रामदास आठवले यांची प्रमुख उपस्थिती होती. दसरा चौक इथं झालेल्या या विश्वविक्रमात १६०० जण सहभागी झाले होते. दरम्यान, मराठी, आसामी, इंग्रजी, संस्कृत, मैथिली, भोजपुरी, ओडिशा, पंजाबी, सिंधी, राजस्थानी, बंगाली, कोकणी, गुजराती, पाली, कन्नड, तेलगू, उर्दू, नेपाळी, हिंदी भाषेत संविधान प्रास्ताविकेचं गायनाद्वारे सादरीकरण झालं. सरकारनामाचे सदस्य व्हा शॉपिंगसाठी 'सकाळ प्राईम डील्स'च्या भन्नाट ऑफर्स पाहण्यासाठी क्लिक करा. Read Latest Marathi Political News, Breaking Political News from Maharashtra, India, Pune &amp; Mumbai at Sarkarnama. To Get Live Political Marathi News on Mobile, Download the Sarkarnama Mobile App for Android and IOS. सरकारनामा आता सर्व सोशल मीडिया प्लॅटफॉर्मवर. ताज्या राजकीय घडामोडींसाठी फेसबुक, ट्विटर, इन्स्टाग्राम, शेअर चॅट, टेलिग्रामवर आणि व्हॉट्सॲप आम्हाला फॉलो करा. तसेच, सरकारनामा यूट्यूब चॅनेलला आजच सबस्क्राइब करा. Follow Us Copyright © 2025 Sakal Media Group – All Rights Reserved Powered by Quintype वेबसाईटवर ब्राउझिंगचा अनुभव सर्वोत्तम असावा, यासाठी आम्ही कुकीजचा वापर करतो. कुकीजमुळे तुम्हाला तुमच्या आवडत्या मजकुराची शिफारस करता येते. आमचे गोपनीयता आणि कुकीजसंदर्भातील धोरण तुम्हाला मान्य आहे.</w:t>
-      </w:r>
-    </w:p>
-    <w:p>
-      <w:pPr>
-        <w:pStyle w:val="Heading3"/>
-      </w:pPr>
-      <w:r>
-        <w:t>Article 10</w:t>
-      </w:r>
-    </w:p>
-    <w:p>
-      <w:r>
-        <w:t>Title: Shiv Sena Politics : शिंदेंची शिवसेना ठाकरेंचा उरलासुरला पक्षही फोडणार; कोल्हापुरात लवकरच मोठा धमाका...</w:t>
-      </w:r>
-    </w:p>
-    <w:p>
-      <w:r>
-        <w:t xml:space="preserve">URL: </w:t>
-      </w:r>
-      <w:hyperlink r:id="rId18">
-        <w:r>
-          <w:rPr>
-            <w:color w:val="0000FF"/>
-          </w:rPr>
-          <w:t>https://sarkarnama.esakal.com/maharashtra/paschim-maharashtra/shiv-sena-politics-eknath-shinde-uddhav-thackeray-faction-defections-kolhapur-leaders-rm82-rg93</w:t>
-        </w:r>
-      </w:hyperlink>
-    </w:p>
-    <w:p>
-      <w:r>
-        <w:t>Content: Kolhapur News : आगामी स्थानिक स्वराज्य संस्थेच्या निवडणुकीच्या पार्श्वभूमीवर गेल्या अनेक दिवसांपासून कोल्हापूर जिल्ह्यात उपमुख्यमंत्री एकनाथ शिंदेंच्या शिवसेनेने भाजप, राष्ट्रवादी, काँग्रेस, राष्ट्रवादी शरदचंद्र पवार पक्ष, आणि शिवसेना उद्धव बाळासाहेब ठाकरे पक्षातील अनेक मातब्बर पदाधिकाऱ्यांचा पक्षप्रवेश करून घेतला आहे. आता शिंदे पुन्हा एकदा धमाका करण्याच्या तयारीत आहेत. कोल्हापूरचे पालकमंत्री आणि राज्याचे सार्वजनिक आरोग्य मंत्री प्रकाश आबिटकर यांच्या मार्गदर्शनाखाली दोन ते तीन महिन्यांपूर्वी मुंबईत महापौर, माजी महापौर, उपमहापौर, नगरसेवक अशा एकूण 37 जणांचा पक्षप्रवेश झाला होता. त्यानंतर पुन्हा एकदा शिवसेना ठाकरेंना धक्का देणार असल्याची माहिती समोर आली आहे. राज्य नियोजन मंडळाचे अध्यक्ष आमदार राजेश क्षीरसागर यांच्या नेतृत्वाखाली येत्या काही दिवसांमध्ये काँग्रेससह ठाकरेंची शिवसेना यांच्या पक्षातील काही प्रमुख पदाधिकारी आणि नगरसेवकांचा पक्षप्रवेश मुंबई येथे होणार आहे. गेल्या काही दिवसांपासून या चर्चा अधिक रंगल्या होत्या. मात्र पहिल्या टप्प्यातील पक्षप्रवेश झाल्यानंतर या चर्चांना ब्रेक मिळाला होता. ठाकरेंच्या पक्षात उरलेल्या काही माजी नगरसेवकांना शिंदेंच्या शिलेदारांनी फोडल्याचे सांगितले जात आहे. जवळपास 15 ते 20 जणांचा गट पक्षप्रवेश करणार असल्याच्या चर्चांना उधाण आले आहे. पहिल्या टप्प्यातील पक्षप्रवेश झाल्यानंतर अनेकांनी प्रारूप प्रभाग रचनेनंतर निर्णय घेण्याची तयारी दर्शवली होती. मनासारखा प्रभाग रचना झाल्यानंतर अनेकांनी या पक्षप्रवेशाला सहमती देण्याचा निर्णय घेतला होता. पंधरा दिवसांपूर्वी प्रारूप प्रभाग रचना जाहीर झाल्यानंतर पक्षप्रवेशाच्या या घडामोडीला आता वेग आला आहे. अनेकांसाठी सोयीस्कर प्रभाग झाल्यानंतर सत्तेतील पक्षासोबत राहण्यासाठी आणि त्यातून निवडून येण्यासाठी पक्षप्रवेशाचा पर्याय स्वीकारला आहे. त्यामुळे उद्धव ठाकरेंना पुन्हा एकदा कोल्हापुरात मोठा झटका बसणार असल्याचे स्पष्ट झाले आहे. अद्याप कोणते माजी नगरसेवक, पदाधिकारी पक्षप्रवेश करणार याची अधिकृत माहिती समोर आलेली नाही. सरकारनामाचे सदस्य व्हा शॉपिंगसाठी 'सकाळ प्राईम डील्स'च्या भन्नाट ऑफर्स पाहण्यासाठी क्लिक करा. Read Latest Marathi Political News, Breaking Political News from Maharashtra, India, Pune &amp; Mumbai at Sarkarnama. To Get Live Political Marathi News on Mobile, Download the Sarkarnama Mobile App for Android and IOS. सरकारनामा आता सर्व सोशल मीडिया प्लॅटफॉर्मवर. ताज्या राजकीय घडामोडींसाठी फेसबुक, ट्विटर, इन्स्टाग्राम, शेअर चॅट, टेलिग्रामवर आणि व्हॉट्सॲप आम्हाला फॉलो करा. तसेच, सरकारनामा यूट्यूब चॅनेलला आजच सबस्क्राइब करा. Follow Us Copyright © 2025 Sakal Media Group – All Rights Reserved Powered by Quintype वेबसाईटवर ब्राउझिंगचा अनुभव सर्वोत्तम असावा, यासाठी आम्ही कुकीजचा वापर करतो. कुकीजमुळे तुम्हाला तुमच्या आवडत्या मजकुराची शिफारस करता येते. आमचे गोपनीयता आणि कुकीजसंदर्भातील धोरण तुम्हाला मान्य आहे.</w:t>
-      </w:r>
-    </w:p>
-    <w:p>
-      <w:pPr>
-        <w:pStyle w:val="Heading3"/>
-      </w:pPr>
-      <w:r>
-        <w:t>Article 11</w:t>
-      </w:r>
-    </w:p>
-    <w:p>
-      <w:r>
-        <w:t>Title: Maha CM to develop a comprehensive policy for cancer treatment</w:t>
-      </w:r>
-    </w:p>
-    <w:p>
-      <w:r>
-        <w:t xml:space="preserve">URL: </w:t>
-      </w:r>
-      <w:hyperlink r:id="rId19">
-        <w:r>
-          <w:rPr>
-            <w:color w:val="0000FF"/>
-          </w:rPr>
-          <w:t>https://www.thehawk.in/news/health/maha-cm-to-develop-a-comprehensive-policy-for-cancer-treatment</w:t>
-        </w:r>
-      </w:hyperlink>
-    </w:p>
-    <w:p>
-      <w:r>
-        <w:t>Content: Mumbai, Sep 16 (IANS) Maharashtra Chief Minister Devendra Fadnavis has directed the Medical Education and Drugs Department to prepare a policy to provide comprehensive cancer services to the people of the state. At the meeting, he said on Monday that it is necessary to set up cancer treatment centres at various levels for effective treatment of cancer. The Chief Minister also gave instructions to set up comprehensive cancer treatment services, diagnosis, day care radiotherapy and chemotherapy units in every district. He said that the incomplete construction of the Sant Tukadoji Maharaj Cancer Hospital building in Nagpur should be completed immediately. Necessary funds will be sought for this, he added. CM Fadnavis said that on behalf of Shri Sai Sansthan, an appeal will be made to Sai Sansthan for the construction of a state-of-the-art cancer hospital in Sainagar at Shirdi. He added that the needy people in the state should get immediate services for which a single cloud command centre should be established out of the three types of treatment centres. At the same time, patients fighting cancer should be provided with early diagnosis and effective treatment methods. The Chief Minister's instruction comes when the state Public Health Minister Prakash Abitkar in July said that the state government has proposed to construct two cancer hospitals in Aundh (Pune) and Nashik (Maharashtra) and eight district hospitals across the state to provide treatment to the rising number of patients and cut their expenses on expensive private healthcare services. Chief Minister Fadnavis said that the health department has submitted the proposal to Asian Development Bank for financial assistance of Rs 8,000 crore. --IANS sj/khz</w:t>
-      </w:r>
-    </w:p>
-    <w:p>
-      <w:pPr>
-        <w:pStyle w:val="Heading3"/>
-      </w:pPr>
-      <w:r>
-        <w:t>Article 12</w:t>
-      </w:r>
-    </w:p>
-    <w:p>
-      <w:r>
-        <w:t>Title: Maha CM to develop a comprehensive policy for cancer treatment</w:t>
-      </w:r>
-    </w:p>
-    <w:p>
-      <w:r>
-        <w:t xml:space="preserve">URL: </w:t>
-      </w:r>
-      <w:hyperlink r:id="rId20">
-        <w:r>
-          <w:rPr>
-            <w:color w:val="0000FF"/>
-          </w:rPr>
-          <w:t>https://www.mangalorean.com/maha-cm-to-develop-a-comprehensive-policy-for-cancer-treatment/</w:t>
-        </w:r>
-      </w:hyperlink>
-    </w:p>
-    <w:p>
-      <w:r>
-        <w:t>Content: Maha CM to develop a comprehensive policy for cancer treatment Mumbai: Maharashtra Chief Minister Devendra Fadnavis has directed the Medical Education and Drugs Department to prepare a policy to provide comprehensive cancer services to the people of the state. At the meeting, he said on Monday that it is necessary to set up cancer treatment centres at various levels for effective treatment of cancer. The Chief Minister also gave instructions to set up comprehensive cancer treatment services, diagnosis, day care radiotherapy and chemotherapy units in every district. He said that the incomplete construction of the Sant Tukadoji Maharaj Cancer Hospital building in Nagpur should be completed immediately. Necessary funds will be sought for this, he added. CM Fadnavis said that on behalf of Shri Sai Sansthan, an appeal will be made to Sai Sansthan for the construction of a state-of-the-art cancer hospital in Sainagar at Shirdi. He added that the needy people in the state should get immediate services for which a single cloud command centre should be established out of the three types of treatment centres. At the same time, patients fighting cancer should be provided with early diagnosis and effective treatment methods. The Chief Minister’s instruction comes when the state Public Health Minister Prakash Abitkar in July said that the state government has proposed to construct two cancer hospitals in Aundh (Pune) and Nashik (Maharashtra) and eight district hospitals across the state to provide treatment to the rising number of patients and cut their expenses on expensive private healthcare services. Chief Minister Fadnavis said that the health department has submitted the proposal to Asian Development Bank for financial assistance of Rs 8,000 crore. Connect over WhatsApp for more details Subscribe to WhatsApp Channel A password will be e-mailed to you. Username E-mail</w:t>
-      </w:r>
-    </w:p>
     <w:sectPr>
       <w:pgSz w:w="12240" w:h="15840"/>
       <w:pgMar w:top="1440" w:right="1800" w:bottom="1440" w:left="1800" w:header="720" w:footer="720" w:gutter="0"/>
